--- a/Documents/Vizsgaremek dokumentáció.docx
+++ b/Documents/Vizsgaremek dokumentáció.docx
@@ -9,38 +9,162 @@
     </w:p>
     <w:p>
       <w:r>
-        <w:t>Ez az alkalmazás egy jelenleg is működő virágnagykereskedésnek nyújt gyakorlati segítséget a koszorúalapok, és koszorúbálák megrendeléséhez</w:t>
-      </w:r>
-      <w:r>
-        <w:t>, kezeléséhez</w:t>
-      </w:r>
-      <w:r>
-        <w:t>. Ebben lehet regisztrálni a vásárlók által megrendel</w:t>
-      </w:r>
-      <w:r>
-        <w:t>t</w:t>
-      </w:r>
-      <w:r>
-        <w:t xml:space="preserve"> koszorúalapokat. Az alapokból kétféle, a fenyőből négy fajtát használnak fel a nagykereskedésben. Az alkalmazás abban segít, hogy a vásárlók rendeléseit </w:t>
-      </w:r>
-      <w:r>
-        <w:t>tudják</w:t>
-      </w:r>
-      <w:r>
-        <w:t xml:space="preserve"> összegezni, a bálák mennyiségét követni</w:t>
-      </w:r>
-      <w:r>
-        <w:t>, valamint, hogy melyik fajta fenyő fogy jobban. Mennyit kellett kiszállítani, mennyi lett eladva, lekötve koszorúalapnak, vagy esetleg eltéve egy vásárlónak.</w:t>
-      </w:r>
-      <w:r>
-        <w:t xml:space="preserve"> Mivel ezek a darabszámok követve vannak az alkalmazás segítségével, így azt is ki lehet deríteni, hogy mennyi fenyőbála van még raktáron.</w:t>
+        <w:t>Az alkalmazás bemutatása:</w:t>
       </w:r>
     </w:p>
     <w:p>
       <w:r>
-        <w:t>A bálákat, a koszorúalapokat, a vevőket tudja kezelni az alkalmazás jelenlegi verziója. Minden</w:t>
+        <w:t>Ez az alkalmazás egy jelenleg is működő virágnagykereskedésnek nyújt gyakorlati segítséget a koszorúalapok, és koszorúbálák megrendeléséhez</w:t>
+      </w:r>
+      <w:r>
+        <w:t>, kezeléséhez</w:t>
+      </w:r>
+      <w:r>
+        <w:t>. Ebben lehet regisztrálni a vásárlók által megrendel</w:t>
+      </w:r>
+      <w:r>
+        <w:t>t</w:t>
+      </w:r>
+      <w:r>
+        <w:t xml:space="preserve"> koszorúalapokat. Az alapokból kétféle, a fenyőből négy fajtát használnak fel a nagykereskedésben. Az alkalmazás abban segít, hogy a vásárlók rendeléseit </w:t>
+      </w:r>
+      <w:r>
+        <w:t>tudják</w:t>
+      </w:r>
+      <w:r>
+        <w:t xml:space="preserve"> összegezni, a bálák mennyiségét követni</w:t>
+      </w:r>
+      <w:r>
+        <w:t>, valamint, hogy melyik fajta fenyő fogy jobban. Mennyit kellett kiszállítani, mennyi lett eladva, lekötve koszorúalapnak, vagy esetleg eltéve egy vásárlónak.</w:t>
+      </w:r>
+      <w:r>
+        <w:t xml:space="preserve"> Mivel ezek a darabszámok követve vannak az alkalmazás segítségével, így azt is ki lehet deríteni, hogy mennyi fenyőbála van még raktáron.</w:t>
       </w:r>
     </w:p>
+    <w:p>
+      <w:r>
+        <w:t>A bálákat, a koszorúalapokat, a vevőket tudja kezelni az alkalmazás jelenlegi verziója.</w:t>
+      </w:r>
+      <w:r>
+        <w:t xml:space="preserve"> Ezen adatok kezeléséhez az alkalmazás mögött egy adatbázisban mindenhez külön táblák készültek. Van olyan tábla, amiben nem változnak az adatok, </w:t>
+      </w:r>
+      <w:r>
+        <w:t>e</w:t>
+      </w:r>
+      <w:r>
+        <w:t>z</w:t>
+      </w:r>
+      <w:r>
+        <w:t>e</w:t>
+      </w:r>
+      <w:r>
+        <w:t>k</w:t>
+      </w:r>
+      <w:r>
+        <w:t>e</w:t>
+      </w:r>
+      <w:r>
+        <w:t>t „beégetve” kapat meg az adatbázis. Más táblákat viszont a program használatakor tölti fel a</w:t>
+      </w:r>
+      <w:r>
+        <w:t>z alkalmazás használója.</w:t>
+      </w:r>
+    </w:p>
+    <w:p>
+      <w:r>
+        <w:t>A webalkalmazást kizárólag a nagykereskedés dolgozói használ</w:t>
+      </w:r>
+      <w:r>
+        <w:t>hat</w:t>
+      </w:r>
+      <w:r>
+        <w:t xml:space="preserve">ják. Saját vevőik egyelőre nem, viszont a lehetőség megvan arra, hogy a vásárlóik online leadhassák </w:t>
+      </w:r>
+      <w:r>
+        <w:t xml:space="preserve">majd </w:t>
+      </w:r>
+      <w:r>
+        <w:t>a rendeléseiket.</w:t>
+      </w:r>
+      <w:r>
+        <w:t xml:space="preserve"> Ez lehet az az irány, amerre az alkalmazás fejleszthető, amennyiben igény van rá.</w:t>
+      </w:r>
+      <w:r>
+        <w:br w:type="page"/>
+      </w:r>
+    </w:p>
+    <w:p>
+      <w:r>
+        <w:lastRenderedPageBreak/>
+        <w:t>Az alkalmazás használata:</w:t>
+      </w:r>
+    </w:p>
+    <w:p>
+      <w:r>
+        <w:t xml:space="preserve">Az alkalmazást – ahogyan már említettem – csak a nagykereskedés alkalmazottjai használhatják. A kezdőlapon is a belépést várja az alkalmazás. Új felhasználó hozzáadásának lehetősége is beépítésre került az oldalon, arra az esetre, ha </w:t>
+      </w:r>
+      <w:proofErr w:type="gramStart"/>
+      <w:r>
+        <w:t>a</w:t>
+      </w:r>
+      <w:proofErr w:type="gramEnd"/>
+      <w:r>
+        <w:t xml:space="preserve"> új dolgozót vesz fel a nagykereskedés. </w:t>
+      </w:r>
+    </w:p>
+    <w:p>
+      <w:r>
+        <w:t>A felhasználónév és jelszó kombinációk megadásával a felhasználó be tud lépni a következő felületre, ahonnan lehetősége nyílik a vevők, a koszorúalapok, valamint a fenyőbálák adatainak módosítására, regisztrációjára, törlésére stb.</w:t>
+      </w:r>
+    </w:p>
+    <w:p>
+      <w:pPr>
+        <w:jc w:val="center"/>
+      </w:pPr>
+      <w:r>
+        <w:drawing>
+          <wp:inline distT="0" distB="0" distL="0" distR="0" wp14:anchorId="7472B729" wp14:editId="6752AEB2">
+            <wp:extent cx="3517900" cy="4186424"/>
+            <wp:effectExtent l="0" t="0" r="6350" b="5080"/>
+            <wp:docPr id="345825919" name="Kép 1"/>
+            <wp:cNvGraphicFramePr>
+              <a:graphicFrameLocks xmlns:a="http://schemas.openxmlformats.org/drawingml/2006/main" noChangeAspect="1"/>
+            </wp:cNvGraphicFramePr>
+            <a:graphic xmlns:a="http://schemas.openxmlformats.org/drawingml/2006/main">
+              <a:graphicData uri="http://schemas.openxmlformats.org/drawingml/2006/picture">
+                <pic:pic xmlns:pic="http://schemas.openxmlformats.org/drawingml/2006/picture">
+                  <pic:nvPicPr>
+                    <pic:cNvPr id="345825919" name=""/>
+                    <pic:cNvPicPr/>
+                  </pic:nvPicPr>
+                  <pic:blipFill>
+                    <a:blip r:embed="rId4"/>
+                    <a:stretch>
+                      <a:fillRect/>
+                    </a:stretch>
+                  </pic:blipFill>
+                  <pic:spPr>
+                    <a:xfrm>
+                      <a:off x="0" y="0"/>
+                      <a:ext cx="3530733" cy="4201696"/>
+                    </a:xfrm>
+                    <a:prstGeom prst="rect">
+                      <a:avLst/>
+                    </a:prstGeom>
+                  </pic:spPr>
+                </pic:pic>
+              </a:graphicData>
+            </a:graphic>
+          </wp:inline>
+        </w:drawing>
+      </w:r>
+    </w:p>
+    <w:p>
+      <w:r>
+        <w:br w:type="page"/>
+      </w:r>
+    </w:p>
+    <w:p/>
     <w:sectPr>
       <w:pgSz w:w="11906" w:h="16838"/>
       <w:pgMar w:top="1417" w:right="1417" w:bottom="1417" w:left="1417" w:header="708" w:footer="708" w:gutter="0"/>

--- a/Documents/Vizsgaremek dokumentáció.docx
+++ b/Documents/Vizsgaremek dokumentáció.docx
@@ -3,16 +3,27 @@
 <w:document xmlns:wpc="http://schemas.microsoft.com/office/word/2010/wordprocessingCanvas" xmlns:cx="http://schemas.microsoft.com/office/drawing/2014/chartex" xmlns:cx1="http://schemas.microsoft.com/office/drawing/2015/9/8/chartex" xmlns:cx2="http://schemas.microsoft.com/office/drawing/2015/10/21/chartex" xmlns:cx3="http://schemas.microsoft.com/office/drawing/2016/5/9/chartex" xmlns:cx4="http://schemas.microsoft.com/office/drawing/2016/5/10/chartex" xmlns:cx5="http://schemas.microsoft.com/office/drawing/2016/5/11/chartex" xmlns:cx6="http://schemas.microsoft.com/office/drawing/2016/5/12/chartex" xmlns:cx7="http://schemas.microsoft.com/office/drawing/2016/5/13/chartex" xmlns:cx8="http://schemas.microsoft.com/office/drawing/2016/5/14/chartex" xmlns:mc="http://schemas.openxmlformats.org/markup-compatibility/2006" xmlns:aink="http://schemas.microsoft.com/office/drawing/2016/ink" xmlns:am3d="http://schemas.microsoft.com/office/drawing/2017/model3d" xmlns:o="urn:schemas-microsoft-com:office:office" xmlns:oel="http://schemas.microsoft.com/office/2019/extlst" xmlns:r="http://schemas.openxmlformats.org/officeDocument/2006/relationships" xmlns:m="http://schemas.openxmlformats.org/officeDocument/2006/math" xmlns:v="urn:schemas-microsoft-com:vml" xmlns:wp14="http://schemas.microsoft.com/office/word/2010/wordprocessingDrawing" xmlns:wp="http://schemas.openxmlformats.org/drawingml/2006/wordprocessingDrawing" xmlns:w10="urn:schemas-microsoft-com:office:word" xmlns:w="http://schemas.openxmlformats.org/wordprocessingml/2006/main" xmlns:w14="http://schemas.microsoft.com/office/word/2010/wordml" xmlns:w15="http://schemas.microsoft.com/office/word/2012/wordml" xmlns:w16cei="http://schemas.microsoft.com/office/word/2026/wordml/cei" xmlns:w16cex="http://schemas.microsoft.com/office/word/2018/wordml/cex" xmlns:w16cid="http://schemas.microsoft.com/office/word/2016/wordml/cid" xmlns:w16="http://schemas.microsoft.com/office/word/2018/wordml" xmlns:w16du="http://schemas.microsoft.com/office/word/2023/wordml/word16du" xmlns:w16sdtdh="http://schemas.microsoft.com/office/word/2020/wordml/sdtdatahash" xmlns:w16sdtfl="http://schemas.microsoft.com/office/word/2024/wordml/sdtformatlock" xmlns:w16se="http://schemas.microsoft.com/office/word/2015/wordml/symex" xmlns:wpg="http://schemas.microsoft.com/office/word/2010/wordprocessingGroup" xmlns:wpi="http://schemas.microsoft.com/office/word/2010/wordprocessingInk" xmlns:wne="http://schemas.microsoft.com/office/word/2006/wordml" xmlns:wps="http://schemas.microsoft.com/office/word/2010/wordprocessingShape" mc:Ignorable="w14 w15 w16se w16cid w16 w16cex w16sdtdh w16sdtfl w16du wp14">
   <w:body>
     <w:p>
+      <w:pPr>
+        <w:pStyle w:val="Cm"/>
+        <w:jc w:val="center"/>
+      </w:pPr>
       <w:r>
         <w:t>Koszorúalap és fenyőbála készletnyilvántartó webalkalmazás</w:t>
       </w:r>
     </w:p>
     <w:p>
+      <w:pPr>
+        <w:pStyle w:val="Cmsor1"/>
+      </w:pPr>
       <w:r>
         <w:t>Az alkalmazás bemutatása:</w:t>
       </w:r>
     </w:p>
     <w:p>
+      <w:pPr>
+        <w:spacing w:line="360" w:lineRule="auto"/>
+        <w:ind w:firstLine="709"/>
+      </w:pPr>
       <w:r>
         <w:t>Ez az alkalmazás egy jelenleg is működő virágnagykereskedésnek nyújt gyakorlati segítséget a koszorúalapok, és koszorúbálák megrendeléséhez</w:t>
       </w:r>
@@ -42,6 +53,10 @@
       </w:r>
     </w:p>
     <w:p>
+      <w:pPr>
+        <w:spacing w:line="360" w:lineRule="auto"/>
+        <w:ind w:firstLine="709"/>
+      </w:pPr>
       <w:r>
         <w:t>A bálákat, a koszorúalapokat, a vevőket tudja kezelni az alkalmazás jelenlegi verziója.</w:t>
       </w:r>
@@ -71,6 +86,10 @@
       </w:r>
     </w:p>
     <w:p>
+      <w:pPr>
+        <w:spacing w:line="360" w:lineRule="auto"/>
+        <w:ind w:firstLine="709"/>
+      </w:pPr>
       <w:r>
         <w:t>A webalkalmazást kizárólag a nagykereskedés dolgozói használ</w:t>
       </w:r>
@@ -94,25 +113,56 @@
       </w:r>
     </w:p>
     <w:p>
+      <w:pPr>
+        <w:pStyle w:val="Cmsor1"/>
+      </w:pPr>
       <w:r>
         <w:lastRenderedPageBreak/>
         <w:t>Az alkalmazás használata:</w:t>
       </w:r>
     </w:p>
     <w:p>
-      <w:r>
-        <w:t xml:space="preserve">Az alkalmazást – ahogyan már említettem – csak a nagykereskedés alkalmazottjai használhatják. A kezdőlapon is a belépést várja az alkalmazás. Új felhasználó hozzáadásának lehetősége is beépítésre került az oldalon, arra az esetre, ha </w:t>
-      </w:r>
-      <w:proofErr w:type="gramStart"/>
-      <w:r>
-        <w:t>a</w:t>
-      </w:r>
-      <w:proofErr w:type="gramEnd"/>
-      <w:r>
-        <w:t xml:space="preserve"> új dolgozót vesz fel a nagykereskedés. </w:t>
-      </w:r>
-    </w:p>
-    <w:p>
+      <w:pPr>
+        <w:pStyle w:val="Szakdolozatbekezdsek"/>
+      </w:pPr>
+      <w:r>
+        <w:t xml:space="preserve">Az alkalmazást – ahogyan már említettem – csak a nagykereskedés alkalmazottjai használhatják. A kezdőlapon a </w:t>
+      </w:r>
+      <w:r>
+        <w:rPr>
+          <w:b/>
+          <w:bCs/>
+          <w:i/>
+          <w:iCs/>
+        </w:rPr>
+        <w:t>Bejelentkezés</w:t>
+      </w:r>
+      <w:r>
+        <w:t xml:space="preserve"> oldal</w:t>
+      </w:r>
+      <w:r>
+        <w:t xml:space="preserve"> </w:t>
+      </w:r>
+      <w:r>
+        <w:t>jelenik meg a felhasználó előtt</w:t>
+      </w:r>
+      <w:r>
+        <w:t>. Új felhasználó hozzáadásának lehetősége is beépítésre került az oldalon, arra az esetre, ha új dolgozót vesz fel a nagykereskedés.</w:t>
+      </w:r>
+    </w:p>
+    <w:p>
+      <w:pPr>
+        <w:pStyle w:val="Cmsor2"/>
+      </w:pPr>
+      <w:r>
+        <w:t>Bejelentkezés:</w:t>
+      </w:r>
+    </w:p>
+    <w:p>
+      <w:pPr>
+        <w:spacing w:line="360" w:lineRule="auto"/>
+        <w:ind w:firstLine="709"/>
+      </w:pPr>
       <w:r>
         <w:t>A felhasználónév és jelszó kombinációk megadásával a felhasználó be tud lépni a következő felületre, ahonnan lehetősége nyílik a vevők, a koszorúalapok, valamint a fenyőbálák adatainak módosítására, regisztrációjára, törlésére stb.</w:t>
       </w:r>
@@ -122,6 +172,9 @@
         <w:jc w:val="center"/>
       </w:pPr>
       <w:r>
+        <w:rPr>
+          <w:noProof/>
+        </w:rPr>
         <w:drawing>
           <wp:inline distT="0" distB="0" distL="0" distR="0" wp14:anchorId="7472B729" wp14:editId="6752AEB2">
             <wp:extent cx="3517900" cy="4186424"/>
@@ -164,8 +217,267 @@
         <w:br w:type="page"/>
       </w:r>
     </w:p>
-    <w:p/>
+    <w:p>
+      <w:pPr>
+        <w:pStyle w:val="Szakdolozatbekezdsek"/>
+      </w:pPr>
+      <w:r>
+        <w:lastRenderedPageBreak/>
+        <w:t xml:space="preserve">Megfelelő adatok megadása után a </w:t>
+      </w:r>
+      <w:r>
+        <w:rPr>
+          <w:b/>
+          <w:bCs/>
+          <w:i/>
+          <w:iCs/>
+        </w:rPr>
+        <w:t>L</w:t>
+      </w:r>
+      <w:r>
+        <w:rPr>
+          <w:b/>
+          <w:bCs/>
+          <w:i/>
+          <w:iCs/>
+        </w:rPr>
+        <w:t>ehetőségek</w:t>
+      </w:r>
+      <w:r>
+        <w:t xml:space="preserve"> oldalra navigál minket az alkalmazás. Ezen az oldalon lehet kiválasztani, hogy éppen mivel akarunk foglalkozni.</w:t>
+      </w:r>
+    </w:p>
+    <w:p>
+      <w:pPr>
+        <w:jc w:val="center"/>
+      </w:pPr>
+      <w:r>
+        <w:drawing>
+          <wp:inline distT="0" distB="0" distL="0" distR="0" wp14:anchorId="7FE6E3B0" wp14:editId="58F6551B">
+            <wp:extent cx="5760720" cy="1339215"/>
+            <wp:effectExtent l="0" t="0" r="0" b="0"/>
+            <wp:docPr id="1874516488" name="Kép 1"/>
+            <wp:cNvGraphicFramePr>
+              <a:graphicFrameLocks xmlns:a="http://schemas.openxmlformats.org/drawingml/2006/main" noChangeAspect="1"/>
+            </wp:cNvGraphicFramePr>
+            <a:graphic xmlns:a="http://schemas.openxmlformats.org/drawingml/2006/main">
+              <a:graphicData uri="http://schemas.openxmlformats.org/drawingml/2006/picture">
+                <pic:pic xmlns:pic="http://schemas.openxmlformats.org/drawingml/2006/picture">
+                  <pic:nvPicPr>
+                    <pic:cNvPr id="1874516488" name=""/>
+                    <pic:cNvPicPr/>
+                  </pic:nvPicPr>
+                  <pic:blipFill>
+                    <a:blip r:embed="rId5"/>
+                    <a:stretch>
+                      <a:fillRect/>
+                    </a:stretch>
+                  </pic:blipFill>
+                  <pic:spPr>
+                    <a:xfrm>
+                      <a:off x="0" y="0"/>
+                      <a:ext cx="5760720" cy="1339215"/>
+                    </a:xfrm>
+                    <a:prstGeom prst="rect">
+                      <a:avLst/>
+                    </a:prstGeom>
+                  </pic:spPr>
+                </pic:pic>
+              </a:graphicData>
+            </a:graphic>
+          </wp:inline>
+        </w:drawing>
+      </w:r>
+    </w:p>
+    <w:p>
+      <w:pPr>
+        <w:pStyle w:val="Szakdolozatbekezdsek"/>
+      </w:pPr>
+      <w:r>
+        <w:t>Fenyőbálát rendelni, vagy koszorúalapot felírni egy vásárlónak, vagy egy új vevőt regisztrálni.</w:t>
+      </w:r>
+    </w:p>
+    <w:p>
+      <w:pPr>
+        <w:pStyle w:val="Cmsor2"/>
+      </w:pPr>
+      <w:r>
+        <w:t>Fenyőbála:</w:t>
+      </w:r>
+    </w:p>
+    <w:p>
+      <w:pPr>
+        <w:pStyle w:val="Szakdolozatbekezdsek"/>
+        <w:sectPr>
+          <w:pgSz w:w="11906" w:h="16838"/>
+          <w:pgMar w:top="1417" w:right="1417" w:bottom="1417" w:left="1417" w:header="708" w:footer="708" w:gutter="0"/>
+          <w:cols w:space="708"/>
+          <w:docGrid w:linePitch="360"/>
+        </w:sectPr>
+      </w:pPr>
+    </w:p>
+    <w:p>
+      <w:pPr>
+        <w:pStyle w:val="Szakdolozatbekezdsek"/>
+      </w:pPr>
+      <w:r>
+        <w:t xml:space="preserve">Ezen az oldalon lehet hozzáadni a rendelések adatait. Új bála hozzáadása esetén ki kell választani a fenyő típusát, az állapotot, valamint a darabszámot. A fenyő típusát-, és állapotát egy-egy legördülő mező lehetőségiből kell kiválasztani. Ezek a lehetőségek szintén az adatbázisból kerülnek elő, viszont ezek előre beírt, megadott adatok. A </w:t>
+      </w:r>
+      <w:r>
+        <w:rPr>
+          <w:b/>
+          <w:bCs/>
+        </w:rPr>
+        <w:t>Mentés</w:t>
+      </w:r>
+      <w:r>
+        <w:t xml:space="preserve"> gombra kattintva az alkalmazás – a megadott adatokat – az adatbázisba menti.</w:t>
+      </w:r>
+    </w:p>
+    <w:p>
+      <w:pPr>
+        <w:jc w:val="center"/>
+      </w:pPr>
+      <w:r>
+        <w:br w:type="column"/>
+      </w:r>
+      <w:r>
+        <w:rPr>
+          <w:noProof/>
+        </w:rPr>
+        <w:drawing>
+          <wp:inline distT="0" distB="0" distL="0" distR="0" wp14:anchorId="099E527E" wp14:editId="6660F5F5">
+            <wp:extent cx="2126701" cy="3267075"/>
+            <wp:effectExtent l="0" t="0" r="6985" b="0"/>
+            <wp:docPr id="1525476440" name="Kép 1"/>
+            <wp:cNvGraphicFramePr>
+              <a:graphicFrameLocks xmlns:a="http://schemas.openxmlformats.org/drawingml/2006/main" noChangeAspect="1"/>
+            </wp:cNvGraphicFramePr>
+            <a:graphic xmlns:a="http://schemas.openxmlformats.org/drawingml/2006/main">
+              <a:graphicData uri="http://schemas.openxmlformats.org/drawingml/2006/picture">
+                <pic:pic xmlns:pic="http://schemas.openxmlformats.org/drawingml/2006/picture">
+                  <pic:nvPicPr>
+                    <pic:cNvPr id="0" name="Picture 2"/>
+                    <pic:cNvPicPr>
+                      <a:picLocks noChangeAspect="1" noChangeArrowheads="1"/>
+                    </pic:cNvPicPr>
+                  </pic:nvPicPr>
+                  <pic:blipFill>
+                    <a:blip r:embed="rId6">
+                      <a:extLst>
+                        <a:ext uri="{28A0092B-C50C-407E-A947-70E740481C1C}">
+                          <a14:useLocalDpi xmlns:a14="http://schemas.microsoft.com/office/drawing/2010/main" val="0"/>
+                        </a:ext>
+                      </a:extLst>
+                    </a:blip>
+                    <a:srcRect/>
+                    <a:stretch>
+                      <a:fillRect/>
+                    </a:stretch>
+                  </pic:blipFill>
+                  <pic:spPr bwMode="auto">
+                    <a:xfrm>
+                      <a:off x="0" y="0"/>
+                      <a:ext cx="2142504" cy="3291351"/>
+                    </a:xfrm>
+                    <a:prstGeom prst="rect">
+                      <a:avLst/>
+                    </a:prstGeom>
+                    <a:noFill/>
+                  </pic:spPr>
+                </pic:pic>
+              </a:graphicData>
+            </a:graphic>
+          </wp:inline>
+        </w:drawing>
+      </w:r>
+    </w:p>
+    <w:p>
+      <w:pPr>
+        <w:sectPr>
+          <w:type w:val="continuous"/>
+          <w:pgSz w:w="11906" w:h="16838"/>
+          <w:pgMar w:top="1417" w:right="1417" w:bottom="1417" w:left="1417" w:header="708" w:footer="708" w:gutter="0"/>
+          <w:cols w:num="2" w:space="708"/>
+          <w:docGrid w:linePitch="360"/>
+        </w:sectPr>
+      </w:pPr>
+    </w:p>
+    <w:p>
+      <w:r>
+        <w:br w:type="page"/>
+      </w:r>
+    </w:p>
+    <w:p>
+      <w:pPr>
+        <w:pStyle w:val="Szakdolozatbekezdsek"/>
+      </w:pPr>
+      <w:r>
+        <w:lastRenderedPageBreak/>
+        <w:t>Az oldal másik 2/3-os részében jelenik meg a nagykereskedés raktári összesítője. A bála hozzáadása után az adatbázisban tárolt mennyiségek ebben a táblázatban jelennek meg.</w:t>
+      </w:r>
+    </w:p>
+    <w:p>
+      <w:pPr>
+        <w:jc w:val="center"/>
+      </w:pPr>
+      <w:r>
+        <w:rPr>
+          <w:noProof/>
+        </w:rPr>
+        <w:drawing>
+          <wp:inline distT="0" distB="0" distL="0" distR="0" wp14:anchorId="1227864C" wp14:editId="2027DE56">
+            <wp:extent cx="5827022" cy="4451954"/>
+            <wp:effectExtent l="0" t="0" r="2540" b="6350"/>
+            <wp:docPr id="637573680" name="Kép 2"/>
+            <wp:cNvGraphicFramePr>
+              <a:graphicFrameLocks xmlns:a="http://schemas.openxmlformats.org/drawingml/2006/main" noChangeAspect="1"/>
+            </wp:cNvGraphicFramePr>
+            <a:graphic xmlns:a="http://schemas.openxmlformats.org/drawingml/2006/main">
+              <a:graphicData uri="http://schemas.openxmlformats.org/drawingml/2006/picture">
+                <pic:pic xmlns:pic="http://schemas.openxmlformats.org/drawingml/2006/picture">
+                  <pic:nvPicPr>
+                    <pic:cNvPr id="637573680" name="Kép 2"/>
+                    <pic:cNvPicPr>
+                      <a:picLocks noChangeAspect="1" noChangeArrowheads="1"/>
+                    </pic:cNvPicPr>
+                  </pic:nvPicPr>
+                  <pic:blipFill>
+                    <a:blip r:embed="rId7">
+                      <a:extLst>
+                        <a:ext uri="{28A0092B-C50C-407E-A947-70E740481C1C}">
+                          <a14:useLocalDpi xmlns:a14="http://schemas.microsoft.com/office/drawing/2010/main" val="0"/>
+                        </a:ext>
+                      </a:extLst>
+                    </a:blip>
+                    <a:stretch>
+                      <a:fillRect/>
+                    </a:stretch>
+                  </pic:blipFill>
+                  <pic:spPr bwMode="auto">
+                    <a:xfrm>
+                      <a:off x="0" y="0"/>
+                      <a:ext cx="5827022" cy="4451954"/>
+                    </a:xfrm>
+                    <a:prstGeom prst="rect">
+                      <a:avLst/>
+                    </a:prstGeom>
+                    <a:noFill/>
+                  </pic:spPr>
+                </pic:pic>
+              </a:graphicData>
+            </a:graphic>
+          </wp:inline>
+        </w:drawing>
+      </w:r>
+    </w:p>
+    <w:p>
+      <w:pPr>
+        <w:pStyle w:val="Szakdolozatbekezdsek"/>
+      </w:pPr>
+    </w:p>
     <w:sectPr>
+      <w:type w:val="continuous"/>
       <w:pgSz w:w="11906" w:h="16838"/>
       <w:pgMar w:top="1417" w:right="1417" w:bottom="1417" w:left="1417" w:header="708" w:footer="708" w:gutter="0"/>
       <w:cols w:space="708"/>
@@ -603,7 +915,6 @@
     <w:next w:val="Norml"/>
     <w:link w:val="Cmsor2Char"/>
     <w:uiPriority w:val="9"/>
-    <w:semiHidden/>
     <w:unhideWhenUsed/>
     <w:qFormat/>
     <w:rsid w:val="0066247F"/>
@@ -820,7 +1131,6 @@
     <w:basedOn w:val="Bekezdsalapbettpusa"/>
     <w:link w:val="Cmsor2"/>
     <w:uiPriority w:val="9"/>
-    <w:semiHidden/>
     <w:rsid w:val="0066247F"/>
     <w:rPr>
       <w:rFonts w:asciiTheme="majorHAnsi" w:eastAsiaTheme="majorEastAsia" w:hAnsiTheme="majorHAnsi" w:cstheme="majorBidi"/>
@@ -1091,6 +1401,24 @@
       <w:color w:val="2F5496" w:themeColor="accent1" w:themeShade="BF"/>
       <w:spacing w:val="5"/>
     </w:rPr>
+  </w:style>
+  <w:style w:type="paragraph" w:customStyle="1" w:styleId="Szakdolozatbekezdsek">
+    <w:name w:val="Szakdolozat bekezdések"/>
+    <w:basedOn w:val="Norml"/>
+    <w:link w:val="SzakdolozatbekezdsekChar"/>
+    <w:autoRedefine/>
+    <w:qFormat/>
+    <w:rsid w:val="00C533E5"/>
+    <w:pPr>
+      <w:spacing w:line="360" w:lineRule="auto"/>
+      <w:ind w:firstLine="709"/>
+    </w:pPr>
+  </w:style>
+  <w:style w:type="character" w:customStyle="1" w:styleId="SzakdolozatbekezdsekChar">
+    <w:name w:val="Szakdolozat bekezdések Char"/>
+    <w:basedOn w:val="Bekezdsalapbettpusa"/>
+    <w:link w:val="Szakdolozatbekezdsek"/>
+    <w:rsid w:val="00C533E5"/>
   </w:style>
 </w:styles>
 </file>

--- a/Documents/Vizsgaremek dokumentáció.docx
+++ b/Documents/Vizsgaremek dokumentáció.docx
@@ -252,6 +252,9 @@
         <w:jc w:val="center"/>
       </w:pPr>
       <w:r>
+        <w:rPr>
+          <w:noProof/>
+        </w:rPr>
         <w:drawing>
           <wp:inline distT="0" distB="0" distL="0" distR="0" wp14:anchorId="7FE6E3B0" wp14:editId="58F6551B">
             <wp:extent cx="5760720" cy="1339215"/>
@@ -331,7 +334,13 @@
         <w:t>Mentés</w:t>
       </w:r>
       <w:r>
-        <w:t xml:space="preserve"> gombra kattintva az alkalmazás – a megadott adatokat – az adatbázisba menti.</w:t>
+        <w:t xml:space="preserve"> gombra kattintva az alkalmazás – a megadott adatokat – az adatbázisba</w:t>
+      </w:r>
+      <w:r>
+        <w:t>n tárolja</w:t>
+      </w:r>
+      <w:r>
+        <w:t>.</w:t>
       </w:r>
     </w:p>
     <w:p>
@@ -470,6 +479,180 @@
           </wp:inline>
         </w:drawing>
       </w:r>
+    </w:p>
+    <w:p>
+      <w:pPr>
+        <w:pStyle w:val="Szakdolozatbekezdsek"/>
+      </w:pPr>
+      <w:r>
+        <w:t>Az állapot mezőben a legtöbbet alkalmazott „tárolási” lehetőségek vannak felsorolva. Ezek az állapotok fordulnak elő a legtöbbször az üzletben. A többi mezők a fenyők fajtáit adja meg, amit a nagykereskedés felhasznál.</w:t>
+      </w:r>
+    </w:p>
+    <w:p>
+      <w:pPr>
+        <w:pStyle w:val="Szakdolozatbekezdsek"/>
+      </w:pPr>
+      <w:r>
+        <w:t>A táblázat többi része már a feltöltött adatbázis adatait mutatja meg a felhasználónak. Amikor egy bálarendelés beérkezik, akkor az a mennyiségű bála az „Érkezett” sorba kerül. Természetesen a megfelelő oszlopba teszi az adatbázis, mert nem csak az állapotot kell megadni, hanem a fenyőbála típusát is.</w:t>
+      </w:r>
+    </w:p>
+    <w:p>
+      <w:pPr>
+        <w:pStyle w:val="Szakdolozatbekezdsek"/>
+      </w:pPr>
+      <w:r>
+        <w:t>Természetesen</w:t>
+      </w:r>
+      <w:r>
+        <w:t>, ha az alkalmazást megfelelően</w:t>
+      </w:r>
+      <w:r>
+        <w:t xml:space="preserve"> használ</w:t>
+      </w:r>
+      <w:r>
+        <w:t>ják, akkor az</w:t>
+      </w:r>
+      <w:r>
+        <w:t xml:space="preserve"> adat</w:t>
+      </w:r>
+      <w:r>
+        <w:t>ok</w:t>
+      </w:r>
+      <w:r>
+        <w:t xml:space="preserve"> a megfelelő hely</w:t>
+      </w:r>
+      <w:r>
+        <w:t>ük</w:t>
+      </w:r>
+      <w:r>
+        <w:t>re kerül</w:t>
+      </w:r>
+      <w:r>
+        <w:t>ne</w:t>
+      </w:r>
+      <w:r>
+        <w:t>, és akkor a való</w:t>
+      </w:r>
+      <w:r>
+        <w:t>di raktárban</w:t>
+      </w:r>
+      <w:r>
+        <w:t xml:space="preserve"> és a </w:t>
+      </w:r>
+      <w:r>
+        <w:t>„</w:t>
+      </w:r>
+      <w:r>
+        <w:t>digitalizált</w:t>
+      </w:r>
+      <w:r>
+        <w:t>”</w:t>
+      </w:r>
+      <w:r>
+        <w:t xml:space="preserve"> </w:t>
+      </w:r>
+      <w:r>
+        <w:t>raktárban az fenyőbálák mennyisége, és az adatok megegyeznek.</w:t>
+      </w:r>
+    </w:p>
+    <w:p>
+      <w:r>
+        <w:br w:type="page"/>
+      </w:r>
+    </w:p>
+    <w:p>
+      <w:pPr>
+        <w:pStyle w:val="Cmsor2"/>
+        <w:sectPr>
+          <w:type w:val="continuous"/>
+          <w:pgSz w:w="11906" w:h="16838"/>
+          <w:pgMar w:top="1417" w:right="1417" w:bottom="1417" w:left="1417" w:header="708" w:footer="708" w:gutter="0"/>
+          <w:cols w:space="708"/>
+          <w:docGrid w:linePitch="360"/>
+        </w:sectPr>
+      </w:pPr>
+      <w:r>
+        <w:lastRenderedPageBreak/>
+        <w:t>Koszorúalap:</w:t>
+      </w:r>
+    </w:p>
+    <w:p>
+      <w:pPr>
+        <w:pStyle w:val="Szakdolozatbekezdsek"/>
+      </w:pPr>
+      <w:r>
+        <w:t xml:space="preserve">Ez az oldal is 1/3-2/3 arányban fel van osztva. Az 1/3 részen szintén az adatok felvitelére van lehetőség. </w:t>
+      </w:r>
+      <w:r>
+        <w:t xml:space="preserve">Az összes beviteli mező kitöltése kötelező, hiszen fontos adatokról van szó. A vevő, a koszorúalap mérete, a fenyő fajtája, a határidő – ami a vevőnek nagyon fontos – és a darabszám, hogy mennyi alapra van szükség. Az összes beviteli mező itt is legördülő elem, és az adatbázisból kiszedett adatok jelennek meg benne választható lehetőségként. A megadott adatokat a </w:t>
+      </w:r>
+      <w:r>
+        <w:rPr>
+          <w:b/>
+          <w:bCs/>
+        </w:rPr>
+        <w:t>Mentés</w:t>
+      </w:r>
+      <w:r>
+        <w:t xml:space="preserve"> gombra kattintva tárolja az adatbázis.</w:t>
+      </w:r>
+    </w:p>
+    <w:p>
+      <w:pPr>
+        <w:jc w:val="center"/>
+      </w:pPr>
+      <w:r>
+        <w:br w:type="column"/>
+      </w:r>
+      <w:r>
+        <w:drawing>
+          <wp:inline distT="0" distB="0" distL="0" distR="0" wp14:anchorId="3A9A0EE7" wp14:editId="7D94FFDA">
+            <wp:extent cx="2238375" cy="3959708"/>
+            <wp:effectExtent l="0" t="0" r="0" b="3175"/>
+            <wp:docPr id="1454068945" name="Kép 1"/>
+            <wp:cNvGraphicFramePr>
+              <a:graphicFrameLocks xmlns:a="http://schemas.openxmlformats.org/drawingml/2006/main" noChangeAspect="1"/>
+            </wp:cNvGraphicFramePr>
+            <a:graphic xmlns:a="http://schemas.openxmlformats.org/drawingml/2006/main">
+              <a:graphicData uri="http://schemas.openxmlformats.org/drawingml/2006/picture">
+                <pic:pic xmlns:pic="http://schemas.openxmlformats.org/drawingml/2006/picture">
+                  <pic:nvPicPr>
+                    <pic:cNvPr id="1454068945" name=""/>
+                    <pic:cNvPicPr/>
+                  </pic:nvPicPr>
+                  <pic:blipFill>
+                    <a:blip r:embed="rId8"/>
+                    <a:stretch>
+                      <a:fillRect/>
+                    </a:stretch>
+                  </pic:blipFill>
+                  <pic:spPr>
+                    <a:xfrm>
+                      <a:off x="0" y="0"/>
+                      <a:ext cx="2244209" cy="3970028"/>
+                    </a:xfrm>
+                    <a:prstGeom prst="rect">
+                      <a:avLst/>
+                    </a:prstGeom>
+                  </pic:spPr>
+                </pic:pic>
+              </a:graphicData>
+            </a:graphic>
+          </wp:inline>
+        </w:drawing>
+      </w:r>
+    </w:p>
+    <w:p>
+      <w:pPr>
+        <w:jc w:val="center"/>
+        <w:sectPr>
+          <w:type w:val="continuous"/>
+          <w:pgSz w:w="11906" w:h="16838"/>
+          <w:pgMar w:top="1417" w:right="1417" w:bottom="1417" w:left="1417" w:header="708" w:footer="708" w:gutter="0"/>
+          <w:cols w:num="2" w:space="708"/>
+          <w:docGrid w:linePitch="360"/>
+        </w:sectPr>
+      </w:pPr>
     </w:p>
     <w:p>
       <w:pPr>

--- a/Documents/Vizsgaremek dokumentáció.docx
+++ b/Documents/Vizsgaremek dokumentáció.docx
@@ -600,11 +600,21 @@
     <w:p>
       <w:pPr>
         <w:jc w:val="center"/>
+        <w:sectPr>
+          <w:type w:val="continuous"/>
+          <w:pgSz w:w="11906" w:h="16838"/>
+          <w:pgMar w:top="1417" w:right="1417" w:bottom="1417" w:left="1417" w:header="708" w:footer="708" w:gutter="0"/>
+          <w:cols w:num="2" w:space="708"/>
+          <w:docGrid w:linePitch="360"/>
+        </w:sectPr>
       </w:pPr>
       <w:r>
         <w:br w:type="column"/>
       </w:r>
       <w:r>
+        <w:rPr>
+          <w:noProof/>
+        </w:rPr>
         <w:drawing>
           <wp:inline distT="0" distB="0" distL="0" distR="0" wp14:anchorId="3A9A0EE7" wp14:editId="7D94FFDA">
             <wp:extent cx="2238375" cy="3959708"/>
@@ -644,7 +654,232 @@
     </w:p>
     <w:p>
       <w:pPr>
+        <w:pStyle w:val="Szakdolozatbekezdsek"/>
+      </w:pPr>
+      <w:r>
+        <w:t>Az oldal 2/3-ad részében az előbb megadott adatok szerepelnek, csak itt már olyan táblázatos formában, mit a már említett fenyőbála rendelés esetében. A mezőnevek természetesen mások, mert itt más adatokat kellett megadni.</w:t>
+      </w:r>
+    </w:p>
+    <w:p>
+      <w:pPr>
         <w:jc w:val="center"/>
+      </w:pPr>
+      <w:r>
+        <w:drawing>
+          <wp:inline distT="0" distB="0" distL="0" distR="0" wp14:anchorId="5F730163" wp14:editId="7D97A1E3">
+            <wp:extent cx="5556250" cy="3462655"/>
+            <wp:effectExtent l="0" t="0" r="6350" b="4445"/>
+            <wp:docPr id="748779683" name="Kép 1"/>
+            <wp:cNvGraphicFramePr>
+              <a:graphicFrameLocks xmlns:a="http://schemas.openxmlformats.org/drawingml/2006/main" noChangeAspect="1"/>
+            </wp:cNvGraphicFramePr>
+            <a:graphic xmlns:a="http://schemas.openxmlformats.org/drawingml/2006/main">
+              <a:graphicData uri="http://schemas.openxmlformats.org/drawingml/2006/picture">
+                <pic:pic xmlns:pic="http://schemas.openxmlformats.org/drawingml/2006/picture">
+                  <pic:nvPicPr>
+                    <pic:cNvPr id="748779683" name="Kép 1"/>
+                    <pic:cNvPicPr/>
+                  </pic:nvPicPr>
+                  <pic:blipFill>
+                    <a:blip r:embed="rId9">
+                      <a:extLst>
+                        <a:ext uri="{28A0092B-C50C-407E-A947-70E740481C1C}">
+                          <a14:useLocalDpi xmlns:a14="http://schemas.microsoft.com/office/drawing/2010/main" val="0"/>
+                        </a:ext>
+                      </a:extLst>
+                    </a:blip>
+                    <a:stretch>
+                      <a:fillRect/>
+                    </a:stretch>
+                  </pic:blipFill>
+                  <pic:spPr>
+                    <a:xfrm>
+                      <a:off x="0" y="0"/>
+                      <a:ext cx="5588387" cy="3482683"/>
+                    </a:xfrm>
+                    <a:prstGeom prst="rect">
+                      <a:avLst/>
+                    </a:prstGeom>
+                  </pic:spPr>
+                </pic:pic>
+              </a:graphicData>
+            </a:graphic>
+          </wp:inline>
+        </w:drawing>
+      </w:r>
+    </w:p>
+    <w:p>
+      <w:pPr>
+        <w:pStyle w:val="Szakdolozatbekezdsek"/>
+      </w:pPr>
+      <w:r>
+        <w:lastRenderedPageBreak/>
+        <w:t xml:space="preserve">A táblázat fejléce nagyon hasonlít az „Új rendelés felvétele” címkéire. Egy eltérés látható a „Rendelés részletei” táblázatnál. Itt egy jelölőnégyzet került be a </w:t>
+      </w:r>
+      <w:r>
+        <w:t xml:space="preserve">táblázatba. Ez azt a célt szolgálja, </w:t>
+      </w:r>
+      <w:r>
+        <w:t>hogy a koszorúalap készen van-e vagy sem. Amint a koszorúalap elkészült,</w:t>
+      </w:r>
+      <w:r>
+        <w:t xml:space="preserve"> a jelölőnégyzetre kattintással lehet jelezni az adatbázisnak, hogy a koszorúalap elkészült.</w:t>
+      </w:r>
+    </w:p>
+    <w:p>
+      <w:pPr>
+        <w:pStyle w:val="Szakdolozatbekezdsek"/>
+      </w:pPr>
+      <w:r>
+        <w:t xml:space="preserve">A </w:t>
+      </w:r>
+      <w:r>
+        <w:rPr>
+          <w:b/>
+          <w:bCs/>
+        </w:rPr>
+        <w:t>Kinek</w:t>
+      </w:r>
+      <w:r>
+        <w:t xml:space="preserve"> a vásárlót jelenti, a </w:t>
+      </w:r>
+      <w:r>
+        <w:rPr>
+          <w:b/>
+          <w:bCs/>
+        </w:rPr>
+        <w:t>Mikorra</w:t>
+      </w:r>
+      <w:r>
+        <w:t xml:space="preserve"> a határidőt, a </w:t>
+      </w:r>
+      <w:r>
+        <w:rPr>
+          <w:b/>
+          <w:bCs/>
+        </w:rPr>
+        <w:t>Fenyő</w:t>
+      </w:r>
+      <w:r>
+        <w:t xml:space="preserve"> </w:t>
+      </w:r>
+      <w:r>
+        <w:rPr>
+          <w:b/>
+          <w:bCs/>
+        </w:rPr>
+        <w:t>fajta</w:t>
+      </w:r>
+      <w:r>
+        <w:t xml:space="preserve"> az négy fajta lehet, az </w:t>
+      </w:r>
+      <w:r>
+        <w:rPr>
+          <w:b/>
+          <w:bCs/>
+        </w:rPr>
+        <w:t>Alap</w:t>
+      </w:r>
+      <w:r>
+        <w:t xml:space="preserve"> </w:t>
+      </w:r>
+      <w:r>
+        <w:rPr>
+          <w:b/>
+          <w:bCs/>
+        </w:rPr>
+        <w:t>típus</w:t>
+      </w:r>
+      <w:r>
+        <w:t xml:space="preserve"> két lehetőség közül lehet választani, a </w:t>
+      </w:r>
+      <w:r>
+        <w:rPr>
+          <w:b/>
+          <w:bCs/>
+        </w:rPr>
+        <w:t>Kész</w:t>
+      </w:r>
+      <w:r>
+        <w:t xml:space="preserve"> pedig az adatbázisnak, és a program felhasználójának ad fontos információt a koszorúalap állapotáról.</w:t>
+      </w:r>
+    </w:p>
+    <w:p>
+      <w:pPr>
+        <w:pStyle w:val="Cmsor2"/>
+      </w:pPr>
+      <w:r>
+        <w:t>Vásárlók:</w:t>
+      </w:r>
+    </w:p>
+    <w:p>
+      <w:pPr>
+        <w:pStyle w:val="Szakdolozatbekezdsek"/>
+        <w:sectPr>
+          <w:type w:val="continuous"/>
+          <w:pgSz w:w="11906" w:h="16838"/>
+          <w:pgMar w:top="1417" w:right="1417" w:bottom="1417" w:left="1417" w:header="708" w:footer="708" w:gutter="0"/>
+          <w:cols w:space="708"/>
+          <w:docGrid w:linePitch="360"/>
+        </w:sectPr>
+      </w:pPr>
+    </w:p>
+    <w:p>
+      <w:pPr>
+        <w:pStyle w:val="Szakdolozatbekezdsek"/>
+      </w:pPr>
+      <w:r>
+        <w:t>Ezen az oldalon a vásárlókat lehet regisztrálni az adatbázisba. Az oldal a már ismerős 1/3-2/3-ad felosztásban van. Az „Új vásárló hozzáadása” részben minden olyan információ, ami a vevő azonosításához szükséges fel van sorolva az űrlapon. A megfelelő adatok kitöltésével, majd a „Mentés” gombra kattintással a vevőt az adatbázisba menti a program.</w:t>
+      </w:r>
+    </w:p>
+    <w:p>
+      <w:pPr>
+        <w:pStyle w:val="Szakdolozatbekezdsek"/>
+      </w:pPr>
+      <w:r>
+        <w:br w:type="column"/>
+      </w:r>
+      <w:r>
+        <w:drawing>
+          <wp:inline distT="0" distB="0" distL="0" distR="0" wp14:anchorId="104336FF" wp14:editId="7AAF1786">
+            <wp:extent cx="2349246" cy="2959100"/>
+            <wp:effectExtent l="0" t="0" r="0" b="0"/>
+            <wp:docPr id="1048541838" name="Kép 1"/>
+            <wp:cNvGraphicFramePr>
+              <a:graphicFrameLocks xmlns:a="http://schemas.openxmlformats.org/drawingml/2006/main" noChangeAspect="1"/>
+            </wp:cNvGraphicFramePr>
+            <a:graphic xmlns:a="http://schemas.openxmlformats.org/drawingml/2006/main">
+              <a:graphicData uri="http://schemas.openxmlformats.org/drawingml/2006/picture">
+                <pic:pic xmlns:pic="http://schemas.openxmlformats.org/drawingml/2006/picture">
+                  <pic:nvPicPr>
+                    <pic:cNvPr id="1048541838" name=""/>
+                    <pic:cNvPicPr/>
+                  </pic:nvPicPr>
+                  <pic:blipFill>
+                    <a:blip r:embed="rId10"/>
+                    <a:stretch>
+                      <a:fillRect/>
+                    </a:stretch>
+                  </pic:blipFill>
+                  <pic:spPr>
+                    <a:xfrm>
+                      <a:off x="0" y="0"/>
+                      <a:ext cx="2386080" cy="3005496"/>
+                    </a:xfrm>
+                    <a:prstGeom prst="rect">
+                      <a:avLst/>
+                    </a:prstGeom>
+                  </pic:spPr>
+                </pic:pic>
+              </a:graphicData>
+            </a:graphic>
+          </wp:inline>
+        </w:drawing>
+      </w:r>
+    </w:p>
+    <w:p>
+      <w:pPr>
+        <w:pStyle w:val="Szakdolozatbekezdsek"/>
         <w:sectPr>
           <w:type w:val="continuous"/>
           <w:pgSz w:w="11906" w:h="16838"/>
@@ -658,6 +893,56 @@
       <w:pPr>
         <w:pStyle w:val="Szakdolozatbekezdsek"/>
       </w:pPr>
+      <w:r>
+        <w:t>A regisztrált vásárlók adatait az oldal másik része jeleníti meg – szintén – táblázatos formában. Az adatok itt csak megjelenítve vannak, de a későbbiek folyamán majd az adatok módosítására is lesz lehetőség.</w:t>
+      </w:r>
+    </w:p>
+    <w:p>
+      <w:pPr>
+        <w:jc w:val="center"/>
+      </w:pPr>
+      <w:r>
+        <w:drawing>
+          <wp:inline distT="0" distB="0" distL="0" distR="0" wp14:anchorId="27A94DF0" wp14:editId="250F789C">
+            <wp:extent cx="5760720" cy="1991995"/>
+            <wp:effectExtent l="0" t="0" r="0" b="8255"/>
+            <wp:docPr id="1738185120" name="Kép 1"/>
+            <wp:cNvGraphicFramePr>
+              <a:graphicFrameLocks xmlns:a="http://schemas.openxmlformats.org/drawingml/2006/main" noChangeAspect="1"/>
+            </wp:cNvGraphicFramePr>
+            <a:graphic xmlns:a="http://schemas.openxmlformats.org/drawingml/2006/main">
+              <a:graphicData uri="http://schemas.openxmlformats.org/drawingml/2006/picture">
+                <pic:pic xmlns:pic="http://schemas.openxmlformats.org/drawingml/2006/picture">
+                  <pic:nvPicPr>
+                    <pic:cNvPr id="1738185120" name=""/>
+                    <pic:cNvPicPr/>
+                  </pic:nvPicPr>
+                  <pic:blipFill>
+                    <a:blip r:embed="rId11"/>
+                    <a:stretch>
+                      <a:fillRect/>
+                    </a:stretch>
+                  </pic:blipFill>
+                  <pic:spPr>
+                    <a:xfrm>
+                      <a:off x="0" y="0"/>
+                      <a:ext cx="5760720" cy="1991995"/>
+                    </a:xfrm>
+                    <a:prstGeom prst="rect">
+                      <a:avLst/>
+                    </a:prstGeom>
+                  </pic:spPr>
+                </pic:pic>
+              </a:graphicData>
+            </a:graphic>
+          </wp:inline>
+        </w:drawing>
+      </w:r>
+    </w:p>
+    <w:p>
+      <w:r>
+        <w:br w:type="page"/>
+      </w:r>
     </w:p>
     <w:sectPr>
       <w:type w:val="continuous"/>
@@ -1591,7 +1876,7 @@
     <w:link w:val="SzakdolozatbekezdsekChar"/>
     <w:autoRedefine/>
     <w:qFormat/>
-    <w:rsid w:val="00C533E5"/>
+    <w:rsid w:val="00374BDC"/>
     <w:pPr>
       <w:spacing w:line="360" w:lineRule="auto"/>
       <w:ind w:firstLine="709"/>
@@ -1601,7 +1886,7 @@
     <w:name w:val="Szakdolozat bekezdések Char"/>
     <w:basedOn w:val="Bekezdsalapbettpusa"/>
     <w:link w:val="Szakdolozatbekezdsek"/>
-    <w:rsid w:val="00C533E5"/>
+    <w:rsid w:val="00374BDC"/>
   </w:style>
 </w:styles>
 </file>

--- a/Documents/Vizsgaremek dokumentáció.docx
+++ b/Documents/Vizsgaremek dokumentáció.docx
@@ -1,6 +1,6 @@
 
 <file path=word/document.xml><?xml version="1.0" encoding="utf-8"?>
-<w:document xmlns:wpc="http://schemas.microsoft.com/office/word/2010/wordprocessingCanvas" xmlns:cx="http://schemas.microsoft.com/office/drawing/2014/chartex" xmlns:cx1="http://schemas.microsoft.com/office/drawing/2015/9/8/chartex" xmlns:cx2="http://schemas.microsoft.com/office/drawing/2015/10/21/chartex" xmlns:cx3="http://schemas.microsoft.com/office/drawing/2016/5/9/chartex" xmlns:cx4="http://schemas.microsoft.com/office/drawing/2016/5/10/chartex" xmlns:cx5="http://schemas.microsoft.com/office/drawing/2016/5/11/chartex" xmlns:cx6="http://schemas.microsoft.com/office/drawing/2016/5/12/chartex" xmlns:cx7="http://schemas.microsoft.com/office/drawing/2016/5/13/chartex" xmlns:cx8="http://schemas.microsoft.com/office/drawing/2016/5/14/chartex" xmlns:mc="http://schemas.openxmlformats.org/markup-compatibility/2006" xmlns:aink="http://schemas.microsoft.com/office/drawing/2016/ink" xmlns:am3d="http://schemas.microsoft.com/office/drawing/2017/model3d" xmlns:o="urn:schemas-microsoft-com:office:office" xmlns:oel="http://schemas.microsoft.com/office/2019/extlst" xmlns:r="http://schemas.openxmlformats.org/officeDocument/2006/relationships" xmlns:m="http://schemas.openxmlformats.org/officeDocument/2006/math" xmlns:v="urn:schemas-microsoft-com:vml" xmlns:wp14="http://schemas.microsoft.com/office/word/2010/wordprocessingDrawing" xmlns:wp="http://schemas.openxmlformats.org/drawingml/2006/wordprocessingDrawing" xmlns:w10="urn:schemas-microsoft-com:office:word" xmlns:w="http://schemas.openxmlformats.org/wordprocessingml/2006/main" xmlns:w14="http://schemas.microsoft.com/office/word/2010/wordml" xmlns:w15="http://schemas.microsoft.com/office/word/2012/wordml" xmlns:w16cei="http://schemas.microsoft.com/office/word/2026/wordml/cei" xmlns:w16cex="http://schemas.microsoft.com/office/word/2018/wordml/cex" xmlns:w16cid="http://schemas.microsoft.com/office/word/2016/wordml/cid" xmlns:w16="http://schemas.microsoft.com/office/word/2018/wordml" xmlns:w16du="http://schemas.microsoft.com/office/word/2023/wordml/word16du" xmlns:w16sdtdh="http://schemas.microsoft.com/office/word/2020/wordml/sdtdatahash" xmlns:w16sdtfl="http://schemas.microsoft.com/office/word/2024/wordml/sdtformatlock" xmlns:w16se="http://schemas.microsoft.com/office/word/2015/wordml/symex" xmlns:wpg="http://schemas.microsoft.com/office/word/2010/wordprocessingGroup" xmlns:wpi="http://schemas.microsoft.com/office/word/2010/wordprocessingInk" xmlns:wne="http://schemas.microsoft.com/office/word/2006/wordml" xmlns:wps="http://schemas.microsoft.com/office/word/2010/wordprocessingShape" mc:Ignorable="w14 w15 w16se w16cid w16 w16cex w16sdtdh w16sdtfl w16du wp14">
+<w:document xmlns:wpc="http://schemas.microsoft.com/office/word/2010/wordprocessingCanvas" xmlns:cx="http://schemas.microsoft.com/office/drawing/2014/chartex" xmlns:cx1="http://schemas.microsoft.com/office/drawing/2015/9/8/chartex" xmlns:cx2="http://schemas.microsoft.com/office/drawing/2015/10/21/chartex" xmlns:cx3="http://schemas.microsoft.com/office/drawing/2016/5/9/chartex" xmlns:cx4="http://schemas.microsoft.com/office/drawing/2016/5/10/chartex" xmlns:cx5="http://schemas.microsoft.com/office/drawing/2016/5/11/chartex" xmlns:cx6="http://schemas.microsoft.com/office/drawing/2016/5/12/chartex" xmlns:cx7="http://schemas.microsoft.com/office/drawing/2016/5/13/chartex" xmlns:cx8="http://schemas.microsoft.com/office/drawing/2016/5/14/chartex" xmlns:mc="http://schemas.openxmlformats.org/markup-compatibility/2006" xmlns:aink="http://schemas.microsoft.com/office/drawing/2016/ink" xmlns:am3d="http://schemas.microsoft.com/office/drawing/2017/model3d" xmlns:o="urn:schemas-microsoft-com:office:office" xmlns:oel="http://schemas.microsoft.com/office/2019/extlst" xmlns:r="http://schemas.openxmlformats.org/officeDocument/2006/relationships" xmlns:m="http://schemas.openxmlformats.org/officeDocument/2006/math" xmlns:v="urn:schemas-microsoft-com:vml" xmlns:wp14="http://schemas.microsoft.com/office/word/2010/wordprocessingDrawing" xmlns:wp="http://schemas.openxmlformats.org/drawingml/2006/wordprocessingDrawing" xmlns:w10="urn:schemas-microsoft-com:office:word" xmlns:w="http://schemas.openxmlformats.org/wordprocessingml/2006/main" xmlns:w14="http://schemas.microsoft.com/office/word/2010/wordml" xmlns:w15="http://schemas.microsoft.com/office/word/2012/wordml" xmlns:w16cex="http://schemas.microsoft.com/office/word/2018/wordml/cex" xmlns:w16cid="http://schemas.microsoft.com/office/word/2016/wordml/cid" xmlns:w16="http://schemas.microsoft.com/office/word/2018/wordml" xmlns:w16du="http://schemas.microsoft.com/office/word/2023/wordml/word16du" xmlns:w16sdtdh="http://schemas.microsoft.com/office/word/2020/wordml/sdtdatahash" xmlns:w16sdtfl="http://schemas.microsoft.com/office/word/2024/wordml/sdtformatlock" xmlns:w16se="http://schemas.microsoft.com/office/word/2015/wordml/symex" xmlns:wpg="http://schemas.microsoft.com/office/word/2010/wordprocessingGroup" xmlns:wpi="http://schemas.microsoft.com/office/word/2010/wordprocessingInk" xmlns:wne="http://schemas.microsoft.com/office/word/2006/wordml" xmlns:wps="http://schemas.microsoft.com/office/word/2010/wordprocessingShape" mc:Ignorable="w14 w15 w16se w16cid w16 w16cex w16sdtdh w16sdtfl w16du wp14">
   <w:body>
     <w:p>
       <w:pPr>
@@ -355,9 +355,9 @@
           <w:noProof/>
         </w:rPr>
         <w:drawing>
-          <wp:inline distT="0" distB="0" distL="0" distR="0" wp14:anchorId="099E527E" wp14:editId="6660F5F5">
-            <wp:extent cx="2126701" cy="3267075"/>
-            <wp:effectExtent l="0" t="0" r="6985" b="0"/>
+          <wp:inline distT="0" distB="0" distL="0" distR="0" wp14:anchorId="099E527E" wp14:editId="008BA346">
+            <wp:extent cx="2121655" cy="3291351"/>
+            <wp:effectExtent l="0" t="0" r="0" b="4445"/>
             <wp:docPr id="1525476440" name="Kép 1"/>
             <wp:cNvGraphicFramePr>
               <a:graphicFrameLocks xmlns:a="http://schemas.openxmlformats.org/drawingml/2006/main" noChangeAspect="1"/>
@@ -366,7 +366,7 @@
               <a:graphicData uri="http://schemas.openxmlformats.org/drawingml/2006/picture">
                 <pic:pic xmlns:pic="http://schemas.openxmlformats.org/drawingml/2006/picture">
                   <pic:nvPicPr>
-                    <pic:cNvPr id="0" name="Picture 2"/>
+                    <pic:cNvPr id="1525476440" name="Kép 1"/>
                     <pic:cNvPicPr>
                       <a:picLocks noChangeAspect="1" noChangeArrowheads="1"/>
                     </pic:cNvPicPr>
@@ -379,7 +379,6 @@
                         </a:ext>
                       </a:extLst>
                     </a:blip>
-                    <a:srcRect/>
                     <a:stretch>
                       <a:fillRect/>
                     </a:stretch>
@@ -387,7 +386,7 @@
                   <pic:spPr bwMode="auto">
                     <a:xfrm>
                       <a:off x="0" y="0"/>
-                      <a:ext cx="2142504" cy="3291351"/>
+                      <a:ext cx="2121655" cy="3291351"/>
                     </a:xfrm>
                     <a:prstGeom prst="rect">
                       <a:avLst/>
@@ -616,9 +615,9 @@
           <w:noProof/>
         </w:rPr>
         <w:drawing>
-          <wp:inline distT="0" distB="0" distL="0" distR="0" wp14:anchorId="3A9A0EE7" wp14:editId="7D94FFDA">
-            <wp:extent cx="2238375" cy="3959708"/>
-            <wp:effectExtent l="0" t="0" r="0" b="3175"/>
+          <wp:inline distT="0" distB="0" distL="0" distR="0" wp14:anchorId="3A9A0EE7" wp14:editId="0327B311">
+            <wp:extent cx="2244209" cy="3414175"/>
+            <wp:effectExtent l="0" t="0" r="3810" b="0"/>
             <wp:docPr id="1454068945" name="Kép 1"/>
             <wp:cNvGraphicFramePr>
               <a:graphicFrameLocks xmlns:a="http://schemas.openxmlformats.org/drawingml/2006/main" noChangeAspect="1"/>
@@ -627,11 +626,17 @@
               <a:graphicData uri="http://schemas.openxmlformats.org/drawingml/2006/picture">
                 <pic:pic xmlns:pic="http://schemas.openxmlformats.org/drawingml/2006/picture">
                   <pic:nvPicPr>
-                    <pic:cNvPr id="1454068945" name=""/>
+                    <pic:cNvPr id="1454068945" name="Kép 1"/>
                     <pic:cNvPicPr/>
                   </pic:nvPicPr>
                   <pic:blipFill>
-                    <a:blip r:embed="rId8"/>
+                    <a:blip r:embed="rId8">
+                      <a:extLst>
+                        <a:ext uri="{28A0092B-C50C-407E-A947-70E740481C1C}">
+                          <a14:useLocalDpi xmlns:a14="http://schemas.microsoft.com/office/drawing/2010/main" val="0"/>
+                        </a:ext>
+                      </a:extLst>
+                    </a:blip>
                     <a:stretch>
                       <a:fillRect/>
                     </a:stretch>
@@ -639,7 +644,7 @@
                   <pic:spPr>
                     <a:xfrm>
                       <a:off x="0" y="0"/>
-                      <a:ext cx="2244209" cy="3970028"/>
+                      <a:ext cx="2244209" cy="3414175"/>
                     </a:xfrm>
                     <a:prstGeom prst="rect">
                       <a:avLst/>
@@ -665,10 +670,13 @@
         <w:jc w:val="center"/>
       </w:pPr>
       <w:r>
+        <w:rPr>
+          <w:noProof/>
+        </w:rPr>
         <w:drawing>
-          <wp:inline distT="0" distB="0" distL="0" distR="0" wp14:anchorId="5F730163" wp14:editId="7D97A1E3">
-            <wp:extent cx="5556250" cy="3462655"/>
-            <wp:effectExtent l="0" t="0" r="6350" b="4445"/>
+          <wp:inline distT="0" distB="0" distL="0" distR="0" wp14:anchorId="5F730163" wp14:editId="7AE9C06F">
+            <wp:extent cx="5588387" cy="3430429"/>
+            <wp:effectExtent l="0" t="0" r="0" b="0"/>
             <wp:docPr id="748779683" name="Kép 1"/>
             <wp:cNvGraphicFramePr>
               <a:graphicFrameLocks xmlns:a="http://schemas.openxmlformats.org/drawingml/2006/main" noChangeAspect="1"/>
@@ -695,7 +703,7 @@
                   <pic:spPr>
                     <a:xfrm>
                       <a:off x="0" y="0"/>
-                      <a:ext cx="5588387" cy="3482683"/>
+                      <a:ext cx="5588387" cy="3430429"/>
                     </a:xfrm>
                     <a:prstGeom prst="rect">
                       <a:avLst/>
@@ -840,10 +848,13 @@
         <w:br w:type="column"/>
       </w:r>
       <w:r>
+        <w:rPr>
+          <w:noProof/>
+        </w:rPr>
         <w:drawing>
-          <wp:inline distT="0" distB="0" distL="0" distR="0" wp14:anchorId="104336FF" wp14:editId="7AAF1786">
-            <wp:extent cx="2349246" cy="2959100"/>
-            <wp:effectExtent l="0" t="0" r="0" b="0"/>
+          <wp:inline distT="0" distB="0" distL="0" distR="0" wp14:anchorId="104336FF" wp14:editId="571B424D">
+            <wp:extent cx="2076093" cy="2943225"/>
+            <wp:effectExtent l="0" t="0" r="635" b="0"/>
             <wp:docPr id="1048541838" name="Kép 1"/>
             <wp:cNvGraphicFramePr>
               <a:graphicFrameLocks xmlns:a="http://schemas.openxmlformats.org/drawingml/2006/main" noChangeAspect="1"/>
@@ -852,11 +863,17 @@
               <a:graphicData uri="http://schemas.openxmlformats.org/drawingml/2006/picture">
                 <pic:pic xmlns:pic="http://schemas.openxmlformats.org/drawingml/2006/picture">
                   <pic:nvPicPr>
-                    <pic:cNvPr id="1048541838" name=""/>
+                    <pic:cNvPr id="1048541838" name="Kép 1"/>
                     <pic:cNvPicPr/>
                   </pic:nvPicPr>
                   <pic:blipFill>
-                    <a:blip r:embed="rId10"/>
+                    <a:blip r:embed="rId10">
+                      <a:extLst>
+                        <a:ext uri="{28A0092B-C50C-407E-A947-70E740481C1C}">
+                          <a14:useLocalDpi xmlns:a14="http://schemas.microsoft.com/office/drawing/2010/main" val="0"/>
+                        </a:ext>
+                      </a:extLst>
+                    </a:blip>
                     <a:stretch>
                       <a:fillRect/>
                     </a:stretch>
@@ -864,7 +881,7 @@
                   <pic:spPr>
                     <a:xfrm>
                       <a:off x="0" y="0"/>
-                      <a:ext cx="2386080" cy="3005496"/>
+                      <a:ext cx="2079534" cy="2948104"/>
                     </a:xfrm>
                     <a:prstGeom prst="rect">
                       <a:avLst/>
@@ -902,10 +919,13 @@
         <w:jc w:val="center"/>
       </w:pPr>
       <w:r>
+        <w:rPr>
+          <w:noProof/>
+        </w:rPr>
         <w:drawing>
-          <wp:inline distT="0" distB="0" distL="0" distR="0" wp14:anchorId="27A94DF0" wp14:editId="250F789C">
-            <wp:extent cx="5760720" cy="1991995"/>
-            <wp:effectExtent l="0" t="0" r="0" b="8255"/>
+          <wp:inline distT="0" distB="0" distL="0" distR="0" wp14:anchorId="27A94DF0" wp14:editId="7EB0A10D">
+            <wp:extent cx="5561808" cy="1991995"/>
+            <wp:effectExtent l="0" t="0" r="1270" b="8255"/>
             <wp:docPr id="1738185120" name="Kép 1"/>
             <wp:cNvGraphicFramePr>
               <a:graphicFrameLocks xmlns:a="http://schemas.openxmlformats.org/drawingml/2006/main" noChangeAspect="1"/>
@@ -914,11 +934,17 @@
               <a:graphicData uri="http://schemas.openxmlformats.org/drawingml/2006/picture">
                 <pic:pic xmlns:pic="http://schemas.openxmlformats.org/drawingml/2006/picture">
                   <pic:nvPicPr>
-                    <pic:cNvPr id="1738185120" name=""/>
+                    <pic:cNvPr id="1738185120" name="Kép 1"/>
                     <pic:cNvPicPr/>
                   </pic:nvPicPr>
                   <pic:blipFill>
-                    <a:blip r:embed="rId11"/>
+                    <a:blip r:embed="rId11">
+                      <a:extLst>
+                        <a:ext uri="{28A0092B-C50C-407E-A947-70E740481C1C}">
+                          <a14:useLocalDpi xmlns:a14="http://schemas.microsoft.com/office/drawing/2010/main" val="0"/>
+                        </a:ext>
+                      </a:extLst>
+                    </a:blip>
                     <a:stretch>
                       <a:fillRect/>
                     </a:stretch>
@@ -926,7 +952,7 @@
                   <pic:spPr>
                     <a:xfrm>
                       <a:off x="0" y="0"/>
-                      <a:ext cx="5760720" cy="1991995"/>
+                      <a:ext cx="5561808" cy="1991995"/>
                     </a:xfrm>
                     <a:prstGeom prst="rect">
                       <a:avLst/>

--- a/Documents/Vizsgaremek dokumentáció.docx
+++ b/Documents/Vizsgaremek dokumentáció.docx
@@ -191,7 +191,7 @@
                     <pic:cNvPicPr/>
                   </pic:nvPicPr>
                   <pic:blipFill>
-                    <a:blip r:embed="rId4"/>
+                    <a:blip r:embed="rId5"/>
                     <a:stretch>
                       <a:fillRect/>
                     </a:stretch>
@@ -271,7 +271,7 @@
                     <pic:cNvPicPr/>
                   </pic:nvPicPr>
                   <pic:blipFill>
-                    <a:blip r:embed="rId5"/>
+                    <a:blip r:embed="rId6"/>
                     <a:stretch>
                       <a:fillRect/>
                     </a:stretch>
@@ -372,7 +372,7 @@
                     </pic:cNvPicPr>
                   </pic:nvPicPr>
                   <pic:blipFill>
-                    <a:blip r:embed="rId6">
+                    <a:blip r:embed="rId7">
                       <a:extLst>
                         <a:ext uri="{28A0092B-C50C-407E-A947-70E740481C1C}">
                           <a14:useLocalDpi xmlns:a14="http://schemas.microsoft.com/office/drawing/2010/main" val="0"/>
@@ -451,7 +451,7 @@
                     </pic:cNvPicPr>
                   </pic:nvPicPr>
                   <pic:blipFill>
-                    <a:blip r:embed="rId7">
+                    <a:blip r:embed="rId8">
                       <a:extLst>
                         <a:ext uri="{28A0092B-C50C-407E-A947-70E740481C1C}">
                           <a14:useLocalDpi xmlns:a14="http://schemas.microsoft.com/office/drawing/2010/main" val="0"/>
@@ -630,7 +630,7 @@
                     <pic:cNvPicPr/>
                   </pic:nvPicPr>
                   <pic:blipFill>
-                    <a:blip r:embed="rId8">
+                    <a:blip r:embed="rId9">
                       <a:extLst>
                         <a:ext uri="{28A0092B-C50C-407E-A947-70E740481C1C}">
                           <a14:useLocalDpi xmlns:a14="http://schemas.microsoft.com/office/drawing/2010/main" val="0"/>
@@ -689,7 +689,7 @@
                     <pic:cNvPicPr/>
                   </pic:nvPicPr>
                   <pic:blipFill>
-                    <a:blip r:embed="rId9">
+                    <a:blip r:embed="rId10">
                       <a:extLst>
                         <a:ext uri="{28A0092B-C50C-407E-A947-70E740481C1C}">
                           <a14:useLocalDpi xmlns:a14="http://schemas.microsoft.com/office/drawing/2010/main" val="0"/>
@@ -867,7 +867,7 @@
                     <pic:cNvPicPr/>
                   </pic:nvPicPr>
                   <pic:blipFill>
-                    <a:blip r:embed="rId10">
+                    <a:blip r:embed="rId11">
                       <a:extLst>
                         <a:ext uri="{28A0092B-C50C-407E-A947-70E740481C1C}">
                           <a14:useLocalDpi xmlns:a14="http://schemas.microsoft.com/office/drawing/2010/main" val="0"/>
@@ -938,7 +938,7 @@
                     <pic:cNvPicPr/>
                   </pic:nvPicPr>
                   <pic:blipFill>
-                    <a:blip r:embed="rId11">
+                    <a:blip r:embed="rId12">
                       <a:extLst>
                         <a:ext uri="{28A0092B-C50C-407E-A947-70E740481C1C}">
                           <a14:useLocalDpi xmlns:a14="http://schemas.microsoft.com/office/drawing/2010/main" val="0"/>
@@ -966,9 +966,910 @@
       </w:r>
     </w:p>
     <w:p>
+      <w:pPr>
+        <w:pStyle w:val="Cmsor1"/>
+      </w:pPr>
       <w:r>
         <w:br w:type="page"/>
       </w:r>
+      <w:r>
+        <w:lastRenderedPageBreak/>
+        <w:t>Az adatbázis</w:t>
+      </w:r>
+    </w:p>
+    <w:p>
+      <w:pPr>
+        <w:pStyle w:val="Szakdolozatbekezdsek"/>
+      </w:pPr>
+      <w:r>
+        <w:t>Az előbb bemutatott webalkalmazás adatait egy adatbázisban tároljuk. Jelen esetben ezt a „Wampserver” rendszer segítségével hoztuk létre. Az adatbázis hét táblát tartalmaz, melyek</w:t>
+      </w:r>
+      <w:r>
+        <w:t>ben az egymással összefüggő adatokat tároljuk.</w:t>
+      </w:r>
+    </w:p>
+    <w:p>
+      <w:pPr>
+        <w:pStyle w:val="Cmsor2"/>
+      </w:pPr>
+      <w:r>
+        <w:t>Felhasználók</w:t>
+      </w:r>
+      <w:r>
+        <w:t xml:space="preserve"> tábla</w:t>
+      </w:r>
+      <w:r>
+        <w:t>:</w:t>
+      </w:r>
+    </w:p>
+    <w:p>
+      <w:pPr>
+        <w:pStyle w:val="Szakdolozatbekezdsek"/>
+      </w:pPr>
+      <w:r>
+        <w:t>Ebben, ahogyan a tábla neve is mondja, a felhasználók adatait tároljuk le. Ehhez a következő mezőket kellett létrehozni:</w:t>
+      </w:r>
+    </w:p>
+    <w:p>
+      <w:pPr>
+        <w:pStyle w:val="Szakdolozatbekezdsek"/>
+        <w:numPr>
+          <w:ilvl w:val="0"/>
+          <w:numId w:val="1"/>
+        </w:numPr>
+      </w:pPr>
+      <w:r>
+        <w:rPr>
+          <w:b/>
+          <w:bCs/>
+        </w:rPr>
+        <w:t>user_id</w:t>
+      </w:r>
+      <w:r>
+        <w:t xml:space="preserve"> – Egy int típusú változó, aki az elsődleges kulcsa a táblának és automatikusan növekszik az értéke;</w:t>
+      </w:r>
+    </w:p>
+    <w:p>
+      <w:pPr>
+        <w:pStyle w:val="Szakdolozatbekezdsek"/>
+        <w:numPr>
+          <w:ilvl w:val="0"/>
+          <w:numId w:val="1"/>
+        </w:numPr>
+      </w:pPr>
+      <w:r>
+        <w:rPr>
+          <w:b/>
+          <w:bCs/>
+        </w:rPr>
+        <w:t>user_name</w:t>
+      </w:r>
+      <w:r>
+        <w:t xml:space="preserve"> – Egy </w:t>
+      </w:r>
+      <w:r>
+        <w:t>varchar</w:t>
+      </w:r>
+      <w:r>
+        <w:t xml:space="preserve"> típusú változó. Természetesen a felhasználó nevét tartalmazza;</w:t>
+      </w:r>
+    </w:p>
+    <w:p>
+      <w:pPr>
+        <w:pStyle w:val="Szakdolozatbekezdsek"/>
+        <w:numPr>
+          <w:ilvl w:val="0"/>
+          <w:numId w:val="1"/>
+        </w:numPr>
+      </w:pPr>
+      <w:r>
+        <w:rPr>
+          <w:b/>
+          <w:bCs/>
+        </w:rPr>
+        <w:t>pass_word</w:t>
+      </w:r>
+      <w:r>
+        <w:t xml:space="preserve"> – Szintén egy </w:t>
+      </w:r>
+      <w:r>
+        <w:t>varchar</w:t>
+      </w:r>
+      <w:r>
+        <w:t xml:space="preserve"> változó. A felhasználó jelszavát tartalmazza, viszont a jelszót „hash”</w:t>
+      </w:r>
+      <w:r>
+        <w:t xml:space="preserve"> </w:t>
+      </w:r>
+      <w:r>
+        <w:t>-elve tárolja;</w:t>
+      </w:r>
+    </w:p>
+    <w:p>
+      <w:pPr>
+        <w:jc w:val="center"/>
+      </w:pPr>
+      <w:r>
+        <w:drawing>
+          <wp:inline distT="0" distB="0" distL="0" distR="0" wp14:anchorId="07BCDC95" wp14:editId="7366FFD1">
+            <wp:extent cx="2067213" cy="971686"/>
+            <wp:effectExtent l="0" t="0" r="0" b="0"/>
+            <wp:docPr id="363969393" name="Kép 1"/>
+            <wp:cNvGraphicFramePr>
+              <a:graphicFrameLocks xmlns:a="http://schemas.openxmlformats.org/drawingml/2006/main" noChangeAspect="1"/>
+            </wp:cNvGraphicFramePr>
+            <a:graphic xmlns:a="http://schemas.openxmlformats.org/drawingml/2006/main">
+              <a:graphicData uri="http://schemas.openxmlformats.org/drawingml/2006/picture">
+                <pic:pic xmlns:pic="http://schemas.openxmlformats.org/drawingml/2006/picture">
+                  <pic:nvPicPr>
+                    <pic:cNvPr id="363969393" name=""/>
+                    <pic:cNvPicPr/>
+                  </pic:nvPicPr>
+                  <pic:blipFill>
+                    <a:blip r:embed="rId13"/>
+                    <a:stretch>
+                      <a:fillRect/>
+                    </a:stretch>
+                  </pic:blipFill>
+                  <pic:spPr>
+                    <a:xfrm>
+                      <a:off x="0" y="0"/>
+                      <a:ext cx="2067213" cy="971686"/>
+                    </a:xfrm>
+                    <a:prstGeom prst="rect">
+                      <a:avLst/>
+                    </a:prstGeom>
+                  </pic:spPr>
+                </pic:pic>
+              </a:graphicData>
+            </a:graphic>
+          </wp:inline>
+        </w:drawing>
+      </w:r>
+    </w:p>
+    <w:p>
+      <w:pPr>
+        <w:pStyle w:val="Szakdolozatbekezdsek"/>
+      </w:pPr>
+      <w:r>
+        <w:t>A tábla tervez</w:t>
+      </w:r>
+      <w:r>
+        <w:t>ő</w:t>
+      </w:r>
+      <w:r>
+        <w:t xml:space="preserve"> nézetben látható a fenti képen, a forráskódja pedig lentebb található:</w:t>
+      </w:r>
+    </w:p>
+    <w:p>
+      <w:pPr>
+        <w:jc w:val="center"/>
+      </w:pPr>
+      <w:r>
+        <w:drawing>
+          <wp:inline distT="0" distB="0" distL="0" distR="0" wp14:anchorId="0B35B04E" wp14:editId="4DABDE6A">
+            <wp:extent cx="5760720" cy="1062355"/>
+            <wp:effectExtent l="0" t="0" r="0" b="4445"/>
+            <wp:docPr id="201986694" name="Kép 1"/>
+            <wp:cNvGraphicFramePr>
+              <a:graphicFrameLocks xmlns:a="http://schemas.openxmlformats.org/drawingml/2006/main" noChangeAspect="1"/>
+            </wp:cNvGraphicFramePr>
+            <a:graphic xmlns:a="http://schemas.openxmlformats.org/drawingml/2006/main">
+              <a:graphicData uri="http://schemas.openxmlformats.org/drawingml/2006/picture">
+                <pic:pic xmlns:pic="http://schemas.openxmlformats.org/drawingml/2006/picture">
+                  <pic:nvPicPr>
+                    <pic:cNvPr id="201986694" name=""/>
+                    <pic:cNvPicPr/>
+                  </pic:nvPicPr>
+                  <pic:blipFill>
+                    <a:blip r:embed="rId14"/>
+                    <a:stretch>
+                      <a:fillRect/>
+                    </a:stretch>
+                  </pic:blipFill>
+                  <pic:spPr>
+                    <a:xfrm>
+                      <a:off x="0" y="0"/>
+                      <a:ext cx="5760720" cy="1062355"/>
+                    </a:xfrm>
+                    <a:prstGeom prst="rect">
+                      <a:avLst/>
+                    </a:prstGeom>
+                  </pic:spPr>
+                </pic:pic>
+              </a:graphicData>
+            </a:graphic>
+          </wp:inline>
+        </w:drawing>
+      </w:r>
+    </w:p>
+    <w:p>
+      <w:r>
+        <w:br w:type="page"/>
+      </w:r>
+    </w:p>
+    <w:p>
+      <w:pPr>
+        <w:pStyle w:val="Cmsor2"/>
+      </w:pPr>
+      <w:r>
+        <w:lastRenderedPageBreak/>
+        <w:t>Fenyőfajta tábla:</w:t>
+      </w:r>
+    </w:p>
+    <w:p>
+      <w:pPr>
+        <w:pStyle w:val="Szakdolozatbekezdsek"/>
+      </w:pPr>
+      <w:r>
+        <w:t>A nagykereskedés négy fajta fenyőt használ fel, illetve ad el. Ezek tárolásához is létre lett hozva egy tábla. A táblázat adatai előre meg vannak adva, viszont a későbbi típusok hozzáadása is lehetséges lesz majd később.</w:t>
+      </w:r>
+    </w:p>
+    <w:p>
+      <w:pPr>
+        <w:pStyle w:val="Szakdolozatbekezdsek"/>
+      </w:pPr>
+      <w:r>
+        <w:t>A mezők, amiket a tábla tartalmaz:</w:t>
+      </w:r>
+    </w:p>
+    <w:p>
+      <w:pPr>
+        <w:pStyle w:val="Szakdolozatbekezdsek"/>
+        <w:numPr>
+          <w:ilvl w:val="0"/>
+          <w:numId w:val="2"/>
+        </w:numPr>
+      </w:pPr>
+      <w:r>
+        <w:rPr>
+          <w:b/>
+          <w:bCs/>
+        </w:rPr>
+        <w:t>pine_id:</w:t>
+      </w:r>
+      <w:r>
+        <w:t xml:space="preserve"> int típusú, elsődleges kulcsa a táblának, mely automatikusan növekszik;</w:t>
+      </w:r>
+    </w:p>
+    <w:p>
+      <w:pPr>
+        <w:pStyle w:val="Szakdolozatbekezdsek"/>
+        <w:numPr>
+          <w:ilvl w:val="0"/>
+          <w:numId w:val="2"/>
+        </w:numPr>
+      </w:pPr>
+      <w:r>
+        <w:rPr>
+          <w:b/>
+          <w:bCs/>
+        </w:rPr>
+        <w:t>pine_type:</w:t>
+      </w:r>
+      <w:r>
+        <w:t xml:space="preserve"> varchar típusú mező, mely a fenyőfajta nevét tartalmazza;</w:t>
+      </w:r>
+    </w:p>
+    <w:p>
+      <w:pPr>
+        <w:jc w:val="center"/>
+      </w:pPr>
+      <w:r>
+        <w:drawing>
+          <wp:inline distT="0" distB="0" distL="0" distR="0" wp14:anchorId="2118251D" wp14:editId="36547D9C">
+            <wp:extent cx="2267266" cy="752580"/>
+            <wp:effectExtent l="0" t="0" r="0" b="9525"/>
+            <wp:docPr id="2001856145" name="Kép 1"/>
+            <wp:cNvGraphicFramePr>
+              <a:graphicFrameLocks xmlns:a="http://schemas.openxmlformats.org/drawingml/2006/main" noChangeAspect="1"/>
+            </wp:cNvGraphicFramePr>
+            <a:graphic xmlns:a="http://schemas.openxmlformats.org/drawingml/2006/main">
+              <a:graphicData uri="http://schemas.openxmlformats.org/drawingml/2006/picture">
+                <pic:pic xmlns:pic="http://schemas.openxmlformats.org/drawingml/2006/picture">
+                  <pic:nvPicPr>
+                    <pic:cNvPr id="2001856145" name=""/>
+                    <pic:cNvPicPr/>
+                  </pic:nvPicPr>
+                  <pic:blipFill>
+                    <a:blip r:embed="rId15"/>
+                    <a:stretch>
+                      <a:fillRect/>
+                    </a:stretch>
+                  </pic:blipFill>
+                  <pic:spPr>
+                    <a:xfrm>
+                      <a:off x="0" y="0"/>
+                      <a:ext cx="2267266" cy="752580"/>
+                    </a:xfrm>
+                    <a:prstGeom prst="rect">
+                      <a:avLst/>
+                    </a:prstGeom>
+                  </pic:spPr>
+                </pic:pic>
+              </a:graphicData>
+            </a:graphic>
+          </wp:inline>
+        </w:drawing>
+      </w:r>
+    </w:p>
+    <w:p>
+      <w:pPr>
+        <w:pStyle w:val="Szakdolozatbekezdsek"/>
+      </w:pPr>
+      <w:r>
+        <w:t>A tábla tervező nézetben. Ennek a táblának az adatait még két másik tábla is fogja használni, ahol majd az itteni elsődleges kulcs a másik táblában másodlagos kulcsként szerepel majd. Lentebb a tábla létrehozásának és az adatok beillesztésének forráskódja látható:</w:t>
+      </w:r>
+    </w:p>
+    <w:p>
+      <w:pPr>
+        <w:jc w:val="center"/>
+      </w:pPr>
+      <w:r>
+        <w:drawing>
+          <wp:inline distT="0" distB="0" distL="0" distR="0" wp14:anchorId="616AA649" wp14:editId="4994D196">
+            <wp:extent cx="5760720" cy="788670"/>
+            <wp:effectExtent l="0" t="0" r="0" b="0"/>
+            <wp:docPr id="1685412296" name="Kép 1"/>
+            <wp:cNvGraphicFramePr>
+              <a:graphicFrameLocks xmlns:a="http://schemas.openxmlformats.org/drawingml/2006/main" noChangeAspect="1"/>
+            </wp:cNvGraphicFramePr>
+            <a:graphic xmlns:a="http://schemas.openxmlformats.org/drawingml/2006/main">
+              <a:graphicData uri="http://schemas.openxmlformats.org/drawingml/2006/picture">
+                <pic:pic xmlns:pic="http://schemas.openxmlformats.org/drawingml/2006/picture">
+                  <pic:nvPicPr>
+                    <pic:cNvPr id="1685412296" name=""/>
+                    <pic:cNvPicPr/>
+                  </pic:nvPicPr>
+                  <pic:blipFill>
+                    <a:blip r:embed="rId16"/>
+                    <a:stretch>
+                      <a:fillRect/>
+                    </a:stretch>
+                  </pic:blipFill>
+                  <pic:spPr>
+                    <a:xfrm>
+                      <a:off x="0" y="0"/>
+                      <a:ext cx="5760720" cy="788670"/>
+                    </a:xfrm>
+                    <a:prstGeom prst="rect">
+                      <a:avLst/>
+                    </a:prstGeom>
+                  </pic:spPr>
+                </pic:pic>
+              </a:graphicData>
+            </a:graphic>
+          </wp:inline>
+        </w:drawing>
+      </w:r>
+    </w:p>
+    <w:p>
+      <w:pPr>
+        <w:jc w:val="center"/>
+      </w:pPr>
+      <w:r>
+        <w:drawing>
+          <wp:inline distT="0" distB="0" distL="0" distR="0" wp14:anchorId="7398D1C1" wp14:editId="60D73220">
+            <wp:extent cx="4000500" cy="886290"/>
+            <wp:effectExtent l="0" t="0" r="0" b="9525"/>
+            <wp:docPr id="1823184638" name="Kép 1"/>
+            <wp:cNvGraphicFramePr>
+              <a:graphicFrameLocks xmlns:a="http://schemas.openxmlformats.org/drawingml/2006/main" noChangeAspect="1"/>
+            </wp:cNvGraphicFramePr>
+            <a:graphic xmlns:a="http://schemas.openxmlformats.org/drawingml/2006/main">
+              <a:graphicData uri="http://schemas.openxmlformats.org/drawingml/2006/picture">
+                <pic:pic xmlns:pic="http://schemas.openxmlformats.org/drawingml/2006/picture">
+                  <pic:nvPicPr>
+                    <pic:cNvPr id="1823184638" name=""/>
+                    <pic:cNvPicPr/>
+                  </pic:nvPicPr>
+                  <pic:blipFill>
+                    <a:blip r:embed="rId17"/>
+                    <a:stretch>
+                      <a:fillRect/>
+                    </a:stretch>
+                  </pic:blipFill>
+                  <pic:spPr>
+                    <a:xfrm>
+                      <a:off x="0" y="0"/>
+                      <a:ext cx="4048497" cy="896924"/>
+                    </a:xfrm>
+                    <a:prstGeom prst="rect">
+                      <a:avLst/>
+                    </a:prstGeom>
+                  </pic:spPr>
+                </pic:pic>
+              </a:graphicData>
+            </a:graphic>
+          </wp:inline>
+        </w:drawing>
+      </w:r>
+    </w:p>
+    <w:p>
+      <w:r>
+        <w:br w:type="page"/>
+      </w:r>
+    </w:p>
+    <w:p>
+      <w:pPr>
+        <w:pStyle w:val="Cmsor2"/>
+      </w:pPr>
+      <w:r>
+        <w:lastRenderedPageBreak/>
+        <w:t>Fenyőalap típus tábla:</w:t>
+      </w:r>
+    </w:p>
+    <w:p>
+      <w:pPr>
+        <w:pStyle w:val="Szakdolozatbekezdsek"/>
+      </w:pPr>
+      <w:r>
+        <w:t>Az előző táblánál már említ</w:t>
+      </w:r>
+      <w:r>
+        <w:t>ve lett</w:t>
+      </w:r>
+      <w:r>
+        <w:t xml:space="preserve">, hogy négyfajta fenyőt használnak fel. Mind a négy típusból </w:t>
+      </w:r>
+      <w:r>
+        <w:t>érkeznek bálák. Ezekből kötnek koszorúalapot, valamint el is adnak belőle. Viszont ez a tábla csak a koszorúalaphoz kötődik oly módon, hogy a koszorúalapból a nagykereskedés csak kettő félét köt. Ezen adatok vannak a táblában az előzőhöz hasonlóan beégetve. Egyébként a könnyebb adatbevitel érdekében lett ez létrehozva.</w:t>
+      </w:r>
+    </w:p>
+    <w:p>
+      <w:pPr>
+        <w:pStyle w:val="Szakdolozatbekezdsek"/>
+      </w:pPr>
+      <w:r>
+        <w:t>A tábla mezői:</w:t>
+      </w:r>
+    </w:p>
+    <w:p>
+      <w:pPr>
+        <w:pStyle w:val="Szakdolozatbekezdsek"/>
+        <w:numPr>
+          <w:ilvl w:val="0"/>
+          <w:numId w:val="3"/>
+        </w:numPr>
+      </w:pPr>
+      <w:r>
+        <w:rPr>
+          <w:b/>
+          <w:bCs/>
+        </w:rPr>
+        <w:t>base_id</w:t>
+      </w:r>
+      <w:r>
+        <w:t>: int típusú, a tábla elsődleges kulcsa, ami automatikusan növekszik;</w:t>
+      </w:r>
+    </w:p>
+    <w:p>
+      <w:pPr>
+        <w:pStyle w:val="Szakdolozatbekezdsek"/>
+        <w:numPr>
+          <w:ilvl w:val="0"/>
+          <w:numId w:val="3"/>
+        </w:numPr>
+      </w:pPr>
+      <w:r>
+        <w:rPr>
+          <w:b/>
+          <w:bCs/>
+        </w:rPr>
+        <w:t>base_type</w:t>
+      </w:r>
+      <w:r>
+        <w:t>: varchar típusú mező, mely az alap típusát tartalmazza;</w:t>
+      </w:r>
+    </w:p>
+    <w:p>
+      <w:pPr>
+        <w:jc w:val="center"/>
+      </w:pPr>
+      <w:r>
+        <w:drawing>
+          <wp:inline distT="0" distB="0" distL="0" distR="0" wp14:anchorId="43928429" wp14:editId="66E4EC96">
+            <wp:extent cx="2476846" cy="724001"/>
+            <wp:effectExtent l="0" t="0" r="0" b="0"/>
+            <wp:docPr id="700236216" name="Kép 1"/>
+            <wp:cNvGraphicFramePr>
+              <a:graphicFrameLocks xmlns:a="http://schemas.openxmlformats.org/drawingml/2006/main" noChangeAspect="1"/>
+            </wp:cNvGraphicFramePr>
+            <a:graphic xmlns:a="http://schemas.openxmlformats.org/drawingml/2006/main">
+              <a:graphicData uri="http://schemas.openxmlformats.org/drawingml/2006/picture">
+                <pic:pic xmlns:pic="http://schemas.openxmlformats.org/drawingml/2006/picture">
+                  <pic:nvPicPr>
+                    <pic:cNvPr id="700236216" name=""/>
+                    <pic:cNvPicPr/>
+                  </pic:nvPicPr>
+                  <pic:blipFill>
+                    <a:blip r:embed="rId18"/>
+                    <a:stretch>
+                      <a:fillRect/>
+                    </a:stretch>
+                  </pic:blipFill>
+                  <pic:spPr>
+                    <a:xfrm>
+                      <a:off x="0" y="0"/>
+                      <a:ext cx="2476846" cy="724001"/>
+                    </a:xfrm>
+                    <a:prstGeom prst="rect">
+                      <a:avLst/>
+                    </a:prstGeom>
+                  </pic:spPr>
+                </pic:pic>
+              </a:graphicData>
+            </a:graphic>
+          </wp:inline>
+        </w:drawing>
+      </w:r>
+    </w:p>
+    <w:p>
+      <w:pPr>
+        <w:pStyle w:val="Szakdolozatbekezdsek"/>
+      </w:pPr>
+      <w:r>
+        <w:t xml:space="preserve">Tervező nézetben a tábla. Ennek a táblának egy másik tábla fogja használni az adatait. Természetesen ott másodlagos kulcsként szerepel </w:t>
+      </w:r>
+      <w:r>
+        <w:t>az itteni elsődleges kulcs. Lentebb a tábla létrehozásának forráskódja -, és az adatok beégetéséhez szükséges forráskód látható.</w:t>
+      </w:r>
+    </w:p>
+    <w:p>
+      <w:pPr>
+        <w:jc w:val="center"/>
+      </w:pPr>
+      <w:r>
+        <w:drawing>
+          <wp:inline distT="0" distB="0" distL="0" distR="0" wp14:anchorId="03C75B17" wp14:editId="7467C520">
+            <wp:extent cx="5760720" cy="806450"/>
+            <wp:effectExtent l="0" t="0" r="0" b="0"/>
+            <wp:docPr id="1690431229" name="Kép 1"/>
+            <wp:cNvGraphicFramePr>
+              <a:graphicFrameLocks xmlns:a="http://schemas.openxmlformats.org/drawingml/2006/main" noChangeAspect="1"/>
+            </wp:cNvGraphicFramePr>
+            <a:graphic xmlns:a="http://schemas.openxmlformats.org/drawingml/2006/main">
+              <a:graphicData uri="http://schemas.openxmlformats.org/drawingml/2006/picture">
+                <pic:pic xmlns:pic="http://schemas.openxmlformats.org/drawingml/2006/picture">
+                  <pic:nvPicPr>
+                    <pic:cNvPr id="1690431229" name=""/>
+                    <pic:cNvPicPr/>
+                  </pic:nvPicPr>
+                  <pic:blipFill>
+                    <a:blip r:embed="rId19"/>
+                    <a:stretch>
+                      <a:fillRect/>
+                    </a:stretch>
+                  </pic:blipFill>
+                  <pic:spPr>
+                    <a:xfrm>
+                      <a:off x="0" y="0"/>
+                      <a:ext cx="5760720" cy="806450"/>
+                    </a:xfrm>
+                    <a:prstGeom prst="rect">
+                      <a:avLst/>
+                    </a:prstGeom>
+                  </pic:spPr>
+                </pic:pic>
+              </a:graphicData>
+            </a:graphic>
+          </wp:inline>
+        </w:drawing>
+      </w:r>
+    </w:p>
+    <w:p>
+      <w:pPr>
+        <w:jc w:val="center"/>
+      </w:pPr>
+      <w:r>
+        <w:drawing>
+          <wp:inline distT="0" distB="0" distL="0" distR="0" wp14:anchorId="43ABAF72" wp14:editId="04D70B29">
+            <wp:extent cx="4095750" cy="448096"/>
+            <wp:effectExtent l="0" t="0" r="0" b="9525"/>
+            <wp:docPr id="1948630843" name="Kép 1"/>
+            <wp:cNvGraphicFramePr>
+              <a:graphicFrameLocks xmlns:a="http://schemas.openxmlformats.org/drawingml/2006/main" noChangeAspect="1"/>
+            </wp:cNvGraphicFramePr>
+            <a:graphic xmlns:a="http://schemas.openxmlformats.org/drawingml/2006/main">
+              <a:graphicData uri="http://schemas.openxmlformats.org/drawingml/2006/picture">
+                <pic:pic xmlns:pic="http://schemas.openxmlformats.org/drawingml/2006/picture">
+                  <pic:nvPicPr>
+                    <pic:cNvPr id="1948630843" name=""/>
+                    <pic:cNvPicPr/>
+                  </pic:nvPicPr>
+                  <pic:blipFill>
+                    <a:blip r:embed="rId20"/>
+                    <a:stretch>
+                      <a:fillRect/>
+                    </a:stretch>
+                  </pic:blipFill>
+                  <pic:spPr>
+                    <a:xfrm>
+                      <a:off x="0" y="0"/>
+                      <a:ext cx="4180186" cy="457334"/>
+                    </a:xfrm>
+                    <a:prstGeom prst="rect">
+                      <a:avLst/>
+                    </a:prstGeom>
+                  </pic:spPr>
+                </pic:pic>
+              </a:graphicData>
+            </a:graphic>
+          </wp:inline>
+        </w:drawing>
+      </w:r>
+    </w:p>
+    <w:p>
+      <w:r>
+        <w:br w:type="page"/>
+      </w:r>
+    </w:p>
+    <w:p>
+      <w:pPr>
+        <w:pStyle w:val="Cmsor2"/>
+      </w:pPr>
+      <w:r>
+        <w:lastRenderedPageBreak/>
+        <w:t>Fenyőbála állapot tábla:</w:t>
+      </w:r>
+    </w:p>
+    <w:p>
+      <w:pPr>
+        <w:pStyle w:val="Szakdolozatbekezdsek"/>
+      </w:pPr>
+      <w:r>
+        <w:t xml:space="preserve">A nagykereskedés által rendelt fenyőbálákat többféle módon kezelik. A tábla ezen adatokat tartalmazza. </w:t>
+      </w:r>
+      <w:r>
+        <w:t xml:space="preserve">Rendelés után </w:t>
+      </w:r>
+      <w:r>
+        <w:rPr>
+          <w:b/>
+          <w:bCs/>
+        </w:rPr>
+        <w:t>érkezik</w:t>
+      </w:r>
+      <w:r>
+        <w:rPr>
+          <w:b/>
+          <w:bCs/>
+        </w:rPr>
+        <w:t>,</w:t>
+      </w:r>
+      <w:r>
+        <w:t xml:space="preserve"> van olyan, amit </w:t>
+      </w:r>
+      <w:r>
+        <w:rPr>
+          <w:b/>
+          <w:bCs/>
+        </w:rPr>
+        <w:t>lekötnek</w:t>
+      </w:r>
+      <w:r>
+        <w:t xml:space="preserve">, amit </w:t>
+      </w:r>
+      <w:r>
+        <w:rPr>
+          <w:b/>
+          <w:bCs/>
+        </w:rPr>
+        <w:t>eladnak</w:t>
+      </w:r>
+      <w:r>
+        <w:t xml:space="preserve">, amit </w:t>
+      </w:r>
+      <w:r>
+        <w:rPr>
+          <w:b/>
+          <w:bCs/>
+        </w:rPr>
+        <w:t>kiszállítanak</w:t>
+      </w:r>
+      <w:r>
+        <w:t xml:space="preserve">, esetleg valakinek </w:t>
+      </w:r>
+      <w:r>
+        <w:rPr>
+          <w:b/>
+          <w:bCs/>
+        </w:rPr>
+        <w:t>eltesz</w:t>
+      </w:r>
+      <w:r>
+        <w:rPr>
+          <w:b/>
+          <w:bCs/>
+        </w:rPr>
+        <w:t xml:space="preserve">nek. </w:t>
+      </w:r>
+      <w:r>
+        <w:t>Ezeket az állapotokat tartalmazza a tábla az alábbiak szerint:</w:t>
+      </w:r>
+    </w:p>
+    <w:p>
+      <w:pPr>
+        <w:pStyle w:val="Szakdolozatbekezdsek"/>
+        <w:numPr>
+          <w:ilvl w:val="0"/>
+          <w:numId w:val="4"/>
+        </w:numPr>
+      </w:pPr>
+      <w:proofErr w:type="spellStart"/>
+      <w:r>
+        <w:rPr>
+          <w:b/>
+          <w:bCs/>
+        </w:rPr>
+        <w:t>batch_state_id</w:t>
+      </w:r>
+      <w:proofErr w:type="spellEnd"/>
+      <w:r>
+        <w:t>: int típusú elsődleges kulcsa a táblának, automatikusan növekszik;</w:t>
+      </w:r>
+    </w:p>
+    <w:p>
+      <w:pPr>
+        <w:pStyle w:val="Szakdolozatbekezdsek"/>
+        <w:numPr>
+          <w:ilvl w:val="0"/>
+          <w:numId w:val="4"/>
+        </w:numPr>
+      </w:pPr>
+      <w:proofErr w:type="spellStart"/>
+      <w:r>
+        <w:rPr>
+          <w:b/>
+          <w:bCs/>
+        </w:rPr>
+        <w:t>batch_state</w:t>
+      </w:r>
+      <w:proofErr w:type="spellEnd"/>
+      <w:r>
+        <w:t>: varchar típusú, az állapot szöveges definíciója;</w:t>
+      </w:r>
+    </w:p>
+    <w:p>
+      <w:pPr>
+        <w:jc w:val="center"/>
+      </w:pPr>
+      <w:r>
+        <w:drawing>
+          <wp:inline distT="0" distB="0" distL="0" distR="0" wp14:anchorId="45459AB1" wp14:editId="1A4C4C73">
+            <wp:extent cx="2572109" cy="724001"/>
+            <wp:effectExtent l="0" t="0" r="0" b="0"/>
+            <wp:docPr id="486874691" name="Kép 1"/>
+            <wp:cNvGraphicFramePr>
+              <a:graphicFrameLocks xmlns:a="http://schemas.openxmlformats.org/drawingml/2006/main" noChangeAspect="1"/>
+            </wp:cNvGraphicFramePr>
+            <a:graphic xmlns:a="http://schemas.openxmlformats.org/drawingml/2006/main">
+              <a:graphicData uri="http://schemas.openxmlformats.org/drawingml/2006/picture">
+                <pic:pic xmlns:pic="http://schemas.openxmlformats.org/drawingml/2006/picture">
+                  <pic:nvPicPr>
+                    <pic:cNvPr id="486874691" name=""/>
+                    <pic:cNvPicPr/>
+                  </pic:nvPicPr>
+                  <pic:blipFill>
+                    <a:blip r:embed="rId21"/>
+                    <a:stretch>
+                      <a:fillRect/>
+                    </a:stretch>
+                  </pic:blipFill>
+                  <pic:spPr>
+                    <a:xfrm>
+                      <a:off x="0" y="0"/>
+                      <a:ext cx="2572109" cy="724001"/>
+                    </a:xfrm>
+                    <a:prstGeom prst="rect">
+                      <a:avLst/>
+                    </a:prstGeom>
+                  </pic:spPr>
+                </pic:pic>
+              </a:graphicData>
+            </a:graphic>
+          </wp:inline>
+        </w:drawing>
+      </w:r>
+    </w:p>
+    <w:p>
+      <w:pPr>
+        <w:pStyle w:val="Szakdolozatbekezdsek"/>
+      </w:pPr>
+      <w:r>
+        <w:t>A tábla tervező nézete a fenti ábra. Lentebb található a tábla létrehozásának kódja, valamint a táblázatot feltöltő forráskód is.</w:t>
+      </w:r>
+    </w:p>
+    <w:p>
+      <w:r>
+        <w:drawing>
+          <wp:inline distT="0" distB="0" distL="0" distR="0" wp14:anchorId="0E6F1C6D" wp14:editId="6E9EBE5C">
+            <wp:extent cx="5760720" cy="794385"/>
+            <wp:effectExtent l="0" t="0" r="0" b="5715"/>
+            <wp:docPr id="2075772451" name="Kép 1"/>
+            <wp:cNvGraphicFramePr>
+              <a:graphicFrameLocks xmlns:a="http://schemas.openxmlformats.org/drawingml/2006/main" noChangeAspect="1"/>
+            </wp:cNvGraphicFramePr>
+            <a:graphic xmlns:a="http://schemas.openxmlformats.org/drawingml/2006/main">
+              <a:graphicData uri="http://schemas.openxmlformats.org/drawingml/2006/picture">
+                <pic:pic xmlns:pic="http://schemas.openxmlformats.org/drawingml/2006/picture">
+                  <pic:nvPicPr>
+                    <pic:cNvPr id="2075772451" name=""/>
+                    <pic:cNvPicPr/>
+                  </pic:nvPicPr>
+                  <pic:blipFill>
+                    <a:blip r:embed="rId22"/>
+                    <a:stretch>
+                      <a:fillRect/>
+                    </a:stretch>
+                  </pic:blipFill>
+                  <pic:spPr>
+                    <a:xfrm>
+                      <a:off x="0" y="0"/>
+                      <a:ext cx="5760720" cy="794385"/>
+                    </a:xfrm>
+                    <a:prstGeom prst="rect">
+                      <a:avLst/>
+                    </a:prstGeom>
+                  </pic:spPr>
+                </pic:pic>
+              </a:graphicData>
+            </a:graphic>
+          </wp:inline>
+        </w:drawing>
+      </w:r>
+    </w:p>
+    <w:p>
+      <w:pPr>
+        <w:jc w:val="center"/>
+      </w:pPr>
+      <w:r>
+        <w:drawing>
+          <wp:inline distT="0" distB="0" distL="0" distR="0" wp14:anchorId="536A5EB9" wp14:editId="6C5F573E">
+            <wp:extent cx="4876800" cy="860643"/>
+            <wp:effectExtent l="0" t="0" r="0" b="0"/>
+            <wp:docPr id="2040932130" name="Kép 1"/>
+            <wp:cNvGraphicFramePr>
+              <a:graphicFrameLocks xmlns:a="http://schemas.openxmlformats.org/drawingml/2006/main" noChangeAspect="1"/>
+            </wp:cNvGraphicFramePr>
+            <a:graphic xmlns:a="http://schemas.openxmlformats.org/drawingml/2006/main">
+              <a:graphicData uri="http://schemas.openxmlformats.org/drawingml/2006/picture">
+                <pic:pic xmlns:pic="http://schemas.openxmlformats.org/drawingml/2006/picture">
+                  <pic:nvPicPr>
+                    <pic:cNvPr id="2040932130" name=""/>
+                    <pic:cNvPicPr/>
+                  </pic:nvPicPr>
+                  <pic:blipFill>
+                    <a:blip r:embed="rId23"/>
+                    <a:stretch>
+                      <a:fillRect/>
+                    </a:stretch>
+                  </pic:blipFill>
+                  <pic:spPr>
+                    <a:xfrm>
+                      <a:off x="0" y="0"/>
+                      <a:ext cx="4922886" cy="868776"/>
+                    </a:xfrm>
+                    <a:prstGeom prst="rect">
+                      <a:avLst/>
+                    </a:prstGeom>
+                  </pic:spPr>
+                </pic:pic>
+              </a:graphicData>
+            </a:graphic>
+          </wp:inline>
+        </w:drawing>
+      </w:r>
+    </w:p>
+    <w:p>
+      <w:r>
+        <w:br w:type="page"/>
+      </w:r>
+    </w:p>
+    <w:p>
+      <w:pPr>
+        <w:pStyle w:val="Szakdolozatbekezdsek"/>
+      </w:pPr>
     </w:p>
     <w:sectPr>
       <w:type w:val="continuous"/>
@@ -979,6 +1880,475 @@
     </w:sectPr>
   </w:body>
 </w:document>
+</file>
+
+<file path=word/numbering.xml><?xml version="1.0" encoding="utf-8"?>
+<w:numbering xmlns:wpc="http://schemas.microsoft.com/office/word/2010/wordprocessingCanvas" xmlns:cx="http://schemas.microsoft.com/office/drawing/2014/chartex" xmlns:cx1="http://schemas.microsoft.com/office/drawing/2015/9/8/chartex" xmlns:cx2="http://schemas.microsoft.com/office/drawing/2015/10/21/chartex" xmlns:cx3="http://schemas.microsoft.com/office/drawing/2016/5/9/chartex" xmlns:cx4="http://schemas.microsoft.com/office/drawing/2016/5/10/chartex" xmlns:cx5="http://schemas.microsoft.com/office/drawing/2016/5/11/chartex" xmlns:cx6="http://schemas.microsoft.com/office/drawing/2016/5/12/chartex" xmlns:cx7="http://schemas.microsoft.com/office/drawing/2016/5/13/chartex" xmlns:cx8="http://schemas.microsoft.com/office/drawing/2016/5/14/chartex" xmlns:mc="http://schemas.openxmlformats.org/markup-compatibility/2006" xmlns:aink="http://schemas.microsoft.com/office/drawing/2016/ink" xmlns:am3d="http://schemas.microsoft.com/office/drawing/2017/model3d" xmlns:o="urn:schemas-microsoft-com:office:office" xmlns:oel="http://schemas.microsoft.com/office/2019/extlst" xmlns:r="http://schemas.openxmlformats.org/officeDocument/2006/relationships" xmlns:m="http://schemas.openxmlformats.org/officeDocument/2006/math" xmlns:v="urn:schemas-microsoft-com:vml" xmlns:wp14="http://schemas.microsoft.com/office/word/2010/wordprocessingDrawing" xmlns:wp="http://schemas.openxmlformats.org/drawingml/2006/wordprocessingDrawing" xmlns:w10="urn:schemas-microsoft-com:office:word" xmlns:w="http://schemas.openxmlformats.org/wordprocessingml/2006/main" xmlns:w14="http://schemas.microsoft.com/office/word/2010/wordml" xmlns:w15="http://schemas.microsoft.com/office/word/2012/wordml" xmlns:w16cex="http://schemas.microsoft.com/office/word/2018/wordml/cex" xmlns:w16cid="http://schemas.microsoft.com/office/word/2016/wordml/cid" xmlns:w16="http://schemas.microsoft.com/office/word/2018/wordml" xmlns:w16du="http://schemas.microsoft.com/office/word/2023/wordml/word16du" xmlns:w16sdtdh="http://schemas.microsoft.com/office/word/2020/wordml/sdtdatahash" xmlns:w16sdtfl="http://schemas.microsoft.com/office/word/2024/wordml/sdtformatlock" xmlns:w16se="http://schemas.microsoft.com/office/word/2015/wordml/symex" xmlns:wpg="http://schemas.microsoft.com/office/word/2010/wordprocessingGroup" xmlns:wpi="http://schemas.microsoft.com/office/word/2010/wordprocessingInk" xmlns:wne="http://schemas.microsoft.com/office/word/2006/wordml" xmlns:wps="http://schemas.microsoft.com/office/word/2010/wordprocessingShape" mc:Ignorable="w14 w15 w16se w16cid w16 w16cex w16sdtdh w16sdtfl w16du wp14">
+  <w:abstractNum w:abstractNumId="0" w15:restartNumberingAfterBreak="0">
+    <w:nsid w:val="06F631CA"/>
+    <w:multiLevelType w:val="hybridMultilevel"/>
+    <w:tmpl w:val="9DFC4DE0"/>
+    <w:lvl w:ilvl="0" w:tplc="040E0001">
+      <w:start w:val="1"/>
+      <w:numFmt w:val="bullet"/>
+      <w:lvlText w:val=""/>
+      <w:lvlJc w:val="left"/>
+      <w:pPr>
+        <w:ind w:left="1429" w:hanging="360"/>
+      </w:pPr>
+      <w:rPr>
+        <w:rFonts w:ascii="Symbol" w:hAnsi="Symbol" w:hint="default"/>
+      </w:rPr>
+    </w:lvl>
+    <w:lvl w:ilvl="1" w:tplc="040E0003" w:tentative="1">
+      <w:start w:val="1"/>
+      <w:numFmt w:val="bullet"/>
+      <w:lvlText w:val="o"/>
+      <w:lvlJc w:val="left"/>
+      <w:pPr>
+        <w:ind w:left="2149" w:hanging="360"/>
+      </w:pPr>
+      <w:rPr>
+        <w:rFonts w:ascii="Courier New" w:hAnsi="Courier New" w:cs="Courier New" w:hint="default"/>
+      </w:rPr>
+    </w:lvl>
+    <w:lvl w:ilvl="2" w:tplc="040E0005" w:tentative="1">
+      <w:start w:val="1"/>
+      <w:numFmt w:val="bullet"/>
+      <w:lvlText w:val=""/>
+      <w:lvlJc w:val="left"/>
+      <w:pPr>
+        <w:ind w:left="2869" w:hanging="360"/>
+      </w:pPr>
+      <w:rPr>
+        <w:rFonts w:ascii="Wingdings" w:hAnsi="Wingdings" w:hint="default"/>
+      </w:rPr>
+    </w:lvl>
+    <w:lvl w:ilvl="3" w:tplc="040E0001" w:tentative="1">
+      <w:start w:val="1"/>
+      <w:numFmt w:val="bullet"/>
+      <w:lvlText w:val=""/>
+      <w:lvlJc w:val="left"/>
+      <w:pPr>
+        <w:ind w:left="3589" w:hanging="360"/>
+      </w:pPr>
+      <w:rPr>
+        <w:rFonts w:ascii="Symbol" w:hAnsi="Symbol" w:hint="default"/>
+      </w:rPr>
+    </w:lvl>
+    <w:lvl w:ilvl="4" w:tplc="040E0003" w:tentative="1">
+      <w:start w:val="1"/>
+      <w:numFmt w:val="bullet"/>
+      <w:lvlText w:val="o"/>
+      <w:lvlJc w:val="left"/>
+      <w:pPr>
+        <w:ind w:left="4309" w:hanging="360"/>
+      </w:pPr>
+      <w:rPr>
+        <w:rFonts w:ascii="Courier New" w:hAnsi="Courier New" w:cs="Courier New" w:hint="default"/>
+      </w:rPr>
+    </w:lvl>
+    <w:lvl w:ilvl="5" w:tplc="040E0005" w:tentative="1">
+      <w:start w:val="1"/>
+      <w:numFmt w:val="bullet"/>
+      <w:lvlText w:val=""/>
+      <w:lvlJc w:val="left"/>
+      <w:pPr>
+        <w:ind w:left="5029" w:hanging="360"/>
+      </w:pPr>
+      <w:rPr>
+        <w:rFonts w:ascii="Wingdings" w:hAnsi="Wingdings" w:hint="default"/>
+      </w:rPr>
+    </w:lvl>
+    <w:lvl w:ilvl="6" w:tplc="040E0001" w:tentative="1">
+      <w:start w:val="1"/>
+      <w:numFmt w:val="bullet"/>
+      <w:lvlText w:val=""/>
+      <w:lvlJc w:val="left"/>
+      <w:pPr>
+        <w:ind w:left="5749" w:hanging="360"/>
+      </w:pPr>
+      <w:rPr>
+        <w:rFonts w:ascii="Symbol" w:hAnsi="Symbol" w:hint="default"/>
+      </w:rPr>
+    </w:lvl>
+    <w:lvl w:ilvl="7" w:tplc="040E0003" w:tentative="1">
+      <w:start w:val="1"/>
+      <w:numFmt w:val="bullet"/>
+      <w:lvlText w:val="o"/>
+      <w:lvlJc w:val="left"/>
+      <w:pPr>
+        <w:ind w:left="6469" w:hanging="360"/>
+      </w:pPr>
+      <w:rPr>
+        <w:rFonts w:ascii="Courier New" w:hAnsi="Courier New" w:cs="Courier New" w:hint="default"/>
+      </w:rPr>
+    </w:lvl>
+    <w:lvl w:ilvl="8" w:tplc="040E0005" w:tentative="1">
+      <w:start w:val="1"/>
+      <w:numFmt w:val="bullet"/>
+      <w:lvlText w:val=""/>
+      <w:lvlJc w:val="left"/>
+      <w:pPr>
+        <w:ind w:left="7189" w:hanging="360"/>
+      </w:pPr>
+      <w:rPr>
+        <w:rFonts w:ascii="Wingdings" w:hAnsi="Wingdings" w:hint="default"/>
+      </w:rPr>
+    </w:lvl>
+  </w:abstractNum>
+  <w:abstractNum w:abstractNumId="1" w15:restartNumberingAfterBreak="0">
+    <w:nsid w:val="1D1430D8"/>
+    <w:multiLevelType w:val="hybridMultilevel"/>
+    <w:tmpl w:val="2AFEA61A"/>
+    <w:lvl w:ilvl="0" w:tplc="040E0001">
+      <w:start w:val="1"/>
+      <w:numFmt w:val="bullet"/>
+      <w:lvlText w:val=""/>
+      <w:lvlJc w:val="left"/>
+      <w:pPr>
+        <w:ind w:left="1429" w:hanging="360"/>
+      </w:pPr>
+      <w:rPr>
+        <w:rFonts w:ascii="Symbol" w:hAnsi="Symbol" w:hint="default"/>
+      </w:rPr>
+    </w:lvl>
+    <w:lvl w:ilvl="1" w:tplc="040E0003" w:tentative="1">
+      <w:start w:val="1"/>
+      <w:numFmt w:val="bullet"/>
+      <w:lvlText w:val="o"/>
+      <w:lvlJc w:val="left"/>
+      <w:pPr>
+        <w:ind w:left="2149" w:hanging="360"/>
+      </w:pPr>
+      <w:rPr>
+        <w:rFonts w:ascii="Courier New" w:hAnsi="Courier New" w:cs="Courier New" w:hint="default"/>
+      </w:rPr>
+    </w:lvl>
+    <w:lvl w:ilvl="2" w:tplc="040E0005" w:tentative="1">
+      <w:start w:val="1"/>
+      <w:numFmt w:val="bullet"/>
+      <w:lvlText w:val=""/>
+      <w:lvlJc w:val="left"/>
+      <w:pPr>
+        <w:ind w:left="2869" w:hanging="360"/>
+      </w:pPr>
+      <w:rPr>
+        <w:rFonts w:ascii="Wingdings" w:hAnsi="Wingdings" w:hint="default"/>
+      </w:rPr>
+    </w:lvl>
+    <w:lvl w:ilvl="3" w:tplc="040E0001" w:tentative="1">
+      <w:start w:val="1"/>
+      <w:numFmt w:val="bullet"/>
+      <w:lvlText w:val=""/>
+      <w:lvlJc w:val="left"/>
+      <w:pPr>
+        <w:ind w:left="3589" w:hanging="360"/>
+      </w:pPr>
+      <w:rPr>
+        <w:rFonts w:ascii="Symbol" w:hAnsi="Symbol" w:hint="default"/>
+      </w:rPr>
+    </w:lvl>
+    <w:lvl w:ilvl="4" w:tplc="040E0003" w:tentative="1">
+      <w:start w:val="1"/>
+      <w:numFmt w:val="bullet"/>
+      <w:lvlText w:val="o"/>
+      <w:lvlJc w:val="left"/>
+      <w:pPr>
+        <w:ind w:left="4309" w:hanging="360"/>
+      </w:pPr>
+      <w:rPr>
+        <w:rFonts w:ascii="Courier New" w:hAnsi="Courier New" w:cs="Courier New" w:hint="default"/>
+      </w:rPr>
+    </w:lvl>
+    <w:lvl w:ilvl="5" w:tplc="040E0005" w:tentative="1">
+      <w:start w:val="1"/>
+      <w:numFmt w:val="bullet"/>
+      <w:lvlText w:val=""/>
+      <w:lvlJc w:val="left"/>
+      <w:pPr>
+        <w:ind w:left="5029" w:hanging="360"/>
+      </w:pPr>
+      <w:rPr>
+        <w:rFonts w:ascii="Wingdings" w:hAnsi="Wingdings" w:hint="default"/>
+      </w:rPr>
+    </w:lvl>
+    <w:lvl w:ilvl="6" w:tplc="040E0001" w:tentative="1">
+      <w:start w:val="1"/>
+      <w:numFmt w:val="bullet"/>
+      <w:lvlText w:val=""/>
+      <w:lvlJc w:val="left"/>
+      <w:pPr>
+        <w:ind w:left="5749" w:hanging="360"/>
+      </w:pPr>
+      <w:rPr>
+        <w:rFonts w:ascii="Symbol" w:hAnsi="Symbol" w:hint="default"/>
+      </w:rPr>
+    </w:lvl>
+    <w:lvl w:ilvl="7" w:tplc="040E0003" w:tentative="1">
+      <w:start w:val="1"/>
+      <w:numFmt w:val="bullet"/>
+      <w:lvlText w:val="o"/>
+      <w:lvlJc w:val="left"/>
+      <w:pPr>
+        <w:ind w:left="6469" w:hanging="360"/>
+      </w:pPr>
+      <w:rPr>
+        <w:rFonts w:ascii="Courier New" w:hAnsi="Courier New" w:cs="Courier New" w:hint="default"/>
+      </w:rPr>
+    </w:lvl>
+    <w:lvl w:ilvl="8" w:tplc="040E0005" w:tentative="1">
+      <w:start w:val="1"/>
+      <w:numFmt w:val="bullet"/>
+      <w:lvlText w:val=""/>
+      <w:lvlJc w:val="left"/>
+      <w:pPr>
+        <w:ind w:left="7189" w:hanging="360"/>
+      </w:pPr>
+      <w:rPr>
+        <w:rFonts w:ascii="Wingdings" w:hAnsi="Wingdings" w:hint="default"/>
+      </w:rPr>
+    </w:lvl>
+  </w:abstractNum>
+  <w:abstractNum w:abstractNumId="2" w15:restartNumberingAfterBreak="0">
+    <w:nsid w:val="4BC22624"/>
+    <w:multiLevelType w:val="hybridMultilevel"/>
+    <w:tmpl w:val="B378B62E"/>
+    <w:lvl w:ilvl="0" w:tplc="040E0001">
+      <w:start w:val="1"/>
+      <w:numFmt w:val="bullet"/>
+      <w:lvlText w:val=""/>
+      <w:lvlJc w:val="left"/>
+      <w:pPr>
+        <w:ind w:left="1429" w:hanging="360"/>
+      </w:pPr>
+      <w:rPr>
+        <w:rFonts w:ascii="Symbol" w:hAnsi="Symbol" w:hint="default"/>
+      </w:rPr>
+    </w:lvl>
+    <w:lvl w:ilvl="1" w:tplc="040E0003" w:tentative="1">
+      <w:start w:val="1"/>
+      <w:numFmt w:val="bullet"/>
+      <w:lvlText w:val="o"/>
+      <w:lvlJc w:val="left"/>
+      <w:pPr>
+        <w:ind w:left="2149" w:hanging="360"/>
+      </w:pPr>
+      <w:rPr>
+        <w:rFonts w:ascii="Courier New" w:hAnsi="Courier New" w:cs="Courier New" w:hint="default"/>
+      </w:rPr>
+    </w:lvl>
+    <w:lvl w:ilvl="2" w:tplc="040E0005" w:tentative="1">
+      <w:start w:val="1"/>
+      <w:numFmt w:val="bullet"/>
+      <w:lvlText w:val=""/>
+      <w:lvlJc w:val="left"/>
+      <w:pPr>
+        <w:ind w:left="2869" w:hanging="360"/>
+      </w:pPr>
+      <w:rPr>
+        <w:rFonts w:ascii="Wingdings" w:hAnsi="Wingdings" w:hint="default"/>
+      </w:rPr>
+    </w:lvl>
+    <w:lvl w:ilvl="3" w:tplc="040E0001" w:tentative="1">
+      <w:start w:val="1"/>
+      <w:numFmt w:val="bullet"/>
+      <w:lvlText w:val=""/>
+      <w:lvlJc w:val="left"/>
+      <w:pPr>
+        <w:ind w:left="3589" w:hanging="360"/>
+      </w:pPr>
+      <w:rPr>
+        <w:rFonts w:ascii="Symbol" w:hAnsi="Symbol" w:hint="default"/>
+      </w:rPr>
+    </w:lvl>
+    <w:lvl w:ilvl="4" w:tplc="040E0003" w:tentative="1">
+      <w:start w:val="1"/>
+      <w:numFmt w:val="bullet"/>
+      <w:lvlText w:val="o"/>
+      <w:lvlJc w:val="left"/>
+      <w:pPr>
+        <w:ind w:left="4309" w:hanging="360"/>
+      </w:pPr>
+      <w:rPr>
+        <w:rFonts w:ascii="Courier New" w:hAnsi="Courier New" w:cs="Courier New" w:hint="default"/>
+      </w:rPr>
+    </w:lvl>
+    <w:lvl w:ilvl="5" w:tplc="040E0005" w:tentative="1">
+      <w:start w:val="1"/>
+      <w:numFmt w:val="bullet"/>
+      <w:lvlText w:val=""/>
+      <w:lvlJc w:val="left"/>
+      <w:pPr>
+        <w:ind w:left="5029" w:hanging="360"/>
+      </w:pPr>
+      <w:rPr>
+        <w:rFonts w:ascii="Wingdings" w:hAnsi="Wingdings" w:hint="default"/>
+      </w:rPr>
+    </w:lvl>
+    <w:lvl w:ilvl="6" w:tplc="040E0001" w:tentative="1">
+      <w:start w:val="1"/>
+      <w:numFmt w:val="bullet"/>
+      <w:lvlText w:val=""/>
+      <w:lvlJc w:val="left"/>
+      <w:pPr>
+        <w:ind w:left="5749" w:hanging="360"/>
+      </w:pPr>
+      <w:rPr>
+        <w:rFonts w:ascii="Symbol" w:hAnsi="Symbol" w:hint="default"/>
+      </w:rPr>
+    </w:lvl>
+    <w:lvl w:ilvl="7" w:tplc="040E0003" w:tentative="1">
+      <w:start w:val="1"/>
+      <w:numFmt w:val="bullet"/>
+      <w:lvlText w:val="o"/>
+      <w:lvlJc w:val="left"/>
+      <w:pPr>
+        <w:ind w:left="6469" w:hanging="360"/>
+      </w:pPr>
+      <w:rPr>
+        <w:rFonts w:ascii="Courier New" w:hAnsi="Courier New" w:cs="Courier New" w:hint="default"/>
+      </w:rPr>
+    </w:lvl>
+    <w:lvl w:ilvl="8" w:tplc="040E0005" w:tentative="1">
+      <w:start w:val="1"/>
+      <w:numFmt w:val="bullet"/>
+      <w:lvlText w:val=""/>
+      <w:lvlJc w:val="left"/>
+      <w:pPr>
+        <w:ind w:left="7189" w:hanging="360"/>
+      </w:pPr>
+      <w:rPr>
+        <w:rFonts w:ascii="Wingdings" w:hAnsi="Wingdings" w:hint="default"/>
+      </w:rPr>
+    </w:lvl>
+  </w:abstractNum>
+  <w:abstractNum w:abstractNumId="3" w15:restartNumberingAfterBreak="0">
+    <w:nsid w:val="77025383"/>
+    <w:multiLevelType w:val="hybridMultilevel"/>
+    <w:tmpl w:val="30246070"/>
+    <w:lvl w:ilvl="0" w:tplc="040E0001">
+      <w:start w:val="1"/>
+      <w:numFmt w:val="bullet"/>
+      <w:lvlText w:val=""/>
+      <w:lvlJc w:val="left"/>
+      <w:pPr>
+        <w:ind w:left="1429" w:hanging="360"/>
+      </w:pPr>
+      <w:rPr>
+        <w:rFonts w:ascii="Symbol" w:hAnsi="Symbol" w:hint="default"/>
+      </w:rPr>
+    </w:lvl>
+    <w:lvl w:ilvl="1" w:tplc="040E0003" w:tentative="1">
+      <w:start w:val="1"/>
+      <w:numFmt w:val="bullet"/>
+      <w:lvlText w:val="o"/>
+      <w:lvlJc w:val="left"/>
+      <w:pPr>
+        <w:ind w:left="2149" w:hanging="360"/>
+      </w:pPr>
+      <w:rPr>
+        <w:rFonts w:ascii="Courier New" w:hAnsi="Courier New" w:cs="Courier New" w:hint="default"/>
+      </w:rPr>
+    </w:lvl>
+    <w:lvl w:ilvl="2" w:tplc="040E0005" w:tentative="1">
+      <w:start w:val="1"/>
+      <w:numFmt w:val="bullet"/>
+      <w:lvlText w:val=""/>
+      <w:lvlJc w:val="left"/>
+      <w:pPr>
+        <w:ind w:left="2869" w:hanging="360"/>
+      </w:pPr>
+      <w:rPr>
+        <w:rFonts w:ascii="Wingdings" w:hAnsi="Wingdings" w:hint="default"/>
+      </w:rPr>
+    </w:lvl>
+    <w:lvl w:ilvl="3" w:tplc="040E0001" w:tentative="1">
+      <w:start w:val="1"/>
+      <w:numFmt w:val="bullet"/>
+      <w:lvlText w:val=""/>
+      <w:lvlJc w:val="left"/>
+      <w:pPr>
+        <w:ind w:left="3589" w:hanging="360"/>
+      </w:pPr>
+      <w:rPr>
+        <w:rFonts w:ascii="Symbol" w:hAnsi="Symbol" w:hint="default"/>
+      </w:rPr>
+    </w:lvl>
+    <w:lvl w:ilvl="4" w:tplc="040E0003" w:tentative="1">
+      <w:start w:val="1"/>
+      <w:numFmt w:val="bullet"/>
+      <w:lvlText w:val="o"/>
+      <w:lvlJc w:val="left"/>
+      <w:pPr>
+        <w:ind w:left="4309" w:hanging="360"/>
+      </w:pPr>
+      <w:rPr>
+        <w:rFonts w:ascii="Courier New" w:hAnsi="Courier New" w:cs="Courier New" w:hint="default"/>
+      </w:rPr>
+    </w:lvl>
+    <w:lvl w:ilvl="5" w:tplc="040E0005" w:tentative="1">
+      <w:start w:val="1"/>
+      <w:numFmt w:val="bullet"/>
+      <w:lvlText w:val=""/>
+      <w:lvlJc w:val="left"/>
+      <w:pPr>
+        <w:ind w:left="5029" w:hanging="360"/>
+      </w:pPr>
+      <w:rPr>
+        <w:rFonts w:ascii="Wingdings" w:hAnsi="Wingdings" w:hint="default"/>
+      </w:rPr>
+    </w:lvl>
+    <w:lvl w:ilvl="6" w:tplc="040E0001" w:tentative="1">
+      <w:start w:val="1"/>
+      <w:numFmt w:val="bullet"/>
+      <w:lvlText w:val=""/>
+      <w:lvlJc w:val="left"/>
+      <w:pPr>
+        <w:ind w:left="5749" w:hanging="360"/>
+      </w:pPr>
+      <w:rPr>
+        <w:rFonts w:ascii="Symbol" w:hAnsi="Symbol" w:hint="default"/>
+      </w:rPr>
+    </w:lvl>
+    <w:lvl w:ilvl="7" w:tplc="040E0003" w:tentative="1">
+      <w:start w:val="1"/>
+      <w:numFmt w:val="bullet"/>
+      <w:lvlText w:val="o"/>
+      <w:lvlJc w:val="left"/>
+      <w:pPr>
+        <w:ind w:left="6469" w:hanging="360"/>
+      </w:pPr>
+      <w:rPr>
+        <w:rFonts w:ascii="Courier New" w:hAnsi="Courier New" w:cs="Courier New" w:hint="default"/>
+      </w:rPr>
+    </w:lvl>
+    <w:lvl w:ilvl="8" w:tplc="040E0005" w:tentative="1">
+      <w:start w:val="1"/>
+      <w:numFmt w:val="bullet"/>
+      <w:lvlText w:val=""/>
+      <w:lvlJc w:val="left"/>
+      <w:pPr>
+        <w:ind w:left="7189" w:hanging="360"/>
+      </w:pPr>
+      <w:rPr>
+        <w:rFonts w:ascii="Wingdings" w:hAnsi="Wingdings" w:hint="default"/>
+      </w:rPr>
+    </w:lvl>
+  </w:abstractNum>
+  <w:num w:numId="1" w16cid:durableId="385834148">
+    <w:abstractNumId w:val="2"/>
+  </w:num>
+  <w:num w:numId="2" w16cid:durableId="1458258664">
+    <w:abstractNumId w:val="0"/>
+  </w:num>
+  <w:num w:numId="3" w16cid:durableId="1530876048">
+    <w:abstractNumId w:val="3"/>
+  </w:num>
+  <w:num w:numId="4" w16cid:durableId="1143423714">
+    <w:abstractNumId w:val="1"/>
+  </w:num>
+</w:numbering>
 </file>
 
 <file path=word/styles.xml><?xml version="1.0" encoding="utf-8"?>
@@ -1902,7 +3272,7 @@
     <w:link w:val="SzakdolozatbekezdsekChar"/>
     <w:autoRedefine/>
     <w:qFormat/>
-    <w:rsid w:val="00374BDC"/>
+    <w:rsid w:val="006E4733"/>
     <w:pPr>
       <w:spacing w:line="360" w:lineRule="auto"/>
       <w:ind w:firstLine="709"/>
@@ -1912,7 +3282,7 @@
     <w:name w:val="Szakdolozat bekezdések Char"/>
     <w:basedOn w:val="Bekezdsalapbettpusa"/>
     <w:link w:val="Szakdolozatbekezdsek"/>
-    <w:rsid w:val="00374BDC"/>
+    <w:rsid w:val="006E4733"/>
   </w:style>
 </w:styles>
 </file>

--- a/Documents/Vizsgaremek dokumentáció.docx
+++ b/Documents/Vizsgaremek dokumentáció.docx
@@ -1017,6 +1017,8 @@
           <w:ilvl w:val="0"/>
           <w:numId w:val="1"/>
         </w:numPr>
+        <w:spacing w:line="240" w:lineRule="auto"/>
+        <w:ind w:hanging="357"/>
       </w:pPr>
       <w:r>
         <w:rPr>
@@ -1036,6 +1038,8 @@
           <w:ilvl w:val="0"/>
           <w:numId w:val="1"/>
         </w:numPr>
+        <w:spacing w:line="240" w:lineRule="auto"/>
+        <w:ind w:hanging="357"/>
       </w:pPr>
       <w:r>
         <w:rPr>
@@ -1061,6 +1065,8 @@
           <w:ilvl w:val="0"/>
           <w:numId w:val="1"/>
         </w:numPr>
+        <w:spacing w:line="240" w:lineRule="auto"/>
+        <w:ind w:hanging="357"/>
       </w:pPr>
       <w:r>
         <w:rPr>
@@ -1090,6 +1096,9 @@
         <w:jc w:val="center"/>
       </w:pPr>
       <w:r>
+        <w:rPr>
+          <w:noProof/>
+        </w:rPr>
         <w:drawing>
           <wp:inline distT="0" distB="0" distL="0" distR="0" wp14:anchorId="07BCDC95" wp14:editId="7366FFD1">
             <wp:extent cx="2067213" cy="971686"/>
@@ -1146,6 +1155,9 @@
         <w:jc w:val="center"/>
       </w:pPr>
       <w:r>
+        <w:rPr>
+          <w:noProof/>
+        </w:rPr>
         <w:drawing>
           <wp:inline distT="0" distB="0" distL="0" distR="0" wp14:anchorId="0B35B04E" wp14:editId="4DABDE6A">
             <wp:extent cx="5760720" cy="1062355"/>
@@ -1220,6 +1232,8 @@
           <w:ilvl w:val="0"/>
           <w:numId w:val="2"/>
         </w:numPr>
+        <w:spacing w:line="240" w:lineRule="auto"/>
+        <w:ind w:hanging="357"/>
       </w:pPr>
       <w:r>
         <w:rPr>
@@ -1239,6 +1253,8 @@
           <w:ilvl w:val="0"/>
           <w:numId w:val="2"/>
         </w:numPr>
+        <w:spacing w:line="240" w:lineRule="auto"/>
+        <w:ind w:hanging="357"/>
       </w:pPr>
       <w:r>
         <w:rPr>
@@ -1256,6 +1272,9 @@
         <w:jc w:val="center"/>
       </w:pPr>
       <w:r>
+        <w:rPr>
+          <w:noProof/>
+        </w:rPr>
         <w:drawing>
           <wp:inline distT="0" distB="0" distL="0" distR="0" wp14:anchorId="2118251D" wp14:editId="36547D9C">
             <wp:extent cx="2267266" cy="752580"/>
@@ -1306,6 +1325,9 @@
         <w:jc w:val="center"/>
       </w:pPr>
       <w:r>
+        <w:rPr>
+          <w:noProof/>
+        </w:rPr>
         <w:drawing>
           <wp:inline distT="0" distB="0" distL="0" distR="0" wp14:anchorId="616AA649" wp14:editId="4994D196">
             <wp:extent cx="5760720" cy="788670"/>
@@ -1348,6 +1370,9 @@
         <w:jc w:val="center"/>
       </w:pPr>
       <w:r>
+        <w:rPr>
+          <w:noProof/>
+        </w:rPr>
         <w:drawing>
           <wp:inline distT="0" distB="0" distL="0" distR="0" wp14:anchorId="7398D1C1" wp14:editId="60D73220">
             <wp:extent cx="4000500" cy="886290"/>
@@ -1431,6 +1456,8 @@
           <w:ilvl w:val="0"/>
           <w:numId w:val="3"/>
         </w:numPr>
+        <w:spacing w:line="240" w:lineRule="auto"/>
+        <w:ind w:hanging="357"/>
       </w:pPr>
       <w:r>
         <w:rPr>
@@ -1450,6 +1477,8 @@
           <w:ilvl w:val="0"/>
           <w:numId w:val="3"/>
         </w:numPr>
+        <w:spacing w:line="240" w:lineRule="auto"/>
+        <w:ind w:hanging="357"/>
       </w:pPr>
       <w:r>
         <w:rPr>
@@ -1467,6 +1496,9 @@
         <w:jc w:val="center"/>
       </w:pPr>
       <w:r>
+        <w:rPr>
+          <w:noProof/>
+        </w:rPr>
         <w:drawing>
           <wp:inline distT="0" distB="0" distL="0" distR="0" wp14:anchorId="43928429" wp14:editId="66E4EC96">
             <wp:extent cx="2476846" cy="724001"/>
@@ -1520,6 +1552,9 @@
         <w:jc w:val="center"/>
       </w:pPr>
       <w:r>
+        <w:rPr>
+          <w:noProof/>
+        </w:rPr>
         <w:drawing>
           <wp:inline distT="0" distB="0" distL="0" distR="0" wp14:anchorId="03C75B17" wp14:editId="7467C520">
             <wp:extent cx="5760720" cy="806450"/>
@@ -1562,6 +1597,9 @@
         <w:jc w:val="center"/>
       </w:pPr>
       <w:r>
+        <w:rPr>
+          <w:noProof/>
+        </w:rPr>
         <w:drawing>
           <wp:inline distT="0" distB="0" distL="0" distR="0" wp14:anchorId="43ABAF72" wp14:editId="04D70B29">
             <wp:extent cx="4095750" cy="448096"/>
@@ -1695,8 +1733,9 @@
           <w:ilvl w:val="0"/>
           <w:numId w:val="4"/>
         </w:numPr>
-      </w:pPr>
-      <w:proofErr w:type="spellStart"/>
+        <w:spacing w:line="240" w:lineRule="auto"/>
+        <w:ind w:hanging="357"/>
+      </w:pPr>
       <w:r>
         <w:rPr>
           <w:b/>
@@ -1704,7 +1743,6 @@
         </w:rPr>
         <w:t>batch_state_id</w:t>
       </w:r>
-      <w:proofErr w:type="spellEnd"/>
       <w:r>
         <w:t>: int típusú elsődleges kulcsa a táblának, automatikusan növekszik;</w:t>
       </w:r>
@@ -1716,8 +1754,9 @@
           <w:ilvl w:val="0"/>
           <w:numId w:val="4"/>
         </w:numPr>
-      </w:pPr>
-      <w:proofErr w:type="spellStart"/>
+        <w:spacing w:line="240" w:lineRule="auto"/>
+        <w:ind w:hanging="357"/>
+      </w:pPr>
       <w:r>
         <w:rPr>
           <w:b/>
@@ -1725,7 +1764,6 @@
         </w:rPr>
         <w:t>batch_state</w:t>
       </w:r>
-      <w:proofErr w:type="spellEnd"/>
       <w:r>
         <w:t>: varchar típusú, az állapot szöveges definíciója;</w:t>
       </w:r>
@@ -1735,6 +1773,9 @@
         <w:jc w:val="center"/>
       </w:pPr>
       <w:r>
+        <w:rPr>
+          <w:noProof/>
+        </w:rPr>
         <w:drawing>
           <wp:inline distT="0" distB="0" distL="0" distR="0" wp14:anchorId="45459AB1" wp14:editId="1A4C4C73">
             <wp:extent cx="2572109" cy="724001"/>
@@ -1782,6 +1823,9 @@
     </w:p>
     <w:p>
       <w:r>
+        <w:rPr>
+          <w:noProof/>
+        </w:rPr>
         <w:drawing>
           <wp:inline distT="0" distB="0" distL="0" distR="0" wp14:anchorId="0E6F1C6D" wp14:editId="6E9EBE5C">
             <wp:extent cx="5760720" cy="794385"/>
@@ -1824,6 +1868,9 @@
         <w:jc w:val="center"/>
       </w:pPr>
       <w:r>
+        <w:rPr>
+          <w:noProof/>
+        </w:rPr>
         <w:drawing>
           <wp:inline distT="0" distB="0" distL="0" distR="0" wp14:anchorId="536A5EB9" wp14:editId="6C5F573E">
             <wp:extent cx="4876800" cy="860643"/>
@@ -1868,6 +1915,885 @@
     </w:p>
     <w:p>
       <w:pPr>
+        <w:pStyle w:val="Cmsor2"/>
+      </w:pPr>
+      <w:r>
+        <w:lastRenderedPageBreak/>
+        <w:t>Vásárlók tábla:</w:t>
+      </w:r>
+    </w:p>
+    <w:p>
+      <w:pPr>
+        <w:pStyle w:val="Szakdolozatbekezdsek"/>
+      </w:pPr>
+      <w:r>
+        <w:t>A vásárlók</w:t>
+      </w:r>
+      <w:r>
+        <w:t>nak is van egy külön tábla, melyben az adataikat tároljuk. Itt már jóval több adatra van szükség, főleg</w:t>
+      </w:r>
+      <w:r>
+        <w:t>,</w:t>
+      </w:r>
+      <w:r>
+        <w:t xml:space="preserve"> ha a későbbiek folyamán majd hivatalossá is lehetne tenni az alkalmazást. </w:t>
+      </w:r>
+      <w:r>
+        <w:t>Jelen esetben a vásárlók nem tudnak regisztrálni az alkalmazásba, viszont a nagykereskedés dolgozói fel tudják venni az adataikat.</w:t>
+      </w:r>
+      <w:r>
+        <w:t xml:space="preserve"> A táblában megtalálható adatok a következők:</w:t>
+      </w:r>
+    </w:p>
+    <w:p>
+      <w:pPr>
+        <w:pStyle w:val="Szakdolozatbekezdsek"/>
+        <w:numPr>
+          <w:ilvl w:val="0"/>
+          <w:numId w:val="5"/>
+        </w:numPr>
+        <w:spacing w:line="240" w:lineRule="auto"/>
+        <w:ind w:hanging="357"/>
+      </w:pPr>
+      <w:r>
+        <w:rPr>
+          <w:b/>
+          <w:bCs/>
+        </w:rPr>
+        <w:t>costumer_id</w:t>
+      </w:r>
+      <w:r>
+        <w:t>: int típusú, elsődleges kulcs, automatikusan növekszik;</w:t>
+      </w:r>
+    </w:p>
+    <w:p>
+      <w:pPr>
+        <w:pStyle w:val="Szakdolozatbekezdsek"/>
+        <w:numPr>
+          <w:ilvl w:val="0"/>
+          <w:numId w:val="5"/>
+        </w:numPr>
+        <w:spacing w:line="240" w:lineRule="auto"/>
+        <w:ind w:hanging="357"/>
+      </w:pPr>
+      <w:r>
+        <w:rPr>
+          <w:b/>
+          <w:bCs/>
+        </w:rPr>
+        <w:t>costumer_</w:t>
+      </w:r>
+      <w:r>
+        <w:rPr>
+          <w:b/>
+          <w:bCs/>
+        </w:rPr>
+        <w:t>name</w:t>
+      </w:r>
+      <w:r>
+        <w:t>: varchar típusú, a vevő nevét tartalmazza;</w:t>
+      </w:r>
+    </w:p>
+    <w:p>
+      <w:pPr>
+        <w:pStyle w:val="Szakdolozatbekezdsek"/>
+        <w:numPr>
+          <w:ilvl w:val="0"/>
+          <w:numId w:val="5"/>
+        </w:numPr>
+        <w:spacing w:line="240" w:lineRule="auto"/>
+        <w:ind w:hanging="357"/>
+      </w:pPr>
+      <w:r>
+        <w:rPr>
+          <w:b/>
+          <w:bCs/>
+        </w:rPr>
+        <w:t>costumer_</w:t>
+      </w:r>
+      <w:r>
+        <w:rPr>
+          <w:b/>
+          <w:bCs/>
+        </w:rPr>
+        <w:t>taxnumber</w:t>
+      </w:r>
+      <w:r>
+        <w:t>: a vevő adószáma;</w:t>
+      </w:r>
+    </w:p>
+    <w:p>
+      <w:pPr>
+        <w:pStyle w:val="Szakdolozatbekezdsek"/>
+        <w:numPr>
+          <w:ilvl w:val="0"/>
+          <w:numId w:val="5"/>
+        </w:numPr>
+        <w:spacing w:line="240" w:lineRule="auto"/>
+        <w:ind w:hanging="357"/>
+      </w:pPr>
+      <w:r>
+        <w:rPr>
+          <w:b/>
+          <w:bCs/>
+        </w:rPr>
+        <w:t>costumer_</w:t>
+      </w:r>
+      <w:r>
+        <w:rPr>
+          <w:b/>
+          <w:bCs/>
+        </w:rPr>
+        <w:t>postal_code</w:t>
+      </w:r>
+      <w:r>
+        <w:t>: a</w:t>
+      </w:r>
+      <w:r>
+        <w:t>z irányítószám, ahol a vevőnek van a boltja;</w:t>
+      </w:r>
+    </w:p>
+    <w:p>
+      <w:pPr>
+        <w:pStyle w:val="Szakdolozatbekezdsek"/>
+        <w:numPr>
+          <w:ilvl w:val="0"/>
+          <w:numId w:val="5"/>
+        </w:numPr>
+        <w:spacing w:line="240" w:lineRule="auto"/>
+        <w:ind w:hanging="357"/>
+      </w:pPr>
+      <w:r>
+        <w:rPr>
+          <w:b/>
+          <w:bCs/>
+        </w:rPr>
+        <w:t>costumer_</w:t>
+      </w:r>
+      <w:r>
+        <w:rPr>
+          <w:b/>
+          <w:bCs/>
+        </w:rPr>
+        <w:t>city</w:t>
+      </w:r>
+      <w:r>
+        <w:t>:</w:t>
+      </w:r>
+      <w:r>
+        <w:t xml:space="preserve"> a város, ahol a vevő üzlete van;</w:t>
+      </w:r>
+    </w:p>
+    <w:p>
+      <w:pPr>
+        <w:pStyle w:val="Szakdolozatbekezdsek"/>
+        <w:numPr>
+          <w:ilvl w:val="0"/>
+          <w:numId w:val="5"/>
+        </w:numPr>
+        <w:spacing w:line="240" w:lineRule="auto"/>
+        <w:ind w:hanging="357"/>
+      </w:pPr>
+      <w:r>
+        <w:rPr>
+          <w:b/>
+          <w:bCs/>
+        </w:rPr>
+        <w:t>costumer_</w:t>
+      </w:r>
+      <w:r>
+        <w:rPr>
+          <w:b/>
+          <w:bCs/>
+        </w:rPr>
+        <w:t>address</w:t>
+      </w:r>
+      <w:r>
+        <w:t>:</w:t>
+      </w:r>
+      <w:r>
+        <w:t xml:space="preserve"> az üzlet címe;</w:t>
+      </w:r>
+    </w:p>
+    <w:p>
+      <w:pPr>
+        <w:pStyle w:val="Szakdolozatbekezdsek"/>
+        <w:numPr>
+          <w:ilvl w:val="0"/>
+          <w:numId w:val="5"/>
+        </w:numPr>
+        <w:spacing w:line="240" w:lineRule="auto"/>
+        <w:ind w:hanging="357"/>
+      </w:pPr>
+      <w:r>
+        <w:rPr>
+          <w:b/>
+          <w:bCs/>
+        </w:rPr>
+        <w:t>costumer_</w:t>
+      </w:r>
+      <w:r>
+        <w:rPr>
+          <w:b/>
+          <w:bCs/>
+        </w:rPr>
+        <w:t>phonenumber</w:t>
+      </w:r>
+      <w:r>
+        <w:t>:</w:t>
+      </w:r>
+      <w:r>
+        <w:t xml:space="preserve"> az üzlet telefonszáma;</w:t>
+      </w:r>
+    </w:p>
+    <w:p>
+      <w:pPr>
+        <w:jc w:val="center"/>
+      </w:pPr>
+      <w:r>
+        <w:drawing>
+          <wp:inline distT="0" distB="0" distL="0" distR="0" wp14:anchorId="4A8B9D52" wp14:editId="065FA0B5">
+            <wp:extent cx="2171700" cy="1436264"/>
+            <wp:effectExtent l="0" t="0" r="0" b="0"/>
+            <wp:docPr id="152507302" name="Kép 1"/>
+            <wp:cNvGraphicFramePr>
+              <a:graphicFrameLocks xmlns:a="http://schemas.openxmlformats.org/drawingml/2006/main" noChangeAspect="1"/>
+            </wp:cNvGraphicFramePr>
+            <a:graphic xmlns:a="http://schemas.openxmlformats.org/drawingml/2006/main">
+              <a:graphicData uri="http://schemas.openxmlformats.org/drawingml/2006/picture">
+                <pic:pic xmlns:pic="http://schemas.openxmlformats.org/drawingml/2006/picture">
+                  <pic:nvPicPr>
+                    <pic:cNvPr id="152507302" name=""/>
+                    <pic:cNvPicPr/>
+                  </pic:nvPicPr>
+                  <pic:blipFill>
+                    <a:blip r:embed="rId24"/>
+                    <a:stretch>
+                      <a:fillRect/>
+                    </a:stretch>
+                  </pic:blipFill>
+                  <pic:spPr>
+                    <a:xfrm>
+                      <a:off x="0" y="0"/>
+                      <a:ext cx="2175976" cy="1439092"/>
+                    </a:xfrm>
+                    <a:prstGeom prst="rect">
+                      <a:avLst/>
+                    </a:prstGeom>
+                  </pic:spPr>
+                </pic:pic>
+              </a:graphicData>
+            </a:graphic>
+          </wp:inline>
+        </w:drawing>
+      </w:r>
+    </w:p>
+    <w:p>
+      <w:pPr>
+        <w:pStyle w:val="Szakdolozatbekezdsek"/>
+      </w:pPr>
+      <w:r>
+        <w:t>A tábla tervező nézetben, alatta a tábla létrehozásához szükséges forráskód látható.</w:t>
+      </w:r>
+    </w:p>
+    <w:p>
+      <w:pPr>
+        <w:jc w:val="center"/>
+      </w:pPr>
+      <w:r>
+        <w:drawing>
+          <wp:inline distT="0" distB="0" distL="0" distR="0" wp14:anchorId="48F2BA6F" wp14:editId="1F64336B">
+            <wp:extent cx="3695700" cy="1505036"/>
+            <wp:effectExtent l="0" t="0" r="0" b="0"/>
+            <wp:docPr id="1689857513" name="Kép 1"/>
+            <wp:cNvGraphicFramePr>
+              <a:graphicFrameLocks xmlns:a="http://schemas.openxmlformats.org/drawingml/2006/main" noChangeAspect="1"/>
+            </wp:cNvGraphicFramePr>
+            <a:graphic xmlns:a="http://schemas.openxmlformats.org/drawingml/2006/main">
+              <a:graphicData uri="http://schemas.openxmlformats.org/drawingml/2006/picture">
+                <pic:pic xmlns:pic="http://schemas.openxmlformats.org/drawingml/2006/picture">
+                  <pic:nvPicPr>
+                    <pic:cNvPr id="1689857513" name=""/>
+                    <pic:cNvPicPr/>
+                  </pic:nvPicPr>
+                  <pic:blipFill>
+                    <a:blip r:embed="rId25"/>
+                    <a:stretch>
+                      <a:fillRect/>
+                    </a:stretch>
+                  </pic:blipFill>
+                  <pic:spPr>
+                    <a:xfrm>
+                      <a:off x="0" y="0"/>
+                      <a:ext cx="3712048" cy="1511693"/>
+                    </a:xfrm>
+                    <a:prstGeom prst="rect">
+                      <a:avLst/>
+                    </a:prstGeom>
+                  </pic:spPr>
+                </pic:pic>
+              </a:graphicData>
+            </a:graphic>
+          </wp:inline>
+        </w:drawing>
+      </w:r>
+    </w:p>
+    <w:p>
+      <w:r>
+        <w:br w:type="page"/>
+      </w:r>
+    </w:p>
+    <w:p>
+      <w:pPr>
+        <w:pStyle w:val="Cmsor2"/>
+      </w:pPr>
+      <w:r>
+        <w:lastRenderedPageBreak/>
+        <w:t xml:space="preserve">Fenyőbála </w:t>
+      </w:r>
+      <w:r>
+        <w:t>tábla</w:t>
+      </w:r>
+      <w:r>
+        <w:t>:</w:t>
+      </w:r>
+    </w:p>
+    <w:p>
+      <w:pPr>
+        <w:pStyle w:val="Szakdolozatbekezdsek"/>
+      </w:pPr>
+      <w:r>
+        <w:t xml:space="preserve">A nagykereskedésnél a fenyőbála nagyon fontos alapanyag. Ebből kötnek koszorúalapot, valamint még eladnak, kiszállítják, és sokféleképpen kezelik az érkezett bálákat. </w:t>
+      </w:r>
+      <w:r>
+        <w:t>A bálák négyfajta fenyőből hetente érkezik. Az érkezett bálák számát felvezetik az adatbázisban, majd a hét folyamán – amikor kiszállítás van, vagy lekötnek koszorúalapokat, vagy egy-két vevőnek eltesznek – azokat ez a tábla tartalmazza</w:t>
+      </w:r>
+      <w:r>
+        <w:t>. Itt már számolni kell a megmaradt bálákat.</w:t>
+      </w:r>
+      <w:r>
+        <w:t xml:space="preserve"> A tábla a következőképpen néz ki:</w:t>
+      </w:r>
+    </w:p>
+    <w:p>
+      <w:pPr>
+        <w:pStyle w:val="Szakdolozatbekezdsek"/>
+        <w:numPr>
+          <w:ilvl w:val="0"/>
+          <w:numId w:val="6"/>
+        </w:numPr>
+        <w:spacing w:line="240" w:lineRule="auto"/>
+        <w:ind w:hanging="357"/>
+      </w:pPr>
+      <w:r>
+        <w:rPr>
+          <w:b/>
+          <w:bCs/>
+        </w:rPr>
+        <w:t>batch_id</w:t>
+      </w:r>
+      <w:r>
+        <w:t>: int típusú, elsődleges kulcs, automatikusan növekszik;</w:t>
+      </w:r>
+    </w:p>
+    <w:p>
+      <w:pPr>
+        <w:pStyle w:val="Szakdolozatbekezdsek"/>
+        <w:numPr>
+          <w:ilvl w:val="0"/>
+          <w:numId w:val="6"/>
+        </w:numPr>
+        <w:spacing w:line="240" w:lineRule="auto"/>
+        <w:ind w:hanging="357"/>
+      </w:pPr>
+      <w:r>
+        <w:rPr>
+          <w:b/>
+          <w:bCs/>
+        </w:rPr>
+        <w:t>Pine_type_id</w:t>
+      </w:r>
+      <w:r>
+        <w:t>: int típusú mező. Itt másodlagos kulcsként szerepel. Ez a pinetypes tábla elsődleges kulcsa;</w:t>
+      </w:r>
+    </w:p>
+    <w:p>
+      <w:pPr>
+        <w:pStyle w:val="Szakdolozatbekezdsek"/>
+        <w:numPr>
+          <w:ilvl w:val="0"/>
+          <w:numId w:val="6"/>
+        </w:numPr>
+        <w:spacing w:line="240" w:lineRule="auto"/>
+        <w:ind w:hanging="357"/>
+      </w:pPr>
+      <w:r>
+        <w:rPr>
+          <w:b/>
+          <w:bCs/>
+        </w:rPr>
+        <w:t>pinebatch_state_id</w:t>
+      </w:r>
+      <w:r>
+        <w:t>: int típusú mező. Ez is másodlagos kulcs. A pinebatchstate tábla elsődleges kulcsa;</w:t>
+      </w:r>
+    </w:p>
+    <w:p>
+      <w:pPr>
+        <w:pStyle w:val="Szakdolozatbekezdsek"/>
+        <w:numPr>
+          <w:ilvl w:val="0"/>
+          <w:numId w:val="6"/>
+        </w:numPr>
+        <w:spacing w:line="240" w:lineRule="auto"/>
+        <w:ind w:hanging="357"/>
+      </w:pPr>
+      <w:r>
+        <w:rPr>
+          <w:b/>
+          <w:bCs/>
+        </w:rPr>
+        <w:t>pinebatch_quantity</w:t>
+      </w:r>
+      <w:r>
+        <w:t>: int típusú mező. Az érkezett fenyőbálák mennyiségét tartalmazza;</w:t>
+      </w:r>
+    </w:p>
+    <w:p>
+      <w:pPr>
+        <w:pStyle w:val="Szakdolozatbekezdsek"/>
+        <w:numPr>
+          <w:ilvl w:val="0"/>
+          <w:numId w:val="6"/>
+        </w:numPr>
+        <w:spacing w:line="240" w:lineRule="auto"/>
+        <w:ind w:hanging="357"/>
+      </w:pPr>
+      <w:r>
+        <w:rPr>
+          <w:b/>
+          <w:bCs/>
+        </w:rPr>
+        <w:t>batch_arrived_date</w:t>
+      </w:r>
+      <w:r>
+        <w:t>: date típusú mező. Ez az érték automatikusan íródik be az adatbázis táblájába, amikor a megadott adatok mentésre kerülnek.</w:t>
+      </w:r>
+    </w:p>
+    <w:p>
+      <w:pPr>
+        <w:pStyle w:val="Szakdolozatbekezdsek"/>
+        <w:numPr>
+          <w:ilvl w:val="0"/>
+          <w:numId w:val="6"/>
+        </w:numPr>
+        <w:spacing w:line="240" w:lineRule="auto"/>
+        <w:ind w:hanging="357"/>
+      </w:pPr>
+      <w:r>
+        <w:rPr>
+          <w:b/>
+          <w:bCs/>
+        </w:rPr>
+        <w:t>batch_updated_at</w:t>
+      </w:r>
+      <w:r>
+        <w:t xml:space="preserve">: date típusú mező. Ennek az értéknek akkor kell új dátumot kapnia, </w:t>
+      </w:r>
+      <w:r>
+        <w:t>amikor a fenyőbála állapota nem az érkezett állapotot veszi fel.</w:t>
+      </w:r>
+    </w:p>
+    <w:p>
+      <w:pPr>
+        <w:pStyle w:val="Szakdolozatbekezdsek"/>
+        <w:spacing w:line="240" w:lineRule="auto"/>
+      </w:pPr>
+      <w:r>
+        <w:t>A tábla szerkesztő nézete, és a létrehozásához szükséges kód:</w:t>
+      </w:r>
+    </w:p>
+    <w:p>
+      <w:pPr>
+        <w:jc w:val="center"/>
+      </w:pPr>
+      <w:r>
+        <w:drawing>
+          <wp:inline distT="0" distB="0" distL="0" distR="0" wp14:anchorId="0278D40D" wp14:editId="77BAD6B3">
+            <wp:extent cx="3438525" cy="1232446"/>
+            <wp:effectExtent l="0" t="0" r="0" b="6350"/>
+            <wp:docPr id="388919927" name="Kép 1"/>
+            <wp:cNvGraphicFramePr>
+              <a:graphicFrameLocks xmlns:a="http://schemas.openxmlformats.org/drawingml/2006/main" noChangeAspect="1"/>
+            </wp:cNvGraphicFramePr>
+            <a:graphic xmlns:a="http://schemas.openxmlformats.org/drawingml/2006/main">
+              <a:graphicData uri="http://schemas.openxmlformats.org/drawingml/2006/picture">
+                <pic:pic xmlns:pic="http://schemas.openxmlformats.org/drawingml/2006/picture">
+                  <pic:nvPicPr>
+                    <pic:cNvPr id="388919927" name=""/>
+                    <pic:cNvPicPr/>
+                  </pic:nvPicPr>
+                  <pic:blipFill>
+                    <a:blip r:embed="rId26"/>
+                    <a:stretch>
+                      <a:fillRect/>
+                    </a:stretch>
+                  </pic:blipFill>
+                  <pic:spPr>
+                    <a:xfrm>
+                      <a:off x="0" y="0"/>
+                      <a:ext cx="3457469" cy="1239236"/>
+                    </a:xfrm>
+                    <a:prstGeom prst="rect">
+                      <a:avLst/>
+                    </a:prstGeom>
+                  </pic:spPr>
+                </pic:pic>
+              </a:graphicData>
+            </a:graphic>
+          </wp:inline>
+        </w:drawing>
+      </w:r>
+    </w:p>
+    <w:p>
+      <w:pPr>
+        <w:jc w:val="center"/>
+      </w:pPr>
+      <w:r>
+        <w:drawing>
+          <wp:inline distT="0" distB="0" distL="0" distR="0" wp14:anchorId="1F17A6B3" wp14:editId="456C5229">
+            <wp:extent cx="5324898" cy="1600200"/>
+            <wp:effectExtent l="0" t="0" r="9525" b="0"/>
+            <wp:docPr id="692225614" name="Kép 1"/>
+            <wp:cNvGraphicFramePr>
+              <a:graphicFrameLocks xmlns:a="http://schemas.openxmlformats.org/drawingml/2006/main" noChangeAspect="1"/>
+            </wp:cNvGraphicFramePr>
+            <a:graphic xmlns:a="http://schemas.openxmlformats.org/drawingml/2006/main">
+              <a:graphicData uri="http://schemas.openxmlformats.org/drawingml/2006/picture">
+                <pic:pic xmlns:pic="http://schemas.openxmlformats.org/drawingml/2006/picture">
+                  <pic:nvPicPr>
+                    <pic:cNvPr id="692225614" name=""/>
+                    <pic:cNvPicPr/>
+                  </pic:nvPicPr>
+                  <pic:blipFill>
+                    <a:blip r:embed="rId27"/>
+                    <a:stretch>
+                      <a:fillRect/>
+                    </a:stretch>
+                  </pic:blipFill>
+                  <pic:spPr>
+                    <a:xfrm>
+                      <a:off x="0" y="0"/>
+                      <a:ext cx="5327154" cy="1600878"/>
+                    </a:xfrm>
+                    <a:prstGeom prst="rect">
+                      <a:avLst/>
+                    </a:prstGeom>
+                  </pic:spPr>
+                </pic:pic>
+              </a:graphicData>
+            </a:graphic>
+          </wp:inline>
+        </w:drawing>
+      </w:r>
+    </w:p>
+    <w:p>
+      <w:r>
+        <w:br w:type="page"/>
+      </w:r>
+    </w:p>
+    <w:p>
+      <w:pPr>
+        <w:pStyle w:val="Cmsor2"/>
+      </w:pPr>
+      <w:r>
+        <w:lastRenderedPageBreak/>
+        <w:t>Koszorúalap tábla:</w:t>
+      </w:r>
+    </w:p>
+    <w:p>
+      <w:pPr>
+        <w:pStyle w:val="Szakdolozatbekezdsek"/>
+      </w:pPr>
+      <w:r>
+        <w:t xml:space="preserve">A fenyőbála egyik felhasználási állapotát tárolja ez a tábla. A nagykereskedésben a bálák egyik felhasználási módja a koszorúalap kötés. A koszorúalapból kétfélét készítenek, </w:t>
+      </w:r>
+      <w:r>
+        <w:t>és a fenyőkből is négy fajta van, amit felhasználnak.</w:t>
+      </w:r>
+      <w:r>
+        <w:t xml:space="preserve"> Valamint a koszorúalapot egy regisztrált vásárlónak kell megrendelnie.</w:t>
+      </w:r>
+      <w:r>
+        <w:t xml:space="preserve"> Ezért az adatokat tartalmazó táblát a következőképpen kellett kialakítani:</w:t>
+      </w:r>
+    </w:p>
+    <w:p>
+      <w:pPr>
+        <w:pStyle w:val="Szakdolozatbekezdsek"/>
+        <w:numPr>
+          <w:ilvl w:val="0"/>
+          <w:numId w:val="7"/>
+        </w:numPr>
+        <w:spacing w:line="240" w:lineRule="auto"/>
+        <w:ind w:hanging="357"/>
+      </w:pPr>
+      <w:r>
+        <w:rPr>
+          <w:b/>
+          <w:bCs/>
+        </w:rPr>
+        <w:t>base_id</w:t>
+      </w:r>
+      <w:r>
+        <w:t>: int típusú, a tábla elsődleges kulcsa, automatikusan növekszik;</w:t>
+      </w:r>
+    </w:p>
+    <w:p>
+      <w:pPr>
+        <w:pStyle w:val="Szakdolozatbekezdsek"/>
+        <w:numPr>
+          <w:ilvl w:val="0"/>
+          <w:numId w:val="7"/>
+        </w:numPr>
+        <w:spacing w:line="240" w:lineRule="auto"/>
+        <w:ind w:hanging="357"/>
+      </w:pPr>
+      <w:r>
+        <w:rPr>
+          <w:b/>
+          <w:bCs/>
+        </w:rPr>
+        <w:t>costumer_id</w:t>
+      </w:r>
+      <w:r>
+        <w:t>: int típusú, a tábla egyik másodlagos kulcsa</w:t>
+      </w:r>
+      <w:r>
+        <w:t>, a vásárlót azonosítja;</w:t>
+      </w:r>
+    </w:p>
+    <w:p>
+      <w:pPr>
+        <w:pStyle w:val="Szakdolozatbekezdsek"/>
+        <w:numPr>
+          <w:ilvl w:val="0"/>
+          <w:numId w:val="7"/>
+        </w:numPr>
+        <w:spacing w:line="240" w:lineRule="auto"/>
+        <w:ind w:hanging="357"/>
+      </w:pPr>
+      <w:r>
+        <w:rPr>
+          <w:b/>
+          <w:bCs/>
+        </w:rPr>
+        <w:t>pine_type_id</w:t>
+      </w:r>
+      <w:r>
+        <w:t>: int típusú, a tábla szintén másodlagos kulcsa, a fenyő fajtájára mutat;</w:t>
+      </w:r>
+    </w:p>
+    <w:p>
+      <w:pPr>
+        <w:pStyle w:val="Szakdolozatbekezdsek"/>
+        <w:numPr>
+          <w:ilvl w:val="0"/>
+          <w:numId w:val="7"/>
+        </w:numPr>
+        <w:spacing w:line="240" w:lineRule="auto"/>
+        <w:ind w:hanging="357"/>
+      </w:pPr>
+      <w:r>
+        <w:rPr>
+          <w:b/>
+          <w:bCs/>
+        </w:rPr>
+        <w:t>pinebasetype</w:t>
+      </w:r>
+      <w:r>
+        <w:t>: int típusú, a tábla harmadik másodlagos kulcsa, a koszorúalap méretét mutatja meg;</w:t>
+      </w:r>
+    </w:p>
+    <w:p>
+      <w:pPr>
+        <w:pStyle w:val="Szakdolozatbekezdsek"/>
+        <w:numPr>
+          <w:ilvl w:val="0"/>
+          <w:numId w:val="7"/>
+        </w:numPr>
+        <w:spacing w:line="240" w:lineRule="auto"/>
+        <w:ind w:hanging="357"/>
+      </w:pPr>
+      <w:r>
+        <w:rPr>
+          <w:b/>
+          <w:bCs/>
+        </w:rPr>
+        <w:t>base_quantity</w:t>
+      </w:r>
+      <w:r>
+        <w:t>: int típusú mező, a megrendelt alapok mennyiségét tárolja;</w:t>
+      </w:r>
+    </w:p>
+    <w:p>
+      <w:pPr>
+        <w:pStyle w:val="Szakdolozatbekezdsek"/>
+        <w:numPr>
+          <w:ilvl w:val="0"/>
+          <w:numId w:val="7"/>
+        </w:numPr>
+        <w:spacing w:line="240" w:lineRule="auto"/>
+        <w:ind w:hanging="357"/>
+      </w:pPr>
+      <w:r>
+        <w:rPr>
+          <w:b/>
+          <w:bCs/>
+        </w:rPr>
+        <w:t>base_state:</w:t>
+      </w:r>
+      <w:r>
+        <w:t xml:space="preserve"> </w:t>
+      </w:r>
+      <w:r>
+        <w:t>igazából</w:t>
+      </w:r>
+      <w:r>
+        <w:t xml:space="preserve"> bool típusú, ez ahhoz kell, hogy a koszorúalap </w:t>
+      </w:r>
+      <w:r>
+        <w:t>elkészült, vagy még nem;</w:t>
+      </w:r>
+    </w:p>
+    <w:p>
+      <w:pPr>
+        <w:pStyle w:val="Szakdolozatbekezdsek"/>
+        <w:numPr>
+          <w:ilvl w:val="0"/>
+          <w:numId w:val="7"/>
+        </w:numPr>
+        <w:spacing w:line="240" w:lineRule="auto"/>
+        <w:ind w:hanging="357"/>
+      </w:pPr>
+      <w:r>
+        <w:rPr>
+          <w:b/>
+          <w:bCs/>
+        </w:rPr>
+        <w:t>base_ordered_date</w:t>
+      </w:r>
+      <w:r>
+        <w:t>: date típusú mező, ez tárolja azt a dátumot, amikorra a koszorúalapnak készen kell lennie;</w:t>
+      </w:r>
+    </w:p>
+    <w:p>
+      <w:pPr>
+        <w:pStyle w:val="Szakdolozatbekezdsek"/>
+        <w:numPr>
+          <w:ilvl w:val="0"/>
+          <w:numId w:val="7"/>
+        </w:numPr>
+        <w:spacing w:line="240" w:lineRule="auto"/>
+        <w:ind w:hanging="357"/>
+      </w:pPr>
+      <w:r>
+        <w:rPr>
+          <w:b/>
+          <w:bCs/>
+        </w:rPr>
+        <w:t>base_updated_at</w:t>
+      </w:r>
+      <w:r>
+        <w:t>: date típusú, ez akkor változik meg, amikor az alap elkészül, és a checkbox állapota megváltozik;</w:t>
+      </w:r>
+    </w:p>
+    <w:p>
+      <w:pPr>
+        <w:jc w:val="center"/>
+      </w:pPr>
+      <w:r>
+        <w:drawing>
+          <wp:inline distT="0" distB="0" distL="0" distR="0" wp14:anchorId="5F480EF3" wp14:editId="0F67B9B2">
+            <wp:extent cx="3048000" cy="1714500"/>
+            <wp:effectExtent l="0" t="0" r="0" b="0"/>
+            <wp:docPr id="1818938826" name="Kép 1"/>
+            <wp:cNvGraphicFramePr>
+              <a:graphicFrameLocks xmlns:a="http://schemas.openxmlformats.org/drawingml/2006/main" noChangeAspect="1"/>
+            </wp:cNvGraphicFramePr>
+            <a:graphic xmlns:a="http://schemas.openxmlformats.org/drawingml/2006/main">
+              <a:graphicData uri="http://schemas.openxmlformats.org/drawingml/2006/picture">
+                <pic:pic xmlns:pic="http://schemas.openxmlformats.org/drawingml/2006/picture">
+                  <pic:nvPicPr>
+                    <pic:cNvPr id="1818938826" name=""/>
+                    <pic:cNvPicPr/>
+                  </pic:nvPicPr>
+                  <pic:blipFill>
+                    <a:blip r:embed="rId28"/>
+                    <a:stretch>
+                      <a:fillRect/>
+                    </a:stretch>
+                  </pic:blipFill>
+                  <pic:spPr>
+                    <a:xfrm>
+                      <a:off x="0" y="0"/>
+                      <a:ext cx="3048430" cy="1714742"/>
+                    </a:xfrm>
+                    <a:prstGeom prst="rect">
+                      <a:avLst/>
+                    </a:prstGeom>
+                  </pic:spPr>
+                </pic:pic>
+              </a:graphicData>
+            </a:graphic>
+          </wp:inline>
+        </w:drawing>
+      </w:r>
+    </w:p>
+    <w:p>
+      <w:pPr>
+        <w:jc w:val="center"/>
+      </w:pPr>
+      <w:r>
+        <w:drawing>
+          <wp:inline distT="0" distB="0" distL="0" distR="0" wp14:anchorId="345C9C12" wp14:editId="61E84148">
+            <wp:extent cx="4486275" cy="1704975"/>
+            <wp:effectExtent l="0" t="0" r="9525" b="9525"/>
+            <wp:docPr id="75386078" name="Kép 1"/>
+            <wp:cNvGraphicFramePr>
+              <a:graphicFrameLocks xmlns:a="http://schemas.openxmlformats.org/drawingml/2006/main" noChangeAspect="1"/>
+            </wp:cNvGraphicFramePr>
+            <a:graphic xmlns:a="http://schemas.openxmlformats.org/drawingml/2006/main">
+              <a:graphicData uri="http://schemas.openxmlformats.org/drawingml/2006/picture">
+                <pic:pic xmlns:pic="http://schemas.openxmlformats.org/drawingml/2006/picture">
+                  <pic:nvPicPr>
+                    <pic:cNvPr id="75386078" name=""/>
+                    <pic:cNvPicPr/>
+                  </pic:nvPicPr>
+                  <pic:blipFill>
+                    <a:blip r:embed="rId29"/>
+                    <a:stretch>
+                      <a:fillRect/>
+                    </a:stretch>
+                  </pic:blipFill>
+                  <pic:spPr>
+                    <a:xfrm>
+                      <a:off x="0" y="0"/>
+                      <a:ext cx="4486275" cy="1704975"/>
+                    </a:xfrm>
+                    <a:prstGeom prst="rect">
+                      <a:avLst/>
+                    </a:prstGeom>
+                  </pic:spPr>
+                </pic:pic>
+              </a:graphicData>
+            </a:graphic>
+          </wp:inline>
+        </w:drawing>
+      </w:r>
+    </w:p>
+    <w:p>
+      <w:pPr>
         <w:pStyle w:val="Szakdolozatbekezdsek"/>
       </w:pPr>
     </w:p>
@@ -2111,6 +3037,345 @@
     </w:lvl>
   </w:abstractNum>
   <w:abstractNum w:abstractNumId="2" w15:restartNumberingAfterBreak="0">
+    <w:nsid w:val="2D34586A"/>
+    <w:multiLevelType w:val="hybridMultilevel"/>
+    <w:tmpl w:val="57D288D6"/>
+    <w:lvl w:ilvl="0" w:tplc="040E0001">
+      <w:start w:val="1"/>
+      <w:numFmt w:val="bullet"/>
+      <w:lvlText w:val=""/>
+      <w:lvlJc w:val="left"/>
+      <w:pPr>
+        <w:ind w:left="1429" w:hanging="360"/>
+      </w:pPr>
+      <w:rPr>
+        <w:rFonts w:ascii="Symbol" w:hAnsi="Symbol" w:hint="default"/>
+      </w:rPr>
+    </w:lvl>
+    <w:lvl w:ilvl="1" w:tplc="040E0003" w:tentative="1">
+      <w:start w:val="1"/>
+      <w:numFmt w:val="bullet"/>
+      <w:lvlText w:val="o"/>
+      <w:lvlJc w:val="left"/>
+      <w:pPr>
+        <w:ind w:left="2149" w:hanging="360"/>
+      </w:pPr>
+      <w:rPr>
+        <w:rFonts w:ascii="Courier New" w:hAnsi="Courier New" w:cs="Courier New" w:hint="default"/>
+      </w:rPr>
+    </w:lvl>
+    <w:lvl w:ilvl="2" w:tplc="040E0005" w:tentative="1">
+      <w:start w:val="1"/>
+      <w:numFmt w:val="bullet"/>
+      <w:lvlText w:val=""/>
+      <w:lvlJc w:val="left"/>
+      <w:pPr>
+        <w:ind w:left="2869" w:hanging="360"/>
+      </w:pPr>
+      <w:rPr>
+        <w:rFonts w:ascii="Wingdings" w:hAnsi="Wingdings" w:hint="default"/>
+      </w:rPr>
+    </w:lvl>
+    <w:lvl w:ilvl="3" w:tplc="040E0001" w:tentative="1">
+      <w:start w:val="1"/>
+      <w:numFmt w:val="bullet"/>
+      <w:lvlText w:val=""/>
+      <w:lvlJc w:val="left"/>
+      <w:pPr>
+        <w:ind w:left="3589" w:hanging="360"/>
+      </w:pPr>
+      <w:rPr>
+        <w:rFonts w:ascii="Symbol" w:hAnsi="Symbol" w:hint="default"/>
+      </w:rPr>
+    </w:lvl>
+    <w:lvl w:ilvl="4" w:tplc="040E0003" w:tentative="1">
+      <w:start w:val="1"/>
+      <w:numFmt w:val="bullet"/>
+      <w:lvlText w:val="o"/>
+      <w:lvlJc w:val="left"/>
+      <w:pPr>
+        <w:ind w:left="4309" w:hanging="360"/>
+      </w:pPr>
+      <w:rPr>
+        <w:rFonts w:ascii="Courier New" w:hAnsi="Courier New" w:cs="Courier New" w:hint="default"/>
+      </w:rPr>
+    </w:lvl>
+    <w:lvl w:ilvl="5" w:tplc="040E0005" w:tentative="1">
+      <w:start w:val="1"/>
+      <w:numFmt w:val="bullet"/>
+      <w:lvlText w:val=""/>
+      <w:lvlJc w:val="left"/>
+      <w:pPr>
+        <w:ind w:left="5029" w:hanging="360"/>
+      </w:pPr>
+      <w:rPr>
+        <w:rFonts w:ascii="Wingdings" w:hAnsi="Wingdings" w:hint="default"/>
+      </w:rPr>
+    </w:lvl>
+    <w:lvl w:ilvl="6" w:tplc="040E0001" w:tentative="1">
+      <w:start w:val="1"/>
+      <w:numFmt w:val="bullet"/>
+      <w:lvlText w:val=""/>
+      <w:lvlJc w:val="left"/>
+      <w:pPr>
+        <w:ind w:left="5749" w:hanging="360"/>
+      </w:pPr>
+      <w:rPr>
+        <w:rFonts w:ascii="Symbol" w:hAnsi="Symbol" w:hint="default"/>
+      </w:rPr>
+    </w:lvl>
+    <w:lvl w:ilvl="7" w:tplc="040E0003" w:tentative="1">
+      <w:start w:val="1"/>
+      <w:numFmt w:val="bullet"/>
+      <w:lvlText w:val="o"/>
+      <w:lvlJc w:val="left"/>
+      <w:pPr>
+        <w:ind w:left="6469" w:hanging="360"/>
+      </w:pPr>
+      <w:rPr>
+        <w:rFonts w:ascii="Courier New" w:hAnsi="Courier New" w:cs="Courier New" w:hint="default"/>
+      </w:rPr>
+    </w:lvl>
+    <w:lvl w:ilvl="8" w:tplc="040E0005" w:tentative="1">
+      <w:start w:val="1"/>
+      <w:numFmt w:val="bullet"/>
+      <w:lvlText w:val=""/>
+      <w:lvlJc w:val="left"/>
+      <w:pPr>
+        <w:ind w:left="7189" w:hanging="360"/>
+      </w:pPr>
+      <w:rPr>
+        <w:rFonts w:ascii="Wingdings" w:hAnsi="Wingdings" w:hint="default"/>
+      </w:rPr>
+    </w:lvl>
+  </w:abstractNum>
+  <w:abstractNum w:abstractNumId="3" w15:restartNumberingAfterBreak="0">
+    <w:nsid w:val="361E6B14"/>
+    <w:multiLevelType w:val="hybridMultilevel"/>
+    <w:tmpl w:val="3BACB1F0"/>
+    <w:lvl w:ilvl="0" w:tplc="040E0001">
+      <w:start w:val="1"/>
+      <w:numFmt w:val="bullet"/>
+      <w:lvlText w:val=""/>
+      <w:lvlJc w:val="left"/>
+      <w:pPr>
+        <w:ind w:left="1429" w:hanging="360"/>
+      </w:pPr>
+      <w:rPr>
+        <w:rFonts w:ascii="Symbol" w:hAnsi="Symbol" w:hint="default"/>
+      </w:rPr>
+    </w:lvl>
+    <w:lvl w:ilvl="1" w:tplc="040E0003" w:tentative="1">
+      <w:start w:val="1"/>
+      <w:numFmt w:val="bullet"/>
+      <w:lvlText w:val="o"/>
+      <w:lvlJc w:val="left"/>
+      <w:pPr>
+        <w:ind w:left="2149" w:hanging="360"/>
+      </w:pPr>
+      <w:rPr>
+        <w:rFonts w:ascii="Courier New" w:hAnsi="Courier New" w:cs="Courier New" w:hint="default"/>
+      </w:rPr>
+    </w:lvl>
+    <w:lvl w:ilvl="2" w:tplc="040E0005" w:tentative="1">
+      <w:start w:val="1"/>
+      <w:numFmt w:val="bullet"/>
+      <w:lvlText w:val=""/>
+      <w:lvlJc w:val="left"/>
+      <w:pPr>
+        <w:ind w:left="2869" w:hanging="360"/>
+      </w:pPr>
+      <w:rPr>
+        <w:rFonts w:ascii="Wingdings" w:hAnsi="Wingdings" w:hint="default"/>
+      </w:rPr>
+    </w:lvl>
+    <w:lvl w:ilvl="3" w:tplc="040E0001" w:tentative="1">
+      <w:start w:val="1"/>
+      <w:numFmt w:val="bullet"/>
+      <w:lvlText w:val=""/>
+      <w:lvlJc w:val="left"/>
+      <w:pPr>
+        <w:ind w:left="3589" w:hanging="360"/>
+      </w:pPr>
+      <w:rPr>
+        <w:rFonts w:ascii="Symbol" w:hAnsi="Symbol" w:hint="default"/>
+      </w:rPr>
+    </w:lvl>
+    <w:lvl w:ilvl="4" w:tplc="040E0003" w:tentative="1">
+      <w:start w:val="1"/>
+      <w:numFmt w:val="bullet"/>
+      <w:lvlText w:val="o"/>
+      <w:lvlJc w:val="left"/>
+      <w:pPr>
+        <w:ind w:left="4309" w:hanging="360"/>
+      </w:pPr>
+      <w:rPr>
+        <w:rFonts w:ascii="Courier New" w:hAnsi="Courier New" w:cs="Courier New" w:hint="default"/>
+      </w:rPr>
+    </w:lvl>
+    <w:lvl w:ilvl="5" w:tplc="040E0005" w:tentative="1">
+      <w:start w:val="1"/>
+      <w:numFmt w:val="bullet"/>
+      <w:lvlText w:val=""/>
+      <w:lvlJc w:val="left"/>
+      <w:pPr>
+        <w:ind w:left="5029" w:hanging="360"/>
+      </w:pPr>
+      <w:rPr>
+        <w:rFonts w:ascii="Wingdings" w:hAnsi="Wingdings" w:hint="default"/>
+      </w:rPr>
+    </w:lvl>
+    <w:lvl w:ilvl="6" w:tplc="040E0001" w:tentative="1">
+      <w:start w:val="1"/>
+      <w:numFmt w:val="bullet"/>
+      <w:lvlText w:val=""/>
+      <w:lvlJc w:val="left"/>
+      <w:pPr>
+        <w:ind w:left="5749" w:hanging="360"/>
+      </w:pPr>
+      <w:rPr>
+        <w:rFonts w:ascii="Symbol" w:hAnsi="Symbol" w:hint="default"/>
+      </w:rPr>
+    </w:lvl>
+    <w:lvl w:ilvl="7" w:tplc="040E0003" w:tentative="1">
+      <w:start w:val="1"/>
+      <w:numFmt w:val="bullet"/>
+      <w:lvlText w:val="o"/>
+      <w:lvlJc w:val="left"/>
+      <w:pPr>
+        <w:ind w:left="6469" w:hanging="360"/>
+      </w:pPr>
+      <w:rPr>
+        <w:rFonts w:ascii="Courier New" w:hAnsi="Courier New" w:cs="Courier New" w:hint="default"/>
+      </w:rPr>
+    </w:lvl>
+    <w:lvl w:ilvl="8" w:tplc="040E0005" w:tentative="1">
+      <w:start w:val="1"/>
+      <w:numFmt w:val="bullet"/>
+      <w:lvlText w:val=""/>
+      <w:lvlJc w:val="left"/>
+      <w:pPr>
+        <w:ind w:left="7189" w:hanging="360"/>
+      </w:pPr>
+      <w:rPr>
+        <w:rFonts w:ascii="Wingdings" w:hAnsi="Wingdings" w:hint="default"/>
+      </w:rPr>
+    </w:lvl>
+  </w:abstractNum>
+  <w:abstractNum w:abstractNumId="4" w15:restartNumberingAfterBreak="0">
+    <w:nsid w:val="37405040"/>
+    <w:multiLevelType w:val="hybridMultilevel"/>
+    <w:tmpl w:val="DF764BFA"/>
+    <w:lvl w:ilvl="0" w:tplc="040E0001">
+      <w:start w:val="1"/>
+      <w:numFmt w:val="bullet"/>
+      <w:lvlText w:val=""/>
+      <w:lvlJc w:val="left"/>
+      <w:pPr>
+        <w:ind w:left="1429" w:hanging="360"/>
+      </w:pPr>
+      <w:rPr>
+        <w:rFonts w:ascii="Symbol" w:hAnsi="Symbol" w:hint="default"/>
+      </w:rPr>
+    </w:lvl>
+    <w:lvl w:ilvl="1" w:tplc="040E0003" w:tentative="1">
+      <w:start w:val="1"/>
+      <w:numFmt w:val="bullet"/>
+      <w:lvlText w:val="o"/>
+      <w:lvlJc w:val="left"/>
+      <w:pPr>
+        <w:ind w:left="2149" w:hanging="360"/>
+      </w:pPr>
+      <w:rPr>
+        <w:rFonts w:ascii="Courier New" w:hAnsi="Courier New" w:cs="Courier New" w:hint="default"/>
+      </w:rPr>
+    </w:lvl>
+    <w:lvl w:ilvl="2" w:tplc="040E0005" w:tentative="1">
+      <w:start w:val="1"/>
+      <w:numFmt w:val="bullet"/>
+      <w:lvlText w:val=""/>
+      <w:lvlJc w:val="left"/>
+      <w:pPr>
+        <w:ind w:left="2869" w:hanging="360"/>
+      </w:pPr>
+      <w:rPr>
+        <w:rFonts w:ascii="Wingdings" w:hAnsi="Wingdings" w:hint="default"/>
+      </w:rPr>
+    </w:lvl>
+    <w:lvl w:ilvl="3" w:tplc="040E0001" w:tentative="1">
+      <w:start w:val="1"/>
+      <w:numFmt w:val="bullet"/>
+      <w:lvlText w:val=""/>
+      <w:lvlJc w:val="left"/>
+      <w:pPr>
+        <w:ind w:left="3589" w:hanging="360"/>
+      </w:pPr>
+      <w:rPr>
+        <w:rFonts w:ascii="Symbol" w:hAnsi="Symbol" w:hint="default"/>
+      </w:rPr>
+    </w:lvl>
+    <w:lvl w:ilvl="4" w:tplc="040E0003" w:tentative="1">
+      <w:start w:val="1"/>
+      <w:numFmt w:val="bullet"/>
+      <w:lvlText w:val="o"/>
+      <w:lvlJc w:val="left"/>
+      <w:pPr>
+        <w:ind w:left="4309" w:hanging="360"/>
+      </w:pPr>
+      <w:rPr>
+        <w:rFonts w:ascii="Courier New" w:hAnsi="Courier New" w:cs="Courier New" w:hint="default"/>
+      </w:rPr>
+    </w:lvl>
+    <w:lvl w:ilvl="5" w:tplc="040E0005" w:tentative="1">
+      <w:start w:val="1"/>
+      <w:numFmt w:val="bullet"/>
+      <w:lvlText w:val=""/>
+      <w:lvlJc w:val="left"/>
+      <w:pPr>
+        <w:ind w:left="5029" w:hanging="360"/>
+      </w:pPr>
+      <w:rPr>
+        <w:rFonts w:ascii="Wingdings" w:hAnsi="Wingdings" w:hint="default"/>
+      </w:rPr>
+    </w:lvl>
+    <w:lvl w:ilvl="6" w:tplc="040E0001" w:tentative="1">
+      <w:start w:val="1"/>
+      <w:numFmt w:val="bullet"/>
+      <w:lvlText w:val=""/>
+      <w:lvlJc w:val="left"/>
+      <w:pPr>
+        <w:ind w:left="5749" w:hanging="360"/>
+      </w:pPr>
+      <w:rPr>
+        <w:rFonts w:ascii="Symbol" w:hAnsi="Symbol" w:hint="default"/>
+      </w:rPr>
+    </w:lvl>
+    <w:lvl w:ilvl="7" w:tplc="040E0003" w:tentative="1">
+      <w:start w:val="1"/>
+      <w:numFmt w:val="bullet"/>
+      <w:lvlText w:val="o"/>
+      <w:lvlJc w:val="left"/>
+      <w:pPr>
+        <w:ind w:left="6469" w:hanging="360"/>
+      </w:pPr>
+      <w:rPr>
+        <w:rFonts w:ascii="Courier New" w:hAnsi="Courier New" w:cs="Courier New" w:hint="default"/>
+      </w:rPr>
+    </w:lvl>
+    <w:lvl w:ilvl="8" w:tplc="040E0005" w:tentative="1">
+      <w:start w:val="1"/>
+      <w:numFmt w:val="bullet"/>
+      <w:lvlText w:val=""/>
+      <w:lvlJc w:val="left"/>
+      <w:pPr>
+        <w:ind w:left="7189" w:hanging="360"/>
+      </w:pPr>
+      <w:rPr>
+        <w:rFonts w:ascii="Wingdings" w:hAnsi="Wingdings" w:hint="default"/>
+      </w:rPr>
+    </w:lvl>
+  </w:abstractNum>
+  <w:abstractNum w:abstractNumId="5" w15:restartNumberingAfterBreak="0">
     <w:nsid w:val="4BC22624"/>
     <w:multiLevelType w:val="hybridMultilevel"/>
     <w:tmpl w:val="B378B62E"/>
@@ -2223,7 +3488,7 @@
       </w:rPr>
     </w:lvl>
   </w:abstractNum>
-  <w:abstractNum w:abstractNumId="3" w15:restartNumberingAfterBreak="0">
+  <w:abstractNum w:abstractNumId="6" w15:restartNumberingAfterBreak="0">
     <w:nsid w:val="77025383"/>
     <w:multiLevelType w:val="hybridMultilevel"/>
     <w:tmpl w:val="30246070"/>
@@ -2337,16 +3602,25 @@
     </w:lvl>
   </w:abstractNum>
   <w:num w:numId="1" w16cid:durableId="385834148">
-    <w:abstractNumId w:val="2"/>
+    <w:abstractNumId w:val="5"/>
   </w:num>
   <w:num w:numId="2" w16cid:durableId="1458258664">
     <w:abstractNumId w:val="0"/>
   </w:num>
   <w:num w:numId="3" w16cid:durableId="1530876048">
-    <w:abstractNumId w:val="3"/>
+    <w:abstractNumId w:val="6"/>
   </w:num>
   <w:num w:numId="4" w16cid:durableId="1143423714">
     <w:abstractNumId w:val="1"/>
+  </w:num>
+  <w:num w:numId="5" w16cid:durableId="176043529">
+    <w:abstractNumId w:val="2"/>
+  </w:num>
+  <w:num w:numId="6" w16cid:durableId="2122383911">
+    <w:abstractNumId w:val="4"/>
+  </w:num>
+  <w:num w:numId="7" w16cid:durableId="2082827038">
+    <w:abstractNumId w:val="3"/>
   </w:num>
 </w:numbering>
 </file>
@@ -3272,7 +4546,7 @@
     <w:link w:val="SzakdolozatbekezdsekChar"/>
     <w:autoRedefine/>
     <w:qFormat/>
-    <w:rsid w:val="006E4733"/>
+    <w:rsid w:val="003F27CA"/>
     <w:pPr>
       <w:spacing w:line="360" w:lineRule="auto"/>
       <w:ind w:firstLine="709"/>
@@ -3282,7 +4556,7 @@
     <w:name w:val="Szakdolozat bekezdések Char"/>
     <w:basedOn w:val="Bekezdsalapbettpusa"/>
     <w:link w:val="Szakdolozatbekezdsek"/>
-    <w:rsid w:val="006E4733"/>
+    <w:rsid w:val="003F27CA"/>
   </w:style>
 </w:styles>
 </file>

--- a/Documents/Vizsgaremek dokumentáció.docx
+++ b/Documents/Vizsgaremek dokumentáció.docx
@@ -1981,14 +1981,7 @@
           <w:b/>
           <w:bCs/>
         </w:rPr>
-        <w:t>costumer_</w:t>
-      </w:r>
-      <w:r>
-        <w:rPr>
-          <w:b/>
-          <w:bCs/>
-        </w:rPr>
-        <w:t>name</w:t>
+        <w:t>costumer_name</w:t>
       </w:r>
       <w:r>
         <w:t>: varchar típusú, a vevő nevét tartalmazza;</w:t>
@@ -2009,14 +2002,7 @@
           <w:b/>
           <w:bCs/>
         </w:rPr>
-        <w:t>costumer_</w:t>
-      </w:r>
-      <w:r>
-        <w:rPr>
-          <w:b/>
-          <w:bCs/>
-        </w:rPr>
-        <w:t>taxnumber</w:t>
+        <w:t>costumer_taxnumber</w:t>
       </w:r>
       <w:r>
         <w:t>: a vevő adószáma;</w:t>
@@ -2037,14 +2023,7 @@
           <w:b/>
           <w:bCs/>
         </w:rPr>
-        <w:t>costumer_</w:t>
-      </w:r>
-      <w:r>
-        <w:rPr>
-          <w:b/>
-          <w:bCs/>
-        </w:rPr>
-        <w:t>postal_code</w:t>
+        <w:t>costumer_postal_code</w:t>
       </w:r>
       <w:r>
         <w:t>: a</w:t>
@@ -2068,14 +2047,7 @@
           <w:b/>
           <w:bCs/>
         </w:rPr>
-        <w:t>costumer_</w:t>
-      </w:r>
-      <w:r>
-        <w:rPr>
-          <w:b/>
-          <w:bCs/>
-        </w:rPr>
-        <w:t>city</w:t>
+        <w:t>costumer_city</w:t>
       </w:r>
       <w:r>
         <w:t>:</w:t>
@@ -2099,14 +2071,7 @@
           <w:b/>
           <w:bCs/>
         </w:rPr>
-        <w:t>costumer_</w:t>
-      </w:r>
-      <w:r>
-        <w:rPr>
-          <w:b/>
-          <w:bCs/>
-        </w:rPr>
-        <w:t>address</w:t>
+        <w:t>costumer_address</w:t>
       </w:r>
       <w:r>
         <w:t>:</w:t>
@@ -2130,14 +2095,7 @@
           <w:b/>
           <w:bCs/>
         </w:rPr>
-        <w:t>costumer_</w:t>
-      </w:r>
-      <w:r>
-        <w:rPr>
-          <w:b/>
-          <w:bCs/>
-        </w:rPr>
-        <w:t>phonenumber</w:t>
+        <w:t>costumer_phonenumber</w:t>
       </w:r>
       <w:r>
         <w:t>:</w:t>
@@ -2151,6 +2109,9 @@
         <w:jc w:val="center"/>
       </w:pPr>
       <w:r>
+        <w:rPr>
+          <w:noProof/>
+        </w:rPr>
         <w:drawing>
           <wp:inline distT="0" distB="0" distL="0" distR="0" wp14:anchorId="4A8B9D52" wp14:editId="065FA0B5">
             <wp:extent cx="2171700" cy="1436264"/>
@@ -2201,6 +2162,9 @@
         <w:jc w:val="center"/>
       </w:pPr>
       <w:r>
+        <w:rPr>
+          <w:noProof/>
+        </w:rPr>
         <w:drawing>
           <wp:inline distT="0" distB="0" distL="0" distR="0" wp14:anchorId="48F2BA6F" wp14:editId="1F64336B">
             <wp:extent cx="3695700" cy="1505036"/>
@@ -2418,6 +2382,9 @@
         <w:jc w:val="center"/>
       </w:pPr>
       <w:r>
+        <w:rPr>
+          <w:noProof/>
+        </w:rPr>
         <w:drawing>
           <wp:inline distT="0" distB="0" distL="0" distR="0" wp14:anchorId="0278D40D" wp14:editId="77BAD6B3">
             <wp:extent cx="3438525" cy="1232446"/>
@@ -2460,6 +2427,9 @@
         <w:jc w:val="center"/>
       </w:pPr>
       <w:r>
+        <w:rPr>
+          <w:noProof/>
+        </w:rPr>
         <w:drawing>
           <wp:inline distT="0" distB="0" distL="0" distR="0" wp14:anchorId="1F17A6B3" wp14:editId="456C5229">
             <wp:extent cx="5324898" cy="1600200"/>
@@ -2713,6 +2683,9 @@
         <w:jc w:val="center"/>
       </w:pPr>
       <w:r>
+        <w:rPr>
+          <w:noProof/>
+        </w:rPr>
         <w:drawing>
           <wp:inline distT="0" distB="0" distL="0" distR="0" wp14:anchorId="5F480EF3" wp14:editId="0F67B9B2">
             <wp:extent cx="3048000" cy="1714500"/>
@@ -2755,6 +2728,9 @@
         <w:jc w:val="center"/>
       </w:pPr>
       <w:r>
+        <w:rPr>
+          <w:noProof/>
+        </w:rPr>
         <w:drawing>
           <wp:inline distT="0" distB="0" distL="0" distR="0" wp14:anchorId="345C9C12" wp14:editId="61E84148">
             <wp:extent cx="4486275" cy="1704975"/>
@@ -2792,11 +2768,7 @@
         </w:drawing>
       </w:r>
     </w:p>
-    <w:p>
-      <w:pPr>
-        <w:pStyle w:val="Szakdolozatbekezdsek"/>
-      </w:pPr>
-    </w:p>
+    <w:p/>
     <w:sectPr>
       <w:type w:val="continuous"/>
       <w:pgSz w:w="11906" w:h="16838"/>

--- a/Documents/Vizsgaremek dokumentáció.docx
+++ b/Documents/Vizsgaremek dokumentáció.docx
@@ -324,7 +324,13 @@
         <w:pStyle w:val="Szakdolozatbekezdsek"/>
       </w:pPr>
       <w:r>
-        <w:t xml:space="preserve">Ezen az oldalon lehet hozzáadni a rendelések adatait. Új bála hozzáadása esetén ki kell választani a fenyő típusát, az állapotot, valamint a darabszámot. A fenyő típusát-, és állapotát egy-egy legördülő mező lehetőségiből kell kiválasztani. Ezek a lehetőségek szintén az adatbázisból kerülnek elő, viszont ezek előre beírt, megadott adatok. A </w:t>
+        <w:t xml:space="preserve">Ezen az oldalon lehet hozzáadni a rendelések adatait. Új bála hozzáadása esetén ki kell választani a fenyő típusát, az állapotot, valamint a darabszámot. A fenyő típusát-, és állapotát egy-egy legördülő mező lehetőségiből kell kiválasztani. Ezek a lehetőségek szintén az adatbázisból kerülnek elő, </w:t>
+      </w:r>
+      <w:r>
+        <w:t>mert</w:t>
+      </w:r>
+      <w:r>
+        <w:t xml:space="preserve"> ezek előre beírt, megadott adatok. A </w:t>
       </w:r>
       <w:r>
         <w:rPr>
@@ -434,9 +440,9 @@
           <w:noProof/>
         </w:rPr>
         <w:drawing>
-          <wp:inline distT="0" distB="0" distL="0" distR="0" wp14:anchorId="1227864C" wp14:editId="2027DE56">
-            <wp:extent cx="5827022" cy="4451954"/>
-            <wp:effectExtent l="0" t="0" r="2540" b="6350"/>
+          <wp:inline distT="0" distB="0" distL="0" distR="0" wp14:anchorId="1227864C" wp14:editId="6749B608">
+            <wp:extent cx="5812843" cy="4451954"/>
+            <wp:effectExtent l="0" t="0" r="0" b="6350"/>
             <wp:docPr id="637573680" name="Kép 2"/>
             <wp:cNvGraphicFramePr>
               <a:graphicFrameLocks xmlns:a="http://schemas.openxmlformats.org/drawingml/2006/main" noChangeAspect="1"/>
@@ -465,7 +471,7 @@
                   <pic:spPr bwMode="auto">
                     <a:xfrm>
                       <a:off x="0" y="0"/>
-                      <a:ext cx="5827022" cy="4451954"/>
+                      <a:ext cx="5812843" cy="4451954"/>
                     </a:xfrm>
                     <a:prstGeom prst="rect">
                       <a:avLst/>
@@ -484,7 +490,7 @@
         <w:pStyle w:val="Szakdolozatbekezdsek"/>
       </w:pPr>
       <w:r>
-        <w:t>Az állapot mezőben a legtöbbet alkalmazott „tárolási” lehetőségek vannak felsorolva. Ezek az állapotok fordulnak elő a legtöbbször az üzletben. A többi mezők a fenyők fajtáit adja meg, amit a nagykereskedés felhasznál.</w:t>
+        <w:t>Az állapot mezőben a legtöbbet alkalmazott „tárolási” lehetőségek vannak felsorolva. Ezek az állapotok fordulnak elő a legtöbbször az üzletben. A többi mező a fenyők fajtáit adja meg, amit a nagykereskedés felhasznál.</w:t>
       </w:r>
     </w:p>
     <w:p>
@@ -500,10 +506,10 @@
         <w:pStyle w:val="Szakdolozatbekezdsek"/>
       </w:pPr>
       <w:r>
-        <w:t>Természetesen</w:t>
-      </w:r>
-      <w:r>
-        <w:t>, ha az alkalmazást megfelelően</w:t>
+        <w:t>Amikor</w:t>
+      </w:r>
+      <w:r>
+        <w:t xml:space="preserve"> az alkalmazást megfelelően</w:t>
       </w:r>
       <w:r>
         <w:t xml:space="preserve"> használ</w:t>
@@ -530,6 +536,9 @@
         <w:t>ne</w:t>
       </w:r>
       <w:r>
+        <w:t>k</w:t>
+      </w:r>
+      <w:r>
         <w:t>, és akkor a való</w:t>
       </w:r>
       <w:r>
@@ -551,7 +560,13 @@
         <w:t xml:space="preserve"> </w:t>
       </w:r>
       <w:r>
-        <w:t>raktárban az fenyőbálák mennyisége, és az adatok megegyeznek.</w:t>
+        <w:t>raktárban a fenyőbálák mennyisége, és az adatok</w:t>
+      </w:r>
+      <w:r>
+        <w:t xml:space="preserve"> is</w:t>
+      </w:r>
+      <w:r>
+        <w:t xml:space="preserve"> megegyeznek.</w:t>
       </w:r>
     </w:p>
     <w:p>
@@ -674,8 +689,8 @@
           <w:noProof/>
         </w:rPr>
         <w:drawing>
-          <wp:inline distT="0" distB="0" distL="0" distR="0" wp14:anchorId="5F730163" wp14:editId="7AE9C06F">
-            <wp:extent cx="5588387" cy="3430429"/>
+          <wp:inline distT="0" distB="0" distL="0" distR="0" wp14:anchorId="5F730163" wp14:editId="589955E3">
+            <wp:extent cx="5588387" cy="2883055"/>
             <wp:effectExtent l="0" t="0" r="0" b="0"/>
             <wp:docPr id="748779683" name="Kép 1"/>
             <wp:cNvGraphicFramePr>
@@ -703,7 +718,7 @@
                   <pic:spPr>
                     <a:xfrm>
                       <a:off x="0" y="0"/>
-                      <a:ext cx="5588387" cy="3430429"/>
+                      <a:ext cx="5588387" cy="2883055"/>
                     </a:xfrm>
                     <a:prstGeom prst="rect">
                       <a:avLst/>
@@ -721,14 +736,32 @@
         <w:pStyle w:val="Szakdolozatbekezdsek"/>
       </w:pPr>
       <w:r>
+        <w:t xml:space="preserve">A táblázat fejléce </w:t>
+      </w:r>
+      <w:r>
+        <w:t xml:space="preserve">ennél az oldalnál </w:t>
+      </w:r>
+      <w:r>
+        <w:t xml:space="preserve">is </w:t>
+      </w:r>
+      <w:r>
+        <w:t>a bekért adatokat tartalmazza</w:t>
+      </w:r>
+      <w:r>
+        <w:t xml:space="preserve">. </w:t>
+      </w:r>
+      <w:r>
+        <w:t xml:space="preserve">Az adatok bekérésénél a koszorúalap még nincs kész állapotban, ezért a kész oszlop jelölőnégyzete még </w:t>
+      </w:r>
+      <w:r>
         <w:lastRenderedPageBreak/>
-        <w:t xml:space="preserve">A táblázat fejléce nagyon hasonlít az „Új rendelés felvétele” címkéire. Egy eltérés látható a „Rendelés részletei” táblázatnál. Itt egy jelölőnégyzet került be a </w:t>
-      </w:r>
-      <w:r>
-        <w:t xml:space="preserve">táblázatba. Ez azt a célt szolgálja, </w:t>
-      </w:r>
-      <w:r>
-        <w:t>hogy a koszorúalap készen van-e vagy sem. Amint a koszorúalap elkészült,</w:t>
+        <w:t>hamis állapotban van. Amint a</w:t>
+      </w:r>
+      <w:r>
+        <w:t xml:space="preserve"> koszorúalap készen van</w:t>
+      </w:r>
+      <w:r>
+        <w:t>,</w:t>
       </w:r>
       <w:r>
         <w:t xml:space="preserve"> a jelölőnégyzetre kattintással lehet jelezni az adatbázisnak, hogy a koszorúalap elkészült.</w:t>
@@ -799,7 +832,23 @@
         <w:t>típus</w:t>
       </w:r>
       <w:r>
-        <w:t xml:space="preserve"> két lehetőség közül lehet választani, a </w:t>
+        <w:t xml:space="preserve"> két lehetőség közül lehet választani,</w:t>
+      </w:r>
+      <w:r>
+        <w:t xml:space="preserve"> a </w:t>
+      </w:r>
+      <w:r>
+        <w:rPr>
+          <w:b/>
+          <w:bCs/>
+        </w:rPr>
+        <w:t>Darabszám</w:t>
+      </w:r>
+      <w:r>
+        <w:t xml:space="preserve"> is fontos,</w:t>
+      </w:r>
+      <w:r>
+        <w:t xml:space="preserve"> a </w:t>
       </w:r>
       <w:r>
         <w:rPr>

--- a/Documents/Vizsgaremek dokumentáció.docx
+++ b/Documents/Vizsgaremek dokumentáció.docx
@@ -1017,10 +1017,22 @@
     <w:p>
       <w:pPr>
         <w:pStyle w:val="Cmsor1"/>
+        <w:sectPr>
+          <w:type w:val="continuous"/>
+          <w:pgSz w:w="11906" w:h="16838"/>
+          <w:pgMar w:top="1417" w:right="1417" w:bottom="1417" w:left="1417" w:header="708" w:footer="708" w:gutter="0"/>
+          <w:cols w:space="708"/>
+          <w:docGrid w:linePitch="360"/>
+        </w:sectPr>
       </w:pPr>
       <w:r>
         <w:br w:type="page"/>
       </w:r>
+    </w:p>
+    <w:p>
+      <w:pPr>
+        <w:pStyle w:val="Cmsor1"/>
+      </w:pPr>
       <w:r>
         <w:lastRenderedPageBreak/>
         <w:t>Az adatbázis</w:t>
@@ -1036,12 +1048,86 @@
       <w:r>
         <w:t>ben az egymással összefüggő adatokat tároljuk.</w:t>
       </w:r>
+      <w:r>
+        <w:t xml:space="preserve"> Az adatbázis szerkezetét az alábbi ábra mutatja.</w:t>
+      </w:r>
+    </w:p>
+    <w:p>
+      <w:pPr>
+        <w:jc w:val="center"/>
+      </w:pPr>
+      <w:r>
+        <w:rPr>
+          <w:noProof/>
+        </w:rPr>
+        <w:drawing>
+          <wp:inline distT="0" distB="0" distL="0" distR="0" wp14:anchorId="7CAB2BA8" wp14:editId="76C37A06">
+            <wp:extent cx="7305675" cy="3638550"/>
+            <wp:effectExtent l="0" t="0" r="9525" b="0"/>
+            <wp:docPr id="1382560112" name="Kép 1"/>
+            <wp:cNvGraphicFramePr>
+              <a:graphicFrameLocks xmlns:a="http://schemas.openxmlformats.org/drawingml/2006/main" noChangeAspect="1"/>
+            </wp:cNvGraphicFramePr>
+            <a:graphic xmlns:a="http://schemas.openxmlformats.org/drawingml/2006/main">
+              <a:graphicData uri="http://schemas.openxmlformats.org/drawingml/2006/picture">
+                <pic:pic xmlns:pic="http://schemas.openxmlformats.org/drawingml/2006/picture">
+                  <pic:nvPicPr>
+                    <pic:cNvPr id="1382560112" name="Kép 1382560112"/>
+                    <pic:cNvPicPr/>
+                  </pic:nvPicPr>
+                  <pic:blipFill>
+                    <a:blip r:embed="rId13">
+                      <a:extLst>
+                        <a:ext uri="{28A0092B-C50C-407E-A947-70E740481C1C}">
+                          <a14:useLocalDpi xmlns:a14="http://schemas.microsoft.com/office/drawing/2010/main" val="0"/>
+                        </a:ext>
+                      </a:extLst>
+                    </a:blip>
+                    <a:stretch>
+                      <a:fillRect/>
+                    </a:stretch>
+                  </pic:blipFill>
+                  <pic:spPr>
+                    <a:xfrm>
+                      <a:off x="0" y="0"/>
+                      <a:ext cx="7305675" cy="3638550"/>
+                    </a:xfrm>
+                    <a:prstGeom prst="rect">
+                      <a:avLst/>
+                    </a:prstGeom>
+                  </pic:spPr>
+                </pic:pic>
+              </a:graphicData>
+            </a:graphic>
+          </wp:inline>
+        </w:drawing>
+      </w:r>
+    </w:p>
+    <w:p>
+      <w:pPr>
+        <w:pStyle w:val="Szakdolozatbekezdsek"/>
+      </w:pPr>
+      <w:r>
+        <w:br w:type="page"/>
+      </w:r>
+    </w:p>
+    <w:p>
+      <w:pPr>
+        <w:pStyle w:val="Szakdolozatbekezdsek"/>
+        <w:sectPr>
+          <w:pgSz w:w="16838" w:h="11906" w:orient="landscape"/>
+          <w:pgMar w:top="1417" w:right="1417" w:bottom="1417" w:left="1417" w:header="708" w:footer="708" w:gutter="0"/>
+          <w:cols w:space="708"/>
+          <w:docGrid w:linePitch="360"/>
+        </w:sectPr>
+      </w:pPr>
     </w:p>
     <w:p>
       <w:pPr>
         <w:pStyle w:val="Cmsor2"/>
       </w:pPr>
       <w:r>
+        <w:lastRenderedPageBreak/>
         <w:t>Felhasználók</w:t>
       </w:r>
       <w:r>
@@ -1164,7 +1250,7 @@
                     <pic:cNvPicPr/>
                   </pic:nvPicPr>
                   <pic:blipFill>
-                    <a:blip r:embed="rId13"/>
+                    <a:blip r:embed="rId14"/>
                     <a:stretch>
                       <a:fillRect/>
                     </a:stretch>
@@ -1223,7 +1309,7 @@
                     <pic:cNvPicPr/>
                   </pic:nvPicPr>
                   <pic:blipFill>
-                    <a:blip r:embed="rId14"/>
+                    <a:blip r:embed="rId15"/>
                     <a:stretch>
                       <a:fillRect/>
                     </a:stretch>
@@ -1340,7 +1426,7 @@
                     <pic:cNvPicPr/>
                   </pic:nvPicPr>
                   <pic:blipFill>
-                    <a:blip r:embed="rId15"/>
+                    <a:blip r:embed="rId16"/>
                     <a:stretch>
                       <a:fillRect/>
                     </a:stretch>
@@ -1393,7 +1479,7 @@
                     <pic:cNvPicPr/>
                   </pic:nvPicPr>
                   <pic:blipFill>
-                    <a:blip r:embed="rId16"/>
+                    <a:blip r:embed="rId17"/>
                     <a:stretch>
                       <a:fillRect/>
                     </a:stretch>
@@ -1438,7 +1524,7 @@
                     <pic:cNvPicPr/>
                   </pic:nvPicPr>
                   <pic:blipFill>
-                    <a:blip r:embed="rId17"/>
+                    <a:blip r:embed="rId18"/>
                     <a:stretch>
                       <a:fillRect/>
                     </a:stretch>
@@ -1564,7 +1650,7 @@
                     <pic:cNvPicPr/>
                   </pic:nvPicPr>
                   <pic:blipFill>
-                    <a:blip r:embed="rId18"/>
+                    <a:blip r:embed="rId19"/>
                     <a:stretch>
                       <a:fillRect/>
                     </a:stretch>
@@ -1620,7 +1706,7 @@
                     <pic:cNvPicPr/>
                   </pic:nvPicPr>
                   <pic:blipFill>
-                    <a:blip r:embed="rId19"/>
+                    <a:blip r:embed="rId20"/>
                     <a:stretch>
                       <a:fillRect/>
                     </a:stretch>
@@ -1665,7 +1751,7 @@
                     <pic:cNvPicPr/>
                   </pic:nvPicPr>
                   <pic:blipFill>
-                    <a:blip r:embed="rId20"/>
+                    <a:blip r:embed="rId21"/>
                     <a:stretch>
                       <a:fillRect/>
                     </a:stretch>
@@ -1841,7 +1927,7 @@
                     <pic:cNvPicPr/>
                   </pic:nvPicPr>
                   <pic:blipFill>
-                    <a:blip r:embed="rId21"/>
+                    <a:blip r:embed="rId22"/>
                     <a:stretch>
                       <a:fillRect/>
                     </a:stretch>
@@ -1891,7 +1977,7 @@
                     <pic:cNvPicPr/>
                   </pic:nvPicPr>
                   <pic:blipFill>
-                    <a:blip r:embed="rId22"/>
+                    <a:blip r:embed="rId23"/>
                     <a:stretch>
                       <a:fillRect/>
                     </a:stretch>
@@ -1936,7 +2022,7 @@
                     <pic:cNvPicPr/>
                   </pic:nvPicPr>
                   <pic:blipFill>
-                    <a:blip r:embed="rId23"/>
+                    <a:blip r:embed="rId24"/>
                     <a:stretch>
                       <a:fillRect/>
                     </a:stretch>
@@ -2177,7 +2263,7 @@
                     <pic:cNvPicPr/>
                   </pic:nvPicPr>
                   <pic:blipFill>
-                    <a:blip r:embed="rId24"/>
+                    <a:blip r:embed="rId25"/>
                     <a:stretch>
                       <a:fillRect/>
                     </a:stretch>
@@ -2230,7 +2316,7 @@
                     <pic:cNvPicPr/>
                   </pic:nvPicPr>
                   <pic:blipFill>
-                    <a:blip r:embed="rId25"/>
+                    <a:blip r:embed="rId26"/>
                     <a:stretch>
                       <a:fillRect/>
                     </a:stretch>
@@ -2450,7 +2536,7 @@
                     <pic:cNvPicPr/>
                   </pic:nvPicPr>
                   <pic:blipFill>
-                    <a:blip r:embed="rId26"/>
+                    <a:blip r:embed="rId27"/>
                     <a:stretch>
                       <a:fillRect/>
                     </a:stretch>
@@ -2495,7 +2581,7 @@
                     <pic:cNvPicPr/>
                   </pic:nvPicPr>
                   <pic:blipFill>
-                    <a:blip r:embed="rId27"/>
+                    <a:blip r:embed="rId28"/>
                     <a:stretch>
                       <a:fillRect/>
                     </a:stretch>
@@ -2751,7 +2837,7 @@
                     <pic:cNvPicPr/>
                   </pic:nvPicPr>
                   <pic:blipFill>
-                    <a:blip r:embed="rId28"/>
+                    <a:blip r:embed="rId29"/>
                     <a:stretch>
                       <a:fillRect/>
                     </a:stretch>
@@ -2796,7 +2882,7 @@
                     <pic:cNvPicPr/>
                   </pic:nvPicPr>
                   <pic:blipFill>
-                    <a:blip r:embed="rId29"/>
+                    <a:blip r:embed="rId30"/>
                     <a:stretch>
                       <a:fillRect/>
                     </a:stretch>
@@ -2817,9 +2903,12 @@
         </w:drawing>
       </w:r>
     </w:p>
-    <w:p/>
+    <w:p>
+      <w:r>
+        <w:br w:type="page"/>
+      </w:r>
+    </w:p>
     <w:sectPr>
-      <w:type w:val="continuous"/>
       <w:pgSz w:w="11906" w:h="16838"/>
       <w:pgMar w:top="1417" w:right="1417" w:bottom="1417" w:left="1417" w:header="708" w:footer="708" w:gutter="0"/>
       <w:cols w:space="708"/>

--- a/Documents/Vizsgaremek dokumentáció.docx
+++ b/Documents/Vizsgaremek dokumentáció.docx
@@ -2904,8 +2904,35 @@
       </w:r>
     </w:p>
     <w:p>
+      <w:pPr>
+        <w:pStyle w:val="Cmsor1"/>
+      </w:pPr>
       <w:r>
         <w:br w:type="page"/>
+      </w:r>
+      <w:r>
+        <w:lastRenderedPageBreak/>
+        <w:t>A Backend</w:t>
+      </w:r>
+    </w:p>
+    <w:p>
+      <w:pPr>
+        <w:pStyle w:val="Szakdolozatbekezdsek"/>
+      </w:pPr>
+      <w:r>
+        <w:t xml:space="preserve">A </w:t>
+      </w:r>
+      <w:r>
+        <w:t>B</w:t>
+      </w:r>
+      <w:r>
+        <w:t xml:space="preserve">ackend megírásához a Microsoft Visual Studio-t használtuk. </w:t>
+      </w:r>
+      <w:r>
+        <w:t>A Visual Studio alaphelyzetben nem tartalmazza azokat a programcsomagokat, mellyel a Frontend-et sikeresen ki tudja szolgálni, ezért</w:t>
+      </w:r>
+      <w:r>
+        <w:t xml:space="preserve"> azokat a NuGet Package Manager-rel kellett külön telepíteni.</w:t>
       </w:r>
     </w:p>
     <w:sectPr>

--- a/Documents/Vizsgaremek dokumentáció.docx
+++ b/Documents/Vizsgaremek dokumentáció.docx
@@ -2933,6 +2933,114 @@
       </w:r>
       <w:r>
         <w:t xml:space="preserve"> azokat a NuGet Package Manager-rel kellett külön telepíteni.</w:t>
+      </w:r>
+      <w:r>
+        <w:t xml:space="preserve"> A programcsomagok, amiket a backend használatához, teszteléséhez használunk és telepítettünk fel:</w:t>
+      </w:r>
+    </w:p>
+    <w:p>
+      <w:pPr>
+        <w:pStyle w:val="Szakdolozatbekezdsek"/>
+      </w:pPr>
+      <w:r>
+        <w:t>BCryp.Net-Next: Ezen programcsomag segítségével lehet a jelszavakat úgy titkosítani, hogy az adatbázisban nem a jelszó jelenik meg, hanem egy „</w:t>
+      </w:r>
+      <w:r>
+        <w:t>hash” -</w:t>
+      </w:r>
+      <w:r>
+        <w:t>elt karakterkód;</w:t>
+      </w:r>
+    </w:p>
+    <w:p>
+      <w:pPr>
+        <w:pStyle w:val="Szakdolozatbekezdsek"/>
+      </w:pPr>
+      <w:r>
+        <w:t xml:space="preserve">Microsoft.AspNetCore.OpenApi: </w:t>
+      </w:r>
+      <w:r>
+        <w:t>Ez a csomag összegyűjti a http végpontokkal kapcsolatos információkat közvetlenül a kódból;</w:t>
+      </w:r>
+    </w:p>
+    <w:p>
+      <w:pPr>
+        <w:pStyle w:val="Szakdolozatbekezdsek"/>
+      </w:pPr>
+      <w:r>
+        <w:t>Microsoft.EntityFrameworkCore.Tools</w:t>
+      </w:r>
+      <w:r>
+        <w:t xml:space="preserve">: Ez a Visual Studio Console </w:t>
+      </w:r>
+      <w:r>
+        <w:t>ablakába</w:t>
+      </w:r>
+      <w:r>
+        <w:t xml:space="preserve"> integrálja a NuGet Package Manager-t, amit az adatbázis migrálásához használtunk fel a projekt fejlesztése során;</w:t>
+      </w:r>
+    </w:p>
+    <w:p>
+      <w:pPr>
+        <w:pStyle w:val="Szakdolozatbekezdsek"/>
+      </w:pPr>
+      <w:r>
+        <w:t>OpenAPI.NET</w:t>
+      </w:r>
+      <w:r>
+        <w:t>: Ez az egységes objektummodellezéshez kell. Ennek a segítségével lehet C# osztályokat kezelni, amelyek leképezik egy H</w:t>
+      </w:r>
+      <w:r>
+        <w:t>T</w:t>
+      </w:r>
+      <w:r>
+        <w:t xml:space="preserve">TP API </w:t>
+      </w:r>
+      <w:r>
+        <w:t>leíró fájl struktúráját. Ezek a fájlok tartalmazzák az útvonalakat, a paramétereket és a válaszokat. Itt szigorúan csak a 2.8.0-ás verzió jöhet számításba, a fejlesztés során valamiért a legfrissebb mindig hibaüzenettel tért vissza migrálás helyett;</w:t>
+      </w:r>
+    </w:p>
+    <w:p>
+      <w:pPr>
+        <w:pStyle w:val="Szakdolozatbekezdsek"/>
+      </w:pPr>
+      <w:r>
+        <w:t>MySql.EntityFrameworkCore</w:t>
+      </w:r>
+      <w:r>
+        <w:t xml:space="preserve">: Ez a segédprogram pedig hídként szolgál a .NET-alkalmazások és a MySQL adatbázisok között. Az adatbázis tábláit C# osztályokká, valamint a sorokat pedig objektummá tudja </w:t>
+      </w:r>
+      <w:r>
+        <w:t>konvertálni</w:t>
+      </w:r>
+      <w:r>
+        <w:t xml:space="preserve"> m</w:t>
+      </w:r>
+      <w:r>
+        <w:t>in</w:t>
+      </w:r>
+      <w:r>
+        <w:t>dkét irányba természetesen;</w:t>
+      </w:r>
+    </w:p>
+    <w:p>
+      <w:pPr>
+        <w:pStyle w:val="Szakdolozatbekezdsek"/>
+      </w:pPr>
+      <w:r>
+        <w:t>Scalar.AspNetCore</w:t>
+      </w:r>
+      <w:r>
+        <w:t xml:space="preserve">: Végül pedig a teszteléshez egy nagyon hasznos kiegészítő </w:t>
+      </w:r>
+      <w:r>
+        <w:t>szoftver</w:t>
+      </w:r>
+      <w:r>
+        <w:t xml:space="preserve">, melynek segítségével a http végpontok tesztelhetőek még a frontend elkészítése előtt. Viszont akkor is jó célt szolgál, amikor megosztott </w:t>
+      </w:r>
+      <w:r>
+        <w:t>munkavégzés van. Akkor a fejlesztőknek csak ugyanazokat a végpontokat kell definiálniuk, és a frontend-, valamint a backend párhuzamosan fejleszthető;</w:t>
       </w:r>
     </w:p>
     <w:sectPr>
@@ -4364,7 +4472,6 @@
   <w:style w:type="character" w:default="1" w:styleId="Bekezdsalapbettpusa">
     <w:name w:val="Default Paragraph Font"/>
     <w:uiPriority w:val="1"/>
-    <w:semiHidden/>
     <w:unhideWhenUsed/>
   </w:style>
   <w:style w:type="table" w:default="1" w:styleId="Normltblzat">

--- a/Documents/Vizsgaremek dokumentáció.docx
+++ b/Documents/Vizsgaremek dokumentáció.docx
@@ -2926,7 +2926,13 @@
         <w:t>B</w:t>
       </w:r>
       <w:r>
-        <w:t xml:space="preserve">ackend megírásához a Microsoft Visual Studio-t használtuk. </w:t>
+        <w:t>ackend megírásához a Microsoft Visual Studio-t használtuk.</w:t>
+      </w:r>
+      <w:r>
+        <w:t xml:space="preserve"> A backend szoftvert C# nyelven írtuk meg.</w:t>
+      </w:r>
+      <w:r>
+        <w:t xml:space="preserve"> </w:t>
       </w:r>
       <w:r>
         <w:t>A Visual Studio alaphelyzetben nem tartalmazza azokat a programcsomagokat, mellyel a Frontend-et sikeresen ki tudja szolgálni, ezért</w:t>
@@ -2943,7 +2949,14 @@
         <w:pStyle w:val="Szakdolozatbekezdsek"/>
       </w:pPr>
       <w:r>
-        <w:t>BCryp.Net-Next: Ezen programcsomag segítségével lehet a jelszavakat úgy titkosítani, hogy az adatbázisban nem a jelszó jelenik meg, hanem egy „</w:t>
+        <w:rPr>
+          <w:b/>
+          <w:bCs/>
+        </w:rPr>
+        <w:t>BCryp.Net-Next:</w:t>
+      </w:r>
+      <w:r>
+        <w:t xml:space="preserve"> Ezen programcsomag segítségével lehet a jelszavakat úgy titkosítani, hogy az adatbázisban nem a jelszó jelenik meg, hanem egy „</w:t>
       </w:r>
       <w:r>
         <w:t>hash” -</w:t>
@@ -2957,7 +2970,14 @@
         <w:pStyle w:val="Szakdolozatbekezdsek"/>
       </w:pPr>
       <w:r>
-        <w:t xml:space="preserve">Microsoft.AspNetCore.OpenApi: </w:t>
+        <w:rPr>
+          <w:b/>
+          <w:bCs/>
+        </w:rPr>
+        <w:t>Microsoft.AspNetCore.OpenApi:</w:t>
+      </w:r>
+      <w:r>
+        <w:t xml:space="preserve"> </w:t>
       </w:r>
       <w:r>
         <w:t>Ez a csomag összegyűjti a http végpontokkal kapcsolatos információkat közvetlenül a kódból;</w:t>
@@ -2968,10 +2988,14 @@
         <w:pStyle w:val="Szakdolozatbekezdsek"/>
       </w:pPr>
       <w:r>
-        <w:t>Microsoft.EntityFrameworkCore.Tools</w:t>
-      </w:r>
-      <w:r>
-        <w:t xml:space="preserve">: Ez a Visual Studio Console </w:t>
+        <w:rPr>
+          <w:b/>
+          <w:bCs/>
+        </w:rPr>
+        <w:t>Microsoft.EntityFrameworkCore.Tools:</w:t>
+      </w:r>
+      <w:r>
+        <w:t xml:space="preserve"> Ez a Visual Studio Console </w:t>
       </w:r>
       <w:r>
         <w:t>ablakába</w:t>
@@ -2985,10 +3009,14 @@
         <w:pStyle w:val="Szakdolozatbekezdsek"/>
       </w:pPr>
       <w:r>
-        <w:t>OpenAPI.NET</w:t>
-      </w:r>
-      <w:r>
-        <w:t>: Ez az egységes objektummodellezéshez kell. Ennek a segítségével lehet C# osztályokat kezelni, amelyek leképezik egy H</w:t>
+        <w:rPr>
+          <w:b/>
+          <w:bCs/>
+        </w:rPr>
+        <w:t>OpenAPI.NET:</w:t>
+      </w:r>
+      <w:r>
+        <w:t xml:space="preserve"> Ez az egységes objektummodellezéshez kell. Ennek a segítségével lehet C# osztályokat kezelni, amelyek leképezik egy H</w:t>
       </w:r>
       <w:r>
         <w:t>T</w:t>
@@ -3005,10 +3033,14 @@
         <w:pStyle w:val="Szakdolozatbekezdsek"/>
       </w:pPr>
       <w:r>
-        <w:t>MySql.EntityFrameworkCore</w:t>
-      </w:r>
-      <w:r>
-        <w:t xml:space="preserve">: Ez a segédprogram pedig hídként szolgál a .NET-alkalmazások és a MySQL adatbázisok között. Az adatbázis tábláit C# osztályokká, valamint a sorokat pedig objektummá tudja </w:t>
+        <w:rPr>
+          <w:b/>
+          <w:bCs/>
+        </w:rPr>
+        <w:t>MySql.EntityFrameworkCore:</w:t>
+      </w:r>
+      <w:r>
+        <w:t xml:space="preserve"> Ez a segédprogram pedig hídként szolgál a .NET-alkalmazások és a MySQL adatbázisok között. Az adatbázis tábláit C# osztályokká, valamint a sorokat pedig objektummá tudja </w:t>
       </w:r>
       <w:r>
         <w:t>konvertálni</w:t>
@@ -3028,10 +3060,14 @@
         <w:pStyle w:val="Szakdolozatbekezdsek"/>
       </w:pPr>
       <w:r>
-        <w:t>Scalar.AspNetCore</w:t>
-      </w:r>
-      <w:r>
-        <w:t xml:space="preserve">: Végül pedig a teszteléshez egy nagyon hasznos kiegészítő </w:t>
+        <w:rPr>
+          <w:b/>
+          <w:bCs/>
+        </w:rPr>
+        <w:t>Scalar.AspNetCore:</w:t>
+      </w:r>
+      <w:r>
+        <w:t xml:space="preserve"> Végül pedig a teszteléshez egy nagyon hasznos kiegészítő </w:t>
       </w:r>
       <w:r>
         <w:t>szoftver</w:t>
@@ -3041,6 +3077,394 @@
       </w:r>
       <w:r>
         <w:t>munkavégzés van. Akkor a fejlesztőknek csak ugyanazokat a végpontokat kell definiálniuk, és a frontend-, valamint a backend párhuzamosan fejleszthető;</w:t>
+      </w:r>
+    </w:p>
+    <w:p>
+      <w:r>
+        <w:br w:type="page"/>
+      </w:r>
+    </w:p>
+    <w:p>
+      <w:pPr>
+        <w:pStyle w:val="Cmsor1"/>
+      </w:pPr>
+      <w:r>
+        <w:lastRenderedPageBreak/>
+        <w:t>A backend készítésének lépései</w:t>
+      </w:r>
+    </w:p>
+    <w:p>
+      <w:pPr>
+        <w:pStyle w:val="Cmsor2"/>
+      </w:pPr>
+      <w:r>
+        <w:t>Előkészületek:</w:t>
+      </w:r>
+    </w:p>
+    <w:p>
+      <w:pPr>
+        <w:pStyle w:val="Szakdolozatbekezdsek"/>
+      </w:pPr>
+      <w:r>
+        <w:t>Miután az előbb felsorolt segédprogramokat feltelepítettük a projektünkhöz hozzákezdhetünk a programunk fejlesztéséhez. Ehhez elsősorban a segédprogramok behívási pontjait adjuk meg a megfelelő forráskódban.</w:t>
+      </w:r>
+    </w:p>
+    <w:p>
+      <w:pPr>
+        <w:pStyle w:val="Szakdolozatbekezdsek"/>
+      </w:pPr>
+      <w:r>
+        <w:t>Elsősorban a „</w:t>
+      </w:r>
+      <w:r>
+        <w:rPr>
+          <w:i/>
+          <w:iCs/>
+        </w:rPr>
+        <w:t>launchSettings.json</w:t>
+      </w:r>
+      <w:r>
+        <w:t>”</w:t>
+      </w:r>
+      <w:r>
+        <w:t xml:space="preserve"> fájlban el kell helyezni a </w:t>
+      </w:r>
+      <w:r>
+        <w:rPr>
+          <w:i/>
+          <w:iCs/>
+        </w:rPr>
+        <w:t>"launchUrl": "scalar/v1"</w:t>
+      </w:r>
+      <w:r>
+        <w:t xml:space="preserve"> sort a </w:t>
+      </w:r>
+      <w:r>
+        <w:t>"</w:t>
+      </w:r>
+      <w:r>
+        <w:rPr>
+          <w:i/>
+          <w:iCs/>
+        </w:rPr>
+        <w:t xml:space="preserve">launchBrowser": </w:t>
+      </w:r>
+      <w:r>
+        <w:rPr>
+          <w:i/>
+          <w:iCs/>
+        </w:rPr>
+        <w:t>false</w:t>
+      </w:r>
+      <w:r>
+        <w:t xml:space="preserve">” sor alá. Valamint át kell állítani a „false” szót „true”-ra. Ezt azért kell megadni, hogy </w:t>
+      </w:r>
+      <w:r>
+        <w:rPr>
+          <w:i/>
+          <w:iCs/>
+        </w:rPr>
+        <w:t>Scalar</w:t>
+      </w:r>
+      <w:r>
+        <w:t xml:space="preserve"> tesztelőprogram automatikusan elinduljon, és tudjuk tesztelni a backend szoftverünk megírt végpontjait.</w:t>
+      </w:r>
+      <w:r>
+        <w:t xml:space="preserve"> A teljes kó</w:t>
+      </w:r>
+      <w:r>
+        <w:t>drészletet</w:t>
+      </w:r>
+      <w:r>
+        <w:t xml:space="preserve"> itt lehet megtalálni:</w:t>
+      </w:r>
+    </w:p>
+    <w:p>
+      <w:pPr>
+        <w:pStyle w:val="Programkd"/>
+      </w:pPr>
+      <w:r>
+        <w:t>"https": {</w:t>
+      </w:r>
+    </w:p>
+    <w:p>
+      <w:pPr>
+        <w:pStyle w:val="Programkd"/>
+      </w:pPr>
+      <w:r>
+        <w:t xml:space="preserve">  "commandName": "Project",</w:t>
+      </w:r>
+    </w:p>
+    <w:p>
+      <w:pPr>
+        <w:pStyle w:val="Programkd"/>
+      </w:pPr>
+      <w:r>
+        <w:t xml:space="preserve">  "dotnetRunMessages": true,</w:t>
+      </w:r>
+    </w:p>
+    <w:p>
+      <w:pPr>
+        <w:pStyle w:val="Programkd"/>
+      </w:pPr>
+      <w:r>
+        <w:t xml:space="preserve">  "launchBrowser": true,</w:t>
+      </w:r>
+    </w:p>
+    <w:p>
+      <w:pPr>
+        <w:pStyle w:val="Programkd"/>
+      </w:pPr>
+      <w:r>
+        <w:t xml:space="preserve">  "launchUrl": "scalar/v1",</w:t>
+      </w:r>
+    </w:p>
+    <w:p>
+      <w:pPr>
+        <w:pStyle w:val="Programkd"/>
+      </w:pPr>
+      <w:r>
+        <w:t xml:space="preserve">  "applicationUrl": "https://localhost:7095;http://localhost:5196",</w:t>
+      </w:r>
+    </w:p>
+    <w:p>
+      <w:pPr>
+        <w:pStyle w:val="Programkd"/>
+      </w:pPr>
+      <w:r>
+        <w:t xml:space="preserve">  "environmentVariables": {</w:t>
+      </w:r>
+    </w:p>
+    <w:p>
+      <w:pPr>
+        <w:pStyle w:val="Programkd"/>
+      </w:pPr>
+      <w:r>
+        <w:t xml:space="preserve">  "ASPNETCORE_ENVIRONMENT": "Development"</w:t>
+      </w:r>
+    </w:p>
+    <w:p>
+      <w:pPr>
+        <w:pStyle w:val="Programkd"/>
+      </w:pPr>
+      <w:r>
+        <w:t>}</w:t>
+      </w:r>
+    </w:p>
+    <w:p>
+      <w:pPr>
+        <w:pStyle w:val="Szakdolozatbekezdsek"/>
+      </w:pPr>
+      <w:r>
+        <w:t xml:space="preserve">A következő lépésben a </w:t>
+      </w:r>
+      <w:r>
+        <w:t>„</w:t>
+      </w:r>
+      <w:r>
+        <w:rPr>
+          <w:i/>
+          <w:iCs/>
+        </w:rPr>
+        <w:t>program.cs</w:t>
+      </w:r>
+      <w:r>
+        <w:rPr>
+          <w:i/>
+          <w:iCs/>
+        </w:rPr>
+        <w:t>”</w:t>
+      </w:r>
+      <w:r>
+        <w:t xml:space="preserve"> állományt kell módosítani. A módosítás sok mindent érint a nyers fájlban. Ide kell beírni a </w:t>
+      </w:r>
+      <w:r>
+        <w:rPr>
+          <w:i/>
+          <w:iCs/>
+        </w:rPr>
+        <w:t>„Scalar”</w:t>
+      </w:r>
+      <w:r>
+        <w:t xml:space="preserve"> meghívást, a szolgáltatások közé fel kell venni az I”AddDBContext”-et. Ez azt a célt szolgálja, hogy az adatbázishoz hozzá tudjunk férni.</w:t>
+      </w:r>
+      <w:r>
+        <w:t xml:space="preserve"> A fájl módosításai lentebb találhatóak:</w:t>
+      </w:r>
+    </w:p>
+    <w:p>
+      <w:pPr>
+        <w:pStyle w:val="Programkd"/>
+      </w:pPr>
+      <w:r>
+        <w:t>builder.Services.AddDbContext&lt;SzinesNegyEvszakContext&gt;();</w:t>
+      </w:r>
+    </w:p>
+    <w:p>
+      <w:pPr>
+        <w:pStyle w:val="Szakdolozatbekezdsek"/>
+      </w:pPr>
+      <w:r>
+        <w:t>A fenti sor az adatbázis illesztése, a lentebbi kód a tesztelőprogramot hívja meg</w:t>
+      </w:r>
+      <w:r>
+        <w:t>. M</w:t>
+      </w:r>
+      <w:r>
+        <w:t xml:space="preserve">iután elindítottuk a </w:t>
+      </w:r>
+      <w:r>
+        <w:t>programunkat a „</w:t>
+      </w:r>
+      <w:r>
+        <w:rPr>
+          <w:i/>
+          <w:iCs/>
+        </w:rPr>
+        <w:t>Scalar</w:t>
+      </w:r>
+      <w:r>
+        <w:rPr>
+          <w:i/>
+          <w:iCs/>
+        </w:rPr>
+        <w:t>”</w:t>
+      </w:r>
+      <w:r>
+        <w:t xml:space="preserve"> automatikusan megnyílik.</w:t>
+      </w:r>
+    </w:p>
+    <w:p>
+      <w:pPr>
+        <w:pStyle w:val="Programkd"/>
+      </w:pPr>
+      <w:r>
+        <w:t>// Configure the HTTP request pipeline.</w:t>
+      </w:r>
+    </w:p>
+    <w:p>
+      <w:pPr>
+        <w:pStyle w:val="Programkd"/>
+      </w:pPr>
+      <w:r>
+        <w:t>if (app.Environment.IsDevelopment())</w:t>
+      </w:r>
+    </w:p>
+    <w:p>
+      <w:pPr>
+        <w:pStyle w:val="Programkd"/>
+      </w:pPr>
+      <w:r>
+        <w:t>{</w:t>
+      </w:r>
+    </w:p>
+    <w:p>
+      <w:pPr>
+        <w:pStyle w:val="Programkd"/>
+      </w:pPr>
+      <w:r>
+        <w:t xml:space="preserve">    app.MapOpenApi();</w:t>
+      </w:r>
+    </w:p>
+    <w:p>
+      <w:pPr>
+        <w:pStyle w:val="Programkd"/>
+      </w:pPr>
+      <w:r>
+        <w:t xml:space="preserve">    app.MapScalarApiReference();</w:t>
+      </w:r>
+    </w:p>
+    <w:p>
+      <w:pPr>
+        <w:pStyle w:val="Programkd"/>
+      </w:pPr>
+      <w:r>
+        <w:t>}</w:t>
+      </w:r>
+    </w:p>
+    <w:p>
+      <w:r>
+        <w:br w:type="page"/>
+      </w:r>
+    </w:p>
+    <w:p>
+      <w:pPr>
+        <w:pStyle w:val="Cmsor2"/>
+      </w:pPr>
+      <w:r>
+        <w:lastRenderedPageBreak/>
+        <w:t>Az adatbázis migrálása:</w:t>
+      </w:r>
+    </w:p>
+    <w:p>
+      <w:pPr>
+        <w:pStyle w:val="Szakdolozatbekezdsek"/>
+      </w:pPr>
+      <w:r>
+        <w:t xml:space="preserve">Ahhoz, hogy az adatbázis tábláit egyben be tudjuk húzni a projektbe, és ne kelljen külön osztályokat létrehozni a táblákból, használhatjuk az előkészületekben említett </w:t>
+      </w:r>
+      <w:r>
+        <w:t>„</w:t>
+      </w:r>
+      <w:r>
+        <w:rPr>
+          <w:i/>
+          <w:iCs/>
+        </w:rPr>
+        <w:t>NuGet Package Manager</w:t>
+      </w:r>
+      <w:r>
+        <w:rPr>
+          <w:i/>
+          <w:iCs/>
+        </w:rPr>
+        <w:t xml:space="preserve"> Console</w:t>
+      </w:r>
+      <w:r>
+        <w:t>”-t</w:t>
+      </w:r>
+      <w:r>
+        <w:t>.</w:t>
+      </w:r>
+      <w:r>
+        <w:t xml:space="preserve"> Ahhoz, hogy az adatbázist megszerezzük a „</w:t>
+      </w:r>
+      <w:r>
+        <w:rPr>
+          <w:i/>
+          <w:iCs/>
+        </w:rPr>
+        <w:t>Console”</w:t>
+      </w:r>
+      <w:r>
+        <w:t>-ba be kell írni az integrációért felelő parancsot. Ez a parancs a következőképpen néz ki:</w:t>
+      </w:r>
+    </w:p>
+    <w:p>
+      <w:pPr>
+        <w:pStyle w:val="Programkd"/>
+      </w:pPr>
+      <w:r>
+        <w:t>Scaffold-DbContext</w:t>
+      </w:r>
+      <w:r>
+        <w:t>("server=localhost;database=szines_negy_evszak;user=root;password=");</w:t>
+      </w:r>
+    </w:p>
+    <w:p>
+      <w:pPr>
+        <w:pStyle w:val="Szakdolozatbekezdsek"/>
+      </w:pPr>
+      <w:r>
+        <w:t>A parancs kiadása előtt a „WAMP” szervert futtatni kell, mert a kiadott utasítás abban a pillanatban kapcsolódik a szerverhez és lekéri az adatbázis tábláit és adatait.</w:t>
+      </w:r>
+    </w:p>
+    <w:p>
+      <w:pPr>
+        <w:pStyle w:val="Szakdolozatbekezdsek"/>
+      </w:pPr>
+      <w:r>
+        <w:t>Amint a szerver átadta az adatokat, és lement a migráció a projektben megjelennek az adatbázis táblái C# osztályokba rendezve. Mindegyik tábláról készül egy „.cs” végű fájl, amely tartalmazza az adatbázisban definiált mezőneveket.</w:t>
       </w:r>
     </w:p>
     <w:sectPr>
@@ -4802,6 +5226,64 @@
     <w:link w:val="Szakdolozatbekezdsek"/>
     <w:rsid w:val="003F27CA"/>
   </w:style>
+  <w:style w:type="paragraph" w:styleId="HTML-kntformzott">
+    <w:name w:val="HTML Preformatted"/>
+    <w:basedOn w:val="Norml"/>
+    <w:link w:val="HTML-kntformzottChar"/>
+    <w:uiPriority w:val="99"/>
+    <w:semiHidden/>
+    <w:unhideWhenUsed/>
+    <w:rsid w:val="00A9751C"/>
+    <w:pPr>
+      <w:spacing w:after="0" w:line="240" w:lineRule="auto"/>
+    </w:pPr>
+    <w:rPr>
+      <w:rFonts w:ascii="Consolas" w:hAnsi="Consolas"/>
+      <w:sz w:val="20"/>
+      <w:szCs w:val="20"/>
+    </w:rPr>
+  </w:style>
+  <w:style w:type="character" w:customStyle="1" w:styleId="HTML-kntformzottChar">
+    <w:name w:val="HTML-ként formázott Char"/>
+    <w:basedOn w:val="Bekezdsalapbettpusa"/>
+    <w:link w:val="HTML-kntformzott"/>
+    <w:uiPriority w:val="99"/>
+    <w:semiHidden/>
+    <w:rsid w:val="00A9751C"/>
+    <w:rPr>
+      <w:rFonts w:ascii="Consolas" w:hAnsi="Consolas"/>
+      <w:sz w:val="20"/>
+      <w:szCs w:val="20"/>
+    </w:rPr>
+  </w:style>
+  <w:style w:type="paragraph" w:customStyle="1" w:styleId="Programkd">
+    <w:name w:val="Programkód"/>
+    <w:basedOn w:val="Norml"/>
+    <w:next w:val="Norml"/>
+    <w:link w:val="ProgramkdChar"/>
+    <w:autoRedefine/>
+    <w:qFormat/>
+    <w:rsid w:val="00FB51F3"/>
+    <w:pPr>
+      <w:spacing w:after="120" w:line="240" w:lineRule="auto"/>
+    </w:pPr>
+    <w:rPr>
+      <w:rFonts w:ascii="Cascadia Mono ExtraLight" w:hAnsi="Cascadia Mono ExtraLight"/>
+      <w:i/>
+      <w:sz w:val="16"/>
+    </w:rPr>
+  </w:style>
+  <w:style w:type="character" w:customStyle="1" w:styleId="ProgramkdChar">
+    <w:name w:val="Programkód Char"/>
+    <w:basedOn w:val="Bekezdsalapbettpusa"/>
+    <w:link w:val="Programkd"/>
+    <w:rsid w:val="00FB51F3"/>
+    <w:rPr>
+      <w:rFonts w:ascii="Cascadia Mono ExtraLight" w:hAnsi="Cascadia Mono ExtraLight"/>
+      <w:i/>
+      <w:sz w:val="16"/>
+    </w:rPr>
+  </w:style>
 </w:styles>
 </file>
 

--- a/Documents/Vizsgaremek dokumentáció.docx
+++ b/Documents/Vizsgaremek dokumentáció.docx
@@ -3147,293 +3147,334 @@
           <w:i/>
           <w:iCs/>
         </w:rPr>
-        <w:t xml:space="preserve">launchBrowser": </w:t>
+        <w:t>launchBrowser": false</w:t>
+      </w:r>
+      <w:r>
+        <w:t xml:space="preserve">” sor alá. Valamint át kell állítani a „false” szót „true”-ra. Ezt azért kell megadni, hogy </w:t>
       </w:r>
       <w:r>
         <w:rPr>
           <w:i/>
           <w:iCs/>
         </w:rPr>
-        <w:t>false</w:t>
-      </w:r>
-      <w:r>
-        <w:t xml:space="preserve">” sor alá. Valamint át kell állítani a „false” szót „true”-ra. Ezt azért kell megadni, hogy </w:t>
+        <w:t>Scalar</w:t>
+      </w:r>
+      <w:r>
+        <w:t xml:space="preserve"> tesztelőprogram automatikusan elinduljon, és tudjuk tesztelni a backend szoftverünk megírt végpontjait.</w:t>
+      </w:r>
+      <w:r>
+        <w:t xml:space="preserve"> A teljes kó</w:t>
+      </w:r>
+      <w:r>
+        <w:t>drészletet</w:t>
+      </w:r>
+      <w:r>
+        <w:t xml:space="preserve"> itt lehet megtalálni:</w:t>
+      </w:r>
+    </w:p>
+    <w:p>
+      <w:pPr>
+        <w:pStyle w:val="Programkd"/>
+      </w:pPr>
+      <w:r>
+        <w:tab/>
+      </w:r>
+      <w:r>
+        <w:t>"https": {</w:t>
+      </w:r>
+    </w:p>
+    <w:p>
+      <w:pPr>
+        <w:pStyle w:val="Programkd"/>
+      </w:pPr>
+      <w:r>
+        <w:tab/>
+      </w:r>
+      <w:r>
+        <w:t xml:space="preserve">  "commandName": "Project",</w:t>
+      </w:r>
+    </w:p>
+    <w:p>
+      <w:pPr>
+        <w:pStyle w:val="Programkd"/>
+      </w:pPr>
+      <w:r>
+        <w:tab/>
+      </w:r>
+      <w:r>
+        <w:t xml:space="preserve">  "dotnetRunMessages": true,</w:t>
+      </w:r>
+    </w:p>
+    <w:p>
+      <w:pPr>
+        <w:pStyle w:val="Programkd"/>
+      </w:pPr>
+      <w:r>
+        <w:tab/>
+      </w:r>
+      <w:r>
+        <w:t xml:space="preserve">  "launchBrowser": true,</w:t>
+      </w:r>
+    </w:p>
+    <w:p>
+      <w:pPr>
+        <w:pStyle w:val="Programkd"/>
+      </w:pPr>
+      <w:r>
+        <w:tab/>
+      </w:r>
+      <w:r>
+        <w:t xml:space="preserve">  "launchUrl": "scalar/v1",</w:t>
+      </w:r>
+    </w:p>
+    <w:p>
+      <w:pPr>
+        <w:pStyle w:val="Programkd"/>
+      </w:pPr>
+      <w:r>
+        <w:tab/>
+      </w:r>
+      <w:r>
+        <w:t xml:space="preserve">  "applicationUrl": "https://localhost:7095;http://localhost:5196",</w:t>
+      </w:r>
+    </w:p>
+    <w:p>
+      <w:pPr>
+        <w:pStyle w:val="Programkd"/>
+      </w:pPr>
+      <w:r>
+        <w:tab/>
+      </w:r>
+      <w:r>
+        <w:t xml:space="preserve">  "environmentVariables": {</w:t>
+      </w:r>
+    </w:p>
+    <w:p>
+      <w:pPr>
+        <w:pStyle w:val="Programkd"/>
+      </w:pPr>
+      <w:r>
+        <w:tab/>
+      </w:r>
+      <w:r>
+        <w:t xml:space="preserve">  "ASPNETCORE_ENVIRONMENT": "Development"</w:t>
+      </w:r>
+    </w:p>
+    <w:p>
+      <w:pPr>
+        <w:pStyle w:val="Programkd"/>
+      </w:pPr>
+      <w:r>
+        <w:tab/>
+      </w:r>
+      <w:r>
+        <w:t>}</w:t>
+      </w:r>
+    </w:p>
+    <w:p>
+      <w:pPr>
+        <w:pStyle w:val="Szakdolozatbekezdsek"/>
+      </w:pPr>
+      <w:r>
+        <w:t xml:space="preserve">A következő lépésben a </w:t>
+      </w:r>
+      <w:r>
+        <w:t>„</w:t>
       </w:r>
       <w:r>
         <w:rPr>
           <w:i/>
           <w:iCs/>
         </w:rPr>
-        <w:t>Scalar</w:t>
-      </w:r>
-      <w:r>
-        <w:t xml:space="preserve"> tesztelőprogram automatikusan elinduljon, és tudjuk tesztelni a backend szoftverünk megírt végpontjait.</w:t>
-      </w:r>
-      <w:r>
-        <w:t xml:space="preserve"> A teljes kó</w:t>
-      </w:r>
-      <w:r>
-        <w:t>drészletet</w:t>
-      </w:r>
-      <w:r>
-        <w:t xml:space="preserve"> itt lehet megtalálni:</w:t>
-      </w:r>
-    </w:p>
-    <w:p>
-      <w:pPr>
-        <w:pStyle w:val="Programkd"/>
-      </w:pPr>
-      <w:r>
-        <w:t>"https": {</w:t>
-      </w:r>
-    </w:p>
-    <w:p>
-      <w:pPr>
-        <w:pStyle w:val="Programkd"/>
-      </w:pPr>
-      <w:r>
-        <w:t xml:space="preserve">  "commandName": "Project",</w:t>
-      </w:r>
-    </w:p>
-    <w:p>
-      <w:pPr>
-        <w:pStyle w:val="Programkd"/>
-      </w:pPr>
-      <w:r>
-        <w:t xml:space="preserve">  "dotnetRunMessages": true,</w:t>
-      </w:r>
-    </w:p>
-    <w:p>
-      <w:pPr>
-        <w:pStyle w:val="Programkd"/>
-      </w:pPr>
-      <w:r>
-        <w:t xml:space="preserve">  "launchBrowser": true,</w:t>
-      </w:r>
-    </w:p>
-    <w:p>
-      <w:pPr>
-        <w:pStyle w:val="Programkd"/>
-      </w:pPr>
-      <w:r>
-        <w:t xml:space="preserve">  "launchUrl": "scalar/v1",</w:t>
-      </w:r>
-    </w:p>
-    <w:p>
-      <w:pPr>
-        <w:pStyle w:val="Programkd"/>
-      </w:pPr>
-      <w:r>
-        <w:t xml:space="preserve">  "applicationUrl": "https://localhost:7095;http://localhost:5196",</w:t>
-      </w:r>
-    </w:p>
-    <w:p>
-      <w:pPr>
-        <w:pStyle w:val="Programkd"/>
-      </w:pPr>
-      <w:r>
-        <w:t xml:space="preserve">  "environmentVariables": {</w:t>
-      </w:r>
-    </w:p>
-    <w:p>
-      <w:pPr>
-        <w:pStyle w:val="Programkd"/>
-      </w:pPr>
-      <w:r>
-        <w:t xml:space="preserve">  "ASPNETCORE_ENVIRONMENT": "Development"</w:t>
-      </w:r>
-    </w:p>
-    <w:p>
-      <w:pPr>
-        <w:pStyle w:val="Programkd"/>
-      </w:pPr>
-      <w:r>
-        <w:t>}</w:t>
-      </w:r>
-    </w:p>
-    <w:p>
-      <w:pPr>
-        <w:pStyle w:val="Szakdolozatbekezdsek"/>
-      </w:pPr>
-      <w:r>
-        <w:t xml:space="preserve">A következő lépésben a </w:t>
-      </w:r>
-      <w:r>
-        <w:t>„</w:t>
+        <w:t>program.cs</w:t>
       </w:r>
       <w:r>
         <w:rPr>
           <w:i/>
           <w:iCs/>
         </w:rPr>
-        <w:t>program.cs</w:t>
+        <w:t>”</w:t>
+      </w:r>
+      <w:r>
+        <w:t xml:space="preserve"> állományt kell módosítani. A módosítás sok mindent érint a nyers fájlban. Ide kell beírni a </w:t>
       </w:r>
       <w:r>
         <w:rPr>
           <w:i/>
           <w:iCs/>
         </w:rPr>
-        <w:t>”</w:t>
-      </w:r>
-      <w:r>
-        <w:t xml:space="preserve"> állományt kell módosítani. A módosítás sok mindent érint a nyers fájlban. Ide kell beírni a </w:t>
+        <w:t>„Scalar”</w:t>
+      </w:r>
+      <w:r>
+        <w:t xml:space="preserve"> meghívást, a szolgáltatások közé fel kell venni az ”AddDBContext”-et. Ez azt a célt szolgálja, hogy az adatbázishoz hozzá tudjunk férni.</w:t>
+      </w:r>
+      <w:r>
+        <w:t xml:space="preserve"> A fájl módosításai lentebb találhatóak:</w:t>
+      </w:r>
+    </w:p>
+    <w:p>
+      <w:pPr>
+        <w:pStyle w:val="Programkd"/>
+      </w:pPr>
+      <w:r>
+        <w:tab/>
+      </w:r>
+      <w:r>
+        <w:t>builder.Services.AddDbContext&lt;SzinesNegyEvszakContext&gt;();</w:t>
+      </w:r>
+    </w:p>
+    <w:p>
+      <w:pPr>
+        <w:pStyle w:val="Szakdolozatbekezdsek"/>
+      </w:pPr>
+      <w:r>
+        <w:t>A fenti sor az adatbázis illesztése, a lentebbi kód a tesztelőprogramot hívja meg</w:t>
+      </w:r>
+      <w:r>
+        <w:t>. M</w:t>
+      </w:r>
+      <w:r>
+        <w:t xml:space="preserve">iután elindítottuk a </w:t>
+      </w:r>
+      <w:r>
+        <w:t>programunkat a „</w:t>
       </w:r>
       <w:r>
         <w:rPr>
           <w:i/>
           <w:iCs/>
         </w:rPr>
-        <w:t>„Scalar”</w:t>
-      </w:r>
-      <w:r>
-        <w:t xml:space="preserve"> meghívást, a szolgáltatások közé fel kell venni az I”AddDBContext”-et. Ez azt a célt szolgálja, hogy az adatbázishoz hozzá tudjunk férni.</w:t>
-      </w:r>
-      <w:r>
-        <w:t xml:space="preserve"> A fájl módosításai lentebb találhatóak:</w:t>
-      </w:r>
-    </w:p>
-    <w:p>
-      <w:pPr>
-        <w:pStyle w:val="Programkd"/>
-      </w:pPr>
-      <w:r>
-        <w:t>builder.Services.AddDbContext&lt;SzinesNegyEvszakContext&gt;();</w:t>
-      </w:r>
-    </w:p>
-    <w:p>
-      <w:pPr>
-        <w:pStyle w:val="Szakdolozatbekezdsek"/>
-      </w:pPr>
-      <w:r>
-        <w:t>A fenti sor az adatbázis illesztése, a lentebbi kód a tesztelőprogramot hívja meg</w:t>
-      </w:r>
-      <w:r>
-        <w:t>. M</w:t>
-      </w:r>
-      <w:r>
-        <w:t xml:space="preserve">iután elindítottuk a </w:t>
-      </w:r>
-      <w:r>
-        <w:t>programunkat a „</w:t>
+        <w:t>Scalar</w:t>
       </w:r>
       <w:r>
         <w:rPr>
           <w:i/>
           <w:iCs/>
         </w:rPr>
-        <w:t>Scalar</w:t>
+        <w:t>”</w:t>
+      </w:r>
+      <w:r>
+        <w:t xml:space="preserve"> automatikusan megnyílik.</w:t>
+      </w:r>
+    </w:p>
+    <w:p>
+      <w:pPr>
+        <w:pStyle w:val="Programkd"/>
+      </w:pPr>
+      <w:r>
+        <w:tab/>
+      </w:r>
+      <w:r>
+        <w:t>// Configure the HTTP request pipeline.</w:t>
+      </w:r>
+    </w:p>
+    <w:p>
+      <w:pPr>
+        <w:pStyle w:val="Programkd"/>
+      </w:pPr>
+      <w:r>
+        <w:tab/>
+      </w:r>
+      <w:r>
+        <w:t>if (app.Environment.IsDevelopment())</w:t>
+      </w:r>
+    </w:p>
+    <w:p>
+      <w:pPr>
+        <w:pStyle w:val="Programkd"/>
+      </w:pPr>
+      <w:r>
+        <w:tab/>
+      </w:r>
+      <w:r>
+        <w:t>{</w:t>
+      </w:r>
+    </w:p>
+    <w:p>
+      <w:pPr>
+        <w:pStyle w:val="Programkd"/>
+      </w:pPr>
+      <w:r>
+        <w:tab/>
+      </w:r>
+      <w:r>
+        <w:t xml:space="preserve">    app.MapOpenApi();</w:t>
+      </w:r>
+    </w:p>
+    <w:p>
+      <w:pPr>
+        <w:pStyle w:val="Programkd"/>
+      </w:pPr>
+      <w:r>
+        <w:tab/>
+      </w:r>
+      <w:r>
+        <w:t xml:space="preserve">    app.MapScalarApiReference();</w:t>
+      </w:r>
+    </w:p>
+    <w:p>
+      <w:pPr>
+        <w:pStyle w:val="Programkd"/>
+      </w:pPr>
+      <w:r>
+        <w:tab/>
+      </w:r>
+      <w:r>
+        <w:t>}</w:t>
+      </w:r>
+    </w:p>
+    <w:p>
+      <w:r>
+        <w:br w:type="page"/>
+      </w:r>
+    </w:p>
+    <w:p>
+      <w:pPr>
+        <w:pStyle w:val="Cmsor2"/>
+      </w:pPr>
+      <w:r>
+        <w:lastRenderedPageBreak/>
+        <w:t>Az adatbázis migrálása:</w:t>
+      </w:r>
+    </w:p>
+    <w:p>
+      <w:pPr>
+        <w:pStyle w:val="Szakdolozatbekezdsek"/>
+      </w:pPr>
+      <w:r>
+        <w:t xml:space="preserve">Ahhoz, hogy az adatbázis tábláit egyben be tudjuk húzni a projektbe, és ne kelljen külön osztályokat létrehozni a táblákból, használhatjuk az előkészületekben említett </w:t>
+      </w:r>
+      <w:r>
+        <w:t>„</w:t>
       </w:r>
       <w:r>
         <w:rPr>
           <w:i/>
           <w:iCs/>
         </w:rPr>
-        <w:t>”</w:t>
-      </w:r>
-      <w:r>
-        <w:t xml:space="preserve"> automatikusan megnyílik.</w:t>
-      </w:r>
-    </w:p>
-    <w:p>
-      <w:pPr>
-        <w:pStyle w:val="Programkd"/>
-      </w:pPr>
-      <w:r>
-        <w:t>// Configure the HTTP request pipeline.</w:t>
-      </w:r>
-    </w:p>
-    <w:p>
-      <w:pPr>
-        <w:pStyle w:val="Programkd"/>
-      </w:pPr>
-      <w:r>
-        <w:t>if (app.Environment.IsDevelopment())</w:t>
-      </w:r>
-    </w:p>
-    <w:p>
-      <w:pPr>
-        <w:pStyle w:val="Programkd"/>
-      </w:pPr>
-      <w:r>
-        <w:t>{</w:t>
-      </w:r>
-    </w:p>
-    <w:p>
-      <w:pPr>
-        <w:pStyle w:val="Programkd"/>
-      </w:pPr>
-      <w:r>
-        <w:t xml:space="preserve">    app.MapOpenApi();</w:t>
-      </w:r>
-    </w:p>
-    <w:p>
-      <w:pPr>
-        <w:pStyle w:val="Programkd"/>
-      </w:pPr>
-      <w:r>
-        <w:t xml:space="preserve">    app.MapScalarApiReference();</w:t>
-      </w:r>
-    </w:p>
-    <w:p>
-      <w:pPr>
-        <w:pStyle w:val="Programkd"/>
-      </w:pPr>
-      <w:r>
-        <w:t>}</w:t>
-      </w:r>
-    </w:p>
-    <w:p>
-      <w:r>
-        <w:br w:type="page"/>
-      </w:r>
-    </w:p>
-    <w:p>
-      <w:pPr>
-        <w:pStyle w:val="Cmsor2"/>
-      </w:pPr>
-      <w:r>
-        <w:lastRenderedPageBreak/>
-        <w:t>Az adatbázis migrálása:</w:t>
-      </w:r>
-    </w:p>
-    <w:p>
-      <w:pPr>
-        <w:pStyle w:val="Szakdolozatbekezdsek"/>
-      </w:pPr>
-      <w:r>
-        <w:t xml:space="preserve">Ahhoz, hogy az adatbázis tábláit egyben be tudjuk húzni a projektbe, és ne kelljen külön osztályokat létrehozni a táblákból, használhatjuk az előkészületekben említett </w:t>
-      </w:r>
-      <w:r>
-        <w:t>„</w:t>
+        <w:t>NuGet Package Manager</w:t>
       </w:r>
       <w:r>
         <w:rPr>
           <w:i/>
           <w:iCs/>
         </w:rPr>
-        <w:t>NuGet Package Manager</w:t>
+        <w:t xml:space="preserve"> Console</w:t>
+      </w:r>
+      <w:r>
+        <w:t>”-t</w:t>
+      </w:r>
+      <w:r>
+        <w:t>.</w:t>
+      </w:r>
+      <w:r>
+        <w:t xml:space="preserve"> Ahhoz, hogy az adatbázist megszerezzük a „</w:t>
       </w:r>
       <w:r>
         <w:rPr>
           <w:i/>
           <w:iCs/>
         </w:rPr>
-        <w:t xml:space="preserve"> Console</w:t>
-      </w:r>
-      <w:r>
-        <w:t>”-t</w:t>
-      </w:r>
-      <w:r>
-        <w:t>.</w:t>
-      </w:r>
-      <w:r>
-        <w:t xml:space="preserve"> Ahhoz, hogy az adatbázist megszerezzük a „</w:t>
-      </w:r>
-      <w:r>
-        <w:rPr>
-          <w:i/>
-          <w:iCs/>
-        </w:rPr>
         <w:t>Console”</w:t>
       </w:r>
       <w:r>
@@ -3445,29 +3486,804 @@
         <w:pStyle w:val="Programkd"/>
       </w:pPr>
       <w:r>
+        <w:tab/>
+      </w:r>
+      <w:r>
         <w:t>Scaffold-DbContext</w:t>
       </w:r>
-      <w:r>
-        <w:t>("server=localhost;database=szines_negy_evszak;user=root;password=");</w:t>
-      </w:r>
-    </w:p>
-    <w:p>
-      <w:pPr>
-        <w:pStyle w:val="Szakdolozatbekezdsek"/>
-      </w:pPr>
-      <w:r>
-        <w:t>A parancs kiadása előtt a „WAMP” szervert futtatni kell, mert a kiadott utasítás abban a pillanatban kapcsolódik a szerverhez és lekéri az adatbázis tábláit és adatait.</w:t>
-      </w:r>
-    </w:p>
-    <w:p>
-      <w:pPr>
-        <w:pStyle w:val="Szakdolozatbekezdsek"/>
-      </w:pPr>
-      <w:r>
-        <w:t>Amint a szerver átadta az adatokat, és lement a migráció a projektben megjelennek az adatbázis táblái C# osztályokba rendezve. Mindegyik tábláról készül egy „.cs” végű fájl, amely tartalmazza az adatbázisban definiált mezőneveket.</w:t>
-      </w:r>
+    </w:p>
+    <w:p>
+      <w:pPr>
+        <w:pStyle w:val="Programkd"/>
+      </w:pPr>
+      <w:r>
+        <w:tab/>
+      </w:r>
+      <w:r>
+        <w:t>("server=localhost;database=szines_negy_evszak;user=root;password=")</w:t>
+      </w:r>
+    </w:p>
+    <w:p>
+      <w:pPr>
+        <w:pStyle w:val="Programkd"/>
+      </w:pPr>
+      <w:r>
+        <w:tab/>
+        <w:t>MySql.EntityFrameworkCore -Outputdir Models -f</w:t>
+      </w:r>
+    </w:p>
+    <w:p>
+      <w:pPr>
+        <w:pStyle w:val="Szakdolozatbekezdsek"/>
+      </w:pPr>
+      <w:r>
+        <w:t xml:space="preserve">A parancsban meg kell adni az adatbázis kapcsolat létrehozásához szükséges adatokat, valamint a </w:t>
+      </w:r>
+      <w:r>
+        <w:t>MySql.EntityFrameworkCore paramétereit: a kimeneti mappát és azt, hogy az ott lévő fájlokat felülírhatja-e a migrálás közben. Viszont a</w:t>
+      </w:r>
+      <w:r>
+        <w:t xml:space="preserve"> parancs kiadása előtt a „WAMP” szervert futtatni kell, mert a kiadott utasítás abban a pillanatban kapcsolódik a szerverhez és lekéri az adatbázis tábláit és adatait.</w:t>
+      </w:r>
+    </w:p>
+    <w:p>
+      <w:pPr>
+        <w:pStyle w:val="Szakdolozatbekezdsek"/>
+        <w:sectPr>
+          <w:pgSz w:w="11906" w:h="16838"/>
+          <w:pgMar w:top="1417" w:right="1417" w:bottom="1417" w:left="1417" w:header="708" w:footer="708" w:gutter="0"/>
+          <w:cols w:space="708"/>
+          <w:docGrid w:linePitch="360"/>
+        </w:sectPr>
+      </w:pPr>
+      <w:r>
+        <w:t>Amint a szerver átadta az adatokat, és lement a migráció</w:t>
+      </w:r>
+      <w:r>
+        <w:t>,</w:t>
+      </w:r>
+      <w:r>
+        <w:t xml:space="preserve"> a projektben megjelennek az adatbázis táblái C# osztályokba rendezve. Mindegyik tábláról készül egy „.cs” végű fájl, amely tartalmazza az adatbázisban definiált mezőneveket.</w:t>
+      </w:r>
+    </w:p>
+    <w:p>
+      <w:pPr>
+        <w:jc w:val="center"/>
+      </w:pPr>
+      <w:r>
+        <w:drawing>
+          <wp:inline distT="0" distB="0" distL="0" distR="0" wp14:anchorId="41C220EE" wp14:editId="4F763190">
+            <wp:extent cx="2333951" cy="2219635"/>
+            <wp:effectExtent l="0" t="0" r="9525" b="9525"/>
+            <wp:docPr id="728780679" name="Kép 1"/>
+            <wp:cNvGraphicFramePr>
+              <a:graphicFrameLocks xmlns:a="http://schemas.openxmlformats.org/drawingml/2006/main" noChangeAspect="1"/>
+            </wp:cNvGraphicFramePr>
+            <a:graphic xmlns:a="http://schemas.openxmlformats.org/drawingml/2006/main">
+              <a:graphicData uri="http://schemas.openxmlformats.org/drawingml/2006/picture">
+                <pic:pic xmlns:pic="http://schemas.openxmlformats.org/drawingml/2006/picture">
+                  <pic:nvPicPr>
+                    <pic:cNvPr id="728780679" name=""/>
+                    <pic:cNvPicPr/>
+                  </pic:nvPicPr>
+                  <pic:blipFill>
+                    <a:blip r:embed="rId31"/>
+                    <a:stretch>
+                      <a:fillRect/>
+                    </a:stretch>
+                  </pic:blipFill>
+                  <pic:spPr>
+                    <a:xfrm>
+                      <a:off x="0" y="0"/>
+                      <a:ext cx="2333951" cy="2219635"/>
+                    </a:xfrm>
+                    <a:prstGeom prst="rect">
+                      <a:avLst/>
+                    </a:prstGeom>
+                  </pic:spPr>
+                </pic:pic>
+              </a:graphicData>
+            </a:graphic>
+          </wp:inline>
+        </w:drawing>
+      </w:r>
+    </w:p>
+    <w:p>
+      <w:pPr>
+        <w:pStyle w:val="Szakdolozatbekezdsek"/>
+      </w:pPr>
+      <w:r>
+        <w:t xml:space="preserve">A migráció eredménye </w:t>
+      </w:r>
+      <w:r>
+        <w:t xml:space="preserve">megjelenik </w:t>
+      </w:r>
+      <w:r>
+        <w:t>a Solution Explorer ablakban.</w:t>
+      </w:r>
+    </w:p>
+    <w:p>
+      <w:pPr>
+        <w:jc w:val="center"/>
+      </w:pPr>
+      <w:r>
+        <w:br w:type="column"/>
+      </w:r>
+      <w:r>
+        <w:drawing>
+          <wp:inline distT="0" distB="0" distL="0" distR="0" wp14:anchorId="4F829123" wp14:editId="5F06B8E4">
+            <wp:extent cx="1086002" cy="2076740"/>
+            <wp:effectExtent l="0" t="0" r="0" b="0"/>
+            <wp:docPr id="1533479222" name="Kép 1"/>
+            <wp:cNvGraphicFramePr>
+              <a:graphicFrameLocks xmlns:a="http://schemas.openxmlformats.org/drawingml/2006/main" noChangeAspect="1"/>
+            </wp:cNvGraphicFramePr>
+            <a:graphic xmlns:a="http://schemas.openxmlformats.org/drawingml/2006/main">
+              <a:graphicData uri="http://schemas.openxmlformats.org/drawingml/2006/picture">
+                <pic:pic xmlns:pic="http://schemas.openxmlformats.org/drawingml/2006/picture">
+                  <pic:nvPicPr>
+                    <pic:cNvPr id="1533479222" name=""/>
+                    <pic:cNvPicPr/>
+                  </pic:nvPicPr>
+                  <pic:blipFill>
+                    <a:blip r:embed="rId32"/>
+                    <a:stretch>
+                      <a:fillRect/>
+                    </a:stretch>
+                  </pic:blipFill>
+                  <pic:spPr>
+                    <a:xfrm>
+                      <a:off x="0" y="0"/>
+                      <a:ext cx="1086002" cy="2076740"/>
+                    </a:xfrm>
+                    <a:prstGeom prst="rect">
+                      <a:avLst/>
+                    </a:prstGeom>
+                  </pic:spPr>
+                </pic:pic>
+              </a:graphicData>
+            </a:graphic>
+          </wp:inline>
+        </w:drawing>
+      </w:r>
+    </w:p>
+    <w:p>
+      <w:pPr>
+        <w:pStyle w:val="Szakdolozatbekezdsek"/>
+      </w:pPr>
+      <w:r>
+        <w:t>Az adatbázisban létrehozott táblák, amiket az előbb kiadott parancs hatására megjelentek a C# projektben.</w:t>
+      </w:r>
+    </w:p>
+    <w:p>
+      <w:pPr>
+        <w:pStyle w:val="Szakdolozatbekezdsek"/>
+        <w:sectPr>
+          <w:type w:val="continuous"/>
+          <w:pgSz w:w="11906" w:h="16838"/>
+          <w:pgMar w:top="1417" w:right="1417" w:bottom="1417" w:left="1417" w:header="708" w:footer="708" w:gutter="0"/>
+          <w:cols w:num="2" w:space="708"/>
+          <w:docGrid w:linePitch="360"/>
+        </w:sectPr>
+      </w:pPr>
+    </w:p>
+    <w:p>
+      <w:r>
+        <w:br w:type="page"/>
+      </w:r>
+    </w:p>
+    <w:p>
+      <w:pPr>
+        <w:pStyle w:val="Szakdolozatbekezdsek"/>
+      </w:pPr>
+      <w:r>
+        <w:lastRenderedPageBreak/>
+        <w:t>Az adatbázis táblák és a C# osztályok között megjelenik egy</w:t>
+      </w:r>
+      <w:r>
+        <w:t xml:space="preserve"> „</w:t>
+      </w:r>
+      <w:r>
+        <w:t>Context.cs</w:t>
+      </w:r>
+      <w:r>
+        <w:t>”</w:t>
+      </w:r>
+      <w:r>
+        <w:t xml:space="preserve"> fájl. Erről már volt szó korábban is. E</w:t>
+      </w:r>
+      <w:r>
+        <w:t xml:space="preserve">bben a fájlban entitásként jelennek meg az adatbázis táblái. Ezekre hivatkoznak a különböző C# osztályokba migrált változók és tulajdonságok. Erre a fájlra hivatkozik a </w:t>
+      </w:r>
+      <w:r>
+        <w:t>„program.cs” fájlban a következő utasítás:</w:t>
+      </w:r>
+    </w:p>
+    <w:p>
+      <w:pPr>
+        <w:pStyle w:val="Programkd"/>
+      </w:pPr>
+      <w:r>
+        <w:tab/>
+      </w:r>
+      <w:r>
+        <w:t>builder.Services.AddDbContext&lt;SzinesNegyEvszakContext&gt;();</w:t>
+      </w:r>
+    </w:p>
+    <w:p>
+      <w:pPr>
+        <w:pStyle w:val="Cmsor2"/>
+      </w:pPr>
+      <w:r>
+        <w:t>Adatok átadása:</w:t>
+      </w:r>
+    </w:p>
+    <w:p>
+      <w:pPr>
+        <w:pStyle w:val="Szakdolozatbekezdsek"/>
+      </w:pPr>
+      <w:r>
+        <w:t>Ahhoz, hogy a megfelelő adatokat tudjuk küldeni a backend és a frontend között úgy nevezett DTO-kat kell definiálni a backend programban. Ezek a Data Transfer Object-ek segítenek elrejteni az adatátvitel közben a belső érzékeny adatokat, és csak a szükséges információt adj</w:t>
+      </w:r>
+      <w:r>
+        <w:t>ák</w:t>
+      </w:r>
+      <w:r>
+        <w:t xml:space="preserve"> át.</w:t>
+      </w:r>
+      <w:r>
+        <w:t xml:space="preserve"> Egyetlen csomagban  több adatot </w:t>
+      </w:r>
+      <w:r>
+        <w:t xml:space="preserve">is </w:t>
+      </w:r>
+      <w:r>
+        <w:t xml:space="preserve">tud küldeni, így kevesebb hálózati hívásra van szükség. A DTO-kat már nem migrálni, hanem megírni szükséges. Viszont csak azokat az adatokat érdemes bele tenni a DTO fájlba, amiket a Frontend vár-, illetve ad. A táblák, amivel a program </w:t>
+      </w:r>
+      <w:r>
+        <w:t>működtethető</w:t>
+      </w:r>
+      <w:r>
+        <w:t xml:space="preserve"> azokból </w:t>
+      </w:r>
+      <w:r>
+        <w:t>mindenképpen</w:t>
+      </w:r>
+      <w:r>
+        <w:t xml:space="preserve"> szükséges DTO fájlokat készíteni, hiszen ezek a csatornák a kommunikáció részei a backend felől. Ezek úgy viselkednek a backend program futtatásakor, mintha az adatbázis táblái lennének.</w:t>
+      </w:r>
+    </w:p>
+    <w:p>
+      <w:pPr>
+        <w:pStyle w:val="Szakdolozatbekezdsek"/>
+      </w:pPr>
+      <w:r>
+        <w:t>Ahhoz, hogy az adatbázist elérjük úgy nevezett HTTP hívásokat kell létrehozni. Az egyik tábla adatain meg is tudjuk nézni a HTTP hívások és a DTO-k közötti kapcsolatot. A DTO fájl a következőképpen néz ki:</w:t>
+      </w:r>
+    </w:p>
+    <w:p>
+      <w:pPr>
+        <w:pStyle w:val="Programkd"/>
+      </w:pPr>
+      <w:r>
+        <w:tab/>
+      </w:r>
+      <w:r>
+        <w:t>public class PinebaseOrderDTO</w:t>
+      </w:r>
+    </w:p>
+    <w:p>
+      <w:pPr>
+        <w:pStyle w:val="Programkd"/>
+      </w:pPr>
+      <w:r>
+        <w:tab/>
+      </w:r>
+      <w:r>
+        <w:t>{</w:t>
+      </w:r>
+    </w:p>
+    <w:p>
+      <w:pPr>
+        <w:pStyle w:val="Programkd"/>
+      </w:pPr>
+      <w:r>
+        <w:tab/>
+      </w:r>
+      <w:r>
+        <w:t xml:space="preserve">    public int BaseId { get; set; }</w:t>
+      </w:r>
+    </w:p>
+    <w:p>
+      <w:pPr>
+        <w:pStyle w:val="Programkd"/>
+      </w:pPr>
+      <w:r>
+        <w:tab/>
+      </w:r>
+      <w:r>
+        <w:t xml:space="preserve">    public int? CostumerId { get; set; }</w:t>
+      </w:r>
+    </w:p>
+    <w:p>
+      <w:pPr>
+        <w:pStyle w:val="Programkd"/>
+      </w:pPr>
+      <w:r>
+        <w:tab/>
+      </w:r>
+      <w:r>
+        <w:t xml:space="preserve">    public int? PineTypeId { get; set; }</w:t>
+      </w:r>
+    </w:p>
+    <w:p>
+      <w:pPr>
+        <w:pStyle w:val="Programkd"/>
+      </w:pPr>
+      <w:r>
+        <w:tab/>
+      </w:r>
+      <w:r>
+        <w:t xml:space="preserve">    public int? Pinebasetype { get; set; }</w:t>
+      </w:r>
+    </w:p>
+    <w:p>
+      <w:pPr>
+        <w:pStyle w:val="Programkd"/>
+      </w:pPr>
+      <w:r>
+        <w:tab/>
+      </w:r>
+      <w:r>
+        <w:t xml:space="preserve">    public int? BaseQuantity { get; set; }</w:t>
+      </w:r>
+    </w:p>
+    <w:p>
+      <w:pPr>
+        <w:pStyle w:val="Programkd"/>
+      </w:pPr>
+      <w:r>
+        <w:tab/>
+      </w:r>
+      <w:r>
+        <w:t xml:space="preserve">    public bool? BaseState { get; set; }</w:t>
+      </w:r>
+    </w:p>
+    <w:p>
+      <w:pPr>
+        <w:pStyle w:val="Programkd"/>
+      </w:pPr>
+      <w:r>
+        <w:tab/>
+      </w:r>
+      <w:r>
+        <w:t xml:space="preserve">    public DateTime? BaseOrderedDate { get; set; }</w:t>
+      </w:r>
+    </w:p>
+    <w:p>
+      <w:pPr>
+        <w:pStyle w:val="Programkd"/>
+      </w:pPr>
+      <w:r>
+        <w:tab/>
+        <w:t>}</w:t>
+      </w:r>
+    </w:p>
+    <w:p>
+      <w:r>
+        <w:br w:type="page"/>
+      </w:r>
+    </w:p>
+    <w:p>
+      <w:pPr>
+        <w:pStyle w:val="Szakdolozatbekezdsek"/>
+      </w:pPr>
+      <w:r>
+        <w:lastRenderedPageBreak/>
+        <w:t>Ezen tulajdonságokra hivatkozik a HTTP hívás a következő módon:</w:t>
+      </w:r>
+    </w:p>
+    <w:p>
+      <w:pPr>
+        <w:pStyle w:val="Programkd"/>
+      </w:pPr>
+      <w:r>
+        <w:t xml:space="preserve">        [HttpPost]</w:t>
+      </w:r>
+    </w:p>
+    <w:p>
+      <w:pPr>
+        <w:pStyle w:val="Programkd"/>
+      </w:pPr>
+      <w:r>
+        <w:t xml:space="preserve">        public async Task&lt;ActionResult&gt; CreatePinebaseOrder([FromBody] PinebaseOrderDTO pinebaseOrderDTO)</w:t>
+      </w:r>
+    </w:p>
+    <w:p>
+      <w:pPr>
+        <w:pStyle w:val="Programkd"/>
+      </w:pPr>
+      <w:r>
+        <w:t xml:space="preserve">        {</w:t>
+      </w:r>
+    </w:p>
+    <w:p>
+      <w:pPr>
+        <w:pStyle w:val="Programkd"/>
+      </w:pPr>
+      <w:r>
+        <w:t xml:space="preserve">            try</w:t>
+      </w:r>
+    </w:p>
+    <w:p>
+      <w:pPr>
+        <w:pStyle w:val="Programkd"/>
+      </w:pPr>
+      <w:r>
+        <w:t xml:space="preserve">            {</w:t>
+      </w:r>
+    </w:p>
+    <w:p>
+      <w:pPr>
+        <w:pStyle w:val="Programkd"/>
+      </w:pPr>
+      <w:r>
+        <w:t xml:space="preserve">                if (pinebaseOrderDTO == null)</w:t>
+      </w:r>
+    </w:p>
+    <w:p>
+      <w:pPr>
+        <w:pStyle w:val="Programkd"/>
+      </w:pPr>
+      <w:r>
+        <w:t xml:space="preserve">                {</w:t>
+      </w:r>
+    </w:p>
+    <w:p>
+      <w:pPr>
+        <w:pStyle w:val="Programkd"/>
+      </w:pPr>
+      <w:r>
+        <w:t xml:space="preserve">                    return BadRequest(new</w:t>
+      </w:r>
+    </w:p>
+    <w:p>
+      <w:pPr>
+        <w:pStyle w:val="Programkd"/>
+      </w:pPr>
+      <w:r>
+        <w:t xml:space="preserve">                    {</w:t>
+      </w:r>
+    </w:p>
+    <w:p>
+      <w:pPr>
+        <w:pStyle w:val="Programkd"/>
+      </w:pPr>
+      <w:r>
+        <w:t xml:space="preserve">                        Message = "A Koszorúalap rendelés adatai hiányoznak!"</w:t>
+      </w:r>
+    </w:p>
+    <w:p>
+      <w:pPr>
+        <w:pStyle w:val="Programkd"/>
+      </w:pPr>
+      <w:r>
+        <w:t xml:space="preserve">                    });</w:t>
+      </w:r>
+    </w:p>
+    <w:p>
+      <w:pPr>
+        <w:pStyle w:val="Programkd"/>
+      </w:pPr>
+      <w:r>
+        <w:t xml:space="preserve">                }</w:t>
+      </w:r>
+    </w:p>
+    <w:p>
+      <w:pPr>
+        <w:pStyle w:val="Programkd"/>
+      </w:pPr>
+      <w:r>
+        <w:t xml:space="preserve">                var pinebaseOrder = new PinebaseOrder</w:t>
+      </w:r>
+    </w:p>
+    <w:p>
+      <w:pPr>
+        <w:pStyle w:val="Programkd"/>
+      </w:pPr>
+      <w:r>
+        <w:t xml:space="preserve">                {</w:t>
+      </w:r>
+    </w:p>
+    <w:p>
+      <w:pPr>
+        <w:pStyle w:val="Programkd"/>
+        <w:rPr>
+          <w:b/>
+          <w:bCs/>
+        </w:rPr>
+      </w:pPr>
+      <w:r>
+        <w:t xml:space="preserve">                    </w:t>
+      </w:r>
+      <w:r>
+        <w:rPr>
+          <w:b/>
+          <w:bCs/>
+        </w:rPr>
+        <w:t>CostumerId = pinebaseOrderDTO.CostumerId,</w:t>
+      </w:r>
+    </w:p>
+    <w:p>
+      <w:pPr>
+        <w:pStyle w:val="Programkd"/>
+        <w:rPr>
+          <w:b/>
+          <w:bCs/>
+        </w:rPr>
+      </w:pPr>
+      <w:r>
+        <w:rPr>
+          <w:b/>
+          <w:bCs/>
+        </w:rPr>
+        <w:t xml:space="preserve">                    PineTypeId = pinebaseOrderDTO.PineTypeId,</w:t>
+      </w:r>
+    </w:p>
+    <w:p>
+      <w:pPr>
+        <w:pStyle w:val="Programkd"/>
+        <w:rPr>
+          <w:b/>
+          <w:bCs/>
+        </w:rPr>
+      </w:pPr>
+      <w:r>
+        <w:rPr>
+          <w:b/>
+          <w:bCs/>
+        </w:rPr>
+        <w:t xml:space="preserve">                    Pinebasetype = pinebaseOrderDTO.Pinebasetype,</w:t>
+      </w:r>
+    </w:p>
+    <w:p>
+      <w:pPr>
+        <w:pStyle w:val="Programkd"/>
+        <w:rPr>
+          <w:b/>
+          <w:bCs/>
+        </w:rPr>
+      </w:pPr>
+      <w:r>
+        <w:rPr>
+          <w:b/>
+          <w:bCs/>
+        </w:rPr>
+        <w:t xml:space="preserve">                    BaseQuantity = pinebaseOrderDTO.BaseQuantity,</w:t>
+      </w:r>
+    </w:p>
+    <w:p>
+      <w:pPr>
+        <w:pStyle w:val="Programkd"/>
+        <w:rPr>
+          <w:b/>
+          <w:bCs/>
+        </w:rPr>
+      </w:pPr>
+      <w:r>
+        <w:rPr>
+          <w:b/>
+          <w:bCs/>
+        </w:rPr>
+        <w:t xml:space="preserve">                    BaseOrderedDate = pinebaseOrderDTO.BaseOrderedDate,</w:t>
+      </w:r>
+    </w:p>
+    <w:p>
+      <w:pPr>
+        <w:pStyle w:val="Programkd"/>
+        <w:rPr>
+          <w:b/>
+          <w:bCs/>
+        </w:rPr>
+      </w:pPr>
+      <w:r>
+        <w:rPr>
+          <w:b/>
+          <w:bCs/>
+        </w:rPr>
+        <w:t xml:space="preserve">                    BaseState = pinebaseOrderDTO.BaseState</w:t>
+      </w:r>
+    </w:p>
+    <w:p>
+      <w:pPr>
+        <w:pStyle w:val="Programkd"/>
+      </w:pPr>
+      <w:r>
+        <w:t xml:space="preserve">                };</w:t>
+      </w:r>
+    </w:p>
+    <w:p>
+      <w:pPr>
+        <w:pStyle w:val="Programkd"/>
+      </w:pPr>
+      <w:r>
+        <w:t xml:space="preserve">                await _szines_negy_evszak_context.PinebaseOrders.AddAsync(pinebaseOrder);</w:t>
+      </w:r>
+    </w:p>
+    <w:p>
+      <w:pPr>
+        <w:pStyle w:val="Programkd"/>
+      </w:pPr>
+      <w:r>
+        <w:t xml:space="preserve">                await _szines_negy_evszak_context.SaveChangesAsync();</w:t>
+      </w:r>
+    </w:p>
+    <w:p>
+      <w:pPr>
+        <w:pStyle w:val="Programkd"/>
+      </w:pPr>
+      <w:r>
+        <w:t xml:space="preserve">                return Ok(new</w:t>
+      </w:r>
+    </w:p>
+    <w:p>
+      <w:pPr>
+        <w:pStyle w:val="Programkd"/>
+      </w:pPr>
+      <w:r>
+        <w:t xml:space="preserve">                {</w:t>
+      </w:r>
+    </w:p>
+    <w:p>
+      <w:pPr>
+        <w:pStyle w:val="Programkd"/>
+      </w:pPr>
+      <w:r>
+        <w:t xml:space="preserve">                    Message = "A koszorúalap rendelést sikeresen rögzítettük",</w:t>
+      </w:r>
+    </w:p>
+    <w:p>
+      <w:pPr>
+        <w:pStyle w:val="Programkd"/>
+      </w:pPr>
+      <w:r>
+        <w:t xml:space="preserve">                    result = pinebaseOrder</w:t>
+      </w:r>
+    </w:p>
+    <w:p>
+      <w:pPr>
+        <w:pStyle w:val="Programkd"/>
+      </w:pPr>
+      <w:r>
+        <w:t xml:space="preserve">                });</w:t>
+      </w:r>
+    </w:p>
+    <w:p>
+      <w:pPr>
+        <w:pStyle w:val="Programkd"/>
+      </w:pPr>
+      <w:r>
+        <w:t xml:space="preserve">            }</w:t>
+      </w:r>
+    </w:p>
+    <w:p>
+      <w:pPr>
+        <w:pStyle w:val="Programkd"/>
+      </w:pPr>
+      <w:r>
+        <w:t xml:space="preserve">            catch (Exception ex)</w:t>
+      </w:r>
+    </w:p>
+    <w:p>
+      <w:pPr>
+        <w:pStyle w:val="Programkd"/>
+      </w:pPr>
+      <w:r>
+        <w:t xml:space="preserve">            {</w:t>
+      </w:r>
+    </w:p>
+    <w:p>
+      <w:pPr>
+        <w:pStyle w:val="Programkd"/>
+      </w:pPr>
+      <w:r>
+        <w:t xml:space="preserve">                var realmessage = ex.InnerException != null</w:t>
+      </w:r>
+    </w:p>
+    <w:p>
+      <w:pPr>
+        <w:pStyle w:val="Programkd"/>
+      </w:pPr>
+      <w:r>
+        <w:t xml:space="preserve">                    ? ex.InnerException.Message</w:t>
+      </w:r>
+    </w:p>
+    <w:p>
+      <w:pPr>
+        <w:pStyle w:val="Programkd"/>
+      </w:pPr>
+      <w:r>
+        <w:t xml:space="preserve">                    : ex.Message;</w:t>
+      </w:r>
+    </w:p>
+    <w:p>
+      <w:pPr>
+        <w:pStyle w:val="Programkd"/>
+      </w:pPr>
+      <w:r>
+        <w:t xml:space="preserve">                return BadRequest(realmessage);</w:t>
+      </w:r>
+    </w:p>
+    <w:p>
+      <w:pPr>
+        <w:pStyle w:val="Programkd"/>
+      </w:pPr>
+      <w:r>
+        <w:t xml:space="preserve">            }</w:t>
+      </w:r>
+    </w:p>
+    <w:p>
+      <w:pPr>
+        <w:pStyle w:val="Programkd"/>
+      </w:pPr>
+      <w:r>
+        <w:t xml:space="preserve">        }</w:t>
+      </w:r>
+    </w:p>
+    <w:p>
+      <w:pPr>
+        <w:pStyle w:val="Szakdolozatbekezdsek"/>
+      </w:pPr>
+      <w:r>
+        <w:t>A fentebb látható forráskód</w:t>
+      </w:r>
+      <w:r>
+        <w:t>ban félkövérrel kiemelt rész a kapcsolat a DTO és a Controller között. A Controller egy olyan vezérlő, amiben a HTTP hívásokat kell megírni.</w:t>
+      </w:r>
+    </w:p>
+    <w:p>
+      <w:r>
+        <w:br w:type="page"/>
+      </w:r>
+    </w:p>
+    <w:p>
+      <w:pPr>
+        <w:pStyle w:val="Szakdolozatbekezdsek"/>
+      </w:pPr>
+      <w:r>
+        <w:lastRenderedPageBreak/>
+        <w:t>Ezek a hívások közvetlenül kapcsolódnak a Frontend-hez, és az adatlekérdezés-, illetve az adatfeltöltés végrehajtható.</w:t>
+      </w:r>
+      <w:r>
+        <w:t xml:space="preserve"> A</w:t>
+      </w:r>
+      <w:r>
+        <w:t>z AddDBContext szolgáltatás segítségével az adatbázisba mentés két sorral megoldható:</w:t>
+      </w:r>
+    </w:p>
+    <w:p>
+      <w:pPr>
+        <w:pStyle w:val="Programkd"/>
+      </w:pPr>
+      <w:r>
+        <w:t xml:space="preserve">                await _szines_negy_evszak_context.PinebaseOrders.AddAsync(pinebaseOrder);</w:t>
+      </w:r>
+    </w:p>
+    <w:p>
+      <w:pPr>
+        <w:pStyle w:val="Programkd"/>
+      </w:pPr>
+      <w:r>
+        <w:t xml:space="preserve">                await _szines_negy_evszak_context.SaveChangesAsync();</w:t>
+      </w:r>
+    </w:p>
+    <w:p>
+      <w:pPr>
+        <w:pStyle w:val="Szakdolozatbekezdsek"/>
+      </w:pPr>
     </w:p>
     <w:sectPr>
+      <w:type w:val="continuous"/>
       <w:pgSz w:w="11906" w:h="16838"/>
       <w:pgMar w:top="1417" w:right="1417" w:bottom="1417" w:left="1417" w:header="708" w:footer="708" w:gutter="0"/>
       <w:cols w:space="708"/>
@@ -5263,8 +6079,11 @@
     <w:link w:val="ProgramkdChar"/>
     <w:autoRedefine/>
     <w:qFormat/>
-    <w:rsid w:val="00FB51F3"/>
+    <w:rsid w:val="00F93D1D"/>
     <w:pPr>
+      <w:tabs>
+        <w:tab w:val="left" w:pos="1701"/>
+      </w:tabs>
       <w:spacing w:after="120" w:line="240" w:lineRule="auto"/>
     </w:pPr>
     <w:rPr>
@@ -5277,7 +6096,7 @@
     <w:name w:val="Programkód Char"/>
     <w:basedOn w:val="Bekezdsalapbettpusa"/>
     <w:link w:val="Programkd"/>
-    <w:rsid w:val="00FB51F3"/>
+    <w:rsid w:val="00F93D1D"/>
     <w:rPr>
       <w:rFonts w:ascii="Cascadia Mono ExtraLight" w:hAnsi="Cascadia Mono ExtraLight"/>
       <w:i/>

--- a/Documents/Vizsgaremek dokumentáció.docx
+++ b/Documents/Vizsgaremek dokumentáció.docx
@@ -2,22 +2,5458 @@
 <file path=word/document.xml><?xml version="1.0" encoding="utf-8"?>
 <w:document xmlns:wpc="http://schemas.microsoft.com/office/word/2010/wordprocessingCanvas" xmlns:cx="http://schemas.microsoft.com/office/drawing/2014/chartex" xmlns:cx1="http://schemas.microsoft.com/office/drawing/2015/9/8/chartex" xmlns:cx2="http://schemas.microsoft.com/office/drawing/2015/10/21/chartex" xmlns:cx3="http://schemas.microsoft.com/office/drawing/2016/5/9/chartex" xmlns:cx4="http://schemas.microsoft.com/office/drawing/2016/5/10/chartex" xmlns:cx5="http://schemas.microsoft.com/office/drawing/2016/5/11/chartex" xmlns:cx6="http://schemas.microsoft.com/office/drawing/2016/5/12/chartex" xmlns:cx7="http://schemas.microsoft.com/office/drawing/2016/5/13/chartex" xmlns:cx8="http://schemas.microsoft.com/office/drawing/2016/5/14/chartex" xmlns:mc="http://schemas.openxmlformats.org/markup-compatibility/2006" xmlns:aink="http://schemas.microsoft.com/office/drawing/2016/ink" xmlns:am3d="http://schemas.microsoft.com/office/drawing/2017/model3d" xmlns:o="urn:schemas-microsoft-com:office:office" xmlns:oel="http://schemas.microsoft.com/office/2019/extlst" xmlns:r="http://schemas.openxmlformats.org/officeDocument/2006/relationships" xmlns:m="http://schemas.openxmlformats.org/officeDocument/2006/math" xmlns:v="urn:schemas-microsoft-com:vml" xmlns:wp14="http://schemas.microsoft.com/office/word/2010/wordprocessingDrawing" xmlns:wp="http://schemas.openxmlformats.org/drawingml/2006/wordprocessingDrawing" xmlns:w10="urn:schemas-microsoft-com:office:word" xmlns:w="http://schemas.openxmlformats.org/wordprocessingml/2006/main" xmlns:w14="http://schemas.microsoft.com/office/word/2010/wordml" xmlns:w15="http://schemas.microsoft.com/office/word/2012/wordml" xmlns:w16cex="http://schemas.microsoft.com/office/word/2018/wordml/cex" xmlns:w16cid="http://schemas.microsoft.com/office/word/2016/wordml/cid" xmlns:w16="http://schemas.microsoft.com/office/word/2018/wordml" xmlns:w16du="http://schemas.microsoft.com/office/word/2023/wordml/word16du" xmlns:w16sdtdh="http://schemas.microsoft.com/office/word/2020/wordml/sdtdatahash" xmlns:w16sdtfl="http://schemas.microsoft.com/office/word/2024/wordml/sdtformatlock" xmlns:w16se="http://schemas.microsoft.com/office/word/2015/wordml/symex" xmlns:wpg="http://schemas.microsoft.com/office/word/2010/wordprocessingGroup" xmlns:wpi="http://schemas.microsoft.com/office/word/2010/wordprocessingInk" xmlns:wne="http://schemas.microsoft.com/office/word/2006/wordml" xmlns:wps="http://schemas.microsoft.com/office/word/2010/wordprocessingShape" mc:Ignorable="w14 w15 w16se w16cid w16 w16cex w16sdtdh w16sdtfl w16du wp14">
   <w:body>
-    <w:p>
-      <w:pPr>
-        <w:pStyle w:val="Cm"/>
-        <w:jc w:val="center"/>
-      </w:pPr>
-      <w:r>
-        <w:t>Koszorúalap és fenyőbála készletnyilvántartó webalkalmazás</w:t>
+    <w:sdt>
+      <w:sdtPr>
+        <w:id w:val="1131826400"/>
+        <w:docPartObj>
+          <w:docPartGallery w:val="Cover Pages"/>
+          <w:docPartUnique/>
+        </w:docPartObj>
+      </w:sdtPr>
+      <w:sdtContent>
+        <w:p>
+          <w:pPr>
+            <w:pStyle w:val="Nincstrkz"/>
+            <w:rPr>
+              <w:rFonts w:asciiTheme="majorHAnsi" w:eastAsiaTheme="majorEastAsia" w:hAnsiTheme="majorHAnsi" w:cstheme="majorBidi"/>
+              <w:spacing w:val="-10"/>
+              <w:kern w:val="28"/>
+              <w:sz w:val="56"/>
+              <w:szCs w:val="56"/>
+            </w:rPr>
+          </w:pPr>
+          <w:r>
+            <w:rPr>
+              <w:noProof/>
+            </w:rPr>
+            <mc:AlternateContent>
+              <mc:Choice Requires="wps">
+                <w:drawing>
+                  <wp:anchor distT="0" distB="0" distL="114300" distR="114300" simplePos="0" relativeHeight="251660288" behindDoc="0" locked="0" layoutInCell="1" allowOverlap="1" wp14:anchorId="0C60A214" wp14:editId="64BB1773">
+                    <wp:simplePos x="0" y="0"/>
+                    <wp:positionH relativeFrom="page">
+                      <wp:posOffset>1247775</wp:posOffset>
+                    </wp:positionH>
+                    <wp:positionV relativeFrom="page">
+                      <wp:posOffset>1866900</wp:posOffset>
+                    </wp:positionV>
+                    <wp:extent cx="5753100" cy="1524000"/>
+                    <wp:effectExtent l="0" t="0" r="0" b="0"/>
+                    <wp:wrapNone/>
+                    <wp:docPr id="1" name="Szövegdoboz 29"/>
+                    <wp:cNvGraphicFramePr/>
+                    <a:graphic xmlns:a="http://schemas.openxmlformats.org/drawingml/2006/main">
+                      <a:graphicData uri="http://schemas.microsoft.com/office/word/2010/wordprocessingShape">
+                        <wps:wsp>
+                          <wps:cNvSpPr txBox="1"/>
+                          <wps:spPr>
+                            <a:xfrm>
+                              <a:off x="0" y="0"/>
+                              <a:ext cx="5753100" cy="1524000"/>
+                            </a:xfrm>
+                            <a:prstGeom prst="rect">
+                              <a:avLst/>
+                            </a:prstGeom>
+                            <a:noFill/>
+                            <a:ln w="6350">
+                              <a:noFill/>
+                            </a:ln>
+                            <a:effectLst/>
+                          </wps:spPr>
+                          <wps:style>
+                            <a:lnRef idx="0">
+                              <a:schemeClr val="accent1"/>
+                            </a:lnRef>
+                            <a:fillRef idx="0">
+                              <a:schemeClr val="accent1"/>
+                            </a:fillRef>
+                            <a:effectRef idx="0">
+                              <a:schemeClr val="accent1"/>
+                            </a:effectRef>
+                            <a:fontRef idx="minor">
+                              <a:schemeClr val="dk1"/>
+                            </a:fontRef>
+                          </wps:style>
+                          <wps:txbx>
+                            <w:txbxContent>
+                              <w:p>
+                                <w:pPr>
+                                  <w:pStyle w:val="Nincstrkz"/>
+                                  <w:jc w:val="center"/>
+                                  <w:rPr>
+                                    <w:rFonts w:ascii="Bookman Old Style" w:eastAsiaTheme="majorEastAsia" w:hAnsi="Bookman Old Style" w:cstheme="majorBidi"/>
+                                    <w:b/>
+                                    <w:bCs/>
+                                    <w:color w:val="262626" w:themeColor="text1" w:themeTint="D9"/>
+                                    <w:sz w:val="60"/>
+                                    <w:szCs w:val="60"/>
+                                  </w:rPr>
+                                </w:pPr>
+                                <w:sdt>
+                                  <w:sdtPr>
+                                    <w:rPr>
+                                      <w:rFonts w:ascii="Bookman Old Style" w:hAnsi="Bookman Old Style"/>
+                                      <w:b/>
+                                      <w:bCs/>
+                                      <w:sz w:val="60"/>
+                                      <w:szCs w:val="60"/>
+                                    </w:rPr>
+                                    <w:alias w:val="Cím"/>
+                                    <w:tag w:val=""/>
+                                    <w:id w:val="-705018352"/>
+                                    <w:dataBinding w:prefixMappings="xmlns:ns0='http://purl.org/dc/elements/1.1/' xmlns:ns1='http://schemas.openxmlformats.org/package/2006/metadata/core-properties' " w:xpath="/ns1:coreProperties[1]/ns0:title[1]" w:storeItemID="{6C3C8BC8-F283-45AE-878A-BAB7291924A1}"/>
+                                    <w:text/>
+                                  </w:sdtPr>
+                                  <w:sdtContent>
+                                    <w:r>
+                                      <w:rPr>
+                                        <w:rFonts w:ascii="Bookman Old Style" w:hAnsi="Bookman Old Style"/>
+                                        <w:b/>
+                                        <w:bCs/>
+                                        <w:sz w:val="60"/>
+                                        <w:szCs w:val="60"/>
+                                      </w:rPr>
+                                      <w:t>Koszorúalap és fenyőbála készletnyilvántartó webalkalmazás</w:t>
+                                    </w:r>
+                                  </w:sdtContent>
+                                </w:sdt>
+                              </w:p>
+                            </w:txbxContent>
+                          </wps:txbx>
+                          <wps:bodyPr rot="0" spcFirstLastPara="0" vertOverflow="overflow" horzOverflow="overflow" vert="horz" wrap="square" lIns="0" tIns="0" rIns="0" bIns="0" numCol="1" spcCol="0" rtlCol="0" fromWordArt="0" anchor="t" anchorCtr="0" forceAA="0" compatLnSpc="1">
+                            <a:prstTxWarp prst="textNoShape">
+                              <a:avLst/>
+                            </a:prstTxWarp>
+                            <a:noAutofit/>
+                          </wps:bodyPr>
+                        </wps:wsp>
+                      </a:graphicData>
+                    </a:graphic>
+                    <wp14:sizeRelH relativeFrom="page">
+                      <wp14:pctWidth>0</wp14:pctWidth>
+                    </wp14:sizeRelH>
+                    <wp14:sizeRelV relativeFrom="margin">
+                      <wp14:pctHeight>0</wp14:pctHeight>
+                    </wp14:sizeRelV>
+                  </wp:anchor>
+                </w:drawing>
+              </mc:Choice>
+              <mc:Fallback>
+                <w:pict>
+                  <v:shapetype w14:anchorId="0C60A214" id="_x0000_t202" coordsize="21600,21600" o:spt="202" path="m,l,21600r21600,l21600,xe">
+                    <v:stroke joinstyle="miter"/>
+                    <v:path gradientshapeok="t" o:connecttype="rect"/>
+                  </v:shapetype>
+                  <v:shape id="Szövegdoboz 29" o:spid="_x0000_s1026" type="#_x0000_t202" style="position:absolute;margin-left:98.25pt;margin-top:147pt;width:453pt;height:120pt;z-index:251660288;visibility:visible;mso-wrap-style:square;mso-width-percent:0;mso-height-percent:0;mso-wrap-distance-left:9pt;mso-wrap-distance-top:0;mso-wrap-distance-right:9pt;mso-wrap-distance-bottom:0;mso-position-horizontal:absolute;mso-position-horizontal-relative:page;mso-position-vertical:absolute;mso-position-vertical-relative:page;mso-width-percent:0;mso-height-percent:0;mso-width-relative:page;mso-height-relative:margin;v-text-anchor:top" o:gfxdata="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" filled="f" stroked="f" strokeweight=".5pt">
+                    <v:textbox inset="0,0,0,0">
+                      <w:txbxContent>
+                        <w:p>
+                          <w:pPr>
+                            <w:pStyle w:val="Nincstrkz"/>
+                            <w:jc w:val="center"/>
+                            <w:rPr>
+                              <w:rFonts w:ascii="Bookman Old Style" w:eastAsiaTheme="majorEastAsia" w:hAnsi="Bookman Old Style" w:cstheme="majorBidi"/>
+                              <w:b/>
+                              <w:bCs/>
+                              <w:color w:val="262626" w:themeColor="text1" w:themeTint="D9"/>
+                              <w:sz w:val="60"/>
+                              <w:szCs w:val="60"/>
+                            </w:rPr>
+                          </w:pPr>
+                          <w:sdt>
+                            <w:sdtPr>
+                              <w:rPr>
+                                <w:rFonts w:ascii="Bookman Old Style" w:hAnsi="Bookman Old Style"/>
+                                <w:b/>
+                                <w:bCs/>
+                                <w:sz w:val="60"/>
+                                <w:szCs w:val="60"/>
+                              </w:rPr>
+                              <w:alias w:val="Cím"/>
+                              <w:tag w:val=""/>
+                              <w:id w:val="-705018352"/>
+                              <w:dataBinding w:prefixMappings="xmlns:ns0='http://purl.org/dc/elements/1.1/' xmlns:ns1='http://schemas.openxmlformats.org/package/2006/metadata/core-properties' " w:xpath="/ns1:coreProperties[1]/ns0:title[1]" w:storeItemID="{6C3C8BC8-F283-45AE-878A-BAB7291924A1}"/>
+                              <w:text/>
+                            </w:sdtPr>
+                            <w:sdtContent>
+                              <w:r>
+                                <w:rPr>
+                                  <w:rFonts w:ascii="Bookman Old Style" w:hAnsi="Bookman Old Style"/>
+                                  <w:b/>
+                                  <w:bCs/>
+                                  <w:sz w:val="60"/>
+                                  <w:szCs w:val="60"/>
+                                </w:rPr>
+                                <w:t>Koszorúalap és fenyőbála készletnyilvántartó webalkalmazás</w:t>
+                              </w:r>
+                            </w:sdtContent>
+                          </w:sdt>
+                        </w:p>
+                      </w:txbxContent>
+                    </v:textbox>
+                    <w10:wrap anchorx="page" anchory="page"/>
+                  </v:shape>
+                </w:pict>
+              </mc:Fallback>
+            </mc:AlternateContent>
+          </w:r>
+          <w:r>
+            <w:rPr>
+              <w:noProof/>
+            </w:rPr>
+            <mc:AlternateContent>
+              <mc:Choice Requires="wpg">
+                <w:drawing>
+                  <wp:anchor distT="0" distB="0" distL="114300" distR="114300" simplePos="0" relativeHeight="251659264" behindDoc="1" locked="0" layoutInCell="1" allowOverlap="1" wp14:anchorId="547F447F" wp14:editId="4736062E">
+                    <wp:simplePos x="0" y="0"/>
+                    <wp:positionH relativeFrom="page">
+                      <wp:posOffset>300250</wp:posOffset>
+                    </wp:positionH>
+                    <wp:positionV relativeFrom="page">
+                      <wp:posOffset>272955</wp:posOffset>
+                    </wp:positionV>
+                    <wp:extent cx="6878471" cy="9125712"/>
+                    <wp:effectExtent l="0" t="0" r="17780" b="15240"/>
+                    <wp:wrapNone/>
+                    <wp:docPr id="2" name="Csoport 2"/>
+                    <wp:cNvGraphicFramePr/>
+                    <a:graphic xmlns:a="http://schemas.openxmlformats.org/drawingml/2006/main">
+                      <a:graphicData uri="http://schemas.microsoft.com/office/word/2010/wordprocessingGroup">
+                        <wpg:wgp>
+                          <wpg:cNvGrpSpPr/>
+                          <wpg:grpSpPr>
+                            <a:xfrm>
+                              <a:off x="0" y="0"/>
+                              <a:ext cx="6878471" cy="9125712"/>
+                              <a:chOff x="0" y="0"/>
+                              <a:chExt cx="2133600" cy="9125712"/>
+                            </a:xfrm>
+                          </wpg:grpSpPr>
+                          <wps:wsp>
+                            <wps:cNvPr id="3" name="Téglalap 3"/>
+                            <wps:cNvSpPr/>
+                            <wps:spPr>
+                              <a:xfrm>
+                                <a:off x="0" y="0"/>
+                                <a:ext cx="194535" cy="9125712"/>
+                              </a:xfrm>
+                              <a:prstGeom prst="rect">
+                                <a:avLst/>
+                              </a:prstGeom>
+                              <a:solidFill>
+                                <a:schemeClr val="tx2"/>
+                              </a:solidFill>
+                              <a:ln>
+                                <a:noFill/>
+                              </a:ln>
+                            </wps:spPr>
+                            <wps:style>
+                              <a:lnRef idx="2">
+                                <a:schemeClr val="accent1">
+                                  <a:shade val="50000"/>
+                                </a:schemeClr>
+                              </a:lnRef>
+                              <a:fillRef idx="1">
+                                <a:schemeClr val="accent1"/>
+                              </a:fillRef>
+                              <a:effectRef idx="0">
+                                <a:schemeClr val="accent1"/>
+                              </a:effectRef>
+                              <a:fontRef idx="minor">
+                                <a:schemeClr val="lt1"/>
+                              </a:fontRef>
+                            </wps:style>
+                            <wps:bodyPr rot="0" spcFirstLastPara="0" vert="horz" wrap="square" lIns="91440" tIns="45720" rIns="91440" bIns="45720" numCol="1" spcCol="0" rtlCol="0" fromWordArt="0" anchor="ctr" anchorCtr="0" forceAA="0" compatLnSpc="1">
+                              <a:prstTxWarp prst="textNoShape">
+                                <a:avLst/>
+                              </a:prstTxWarp>
+                              <a:noAutofit/>
+                            </wps:bodyPr>
+                          </wps:wsp>
+                          <wpg:grpSp>
+                            <wpg:cNvPr id="5" name="Csoport 5"/>
+                            <wpg:cNvGrpSpPr/>
+                            <wpg:grpSpPr>
+                              <a:xfrm>
+                                <a:off x="76200" y="4210050"/>
+                                <a:ext cx="2057400" cy="4910328"/>
+                                <a:chOff x="80645" y="4211812"/>
+                                <a:chExt cx="1306273" cy="3121026"/>
+                              </a:xfrm>
+                            </wpg:grpSpPr>
+                            <wpg:grpSp>
+                              <wpg:cNvPr id="6" name="Csoport 6"/>
+                              <wpg:cNvGrpSpPr>
+                                <a:grpSpLocks noChangeAspect="1"/>
+                              </wpg:cNvGrpSpPr>
+                              <wpg:grpSpPr>
+                                <a:xfrm>
+                                  <a:off x="141062" y="4211812"/>
+                                  <a:ext cx="1047750" cy="3121026"/>
+                                  <a:chOff x="141062" y="4211812"/>
+                                  <a:chExt cx="1047750" cy="3121026"/>
+                                </a:xfrm>
+                              </wpg:grpSpPr>
+                              <wps:wsp>
+                                <wps:cNvPr id="20" name="Szabadkézi sokszög 20"/>
+                                <wps:cNvSpPr>
+                                  <a:spLocks/>
+                                </wps:cNvSpPr>
+                                <wps:spPr bwMode="auto">
+                                  <a:xfrm>
+                                    <a:off x="369662" y="6216825"/>
+                                    <a:ext cx="193675" cy="698500"/>
+                                  </a:xfrm>
+                                  <a:custGeom>
+                                    <a:avLst/>
+                                    <a:gdLst>
+                                      <a:gd name="T0" fmla="*/ 0 w 122"/>
+                                      <a:gd name="T1" fmla="*/ 0 h 440"/>
+                                      <a:gd name="T2" fmla="*/ 39 w 122"/>
+                                      <a:gd name="T3" fmla="*/ 152 h 440"/>
+                                      <a:gd name="T4" fmla="*/ 84 w 122"/>
+                                      <a:gd name="T5" fmla="*/ 304 h 440"/>
+                                      <a:gd name="T6" fmla="*/ 122 w 122"/>
+                                      <a:gd name="T7" fmla="*/ 417 h 440"/>
+                                      <a:gd name="T8" fmla="*/ 122 w 122"/>
+                                      <a:gd name="T9" fmla="*/ 440 h 440"/>
+                                      <a:gd name="T10" fmla="*/ 76 w 122"/>
+                                      <a:gd name="T11" fmla="*/ 306 h 440"/>
+                                      <a:gd name="T12" fmla="*/ 39 w 122"/>
+                                      <a:gd name="T13" fmla="*/ 180 h 440"/>
+                                      <a:gd name="T14" fmla="*/ 6 w 122"/>
+                                      <a:gd name="T15" fmla="*/ 53 h 440"/>
+                                      <a:gd name="T16" fmla="*/ 0 w 122"/>
+                                      <a:gd name="T17" fmla="*/ 0 h 440"/>
+                                    </a:gdLst>
+                                    <a:ahLst/>
+                                    <a:cxnLst>
+                                      <a:cxn ang="0">
+                                        <a:pos x="T0" y="T1"/>
+                                      </a:cxn>
+                                      <a:cxn ang="0">
+                                        <a:pos x="T2" y="T3"/>
+                                      </a:cxn>
+                                      <a:cxn ang="0">
+                                        <a:pos x="T4" y="T5"/>
+                                      </a:cxn>
+                                      <a:cxn ang="0">
+                                        <a:pos x="T6" y="T7"/>
+                                      </a:cxn>
+                                      <a:cxn ang="0">
+                                        <a:pos x="T8" y="T9"/>
+                                      </a:cxn>
+                                      <a:cxn ang="0">
+                                        <a:pos x="T10" y="T11"/>
+                                      </a:cxn>
+                                      <a:cxn ang="0">
+                                        <a:pos x="T12" y="T13"/>
+                                      </a:cxn>
+                                      <a:cxn ang="0">
+                                        <a:pos x="T14" y="T15"/>
+                                      </a:cxn>
+                                      <a:cxn ang="0">
+                                        <a:pos x="T16" y="T17"/>
+                                      </a:cxn>
+                                    </a:cxnLst>
+                                    <a:rect l="0" t="0" r="r" b="b"/>
+                                    <a:pathLst>
+                                      <a:path w="122" h="440">
+                                        <a:moveTo>
+                                          <a:pt x="0" y="0"/>
+                                        </a:moveTo>
+                                        <a:lnTo>
+                                          <a:pt x="39" y="152"/>
+                                        </a:lnTo>
+                                        <a:lnTo>
+                                          <a:pt x="84" y="304"/>
+                                        </a:lnTo>
+                                        <a:lnTo>
+                                          <a:pt x="122" y="417"/>
+                                        </a:lnTo>
+                                        <a:lnTo>
+                                          <a:pt x="122" y="440"/>
+                                        </a:lnTo>
+                                        <a:lnTo>
+                                          <a:pt x="76" y="306"/>
+                                        </a:lnTo>
+                                        <a:lnTo>
+                                          <a:pt x="39" y="180"/>
+                                        </a:lnTo>
+                                        <a:lnTo>
+                                          <a:pt x="6" y="53"/>
+                                        </a:lnTo>
+                                        <a:lnTo>
+                                          <a:pt x="0" y="0"/>
+                                        </a:lnTo>
+                                        <a:close/>
+                                      </a:path>
+                                    </a:pathLst>
+                                  </a:custGeom>
+                                  <a:solidFill>
+                                    <a:schemeClr val="tx2"/>
+                                  </a:solidFill>
+                                  <a:ln w="0">
+                                    <a:solidFill>
+                                      <a:schemeClr val="tx2"/>
+                                    </a:solidFill>
+                                    <a:prstDash val="solid"/>
+                                    <a:round/>
+                                    <a:headEnd/>
+                                    <a:tailEnd/>
+                                  </a:ln>
+                                </wps:spPr>
+                                <wps:bodyPr vert="horz" wrap="square" lIns="91440" tIns="45720" rIns="91440" bIns="45720" numCol="1" anchor="t" anchorCtr="0" compatLnSpc="1">
+                                  <a:prstTxWarp prst="textNoShape">
+                                    <a:avLst/>
+                                  </a:prstTxWarp>
+                                </wps:bodyPr>
+                              </wps:wsp>
+                              <wps:wsp>
+                                <wps:cNvPr id="21" name="Szabadkézi sokszög 21"/>
+                                <wps:cNvSpPr>
+                                  <a:spLocks/>
+                                </wps:cNvSpPr>
+                                <wps:spPr bwMode="auto">
+                                  <a:xfrm>
+                                    <a:off x="572862" y="6905800"/>
+                                    <a:ext cx="184150" cy="427038"/>
+                                  </a:xfrm>
+                                  <a:custGeom>
+                                    <a:avLst/>
+                                    <a:gdLst>
+                                      <a:gd name="T0" fmla="*/ 0 w 116"/>
+                                      <a:gd name="T1" fmla="*/ 0 h 269"/>
+                                      <a:gd name="T2" fmla="*/ 8 w 116"/>
+                                      <a:gd name="T3" fmla="*/ 19 h 269"/>
+                                      <a:gd name="T4" fmla="*/ 37 w 116"/>
+                                      <a:gd name="T5" fmla="*/ 93 h 269"/>
+                                      <a:gd name="T6" fmla="*/ 67 w 116"/>
+                                      <a:gd name="T7" fmla="*/ 167 h 269"/>
+                                      <a:gd name="T8" fmla="*/ 116 w 116"/>
+                                      <a:gd name="T9" fmla="*/ 269 h 269"/>
+                                      <a:gd name="T10" fmla="*/ 108 w 116"/>
+                                      <a:gd name="T11" fmla="*/ 269 h 269"/>
+                                      <a:gd name="T12" fmla="*/ 60 w 116"/>
+                                      <a:gd name="T13" fmla="*/ 169 h 269"/>
+                                      <a:gd name="T14" fmla="*/ 30 w 116"/>
+                                      <a:gd name="T15" fmla="*/ 98 h 269"/>
+                                      <a:gd name="T16" fmla="*/ 1 w 116"/>
+                                      <a:gd name="T17" fmla="*/ 25 h 269"/>
+                                      <a:gd name="T18" fmla="*/ 0 w 116"/>
+                                      <a:gd name="T19" fmla="*/ 0 h 269"/>
+                                    </a:gdLst>
+                                    <a:ahLst/>
+                                    <a:cxnLst>
+                                      <a:cxn ang="0">
+                                        <a:pos x="T0" y="T1"/>
+                                      </a:cxn>
+                                      <a:cxn ang="0">
+                                        <a:pos x="T2" y="T3"/>
+                                      </a:cxn>
+                                      <a:cxn ang="0">
+                                        <a:pos x="T4" y="T5"/>
+                                      </a:cxn>
+                                      <a:cxn ang="0">
+                                        <a:pos x="T6" y="T7"/>
+                                      </a:cxn>
+                                      <a:cxn ang="0">
+                                        <a:pos x="T8" y="T9"/>
+                                      </a:cxn>
+                                      <a:cxn ang="0">
+                                        <a:pos x="T10" y="T11"/>
+                                      </a:cxn>
+                                      <a:cxn ang="0">
+                                        <a:pos x="T12" y="T13"/>
+                                      </a:cxn>
+                                      <a:cxn ang="0">
+                                        <a:pos x="T14" y="T15"/>
+                                      </a:cxn>
+                                      <a:cxn ang="0">
+                                        <a:pos x="T16" y="T17"/>
+                                      </a:cxn>
+                                      <a:cxn ang="0">
+                                        <a:pos x="T18" y="T19"/>
+                                      </a:cxn>
+                                    </a:cxnLst>
+                                    <a:rect l="0" t="0" r="r" b="b"/>
+                                    <a:pathLst>
+                                      <a:path w="116" h="269">
+                                        <a:moveTo>
+                                          <a:pt x="0" y="0"/>
+                                        </a:moveTo>
+                                        <a:lnTo>
+                                          <a:pt x="8" y="19"/>
+                                        </a:lnTo>
+                                        <a:lnTo>
+                                          <a:pt x="37" y="93"/>
+                                        </a:lnTo>
+                                        <a:lnTo>
+                                          <a:pt x="67" y="167"/>
+                                        </a:lnTo>
+                                        <a:lnTo>
+                                          <a:pt x="116" y="269"/>
+                                        </a:lnTo>
+                                        <a:lnTo>
+                                          <a:pt x="108" y="269"/>
+                                        </a:lnTo>
+                                        <a:lnTo>
+                                          <a:pt x="60" y="169"/>
+                                        </a:lnTo>
+                                        <a:lnTo>
+                                          <a:pt x="30" y="98"/>
+                                        </a:lnTo>
+                                        <a:lnTo>
+                                          <a:pt x="1" y="25"/>
+                                        </a:lnTo>
+                                        <a:lnTo>
+                                          <a:pt x="0" y="0"/>
+                                        </a:lnTo>
+                                        <a:close/>
+                                      </a:path>
+                                    </a:pathLst>
+                                  </a:custGeom>
+                                  <a:solidFill>
+                                    <a:schemeClr val="tx2"/>
+                                  </a:solidFill>
+                                  <a:ln w="0">
+                                    <a:solidFill>
+                                      <a:schemeClr val="tx2"/>
+                                    </a:solidFill>
+                                    <a:prstDash val="solid"/>
+                                    <a:round/>
+                                    <a:headEnd/>
+                                    <a:tailEnd/>
+                                  </a:ln>
+                                </wps:spPr>
+                                <wps:bodyPr vert="horz" wrap="square" lIns="91440" tIns="45720" rIns="91440" bIns="45720" numCol="1" anchor="t" anchorCtr="0" compatLnSpc="1">
+                                  <a:prstTxWarp prst="textNoShape">
+                                    <a:avLst/>
+                                  </a:prstTxWarp>
+                                </wps:bodyPr>
+                              </wps:wsp>
+                              <wps:wsp>
+                                <wps:cNvPr id="22" name="Szabadkézi sokszög 22"/>
+                                <wps:cNvSpPr>
+                                  <a:spLocks/>
+                                </wps:cNvSpPr>
+                                <wps:spPr bwMode="auto">
+                                  <a:xfrm>
+                                    <a:off x="141062" y="4211812"/>
+                                    <a:ext cx="222250" cy="2019300"/>
+                                  </a:xfrm>
+                                  <a:custGeom>
+                                    <a:avLst/>
+                                    <a:gdLst>
+                                      <a:gd name="T0" fmla="*/ 0 w 140"/>
+                                      <a:gd name="T1" fmla="*/ 0 h 1272"/>
+                                      <a:gd name="T2" fmla="*/ 0 w 140"/>
+                                      <a:gd name="T3" fmla="*/ 0 h 1272"/>
+                                      <a:gd name="T4" fmla="*/ 1 w 140"/>
+                                      <a:gd name="T5" fmla="*/ 79 h 1272"/>
+                                      <a:gd name="T6" fmla="*/ 3 w 140"/>
+                                      <a:gd name="T7" fmla="*/ 159 h 1272"/>
+                                      <a:gd name="T8" fmla="*/ 12 w 140"/>
+                                      <a:gd name="T9" fmla="*/ 317 h 1272"/>
+                                      <a:gd name="T10" fmla="*/ 23 w 140"/>
+                                      <a:gd name="T11" fmla="*/ 476 h 1272"/>
+                                      <a:gd name="T12" fmla="*/ 39 w 140"/>
+                                      <a:gd name="T13" fmla="*/ 634 h 1272"/>
+                                      <a:gd name="T14" fmla="*/ 58 w 140"/>
+                                      <a:gd name="T15" fmla="*/ 792 h 1272"/>
+                                      <a:gd name="T16" fmla="*/ 83 w 140"/>
+                                      <a:gd name="T17" fmla="*/ 948 h 1272"/>
+                                      <a:gd name="T18" fmla="*/ 107 w 140"/>
+                                      <a:gd name="T19" fmla="*/ 1086 h 1272"/>
+                                      <a:gd name="T20" fmla="*/ 135 w 140"/>
+                                      <a:gd name="T21" fmla="*/ 1223 h 1272"/>
+                                      <a:gd name="T22" fmla="*/ 140 w 140"/>
+                                      <a:gd name="T23" fmla="*/ 1272 h 1272"/>
+                                      <a:gd name="T24" fmla="*/ 138 w 140"/>
+                                      <a:gd name="T25" fmla="*/ 1262 h 1272"/>
+                                      <a:gd name="T26" fmla="*/ 105 w 140"/>
+                                      <a:gd name="T27" fmla="*/ 1106 h 1272"/>
+                                      <a:gd name="T28" fmla="*/ 77 w 140"/>
+                                      <a:gd name="T29" fmla="*/ 949 h 1272"/>
+                                      <a:gd name="T30" fmla="*/ 53 w 140"/>
+                                      <a:gd name="T31" fmla="*/ 792 h 1272"/>
+                                      <a:gd name="T32" fmla="*/ 35 w 140"/>
+                                      <a:gd name="T33" fmla="*/ 634 h 1272"/>
+                                      <a:gd name="T34" fmla="*/ 20 w 140"/>
+                                      <a:gd name="T35" fmla="*/ 476 h 1272"/>
+                                      <a:gd name="T36" fmla="*/ 9 w 140"/>
+                                      <a:gd name="T37" fmla="*/ 317 h 1272"/>
+                                      <a:gd name="T38" fmla="*/ 2 w 140"/>
+                                      <a:gd name="T39" fmla="*/ 159 h 1272"/>
+                                      <a:gd name="T40" fmla="*/ 0 w 140"/>
+                                      <a:gd name="T41" fmla="*/ 79 h 1272"/>
+                                      <a:gd name="T42" fmla="*/ 0 w 140"/>
+                                      <a:gd name="T43" fmla="*/ 0 h 1272"/>
+                                    </a:gdLst>
+                                    <a:ahLst/>
+                                    <a:cxnLst>
+                                      <a:cxn ang="0">
+                                        <a:pos x="T0" y="T1"/>
+                                      </a:cxn>
+                                      <a:cxn ang="0">
+                                        <a:pos x="T2" y="T3"/>
+                                      </a:cxn>
+                                      <a:cxn ang="0">
+                                        <a:pos x="T4" y="T5"/>
+                                      </a:cxn>
+                                      <a:cxn ang="0">
+                                        <a:pos x="T6" y="T7"/>
+                                      </a:cxn>
+                                      <a:cxn ang="0">
+                                        <a:pos x="T8" y="T9"/>
+                                      </a:cxn>
+                                      <a:cxn ang="0">
+                                        <a:pos x="T10" y="T11"/>
+                                      </a:cxn>
+                                      <a:cxn ang="0">
+                                        <a:pos x="T12" y="T13"/>
+                                      </a:cxn>
+                                      <a:cxn ang="0">
+                                        <a:pos x="T14" y="T15"/>
+                                      </a:cxn>
+                                      <a:cxn ang="0">
+                                        <a:pos x="T16" y="T17"/>
+                                      </a:cxn>
+                                      <a:cxn ang="0">
+                                        <a:pos x="T18" y="T19"/>
+                                      </a:cxn>
+                                      <a:cxn ang="0">
+                                        <a:pos x="T20" y="T21"/>
+                                      </a:cxn>
+                                      <a:cxn ang="0">
+                                        <a:pos x="T22" y="T23"/>
+                                      </a:cxn>
+                                      <a:cxn ang="0">
+                                        <a:pos x="T24" y="T25"/>
+                                      </a:cxn>
+                                      <a:cxn ang="0">
+                                        <a:pos x="T26" y="T27"/>
+                                      </a:cxn>
+                                      <a:cxn ang="0">
+                                        <a:pos x="T28" y="T29"/>
+                                      </a:cxn>
+                                      <a:cxn ang="0">
+                                        <a:pos x="T30" y="T31"/>
+                                      </a:cxn>
+                                      <a:cxn ang="0">
+                                        <a:pos x="T32" y="T33"/>
+                                      </a:cxn>
+                                      <a:cxn ang="0">
+                                        <a:pos x="T34" y="T35"/>
+                                      </a:cxn>
+                                      <a:cxn ang="0">
+                                        <a:pos x="T36" y="T37"/>
+                                      </a:cxn>
+                                      <a:cxn ang="0">
+                                        <a:pos x="T38" y="T39"/>
+                                      </a:cxn>
+                                      <a:cxn ang="0">
+                                        <a:pos x="T40" y="T41"/>
+                                      </a:cxn>
+                                      <a:cxn ang="0">
+                                        <a:pos x="T42" y="T43"/>
+                                      </a:cxn>
+                                    </a:cxnLst>
+                                    <a:rect l="0" t="0" r="r" b="b"/>
+                                    <a:pathLst>
+                                      <a:path w="140" h="1272">
+                                        <a:moveTo>
+                                          <a:pt x="0" y="0"/>
+                                        </a:moveTo>
+                                        <a:lnTo>
+                                          <a:pt x="0" y="0"/>
+                                        </a:lnTo>
+                                        <a:lnTo>
+                                          <a:pt x="1" y="79"/>
+                                        </a:lnTo>
+                                        <a:lnTo>
+                                          <a:pt x="3" y="159"/>
+                                        </a:lnTo>
+                                        <a:lnTo>
+                                          <a:pt x="12" y="317"/>
+                                        </a:lnTo>
+                                        <a:lnTo>
+                                          <a:pt x="23" y="476"/>
+                                        </a:lnTo>
+                                        <a:lnTo>
+                                          <a:pt x="39" y="634"/>
+                                        </a:lnTo>
+                                        <a:lnTo>
+                                          <a:pt x="58" y="792"/>
+                                        </a:lnTo>
+                                        <a:lnTo>
+                                          <a:pt x="83" y="948"/>
+                                        </a:lnTo>
+                                        <a:lnTo>
+                                          <a:pt x="107" y="1086"/>
+                                        </a:lnTo>
+                                        <a:lnTo>
+                                          <a:pt x="135" y="1223"/>
+                                        </a:lnTo>
+                                        <a:lnTo>
+                                          <a:pt x="140" y="1272"/>
+                                        </a:lnTo>
+                                        <a:lnTo>
+                                          <a:pt x="138" y="1262"/>
+                                        </a:lnTo>
+                                        <a:lnTo>
+                                          <a:pt x="105" y="1106"/>
+                                        </a:lnTo>
+                                        <a:lnTo>
+                                          <a:pt x="77" y="949"/>
+                                        </a:lnTo>
+                                        <a:lnTo>
+                                          <a:pt x="53" y="792"/>
+                                        </a:lnTo>
+                                        <a:lnTo>
+                                          <a:pt x="35" y="634"/>
+                                        </a:lnTo>
+                                        <a:lnTo>
+                                          <a:pt x="20" y="476"/>
+                                        </a:lnTo>
+                                        <a:lnTo>
+                                          <a:pt x="9" y="317"/>
+                                        </a:lnTo>
+                                        <a:lnTo>
+                                          <a:pt x="2" y="159"/>
+                                        </a:lnTo>
+                                        <a:lnTo>
+                                          <a:pt x="0" y="79"/>
+                                        </a:lnTo>
+                                        <a:lnTo>
+                                          <a:pt x="0" y="0"/>
+                                        </a:lnTo>
+                                        <a:close/>
+                                      </a:path>
+                                    </a:pathLst>
+                                  </a:custGeom>
+                                  <a:solidFill>
+                                    <a:schemeClr val="tx2"/>
+                                  </a:solidFill>
+                                  <a:ln w="0">
+                                    <a:solidFill>
+                                      <a:schemeClr val="tx2"/>
+                                    </a:solidFill>
+                                    <a:prstDash val="solid"/>
+                                    <a:round/>
+                                    <a:headEnd/>
+                                    <a:tailEnd/>
+                                  </a:ln>
+                                </wps:spPr>
+                                <wps:bodyPr vert="horz" wrap="square" lIns="91440" tIns="45720" rIns="91440" bIns="45720" numCol="1" anchor="t" anchorCtr="0" compatLnSpc="1">
+                                  <a:prstTxWarp prst="textNoShape">
+                                    <a:avLst/>
+                                  </a:prstTxWarp>
+                                </wps:bodyPr>
+                              </wps:wsp>
+                              <wps:wsp>
+                                <wps:cNvPr id="23" name="Szabadkézi sokszög 23"/>
+                                <wps:cNvSpPr>
+                                  <a:spLocks/>
+                                </wps:cNvSpPr>
+                                <wps:spPr bwMode="auto">
+                                  <a:xfrm>
+                                    <a:off x="341087" y="4861100"/>
+                                    <a:ext cx="71438" cy="1355725"/>
+                                  </a:xfrm>
+                                  <a:custGeom>
+                                    <a:avLst/>
+                                    <a:gdLst>
+                                      <a:gd name="T0" fmla="*/ 45 w 45"/>
+                                      <a:gd name="T1" fmla="*/ 0 h 854"/>
+                                      <a:gd name="T2" fmla="*/ 45 w 45"/>
+                                      <a:gd name="T3" fmla="*/ 0 h 854"/>
+                                      <a:gd name="T4" fmla="*/ 35 w 45"/>
+                                      <a:gd name="T5" fmla="*/ 66 h 854"/>
+                                      <a:gd name="T6" fmla="*/ 26 w 45"/>
+                                      <a:gd name="T7" fmla="*/ 133 h 854"/>
+                                      <a:gd name="T8" fmla="*/ 14 w 45"/>
+                                      <a:gd name="T9" fmla="*/ 267 h 854"/>
+                                      <a:gd name="T10" fmla="*/ 6 w 45"/>
+                                      <a:gd name="T11" fmla="*/ 401 h 854"/>
+                                      <a:gd name="T12" fmla="*/ 3 w 45"/>
+                                      <a:gd name="T13" fmla="*/ 534 h 854"/>
+                                      <a:gd name="T14" fmla="*/ 6 w 45"/>
+                                      <a:gd name="T15" fmla="*/ 669 h 854"/>
+                                      <a:gd name="T16" fmla="*/ 14 w 45"/>
+                                      <a:gd name="T17" fmla="*/ 803 h 854"/>
+                                      <a:gd name="T18" fmla="*/ 18 w 45"/>
+                                      <a:gd name="T19" fmla="*/ 854 h 854"/>
+                                      <a:gd name="T20" fmla="*/ 18 w 45"/>
+                                      <a:gd name="T21" fmla="*/ 851 h 854"/>
+                                      <a:gd name="T22" fmla="*/ 9 w 45"/>
+                                      <a:gd name="T23" fmla="*/ 814 h 854"/>
+                                      <a:gd name="T24" fmla="*/ 8 w 45"/>
+                                      <a:gd name="T25" fmla="*/ 803 h 854"/>
+                                      <a:gd name="T26" fmla="*/ 1 w 45"/>
+                                      <a:gd name="T27" fmla="*/ 669 h 854"/>
+                                      <a:gd name="T28" fmla="*/ 0 w 45"/>
+                                      <a:gd name="T29" fmla="*/ 534 h 854"/>
+                                      <a:gd name="T30" fmla="*/ 3 w 45"/>
+                                      <a:gd name="T31" fmla="*/ 401 h 854"/>
+                                      <a:gd name="T32" fmla="*/ 12 w 45"/>
+                                      <a:gd name="T33" fmla="*/ 267 h 854"/>
+                                      <a:gd name="T34" fmla="*/ 25 w 45"/>
+                                      <a:gd name="T35" fmla="*/ 132 h 854"/>
+                                      <a:gd name="T36" fmla="*/ 34 w 45"/>
+                                      <a:gd name="T37" fmla="*/ 66 h 854"/>
+                                      <a:gd name="T38" fmla="*/ 45 w 45"/>
+                                      <a:gd name="T39" fmla="*/ 0 h 854"/>
+                                    </a:gdLst>
+                                    <a:ahLst/>
+                                    <a:cxnLst>
+                                      <a:cxn ang="0">
+                                        <a:pos x="T0" y="T1"/>
+                                      </a:cxn>
+                                      <a:cxn ang="0">
+                                        <a:pos x="T2" y="T3"/>
+                                      </a:cxn>
+                                      <a:cxn ang="0">
+                                        <a:pos x="T4" y="T5"/>
+                                      </a:cxn>
+                                      <a:cxn ang="0">
+                                        <a:pos x="T6" y="T7"/>
+                                      </a:cxn>
+                                      <a:cxn ang="0">
+                                        <a:pos x="T8" y="T9"/>
+                                      </a:cxn>
+                                      <a:cxn ang="0">
+                                        <a:pos x="T10" y="T11"/>
+                                      </a:cxn>
+                                      <a:cxn ang="0">
+                                        <a:pos x="T12" y="T13"/>
+                                      </a:cxn>
+                                      <a:cxn ang="0">
+                                        <a:pos x="T14" y="T15"/>
+                                      </a:cxn>
+                                      <a:cxn ang="0">
+                                        <a:pos x="T16" y="T17"/>
+                                      </a:cxn>
+                                      <a:cxn ang="0">
+                                        <a:pos x="T18" y="T19"/>
+                                      </a:cxn>
+                                      <a:cxn ang="0">
+                                        <a:pos x="T20" y="T21"/>
+                                      </a:cxn>
+                                      <a:cxn ang="0">
+                                        <a:pos x="T22" y="T23"/>
+                                      </a:cxn>
+                                      <a:cxn ang="0">
+                                        <a:pos x="T24" y="T25"/>
+                                      </a:cxn>
+                                      <a:cxn ang="0">
+                                        <a:pos x="T26" y="T27"/>
+                                      </a:cxn>
+                                      <a:cxn ang="0">
+                                        <a:pos x="T28" y="T29"/>
+                                      </a:cxn>
+                                      <a:cxn ang="0">
+                                        <a:pos x="T30" y="T31"/>
+                                      </a:cxn>
+                                      <a:cxn ang="0">
+                                        <a:pos x="T32" y="T33"/>
+                                      </a:cxn>
+                                      <a:cxn ang="0">
+                                        <a:pos x="T34" y="T35"/>
+                                      </a:cxn>
+                                      <a:cxn ang="0">
+                                        <a:pos x="T36" y="T37"/>
+                                      </a:cxn>
+                                      <a:cxn ang="0">
+                                        <a:pos x="T38" y="T39"/>
+                                      </a:cxn>
+                                    </a:cxnLst>
+                                    <a:rect l="0" t="0" r="r" b="b"/>
+                                    <a:pathLst>
+                                      <a:path w="45" h="854">
+                                        <a:moveTo>
+                                          <a:pt x="45" y="0"/>
+                                        </a:moveTo>
+                                        <a:lnTo>
+                                          <a:pt x="45" y="0"/>
+                                        </a:lnTo>
+                                        <a:lnTo>
+                                          <a:pt x="35" y="66"/>
+                                        </a:lnTo>
+                                        <a:lnTo>
+                                          <a:pt x="26" y="133"/>
+                                        </a:lnTo>
+                                        <a:lnTo>
+                                          <a:pt x="14" y="267"/>
+                                        </a:lnTo>
+                                        <a:lnTo>
+                                          <a:pt x="6" y="401"/>
+                                        </a:lnTo>
+                                        <a:lnTo>
+                                          <a:pt x="3" y="534"/>
+                                        </a:lnTo>
+                                        <a:lnTo>
+                                          <a:pt x="6" y="669"/>
+                                        </a:lnTo>
+                                        <a:lnTo>
+                                          <a:pt x="14" y="803"/>
+                                        </a:lnTo>
+                                        <a:lnTo>
+                                          <a:pt x="18" y="854"/>
+                                        </a:lnTo>
+                                        <a:lnTo>
+                                          <a:pt x="18" y="851"/>
+                                        </a:lnTo>
+                                        <a:lnTo>
+                                          <a:pt x="9" y="814"/>
+                                        </a:lnTo>
+                                        <a:lnTo>
+                                          <a:pt x="8" y="803"/>
+                                        </a:lnTo>
+                                        <a:lnTo>
+                                          <a:pt x="1" y="669"/>
+                                        </a:lnTo>
+                                        <a:lnTo>
+                                          <a:pt x="0" y="534"/>
+                                        </a:lnTo>
+                                        <a:lnTo>
+                                          <a:pt x="3" y="401"/>
+                                        </a:lnTo>
+                                        <a:lnTo>
+                                          <a:pt x="12" y="267"/>
+                                        </a:lnTo>
+                                        <a:lnTo>
+                                          <a:pt x="25" y="132"/>
+                                        </a:lnTo>
+                                        <a:lnTo>
+                                          <a:pt x="34" y="66"/>
+                                        </a:lnTo>
+                                        <a:lnTo>
+                                          <a:pt x="45" y="0"/>
+                                        </a:lnTo>
+                                        <a:close/>
+                                      </a:path>
+                                    </a:pathLst>
+                                  </a:custGeom>
+                                  <a:solidFill>
+                                    <a:schemeClr val="tx2"/>
+                                  </a:solidFill>
+                                  <a:ln w="0">
+                                    <a:solidFill>
+                                      <a:schemeClr val="tx2"/>
+                                    </a:solidFill>
+                                    <a:prstDash val="solid"/>
+                                    <a:round/>
+                                    <a:headEnd/>
+                                    <a:tailEnd/>
+                                  </a:ln>
+                                </wps:spPr>
+                                <wps:bodyPr vert="horz" wrap="square" lIns="91440" tIns="45720" rIns="91440" bIns="45720" numCol="1" anchor="t" anchorCtr="0" compatLnSpc="1">
+                                  <a:prstTxWarp prst="textNoShape">
+                                    <a:avLst/>
+                                  </a:prstTxWarp>
+                                </wps:bodyPr>
+                              </wps:wsp>
+                              <wps:wsp>
+                                <wps:cNvPr id="24" name="Szabadkézi sokszög 24"/>
+                                <wps:cNvSpPr>
+                                  <a:spLocks/>
+                                </wps:cNvSpPr>
+                                <wps:spPr bwMode="auto">
+                                  <a:xfrm>
+                                    <a:off x="363312" y="6231112"/>
+                                    <a:ext cx="244475" cy="998538"/>
+                                  </a:xfrm>
+                                  <a:custGeom>
+                                    <a:avLst/>
+                                    <a:gdLst>
+                                      <a:gd name="T0" fmla="*/ 0 w 154"/>
+                                      <a:gd name="T1" fmla="*/ 0 h 629"/>
+                                      <a:gd name="T2" fmla="*/ 10 w 154"/>
+                                      <a:gd name="T3" fmla="*/ 44 h 629"/>
+                                      <a:gd name="T4" fmla="*/ 21 w 154"/>
+                                      <a:gd name="T5" fmla="*/ 126 h 629"/>
+                                      <a:gd name="T6" fmla="*/ 34 w 154"/>
+                                      <a:gd name="T7" fmla="*/ 207 h 629"/>
+                                      <a:gd name="T8" fmla="*/ 53 w 154"/>
+                                      <a:gd name="T9" fmla="*/ 293 h 629"/>
+                                      <a:gd name="T10" fmla="*/ 75 w 154"/>
+                                      <a:gd name="T11" fmla="*/ 380 h 629"/>
+                                      <a:gd name="T12" fmla="*/ 100 w 154"/>
+                                      <a:gd name="T13" fmla="*/ 466 h 629"/>
+                                      <a:gd name="T14" fmla="*/ 120 w 154"/>
+                                      <a:gd name="T15" fmla="*/ 521 h 629"/>
+                                      <a:gd name="T16" fmla="*/ 141 w 154"/>
+                                      <a:gd name="T17" fmla="*/ 576 h 629"/>
+                                      <a:gd name="T18" fmla="*/ 152 w 154"/>
+                                      <a:gd name="T19" fmla="*/ 618 h 629"/>
+                                      <a:gd name="T20" fmla="*/ 154 w 154"/>
+                                      <a:gd name="T21" fmla="*/ 629 h 629"/>
+                                      <a:gd name="T22" fmla="*/ 140 w 154"/>
+                                      <a:gd name="T23" fmla="*/ 595 h 629"/>
+                                      <a:gd name="T24" fmla="*/ 115 w 154"/>
+                                      <a:gd name="T25" fmla="*/ 532 h 629"/>
+                                      <a:gd name="T26" fmla="*/ 93 w 154"/>
+                                      <a:gd name="T27" fmla="*/ 468 h 629"/>
+                                      <a:gd name="T28" fmla="*/ 67 w 154"/>
+                                      <a:gd name="T29" fmla="*/ 383 h 629"/>
+                                      <a:gd name="T30" fmla="*/ 47 w 154"/>
+                                      <a:gd name="T31" fmla="*/ 295 h 629"/>
+                                      <a:gd name="T32" fmla="*/ 28 w 154"/>
+                                      <a:gd name="T33" fmla="*/ 207 h 629"/>
+                                      <a:gd name="T34" fmla="*/ 12 w 154"/>
+                                      <a:gd name="T35" fmla="*/ 104 h 629"/>
+                                      <a:gd name="T36" fmla="*/ 0 w 154"/>
+                                      <a:gd name="T37" fmla="*/ 0 h 629"/>
+                                    </a:gdLst>
+                                    <a:ahLst/>
+                                    <a:cxnLst>
+                                      <a:cxn ang="0">
+                                        <a:pos x="T0" y="T1"/>
+                                      </a:cxn>
+                                      <a:cxn ang="0">
+                                        <a:pos x="T2" y="T3"/>
+                                      </a:cxn>
+                                      <a:cxn ang="0">
+                                        <a:pos x="T4" y="T5"/>
+                                      </a:cxn>
+                                      <a:cxn ang="0">
+                                        <a:pos x="T6" y="T7"/>
+                                      </a:cxn>
+                                      <a:cxn ang="0">
+                                        <a:pos x="T8" y="T9"/>
+                                      </a:cxn>
+                                      <a:cxn ang="0">
+                                        <a:pos x="T10" y="T11"/>
+                                      </a:cxn>
+                                      <a:cxn ang="0">
+                                        <a:pos x="T12" y="T13"/>
+                                      </a:cxn>
+                                      <a:cxn ang="0">
+                                        <a:pos x="T14" y="T15"/>
+                                      </a:cxn>
+                                      <a:cxn ang="0">
+                                        <a:pos x="T16" y="T17"/>
+                                      </a:cxn>
+                                      <a:cxn ang="0">
+                                        <a:pos x="T18" y="T19"/>
+                                      </a:cxn>
+                                      <a:cxn ang="0">
+                                        <a:pos x="T20" y="T21"/>
+                                      </a:cxn>
+                                      <a:cxn ang="0">
+                                        <a:pos x="T22" y="T23"/>
+                                      </a:cxn>
+                                      <a:cxn ang="0">
+                                        <a:pos x="T24" y="T25"/>
+                                      </a:cxn>
+                                      <a:cxn ang="0">
+                                        <a:pos x="T26" y="T27"/>
+                                      </a:cxn>
+                                      <a:cxn ang="0">
+                                        <a:pos x="T28" y="T29"/>
+                                      </a:cxn>
+                                      <a:cxn ang="0">
+                                        <a:pos x="T30" y="T31"/>
+                                      </a:cxn>
+                                      <a:cxn ang="0">
+                                        <a:pos x="T32" y="T33"/>
+                                      </a:cxn>
+                                      <a:cxn ang="0">
+                                        <a:pos x="T34" y="T35"/>
+                                      </a:cxn>
+                                      <a:cxn ang="0">
+                                        <a:pos x="T36" y="T37"/>
+                                      </a:cxn>
+                                    </a:cxnLst>
+                                    <a:rect l="0" t="0" r="r" b="b"/>
+                                    <a:pathLst>
+                                      <a:path w="154" h="629">
+                                        <a:moveTo>
+                                          <a:pt x="0" y="0"/>
+                                        </a:moveTo>
+                                        <a:lnTo>
+                                          <a:pt x="10" y="44"/>
+                                        </a:lnTo>
+                                        <a:lnTo>
+                                          <a:pt x="21" y="126"/>
+                                        </a:lnTo>
+                                        <a:lnTo>
+                                          <a:pt x="34" y="207"/>
+                                        </a:lnTo>
+                                        <a:lnTo>
+                                          <a:pt x="53" y="293"/>
+                                        </a:lnTo>
+                                        <a:lnTo>
+                                          <a:pt x="75" y="380"/>
+                                        </a:lnTo>
+                                        <a:lnTo>
+                                          <a:pt x="100" y="466"/>
+                                        </a:lnTo>
+                                        <a:lnTo>
+                                          <a:pt x="120" y="521"/>
+                                        </a:lnTo>
+                                        <a:lnTo>
+                                          <a:pt x="141" y="576"/>
+                                        </a:lnTo>
+                                        <a:lnTo>
+                                          <a:pt x="152" y="618"/>
+                                        </a:lnTo>
+                                        <a:lnTo>
+                                          <a:pt x="154" y="629"/>
+                                        </a:lnTo>
+                                        <a:lnTo>
+                                          <a:pt x="140" y="595"/>
+                                        </a:lnTo>
+                                        <a:lnTo>
+                                          <a:pt x="115" y="532"/>
+                                        </a:lnTo>
+                                        <a:lnTo>
+                                          <a:pt x="93" y="468"/>
+                                        </a:lnTo>
+                                        <a:lnTo>
+                                          <a:pt x="67" y="383"/>
+                                        </a:lnTo>
+                                        <a:lnTo>
+                                          <a:pt x="47" y="295"/>
+                                        </a:lnTo>
+                                        <a:lnTo>
+                                          <a:pt x="28" y="207"/>
+                                        </a:lnTo>
+                                        <a:lnTo>
+                                          <a:pt x="12" y="104"/>
+                                        </a:lnTo>
+                                        <a:lnTo>
+                                          <a:pt x="0" y="0"/>
+                                        </a:lnTo>
+                                        <a:close/>
+                                      </a:path>
+                                    </a:pathLst>
+                                  </a:custGeom>
+                                  <a:solidFill>
+                                    <a:schemeClr val="tx2"/>
+                                  </a:solidFill>
+                                  <a:ln w="0">
+                                    <a:solidFill>
+                                      <a:schemeClr val="tx2"/>
+                                    </a:solidFill>
+                                    <a:prstDash val="solid"/>
+                                    <a:round/>
+                                    <a:headEnd/>
+                                    <a:tailEnd/>
+                                  </a:ln>
+                                </wps:spPr>
+                                <wps:bodyPr vert="horz" wrap="square" lIns="91440" tIns="45720" rIns="91440" bIns="45720" numCol="1" anchor="t" anchorCtr="0" compatLnSpc="1">
+                                  <a:prstTxWarp prst="textNoShape">
+                                    <a:avLst/>
+                                  </a:prstTxWarp>
+                                </wps:bodyPr>
+                              </wps:wsp>
+                              <wps:wsp>
+                                <wps:cNvPr id="25" name="Szabadkézi sokszög 25"/>
+                                <wps:cNvSpPr>
+                                  <a:spLocks/>
+                                </wps:cNvSpPr>
+                                <wps:spPr bwMode="auto">
+                                  <a:xfrm>
+                                    <a:off x="620487" y="7223300"/>
+                                    <a:ext cx="52388" cy="109538"/>
+                                  </a:xfrm>
+                                  <a:custGeom>
+                                    <a:avLst/>
+                                    <a:gdLst>
+                                      <a:gd name="T0" fmla="*/ 0 w 33"/>
+                                      <a:gd name="T1" fmla="*/ 0 h 69"/>
+                                      <a:gd name="T2" fmla="*/ 33 w 33"/>
+                                      <a:gd name="T3" fmla="*/ 69 h 69"/>
+                                      <a:gd name="T4" fmla="*/ 24 w 33"/>
+                                      <a:gd name="T5" fmla="*/ 69 h 69"/>
+                                      <a:gd name="T6" fmla="*/ 12 w 33"/>
+                                      <a:gd name="T7" fmla="*/ 35 h 69"/>
+                                      <a:gd name="T8" fmla="*/ 0 w 33"/>
+                                      <a:gd name="T9" fmla="*/ 0 h 69"/>
+                                    </a:gdLst>
+                                    <a:ahLst/>
+                                    <a:cxnLst>
+                                      <a:cxn ang="0">
+                                        <a:pos x="T0" y="T1"/>
+                                      </a:cxn>
+                                      <a:cxn ang="0">
+                                        <a:pos x="T2" y="T3"/>
+                                      </a:cxn>
+                                      <a:cxn ang="0">
+                                        <a:pos x="T4" y="T5"/>
+                                      </a:cxn>
+                                      <a:cxn ang="0">
+                                        <a:pos x="T6" y="T7"/>
+                                      </a:cxn>
+                                      <a:cxn ang="0">
+                                        <a:pos x="T8" y="T9"/>
+                                      </a:cxn>
+                                    </a:cxnLst>
+                                    <a:rect l="0" t="0" r="r" b="b"/>
+                                    <a:pathLst>
+                                      <a:path w="33" h="69">
+                                        <a:moveTo>
+                                          <a:pt x="0" y="0"/>
+                                        </a:moveTo>
+                                        <a:lnTo>
+                                          <a:pt x="33" y="69"/>
+                                        </a:lnTo>
+                                        <a:lnTo>
+                                          <a:pt x="24" y="69"/>
+                                        </a:lnTo>
+                                        <a:lnTo>
+                                          <a:pt x="12" y="35"/>
+                                        </a:lnTo>
+                                        <a:lnTo>
+                                          <a:pt x="0" y="0"/>
+                                        </a:lnTo>
+                                        <a:close/>
+                                      </a:path>
+                                    </a:pathLst>
+                                  </a:custGeom>
+                                  <a:solidFill>
+                                    <a:schemeClr val="tx2"/>
+                                  </a:solidFill>
+                                  <a:ln w="0">
+                                    <a:solidFill>
+                                      <a:schemeClr val="tx2"/>
+                                    </a:solidFill>
+                                    <a:prstDash val="solid"/>
+                                    <a:round/>
+                                    <a:headEnd/>
+                                    <a:tailEnd/>
+                                  </a:ln>
+                                </wps:spPr>
+                                <wps:bodyPr vert="horz" wrap="square" lIns="91440" tIns="45720" rIns="91440" bIns="45720" numCol="1" anchor="t" anchorCtr="0" compatLnSpc="1">
+                                  <a:prstTxWarp prst="textNoShape">
+                                    <a:avLst/>
+                                  </a:prstTxWarp>
+                                </wps:bodyPr>
+                              </wps:wsp>
+                              <wps:wsp>
+                                <wps:cNvPr id="26" name="Szabadkézi sokszög 26"/>
+                                <wps:cNvSpPr>
+                                  <a:spLocks/>
+                                </wps:cNvSpPr>
+                                <wps:spPr bwMode="auto">
+                                  <a:xfrm>
+                                    <a:off x="355374" y="6153325"/>
+                                    <a:ext cx="23813" cy="147638"/>
+                                  </a:xfrm>
+                                  <a:custGeom>
+                                    <a:avLst/>
+                                    <a:gdLst>
+                                      <a:gd name="T0" fmla="*/ 0 w 15"/>
+                                      <a:gd name="T1" fmla="*/ 0 h 93"/>
+                                      <a:gd name="T2" fmla="*/ 9 w 15"/>
+                                      <a:gd name="T3" fmla="*/ 37 h 93"/>
+                                      <a:gd name="T4" fmla="*/ 9 w 15"/>
+                                      <a:gd name="T5" fmla="*/ 40 h 93"/>
+                                      <a:gd name="T6" fmla="*/ 15 w 15"/>
+                                      <a:gd name="T7" fmla="*/ 93 h 93"/>
+                                      <a:gd name="T8" fmla="*/ 5 w 15"/>
+                                      <a:gd name="T9" fmla="*/ 49 h 93"/>
+                                      <a:gd name="T10" fmla="*/ 0 w 15"/>
+                                      <a:gd name="T11" fmla="*/ 0 h 93"/>
+                                    </a:gdLst>
+                                    <a:ahLst/>
+                                    <a:cxnLst>
+                                      <a:cxn ang="0">
+                                        <a:pos x="T0" y="T1"/>
+                                      </a:cxn>
+                                      <a:cxn ang="0">
+                                        <a:pos x="T2" y="T3"/>
+                                      </a:cxn>
+                                      <a:cxn ang="0">
+                                        <a:pos x="T4" y="T5"/>
+                                      </a:cxn>
+                                      <a:cxn ang="0">
+                                        <a:pos x="T6" y="T7"/>
+                                      </a:cxn>
+                                      <a:cxn ang="0">
+                                        <a:pos x="T8" y="T9"/>
+                                      </a:cxn>
+                                      <a:cxn ang="0">
+                                        <a:pos x="T10" y="T11"/>
+                                      </a:cxn>
+                                    </a:cxnLst>
+                                    <a:rect l="0" t="0" r="r" b="b"/>
+                                    <a:pathLst>
+                                      <a:path w="15" h="93">
+                                        <a:moveTo>
+                                          <a:pt x="0" y="0"/>
+                                        </a:moveTo>
+                                        <a:lnTo>
+                                          <a:pt x="9" y="37"/>
+                                        </a:lnTo>
+                                        <a:lnTo>
+                                          <a:pt x="9" y="40"/>
+                                        </a:lnTo>
+                                        <a:lnTo>
+                                          <a:pt x="15" y="93"/>
+                                        </a:lnTo>
+                                        <a:lnTo>
+                                          <a:pt x="5" y="49"/>
+                                        </a:lnTo>
+                                        <a:lnTo>
+                                          <a:pt x="0" y="0"/>
+                                        </a:lnTo>
+                                        <a:close/>
+                                      </a:path>
+                                    </a:pathLst>
+                                  </a:custGeom>
+                                  <a:solidFill>
+                                    <a:schemeClr val="tx2"/>
+                                  </a:solidFill>
+                                  <a:ln w="0">
+                                    <a:solidFill>
+                                      <a:schemeClr val="tx2"/>
+                                    </a:solidFill>
+                                    <a:prstDash val="solid"/>
+                                    <a:round/>
+                                    <a:headEnd/>
+                                    <a:tailEnd/>
+                                  </a:ln>
+                                </wps:spPr>
+                                <wps:bodyPr vert="horz" wrap="square" lIns="91440" tIns="45720" rIns="91440" bIns="45720" numCol="1" anchor="t" anchorCtr="0" compatLnSpc="1">
+                                  <a:prstTxWarp prst="textNoShape">
+                                    <a:avLst/>
+                                  </a:prstTxWarp>
+                                </wps:bodyPr>
+                              </wps:wsp>
+                              <wps:wsp>
+                                <wps:cNvPr id="27" name="Szabadkézi sokszög 27"/>
+                                <wps:cNvSpPr>
+                                  <a:spLocks/>
+                                </wps:cNvSpPr>
+                                <wps:spPr bwMode="auto">
+                                  <a:xfrm>
+                                    <a:off x="563337" y="5689775"/>
+                                    <a:ext cx="625475" cy="1216025"/>
+                                  </a:xfrm>
+                                  <a:custGeom>
+                                    <a:avLst/>
+                                    <a:gdLst>
+                                      <a:gd name="T0" fmla="*/ 394 w 394"/>
+                                      <a:gd name="T1" fmla="*/ 0 h 766"/>
+                                      <a:gd name="T2" fmla="*/ 394 w 394"/>
+                                      <a:gd name="T3" fmla="*/ 0 h 766"/>
+                                      <a:gd name="T4" fmla="*/ 356 w 394"/>
+                                      <a:gd name="T5" fmla="*/ 38 h 766"/>
+                                      <a:gd name="T6" fmla="*/ 319 w 394"/>
+                                      <a:gd name="T7" fmla="*/ 77 h 766"/>
+                                      <a:gd name="T8" fmla="*/ 284 w 394"/>
+                                      <a:gd name="T9" fmla="*/ 117 h 766"/>
+                                      <a:gd name="T10" fmla="*/ 249 w 394"/>
+                                      <a:gd name="T11" fmla="*/ 160 h 766"/>
+                                      <a:gd name="T12" fmla="*/ 207 w 394"/>
+                                      <a:gd name="T13" fmla="*/ 218 h 766"/>
+                                      <a:gd name="T14" fmla="*/ 168 w 394"/>
+                                      <a:gd name="T15" fmla="*/ 276 h 766"/>
+                                      <a:gd name="T16" fmla="*/ 131 w 394"/>
+                                      <a:gd name="T17" fmla="*/ 339 h 766"/>
+                                      <a:gd name="T18" fmla="*/ 98 w 394"/>
+                                      <a:gd name="T19" fmla="*/ 402 h 766"/>
+                                      <a:gd name="T20" fmla="*/ 69 w 394"/>
+                                      <a:gd name="T21" fmla="*/ 467 h 766"/>
+                                      <a:gd name="T22" fmla="*/ 45 w 394"/>
+                                      <a:gd name="T23" fmla="*/ 535 h 766"/>
+                                      <a:gd name="T24" fmla="*/ 26 w 394"/>
+                                      <a:gd name="T25" fmla="*/ 604 h 766"/>
+                                      <a:gd name="T26" fmla="*/ 14 w 394"/>
+                                      <a:gd name="T27" fmla="*/ 673 h 766"/>
+                                      <a:gd name="T28" fmla="*/ 7 w 394"/>
+                                      <a:gd name="T29" fmla="*/ 746 h 766"/>
+                                      <a:gd name="T30" fmla="*/ 6 w 394"/>
+                                      <a:gd name="T31" fmla="*/ 766 h 766"/>
+                                      <a:gd name="T32" fmla="*/ 0 w 394"/>
+                                      <a:gd name="T33" fmla="*/ 749 h 766"/>
+                                      <a:gd name="T34" fmla="*/ 1 w 394"/>
+                                      <a:gd name="T35" fmla="*/ 744 h 766"/>
+                                      <a:gd name="T36" fmla="*/ 7 w 394"/>
+                                      <a:gd name="T37" fmla="*/ 673 h 766"/>
+                                      <a:gd name="T38" fmla="*/ 21 w 394"/>
+                                      <a:gd name="T39" fmla="*/ 603 h 766"/>
+                                      <a:gd name="T40" fmla="*/ 40 w 394"/>
+                                      <a:gd name="T41" fmla="*/ 533 h 766"/>
+                                      <a:gd name="T42" fmla="*/ 65 w 394"/>
+                                      <a:gd name="T43" fmla="*/ 466 h 766"/>
+                                      <a:gd name="T44" fmla="*/ 94 w 394"/>
+                                      <a:gd name="T45" fmla="*/ 400 h 766"/>
+                                      <a:gd name="T46" fmla="*/ 127 w 394"/>
+                                      <a:gd name="T47" fmla="*/ 336 h 766"/>
+                                      <a:gd name="T48" fmla="*/ 164 w 394"/>
+                                      <a:gd name="T49" fmla="*/ 275 h 766"/>
+                                      <a:gd name="T50" fmla="*/ 204 w 394"/>
+                                      <a:gd name="T51" fmla="*/ 215 h 766"/>
+                                      <a:gd name="T52" fmla="*/ 248 w 394"/>
+                                      <a:gd name="T53" fmla="*/ 158 h 766"/>
+                                      <a:gd name="T54" fmla="*/ 282 w 394"/>
+                                      <a:gd name="T55" fmla="*/ 116 h 766"/>
+                                      <a:gd name="T56" fmla="*/ 318 w 394"/>
+                                      <a:gd name="T57" fmla="*/ 76 h 766"/>
+                                      <a:gd name="T58" fmla="*/ 354 w 394"/>
+                                      <a:gd name="T59" fmla="*/ 37 h 766"/>
+                                      <a:gd name="T60" fmla="*/ 394 w 394"/>
+                                      <a:gd name="T61" fmla="*/ 0 h 766"/>
+                                    </a:gdLst>
+                                    <a:ahLst/>
+                                    <a:cxnLst>
+                                      <a:cxn ang="0">
+                                        <a:pos x="T0" y="T1"/>
+                                      </a:cxn>
+                                      <a:cxn ang="0">
+                                        <a:pos x="T2" y="T3"/>
+                                      </a:cxn>
+                                      <a:cxn ang="0">
+                                        <a:pos x="T4" y="T5"/>
+                                      </a:cxn>
+                                      <a:cxn ang="0">
+                                        <a:pos x="T6" y="T7"/>
+                                      </a:cxn>
+                                      <a:cxn ang="0">
+                                        <a:pos x="T8" y="T9"/>
+                                      </a:cxn>
+                                      <a:cxn ang="0">
+                                        <a:pos x="T10" y="T11"/>
+                                      </a:cxn>
+                                      <a:cxn ang="0">
+                                        <a:pos x="T12" y="T13"/>
+                                      </a:cxn>
+                                      <a:cxn ang="0">
+                                        <a:pos x="T14" y="T15"/>
+                                      </a:cxn>
+                                      <a:cxn ang="0">
+                                        <a:pos x="T16" y="T17"/>
+                                      </a:cxn>
+                                      <a:cxn ang="0">
+                                        <a:pos x="T18" y="T19"/>
+                                      </a:cxn>
+                                      <a:cxn ang="0">
+                                        <a:pos x="T20" y="T21"/>
+                                      </a:cxn>
+                                      <a:cxn ang="0">
+                                        <a:pos x="T22" y="T23"/>
+                                      </a:cxn>
+                                      <a:cxn ang="0">
+                                        <a:pos x="T24" y="T25"/>
+                                      </a:cxn>
+                                      <a:cxn ang="0">
+                                        <a:pos x="T26" y="T27"/>
+                                      </a:cxn>
+                                      <a:cxn ang="0">
+                                        <a:pos x="T28" y="T29"/>
+                                      </a:cxn>
+                                      <a:cxn ang="0">
+                                        <a:pos x="T30" y="T31"/>
+                                      </a:cxn>
+                                      <a:cxn ang="0">
+                                        <a:pos x="T32" y="T33"/>
+                                      </a:cxn>
+                                      <a:cxn ang="0">
+                                        <a:pos x="T34" y="T35"/>
+                                      </a:cxn>
+                                      <a:cxn ang="0">
+                                        <a:pos x="T36" y="T37"/>
+                                      </a:cxn>
+                                      <a:cxn ang="0">
+                                        <a:pos x="T38" y="T39"/>
+                                      </a:cxn>
+                                      <a:cxn ang="0">
+                                        <a:pos x="T40" y="T41"/>
+                                      </a:cxn>
+                                      <a:cxn ang="0">
+                                        <a:pos x="T42" y="T43"/>
+                                      </a:cxn>
+                                      <a:cxn ang="0">
+                                        <a:pos x="T44" y="T45"/>
+                                      </a:cxn>
+                                      <a:cxn ang="0">
+                                        <a:pos x="T46" y="T47"/>
+                                      </a:cxn>
+                                      <a:cxn ang="0">
+                                        <a:pos x="T48" y="T49"/>
+                                      </a:cxn>
+                                      <a:cxn ang="0">
+                                        <a:pos x="T50" y="T51"/>
+                                      </a:cxn>
+                                      <a:cxn ang="0">
+                                        <a:pos x="T52" y="T53"/>
+                                      </a:cxn>
+                                      <a:cxn ang="0">
+                                        <a:pos x="T54" y="T55"/>
+                                      </a:cxn>
+                                      <a:cxn ang="0">
+                                        <a:pos x="T56" y="T57"/>
+                                      </a:cxn>
+                                      <a:cxn ang="0">
+                                        <a:pos x="T58" y="T59"/>
+                                      </a:cxn>
+                                      <a:cxn ang="0">
+                                        <a:pos x="T60" y="T61"/>
+                                      </a:cxn>
+                                    </a:cxnLst>
+                                    <a:rect l="0" t="0" r="r" b="b"/>
+                                    <a:pathLst>
+                                      <a:path w="394" h="766">
+                                        <a:moveTo>
+                                          <a:pt x="394" y="0"/>
+                                        </a:moveTo>
+                                        <a:lnTo>
+                                          <a:pt x="394" y="0"/>
+                                        </a:lnTo>
+                                        <a:lnTo>
+                                          <a:pt x="356" y="38"/>
+                                        </a:lnTo>
+                                        <a:lnTo>
+                                          <a:pt x="319" y="77"/>
+                                        </a:lnTo>
+                                        <a:lnTo>
+                                          <a:pt x="284" y="117"/>
+                                        </a:lnTo>
+                                        <a:lnTo>
+                                          <a:pt x="249" y="160"/>
+                                        </a:lnTo>
+                                        <a:lnTo>
+                                          <a:pt x="207" y="218"/>
+                                        </a:lnTo>
+                                        <a:lnTo>
+                                          <a:pt x="168" y="276"/>
+                                        </a:lnTo>
+                                        <a:lnTo>
+                                          <a:pt x="131" y="339"/>
+                                        </a:lnTo>
+                                        <a:lnTo>
+                                          <a:pt x="98" y="402"/>
+                                        </a:lnTo>
+                                        <a:lnTo>
+                                          <a:pt x="69" y="467"/>
+                                        </a:lnTo>
+                                        <a:lnTo>
+                                          <a:pt x="45" y="535"/>
+                                        </a:lnTo>
+                                        <a:lnTo>
+                                          <a:pt x="26" y="604"/>
+                                        </a:lnTo>
+                                        <a:lnTo>
+                                          <a:pt x="14" y="673"/>
+                                        </a:lnTo>
+                                        <a:lnTo>
+                                          <a:pt x="7" y="746"/>
+                                        </a:lnTo>
+                                        <a:lnTo>
+                                          <a:pt x="6" y="766"/>
+                                        </a:lnTo>
+                                        <a:lnTo>
+                                          <a:pt x="0" y="749"/>
+                                        </a:lnTo>
+                                        <a:lnTo>
+                                          <a:pt x="1" y="744"/>
+                                        </a:lnTo>
+                                        <a:lnTo>
+                                          <a:pt x="7" y="673"/>
+                                        </a:lnTo>
+                                        <a:lnTo>
+                                          <a:pt x="21" y="603"/>
+                                        </a:lnTo>
+                                        <a:lnTo>
+                                          <a:pt x="40" y="533"/>
+                                        </a:lnTo>
+                                        <a:lnTo>
+                                          <a:pt x="65" y="466"/>
+                                        </a:lnTo>
+                                        <a:lnTo>
+                                          <a:pt x="94" y="400"/>
+                                        </a:lnTo>
+                                        <a:lnTo>
+                                          <a:pt x="127" y="336"/>
+                                        </a:lnTo>
+                                        <a:lnTo>
+                                          <a:pt x="164" y="275"/>
+                                        </a:lnTo>
+                                        <a:lnTo>
+                                          <a:pt x="204" y="215"/>
+                                        </a:lnTo>
+                                        <a:lnTo>
+                                          <a:pt x="248" y="158"/>
+                                        </a:lnTo>
+                                        <a:lnTo>
+                                          <a:pt x="282" y="116"/>
+                                        </a:lnTo>
+                                        <a:lnTo>
+                                          <a:pt x="318" y="76"/>
+                                        </a:lnTo>
+                                        <a:lnTo>
+                                          <a:pt x="354" y="37"/>
+                                        </a:lnTo>
+                                        <a:lnTo>
+                                          <a:pt x="394" y="0"/>
+                                        </a:lnTo>
+                                        <a:close/>
+                                      </a:path>
+                                    </a:pathLst>
+                                  </a:custGeom>
+                                  <a:solidFill>
+                                    <a:schemeClr val="tx2"/>
+                                  </a:solidFill>
+                                  <a:ln w="0">
+                                    <a:solidFill>
+                                      <a:schemeClr val="tx2"/>
+                                    </a:solidFill>
+                                    <a:prstDash val="solid"/>
+                                    <a:round/>
+                                    <a:headEnd/>
+                                    <a:tailEnd/>
+                                  </a:ln>
+                                </wps:spPr>
+                                <wps:bodyPr vert="horz" wrap="square" lIns="91440" tIns="45720" rIns="91440" bIns="45720" numCol="1" anchor="t" anchorCtr="0" compatLnSpc="1">
+                                  <a:prstTxWarp prst="textNoShape">
+                                    <a:avLst/>
+                                  </a:prstTxWarp>
+                                </wps:bodyPr>
+                              </wps:wsp>
+                              <wps:wsp>
+                                <wps:cNvPr id="28" name="Szabadkézi sokszög 28"/>
+                                <wps:cNvSpPr>
+                                  <a:spLocks/>
+                                </wps:cNvSpPr>
+                                <wps:spPr bwMode="auto">
+                                  <a:xfrm>
+                                    <a:off x="563337" y="6915325"/>
+                                    <a:ext cx="57150" cy="307975"/>
+                                  </a:xfrm>
+                                  <a:custGeom>
+                                    <a:avLst/>
+                                    <a:gdLst>
+                                      <a:gd name="T0" fmla="*/ 0 w 36"/>
+                                      <a:gd name="T1" fmla="*/ 0 h 194"/>
+                                      <a:gd name="T2" fmla="*/ 6 w 36"/>
+                                      <a:gd name="T3" fmla="*/ 16 h 194"/>
+                                      <a:gd name="T4" fmla="*/ 7 w 36"/>
+                                      <a:gd name="T5" fmla="*/ 19 h 194"/>
+                                      <a:gd name="T6" fmla="*/ 11 w 36"/>
+                                      <a:gd name="T7" fmla="*/ 80 h 194"/>
+                                      <a:gd name="T8" fmla="*/ 20 w 36"/>
+                                      <a:gd name="T9" fmla="*/ 132 h 194"/>
+                                      <a:gd name="T10" fmla="*/ 33 w 36"/>
+                                      <a:gd name="T11" fmla="*/ 185 h 194"/>
+                                      <a:gd name="T12" fmla="*/ 36 w 36"/>
+                                      <a:gd name="T13" fmla="*/ 194 h 194"/>
+                                      <a:gd name="T14" fmla="*/ 21 w 36"/>
+                                      <a:gd name="T15" fmla="*/ 161 h 194"/>
+                                      <a:gd name="T16" fmla="*/ 15 w 36"/>
+                                      <a:gd name="T17" fmla="*/ 145 h 194"/>
+                                      <a:gd name="T18" fmla="*/ 5 w 36"/>
+                                      <a:gd name="T19" fmla="*/ 81 h 194"/>
+                                      <a:gd name="T20" fmla="*/ 1 w 36"/>
+                                      <a:gd name="T21" fmla="*/ 41 h 194"/>
+                                      <a:gd name="T22" fmla="*/ 0 w 36"/>
+                                      <a:gd name="T23" fmla="*/ 0 h 194"/>
+                                    </a:gdLst>
+                                    <a:ahLst/>
+                                    <a:cxnLst>
+                                      <a:cxn ang="0">
+                                        <a:pos x="T0" y="T1"/>
+                                      </a:cxn>
+                                      <a:cxn ang="0">
+                                        <a:pos x="T2" y="T3"/>
+                                      </a:cxn>
+                                      <a:cxn ang="0">
+                                        <a:pos x="T4" y="T5"/>
+                                      </a:cxn>
+                                      <a:cxn ang="0">
+                                        <a:pos x="T6" y="T7"/>
+                                      </a:cxn>
+                                      <a:cxn ang="0">
+                                        <a:pos x="T8" y="T9"/>
+                                      </a:cxn>
+                                      <a:cxn ang="0">
+                                        <a:pos x="T10" y="T11"/>
+                                      </a:cxn>
+                                      <a:cxn ang="0">
+                                        <a:pos x="T12" y="T13"/>
+                                      </a:cxn>
+                                      <a:cxn ang="0">
+                                        <a:pos x="T14" y="T15"/>
+                                      </a:cxn>
+                                      <a:cxn ang="0">
+                                        <a:pos x="T16" y="T17"/>
+                                      </a:cxn>
+                                      <a:cxn ang="0">
+                                        <a:pos x="T18" y="T19"/>
+                                      </a:cxn>
+                                      <a:cxn ang="0">
+                                        <a:pos x="T20" y="T21"/>
+                                      </a:cxn>
+                                      <a:cxn ang="0">
+                                        <a:pos x="T22" y="T23"/>
+                                      </a:cxn>
+                                    </a:cxnLst>
+                                    <a:rect l="0" t="0" r="r" b="b"/>
+                                    <a:pathLst>
+                                      <a:path w="36" h="194">
+                                        <a:moveTo>
+                                          <a:pt x="0" y="0"/>
+                                        </a:moveTo>
+                                        <a:lnTo>
+                                          <a:pt x="6" y="16"/>
+                                        </a:lnTo>
+                                        <a:lnTo>
+                                          <a:pt x="7" y="19"/>
+                                        </a:lnTo>
+                                        <a:lnTo>
+                                          <a:pt x="11" y="80"/>
+                                        </a:lnTo>
+                                        <a:lnTo>
+                                          <a:pt x="20" y="132"/>
+                                        </a:lnTo>
+                                        <a:lnTo>
+                                          <a:pt x="33" y="185"/>
+                                        </a:lnTo>
+                                        <a:lnTo>
+                                          <a:pt x="36" y="194"/>
+                                        </a:lnTo>
+                                        <a:lnTo>
+                                          <a:pt x="21" y="161"/>
+                                        </a:lnTo>
+                                        <a:lnTo>
+                                          <a:pt x="15" y="145"/>
+                                        </a:lnTo>
+                                        <a:lnTo>
+                                          <a:pt x="5" y="81"/>
+                                        </a:lnTo>
+                                        <a:lnTo>
+                                          <a:pt x="1" y="41"/>
+                                        </a:lnTo>
+                                        <a:lnTo>
+                                          <a:pt x="0" y="0"/>
+                                        </a:lnTo>
+                                        <a:close/>
+                                      </a:path>
+                                    </a:pathLst>
+                                  </a:custGeom>
+                                  <a:solidFill>
+                                    <a:schemeClr val="tx2"/>
+                                  </a:solidFill>
+                                  <a:ln w="0">
+                                    <a:solidFill>
+                                      <a:schemeClr val="tx2"/>
+                                    </a:solidFill>
+                                    <a:prstDash val="solid"/>
+                                    <a:round/>
+                                    <a:headEnd/>
+                                    <a:tailEnd/>
+                                  </a:ln>
+                                </wps:spPr>
+                                <wps:bodyPr vert="horz" wrap="square" lIns="91440" tIns="45720" rIns="91440" bIns="45720" numCol="1" anchor="t" anchorCtr="0" compatLnSpc="1">
+                                  <a:prstTxWarp prst="textNoShape">
+                                    <a:avLst/>
+                                  </a:prstTxWarp>
+                                </wps:bodyPr>
+                              </wps:wsp>
+                              <wps:wsp>
+                                <wps:cNvPr id="29" name="Szabadkézi sokszög 29"/>
+                                <wps:cNvSpPr>
+                                  <a:spLocks/>
+                                </wps:cNvSpPr>
+                                <wps:spPr bwMode="auto">
+                                  <a:xfrm>
+                                    <a:off x="607787" y="7229650"/>
+                                    <a:ext cx="49213" cy="103188"/>
+                                  </a:xfrm>
+                                  <a:custGeom>
+                                    <a:avLst/>
+                                    <a:gdLst>
+                                      <a:gd name="T0" fmla="*/ 0 w 31"/>
+                                      <a:gd name="T1" fmla="*/ 0 h 65"/>
+                                      <a:gd name="T2" fmla="*/ 31 w 31"/>
+                                      <a:gd name="T3" fmla="*/ 65 h 65"/>
+                                      <a:gd name="T4" fmla="*/ 23 w 31"/>
+                                      <a:gd name="T5" fmla="*/ 65 h 65"/>
+                                      <a:gd name="T6" fmla="*/ 0 w 31"/>
+                                      <a:gd name="T7" fmla="*/ 0 h 65"/>
+                                    </a:gdLst>
+                                    <a:ahLst/>
+                                    <a:cxnLst>
+                                      <a:cxn ang="0">
+                                        <a:pos x="T0" y="T1"/>
+                                      </a:cxn>
+                                      <a:cxn ang="0">
+                                        <a:pos x="T2" y="T3"/>
+                                      </a:cxn>
+                                      <a:cxn ang="0">
+                                        <a:pos x="T4" y="T5"/>
+                                      </a:cxn>
+                                      <a:cxn ang="0">
+                                        <a:pos x="T6" y="T7"/>
+                                      </a:cxn>
+                                    </a:cxnLst>
+                                    <a:rect l="0" t="0" r="r" b="b"/>
+                                    <a:pathLst>
+                                      <a:path w="31" h="65">
+                                        <a:moveTo>
+                                          <a:pt x="0" y="0"/>
+                                        </a:moveTo>
+                                        <a:lnTo>
+                                          <a:pt x="31" y="65"/>
+                                        </a:lnTo>
+                                        <a:lnTo>
+                                          <a:pt x="23" y="65"/>
+                                        </a:lnTo>
+                                        <a:lnTo>
+                                          <a:pt x="0" y="0"/>
+                                        </a:lnTo>
+                                        <a:close/>
+                                      </a:path>
+                                    </a:pathLst>
+                                  </a:custGeom>
+                                  <a:solidFill>
+                                    <a:schemeClr val="tx2"/>
+                                  </a:solidFill>
+                                  <a:ln w="0">
+                                    <a:solidFill>
+                                      <a:schemeClr val="tx2"/>
+                                    </a:solidFill>
+                                    <a:prstDash val="solid"/>
+                                    <a:round/>
+                                    <a:headEnd/>
+                                    <a:tailEnd/>
+                                  </a:ln>
+                                </wps:spPr>
+                                <wps:bodyPr vert="horz" wrap="square" lIns="91440" tIns="45720" rIns="91440" bIns="45720" numCol="1" anchor="t" anchorCtr="0" compatLnSpc="1">
+                                  <a:prstTxWarp prst="textNoShape">
+                                    <a:avLst/>
+                                  </a:prstTxWarp>
+                                </wps:bodyPr>
+                              </wps:wsp>
+                              <wps:wsp>
+                                <wps:cNvPr id="30" name="Szabadkézi sokszög 30"/>
+                                <wps:cNvSpPr>
+                                  <a:spLocks/>
+                                </wps:cNvSpPr>
+                                <wps:spPr bwMode="auto">
+                                  <a:xfrm>
+                                    <a:off x="563337" y="6878812"/>
+                                    <a:ext cx="11113" cy="66675"/>
+                                  </a:xfrm>
+                                  <a:custGeom>
+                                    <a:avLst/>
+                                    <a:gdLst>
+                                      <a:gd name="T0" fmla="*/ 0 w 7"/>
+                                      <a:gd name="T1" fmla="*/ 0 h 42"/>
+                                      <a:gd name="T2" fmla="*/ 6 w 7"/>
+                                      <a:gd name="T3" fmla="*/ 17 h 42"/>
+                                      <a:gd name="T4" fmla="*/ 7 w 7"/>
+                                      <a:gd name="T5" fmla="*/ 42 h 42"/>
+                                      <a:gd name="T6" fmla="*/ 6 w 7"/>
+                                      <a:gd name="T7" fmla="*/ 39 h 42"/>
+                                      <a:gd name="T8" fmla="*/ 0 w 7"/>
+                                      <a:gd name="T9" fmla="*/ 23 h 42"/>
+                                      <a:gd name="T10" fmla="*/ 0 w 7"/>
+                                      <a:gd name="T11" fmla="*/ 0 h 42"/>
+                                    </a:gdLst>
+                                    <a:ahLst/>
+                                    <a:cxnLst>
+                                      <a:cxn ang="0">
+                                        <a:pos x="T0" y="T1"/>
+                                      </a:cxn>
+                                      <a:cxn ang="0">
+                                        <a:pos x="T2" y="T3"/>
+                                      </a:cxn>
+                                      <a:cxn ang="0">
+                                        <a:pos x="T4" y="T5"/>
+                                      </a:cxn>
+                                      <a:cxn ang="0">
+                                        <a:pos x="T6" y="T7"/>
+                                      </a:cxn>
+                                      <a:cxn ang="0">
+                                        <a:pos x="T8" y="T9"/>
+                                      </a:cxn>
+                                      <a:cxn ang="0">
+                                        <a:pos x="T10" y="T11"/>
+                                      </a:cxn>
+                                    </a:cxnLst>
+                                    <a:rect l="0" t="0" r="r" b="b"/>
+                                    <a:pathLst>
+                                      <a:path w="7" h="42">
+                                        <a:moveTo>
+                                          <a:pt x="0" y="0"/>
+                                        </a:moveTo>
+                                        <a:lnTo>
+                                          <a:pt x="6" y="17"/>
+                                        </a:lnTo>
+                                        <a:lnTo>
+                                          <a:pt x="7" y="42"/>
+                                        </a:lnTo>
+                                        <a:lnTo>
+                                          <a:pt x="6" y="39"/>
+                                        </a:lnTo>
+                                        <a:lnTo>
+                                          <a:pt x="0" y="23"/>
+                                        </a:lnTo>
+                                        <a:lnTo>
+                                          <a:pt x="0" y="0"/>
+                                        </a:lnTo>
+                                        <a:close/>
+                                      </a:path>
+                                    </a:pathLst>
+                                  </a:custGeom>
+                                  <a:solidFill>
+                                    <a:schemeClr val="tx2"/>
+                                  </a:solidFill>
+                                  <a:ln w="0">
+                                    <a:solidFill>
+                                      <a:schemeClr val="tx2"/>
+                                    </a:solidFill>
+                                    <a:prstDash val="solid"/>
+                                    <a:round/>
+                                    <a:headEnd/>
+                                    <a:tailEnd/>
+                                  </a:ln>
+                                </wps:spPr>
+                                <wps:bodyPr vert="horz" wrap="square" lIns="91440" tIns="45720" rIns="91440" bIns="45720" numCol="1" anchor="t" anchorCtr="0" compatLnSpc="1">
+                                  <a:prstTxWarp prst="textNoShape">
+                                    <a:avLst/>
+                                  </a:prstTxWarp>
+                                </wps:bodyPr>
+                              </wps:wsp>
+                              <wps:wsp>
+                                <wps:cNvPr id="31" name="Szabadkézi sokszög 31"/>
+                                <wps:cNvSpPr>
+                                  <a:spLocks/>
+                                </wps:cNvSpPr>
+                                <wps:spPr bwMode="auto">
+                                  <a:xfrm>
+                                    <a:off x="587149" y="7145512"/>
+                                    <a:ext cx="71438" cy="187325"/>
+                                  </a:xfrm>
+                                  <a:custGeom>
+                                    <a:avLst/>
+                                    <a:gdLst>
+                                      <a:gd name="T0" fmla="*/ 0 w 45"/>
+                                      <a:gd name="T1" fmla="*/ 0 h 118"/>
+                                      <a:gd name="T2" fmla="*/ 6 w 45"/>
+                                      <a:gd name="T3" fmla="*/ 16 h 118"/>
+                                      <a:gd name="T4" fmla="*/ 21 w 45"/>
+                                      <a:gd name="T5" fmla="*/ 49 h 118"/>
+                                      <a:gd name="T6" fmla="*/ 33 w 45"/>
+                                      <a:gd name="T7" fmla="*/ 84 h 118"/>
+                                      <a:gd name="T8" fmla="*/ 45 w 45"/>
+                                      <a:gd name="T9" fmla="*/ 118 h 118"/>
+                                      <a:gd name="T10" fmla="*/ 44 w 45"/>
+                                      <a:gd name="T11" fmla="*/ 118 h 118"/>
+                                      <a:gd name="T12" fmla="*/ 13 w 45"/>
+                                      <a:gd name="T13" fmla="*/ 53 h 118"/>
+                                      <a:gd name="T14" fmla="*/ 11 w 45"/>
+                                      <a:gd name="T15" fmla="*/ 42 h 118"/>
+                                      <a:gd name="T16" fmla="*/ 0 w 45"/>
+                                      <a:gd name="T17" fmla="*/ 0 h 118"/>
+                                    </a:gdLst>
+                                    <a:ahLst/>
+                                    <a:cxnLst>
+                                      <a:cxn ang="0">
+                                        <a:pos x="T0" y="T1"/>
+                                      </a:cxn>
+                                      <a:cxn ang="0">
+                                        <a:pos x="T2" y="T3"/>
+                                      </a:cxn>
+                                      <a:cxn ang="0">
+                                        <a:pos x="T4" y="T5"/>
+                                      </a:cxn>
+                                      <a:cxn ang="0">
+                                        <a:pos x="T6" y="T7"/>
+                                      </a:cxn>
+                                      <a:cxn ang="0">
+                                        <a:pos x="T8" y="T9"/>
+                                      </a:cxn>
+                                      <a:cxn ang="0">
+                                        <a:pos x="T10" y="T11"/>
+                                      </a:cxn>
+                                      <a:cxn ang="0">
+                                        <a:pos x="T12" y="T13"/>
+                                      </a:cxn>
+                                      <a:cxn ang="0">
+                                        <a:pos x="T14" y="T15"/>
+                                      </a:cxn>
+                                      <a:cxn ang="0">
+                                        <a:pos x="T16" y="T17"/>
+                                      </a:cxn>
+                                    </a:cxnLst>
+                                    <a:rect l="0" t="0" r="r" b="b"/>
+                                    <a:pathLst>
+                                      <a:path w="45" h="118">
+                                        <a:moveTo>
+                                          <a:pt x="0" y="0"/>
+                                        </a:moveTo>
+                                        <a:lnTo>
+                                          <a:pt x="6" y="16"/>
+                                        </a:lnTo>
+                                        <a:lnTo>
+                                          <a:pt x="21" y="49"/>
+                                        </a:lnTo>
+                                        <a:lnTo>
+                                          <a:pt x="33" y="84"/>
+                                        </a:lnTo>
+                                        <a:lnTo>
+                                          <a:pt x="45" y="118"/>
+                                        </a:lnTo>
+                                        <a:lnTo>
+                                          <a:pt x="44" y="118"/>
+                                        </a:lnTo>
+                                        <a:lnTo>
+                                          <a:pt x="13" y="53"/>
+                                        </a:lnTo>
+                                        <a:lnTo>
+                                          <a:pt x="11" y="42"/>
+                                        </a:lnTo>
+                                        <a:lnTo>
+                                          <a:pt x="0" y="0"/>
+                                        </a:lnTo>
+                                        <a:close/>
+                                      </a:path>
+                                    </a:pathLst>
+                                  </a:custGeom>
+                                  <a:solidFill>
+                                    <a:schemeClr val="tx2"/>
+                                  </a:solidFill>
+                                  <a:ln w="0">
+                                    <a:solidFill>
+                                      <a:schemeClr val="tx2"/>
+                                    </a:solidFill>
+                                    <a:prstDash val="solid"/>
+                                    <a:round/>
+                                    <a:headEnd/>
+                                    <a:tailEnd/>
+                                  </a:ln>
+                                </wps:spPr>
+                                <wps:bodyPr vert="horz" wrap="square" lIns="91440" tIns="45720" rIns="91440" bIns="45720" numCol="1" anchor="t" anchorCtr="0" compatLnSpc="1">
+                                  <a:prstTxWarp prst="textNoShape">
+                                    <a:avLst/>
+                                  </a:prstTxWarp>
+                                </wps:bodyPr>
+                              </wps:wsp>
+                            </wpg:grpSp>
+                            <wpg:grpSp>
+                              <wpg:cNvPr id="7" name="Csoport 7"/>
+                              <wpg:cNvGrpSpPr>
+                                <a:grpSpLocks noChangeAspect="1"/>
+                              </wpg:cNvGrpSpPr>
+                              <wpg:grpSpPr>
+                                <a:xfrm>
+                                  <a:off x="80645" y="4826972"/>
+                                  <a:ext cx="1306273" cy="2505863"/>
+                                  <a:chOff x="80645" y="4649964"/>
+                                  <a:chExt cx="874712" cy="1677988"/>
+                                </a:xfrm>
+                              </wpg:grpSpPr>
+                              <wps:wsp>
+                                <wps:cNvPr id="8" name="Szabadkézi sokszög 8"/>
+                                <wps:cNvSpPr>
+                                  <a:spLocks/>
+                                </wps:cNvSpPr>
+                                <wps:spPr bwMode="auto">
+                                  <a:xfrm>
+                                    <a:off x="118745" y="5189714"/>
+                                    <a:ext cx="198438" cy="714375"/>
+                                  </a:xfrm>
+                                  <a:custGeom>
+                                    <a:avLst/>
+                                    <a:gdLst>
+                                      <a:gd name="T0" fmla="*/ 0 w 125"/>
+                                      <a:gd name="T1" fmla="*/ 0 h 450"/>
+                                      <a:gd name="T2" fmla="*/ 41 w 125"/>
+                                      <a:gd name="T3" fmla="*/ 155 h 450"/>
+                                      <a:gd name="T4" fmla="*/ 86 w 125"/>
+                                      <a:gd name="T5" fmla="*/ 309 h 450"/>
+                                      <a:gd name="T6" fmla="*/ 125 w 125"/>
+                                      <a:gd name="T7" fmla="*/ 425 h 450"/>
+                                      <a:gd name="T8" fmla="*/ 125 w 125"/>
+                                      <a:gd name="T9" fmla="*/ 450 h 450"/>
+                                      <a:gd name="T10" fmla="*/ 79 w 125"/>
+                                      <a:gd name="T11" fmla="*/ 311 h 450"/>
+                                      <a:gd name="T12" fmla="*/ 41 w 125"/>
+                                      <a:gd name="T13" fmla="*/ 183 h 450"/>
+                                      <a:gd name="T14" fmla="*/ 7 w 125"/>
+                                      <a:gd name="T15" fmla="*/ 54 h 450"/>
+                                      <a:gd name="T16" fmla="*/ 0 w 125"/>
+                                      <a:gd name="T17" fmla="*/ 0 h 450"/>
+                                    </a:gdLst>
+                                    <a:ahLst/>
+                                    <a:cxnLst>
+                                      <a:cxn ang="0">
+                                        <a:pos x="T0" y="T1"/>
+                                      </a:cxn>
+                                      <a:cxn ang="0">
+                                        <a:pos x="T2" y="T3"/>
+                                      </a:cxn>
+                                      <a:cxn ang="0">
+                                        <a:pos x="T4" y="T5"/>
+                                      </a:cxn>
+                                      <a:cxn ang="0">
+                                        <a:pos x="T6" y="T7"/>
+                                      </a:cxn>
+                                      <a:cxn ang="0">
+                                        <a:pos x="T8" y="T9"/>
+                                      </a:cxn>
+                                      <a:cxn ang="0">
+                                        <a:pos x="T10" y="T11"/>
+                                      </a:cxn>
+                                      <a:cxn ang="0">
+                                        <a:pos x="T12" y="T13"/>
+                                      </a:cxn>
+                                      <a:cxn ang="0">
+                                        <a:pos x="T14" y="T15"/>
+                                      </a:cxn>
+                                      <a:cxn ang="0">
+                                        <a:pos x="T16" y="T17"/>
+                                      </a:cxn>
+                                    </a:cxnLst>
+                                    <a:rect l="0" t="0" r="r" b="b"/>
+                                    <a:pathLst>
+                                      <a:path w="125" h="450">
+                                        <a:moveTo>
+                                          <a:pt x="0" y="0"/>
+                                        </a:moveTo>
+                                        <a:lnTo>
+                                          <a:pt x="41" y="155"/>
+                                        </a:lnTo>
+                                        <a:lnTo>
+                                          <a:pt x="86" y="309"/>
+                                        </a:lnTo>
+                                        <a:lnTo>
+                                          <a:pt x="125" y="425"/>
+                                        </a:lnTo>
+                                        <a:lnTo>
+                                          <a:pt x="125" y="450"/>
+                                        </a:lnTo>
+                                        <a:lnTo>
+                                          <a:pt x="79" y="311"/>
+                                        </a:lnTo>
+                                        <a:lnTo>
+                                          <a:pt x="41" y="183"/>
+                                        </a:lnTo>
+                                        <a:lnTo>
+                                          <a:pt x="7" y="54"/>
+                                        </a:lnTo>
+                                        <a:lnTo>
+                                          <a:pt x="0" y="0"/>
+                                        </a:lnTo>
+                                        <a:close/>
+                                      </a:path>
+                                    </a:pathLst>
+                                  </a:custGeom>
+                                  <a:solidFill>
+                                    <a:schemeClr val="tx2">
+                                      <a:alpha val="20000"/>
+                                    </a:schemeClr>
+                                  </a:solidFill>
+                                  <a:ln w="0">
+                                    <a:solidFill>
+                                      <a:schemeClr val="tx2">
+                                        <a:alpha val="20000"/>
+                                      </a:schemeClr>
+                                    </a:solidFill>
+                                    <a:prstDash val="solid"/>
+                                    <a:round/>
+                                    <a:headEnd/>
+                                    <a:tailEnd/>
+                                  </a:ln>
+                                </wps:spPr>
+                                <wps:bodyPr vert="horz" wrap="square" lIns="91440" tIns="45720" rIns="91440" bIns="45720" numCol="1" anchor="t" anchorCtr="0" compatLnSpc="1">
+                                  <a:prstTxWarp prst="textNoShape">
+                                    <a:avLst/>
+                                  </a:prstTxWarp>
+                                </wps:bodyPr>
+                              </wps:wsp>
+                              <wps:wsp>
+                                <wps:cNvPr id="9" name="Szabadkézi sokszög 9"/>
+                                <wps:cNvSpPr>
+                                  <a:spLocks/>
+                                </wps:cNvSpPr>
+                                <wps:spPr bwMode="auto">
+                                  <a:xfrm>
+                                    <a:off x="328295" y="5891389"/>
+                                    <a:ext cx="187325" cy="436563"/>
+                                  </a:xfrm>
+                                  <a:custGeom>
+                                    <a:avLst/>
+                                    <a:gdLst>
+                                      <a:gd name="T0" fmla="*/ 0 w 118"/>
+                                      <a:gd name="T1" fmla="*/ 0 h 275"/>
+                                      <a:gd name="T2" fmla="*/ 8 w 118"/>
+                                      <a:gd name="T3" fmla="*/ 20 h 275"/>
+                                      <a:gd name="T4" fmla="*/ 37 w 118"/>
+                                      <a:gd name="T5" fmla="*/ 96 h 275"/>
+                                      <a:gd name="T6" fmla="*/ 69 w 118"/>
+                                      <a:gd name="T7" fmla="*/ 170 h 275"/>
+                                      <a:gd name="T8" fmla="*/ 118 w 118"/>
+                                      <a:gd name="T9" fmla="*/ 275 h 275"/>
+                                      <a:gd name="T10" fmla="*/ 109 w 118"/>
+                                      <a:gd name="T11" fmla="*/ 275 h 275"/>
+                                      <a:gd name="T12" fmla="*/ 61 w 118"/>
+                                      <a:gd name="T13" fmla="*/ 174 h 275"/>
+                                      <a:gd name="T14" fmla="*/ 30 w 118"/>
+                                      <a:gd name="T15" fmla="*/ 100 h 275"/>
+                                      <a:gd name="T16" fmla="*/ 0 w 118"/>
+                                      <a:gd name="T17" fmla="*/ 26 h 275"/>
+                                      <a:gd name="T18" fmla="*/ 0 w 118"/>
+                                      <a:gd name="T19" fmla="*/ 0 h 275"/>
+                                    </a:gdLst>
+                                    <a:ahLst/>
+                                    <a:cxnLst>
+                                      <a:cxn ang="0">
+                                        <a:pos x="T0" y="T1"/>
+                                      </a:cxn>
+                                      <a:cxn ang="0">
+                                        <a:pos x="T2" y="T3"/>
+                                      </a:cxn>
+                                      <a:cxn ang="0">
+                                        <a:pos x="T4" y="T5"/>
+                                      </a:cxn>
+                                      <a:cxn ang="0">
+                                        <a:pos x="T6" y="T7"/>
+                                      </a:cxn>
+                                      <a:cxn ang="0">
+                                        <a:pos x="T8" y="T9"/>
+                                      </a:cxn>
+                                      <a:cxn ang="0">
+                                        <a:pos x="T10" y="T11"/>
+                                      </a:cxn>
+                                      <a:cxn ang="0">
+                                        <a:pos x="T12" y="T13"/>
+                                      </a:cxn>
+                                      <a:cxn ang="0">
+                                        <a:pos x="T14" y="T15"/>
+                                      </a:cxn>
+                                      <a:cxn ang="0">
+                                        <a:pos x="T16" y="T17"/>
+                                      </a:cxn>
+                                      <a:cxn ang="0">
+                                        <a:pos x="T18" y="T19"/>
+                                      </a:cxn>
+                                    </a:cxnLst>
+                                    <a:rect l="0" t="0" r="r" b="b"/>
+                                    <a:pathLst>
+                                      <a:path w="118" h="275">
+                                        <a:moveTo>
+                                          <a:pt x="0" y="0"/>
+                                        </a:moveTo>
+                                        <a:lnTo>
+                                          <a:pt x="8" y="20"/>
+                                        </a:lnTo>
+                                        <a:lnTo>
+                                          <a:pt x="37" y="96"/>
+                                        </a:lnTo>
+                                        <a:lnTo>
+                                          <a:pt x="69" y="170"/>
+                                        </a:lnTo>
+                                        <a:lnTo>
+                                          <a:pt x="118" y="275"/>
+                                        </a:lnTo>
+                                        <a:lnTo>
+                                          <a:pt x="109" y="275"/>
+                                        </a:lnTo>
+                                        <a:lnTo>
+                                          <a:pt x="61" y="174"/>
+                                        </a:lnTo>
+                                        <a:lnTo>
+                                          <a:pt x="30" y="100"/>
+                                        </a:lnTo>
+                                        <a:lnTo>
+                                          <a:pt x="0" y="26"/>
+                                        </a:lnTo>
+                                        <a:lnTo>
+                                          <a:pt x="0" y="0"/>
+                                        </a:lnTo>
+                                        <a:close/>
+                                      </a:path>
+                                    </a:pathLst>
+                                  </a:custGeom>
+                                  <a:solidFill>
+                                    <a:schemeClr val="tx2">
+                                      <a:alpha val="20000"/>
+                                    </a:schemeClr>
+                                  </a:solidFill>
+                                  <a:ln w="0">
+                                    <a:solidFill>
+                                      <a:schemeClr val="tx2">
+                                        <a:alpha val="20000"/>
+                                      </a:schemeClr>
+                                    </a:solidFill>
+                                    <a:prstDash val="solid"/>
+                                    <a:round/>
+                                    <a:headEnd/>
+                                    <a:tailEnd/>
+                                  </a:ln>
+                                </wps:spPr>
+                                <wps:bodyPr vert="horz" wrap="square" lIns="91440" tIns="45720" rIns="91440" bIns="45720" numCol="1" anchor="t" anchorCtr="0" compatLnSpc="1">
+                                  <a:prstTxWarp prst="textNoShape">
+                                    <a:avLst/>
+                                  </a:prstTxWarp>
+                                </wps:bodyPr>
+                              </wps:wsp>
+                              <wps:wsp>
+                                <wps:cNvPr id="10" name="Szabadkézi sokszög 10"/>
+                                <wps:cNvSpPr>
+                                  <a:spLocks/>
+                                </wps:cNvSpPr>
+                                <wps:spPr bwMode="auto">
+                                  <a:xfrm>
+                                    <a:off x="80645" y="5010327"/>
+                                    <a:ext cx="31750" cy="192088"/>
+                                  </a:xfrm>
+                                  <a:custGeom>
+                                    <a:avLst/>
+                                    <a:gdLst>
+                                      <a:gd name="T0" fmla="*/ 0 w 20"/>
+                                      <a:gd name="T1" fmla="*/ 0 h 121"/>
+                                      <a:gd name="T2" fmla="*/ 16 w 20"/>
+                                      <a:gd name="T3" fmla="*/ 72 h 121"/>
+                                      <a:gd name="T4" fmla="*/ 20 w 20"/>
+                                      <a:gd name="T5" fmla="*/ 121 h 121"/>
+                                      <a:gd name="T6" fmla="*/ 18 w 20"/>
+                                      <a:gd name="T7" fmla="*/ 112 h 121"/>
+                                      <a:gd name="T8" fmla="*/ 0 w 20"/>
+                                      <a:gd name="T9" fmla="*/ 31 h 121"/>
+                                      <a:gd name="T10" fmla="*/ 0 w 20"/>
+                                      <a:gd name="T11" fmla="*/ 0 h 121"/>
+                                    </a:gdLst>
+                                    <a:ahLst/>
+                                    <a:cxnLst>
+                                      <a:cxn ang="0">
+                                        <a:pos x="T0" y="T1"/>
+                                      </a:cxn>
+                                      <a:cxn ang="0">
+                                        <a:pos x="T2" y="T3"/>
+                                      </a:cxn>
+                                      <a:cxn ang="0">
+                                        <a:pos x="T4" y="T5"/>
+                                      </a:cxn>
+                                      <a:cxn ang="0">
+                                        <a:pos x="T6" y="T7"/>
+                                      </a:cxn>
+                                      <a:cxn ang="0">
+                                        <a:pos x="T8" y="T9"/>
+                                      </a:cxn>
+                                      <a:cxn ang="0">
+                                        <a:pos x="T10" y="T11"/>
+                                      </a:cxn>
+                                    </a:cxnLst>
+                                    <a:rect l="0" t="0" r="r" b="b"/>
+                                    <a:pathLst>
+                                      <a:path w="20" h="121">
+                                        <a:moveTo>
+                                          <a:pt x="0" y="0"/>
+                                        </a:moveTo>
+                                        <a:lnTo>
+                                          <a:pt x="16" y="72"/>
+                                        </a:lnTo>
+                                        <a:lnTo>
+                                          <a:pt x="20" y="121"/>
+                                        </a:lnTo>
+                                        <a:lnTo>
+                                          <a:pt x="18" y="112"/>
+                                        </a:lnTo>
+                                        <a:lnTo>
+                                          <a:pt x="0" y="31"/>
+                                        </a:lnTo>
+                                        <a:lnTo>
+                                          <a:pt x="0" y="0"/>
+                                        </a:lnTo>
+                                        <a:close/>
+                                      </a:path>
+                                    </a:pathLst>
+                                  </a:custGeom>
+                                  <a:solidFill>
+                                    <a:schemeClr val="tx2">
+                                      <a:alpha val="20000"/>
+                                    </a:schemeClr>
+                                  </a:solidFill>
+                                  <a:ln w="0">
+                                    <a:solidFill>
+                                      <a:schemeClr val="tx2">
+                                        <a:alpha val="20000"/>
+                                      </a:schemeClr>
+                                    </a:solidFill>
+                                    <a:prstDash val="solid"/>
+                                    <a:round/>
+                                    <a:headEnd/>
+                                    <a:tailEnd/>
+                                  </a:ln>
+                                </wps:spPr>
+                                <wps:bodyPr vert="horz" wrap="square" lIns="91440" tIns="45720" rIns="91440" bIns="45720" numCol="1" anchor="t" anchorCtr="0" compatLnSpc="1">
+                                  <a:prstTxWarp prst="textNoShape">
+                                    <a:avLst/>
+                                  </a:prstTxWarp>
+                                </wps:bodyPr>
+                              </wps:wsp>
+                              <wps:wsp>
+                                <wps:cNvPr id="12" name="Szabadkézi sokszög 12"/>
+                                <wps:cNvSpPr>
+                                  <a:spLocks/>
+                                </wps:cNvSpPr>
+                                <wps:spPr bwMode="auto">
+                                  <a:xfrm>
+                                    <a:off x="112395" y="5202414"/>
+                                    <a:ext cx="250825" cy="1020763"/>
+                                  </a:xfrm>
+                                  <a:custGeom>
+                                    <a:avLst/>
+                                    <a:gdLst>
+                                      <a:gd name="T0" fmla="*/ 0 w 158"/>
+                                      <a:gd name="T1" fmla="*/ 0 h 643"/>
+                                      <a:gd name="T2" fmla="*/ 11 w 158"/>
+                                      <a:gd name="T3" fmla="*/ 46 h 643"/>
+                                      <a:gd name="T4" fmla="*/ 22 w 158"/>
+                                      <a:gd name="T5" fmla="*/ 129 h 643"/>
+                                      <a:gd name="T6" fmla="*/ 36 w 158"/>
+                                      <a:gd name="T7" fmla="*/ 211 h 643"/>
+                                      <a:gd name="T8" fmla="*/ 55 w 158"/>
+                                      <a:gd name="T9" fmla="*/ 301 h 643"/>
+                                      <a:gd name="T10" fmla="*/ 76 w 158"/>
+                                      <a:gd name="T11" fmla="*/ 389 h 643"/>
+                                      <a:gd name="T12" fmla="*/ 103 w 158"/>
+                                      <a:gd name="T13" fmla="*/ 476 h 643"/>
+                                      <a:gd name="T14" fmla="*/ 123 w 158"/>
+                                      <a:gd name="T15" fmla="*/ 533 h 643"/>
+                                      <a:gd name="T16" fmla="*/ 144 w 158"/>
+                                      <a:gd name="T17" fmla="*/ 588 h 643"/>
+                                      <a:gd name="T18" fmla="*/ 155 w 158"/>
+                                      <a:gd name="T19" fmla="*/ 632 h 643"/>
+                                      <a:gd name="T20" fmla="*/ 158 w 158"/>
+                                      <a:gd name="T21" fmla="*/ 643 h 643"/>
+                                      <a:gd name="T22" fmla="*/ 142 w 158"/>
+                                      <a:gd name="T23" fmla="*/ 608 h 643"/>
+                                      <a:gd name="T24" fmla="*/ 118 w 158"/>
+                                      <a:gd name="T25" fmla="*/ 544 h 643"/>
+                                      <a:gd name="T26" fmla="*/ 95 w 158"/>
+                                      <a:gd name="T27" fmla="*/ 478 h 643"/>
+                                      <a:gd name="T28" fmla="*/ 69 w 158"/>
+                                      <a:gd name="T29" fmla="*/ 391 h 643"/>
+                                      <a:gd name="T30" fmla="*/ 47 w 158"/>
+                                      <a:gd name="T31" fmla="*/ 302 h 643"/>
+                                      <a:gd name="T32" fmla="*/ 29 w 158"/>
+                                      <a:gd name="T33" fmla="*/ 212 h 643"/>
+                                      <a:gd name="T34" fmla="*/ 13 w 158"/>
+                                      <a:gd name="T35" fmla="*/ 107 h 643"/>
+                                      <a:gd name="T36" fmla="*/ 0 w 158"/>
+                                      <a:gd name="T37" fmla="*/ 0 h 643"/>
+                                    </a:gdLst>
+                                    <a:ahLst/>
+                                    <a:cxnLst>
+                                      <a:cxn ang="0">
+                                        <a:pos x="T0" y="T1"/>
+                                      </a:cxn>
+                                      <a:cxn ang="0">
+                                        <a:pos x="T2" y="T3"/>
+                                      </a:cxn>
+                                      <a:cxn ang="0">
+                                        <a:pos x="T4" y="T5"/>
+                                      </a:cxn>
+                                      <a:cxn ang="0">
+                                        <a:pos x="T6" y="T7"/>
+                                      </a:cxn>
+                                      <a:cxn ang="0">
+                                        <a:pos x="T8" y="T9"/>
+                                      </a:cxn>
+                                      <a:cxn ang="0">
+                                        <a:pos x="T10" y="T11"/>
+                                      </a:cxn>
+                                      <a:cxn ang="0">
+                                        <a:pos x="T12" y="T13"/>
+                                      </a:cxn>
+                                      <a:cxn ang="0">
+                                        <a:pos x="T14" y="T15"/>
+                                      </a:cxn>
+                                      <a:cxn ang="0">
+                                        <a:pos x="T16" y="T17"/>
+                                      </a:cxn>
+                                      <a:cxn ang="0">
+                                        <a:pos x="T18" y="T19"/>
+                                      </a:cxn>
+                                      <a:cxn ang="0">
+                                        <a:pos x="T20" y="T21"/>
+                                      </a:cxn>
+                                      <a:cxn ang="0">
+                                        <a:pos x="T22" y="T23"/>
+                                      </a:cxn>
+                                      <a:cxn ang="0">
+                                        <a:pos x="T24" y="T25"/>
+                                      </a:cxn>
+                                      <a:cxn ang="0">
+                                        <a:pos x="T26" y="T27"/>
+                                      </a:cxn>
+                                      <a:cxn ang="0">
+                                        <a:pos x="T28" y="T29"/>
+                                      </a:cxn>
+                                      <a:cxn ang="0">
+                                        <a:pos x="T30" y="T31"/>
+                                      </a:cxn>
+                                      <a:cxn ang="0">
+                                        <a:pos x="T32" y="T33"/>
+                                      </a:cxn>
+                                      <a:cxn ang="0">
+                                        <a:pos x="T34" y="T35"/>
+                                      </a:cxn>
+                                      <a:cxn ang="0">
+                                        <a:pos x="T36" y="T37"/>
+                                      </a:cxn>
+                                    </a:cxnLst>
+                                    <a:rect l="0" t="0" r="r" b="b"/>
+                                    <a:pathLst>
+                                      <a:path w="158" h="643">
+                                        <a:moveTo>
+                                          <a:pt x="0" y="0"/>
+                                        </a:moveTo>
+                                        <a:lnTo>
+                                          <a:pt x="11" y="46"/>
+                                        </a:lnTo>
+                                        <a:lnTo>
+                                          <a:pt x="22" y="129"/>
+                                        </a:lnTo>
+                                        <a:lnTo>
+                                          <a:pt x="36" y="211"/>
+                                        </a:lnTo>
+                                        <a:lnTo>
+                                          <a:pt x="55" y="301"/>
+                                        </a:lnTo>
+                                        <a:lnTo>
+                                          <a:pt x="76" y="389"/>
+                                        </a:lnTo>
+                                        <a:lnTo>
+                                          <a:pt x="103" y="476"/>
+                                        </a:lnTo>
+                                        <a:lnTo>
+                                          <a:pt x="123" y="533"/>
+                                        </a:lnTo>
+                                        <a:lnTo>
+                                          <a:pt x="144" y="588"/>
+                                        </a:lnTo>
+                                        <a:lnTo>
+                                          <a:pt x="155" y="632"/>
+                                        </a:lnTo>
+                                        <a:lnTo>
+                                          <a:pt x="158" y="643"/>
+                                        </a:lnTo>
+                                        <a:lnTo>
+                                          <a:pt x="142" y="608"/>
+                                        </a:lnTo>
+                                        <a:lnTo>
+                                          <a:pt x="118" y="544"/>
+                                        </a:lnTo>
+                                        <a:lnTo>
+                                          <a:pt x="95" y="478"/>
+                                        </a:lnTo>
+                                        <a:lnTo>
+                                          <a:pt x="69" y="391"/>
+                                        </a:lnTo>
+                                        <a:lnTo>
+                                          <a:pt x="47" y="302"/>
+                                        </a:lnTo>
+                                        <a:lnTo>
+                                          <a:pt x="29" y="212"/>
+                                        </a:lnTo>
+                                        <a:lnTo>
+                                          <a:pt x="13" y="107"/>
+                                        </a:lnTo>
+                                        <a:lnTo>
+                                          <a:pt x="0" y="0"/>
+                                        </a:lnTo>
+                                        <a:close/>
+                                      </a:path>
+                                    </a:pathLst>
+                                  </a:custGeom>
+                                  <a:solidFill>
+                                    <a:schemeClr val="tx2">
+                                      <a:alpha val="20000"/>
+                                    </a:schemeClr>
+                                  </a:solidFill>
+                                  <a:ln w="0">
+                                    <a:solidFill>
+                                      <a:schemeClr val="tx2">
+                                        <a:alpha val="20000"/>
+                                      </a:schemeClr>
+                                    </a:solidFill>
+                                    <a:prstDash val="solid"/>
+                                    <a:round/>
+                                    <a:headEnd/>
+                                    <a:tailEnd/>
+                                  </a:ln>
+                                </wps:spPr>
+                                <wps:bodyPr vert="horz" wrap="square" lIns="91440" tIns="45720" rIns="91440" bIns="45720" numCol="1" anchor="t" anchorCtr="0" compatLnSpc="1">
+                                  <a:prstTxWarp prst="textNoShape">
+                                    <a:avLst/>
+                                  </a:prstTxWarp>
+                                </wps:bodyPr>
+                              </wps:wsp>
+                              <wps:wsp>
+                                <wps:cNvPr id="13" name="Szabadkézi sokszög 13"/>
+                                <wps:cNvSpPr>
+                                  <a:spLocks/>
+                                </wps:cNvSpPr>
+                                <wps:spPr bwMode="auto">
+                                  <a:xfrm>
+                                    <a:off x="375920" y="6215239"/>
+                                    <a:ext cx="52388" cy="112713"/>
+                                  </a:xfrm>
+                                  <a:custGeom>
+                                    <a:avLst/>
+                                    <a:gdLst>
+                                      <a:gd name="T0" fmla="*/ 0 w 33"/>
+                                      <a:gd name="T1" fmla="*/ 0 h 71"/>
+                                      <a:gd name="T2" fmla="*/ 33 w 33"/>
+                                      <a:gd name="T3" fmla="*/ 71 h 71"/>
+                                      <a:gd name="T4" fmla="*/ 24 w 33"/>
+                                      <a:gd name="T5" fmla="*/ 71 h 71"/>
+                                      <a:gd name="T6" fmla="*/ 11 w 33"/>
+                                      <a:gd name="T7" fmla="*/ 36 h 71"/>
+                                      <a:gd name="T8" fmla="*/ 0 w 33"/>
+                                      <a:gd name="T9" fmla="*/ 0 h 71"/>
+                                    </a:gdLst>
+                                    <a:ahLst/>
+                                    <a:cxnLst>
+                                      <a:cxn ang="0">
+                                        <a:pos x="T0" y="T1"/>
+                                      </a:cxn>
+                                      <a:cxn ang="0">
+                                        <a:pos x="T2" y="T3"/>
+                                      </a:cxn>
+                                      <a:cxn ang="0">
+                                        <a:pos x="T4" y="T5"/>
+                                      </a:cxn>
+                                      <a:cxn ang="0">
+                                        <a:pos x="T6" y="T7"/>
+                                      </a:cxn>
+                                      <a:cxn ang="0">
+                                        <a:pos x="T8" y="T9"/>
+                                      </a:cxn>
+                                    </a:cxnLst>
+                                    <a:rect l="0" t="0" r="r" b="b"/>
+                                    <a:pathLst>
+                                      <a:path w="33" h="71">
+                                        <a:moveTo>
+                                          <a:pt x="0" y="0"/>
+                                        </a:moveTo>
+                                        <a:lnTo>
+                                          <a:pt x="33" y="71"/>
+                                        </a:lnTo>
+                                        <a:lnTo>
+                                          <a:pt x="24" y="71"/>
+                                        </a:lnTo>
+                                        <a:lnTo>
+                                          <a:pt x="11" y="36"/>
+                                        </a:lnTo>
+                                        <a:lnTo>
+                                          <a:pt x="0" y="0"/>
+                                        </a:lnTo>
+                                        <a:close/>
+                                      </a:path>
+                                    </a:pathLst>
+                                  </a:custGeom>
+                                  <a:solidFill>
+                                    <a:schemeClr val="tx2">
+                                      <a:alpha val="20000"/>
+                                    </a:schemeClr>
+                                  </a:solidFill>
+                                  <a:ln w="0">
+                                    <a:solidFill>
+                                      <a:schemeClr val="tx2">
+                                        <a:alpha val="20000"/>
+                                      </a:schemeClr>
+                                    </a:solidFill>
+                                    <a:prstDash val="solid"/>
+                                    <a:round/>
+                                    <a:headEnd/>
+                                    <a:tailEnd/>
+                                  </a:ln>
+                                </wps:spPr>
+                                <wps:bodyPr vert="horz" wrap="square" lIns="91440" tIns="45720" rIns="91440" bIns="45720" numCol="1" anchor="t" anchorCtr="0" compatLnSpc="1">
+                                  <a:prstTxWarp prst="textNoShape">
+                                    <a:avLst/>
+                                  </a:prstTxWarp>
+                                </wps:bodyPr>
+                              </wps:wsp>
+                              <wps:wsp>
+                                <wps:cNvPr id="14" name="Szabadkézi sokszög 14"/>
+                                <wps:cNvSpPr>
+                                  <a:spLocks/>
+                                </wps:cNvSpPr>
+                                <wps:spPr bwMode="auto">
+                                  <a:xfrm>
+                                    <a:off x="106045" y="5124627"/>
+                                    <a:ext cx="23813" cy="150813"/>
+                                  </a:xfrm>
+                                  <a:custGeom>
+                                    <a:avLst/>
+                                    <a:gdLst>
+                                      <a:gd name="T0" fmla="*/ 0 w 15"/>
+                                      <a:gd name="T1" fmla="*/ 0 h 95"/>
+                                      <a:gd name="T2" fmla="*/ 8 w 15"/>
+                                      <a:gd name="T3" fmla="*/ 37 h 95"/>
+                                      <a:gd name="T4" fmla="*/ 8 w 15"/>
+                                      <a:gd name="T5" fmla="*/ 41 h 95"/>
+                                      <a:gd name="T6" fmla="*/ 15 w 15"/>
+                                      <a:gd name="T7" fmla="*/ 95 h 95"/>
+                                      <a:gd name="T8" fmla="*/ 4 w 15"/>
+                                      <a:gd name="T9" fmla="*/ 49 h 95"/>
+                                      <a:gd name="T10" fmla="*/ 0 w 15"/>
+                                      <a:gd name="T11" fmla="*/ 0 h 95"/>
+                                    </a:gdLst>
+                                    <a:ahLst/>
+                                    <a:cxnLst>
+                                      <a:cxn ang="0">
+                                        <a:pos x="T0" y="T1"/>
+                                      </a:cxn>
+                                      <a:cxn ang="0">
+                                        <a:pos x="T2" y="T3"/>
+                                      </a:cxn>
+                                      <a:cxn ang="0">
+                                        <a:pos x="T4" y="T5"/>
+                                      </a:cxn>
+                                      <a:cxn ang="0">
+                                        <a:pos x="T6" y="T7"/>
+                                      </a:cxn>
+                                      <a:cxn ang="0">
+                                        <a:pos x="T8" y="T9"/>
+                                      </a:cxn>
+                                      <a:cxn ang="0">
+                                        <a:pos x="T10" y="T11"/>
+                                      </a:cxn>
+                                    </a:cxnLst>
+                                    <a:rect l="0" t="0" r="r" b="b"/>
+                                    <a:pathLst>
+                                      <a:path w="15" h="95">
+                                        <a:moveTo>
+                                          <a:pt x="0" y="0"/>
+                                        </a:moveTo>
+                                        <a:lnTo>
+                                          <a:pt x="8" y="37"/>
+                                        </a:lnTo>
+                                        <a:lnTo>
+                                          <a:pt x="8" y="41"/>
+                                        </a:lnTo>
+                                        <a:lnTo>
+                                          <a:pt x="15" y="95"/>
+                                        </a:lnTo>
+                                        <a:lnTo>
+                                          <a:pt x="4" y="49"/>
+                                        </a:lnTo>
+                                        <a:lnTo>
+                                          <a:pt x="0" y="0"/>
+                                        </a:lnTo>
+                                        <a:close/>
+                                      </a:path>
+                                    </a:pathLst>
+                                  </a:custGeom>
+                                  <a:solidFill>
+                                    <a:schemeClr val="tx2">
+                                      <a:alpha val="20000"/>
+                                    </a:schemeClr>
+                                  </a:solidFill>
+                                  <a:ln w="0">
+                                    <a:solidFill>
+                                      <a:schemeClr val="tx2">
+                                        <a:alpha val="20000"/>
+                                      </a:schemeClr>
+                                    </a:solidFill>
+                                    <a:prstDash val="solid"/>
+                                    <a:round/>
+                                    <a:headEnd/>
+                                    <a:tailEnd/>
+                                  </a:ln>
+                                </wps:spPr>
+                                <wps:bodyPr vert="horz" wrap="square" lIns="91440" tIns="45720" rIns="91440" bIns="45720" numCol="1" anchor="t" anchorCtr="0" compatLnSpc="1">
+                                  <a:prstTxWarp prst="textNoShape">
+                                    <a:avLst/>
+                                  </a:prstTxWarp>
+                                </wps:bodyPr>
+                              </wps:wsp>
+                              <wps:wsp>
+                                <wps:cNvPr id="15" name="Szabadkézi sokszög 15"/>
+                                <wps:cNvSpPr>
+                                  <a:spLocks/>
+                                </wps:cNvSpPr>
+                                <wps:spPr bwMode="auto">
+                                  <a:xfrm>
+                                    <a:off x="317182" y="4649964"/>
+                                    <a:ext cx="638175" cy="1241425"/>
+                                  </a:xfrm>
+                                  <a:custGeom>
+                                    <a:avLst/>
+                                    <a:gdLst>
+                                      <a:gd name="T0" fmla="*/ 402 w 402"/>
+                                      <a:gd name="T1" fmla="*/ 0 h 782"/>
+                                      <a:gd name="T2" fmla="*/ 402 w 402"/>
+                                      <a:gd name="T3" fmla="*/ 1 h 782"/>
+                                      <a:gd name="T4" fmla="*/ 363 w 402"/>
+                                      <a:gd name="T5" fmla="*/ 39 h 782"/>
+                                      <a:gd name="T6" fmla="*/ 325 w 402"/>
+                                      <a:gd name="T7" fmla="*/ 79 h 782"/>
+                                      <a:gd name="T8" fmla="*/ 290 w 402"/>
+                                      <a:gd name="T9" fmla="*/ 121 h 782"/>
+                                      <a:gd name="T10" fmla="*/ 255 w 402"/>
+                                      <a:gd name="T11" fmla="*/ 164 h 782"/>
+                                      <a:gd name="T12" fmla="*/ 211 w 402"/>
+                                      <a:gd name="T13" fmla="*/ 222 h 782"/>
+                                      <a:gd name="T14" fmla="*/ 171 w 402"/>
+                                      <a:gd name="T15" fmla="*/ 284 h 782"/>
+                                      <a:gd name="T16" fmla="*/ 133 w 402"/>
+                                      <a:gd name="T17" fmla="*/ 346 h 782"/>
+                                      <a:gd name="T18" fmla="*/ 100 w 402"/>
+                                      <a:gd name="T19" fmla="*/ 411 h 782"/>
+                                      <a:gd name="T20" fmla="*/ 71 w 402"/>
+                                      <a:gd name="T21" fmla="*/ 478 h 782"/>
+                                      <a:gd name="T22" fmla="*/ 45 w 402"/>
+                                      <a:gd name="T23" fmla="*/ 546 h 782"/>
+                                      <a:gd name="T24" fmla="*/ 27 w 402"/>
+                                      <a:gd name="T25" fmla="*/ 617 h 782"/>
+                                      <a:gd name="T26" fmla="*/ 13 w 402"/>
+                                      <a:gd name="T27" fmla="*/ 689 h 782"/>
+                                      <a:gd name="T28" fmla="*/ 7 w 402"/>
+                                      <a:gd name="T29" fmla="*/ 761 h 782"/>
+                                      <a:gd name="T30" fmla="*/ 7 w 402"/>
+                                      <a:gd name="T31" fmla="*/ 782 h 782"/>
+                                      <a:gd name="T32" fmla="*/ 0 w 402"/>
+                                      <a:gd name="T33" fmla="*/ 765 h 782"/>
+                                      <a:gd name="T34" fmla="*/ 1 w 402"/>
+                                      <a:gd name="T35" fmla="*/ 761 h 782"/>
+                                      <a:gd name="T36" fmla="*/ 7 w 402"/>
+                                      <a:gd name="T37" fmla="*/ 688 h 782"/>
+                                      <a:gd name="T38" fmla="*/ 21 w 402"/>
+                                      <a:gd name="T39" fmla="*/ 616 h 782"/>
+                                      <a:gd name="T40" fmla="*/ 40 w 402"/>
+                                      <a:gd name="T41" fmla="*/ 545 h 782"/>
+                                      <a:gd name="T42" fmla="*/ 66 w 402"/>
+                                      <a:gd name="T43" fmla="*/ 475 h 782"/>
+                                      <a:gd name="T44" fmla="*/ 95 w 402"/>
+                                      <a:gd name="T45" fmla="*/ 409 h 782"/>
+                                      <a:gd name="T46" fmla="*/ 130 w 402"/>
+                                      <a:gd name="T47" fmla="*/ 343 h 782"/>
+                                      <a:gd name="T48" fmla="*/ 167 w 402"/>
+                                      <a:gd name="T49" fmla="*/ 281 h 782"/>
+                                      <a:gd name="T50" fmla="*/ 209 w 402"/>
+                                      <a:gd name="T51" fmla="*/ 220 h 782"/>
+                                      <a:gd name="T52" fmla="*/ 253 w 402"/>
+                                      <a:gd name="T53" fmla="*/ 163 h 782"/>
+                                      <a:gd name="T54" fmla="*/ 287 w 402"/>
+                                      <a:gd name="T55" fmla="*/ 120 h 782"/>
+                                      <a:gd name="T56" fmla="*/ 324 w 402"/>
+                                      <a:gd name="T57" fmla="*/ 78 h 782"/>
+                                      <a:gd name="T58" fmla="*/ 362 w 402"/>
+                                      <a:gd name="T59" fmla="*/ 38 h 782"/>
+                                      <a:gd name="T60" fmla="*/ 402 w 402"/>
+                                      <a:gd name="T61" fmla="*/ 0 h 782"/>
+                                    </a:gdLst>
+                                    <a:ahLst/>
+                                    <a:cxnLst>
+                                      <a:cxn ang="0">
+                                        <a:pos x="T0" y="T1"/>
+                                      </a:cxn>
+                                      <a:cxn ang="0">
+                                        <a:pos x="T2" y="T3"/>
+                                      </a:cxn>
+                                      <a:cxn ang="0">
+                                        <a:pos x="T4" y="T5"/>
+                                      </a:cxn>
+                                      <a:cxn ang="0">
+                                        <a:pos x="T6" y="T7"/>
+                                      </a:cxn>
+                                      <a:cxn ang="0">
+                                        <a:pos x="T8" y="T9"/>
+                                      </a:cxn>
+                                      <a:cxn ang="0">
+                                        <a:pos x="T10" y="T11"/>
+                                      </a:cxn>
+                                      <a:cxn ang="0">
+                                        <a:pos x="T12" y="T13"/>
+                                      </a:cxn>
+                                      <a:cxn ang="0">
+                                        <a:pos x="T14" y="T15"/>
+                                      </a:cxn>
+                                      <a:cxn ang="0">
+                                        <a:pos x="T16" y="T17"/>
+                                      </a:cxn>
+                                      <a:cxn ang="0">
+                                        <a:pos x="T18" y="T19"/>
+                                      </a:cxn>
+                                      <a:cxn ang="0">
+                                        <a:pos x="T20" y="T21"/>
+                                      </a:cxn>
+                                      <a:cxn ang="0">
+                                        <a:pos x="T22" y="T23"/>
+                                      </a:cxn>
+                                      <a:cxn ang="0">
+                                        <a:pos x="T24" y="T25"/>
+                                      </a:cxn>
+                                      <a:cxn ang="0">
+                                        <a:pos x="T26" y="T27"/>
+                                      </a:cxn>
+                                      <a:cxn ang="0">
+                                        <a:pos x="T28" y="T29"/>
+                                      </a:cxn>
+                                      <a:cxn ang="0">
+                                        <a:pos x="T30" y="T31"/>
+                                      </a:cxn>
+                                      <a:cxn ang="0">
+                                        <a:pos x="T32" y="T33"/>
+                                      </a:cxn>
+                                      <a:cxn ang="0">
+                                        <a:pos x="T34" y="T35"/>
+                                      </a:cxn>
+                                      <a:cxn ang="0">
+                                        <a:pos x="T36" y="T37"/>
+                                      </a:cxn>
+                                      <a:cxn ang="0">
+                                        <a:pos x="T38" y="T39"/>
+                                      </a:cxn>
+                                      <a:cxn ang="0">
+                                        <a:pos x="T40" y="T41"/>
+                                      </a:cxn>
+                                      <a:cxn ang="0">
+                                        <a:pos x="T42" y="T43"/>
+                                      </a:cxn>
+                                      <a:cxn ang="0">
+                                        <a:pos x="T44" y="T45"/>
+                                      </a:cxn>
+                                      <a:cxn ang="0">
+                                        <a:pos x="T46" y="T47"/>
+                                      </a:cxn>
+                                      <a:cxn ang="0">
+                                        <a:pos x="T48" y="T49"/>
+                                      </a:cxn>
+                                      <a:cxn ang="0">
+                                        <a:pos x="T50" y="T51"/>
+                                      </a:cxn>
+                                      <a:cxn ang="0">
+                                        <a:pos x="T52" y="T53"/>
+                                      </a:cxn>
+                                      <a:cxn ang="0">
+                                        <a:pos x="T54" y="T55"/>
+                                      </a:cxn>
+                                      <a:cxn ang="0">
+                                        <a:pos x="T56" y="T57"/>
+                                      </a:cxn>
+                                      <a:cxn ang="0">
+                                        <a:pos x="T58" y="T59"/>
+                                      </a:cxn>
+                                      <a:cxn ang="0">
+                                        <a:pos x="T60" y="T61"/>
+                                      </a:cxn>
+                                    </a:cxnLst>
+                                    <a:rect l="0" t="0" r="r" b="b"/>
+                                    <a:pathLst>
+                                      <a:path w="402" h="782">
+                                        <a:moveTo>
+                                          <a:pt x="402" y="0"/>
+                                        </a:moveTo>
+                                        <a:lnTo>
+                                          <a:pt x="402" y="1"/>
+                                        </a:lnTo>
+                                        <a:lnTo>
+                                          <a:pt x="363" y="39"/>
+                                        </a:lnTo>
+                                        <a:lnTo>
+                                          <a:pt x="325" y="79"/>
+                                        </a:lnTo>
+                                        <a:lnTo>
+                                          <a:pt x="290" y="121"/>
+                                        </a:lnTo>
+                                        <a:lnTo>
+                                          <a:pt x="255" y="164"/>
+                                        </a:lnTo>
+                                        <a:lnTo>
+                                          <a:pt x="211" y="222"/>
+                                        </a:lnTo>
+                                        <a:lnTo>
+                                          <a:pt x="171" y="284"/>
+                                        </a:lnTo>
+                                        <a:lnTo>
+                                          <a:pt x="133" y="346"/>
+                                        </a:lnTo>
+                                        <a:lnTo>
+                                          <a:pt x="100" y="411"/>
+                                        </a:lnTo>
+                                        <a:lnTo>
+                                          <a:pt x="71" y="478"/>
+                                        </a:lnTo>
+                                        <a:lnTo>
+                                          <a:pt x="45" y="546"/>
+                                        </a:lnTo>
+                                        <a:lnTo>
+                                          <a:pt x="27" y="617"/>
+                                        </a:lnTo>
+                                        <a:lnTo>
+                                          <a:pt x="13" y="689"/>
+                                        </a:lnTo>
+                                        <a:lnTo>
+                                          <a:pt x="7" y="761"/>
+                                        </a:lnTo>
+                                        <a:lnTo>
+                                          <a:pt x="7" y="782"/>
+                                        </a:lnTo>
+                                        <a:lnTo>
+                                          <a:pt x="0" y="765"/>
+                                        </a:lnTo>
+                                        <a:lnTo>
+                                          <a:pt x="1" y="761"/>
+                                        </a:lnTo>
+                                        <a:lnTo>
+                                          <a:pt x="7" y="688"/>
+                                        </a:lnTo>
+                                        <a:lnTo>
+                                          <a:pt x="21" y="616"/>
+                                        </a:lnTo>
+                                        <a:lnTo>
+                                          <a:pt x="40" y="545"/>
+                                        </a:lnTo>
+                                        <a:lnTo>
+                                          <a:pt x="66" y="475"/>
+                                        </a:lnTo>
+                                        <a:lnTo>
+                                          <a:pt x="95" y="409"/>
+                                        </a:lnTo>
+                                        <a:lnTo>
+                                          <a:pt x="130" y="343"/>
+                                        </a:lnTo>
+                                        <a:lnTo>
+                                          <a:pt x="167" y="281"/>
+                                        </a:lnTo>
+                                        <a:lnTo>
+                                          <a:pt x="209" y="220"/>
+                                        </a:lnTo>
+                                        <a:lnTo>
+                                          <a:pt x="253" y="163"/>
+                                        </a:lnTo>
+                                        <a:lnTo>
+                                          <a:pt x="287" y="120"/>
+                                        </a:lnTo>
+                                        <a:lnTo>
+                                          <a:pt x="324" y="78"/>
+                                        </a:lnTo>
+                                        <a:lnTo>
+                                          <a:pt x="362" y="38"/>
+                                        </a:lnTo>
+                                        <a:lnTo>
+                                          <a:pt x="402" y="0"/>
+                                        </a:lnTo>
+                                        <a:close/>
+                                      </a:path>
+                                    </a:pathLst>
+                                  </a:custGeom>
+                                  <a:solidFill>
+                                    <a:schemeClr val="tx2">
+                                      <a:alpha val="20000"/>
+                                    </a:schemeClr>
+                                  </a:solidFill>
+                                  <a:ln w="0">
+                                    <a:solidFill>
+                                      <a:schemeClr val="tx2">
+                                        <a:alpha val="20000"/>
+                                      </a:schemeClr>
+                                    </a:solidFill>
+                                    <a:prstDash val="solid"/>
+                                    <a:round/>
+                                    <a:headEnd/>
+                                    <a:tailEnd/>
+                                  </a:ln>
+                                </wps:spPr>
+                                <wps:bodyPr vert="horz" wrap="square" lIns="91440" tIns="45720" rIns="91440" bIns="45720" numCol="1" anchor="t" anchorCtr="0" compatLnSpc="1">
+                                  <a:prstTxWarp prst="textNoShape">
+                                    <a:avLst/>
+                                  </a:prstTxWarp>
+                                </wps:bodyPr>
+                              </wps:wsp>
+                              <wps:wsp>
+                                <wps:cNvPr id="16" name="Szabadkézi sokszög 16"/>
+                                <wps:cNvSpPr>
+                                  <a:spLocks/>
+                                </wps:cNvSpPr>
+                                <wps:spPr bwMode="auto">
+                                  <a:xfrm>
+                                    <a:off x="317182" y="5904089"/>
+                                    <a:ext cx="58738" cy="311150"/>
+                                  </a:xfrm>
+                                  <a:custGeom>
+                                    <a:avLst/>
+                                    <a:gdLst>
+                                      <a:gd name="T0" fmla="*/ 0 w 37"/>
+                                      <a:gd name="T1" fmla="*/ 0 h 196"/>
+                                      <a:gd name="T2" fmla="*/ 6 w 37"/>
+                                      <a:gd name="T3" fmla="*/ 15 h 196"/>
+                                      <a:gd name="T4" fmla="*/ 7 w 37"/>
+                                      <a:gd name="T5" fmla="*/ 18 h 196"/>
+                                      <a:gd name="T6" fmla="*/ 12 w 37"/>
+                                      <a:gd name="T7" fmla="*/ 80 h 196"/>
+                                      <a:gd name="T8" fmla="*/ 21 w 37"/>
+                                      <a:gd name="T9" fmla="*/ 134 h 196"/>
+                                      <a:gd name="T10" fmla="*/ 33 w 37"/>
+                                      <a:gd name="T11" fmla="*/ 188 h 196"/>
+                                      <a:gd name="T12" fmla="*/ 37 w 37"/>
+                                      <a:gd name="T13" fmla="*/ 196 h 196"/>
+                                      <a:gd name="T14" fmla="*/ 22 w 37"/>
+                                      <a:gd name="T15" fmla="*/ 162 h 196"/>
+                                      <a:gd name="T16" fmla="*/ 15 w 37"/>
+                                      <a:gd name="T17" fmla="*/ 146 h 196"/>
+                                      <a:gd name="T18" fmla="*/ 5 w 37"/>
+                                      <a:gd name="T19" fmla="*/ 81 h 196"/>
+                                      <a:gd name="T20" fmla="*/ 1 w 37"/>
+                                      <a:gd name="T21" fmla="*/ 40 h 196"/>
+                                      <a:gd name="T22" fmla="*/ 0 w 37"/>
+                                      <a:gd name="T23" fmla="*/ 0 h 196"/>
+                                    </a:gdLst>
+                                    <a:ahLst/>
+                                    <a:cxnLst>
+                                      <a:cxn ang="0">
+                                        <a:pos x="T0" y="T1"/>
+                                      </a:cxn>
+                                      <a:cxn ang="0">
+                                        <a:pos x="T2" y="T3"/>
+                                      </a:cxn>
+                                      <a:cxn ang="0">
+                                        <a:pos x="T4" y="T5"/>
+                                      </a:cxn>
+                                      <a:cxn ang="0">
+                                        <a:pos x="T6" y="T7"/>
+                                      </a:cxn>
+                                      <a:cxn ang="0">
+                                        <a:pos x="T8" y="T9"/>
+                                      </a:cxn>
+                                      <a:cxn ang="0">
+                                        <a:pos x="T10" y="T11"/>
+                                      </a:cxn>
+                                      <a:cxn ang="0">
+                                        <a:pos x="T12" y="T13"/>
+                                      </a:cxn>
+                                      <a:cxn ang="0">
+                                        <a:pos x="T14" y="T15"/>
+                                      </a:cxn>
+                                      <a:cxn ang="0">
+                                        <a:pos x="T16" y="T17"/>
+                                      </a:cxn>
+                                      <a:cxn ang="0">
+                                        <a:pos x="T18" y="T19"/>
+                                      </a:cxn>
+                                      <a:cxn ang="0">
+                                        <a:pos x="T20" y="T21"/>
+                                      </a:cxn>
+                                      <a:cxn ang="0">
+                                        <a:pos x="T22" y="T23"/>
+                                      </a:cxn>
+                                    </a:cxnLst>
+                                    <a:rect l="0" t="0" r="r" b="b"/>
+                                    <a:pathLst>
+                                      <a:path w="37" h="196">
+                                        <a:moveTo>
+                                          <a:pt x="0" y="0"/>
+                                        </a:moveTo>
+                                        <a:lnTo>
+                                          <a:pt x="6" y="15"/>
+                                        </a:lnTo>
+                                        <a:lnTo>
+                                          <a:pt x="7" y="18"/>
+                                        </a:lnTo>
+                                        <a:lnTo>
+                                          <a:pt x="12" y="80"/>
+                                        </a:lnTo>
+                                        <a:lnTo>
+                                          <a:pt x="21" y="134"/>
+                                        </a:lnTo>
+                                        <a:lnTo>
+                                          <a:pt x="33" y="188"/>
+                                        </a:lnTo>
+                                        <a:lnTo>
+                                          <a:pt x="37" y="196"/>
+                                        </a:lnTo>
+                                        <a:lnTo>
+                                          <a:pt x="22" y="162"/>
+                                        </a:lnTo>
+                                        <a:lnTo>
+                                          <a:pt x="15" y="146"/>
+                                        </a:lnTo>
+                                        <a:lnTo>
+                                          <a:pt x="5" y="81"/>
+                                        </a:lnTo>
+                                        <a:lnTo>
+                                          <a:pt x="1" y="40"/>
+                                        </a:lnTo>
+                                        <a:lnTo>
+                                          <a:pt x="0" y="0"/>
+                                        </a:lnTo>
+                                        <a:close/>
+                                      </a:path>
+                                    </a:pathLst>
+                                  </a:custGeom>
+                                  <a:solidFill>
+                                    <a:schemeClr val="tx2">
+                                      <a:alpha val="20000"/>
+                                    </a:schemeClr>
+                                  </a:solidFill>
+                                  <a:ln w="0">
+                                    <a:solidFill>
+                                      <a:schemeClr val="tx2">
+                                        <a:alpha val="20000"/>
+                                      </a:schemeClr>
+                                    </a:solidFill>
+                                    <a:prstDash val="solid"/>
+                                    <a:round/>
+                                    <a:headEnd/>
+                                    <a:tailEnd/>
+                                  </a:ln>
+                                </wps:spPr>
+                                <wps:bodyPr vert="horz" wrap="square" lIns="91440" tIns="45720" rIns="91440" bIns="45720" numCol="1" anchor="t" anchorCtr="0" compatLnSpc="1">
+                                  <a:prstTxWarp prst="textNoShape">
+                                    <a:avLst/>
+                                  </a:prstTxWarp>
+                                </wps:bodyPr>
+                              </wps:wsp>
+                              <wps:wsp>
+                                <wps:cNvPr id="17" name="Szabadkézi sokszög 17"/>
+                                <wps:cNvSpPr>
+                                  <a:spLocks/>
+                                </wps:cNvSpPr>
+                                <wps:spPr bwMode="auto">
+                                  <a:xfrm>
+                                    <a:off x="363220" y="6223177"/>
+                                    <a:ext cx="49213" cy="104775"/>
+                                  </a:xfrm>
+                                  <a:custGeom>
+                                    <a:avLst/>
+                                    <a:gdLst>
+                                      <a:gd name="T0" fmla="*/ 0 w 31"/>
+                                      <a:gd name="T1" fmla="*/ 0 h 66"/>
+                                      <a:gd name="T2" fmla="*/ 31 w 31"/>
+                                      <a:gd name="T3" fmla="*/ 66 h 66"/>
+                                      <a:gd name="T4" fmla="*/ 24 w 31"/>
+                                      <a:gd name="T5" fmla="*/ 66 h 66"/>
+                                      <a:gd name="T6" fmla="*/ 0 w 31"/>
+                                      <a:gd name="T7" fmla="*/ 0 h 66"/>
+                                    </a:gdLst>
+                                    <a:ahLst/>
+                                    <a:cxnLst>
+                                      <a:cxn ang="0">
+                                        <a:pos x="T0" y="T1"/>
+                                      </a:cxn>
+                                      <a:cxn ang="0">
+                                        <a:pos x="T2" y="T3"/>
+                                      </a:cxn>
+                                      <a:cxn ang="0">
+                                        <a:pos x="T4" y="T5"/>
+                                      </a:cxn>
+                                      <a:cxn ang="0">
+                                        <a:pos x="T6" y="T7"/>
+                                      </a:cxn>
+                                    </a:cxnLst>
+                                    <a:rect l="0" t="0" r="r" b="b"/>
+                                    <a:pathLst>
+                                      <a:path w="31" h="66">
+                                        <a:moveTo>
+                                          <a:pt x="0" y="0"/>
+                                        </a:moveTo>
+                                        <a:lnTo>
+                                          <a:pt x="31" y="66"/>
+                                        </a:lnTo>
+                                        <a:lnTo>
+                                          <a:pt x="24" y="66"/>
+                                        </a:lnTo>
+                                        <a:lnTo>
+                                          <a:pt x="0" y="0"/>
+                                        </a:lnTo>
+                                        <a:close/>
+                                      </a:path>
+                                    </a:pathLst>
+                                  </a:custGeom>
+                                  <a:solidFill>
+                                    <a:schemeClr val="tx2">
+                                      <a:alpha val="20000"/>
+                                    </a:schemeClr>
+                                  </a:solidFill>
+                                  <a:ln w="0">
+                                    <a:solidFill>
+                                      <a:schemeClr val="tx2">
+                                        <a:alpha val="20000"/>
+                                      </a:schemeClr>
+                                    </a:solidFill>
+                                    <a:prstDash val="solid"/>
+                                    <a:round/>
+                                    <a:headEnd/>
+                                    <a:tailEnd/>
+                                  </a:ln>
+                                </wps:spPr>
+                                <wps:bodyPr vert="horz" wrap="square" lIns="91440" tIns="45720" rIns="91440" bIns="45720" numCol="1" anchor="t" anchorCtr="0" compatLnSpc="1">
+                                  <a:prstTxWarp prst="textNoShape">
+                                    <a:avLst/>
+                                  </a:prstTxWarp>
+                                </wps:bodyPr>
+                              </wps:wsp>
+                              <wps:wsp>
+                                <wps:cNvPr id="18" name="Szabadkézi sokszög 18"/>
+                                <wps:cNvSpPr>
+                                  <a:spLocks/>
+                                </wps:cNvSpPr>
+                                <wps:spPr bwMode="auto">
+                                  <a:xfrm>
+                                    <a:off x="317182" y="5864402"/>
+                                    <a:ext cx="11113" cy="68263"/>
+                                  </a:xfrm>
+                                  <a:custGeom>
+                                    <a:avLst/>
+                                    <a:gdLst>
+                                      <a:gd name="T0" fmla="*/ 0 w 7"/>
+                                      <a:gd name="T1" fmla="*/ 0 h 43"/>
+                                      <a:gd name="T2" fmla="*/ 7 w 7"/>
+                                      <a:gd name="T3" fmla="*/ 17 h 43"/>
+                                      <a:gd name="T4" fmla="*/ 7 w 7"/>
+                                      <a:gd name="T5" fmla="*/ 43 h 43"/>
+                                      <a:gd name="T6" fmla="*/ 6 w 7"/>
+                                      <a:gd name="T7" fmla="*/ 40 h 43"/>
+                                      <a:gd name="T8" fmla="*/ 0 w 7"/>
+                                      <a:gd name="T9" fmla="*/ 25 h 43"/>
+                                      <a:gd name="T10" fmla="*/ 0 w 7"/>
+                                      <a:gd name="T11" fmla="*/ 0 h 43"/>
+                                    </a:gdLst>
+                                    <a:ahLst/>
+                                    <a:cxnLst>
+                                      <a:cxn ang="0">
+                                        <a:pos x="T0" y="T1"/>
+                                      </a:cxn>
+                                      <a:cxn ang="0">
+                                        <a:pos x="T2" y="T3"/>
+                                      </a:cxn>
+                                      <a:cxn ang="0">
+                                        <a:pos x="T4" y="T5"/>
+                                      </a:cxn>
+                                      <a:cxn ang="0">
+                                        <a:pos x="T6" y="T7"/>
+                                      </a:cxn>
+                                      <a:cxn ang="0">
+                                        <a:pos x="T8" y="T9"/>
+                                      </a:cxn>
+                                      <a:cxn ang="0">
+                                        <a:pos x="T10" y="T11"/>
+                                      </a:cxn>
+                                    </a:cxnLst>
+                                    <a:rect l="0" t="0" r="r" b="b"/>
+                                    <a:pathLst>
+                                      <a:path w="7" h="43">
+                                        <a:moveTo>
+                                          <a:pt x="0" y="0"/>
+                                        </a:moveTo>
+                                        <a:lnTo>
+                                          <a:pt x="7" y="17"/>
+                                        </a:lnTo>
+                                        <a:lnTo>
+                                          <a:pt x="7" y="43"/>
+                                        </a:lnTo>
+                                        <a:lnTo>
+                                          <a:pt x="6" y="40"/>
+                                        </a:lnTo>
+                                        <a:lnTo>
+                                          <a:pt x="0" y="25"/>
+                                        </a:lnTo>
+                                        <a:lnTo>
+                                          <a:pt x="0" y="0"/>
+                                        </a:lnTo>
+                                        <a:close/>
+                                      </a:path>
+                                    </a:pathLst>
+                                  </a:custGeom>
+                                  <a:solidFill>
+                                    <a:schemeClr val="tx2">
+                                      <a:alpha val="20000"/>
+                                    </a:schemeClr>
+                                  </a:solidFill>
+                                  <a:ln w="0">
+                                    <a:solidFill>
+                                      <a:schemeClr val="tx2">
+                                        <a:alpha val="20000"/>
+                                      </a:schemeClr>
+                                    </a:solidFill>
+                                    <a:prstDash val="solid"/>
+                                    <a:round/>
+                                    <a:headEnd/>
+                                    <a:tailEnd/>
+                                  </a:ln>
+                                </wps:spPr>
+                                <wps:bodyPr vert="horz" wrap="square" lIns="91440" tIns="45720" rIns="91440" bIns="45720" numCol="1" anchor="t" anchorCtr="0" compatLnSpc="1">
+                                  <a:prstTxWarp prst="textNoShape">
+                                    <a:avLst/>
+                                  </a:prstTxWarp>
+                                </wps:bodyPr>
+                              </wps:wsp>
+                              <wps:wsp>
+                                <wps:cNvPr id="19" name="Szabadkézi sokszög 19"/>
+                                <wps:cNvSpPr>
+                                  <a:spLocks/>
+                                </wps:cNvSpPr>
+                                <wps:spPr bwMode="auto">
+                                  <a:xfrm>
+                                    <a:off x="340995" y="6135864"/>
+                                    <a:ext cx="73025" cy="192088"/>
+                                  </a:xfrm>
+                                  <a:custGeom>
+                                    <a:avLst/>
+                                    <a:gdLst>
+                                      <a:gd name="T0" fmla="*/ 0 w 46"/>
+                                      <a:gd name="T1" fmla="*/ 0 h 121"/>
+                                      <a:gd name="T2" fmla="*/ 7 w 46"/>
+                                      <a:gd name="T3" fmla="*/ 16 h 121"/>
+                                      <a:gd name="T4" fmla="*/ 22 w 46"/>
+                                      <a:gd name="T5" fmla="*/ 50 h 121"/>
+                                      <a:gd name="T6" fmla="*/ 33 w 46"/>
+                                      <a:gd name="T7" fmla="*/ 86 h 121"/>
+                                      <a:gd name="T8" fmla="*/ 46 w 46"/>
+                                      <a:gd name="T9" fmla="*/ 121 h 121"/>
+                                      <a:gd name="T10" fmla="*/ 45 w 46"/>
+                                      <a:gd name="T11" fmla="*/ 121 h 121"/>
+                                      <a:gd name="T12" fmla="*/ 14 w 46"/>
+                                      <a:gd name="T13" fmla="*/ 55 h 121"/>
+                                      <a:gd name="T14" fmla="*/ 11 w 46"/>
+                                      <a:gd name="T15" fmla="*/ 44 h 121"/>
+                                      <a:gd name="T16" fmla="*/ 0 w 46"/>
+                                      <a:gd name="T17" fmla="*/ 0 h 121"/>
+                                    </a:gdLst>
+                                    <a:ahLst/>
+                                    <a:cxnLst>
+                                      <a:cxn ang="0">
+                                        <a:pos x="T0" y="T1"/>
+                                      </a:cxn>
+                                      <a:cxn ang="0">
+                                        <a:pos x="T2" y="T3"/>
+                                      </a:cxn>
+                                      <a:cxn ang="0">
+                                        <a:pos x="T4" y="T5"/>
+                                      </a:cxn>
+                                      <a:cxn ang="0">
+                                        <a:pos x="T6" y="T7"/>
+                                      </a:cxn>
+                                      <a:cxn ang="0">
+                                        <a:pos x="T8" y="T9"/>
+                                      </a:cxn>
+                                      <a:cxn ang="0">
+                                        <a:pos x="T10" y="T11"/>
+                                      </a:cxn>
+                                      <a:cxn ang="0">
+                                        <a:pos x="T12" y="T13"/>
+                                      </a:cxn>
+                                      <a:cxn ang="0">
+                                        <a:pos x="T14" y="T15"/>
+                                      </a:cxn>
+                                      <a:cxn ang="0">
+                                        <a:pos x="T16" y="T17"/>
+                                      </a:cxn>
+                                    </a:cxnLst>
+                                    <a:rect l="0" t="0" r="r" b="b"/>
+                                    <a:pathLst>
+                                      <a:path w="46" h="121">
+                                        <a:moveTo>
+                                          <a:pt x="0" y="0"/>
+                                        </a:moveTo>
+                                        <a:lnTo>
+                                          <a:pt x="7" y="16"/>
+                                        </a:lnTo>
+                                        <a:lnTo>
+                                          <a:pt x="22" y="50"/>
+                                        </a:lnTo>
+                                        <a:lnTo>
+                                          <a:pt x="33" y="86"/>
+                                        </a:lnTo>
+                                        <a:lnTo>
+                                          <a:pt x="46" y="121"/>
+                                        </a:lnTo>
+                                        <a:lnTo>
+                                          <a:pt x="45" y="121"/>
+                                        </a:lnTo>
+                                        <a:lnTo>
+                                          <a:pt x="14" y="55"/>
+                                        </a:lnTo>
+                                        <a:lnTo>
+                                          <a:pt x="11" y="44"/>
+                                        </a:lnTo>
+                                        <a:lnTo>
+                                          <a:pt x="0" y="0"/>
+                                        </a:lnTo>
+                                        <a:close/>
+                                      </a:path>
+                                    </a:pathLst>
+                                  </a:custGeom>
+                                  <a:solidFill>
+                                    <a:schemeClr val="tx2">
+                                      <a:alpha val="20000"/>
+                                    </a:schemeClr>
+                                  </a:solidFill>
+                                  <a:ln w="0">
+                                    <a:solidFill>
+                                      <a:schemeClr val="tx2">
+                                        <a:alpha val="20000"/>
+                                      </a:schemeClr>
+                                    </a:solidFill>
+                                    <a:prstDash val="solid"/>
+                                    <a:round/>
+                                    <a:headEnd/>
+                                    <a:tailEnd/>
+                                  </a:ln>
+                                </wps:spPr>
+                                <wps:bodyPr vert="horz" wrap="square" lIns="91440" tIns="45720" rIns="91440" bIns="45720" numCol="1" anchor="t" anchorCtr="0" compatLnSpc="1">
+                                  <a:prstTxWarp prst="textNoShape">
+                                    <a:avLst/>
+                                  </a:prstTxWarp>
+                                </wps:bodyPr>
+                              </wps:wsp>
+                            </wpg:grpSp>
+                          </wpg:grpSp>
+                        </wpg:wgp>
+                      </a:graphicData>
+                    </a:graphic>
+                    <wp14:sizeRelH relativeFrom="page">
+                      <wp14:pctWidth>0</wp14:pctWidth>
+                    </wp14:sizeRelH>
+                    <wp14:sizeRelV relativeFrom="page">
+                      <wp14:pctHeight>95000</wp14:pctHeight>
+                    </wp14:sizeRelV>
+                  </wp:anchor>
+                </w:drawing>
+              </mc:Choice>
+              <mc:Fallback>
+                <w:pict>
+                  <v:group w14:anchorId="15A7B9F2" id="Csoport 2" o:spid="_x0000_s1026" style="position:absolute;margin-left:23.65pt;margin-top:21.5pt;width:541.6pt;height:718.55pt;z-index:-251657216;mso-height-percent:950;mso-position-horizontal-relative:page;mso-position-vertical-relative:page;mso-height-percent:950" coordsize="21336,91257" o:gfxdata="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">
+                    <v:rect id="Téglalap 3" o:spid="_x0000_s1027" style="position:absolute;width:1945;height:91257;visibility:visible;mso-wrap-style:square;v-text-anchor:middle" o:gfxdata="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" fillcolor="#44546a [3215]" stroked="f" strokeweight="1pt"/>
+                    <v:group id="Csoport 5" o:spid="_x0000_s1028" style="position:absolute;left:762;top:42100;width:20574;height:49103" coordorigin="806,42118" coordsize="13062,31210" o:gfxdata="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">
+                      <v:group id="Csoport 6" o:spid="_x0000_s1029" style="position:absolute;left:1410;top:42118;width:10478;height:31210" coordorigin="1410,42118" coordsize="10477,31210" o:gfxdata="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">
+                        <o:lock v:ext="edit" aspectratio="t"/>
+                        <v:shape id="Szabadkézi sokszög 20" o:spid="_x0000_s1030" style="position:absolute;left:3696;top:62168;width:1937;height:6985;visibility:visible;mso-wrap-style:square;v-text-anchor:top" coordsize="122,440" o:gfxdata="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" path="m,l39,152,84,304r38,113l122,440,76,306,39,180,6,53,,xe" fillcolor="#44546a [3215]" strokecolor="#44546a [3215]" strokeweight="0">
+                          <v:path arrowok="t" o:connecttype="custom" o:connectlocs="0,0;61913,241300;133350,482600;193675,661988;193675,698500;120650,485775;61913,285750;9525,84138;0,0" o:connectangles="0,0,0,0,0,0,0,0,0"/>
+                        </v:shape>
+                        <v:shape id="Szabadkézi sokszög 21" o:spid="_x0000_s1031" style="position:absolute;left:5728;top:69058;width:1842;height:4270;visibility:visible;mso-wrap-style:square;v-text-anchor:top" coordsize="116,269" o:gfxdata="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" path="m,l8,19,37,93r30,74l116,269r-8,l60,169,30,98,1,25,,xe" fillcolor="#44546a [3215]" strokecolor="#44546a [3215]" strokeweight="0">
+                          <v:path arrowok="t" o:connecttype="custom" o:connectlocs="0,0;12700,30163;58738,147638;106363,265113;184150,427038;171450,427038;95250,268288;47625,155575;1588,39688;0,0" o:connectangles="0,0,0,0,0,0,0,0,0,0"/>
+                        </v:shape>
+                        <v:shape id="Szabadkézi sokszög 22" o:spid="_x0000_s1032" style="position:absolute;left:1410;top:42118;width:2223;height:20193;visibility:visible;mso-wrap-style:square;v-text-anchor:top" coordsize="140,1272" o:gfxdata="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" path="m,l,,1,79r2,80l12,317,23,476,39,634,58,792,83,948r24,138l135,1223r5,49l138,1262,105,1106,77,949,53,792,35,634,20,476,9,317,2,159,,79,,xe" fillcolor="#44546a [3215]" strokecolor="#44546a [3215]" strokeweight="0">
+                          <v:path arrowok="t" o:connecttype="custom" o:connectlocs="0,0;0,0;1588,125413;4763,252413;19050,503238;36513,755650;61913,1006475;92075,1257300;131763,1504950;169863,1724025;214313,1941513;222250,2019300;219075,2003425;166688,1755775;122238,1506538;84138,1257300;55563,1006475;31750,755650;14288,503238;3175,252413;0,125413;0,0" o:connectangles="0,0,0,0,0,0,0,0,0,0,0,0,0,0,0,0,0,0,0,0,0,0"/>
+                        </v:shape>
+                        <v:shape id="Szabadkézi sokszög 23" o:spid="_x0000_s1033" style="position:absolute;left:3410;top:48611;width:715;height:13557;visibility:visible;mso-wrap-style:square;v-text-anchor:top" coordsize="45,854" o:gfxdata="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" path="m45,r,l35,66r-9,67l14,267,6,401,3,534,6,669r8,134l18,854r,-3l9,814,8,803,1,669,,534,3,401,12,267,25,132,34,66,45,xe" fillcolor="#44546a [3215]" strokecolor="#44546a [3215]" strokeweight="0">
+                          <v:path arrowok="t" o:connecttype="custom" o:connectlocs="71438,0;71438,0;55563,104775;41275,211138;22225,423863;9525,636588;4763,847725;9525,1062038;22225,1274763;28575,1355725;28575,1350963;14288,1292225;12700,1274763;1588,1062038;0,847725;4763,636588;19050,423863;39688,209550;53975,104775;71438,0" o:connectangles="0,0,0,0,0,0,0,0,0,0,0,0,0,0,0,0,0,0,0,0"/>
+                        </v:shape>
+                        <v:shape id="Szabadkézi sokszög 24" o:spid="_x0000_s1034" style="position:absolute;left:3633;top:62311;width:2444;height:9985;visibility:visible;mso-wrap-style:square;v-text-anchor:top" coordsize="154,629" o:gfxdata="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" path="m,l10,44r11,82l34,207r19,86l75,380r25,86l120,521r21,55l152,618r2,11l140,595,115,532,93,468,67,383,47,295,28,207,12,104,,xe" fillcolor="#44546a [3215]" strokecolor="#44546a [3215]" strokeweight="0">
+                          <v:path arrowok="t" o:connecttype="custom" o:connectlocs="0,0;15875,69850;33338,200025;53975,328613;84138,465138;119063,603250;158750,739775;190500,827088;223838,914400;241300,981075;244475,998538;222250,944563;182563,844550;147638,742950;106363,608013;74613,468313;44450,328613;19050,165100;0,0" o:connectangles="0,0,0,0,0,0,0,0,0,0,0,0,0,0,0,0,0,0,0"/>
+                        </v:shape>
+                        <v:shape id="Szabadkézi sokszög 25" o:spid="_x0000_s1035" style="position:absolute;left:6204;top:72233;width:524;height:1095;visibility:visible;mso-wrap-style:square;v-text-anchor:top" coordsize="33,69" o:gfxdata="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" path="m,l33,69r-9,l12,35,,xe" fillcolor="#44546a [3215]" strokecolor="#44546a [3215]" strokeweight="0">
+                          <v:path arrowok="t" o:connecttype="custom" o:connectlocs="0,0;52388,109538;38100,109538;19050,55563;0,0" o:connectangles="0,0,0,0,0"/>
+                        </v:shape>
+                        <v:shape id="Szabadkézi sokszög 26" o:spid="_x0000_s1036" style="position:absolute;left:3553;top:61533;width:238;height:1476;visibility:visible;mso-wrap-style:square;v-text-anchor:top" coordsize="15,93" o:gfxdata="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" path="m,l9,37r,3l15,93,5,49,,xe" fillcolor="#44546a [3215]" strokecolor="#44546a [3215]" strokeweight="0">
+                          <v:path arrowok="t" o:connecttype="custom" o:connectlocs="0,0;14288,58738;14288,63500;23813,147638;7938,77788;0,0" o:connectangles="0,0,0,0,0,0"/>
+                        </v:shape>
+                        <v:shape id="Szabadkézi sokszög 27" o:spid="_x0000_s1037" style="position:absolute;left:5633;top:56897;width:6255;height:12161;visibility:visible;mso-wrap-style:square;v-text-anchor:top" coordsize="394,766" o:gfxdata="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" path="m394,r,l356,38,319,77r-35,40l249,160r-42,58l168,276r-37,63l98,402,69,467,45,535,26,604,14,673,7,746,6,766,,749r1,-5l7,673,21,603,40,533,65,466,94,400r33,-64l164,275r40,-60l248,158r34,-42l318,76,354,37,394,xe" fillcolor="#44546a [3215]" strokecolor="#44546a [3215]" strokeweight="0">
+                          <v:path arrowok="t" o:connecttype="custom" o:connectlocs="625475,0;625475,0;565150,60325;506413,122238;450850,185738;395288,254000;328613,346075;266700,438150;207963,538163;155575,638175;109538,741363;71438,849313;41275,958850;22225,1068388;11113,1184275;9525,1216025;0,1189038;1588,1181100;11113,1068388;33338,957263;63500,846138;103188,739775;149225,635000;201613,533400;260350,436563;323850,341313;393700,250825;447675,184150;504825,120650;561975,58738;625475,0" o:connectangles="0,0,0,0,0,0,0,0,0,0,0,0,0,0,0,0,0,0,0,0,0,0,0,0,0,0,0,0,0,0,0"/>
+                        </v:shape>
+                        <v:shape id="Szabadkézi sokszög 28" o:spid="_x0000_s1038" style="position:absolute;left:5633;top:69153;width:571;height:3080;visibility:visible;mso-wrap-style:square;v-text-anchor:top" coordsize="36,194" o:gfxdata="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" path="m,l6,16r1,3l11,80r9,52l33,185r3,9l21,161,15,145,5,81,1,41,,xe" fillcolor="#44546a [3215]" strokecolor="#44546a [3215]" strokeweight="0">
+                          <v:path arrowok="t" o:connecttype="custom" o:connectlocs="0,0;9525,25400;11113,30163;17463,127000;31750,209550;52388,293688;57150,307975;33338,255588;23813,230188;7938,128588;1588,65088;0,0" o:connectangles="0,0,0,0,0,0,0,0,0,0,0,0"/>
+                        </v:shape>
+                        <v:shape id="Szabadkézi sokszög 29" o:spid="_x0000_s1039" style="position:absolute;left:6077;top:72296;width:493;height:1032;visibility:visible;mso-wrap-style:square;v-text-anchor:top" coordsize="31,65" o:gfxdata="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" path="m,l31,65r-8,l,xe" fillcolor="#44546a [3215]" strokecolor="#44546a [3215]" strokeweight="0">
+                          <v:path arrowok="t" o:connecttype="custom" o:connectlocs="0,0;49213,103188;36513,103188;0,0" o:connectangles="0,0,0,0"/>
+                        </v:shape>
+                        <v:shape id="Szabadkézi sokszög 30" o:spid="_x0000_s1040" style="position:absolute;left:5633;top:68788;width:111;height:666;visibility:visible;mso-wrap-style:square;v-text-anchor:top" coordsize="7,42" o:gfxdata="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" path="m,l6,17,7,42,6,39,,23,,xe" fillcolor="#44546a [3215]" strokecolor="#44546a [3215]" strokeweight="0">
+                          <v:path arrowok="t" o:connecttype="custom" o:connectlocs="0,0;9525,26988;11113,66675;9525,61913;0,36513;0,0" o:connectangles="0,0,0,0,0,0"/>
+                        </v:shape>
+                        <v:shape id="Szabadkézi sokszög 31" o:spid="_x0000_s1041" style="position:absolute;left:5871;top:71455;width:714;height:1873;visibility:visible;mso-wrap-style:square;v-text-anchor:top" coordsize="45,118" o:gfxdata="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" path="m,l6,16,21,49,33,84r12,34l44,118,13,53,11,42,,xe" fillcolor="#44546a [3215]" strokecolor="#44546a [3215]" strokeweight="0">
+                          <v:path arrowok="t" o:connecttype="custom" o:connectlocs="0,0;9525,25400;33338,77788;52388,133350;71438,187325;69850,187325;20638,84138;17463,66675;0,0" o:connectangles="0,0,0,0,0,0,0,0,0"/>
+                        </v:shape>
+                      </v:group>
+                      <v:group id="Csoport 7" o:spid="_x0000_s1042" style="position:absolute;left:806;top:48269;width:13063;height:25059" coordorigin="806,46499" coordsize="8747,16779" o:gfxdata="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">
+                        <o:lock v:ext="edit" aspectratio="t"/>
+                        <v:shape id="Szabadkézi sokszög 8" o:spid="_x0000_s1043" style="position:absolute;left:1187;top:51897;width:1984;height:7143;visibility:visible;mso-wrap-style:square;v-text-anchor:top" coordsize="125,450" o:gfxdata="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" path="m,l41,155,86,309r39,116l125,450,79,311,41,183,7,54,,xe" fillcolor="#44546a [3215]" strokecolor="#44546a [3215]" strokeweight="0">
+                          <v:fill opacity="13107f"/>
+                          <v:stroke opacity="13107f"/>
+                          <v:path arrowok="t" o:connecttype="custom" o:connectlocs="0,0;65088,246063;136525,490538;198438,674688;198438,714375;125413,493713;65088,290513;11113,85725;0,0" o:connectangles="0,0,0,0,0,0,0,0,0"/>
+                        </v:shape>
+                        <v:shape id="Szabadkézi sokszög 9" o:spid="_x0000_s1044" style="position:absolute;left:3282;top:58913;width:1874;height:4366;visibility:visible;mso-wrap-style:square;v-text-anchor:top" coordsize="118,275" o:gfxdata="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" path="m,l8,20,37,96r32,74l118,275r-9,l61,174,30,100,,26,,xe" fillcolor="#44546a [3215]" strokecolor="#44546a [3215]" strokeweight="0">
+                          <v:fill opacity="13107f"/>
+                          <v:stroke opacity="13107f"/>
+                          <v:path arrowok="t" o:connecttype="custom" o:connectlocs="0,0;12700,31750;58738,152400;109538,269875;187325,436563;173038,436563;96838,276225;47625,158750;0,41275;0,0" o:connectangles="0,0,0,0,0,0,0,0,0,0"/>
+                        </v:shape>
+                        <v:shape id="Szabadkézi sokszög 10" o:spid="_x0000_s1045" style="position:absolute;left:806;top:50103;width:317;height:1921;visibility:visible;mso-wrap-style:square;v-text-anchor:top" coordsize="20,121" o:gfxdata="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" path="m,l16,72r4,49l18,112,,31,,xe" fillcolor="#44546a [3215]" strokecolor="#44546a [3215]" strokeweight="0">
+                          <v:fill opacity="13107f"/>
+                          <v:stroke opacity="13107f"/>
+                          <v:path arrowok="t" o:connecttype="custom" o:connectlocs="0,0;25400,114300;31750,192088;28575,177800;0,49213;0,0" o:connectangles="0,0,0,0,0,0"/>
+                        </v:shape>
+                        <v:shape id="Szabadkézi sokszög 12" o:spid="_x0000_s1046" style="position:absolute;left:1123;top:52024;width:2509;height:10207;visibility:visible;mso-wrap-style:square;v-text-anchor:top" coordsize="158,643" o:gfxdata="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" path="m,l11,46r11,83l36,211r19,90l76,389r27,87l123,533r21,55l155,632r3,11l142,608,118,544,95,478,69,391,47,302,29,212,13,107,,xe" fillcolor="#44546a [3215]" strokecolor="#44546a [3215]" strokeweight="0">
+                          <v:fill opacity="13107f"/>
+                          <v:stroke opacity="13107f"/>
+                          <v:path arrowok="t" o:connecttype="custom" o:connectlocs="0,0;17463,73025;34925,204788;57150,334963;87313,477838;120650,617538;163513,755650;195263,846138;228600,933450;246063,1003300;250825,1020763;225425,965200;187325,863600;150813,758825;109538,620713;74613,479425;46038,336550;20638,169863;0,0" o:connectangles="0,0,0,0,0,0,0,0,0,0,0,0,0,0,0,0,0,0,0"/>
+                        </v:shape>
+                        <v:shape id="Szabadkézi sokszög 13" o:spid="_x0000_s1047" style="position:absolute;left:3759;top:62152;width:524;height:1127;visibility:visible;mso-wrap-style:square;v-text-anchor:top" coordsize="33,71" o:gfxdata="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" path="m,l33,71r-9,l11,36,,xe" fillcolor="#44546a [3215]" strokecolor="#44546a [3215]" strokeweight="0">
+                          <v:fill opacity="13107f"/>
+                          <v:stroke opacity="13107f"/>
+                          <v:path arrowok="t" o:connecttype="custom" o:connectlocs="0,0;52388,112713;38100,112713;17463,57150;0,0" o:connectangles="0,0,0,0,0"/>
+                        </v:shape>
+                        <v:shape id="Szabadkézi sokszög 14" o:spid="_x0000_s1048" style="position:absolute;left:1060;top:51246;width:238;height:1508;visibility:visible;mso-wrap-style:square;v-text-anchor:top" coordsize="15,95" o:gfxdata="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" path="m,l8,37r,4l15,95,4,49,,xe" fillcolor="#44546a [3215]" strokecolor="#44546a [3215]" strokeweight="0">
+                          <v:fill opacity="13107f"/>
+                          <v:stroke opacity="13107f"/>
+                          <v:path arrowok="t" o:connecttype="custom" o:connectlocs="0,0;12700,58738;12700,65088;23813,150813;6350,77788;0,0" o:connectangles="0,0,0,0,0,0"/>
+                        </v:shape>
+                        <v:shape id="Szabadkézi sokszög 15" o:spid="_x0000_s1049" style="position:absolute;left:3171;top:46499;width:6382;height:12414;visibility:visible;mso-wrap-style:square;v-text-anchor:top" coordsize="402,782" o:gfxdata="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" path="m402,r,1l363,39,325,79r-35,42l255,164r-44,58l171,284r-38,62l100,411,71,478,45,546,27,617,13,689,7,761r,21l,765r1,-4l7,688,21,616,40,545,66,475,95,409r35,-66l167,281r42,-61l253,163r34,-43l324,78,362,38,402,xe" fillcolor="#44546a [3215]" strokecolor="#44546a [3215]" strokeweight="0">
+                          <v:fill opacity="13107f"/>
+                          <v:stroke opacity="13107f"/>
+                          <v:path arrowok="t" o:connecttype="custom" o:connectlocs="638175,0;638175,1588;576263,61913;515938,125413;460375,192088;404813,260350;334963,352425;271463,450850;211138,549275;158750,652463;112713,758825;71438,866775;42863,979488;20638,1093788;11113,1208088;11113,1241425;0,1214438;1588,1208088;11113,1092200;33338,977900;63500,865188;104775,754063;150813,649288;206375,544513;265113,446088;331788,349250;401638,258763;455613,190500;514350,123825;574675,60325;638175,0" o:connectangles="0,0,0,0,0,0,0,0,0,0,0,0,0,0,0,0,0,0,0,0,0,0,0,0,0,0,0,0,0,0,0"/>
+                        </v:shape>
+                        <v:shape id="Szabadkézi sokszög 16" o:spid="_x0000_s1050" style="position:absolute;left:3171;top:59040;width:588;height:3112;visibility:visible;mso-wrap-style:square;v-text-anchor:top" coordsize="37,196" o:gfxdata="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" path="m,l6,15r1,3l12,80r9,54l33,188r4,8l22,162,15,146,5,81,1,40,,xe" fillcolor="#44546a [3215]" strokecolor="#44546a [3215]" strokeweight="0">
+                          <v:fill opacity="13107f"/>
+                          <v:stroke opacity="13107f"/>
+                          <v:path arrowok="t" o:connecttype="custom" o:connectlocs="0,0;9525,23813;11113,28575;19050,127000;33338,212725;52388,298450;58738,311150;34925,257175;23813,231775;7938,128588;1588,63500;0,0" o:connectangles="0,0,0,0,0,0,0,0,0,0,0,0"/>
+                        </v:shape>
+                        <v:shape id="Szabadkézi sokszög 17" o:spid="_x0000_s1051" style="position:absolute;left:3632;top:62231;width:492;height:1048;visibility:visible;mso-wrap-style:square;v-text-anchor:top" coordsize="31,66" o:gfxdata="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" path="m,l31,66r-7,l,xe" fillcolor="#44546a [3215]" strokecolor="#44546a [3215]" strokeweight="0">
+                          <v:fill opacity="13107f"/>
+                          <v:stroke opacity="13107f"/>
+                          <v:path arrowok="t" o:connecttype="custom" o:connectlocs="0,0;49213,104775;38100,104775;0,0" o:connectangles="0,0,0,0"/>
+                        </v:shape>
+                        <v:shape id="Szabadkézi sokszög 18" o:spid="_x0000_s1052" style="position:absolute;left:3171;top:58644;width:111;height:682;visibility:visible;mso-wrap-style:square;v-text-anchor:top" coordsize="7,43" o:gfxdata="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" path="m,l7,17r,26l6,40,,25,,xe" fillcolor="#44546a [3215]" strokecolor="#44546a [3215]" strokeweight="0">
+                          <v:fill opacity="13107f"/>
+                          <v:stroke opacity="13107f"/>
+                          <v:path arrowok="t" o:connecttype="custom" o:connectlocs="0,0;11113,26988;11113,68263;9525,63500;0,39688;0,0" o:connectangles="0,0,0,0,0,0"/>
+                        </v:shape>
+                        <v:shape id="Szabadkézi sokszög 19" o:spid="_x0000_s1053" style="position:absolute;left:3409;top:61358;width:731;height:1921;visibility:visible;mso-wrap-style:square;v-text-anchor:top" coordsize="46,121" o:gfxdata="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" path="m,l7,16,22,50,33,86r13,35l45,121,14,55,11,44,,xe" fillcolor="#44546a [3215]" strokecolor="#44546a [3215]" strokeweight="0">
+                          <v:fill opacity="13107f"/>
+                          <v:stroke opacity="13107f"/>
+                          <v:path arrowok="t" o:connecttype="custom" o:connectlocs="0,0;11113,25400;34925,79375;52388,136525;73025,192088;71438,192088;22225,87313;17463,69850;0,0" o:connectangles="0,0,0,0,0,0,0,0,0"/>
+                        </v:shape>
+                      </v:group>
+                    </v:group>
+                    <w10:wrap anchorx="page" anchory="page"/>
+                  </v:group>
+                </w:pict>
+              </mc:Fallback>
+            </mc:AlternateContent>
+          </w:r>
+          <w:r>
+            <w:rPr>
+              <w:noProof/>
+            </w:rPr>
+            <mc:AlternateContent>
+              <mc:Choice Requires="wps">
+                <w:drawing>
+                  <wp:anchor distT="0" distB="0" distL="114300" distR="114300" simplePos="0" relativeHeight="251663360" behindDoc="0" locked="0" layoutInCell="1" allowOverlap="1" wp14:anchorId="279EF67E" wp14:editId="275EF11E">
+                    <wp:simplePos x="0" y="0"/>
+                    <wp:positionH relativeFrom="page">
+                      <wp:posOffset>1863338</wp:posOffset>
+                    </wp:positionH>
+                    <wp:positionV relativeFrom="page">
+                      <wp:posOffset>4581525</wp:posOffset>
+                    </wp:positionV>
+                    <wp:extent cx="4366648" cy="365760"/>
+                    <wp:effectExtent l="0" t="0" r="15240" b="0"/>
+                    <wp:wrapNone/>
+                    <wp:docPr id="208123163" name="Szövegdoboz 27"/>
+                    <wp:cNvGraphicFramePr/>
+                    <a:graphic xmlns:a="http://schemas.openxmlformats.org/drawingml/2006/main">
+                      <a:graphicData uri="http://schemas.microsoft.com/office/word/2010/wordprocessingShape">
+                        <wps:wsp>
+                          <wps:cNvSpPr txBox="1"/>
+                          <wps:spPr>
+                            <a:xfrm>
+                              <a:off x="0" y="0"/>
+                              <a:ext cx="4366648" cy="365760"/>
+                            </a:xfrm>
+                            <a:prstGeom prst="rect">
+                              <a:avLst/>
+                            </a:prstGeom>
+                            <a:noFill/>
+                            <a:ln w="6350">
+                              <a:noFill/>
+                            </a:ln>
+                            <a:effectLst/>
+                          </wps:spPr>
+                          <wps:txbx>
+                            <w:txbxContent>
+                              <w:p>
+                                <w:pPr>
+                                  <w:pStyle w:val="Nincstrkz"/>
+                                  <w:jc w:val="center"/>
+                                  <w:rPr>
+                                    <w:color w:val="4472C4" w:themeColor="accent1"/>
+                                    <w:sz w:val="26"/>
+                                    <w:szCs w:val="26"/>
+                                  </w:rPr>
+                                </w:pPr>
+                                <w:sdt>
+                                  <w:sdtPr>
+                                    <w:rPr>
+                                      <w:color w:val="4472C4" w:themeColor="accent1"/>
+                                      <w:sz w:val="26"/>
+                                      <w:szCs w:val="26"/>
+                                    </w:rPr>
+                                    <w:alias w:val="Szerző"/>
+                                    <w:tag w:val=""/>
+                                    <w:id w:val="-694845205"/>
+                                    <w:dataBinding w:prefixMappings="xmlns:ns0='http://purl.org/dc/elements/1.1/' xmlns:ns1='http://schemas.openxmlformats.org/package/2006/metadata/core-properties' " w:xpath="/ns1:coreProperties[1]/ns0:creator[1]" w:storeItemID="{6C3C8BC8-F283-45AE-878A-BAB7291924A1}"/>
+                                    <w:text/>
+                                  </w:sdtPr>
+                                  <w:sdtContent>
+                                    <w:r>
+                                      <w:rPr>
+                                        <w:color w:val="4472C4" w:themeColor="accent1"/>
+                                        <w:sz w:val="26"/>
+                                        <w:szCs w:val="26"/>
+                                      </w:rPr>
+                                      <w:t>OKTÁV</w:t>
+                                    </w:r>
+                                    <w:r>
+                                      <w:rPr>
+                                        <w:color w:val="4472C4" w:themeColor="accent1"/>
+                                        <w:sz w:val="26"/>
+                                        <w:szCs w:val="26"/>
+                                      </w:rPr>
+                                      <w:t xml:space="preserve"> továbbképző központ</w:t>
+                                    </w:r>
+                                    <w:r>
+                                      <w:rPr>
+                                        <w:color w:val="4472C4" w:themeColor="accent1"/>
+                                        <w:sz w:val="26"/>
+                                        <w:szCs w:val="26"/>
+                                      </w:rPr>
+                                      <w:t>:</w:t>
+                                    </w:r>
+                                  </w:sdtContent>
+                                </w:sdt>
+                              </w:p>
+                              <w:p>
+                                <w:pPr>
+                                  <w:pStyle w:val="Nincstrkz"/>
+                                  <w:jc w:val="center"/>
+                                  <w:rPr>
+                                    <w:caps/>
+                                    <w:color w:val="595959" w:themeColor="text1" w:themeTint="A6"/>
+                                    <w:sz w:val="20"/>
+                                    <w:szCs w:val="20"/>
+                                  </w:rPr>
+                                </w:pPr>
+                                <w:r>
+                                  <w:rPr>
+                                    <w:caps/>
+                                    <w:color w:val="595959" w:themeColor="text1" w:themeTint="A6"/>
+                                    <w:sz w:val="20"/>
+                                    <w:szCs w:val="20"/>
+                                  </w:rPr>
+                                  <w:t>Szoftverfejlesztő és tesztelő</w:t>
+                                </w:r>
+                              </w:p>
+                              <w:p>
+                                <w:pPr>
+                                  <w:pStyle w:val="Nincstrkz"/>
+                                  <w:jc w:val="center"/>
+                                  <w:rPr>
+                                    <w:color w:val="595959" w:themeColor="text1" w:themeTint="A6"/>
+                                    <w:sz w:val="20"/>
+                                    <w:szCs w:val="20"/>
+                                  </w:rPr>
+                                </w:pPr>
+                                <w:r>
+                                  <w:rPr>
+                                    <w:caps/>
+                                    <w:color w:val="595959" w:themeColor="text1" w:themeTint="A6"/>
+                                    <w:sz w:val="20"/>
+                                    <w:szCs w:val="20"/>
+                                  </w:rPr>
+                                  <w:t>2025-2026</w:t>
+                                </w:r>
+                              </w:p>
+                            </w:txbxContent>
+                          </wps:txbx>
+                          <wps:bodyPr rot="0" spcFirstLastPara="0" vertOverflow="overflow" horzOverflow="overflow" vert="horz" wrap="square" lIns="0" tIns="0" rIns="0" bIns="0" numCol="1" spcCol="0" rtlCol="0" fromWordArt="0" anchor="b" anchorCtr="0" forceAA="0" compatLnSpc="1">
+                            <a:prstTxWarp prst="textNoShape">
+                              <a:avLst/>
+                            </a:prstTxWarp>
+                            <a:spAutoFit/>
+                          </wps:bodyPr>
+                        </wps:wsp>
+                      </a:graphicData>
+                    </a:graphic>
+                    <wp14:sizeRelH relativeFrom="page">
+                      <wp14:pctWidth>0</wp14:pctWidth>
+                    </wp14:sizeRelH>
+                    <wp14:sizeRelV relativeFrom="margin">
+                      <wp14:pctHeight>0</wp14:pctHeight>
+                    </wp14:sizeRelV>
+                  </wp:anchor>
+                </w:drawing>
+              </mc:Choice>
+              <mc:Fallback>
+                <w:pict>
+                  <v:shape w14:anchorId="279EF67E" id="Szövegdoboz 27" o:spid="_x0000_s1027" type="#_x0000_t202" style="position:absolute;margin-left:146.7pt;margin-top:360.75pt;width:343.85pt;height:28.8pt;z-index:251663360;visibility:visible;mso-wrap-style:square;mso-width-percent:0;mso-height-percent:0;mso-wrap-distance-left:9pt;mso-wrap-distance-top:0;mso-wrap-distance-right:9pt;mso-wrap-distance-bottom:0;mso-position-horizontal:absolute;mso-position-horizontal-relative:page;mso-position-vertical:absolute;mso-position-vertical-relative:page;mso-width-percent:0;mso-height-percent:0;mso-width-relative:page;mso-height-relative:margin;v-text-anchor:bottom" o:gfxdata="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" filled="f" stroked="f" strokeweight=".5pt">
+                    <v:textbox style="mso-fit-shape-to-text:t" inset="0,0,0,0">
+                      <w:txbxContent>
+                        <w:p>
+                          <w:pPr>
+                            <w:pStyle w:val="Nincstrkz"/>
+                            <w:jc w:val="center"/>
+                            <w:rPr>
+                              <w:color w:val="4472C4" w:themeColor="accent1"/>
+                              <w:sz w:val="26"/>
+                              <w:szCs w:val="26"/>
+                            </w:rPr>
+                          </w:pPr>
+                          <w:sdt>
+                            <w:sdtPr>
+                              <w:rPr>
+                                <w:color w:val="4472C4" w:themeColor="accent1"/>
+                                <w:sz w:val="26"/>
+                                <w:szCs w:val="26"/>
+                              </w:rPr>
+                              <w:alias w:val="Szerző"/>
+                              <w:tag w:val=""/>
+                              <w:id w:val="-694845205"/>
+                              <w:dataBinding w:prefixMappings="xmlns:ns0='http://purl.org/dc/elements/1.1/' xmlns:ns1='http://schemas.openxmlformats.org/package/2006/metadata/core-properties' " w:xpath="/ns1:coreProperties[1]/ns0:creator[1]" w:storeItemID="{6C3C8BC8-F283-45AE-878A-BAB7291924A1}"/>
+                              <w:text/>
+                            </w:sdtPr>
+                            <w:sdtContent>
+                              <w:r>
+                                <w:rPr>
+                                  <w:color w:val="4472C4" w:themeColor="accent1"/>
+                                  <w:sz w:val="26"/>
+                                  <w:szCs w:val="26"/>
+                                </w:rPr>
+                                <w:t>OKTÁV</w:t>
+                              </w:r>
+                              <w:r>
+                                <w:rPr>
+                                  <w:color w:val="4472C4" w:themeColor="accent1"/>
+                                  <w:sz w:val="26"/>
+                                  <w:szCs w:val="26"/>
+                                </w:rPr>
+                                <w:t xml:space="preserve"> továbbképző központ</w:t>
+                              </w:r>
+                              <w:r>
+                                <w:rPr>
+                                  <w:color w:val="4472C4" w:themeColor="accent1"/>
+                                  <w:sz w:val="26"/>
+                                  <w:szCs w:val="26"/>
+                                </w:rPr>
+                                <w:t>:</w:t>
+                              </w:r>
+                            </w:sdtContent>
+                          </w:sdt>
+                        </w:p>
+                        <w:p>
+                          <w:pPr>
+                            <w:pStyle w:val="Nincstrkz"/>
+                            <w:jc w:val="center"/>
+                            <w:rPr>
+                              <w:caps/>
+                              <w:color w:val="595959" w:themeColor="text1" w:themeTint="A6"/>
+                              <w:sz w:val="20"/>
+                              <w:szCs w:val="20"/>
+                            </w:rPr>
+                          </w:pPr>
+                          <w:r>
+                            <w:rPr>
+                              <w:caps/>
+                              <w:color w:val="595959" w:themeColor="text1" w:themeTint="A6"/>
+                              <w:sz w:val="20"/>
+                              <w:szCs w:val="20"/>
+                            </w:rPr>
+                            <w:t>Szoftverfejlesztő és tesztelő</w:t>
+                          </w:r>
+                        </w:p>
+                        <w:p>
+                          <w:pPr>
+                            <w:pStyle w:val="Nincstrkz"/>
+                            <w:jc w:val="center"/>
+                            <w:rPr>
+                              <w:color w:val="595959" w:themeColor="text1" w:themeTint="A6"/>
+                              <w:sz w:val="20"/>
+                              <w:szCs w:val="20"/>
+                            </w:rPr>
+                          </w:pPr>
+                          <w:r>
+                            <w:rPr>
+                              <w:caps/>
+                              <w:color w:val="595959" w:themeColor="text1" w:themeTint="A6"/>
+                              <w:sz w:val="20"/>
+                              <w:szCs w:val="20"/>
+                            </w:rPr>
+                            <w:t>2025-2026</w:t>
+                          </w:r>
+                        </w:p>
+                      </w:txbxContent>
+                    </v:textbox>
+                    <w10:wrap anchorx="page" anchory="page"/>
+                  </v:shape>
+                </w:pict>
+              </mc:Fallback>
+            </mc:AlternateContent>
+          </w:r>
+          <w:r>
+            <w:rPr>
+              <w:noProof/>
+            </w:rPr>
+            <mc:AlternateContent>
+              <mc:Choice Requires="wps">
+                <w:drawing>
+                  <wp:anchor distT="0" distB="0" distL="114300" distR="114300" simplePos="0" relativeHeight="251661312" behindDoc="0" locked="0" layoutInCell="1" allowOverlap="1" wp14:anchorId="3E527B32" wp14:editId="52B6CE6E">
+                    <wp:simplePos x="0" y="0"/>
+                    <wp:positionH relativeFrom="page">
+                      <wp:posOffset>1933575</wp:posOffset>
+                    </wp:positionH>
+                    <wp:positionV relativeFrom="page">
+                      <wp:posOffset>3771900</wp:posOffset>
+                    </wp:positionV>
+                    <wp:extent cx="4296645" cy="365760"/>
+                    <wp:effectExtent l="0" t="0" r="8890" b="12065"/>
+                    <wp:wrapNone/>
+                    <wp:docPr id="32" name="Szövegdoboz 27"/>
+                    <wp:cNvGraphicFramePr/>
+                    <a:graphic xmlns:a="http://schemas.openxmlformats.org/drawingml/2006/main">
+                      <a:graphicData uri="http://schemas.microsoft.com/office/word/2010/wordprocessingShape">
+                        <wps:wsp>
+                          <wps:cNvSpPr txBox="1"/>
+                          <wps:spPr>
+                            <a:xfrm>
+                              <a:off x="0" y="0"/>
+                              <a:ext cx="4296645" cy="365760"/>
+                            </a:xfrm>
+                            <a:prstGeom prst="rect">
+                              <a:avLst/>
+                            </a:prstGeom>
+                            <a:noFill/>
+                            <a:ln w="6350">
+                              <a:noFill/>
+                            </a:ln>
+                            <a:effectLst/>
+                          </wps:spPr>
+                          <wps:style>
+                            <a:lnRef idx="0">
+                              <a:schemeClr val="accent1"/>
+                            </a:lnRef>
+                            <a:fillRef idx="0">
+                              <a:schemeClr val="accent1"/>
+                            </a:fillRef>
+                            <a:effectRef idx="0">
+                              <a:schemeClr val="accent1"/>
+                            </a:effectRef>
+                            <a:fontRef idx="minor">
+                              <a:schemeClr val="dk1"/>
+                            </a:fontRef>
+                          </wps:style>
+                          <wps:txbx>
+                            <w:txbxContent>
+                              <w:p>
+                                <w:pPr>
+                                  <w:pStyle w:val="Nincstrkz"/>
+                                  <w:jc w:val="center"/>
+                                  <w:rPr>
+                                    <w:color w:val="595959" w:themeColor="text1" w:themeTint="A6"/>
+                                    <w:sz w:val="32"/>
+                                    <w:szCs w:val="32"/>
+                                  </w:rPr>
+                                </w:pPr>
+                                <w:r>
+                                  <w:rPr>
+                                    <w:caps/>
+                                    <w:color w:val="595959" w:themeColor="text1" w:themeTint="A6"/>
+                                    <w:sz w:val="32"/>
+                                    <w:szCs w:val="32"/>
+                                  </w:rPr>
+                                  <w:t>vas-dudás dominika</w:t>
+                                </w:r>
+                                <w:r>
+                                  <w:rPr>
+                                    <w:caps/>
+                                    <w:color w:val="595959" w:themeColor="text1" w:themeTint="A6"/>
+                                    <w:sz w:val="32"/>
+                                    <w:szCs w:val="32"/>
+                                  </w:rPr>
+                                  <w:t>,</w:t>
+                                </w:r>
+                                <w:r>
+                                  <w:rPr>
+                                    <w:caps/>
+                                    <w:color w:val="595959" w:themeColor="text1" w:themeTint="A6"/>
+                                    <w:sz w:val="32"/>
+                                    <w:szCs w:val="32"/>
+                                  </w:rPr>
+                                  <w:t xml:space="preserve"> Prokai gábor</w:t>
+                                </w:r>
+                              </w:p>
+                            </w:txbxContent>
+                          </wps:txbx>
+                          <wps:bodyPr rot="0" spcFirstLastPara="0" vertOverflow="overflow" horzOverflow="overflow" vert="horz" wrap="square" lIns="0" tIns="0" rIns="0" bIns="0" numCol="1" spcCol="0" rtlCol="0" fromWordArt="0" anchor="b" anchorCtr="0" forceAA="0" compatLnSpc="1">
+                            <a:prstTxWarp prst="textNoShape">
+                              <a:avLst/>
+                            </a:prstTxWarp>
+                            <a:spAutoFit/>
+                          </wps:bodyPr>
+                        </wps:wsp>
+                      </a:graphicData>
+                    </a:graphic>
+                    <wp14:sizeRelH relativeFrom="page">
+                      <wp14:pctWidth>0</wp14:pctWidth>
+                    </wp14:sizeRelH>
+                    <wp14:sizeRelV relativeFrom="margin">
+                      <wp14:pctHeight>0</wp14:pctHeight>
+                    </wp14:sizeRelV>
+                  </wp:anchor>
+                </w:drawing>
+              </mc:Choice>
+              <mc:Fallback>
+                <w:pict>
+                  <v:shape w14:anchorId="3E527B32" id="_x0000_s1028" type="#_x0000_t202" style="position:absolute;margin-left:152.25pt;margin-top:297pt;width:338.3pt;height:28.8pt;z-index:251661312;visibility:visible;mso-wrap-style:square;mso-width-percent:0;mso-height-percent:0;mso-wrap-distance-left:9pt;mso-wrap-distance-top:0;mso-wrap-distance-right:9pt;mso-wrap-distance-bottom:0;mso-position-horizontal:absolute;mso-position-horizontal-relative:page;mso-position-vertical:absolute;mso-position-vertical-relative:page;mso-width-percent:0;mso-height-percent:0;mso-width-relative:page;mso-height-relative:margin;v-text-anchor:bottom" o:gfxdata="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" filled="f" stroked="f" strokeweight=".5pt">
+                    <v:textbox style="mso-fit-shape-to-text:t" inset="0,0,0,0">
+                      <w:txbxContent>
+                        <w:p>
+                          <w:pPr>
+                            <w:pStyle w:val="Nincstrkz"/>
+                            <w:jc w:val="center"/>
+                            <w:rPr>
+                              <w:color w:val="595959" w:themeColor="text1" w:themeTint="A6"/>
+                              <w:sz w:val="32"/>
+                              <w:szCs w:val="32"/>
+                            </w:rPr>
+                          </w:pPr>
+                          <w:r>
+                            <w:rPr>
+                              <w:caps/>
+                              <w:color w:val="595959" w:themeColor="text1" w:themeTint="A6"/>
+                              <w:sz w:val="32"/>
+                              <w:szCs w:val="32"/>
+                            </w:rPr>
+                            <w:t>vas-dudás dominika</w:t>
+                          </w:r>
+                          <w:r>
+                            <w:rPr>
+                              <w:caps/>
+                              <w:color w:val="595959" w:themeColor="text1" w:themeTint="A6"/>
+                              <w:sz w:val="32"/>
+                              <w:szCs w:val="32"/>
+                            </w:rPr>
+                            <w:t>,</w:t>
+                          </w:r>
+                          <w:r>
+                            <w:rPr>
+                              <w:caps/>
+                              <w:color w:val="595959" w:themeColor="text1" w:themeTint="A6"/>
+                              <w:sz w:val="32"/>
+                              <w:szCs w:val="32"/>
+                            </w:rPr>
+                            <w:t xml:space="preserve"> Prokai gábor</w:t>
+                          </w:r>
+                        </w:p>
+                      </w:txbxContent>
+                    </v:textbox>
+                    <w10:wrap anchorx="page" anchory="page"/>
+                  </v:shape>
+                </w:pict>
+              </mc:Fallback>
+            </mc:AlternateContent>
+          </w:r>
+          <w:r>
+            <w:br w:type="page"/>
+          </w:r>
+        </w:p>
+      </w:sdtContent>
+    </w:sdt>
+    <w:sdt>
+      <w:sdtPr>
+        <w:id w:val="1784073111"/>
+        <w:docPartObj>
+          <w:docPartGallery w:val="Table of Contents"/>
+          <w:docPartUnique/>
+        </w:docPartObj>
+      </w:sdtPr>
+      <w:sdtEndPr>
+        <w:rPr>
+          <w:rFonts w:asciiTheme="minorHAnsi" w:eastAsiaTheme="minorHAnsi" w:hAnsiTheme="minorHAnsi" w:cstheme="minorBidi"/>
+          <w:b/>
+          <w:bCs/>
+          <w:color w:val="auto"/>
+          <w:kern w:val="2"/>
+          <w:sz w:val="24"/>
+          <w:szCs w:val="24"/>
+          <w:lang w:eastAsia="en-US"/>
+          <w14:ligatures w14:val="standardContextual"/>
+        </w:rPr>
+      </w:sdtEndPr>
+      <w:sdtContent>
+        <w:p>
+          <w:pPr>
+            <w:pStyle w:val="Tartalomjegyzkcmsora"/>
+            <w:spacing w:before="0" w:after="240"/>
+          </w:pPr>
+          <w:r>
+            <w:t>Tartalomjegyzék:</w:t>
+          </w:r>
+        </w:p>
+        <w:p>
+          <w:pPr>
+            <w:pStyle w:val="TJ1"/>
+            <w:tabs>
+              <w:tab w:val="right" w:leader="dot" w:pos="9062"/>
+            </w:tabs>
+            <w:rPr>
+              <w:rFonts w:eastAsiaTheme="minorEastAsia"/>
+              <w:noProof/>
+              <w:lang w:eastAsia="hu-HU"/>
+            </w:rPr>
+          </w:pPr>
+          <w:r>
+            <w:fldChar w:fldCharType="begin"/>
+          </w:r>
+          <w:r>
+            <w:instrText xml:space="preserve"> TOC \o "1-3" \h \z \u </w:instrText>
+          </w:r>
+          <w:r>
+            <w:fldChar w:fldCharType="separate"/>
+          </w:r>
+          <w:hyperlink w:anchor="_Toc239882161" w:history="1">
+            <w:r>
+              <w:rPr>
+                <w:rStyle w:val="Hiperhivatkozs"/>
+                <w:noProof/>
+              </w:rPr>
+              <w:t>Az alkalmazás bemutatása:</w:t>
+            </w:r>
+            <w:r>
+              <w:rPr>
+                <w:noProof/>
+                <w:webHidden/>
+              </w:rPr>
+              <w:tab/>
+            </w:r>
+            <w:r>
+              <w:rPr>
+                <w:noProof/>
+                <w:webHidden/>
+              </w:rPr>
+              <w:fldChar w:fldCharType="begin"/>
+            </w:r>
+            <w:r>
+              <w:rPr>
+                <w:noProof/>
+                <w:webHidden/>
+              </w:rPr>
+              <w:instrText xml:space="preserve"> PAGEREF _Toc239882161 \h </w:instrText>
+            </w:r>
+            <w:r>
+              <w:rPr>
+                <w:noProof/>
+                <w:webHidden/>
+              </w:rPr>
+            </w:r>
+            <w:r>
+              <w:rPr>
+                <w:noProof/>
+                <w:webHidden/>
+              </w:rPr>
+              <w:fldChar w:fldCharType="separate"/>
+            </w:r>
+            <w:r>
+              <w:rPr>
+                <w:noProof/>
+                <w:webHidden/>
+              </w:rPr>
+              <w:t>2</w:t>
+            </w:r>
+            <w:r>
+              <w:rPr>
+                <w:noProof/>
+                <w:webHidden/>
+              </w:rPr>
+              <w:fldChar w:fldCharType="end"/>
+            </w:r>
+          </w:hyperlink>
+        </w:p>
+        <w:p>
+          <w:pPr>
+            <w:pStyle w:val="TJ1"/>
+            <w:tabs>
+              <w:tab w:val="right" w:leader="dot" w:pos="9062"/>
+            </w:tabs>
+            <w:rPr>
+              <w:rFonts w:eastAsiaTheme="minorEastAsia"/>
+              <w:noProof/>
+              <w:lang w:eastAsia="hu-HU"/>
+            </w:rPr>
+          </w:pPr>
+          <w:hyperlink w:anchor="_Toc239882162" w:history="1">
+            <w:r>
+              <w:rPr>
+                <w:rStyle w:val="Hiperhivatkozs"/>
+                <w:noProof/>
+              </w:rPr>
+              <w:t>Az alkalmazás használata:</w:t>
+            </w:r>
+            <w:r>
+              <w:rPr>
+                <w:noProof/>
+                <w:webHidden/>
+              </w:rPr>
+              <w:tab/>
+            </w:r>
+            <w:r>
+              <w:rPr>
+                <w:noProof/>
+                <w:webHidden/>
+              </w:rPr>
+              <w:fldChar w:fldCharType="begin"/>
+            </w:r>
+            <w:r>
+              <w:rPr>
+                <w:noProof/>
+                <w:webHidden/>
+              </w:rPr>
+              <w:instrText xml:space="preserve"> PAGEREF _Toc239882162 \h </w:instrText>
+            </w:r>
+            <w:r>
+              <w:rPr>
+                <w:noProof/>
+                <w:webHidden/>
+              </w:rPr>
+            </w:r>
+            <w:r>
+              <w:rPr>
+                <w:noProof/>
+                <w:webHidden/>
+              </w:rPr>
+              <w:fldChar w:fldCharType="separate"/>
+            </w:r>
+            <w:r>
+              <w:rPr>
+                <w:noProof/>
+                <w:webHidden/>
+              </w:rPr>
+              <w:t>3</w:t>
+            </w:r>
+            <w:r>
+              <w:rPr>
+                <w:noProof/>
+                <w:webHidden/>
+              </w:rPr>
+              <w:fldChar w:fldCharType="end"/>
+            </w:r>
+          </w:hyperlink>
+        </w:p>
+        <w:p>
+          <w:pPr>
+            <w:pStyle w:val="TJ2"/>
+            <w:tabs>
+              <w:tab w:val="right" w:leader="dot" w:pos="9062"/>
+            </w:tabs>
+            <w:rPr>
+              <w:rFonts w:eastAsiaTheme="minorEastAsia"/>
+              <w:noProof/>
+              <w:lang w:eastAsia="hu-HU"/>
+            </w:rPr>
+          </w:pPr>
+          <w:hyperlink w:anchor="_Toc239882163" w:history="1">
+            <w:r>
+              <w:rPr>
+                <w:rStyle w:val="Hiperhivatkozs"/>
+                <w:noProof/>
+              </w:rPr>
+              <w:t>Bejelentkezés:</w:t>
+            </w:r>
+            <w:r>
+              <w:rPr>
+                <w:noProof/>
+                <w:webHidden/>
+              </w:rPr>
+              <w:tab/>
+            </w:r>
+            <w:r>
+              <w:rPr>
+                <w:noProof/>
+                <w:webHidden/>
+              </w:rPr>
+              <w:fldChar w:fldCharType="begin"/>
+            </w:r>
+            <w:r>
+              <w:rPr>
+                <w:noProof/>
+                <w:webHidden/>
+              </w:rPr>
+              <w:instrText xml:space="preserve"> PAGEREF _Toc239882163 \h </w:instrText>
+            </w:r>
+            <w:r>
+              <w:rPr>
+                <w:noProof/>
+                <w:webHidden/>
+              </w:rPr>
+            </w:r>
+            <w:r>
+              <w:rPr>
+                <w:noProof/>
+                <w:webHidden/>
+              </w:rPr>
+              <w:fldChar w:fldCharType="separate"/>
+            </w:r>
+            <w:r>
+              <w:rPr>
+                <w:noProof/>
+                <w:webHidden/>
+              </w:rPr>
+              <w:t>3</w:t>
+            </w:r>
+            <w:r>
+              <w:rPr>
+                <w:noProof/>
+                <w:webHidden/>
+              </w:rPr>
+              <w:fldChar w:fldCharType="end"/>
+            </w:r>
+          </w:hyperlink>
+        </w:p>
+        <w:p>
+          <w:pPr>
+            <w:pStyle w:val="TJ2"/>
+            <w:tabs>
+              <w:tab w:val="right" w:leader="dot" w:pos="9062"/>
+            </w:tabs>
+            <w:rPr>
+              <w:rFonts w:eastAsiaTheme="minorEastAsia"/>
+              <w:noProof/>
+              <w:lang w:eastAsia="hu-HU"/>
+            </w:rPr>
+          </w:pPr>
+          <w:hyperlink w:anchor="_Toc239882164" w:history="1">
+            <w:r>
+              <w:rPr>
+                <w:rStyle w:val="Hiperhivatkozs"/>
+                <w:noProof/>
+              </w:rPr>
+              <w:t>Fenyőbála:</w:t>
+            </w:r>
+            <w:r>
+              <w:rPr>
+                <w:noProof/>
+                <w:webHidden/>
+              </w:rPr>
+              <w:tab/>
+            </w:r>
+            <w:r>
+              <w:rPr>
+                <w:noProof/>
+                <w:webHidden/>
+              </w:rPr>
+              <w:fldChar w:fldCharType="begin"/>
+            </w:r>
+            <w:r>
+              <w:rPr>
+                <w:noProof/>
+                <w:webHidden/>
+              </w:rPr>
+              <w:instrText xml:space="preserve"> PAGEREF _Toc239882164 \h </w:instrText>
+            </w:r>
+            <w:r>
+              <w:rPr>
+                <w:noProof/>
+                <w:webHidden/>
+              </w:rPr>
+            </w:r>
+            <w:r>
+              <w:rPr>
+                <w:noProof/>
+                <w:webHidden/>
+              </w:rPr>
+              <w:fldChar w:fldCharType="separate"/>
+            </w:r>
+            <w:r>
+              <w:rPr>
+                <w:noProof/>
+                <w:webHidden/>
+              </w:rPr>
+              <w:t>4</w:t>
+            </w:r>
+            <w:r>
+              <w:rPr>
+                <w:noProof/>
+                <w:webHidden/>
+              </w:rPr>
+              <w:fldChar w:fldCharType="end"/>
+            </w:r>
+          </w:hyperlink>
+        </w:p>
+        <w:p>
+          <w:pPr>
+            <w:pStyle w:val="TJ2"/>
+            <w:tabs>
+              <w:tab w:val="right" w:leader="dot" w:pos="9062"/>
+            </w:tabs>
+            <w:rPr>
+              <w:rFonts w:eastAsiaTheme="minorEastAsia"/>
+              <w:noProof/>
+              <w:lang w:eastAsia="hu-HU"/>
+            </w:rPr>
+          </w:pPr>
+          <w:hyperlink w:anchor="_Toc239882165" w:history="1">
+            <w:r>
+              <w:rPr>
+                <w:rStyle w:val="Hiperhivatkozs"/>
+                <w:noProof/>
+              </w:rPr>
+              <w:t>Koszorúalap:</w:t>
+            </w:r>
+            <w:r>
+              <w:rPr>
+                <w:noProof/>
+                <w:webHidden/>
+              </w:rPr>
+              <w:tab/>
+            </w:r>
+            <w:r>
+              <w:rPr>
+                <w:noProof/>
+                <w:webHidden/>
+              </w:rPr>
+              <w:fldChar w:fldCharType="begin"/>
+            </w:r>
+            <w:r>
+              <w:rPr>
+                <w:noProof/>
+                <w:webHidden/>
+              </w:rPr>
+              <w:instrText xml:space="preserve"> PAGEREF _Toc239882165 \h </w:instrText>
+            </w:r>
+            <w:r>
+              <w:rPr>
+                <w:noProof/>
+                <w:webHidden/>
+              </w:rPr>
+            </w:r>
+            <w:r>
+              <w:rPr>
+                <w:noProof/>
+                <w:webHidden/>
+              </w:rPr>
+              <w:fldChar w:fldCharType="separate"/>
+            </w:r>
+            <w:r>
+              <w:rPr>
+                <w:noProof/>
+                <w:webHidden/>
+              </w:rPr>
+              <w:t>6</w:t>
+            </w:r>
+            <w:r>
+              <w:rPr>
+                <w:noProof/>
+                <w:webHidden/>
+              </w:rPr>
+              <w:fldChar w:fldCharType="end"/>
+            </w:r>
+          </w:hyperlink>
+        </w:p>
+        <w:p>
+          <w:pPr>
+            <w:pStyle w:val="TJ2"/>
+            <w:tabs>
+              <w:tab w:val="right" w:leader="dot" w:pos="9062"/>
+            </w:tabs>
+            <w:rPr>
+              <w:rFonts w:eastAsiaTheme="minorEastAsia"/>
+              <w:noProof/>
+              <w:lang w:eastAsia="hu-HU"/>
+            </w:rPr>
+          </w:pPr>
+          <w:hyperlink w:anchor="_Toc239882166" w:history="1">
+            <w:r>
+              <w:rPr>
+                <w:rStyle w:val="Hiperhivatkozs"/>
+                <w:noProof/>
+              </w:rPr>
+              <w:t>Vásárlók:</w:t>
+            </w:r>
+            <w:r>
+              <w:rPr>
+                <w:noProof/>
+                <w:webHidden/>
+              </w:rPr>
+              <w:tab/>
+            </w:r>
+            <w:r>
+              <w:rPr>
+                <w:noProof/>
+                <w:webHidden/>
+              </w:rPr>
+              <w:fldChar w:fldCharType="begin"/>
+            </w:r>
+            <w:r>
+              <w:rPr>
+                <w:noProof/>
+                <w:webHidden/>
+              </w:rPr>
+              <w:instrText xml:space="preserve"> PAGEREF _Toc239882166 \h </w:instrText>
+            </w:r>
+            <w:r>
+              <w:rPr>
+                <w:noProof/>
+                <w:webHidden/>
+              </w:rPr>
+            </w:r>
+            <w:r>
+              <w:rPr>
+                <w:noProof/>
+                <w:webHidden/>
+              </w:rPr>
+              <w:fldChar w:fldCharType="separate"/>
+            </w:r>
+            <w:r>
+              <w:rPr>
+                <w:noProof/>
+                <w:webHidden/>
+              </w:rPr>
+              <w:t>7</w:t>
+            </w:r>
+            <w:r>
+              <w:rPr>
+                <w:noProof/>
+                <w:webHidden/>
+              </w:rPr>
+              <w:fldChar w:fldCharType="end"/>
+            </w:r>
+          </w:hyperlink>
+        </w:p>
+        <w:p>
+          <w:pPr>
+            <w:pStyle w:val="TJ1"/>
+            <w:tabs>
+              <w:tab w:val="right" w:leader="dot" w:pos="9062"/>
+            </w:tabs>
+            <w:rPr>
+              <w:rFonts w:eastAsiaTheme="minorEastAsia"/>
+              <w:noProof/>
+              <w:lang w:eastAsia="hu-HU"/>
+            </w:rPr>
+          </w:pPr>
+          <w:hyperlink w:anchor="_Toc239882167" w:history="1">
+            <w:r>
+              <w:rPr>
+                <w:rStyle w:val="Hiperhivatkozs"/>
+                <w:noProof/>
+              </w:rPr>
+              <w:t>Az adatbázis</w:t>
+            </w:r>
+            <w:r>
+              <w:rPr>
+                <w:noProof/>
+                <w:webHidden/>
+              </w:rPr>
+              <w:tab/>
+            </w:r>
+            <w:r>
+              <w:rPr>
+                <w:noProof/>
+                <w:webHidden/>
+              </w:rPr>
+              <w:fldChar w:fldCharType="begin"/>
+            </w:r>
+            <w:r>
+              <w:rPr>
+                <w:noProof/>
+                <w:webHidden/>
+              </w:rPr>
+              <w:instrText xml:space="preserve"> PAGEREF _Toc239882167 \h </w:instrText>
+            </w:r>
+            <w:r>
+              <w:rPr>
+                <w:noProof/>
+                <w:webHidden/>
+              </w:rPr>
+            </w:r>
+            <w:r>
+              <w:rPr>
+                <w:noProof/>
+                <w:webHidden/>
+              </w:rPr>
+              <w:fldChar w:fldCharType="separate"/>
+            </w:r>
+            <w:r>
+              <w:rPr>
+                <w:noProof/>
+                <w:webHidden/>
+              </w:rPr>
+              <w:t>8</w:t>
+            </w:r>
+            <w:r>
+              <w:rPr>
+                <w:noProof/>
+                <w:webHidden/>
+              </w:rPr>
+              <w:fldChar w:fldCharType="end"/>
+            </w:r>
+          </w:hyperlink>
+        </w:p>
+        <w:p>
+          <w:pPr>
+            <w:pStyle w:val="TJ2"/>
+            <w:tabs>
+              <w:tab w:val="right" w:leader="dot" w:pos="9062"/>
+            </w:tabs>
+            <w:rPr>
+              <w:rFonts w:eastAsiaTheme="minorEastAsia"/>
+              <w:noProof/>
+              <w:lang w:eastAsia="hu-HU"/>
+            </w:rPr>
+          </w:pPr>
+          <w:hyperlink w:anchor="_Toc239882168" w:history="1">
+            <w:r>
+              <w:rPr>
+                <w:rStyle w:val="Hiperhivatkozs"/>
+                <w:noProof/>
+              </w:rPr>
+              <w:t>Felhasználók tábla:</w:t>
+            </w:r>
+            <w:r>
+              <w:rPr>
+                <w:noProof/>
+                <w:webHidden/>
+              </w:rPr>
+              <w:tab/>
+            </w:r>
+            <w:r>
+              <w:rPr>
+                <w:noProof/>
+                <w:webHidden/>
+              </w:rPr>
+              <w:fldChar w:fldCharType="begin"/>
+            </w:r>
+            <w:r>
+              <w:rPr>
+                <w:noProof/>
+                <w:webHidden/>
+              </w:rPr>
+              <w:instrText xml:space="preserve"> PAGEREF _Toc239882168 \h </w:instrText>
+            </w:r>
+            <w:r>
+              <w:rPr>
+                <w:noProof/>
+                <w:webHidden/>
+              </w:rPr>
+            </w:r>
+            <w:r>
+              <w:rPr>
+                <w:noProof/>
+                <w:webHidden/>
+              </w:rPr>
+              <w:fldChar w:fldCharType="separate"/>
+            </w:r>
+            <w:r>
+              <w:rPr>
+                <w:noProof/>
+                <w:webHidden/>
+              </w:rPr>
+              <w:t>9</w:t>
+            </w:r>
+            <w:r>
+              <w:rPr>
+                <w:noProof/>
+                <w:webHidden/>
+              </w:rPr>
+              <w:fldChar w:fldCharType="end"/>
+            </w:r>
+          </w:hyperlink>
+        </w:p>
+        <w:p>
+          <w:pPr>
+            <w:pStyle w:val="TJ2"/>
+            <w:tabs>
+              <w:tab w:val="right" w:leader="dot" w:pos="9062"/>
+            </w:tabs>
+            <w:rPr>
+              <w:rFonts w:eastAsiaTheme="minorEastAsia"/>
+              <w:noProof/>
+              <w:lang w:eastAsia="hu-HU"/>
+            </w:rPr>
+          </w:pPr>
+          <w:hyperlink w:anchor="_Toc239882169" w:history="1">
+            <w:r>
+              <w:rPr>
+                <w:rStyle w:val="Hiperhivatkozs"/>
+                <w:noProof/>
+              </w:rPr>
+              <w:t>Fenyőfajta tábla:</w:t>
+            </w:r>
+            <w:r>
+              <w:rPr>
+                <w:noProof/>
+                <w:webHidden/>
+              </w:rPr>
+              <w:tab/>
+            </w:r>
+            <w:r>
+              <w:rPr>
+                <w:noProof/>
+                <w:webHidden/>
+              </w:rPr>
+              <w:fldChar w:fldCharType="begin"/>
+            </w:r>
+            <w:r>
+              <w:rPr>
+                <w:noProof/>
+                <w:webHidden/>
+              </w:rPr>
+              <w:instrText xml:space="preserve"> PAGEREF _Toc239882169 \h </w:instrText>
+            </w:r>
+            <w:r>
+              <w:rPr>
+                <w:noProof/>
+                <w:webHidden/>
+              </w:rPr>
+            </w:r>
+            <w:r>
+              <w:rPr>
+                <w:noProof/>
+                <w:webHidden/>
+              </w:rPr>
+              <w:fldChar w:fldCharType="separate"/>
+            </w:r>
+            <w:r>
+              <w:rPr>
+                <w:noProof/>
+                <w:webHidden/>
+              </w:rPr>
+              <w:t>10</w:t>
+            </w:r>
+            <w:r>
+              <w:rPr>
+                <w:noProof/>
+                <w:webHidden/>
+              </w:rPr>
+              <w:fldChar w:fldCharType="end"/>
+            </w:r>
+          </w:hyperlink>
+        </w:p>
+        <w:p>
+          <w:pPr>
+            <w:pStyle w:val="TJ2"/>
+            <w:tabs>
+              <w:tab w:val="right" w:leader="dot" w:pos="9062"/>
+            </w:tabs>
+            <w:rPr>
+              <w:rFonts w:eastAsiaTheme="minorEastAsia"/>
+              <w:noProof/>
+              <w:lang w:eastAsia="hu-HU"/>
+            </w:rPr>
+          </w:pPr>
+          <w:hyperlink w:anchor="_Toc239882170" w:history="1">
+            <w:r>
+              <w:rPr>
+                <w:rStyle w:val="Hiperhivatkozs"/>
+                <w:noProof/>
+              </w:rPr>
+              <w:t>Fenyőalap típus tábla:</w:t>
+            </w:r>
+            <w:r>
+              <w:rPr>
+                <w:noProof/>
+                <w:webHidden/>
+              </w:rPr>
+              <w:tab/>
+            </w:r>
+            <w:r>
+              <w:rPr>
+                <w:noProof/>
+                <w:webHidden/>
+              </w:rPr>
+              <w:fldChar w:fldCharType="begin"/>
+            </w:r>
+            <w:r>
+              <w:rPr>
+                <w:noProof/>
+                <w:webHidden/>
+              </w:rPr>
+              <w:instrText xml:space="preserve"> PAGEREF _Toc239882170 \h </w:instrText>
+            </w:r>
+            <w:r>
+              <w:rPr>
+                <w:noProof/>
+                <w:webHidden/>
+              </w:rPr>
+            </w:r>
+            <w:r>
+              <w:rPr>
+                <w:noProof/>
+                <w:webHidden/>
+              </w:rPr>
+              <w:fldChar w:fldCharType="separate"/>
+            </w:r>
+            <w:r>
+              <w:rPr>
+                <w:noProof/>
+                <w:webHidden/>
+              </w:rPr>
+              <w:t>11</w:t>
+            </w:r>
+            <w:r>
+              <w:rPr>
+                <w:noProof/>
+                <w:webHidden/>
+              </w:rPr>
+              <w:fldChar w:fldCharType="end"/>
+            </w:r>
+          </w:hyperlink>
+        </w:p>
+        <w:p>
+          <w:pPr>
+            <w:pStyle w:val="TJ2"/>
+            <w:tabs>
+              <w:tab w:val="right" w:leader="dot" w:pos="9062"/>
+            </w:tabs>
+            <w:rPr>
+              <w:rFonts w:eastAsiaTheme="minorEastAsia"/>
+              <w:noProof/>
+              <w:lang w:eastAsia="hu-HU"/>
+            </w:rPr>
+          </w:pPr>
+          <w:hyperlink w:anchor="_Toc239882171" w:history="1">
+            <w:r>
+              <w:rPr>
+                <w:rStyle w:val="Hiperhivatkozs"/>
+                <w:noProof/>
+              </w:rPr>
+              <w:t>Fenyőbála állapot tábla:</w:t>
+            </w:r>
+            <w:r>
+              <w:rPr>
+                <w:noProof/>
+                <w:webHidden/>
+              </w:rPr>
+              <w:tab/>
+            </w:r>
+            <w:r>
+              <w:rPr>
+                <w:noProof/>
+                <w:webHidden/>
+              </w:rPr>
+              <w:fldChar w:fldCharType="begin"/>
+            </w:r>
+            <w:r>
+              <w:rPr>
+                <w:noProof/>
+                <w:webHidden/>
+              </w:rPr>
+              <w:instrText xml:space="preserve"> PAGEREF _Toc239882171 \h </w:instrText>
+            </w:r>
+            <w:r>
+              <w:rPr>
+                <w:noProof/>
+                <w:webHidden/>
+              </w:rPr>
+            </w:r>
+            <w:r>
+              <w:rPr>
+                <w:noProof/>
+                <w:webHidden/>
+              </w:rPr>
+              <w:fldChar w:fldCharType="separate"/>
+            </w:r>
+            <w:r>
+              <w:rPr>
+                <w:noProof/>
+                <w:webHidden/>
+              </w:rPr>
+              <w:t>12</w:t>
+            </w:r>
+            <w:r>
+              <w:rPr>
+                <w:noProof/>
+                <w:webHidden/>
+              </w:rPr>
+              <w:fldChar w:fldCharType="end"/>
+            </w:r>
+          </w:hyperlink>
+        </w:p>
+        <w:p>
+          <w:pPr>
+            <w:pStyle w:val="TJ2"/>
+            <w:tabs>
+              <w:tab w:val="right" w:leader="dot" w:pos="9062"/>
+            </w:tabs>
+            <w:rPr>
+              <w:rFonts w:eastAsiaTheme="minorEastAsia"/>
+              <w:noProof/>
+              <w:lang w:eastAsia="hu-HU"/>
+            </w:rPr>
+          </w:pPr>
+          <w:hyperlink w:anchor="_Toc239882172" w:history="1">
+            <w:r>
+              <w:rPr>
+                <w:rStyle w:val="Hiperhivatkozs"/>
+                <w:noProof/>
+              </w:rPr>
+              <w:t>Vásárlók tábla:</w:t>
+            </w:r>
+            <w:r>
+              <w:rPr>
+                <w:noProof/>
+                <w:webHidden/>
+              </w:rPr>
+              <w:tab/>
+            </w:r>
+            <w:r>
+              <w:rPr>
+                <w:noProof/>
+                <w:webHidden/>
+              </w:rPr>
+              <w:fldChar w:fldCharType="begin"/>
+            </w:r>
+            <w:r>
+              <w:rPr>
+                <w:noProof/>
+                <w:webHidden/>
+              </w:rPr>
+              <w:instrText xml:space="preserve"> PAGEREF _Toc239882172 \h </w:instrText>
+            </w:r>
+            <w:r>
+              <w:rPr>
+                <w:noProof/>
+                <w:webHidden/>
+              </w:rPr>
+            </w:r>
+            <w:r>
+              <w:rPr>
+                <w:noProof/>
+                <w:webHidden/>
+              </w:rPr>
+              <w:fldChar w:fldCharType="separate"/>
+            </w:r>
+            <w:r>
+              <w:rPr>
+                <w:noProof/>
+                <w:webHidden/>
+              </w:rPr>
+              <w:t>13</w:t>
+            </w:r>
+            <w:r>
+              <w:rPr>
+                <w:noProof/>
+                <w:webHidden/>
+              </w:rPr>
+              <w:fldChar w:fldCharType="end"/>
+            </w:r>
+          </w:hyperlink>
+        </w:p>
+        <w:p>
+          <w:pPr>
+            <w:pStyle w:val="TJ2"/>
+            <w:tabs>
+              <w:tab w:val="right" w:leader="dot" w:pos="9062"/>
+            </w:tabs>
+            <w:rPr>
+              <w:rFonts w:eastAsiaTheme="minorEastAsia"/>
+              <w:noProof/>
+              <w:lang w:eastAsia="hu-HU"/>
+            </w:rPr>
+          </w:pPr>
+          <w:hyperlink w:anchor="_Toc239882173" w:history="1">
+            <w:r>
+              <w:rPr>
+                <w:rStyle w:val="Hiperhivatkozs"/>
+                <w:noProof/>
+              </w:rPr>
+              <w:t>Fenyőbála tábla:</w:t>
+            </w:r>
+            <w:r>
+              <w:rPr>
+                <w:noProof/>
+                <w:webHidden/>
+              </w:rPr>
+              <w:tab/>
+            </w:r>
+            <w:r>
+              <w:rPr>
+                <w:noProof/>
+                <w:webHidden/>
+              </w:rPr>
+              <w:fldChar w:fldCharType="begin"/>
+            </w:r>
+            <w:r>
+              <w:rPr>
+                <w:noProof/>
+                <w:webHidden/>
+              </w:rPr>
+              <w:instrText xml:space="preserve"> PAGEREF _Toc239882173 \h </w:instrText>
+            </w:r>
+            <w:r>
+              <w:rPr>
+                <w:noProof/>
+                <w:webHidden/>
+              </w:rPr>
+            </w:r>
+            <w:r>
+              <w:rPr>
+                <w:noProof/>
+                <w:webHidden/>
+              </w:rPr>
+              <w:fldChar w:fldCharType="separate"/>
+            </w:r>
+            <w:r>
+              <w:rPr>
+                <w:noProof/>
+                <w:webHidden/>
+              </w:rPr>
+              <w:t>14</w:t>
+            </w:r>
+            <w:r>
+              <w:rPr>
+                <w:noProof/>
+                <w:webHidden/>
+              </w:rPr>
+              <w:fldChar w:fldCharType="end"/>
+            </w:r>
+          </w:hyperlink>
+        </w:p>
+        <w:p>
+          <w:pPr>
+            <w:pStyle w:val="TJ2"/>
+            <w:tabs>
+              <w:tab w:val="right" w:leader="dot" w:pos="9062"/>
+            </w:tabs>
+            <w:rPr>
+              <w:rFonts w:eastAsiaTheme="minorEastAsia"/>
+              <w:noProof/>
+              <w:lang w:eastAsia="hu-HU"/>
+            </w:rPr>
+          </w:pPr>
+          <w:hyperlink w:anchor="_Toc239882174" w:history="1">
+            <w:r>
+              <w:rPr>
+                <w:rStyle w:val="Hiperhivatkozs"/>
+                <w:noProof/>
+              </w:rPr>
+              <w:t>Koszorúalap tábla:</w:t>
+            </w:r>
+            <w:r>
+              <w:rPr>
+                <w:noProof/>
+                <w:webHidden/>
+              </w:rPr>
+              <w:tab/>
+            </w:r>
+            <w:r>
+              <w:rPr>
+                <w:noProof/>
+                <w:webHidden/>
+              </w:rPr>
+              <w:fldChar w:fldCharType="begin"/>
+            </w:r>
+            <w:r>
+              <w:rPr>
+                <w:noProof/>
+                <w:webHidden/>
+              </w:rPr>
+              <w:instrText xml:space="preserve"> PAGEREF _Toc239882174 \h </w:instrText>
+            </w:r>
+            <w:r>
+              <w:rPr>
+                <w:noProof/>
+                <w:webHidden/>
+              </w:rPr>
+            </w:r>
+            <w:r>
+              <w:rPr>
+                <w:noProof/>
+                <w:webHidden/>
+              </w:rPr>
+              <w:fldChar w:fldCharType="separate"/>
+            </w:r>
+            <w:r>
+              <w:rPr>
+                <w:noProof/>
+                <w:webHidden/>
+              </w:rPr>
+              <w:t>15</w:t>
+            </w:r>
+            <w:r>
+              <w:rPr>
+                <w:noProof/>
+                <w:webHidden/>
+              </w:rPr>
+              <w:fldChar w:fldCharType="end"/>
+            </w:r>
+          </w:hyperlink>
+        </w:p>
+        <w:p>
+          <w:pPr>
+            <w:pStyle w:val="TJ1"/>
+            <w:tabs>
+              <w:tab w:val="right" w:leader="dot" w:pos="9062"/>
+            </w:tabs>
+            <w:rPr>
+              <w:rFonts w:eastAsiaTheme="minorEastAsia"/>
+              <w:noProof/>
+              <w:lang w:eastAsia="hu-HU"/>
+            </w:rPr>
+          </w:pPr>
+          <w:hyperlink w:anchor="_Toc239882175" w:history="1">
+            <w:r>
+              <w:rPr>
+                <w:rStyle w:val="Hiperhivatkozs"/>
+                <w:noProof/>
+              </w:rPr>
+              <w:t>A Backend</w:t>
+            </w:r>
+            <w:r>
+              <w:rPr>
+                <w:noProof/>
+                <w:webHidden/>
+              </w:rPr>
+              <w:tab/>
+            </w:r>
+            <w:r>
+              <w:rPr>
+                <w:noProof/>
+                <w:webHidden/>
+              </w:rPr>
+              <w:fldChar w:fldCharType="begin"/>
+            </w:r>
+            <w:r>
+              <w:rPr>
+                <w:noProof/>
+                <w:webHidden/>
+              </w:rPr>
+              <w:instrText xml:space="preserve"> PAGEREF _Toc239882175 \h </w:instrText>
+            </w:r>
+            <w:r>
+              <w:rPr>
+                <w:noProof/>
+                <w:webHidden/>
+              </w:rPr>
+            </w:r>
+            <w:r>
+              <w:rPr>
+                <w:noProof/>
+                <w:webHidden/>
+              </w:rPr>
+              <w:fldChar w:fldCharType="separate"/>
+            </w:r>
+            <w:r>
+              <w:rPr>
+                <w:noProof/>
+                <w:webHidden/>
+              </w:rPr>
+              <w:t>16</w:t>
+            </w:r>
+            <w:r>
+              <w:rPr>
+                <w:noProof/>
+                <w:webHidden/>
+              </w:rPr>
+              <w:fldChar w:fldCharType="end"/>
+            </w:r>
+          </w:hyperlink>
+        </w:p>
+        <w:p>
+          <w:pPr>
+            <w:pStyle w:val="TJ1"/>
+            <w:tabs>
+              <w:tab w:val="right" w:leader="dot" w:pos="9062"/>
+            </w:tabs>
+            <w:rPr>
+              <w:rFonts w:eastAsiaTheme="minorEastAsia"/>
+              <w:noProof/>
+              <w:lang w:eastAsia="hu-HU"/>
+            </w:rPr>
+          </w:pPr>
+          <w:hyperlink w:anchor="_Toc239882176" w:history="1">
+            <w:r>
+              <w:rPr>
+                <w:rStyle w:val="Hiperhivatkozs"/>
+                <w:noProof/>
+              </w:rPr>
+              <w:t>A Backend készítésének lépései</w:t>
+            </w:r>
+            <w:r>
+              <w:rPr>
+                <w:noProof/>
+                <w:webHidden/>
+              </w:rPr>
+              <w:tab/>
+            </w:r>
+            <w:r>
+              <w:rPr>
+                <w:noProof/>
+                <w:webHidden/>
+              </w:rPr>
+              <w:fldChar w:fldCharType="begin"/>
+            </w:r>
+            <w:r>
+              <w:rPr>
+                <w:noProof/>
+                <w:webHidden/>
+              </w:rPr>
+              <w:instrText xml:space="preserve"> PAGEREF _Toc239882176 \h </w:instrText>
+            </w:r>
+            <w:r>
+              <w:rPr>
+                <w:noProof/>
+                <w:webHidden/>
+              </w:rPr>
+            </w:r>
+            <w:r>
+              <w:rPr>
+                <w:noProof/>
+                <w:webHidden/>
+              </w:rPr>
+              <w:fldChar w:fldCharType="separate"/>
+            </w:r>
+            <w:r>
+              <w:rPr>
+                <w:noProof/>
+                <w:webHidden/>
+              </w:rPr>
+              <w:t>17</w:t>
+            </w:r>
+            <w:r>
+              <w:rPr>
+                <w:noProof/>
+                <w:webHidden/>
+              </w:rPr>
+              <w:fldChar w:fldCharType="end"/>
+            </w:r>
+          </w:hyperlink>
+        </w:p>
+        <w:p>
+          <w:pPr>
+            <w:pStyle w:val="TJ2"/>
+            <w:tabs>
+              <w:tab w:val="right" w:leader="dot" w:pos="9062"/>
+            </w:tabs>
+            <w:rPr>
+              <w:rFonts w:eastAsiaTheme="minorEastAsia"/>
+              <w:noProof/>
+              <w:lang w:eastAsia="hu-HU"/>
+            </w:rPr>
+          </w:pPr>
+          <w:hyperlink w:anchor="_Toc239882177" w:history="1">
+            <w:r>
+              <w:rPr>
+                <w:rStyle w:val="Hiperhivatkozs"/>
+                <w:noProof/>
+              </w:rPr>
+              <w:t>Előkészületek:</w:t>
+            </w:r>
+            <w:r>
+              <w:rPr>
+                <w:noProof/>
+                <w:webHidden/>
+              </w:rPr>
+              <w:tab/>
+            </w:r>
+            <w:r>
+              <w:rPr>
+                <w:noProof/>
+                <w:webHidden/>
+              </w:rPr>
+              <w:fldChar w:fldCharType="begin"/>
+            </w:r>
+            <w:r>
+              <w:rPr>
+                <w:noProof/>
+                <w:webHidden/>
+              </w:rPr>
+              <w:instrText xml:space="preserve"> PAGEREF _Toc239882177 \h </w:instrText>
+            </w:r>
+            <w:r>
+              <w:rPr>
+                <w:noProof/>
+                <w:webHidden/>
+              </w:rPr>
+            </w:r>
+            <w:r>
+              <w:rPr>
+                <w:noProof/>
+                <w:webHidden/>
+              </w:rPr>
+              <w:fldChar w:fldCharType="separate"/>
+            </w:r>
+            <w:r>
+              <w:rPr>
+                <w:noProof/>
+                <w:webHidden/>
+              </w:rPr>
+              <w:t>17</w:t>
+            </w:r>
+            <w:r>
+              <w:rPr>
+                <w:noProof/>
+                <w:webHidden/>
+              </w:rPr>
+              <w:fldChar w:fldCharType="end"/>
+            </w:r>
+          </w:hyperlink>
+        </w:p>
+        <w:p>
+          <w:pPr>
+            <w:pStyle w:val="TJ2"/>
+            <w:tabs>
+              <w:tab w:val="right" w:leader="dot" w:pos="9062"/>
+            </w:tabs>
+            <w:rPr>
+              <w:rFonts w:eastAsiaTheme="minorEastAsia"/>
+              <w:noProof/>
+              <w:lang w:eastAsia="hu-HU"/>
+            </w:rPr>
+          </w:pPr>
+          <w:hyperlink w:anchor="_Toc239882178" w:history="1">
+            <w:r>
+              <w:rPr>
+                <w:rStyle w:val="Hiperhivatkozs"/>
+                <w:noProof/>
+              </w:rPr>
+              <w:t>Az adatbázis migrálása:</w:t>
+            </w:r>
+            <w:r>
+              <w:rPr>
+                <w:noProof/>
+                <w:webHidden/>
+              </w:rPr>
+              <w:tab/>
+            </w:r>
+            <w:r>
+              <w:rPr>
+                <w:noProof/>
+                <w:webHidden/>
+              </w:rPr>
+              <w:fldChar w:fldCharType="begin"/>
+            </w:r>
+            <w:r>
+              <w:rPr>
+                <w:noProof/>
+                <w:webHidden/>
+              </w:rPr>
+              <w:instrText xml:space="preserve"> PAGEREF _Toc239882178 \h </w:instrText>
+            </w:r>
+            <w:r>
+              <w:rPr>
+                <w:noProof/>
+                <w:webHidden/>
+              </w:rPr>
+            </w:r>
+            <w:r>
+              <w:rPr>
+                <w:noProof/>
+                <w:webHidden/>
+              </w:rPr>
+              <w:fldChar w:fldCharType="separate"/>
+            </w:r>
+            <w:r>
+              <w:rPr>
+                <w:noProof/>
+                <w:webHidden/>
+              </w:rPr>
+              <w:t>18</w:t>
+            </w:r>
+            <w:r>
+              <w:rPr>
+                <w:noProof/>
+                <w:webHidden/>
+              </w:rPr>
+              <w:fldChar w:fldCharType="end"/>
+            </w:r>
+          </w:hyperlink>
+        </w:p>
+        <w:p>
+          <w:pPr>
+            <w:pStyle w:val="TJ2"/>
+            <w:tabs>
+              <w:tab w:val="right" w:leader="dot" w:pos="9062"/>
+            </w:tabs>
+            <w:rPr>
+              <w:rFonts w:eastAsiaTheme="minorEastAsia"/>
+              <w:noProof/>
+              <w:lang w:eastAsia="hu-HU"/>
+            </w:rPr>
+          </w:pPr>
+          <w:hyperlink w:anchor="_Toc239882179" w:history="1">
+            <w:r>
+              <w:rPr>
+                <w:rStyle w:val="Hiperhivatkozs"/>
+                <w:noProof/>
+              </w:rPr>
+              <w:t>Adatok átadása:</w:t>
+            </w:r>
+            <w:r>
+              <w:rPr>
+                <w:noProof/>
+                <w:webHidden/>
+              </w:rPr>
+              <w:tab/>
+            </w:r>
+            <w:r>
+              <w:rPr>
+                <w:noProof/>
+                <w:webHidden/>
+              </w:rPr>
+              <w:fldChar w:fldCharType="begin"/>
+            </w:r>
+            <w:r>
+              <w:rPr>
+                <w:noProof/>
+                <w:webHidden/>
+              </w:rPr>
+              <w:instrText xml:space="preserve"> PAGEREF _Toc239882179 \h </w:instrText>
+            </w:r>
+            <w:r>
+              <w:rPr>
+                <w:noProof/>
+                <w:webHidden/>
+              </w:rPr>
+            </w:r>
+            <w:r>
+              <w:rPr>
+                <w:noProof/>
+                <w:webHidden/>
+              </w:rPr>
+              <w:fldChar w:fldCharType="separate"/>
+            </w:r>
+            <w:r>
+              <w:rPr>
+                <w:noProof/>
+                <w:webHidden/>
+              </w:rPr>
+              <w:t>19</w:t>
+            </w:r>
+            <w:r>
+              <w:rPr>
+                <w:noProof/>
+                <w:webHidden/>
+              </w:rPr>
+              <w:fldChar w:fldCharType="end"/>
+            </w:r>
+          </w:hyperlink>
+        </w:p>
+        <w:p>
+          <w:r>
+            <w:rPr>
+              <w:b/>
+              <w:bCs/>
+            </w:rPr>
+            <w:fldChar w:fldCharType="end"/>
+          </w:r>
+        </w:p>
+      </w:sdtContent>
+    </w:sdt>
+    <w:p>
+      <w:pPr>
+        <w:rPr>
+          <w:rFonts w:asciiTheme="majorHAnsi" w:eastAsiaTheme="majorEastAsia" w:hAnsiTheme="majorHAnsi" w:cstheme="majorBidi"/>
+          <w:color w:val="2F5496" w:themeColor="accent1" w:themeShade="BF"/>
+          <w:sz w:val="40"/>
+          <w:szCs w:val="40"/>
+        </w:rPr>
+      </w:pPr>
+      <w:r>
+        <w:br w:type="page"/>
       </w:r>
     </w:p>
     <w:p>
       <w:pPr>
         <w:pStyle w:val="Cmsor1"/>
       </w:pPr>
-      <w:r>
+      <w:bookmarkStart w:id="0" w:name="_Toc239882161"/>
+      <w:r>
+        <w:lastRenderedPageBreak/>
         <w:t>Az alkalmazás bemutatása:</w:t>
       </w:r>
+      <w:bookmarkEnd w:id="0"/>
     </w:p>
     <w:p>
       <w:pPr>
@@ -116,10 +5552,12 @@
       <w:pPr>
         <w:pStyle w:val="Cmsor1"/>
       </w:pPr>
+      <w:bookmarkStart w:id="1" w:name="_Toc239882162"/>
       <w:r>
         <w:lastRenderedPageBreak/>
         <w:t>Az alkalmazás használata:</w:t>
       </w:r>
+      <w:bookmarkEnd w:id="1"/>
     </w:p>
     <w:p>
       <w:pPr>
@@ -154,9 +5592,11 @@
       <w:pPr>
         <w:pStyle w:val="Cmsor2"/>
       </w:pPr>
+      <w:bookmarkStart w:id="2" w:name="_Toc239882163"/>
       <w:r>
         <w:t>Bejelentkezés:</w:t>
       </w:r>
+      <w:bookmarkEnd w:id="2"/>
     </w:p>
     <w:p>
       <w:pPr>
@@ -191,7 +5631,7 @@
                     <pic:cNvPicPr/>
                   </pic:nvPicPr>
                   <pic:blipFill>
-                    <a:blip r:embed="rId5"/>
+                    <a:blip r:embed="rId8"/>
                     <a:stretch>
                       <a:fillRect/>
                     </a:stretch>
@@ -271,7 +5711,7 @@
                     <pic:cNvPicPr/>
                   </pic:nvPicPr>
                   <pic:blipFill>
-                    <a:blip r:embed="rId6"/>
+                    <a:blip r:embed="rId9"/>
                     <a:stretch>
                       <a:fillRect/>
                     </a:stretch>
@@ -304,17 +5744,22 @@
       <w:pPr>
         <w:pStyle w:val="Cmsor2"/>
       </w:pPr>
+      <w:bookmarkStart w:id="3" w:name="_Toc239882164"/>
       <w:r>
         <w:t>Fenyőbála:</w:t>
       </w:r>
+      <w:bookmarkEnd w:id="3"/>
     </w:p>
     <w:p>
       <w:pPr>
         <w:pStyle w:val="Szakdolozatbekezdsek"/>
         <w:sectPr>
+          <w:footerReference w:type="default" r:id="rId10"/>
           <w:pgSz w:w="11906" w:h="16838"/>
           <w:pgMar w:top="1417" w:right="1417" w:bottom="1417" w:left="1417" w:header="708" w:footer="708" w:gutter="0"/>
+          <w:pgNumType w:start="0"/>
           <w:cols w:space="708"/>
+          <w:titlePg/>
           <w:docGrid w:linePitch="360"/>
         </w:sectPr>
       </w:pPr>
@@ -378,7 +5823,7 @@
                     </pic:cNvPicPr>
                   </pic:nvPicPr>
                   <pic:blipFill>
-                    <a:blip r:embed="rId7">
+                    <a:blip r:embed="rId11">
                       <a:extLst>
                         <a:ext uri="{28A0092B-C50C-407E-A947-70E740481C1C}">
                           <a14:useLocalDpi xmlns:a14="http://schemas.microsoft.com/office/drawing/2010/main" val="0"/>
@@ -457,7 +5902,7 @@
                     </pic:cNvPicPr>
                   </pic:nvPicPr>
                   <pic:blipFill>
-                    <a:blip r:embed="rId8">
+                    <a:blip r:embed="rId12">
                       <a:extLst>
                         <a:ext uri="{28A0092B-C50C-407E-A947-70E740481C1C}">
                           <a14:useLocalDpi xmlns:a14="http://schemas.microsoft.com/office/drawing/2010/main" val="0"/>
@@ -585,10 +6030,12 @@
           <w:docGrid w:linePitch="360"/>
         </w:sectPr>
       </w:pPr>
+      <w:bookmarkStart w:id="4" w:name="_Toc239882165"/>
       <w:r>
         <w:lastRenderedPageBreak/>
         <w:t>Koszorúalap:</w:t>
       </w:r>
+      <w:bookmarkEnd w:id="4"/>
     </w:p>
     <w:p>
       <w:pPr>
@@ -645,7 +6092,7 @@
                     <pic:cNvPicPr/>
                   </pic:nvPicPr>
                   <pic:blipFill>
-                    <a:blip r:embed="rId9">
+                    <a:blip r:embed="rId13">
                       <a:extLst>
                         <a:ext uri="{28A0092B-C50C-407E-A947-70E740481C1C}">
                           <a14:useLocalDpi xmlns:a14="http://schemas.microsoft.com/office/drawing/2010/main" val="0"/>
@@ -704,7 +6151,7 @@
                     <pic:cNvPicPr/>
                   </pic:nvPicPr>
                   <pic:blipFill>
-                    <a:blip r:embed="rId10">
+                    <a:blip r:embed="rId14">
                       <a:extLst>
                         <a:ext uri="{28A0092B-C50C-407E-A947-70E740481C1C}">
                           <a14:useLocalDpi xmlns:a14="http://schemas.microsoft.com/office/drawing/2010/main" val="0"/>
@@ -865,9 +6312,11 @@
       <w:pPr>
         <w:pStyle w:val="Cmsor2"/>
       </w:pPr>
+      <w:bookmarkStart w:id="5" w:name="_Toc239882166"/>
       <w:r>
         <w:t>Vásárlók:</w:t>
       </w:r>
+      <w:bookmarkEnd w:id="5"/>
     </w:p>
     <w:p>
       <w:pPr>
@@ -916,7 +6365,7 @@
                     <pic:cNvPicPr/>
                   </pic:nvPicPr>
                   <pic:blipFill>
-                    <a:blip r:embed="rId11">
+                    <a:blip r:embed="rId15">
                       <a:extLst>
                         <a:ext uri="{28A0092B-C50C-407E-A947-70E740481C1C}">
                           <a14:useLocalDpi xmlns:a14="http://schemas.microsoft.com/office/drawing/2010/main" val="0"/>
@@ -987,7 +6436,7 @@
                     <pic:cNvPicPr/>
                   </pic:nvPicPr>
                   <pic:blipFill>
-                    <a:blip r:embed="rId12">
+                    <a:blip r:embed="rId16">
                       <a:extLst>
                         <a:ext uri="{28A0092B-C50C-407E-A947-70E740481C1C}">
                           <a14:useLocalDpi xmlns:a14="http://schemas.microsoft.com/office/drawing/2010/main" val="0"/>
@@ -1033,10 +6482,12 @@
       <w:pPr>
         <w:pStyle w:val="Cmsor1"/>
       </w:pPr>
+      <w:bookmarkStart w:id="6" w:name="_Toc239882167"/>
       <w:r>
         <w:lastRenderedPageBreak/>
         <w:t>Az adatbázis</w:t>
       </w:r>
+      <w:bookmarkEnd w:id="6"/>
     </w:p>
     <w:p>
       <w:pPr>
@@ -1076,7 +6527,7 @@
                     <pic:cNvPicPr/>
                   </pic:nvPicPr>
                   <pic:blipFill>
-                    <a:blip r:embed="rId13">
+                    <a:blip r:embed="rId17">
                       <a:extLst>
                         <a:ext uri="{28A0092B-C50C-407E-A947-70E740481C1C}">
                           <a14:useLocalDpi xmlns:a14="http://schemas.microsoft.com/office/drawing/2010/main" val="0"/>
@@ -1126,6 +6577,7 @@
       <w:pPr>
         <w:pStyle w:val="Cmsor2"/>
       </w:pPr>
+      <w:bookmarkStart w:id="7" w:name="_Toc239882168"/>
       <w:r>
         <w:lastRenderedPageBreak/>
         <w:t>Felhasználók</w:t>
@@ -1136,6 +6588,7 @@
       <w:r>
         <w:t>:</w:t>
       </w:r>
+      <w:bookmarkEnd w:id="7"/>
     </w:p>
     <w:p>
       <w:pPr>
@@ -1250,7 +6703,7 @@
                     <pic:cNvPicPr/>
                   </pic:nvPicPr>
                   <pic:blipFill>
-                    <a:blip r:embed="rId14"/>
+                    <a:blip r:embed="rId18"/>
                     <a:stretch>
                       <a:fillRect/>
                     </a:stretch>
@@ -1309,7 +6762,7 @@
                     <pic:cNvPicPr/>
                   </pic:nvPicPr>
                   <pic:blipFill>
-                    <a:blip r:embed="rId15"/>
+                    <a:blip r:embed="rId19"/>
                     <a:stretch>
                       <a:fillRect/>
                     </a:stretch>
@@ -1339,10 +6792,12 @@
       <w:pPr>
         <w:pStyle w:val="Cmsor2"/>
       </w:pPr>
+      <w:bookmarkStart w:id="8" w:name="_Toc239882169"/>
       <w:r>
         <w:lastRenderedPageBreak/>
         <w:t>Fenyőfajta tábla:</w:t>
       </w:r>
+      <w:bookmarkEnd w:id="8"/>
     </w:p>
     <w:p>
       <w:pPr>
@@ -1426,7 +6881,7 @@
                     <pic:cNvPicPr/>
                   </pic:nvPicPr>
                   <pic:blipFill>
-                    <a:blip r:embed="rId16"/>
+                    <a:blip r:embed="rId20"/>
                     <a:stretch>
                       <a:fillRect/>
                     </a:stretch>
@@ -1479,7 +6934,7 @@
                     <pic:cNvPicPr/>
                   </pic:nvPicPr>
                   <pic:blipFill>
-                    <a:blip r:embed="rId17"/>
+                    <a:blip r:embed="rId21"/>
                     <a:stretch>
                       <a:fillRect/>
                     </a:stretch>
@@ -1524,7 +6979,7 @@
                     <pic:cNvPicPr/>
                   </pic:nvPicPr>
                   <pic:blipFill>
-                    <a:blip r:embed="rId18"/>
+                    <a:blip r:embed="rId22"/>
                     <a:stretch>
                       <a:fillRect/>
                     </a:stretch>
@@ -1554,10 +7009,12 @@
       <w:pPr>
         <w:pStyle w:val="Cmsor2"/>
       </w:pPr>
+      <w:bookmarkStart w:id="9" w:name="_Toc239882170"/>
       <w:r>
         <w:lastRenderedPageBreak/>
         <w:t>Fenyőalap típus tábla:</w:t>
       </w:r>
+      <w:bookmarkEnd w:id="9"/>
     </w:p>
     <w:p>
       <w:pPr>
@@ -1650,7 +7107,7 @@
                     <pic:cNvPicPr/>
                   </pic:nvPicPr>
                   <pic:blipFill>
-                    <a:blip r:embed="rId19"/>
+                    <a:blip r:embed="rId23"/>
                     <a:stretch>
                       <a:fillRect/>
                     </a:stretch>
@@ -1706,7 +7163,7 @@
                     <pic:cNvPicPr/>
                   </pic:nvPicPr>
                   <pic:blipFill>
-                    <a:blip r:embed="rId20"/>
+                    <a:blip r:embed="rId24"/>
                     <a:stretch>
                       <a:fillRect/>
                     </a:stretch>
@@ -1751,7 +7208,7 @@
                     <pic:cNvPicPr/>
                   </pic:nvPicPr>
                   <pic:blipFill>
-                    <a:blip r:embed="rId21"/>
+                    <a:blip r:embed="rId25"/>
                     <a:stretch>
                       <a:fillRect/>
                     </a:stretch>
@@ -1781,10 +7238,12 @@
       <w:pPr>
         <w:pStyle w:val="Cmsor2"/>
       </w:pPr>
+      <w:bookmarkStart w:id="10" w:name="_Toc239882171"/>
       <w:r>
         <w:lastRenderedPageBreak/>
         <w:t>Fenyőbála állapot tábla:</w:t>
       </w:r>
+      <w:bookmarkEnd w:id="10"/>
     </w:p>
     <w:p>
       <w:pPr>
@@ -1927,7 +7386,7 @@
                     <pic:cNvPicPr/>
                   </pic:nvPicPr>
                   <pic:blipFill>
-                    <a:blip r:embed="rId22"/>
+                    <a:blip r:embed="rId26"/>
                     <a:stretch>
                       <a:fillRect/>
                     </a:stretch>
@@ -1977,7 +7436,7 @@
                     <pic:cNvPicPr/>
                   </pic:nvPicPr>
                   <pic:blipFill>
-                    <a:blip r:embed="rId23"/>
+                    <a:blip r:embed="rId27"/>
                     <a:stretch>
                       <a:fillRect/>
                     </a:stretch>
@@ -2022,7 +7481,7 @@
                     <pic:cNvPicPr/>
                   </pic:nvPicPr>
                   <pic:blipFill>
-                    <a:blip r:embed="rId24"/>
+                    <a:blip r:embed="rId28"/>
                     <a:stretch>
                       <a:fillRect/>
                     </a:stretch>
@@ -2052,10 +7511,12 @@
       <w:pPr>
         <w:pStyle w:val="Cmsor2"/>
       </w:pPr>
+      <w:bookmarkStart w:id="11" w:name="_Toc239882172"/>
       <w:r>
         <w:lastRenderedPageBreak/>
         <w:t>Vásárlók tábla:</w:t>
       </w:r>
+      <w:bookmarkEnd w:id="11"/>
     </w:p>
     <w:p>
       <w:pPr>
@@ -2263,7 +7724,7 @@
                     <pic:cNvPicPr/>
                   </pic:nvPicPr>
                   <pic:blipFill>
-                    <a:blip r:embed="rId25"/>
+                    <a:blip r:embed="rId29"/>
                     <a:stretch>
                       <a:fillRect/>
                     </a:stretch>
@@ -2316,7 +7777,7 @@
                     <pic:cNvPicPr/>
                   </pic:nvPicPr>
                   <pic:blipFill>
-                    <a:blip r:embed="rId26"/>
+                    <a:blip r:embed="rId30"/>
                     <a:stretch>
                       <a:fillRect/>
                     </a:stretch>
@@ -2346,6 +7807,7 @@
       <w:pPr>
         <w:pStyle w:val="Cmsor2"/>
       </w:pPr>
+      <w:bookmarkStart w:id="12" w:name="_Toc239882173"/>
       <w:r>
         <w:lastRenderedPageBreak/>
         <w:t xml:space="preserve">Fenyőbála </w:t>
@@ -2356,6 +7818,7 @@
       <w:r>
         <w:t>:</w:t>
       </w:r>
+      <w:bookmarkEnd w:id="12"/>
     </w:p>
     <w:p>
       <w:pPr>
@@ -2536,7 +7999,7 @@
                     <pic:cNvPicPr/>
                   </pic:nvPicPr>
                   <pic:blipFill>
-                    <a:blip r:embed="rId27"/>
+                    <a:blip r:embed="rId31"/>
                     <a:stretch>
                       <a:fillRect/>
                     </a:stretch>
@@ -2581,7 +8044,7 @@
                     <pic:cNvPicPr/>
                   </pic:nvPicPr>
                   <pic:blipFill>
-                    <a:blip r:embed="rId28"/>
+                    <a:blip r:embed="rId32"/>
                     <a:stretch>
                       <a:fillRect/>
                     </a:stretch>
@@ -2611,10 +8074,12 @@
       <w:pPr>
         <w:pStyle w:val="Cmsor2"/>
       </w:pPr>
+      <w:bookmarkStart w:id="13" w:name="_Toc239882174"/>
       <w:r>
         <w:lastRenderedPageBreak/>
         <w:t>Koszorúalap tábla:</w:t>
       </w:r>
+      <w:bookmarkEnd w:id="13"/>
     </w:p>
     <w:p>
       <w:pPr>
@@ -2837,7 +8302,7 @@
                     <pic:cNvPicPr/>
                   </pic:nvPicPr>
                   <pic:blipFill>
-                    <a:blip r:embed="rId29"/>
+                    <a:blip r:embed="rId33"/>
                     <a:stretch>
                       <a:fillRect/>
                     </a:stretch>
@@ -2882,7 +8347,7 @@
                     <pic:cNvPicPr/>
                   </pic:nvPicPr>
                   <pic:blipFill>
-                    <a:blip r:embed="rId30"/>
+                    <a:blip r:embed="rId34"/>
                     <a:stretch>
                       <a:fillRect/>
                     </a:stretch>
@@ -2910,10 +8375,12 @@
       <w:r>
         <w:br w:type="page"/>
       </w:r>
+      <w:bookmarkStart w:id="14" w:name="_Toc239882175"/>
       <w:r>
         <w:lastRenderedPageBreak/>
         <w:t>A Backend</w:t>
       </w:r>
+      <w:bookmarkEnd w:id="14"/>
     </w:p>
     <w:p>
       <w:pPr>
@@ -3088,18 +8555,28 @@
       <w:pPr>
         <w:pStyle w:val="Cmsor1"/>
       </w:pPr>
+      <w:bookmarkStart w:id="15" w:name="_Toc239882176"/>
       <w:r>
         <w:lastRenderedPageBreak/>
-        <w:t>A backend készítésének lépései</w:t>
-      </w:r>
+        <w:t xml:space="preserve">A </w:t>
+      </w:r>
+      <w:r>
+        <w:t>B</w:t>
+      </w:r>
+      <w:r>
+        <w:t>ackend készítésének lépései</w:t>
+      </w:r>
+      <w:bookmarkEnd w:id="15"/>
     </w:p>
     <w:p>
       <w:pPr>
         <w:pStyle w:val="Cmsor2"/>
       </w:pPr>
+      <w:bookmarkStart w:id="16" w:name="_Toc239882177"/>
       <w:r>
         <w:t>Előkészületek:</w:t>
       </w:r>
+      <w:bookmarkEnd w:id="16"/>
     </w:p>
     <w:p>
       <w:pPr>
@@ -3432,10 +8909,12 @@
       <w:pPr>
         <w:pStyle w:val="Cmsor2"/>
       </w:pPr>
+      <w:bookmarkStart w:id="17" w:name="_Toc239882178"/>
       <w:r>
         <w:lastRenderedPageBreak/>
         <w:t>Az adatbázis migrálása:</w:t>
       </w:r>
+      <w:bookmarkEnd w:id="17"/>
     </w:p>
     <w:p>
       <w:pPr>
@@ -3551,6 +9030,9 @@
         <w:jc w:val="center"/>
       </w:pPr>
       <w:r>
+        <w:rPr>
+          <w:noProof/>
+        </w:rPr>
         <w:drawing>
           <wp:inline distT="0" distB="0" distL="0" distR="0" wp14:anchorId="41C220EE" wp14:editId="4F763190">
             <wp:extent cx="2333951" cy="2219635"/>
@@ -3567,7 +9049,7 @@
                     <pic:cNvPicPr/>
                   </pic:nvPicPr>
                   <pic:blipFill>
-                    <a:blip r:embed="rId31"/>
+                    <a:blip r:embed="rId35"/>
                     <a:stretch>
                       <a:fillRect/>
                     </a:stretch>
@@ -3610,6 +9092,9 @@
         <w:br w:type="column"/>
       </w:r>
       <w:r>
+        <w:rPr>
+          <w:noProof/>
+        </w:rPr>
         <w:drawing>
           <wp:inline distT="0" distB="0" distL="0" distR="0" wp14:anchorId="4F829123" wp14:editId="5F06B8E4">
             <wp:extent cx="1086002" cy="2076740"/>
@@ -3626,7 +9111,7 @@
                     <pic:cNvPicPr/>
                   </pic:nvPicPr>
                   <pic:blipFill>
-                    <a:blip r:embed="rId32"/>
+                    <a:blip r:embed="rId36"/>
                     <a:stretch>
                       <a:fillRect/>
                     </a:stretch>
@@ -3714,9 +9199,11 @@
       <w:pPr>
         <w:pStyle w:val="Cmsor2"/>
       </w:pPr>
+      <w:bookmarkStart w:id="18" w:name="_Toc239882179"/>
       <w:r>
         <w:t>Adatok átadása:</w:t>
       </w:r>
+      <w:bookmarkEnd w:id="18"/>
     </w:p>
     <w:p>
       <w:pPr>
@@ -4276,6 +9763,49 @@
       <w:r>
         <w:t xml:space="preserve">                await _szines_negy_evszak_context.SaveChangesAsync();</w:t>
       </w:r>
+    </w:p>
+    <w:p>
+      <w:pPr>
+        <w:pStyle w:val="Szakdolozatbekezdsek"/>
+      </w:pPr>
+      <w:r>
+        <w:t>A</w:t>
+      </w:r>
+      <w:r>
+        <w:t xml:space="preserve"> Frontend és a Backend kapcsolatát egyszerűbb táblázatos formában bemutatni, mert ott a Frontend által hívott végpontot össze lehet párosítani a Backend HTML végpontjával. A</w:t>
+      </w:r>
+      <w:r>
+        <w:t>z alábbi</w:t>
+      </w:r>
+      <w:r>
+        <w:t xml:space="preserve"> táblázat</w:t>
+      </w:r>
+      <w:r>
+        <w:t>ban</w:t>
+      </w:r>
+      <w:r>
+        <w:t xml:space="preserve"> </w:t>
+      </w:r>
+      <w:r>
+        <w:t xml:space="preserve">meg </w:t>
+      </w:r>
+      <w:r>
+        <w:t xml:space="preserve">lehet </w:t>
+      </w:r>
+      <w:r>
+        <w:t xml:space="preserve">nézni </w:t>
+      </w:r>
+      <w:r>
+        <w:t xml:space="preserve">a </w:t>
+      </w:r>
+      <w:r>
+        <w:t>Frontend és a Backend közötti kapcsolatot. A végpontok hívásait, valamint azok válaszait is.</w:t>
+      </w:r>
+    </w:p>
+    <w:p>
+      <w:pPr>
+        <w:pStyle w:val="Szakdolozatbekezdsek"/>
+      </w:pPr>
     </w:p>
     <w:p>
       <w:pPr>
@@ -4291,6 +9821,98 @@
     </w:sectPr>
   </w:body>
 </w:document>
+</file>
+
+<file path=word/endnotes.xml><?xml version="1.0" encoding="utf-8"?>
+<w:endnotes xmlns:wpc="http://schemas.microsoft.com/office/word/2010/wordprocessingCanvas" xmlns:cx="http://schemas.microsoft.com/office/drawing/2014/chartex" xmlns:cx1="http://schemas.microsoft.com/office/drawing/2015/9/8/chartex" xmlns:cx2="http://schemas.microsoft.com/office/drawing/2015/10/21/chartex" xmlns:cx3="http://schemas.microsoft.com/office/drawing/2016/5/9/chartex" xmlns:cx4="http://schemas.microsoft.com/office/drawing/2016/5/10/chartex" xmlns:cx5="http://schemas.microsoft.com/office/drawing/2016/5/11/chartex" xmlns:cx6="http://schemas.microsoft.com/office/drawing/2016/5/12/chartex" xmlns:cx7="http://schemas.microsoft.com/office/drawing/2016/5/13/chartex" xmlns:cx8="http://schemas.microsoft.com/office/drawing/2016/5/14/chartex" xmlns:mc="http://schemas.openxmlformats.org/markup-compatibility/2006" xmlns:aink="http://schemas.microsoft.com/office/drawing/2016/ink" xmlns:am3d="http://schemas.microsoft.com/office/drawing/2017/model3d" xmlns:o="urn:schemas-microsoft-com:office:office" xmlns:oel="http://schemas.microsoft.com/office/2019/extlst" xmlns:r="http://schemas.openxmlformats.org/officeDocument/2006/relationships" xmlns:m="http://schemas.openxmlformats.org/officeDocument/2006/math" xmlns:v="urn:schemas-microsoft-com:vml" xmlns:wp14="http://schemas.microsoft.com/office/word/2010/wordprocessingDrawing" xmlns:wp="http://schemas.openxmlformats.org/drawingml/2006/wordprocessingDrawing" xmlns:w10="urn:schemas-microsoft-com:office:word" xmlns:w="http://schemas.openxmlformats.org/wordprocessingml/2006/main" xmlns:w14="http://schemas.microsoft.com/office/word/2010/wordml" xmlns:w15="http://schemas.microsoft.com/office/word/2012/wordml" xmlns:w16cex="http://schemas.microsoft.com/office/word/2018/wordml/cex" xmlns:w16cid="http://schemas.microsoft.com/office/word/2016/wordml/cid" xmlns:w16="http://schemas.microsoft.com/office/word/2018/wordml" xmlns:w16du="http://schemas.microsoft.com/office/word/2023/wordml/word16du" xmlns:w16sdtdh="http://schemas.microsoft.com/office/word/2020/wordml/sdtdatahash" xmlns:w16sdtfl="http://schemas.microsoft.com/office/word/2024/wordml/sdtformatlock" xmlns:w16se="http://schemas.microsoft.com/office/word/2015/wordml/symex" xmlns:wpg="http://schemas.microsoft.com/office/word/2010/wordprocessingGroup" xmlns:wpi="http://schemas.microsoft.com/office/word/2010/wordprocessingInk" xmlns:wne="http://schemas.microsoft.com/office/word/2006/wordml" xmlns:wps="http://schemas.microsoft.com/office/word/2010/wordprocessingShape" mc:Ignorable="w14 w15 w16se w16cid w16 w16cex w16sdtdh w16sdtfl w16du wp14">
+  <w:endnote w:type="separator" w:id="-1">
+    <w:p>
+      <w:pPr>
+        <w:spacing w:after="0" w:line="240" w:lineRule="auto"/>
+      </w:pPr>
+      <w:r>
+        <w:separator/>
+      </w:r>
+    </w:p>
+  </w:endnote>
+  <w:endnote w:type="continuationSeparator" w:id="0">
+    <w:p>
+      <w:pPr>
+        <w:spacing w:after="0" w:line="240" w:lineRule="auto"/>
+      </w:pPr>
+      <w:r>
+        <w:continuationSeparator/>
+      </w:r>
+    </w:p>
+  </w:endnote>
+</w:endnotes>
+</file>
+
+<file path=word/footer1.xml><?xml version="1.0" encoding="utf-8"?>
+<w:ftr xmlns:wpc="http://schemas.microsoft.com/office/word/2010/wordprocessingCanvas" xmlns:cx="http://schemas.microsoft.com/office/drawing/2014/chartex" xmlns:cx1="http://schemas.microsoft.com/office/drawing/2015/9/8/chartex" xmlns:cx2="http://schemas.microsoft.com/office/drawing/2015/10/21/chartex" xmlns:cx3="http://schemas.microsoft.com/office/drawing/2016/5/9/chartex" xmlns:cx4="http://schemas.microsoft.com/office/drawing/2016/5/10/chartex" xmlns:cx5="http://schemas.microsoft.com/office/drawing/2016/5/11/chartex" xmlns:cx6="http://schemas.microsoft.com/office/drawing/2016/5/12/chartex" xmlns:cx7="http://schemas.microsoft.com/office/drawing/2016/5/13/chartex" xmlns:cx8="http://schemas.microsoft.com/office/drawing/2016/5/14/chartex" xmlns:mc="http://schemas.openxmlformats.org/markup-compatibility/2006" xmlns:aink="http://schemas.microsoft.com/office/drawing/2016/ink" xmlns:am3d="http://schemas.microsoft.com/office/drawing/2017/model3d" xmlns:o="urn:schemas-microsoft-com:office:office" xmlns:oel="http://schemas.microsoft.com/office/2019/extlst" xmlns:r="http://schemas.openxmlformats.org/officeDocument/2006/relationships" xmlns:m="http://schemas.openxmlformats.org/officeDocument/2006/math" xmlns:v="urn:schemas-microsoft-com:vml" xmlns:wp14="http://schemas.microsoft.com/office/word/2010/wordprocessingDrawing" xmlns:wp="http://schemas.openxmlformats.org/drawingml/2006/wordprocessingDrawing" xmlns:w10="urn:schemas-microsoft-com:office:word" xmlns:w="http://schemas.openxmlformats.org/wordprocessingml/2006/main" xmlns:w14="http://schemas.microsoft.com/office/word/2010/wordml" xmlns:w15="http://schemas.microsoft.com/office/word/2012/wordml" xmlns:w16cex="http://schemas.microsoft.com/office/word/2018/wordml/cex" xmlns:w16cid="http://schemas.microsoft.com/office/word/2016/wordml/cid" xmlns:w16="http://schemas.microsoft.com/office/word/2018/wordml" xmlns:w16du="http://schemas.microsoft.com/office/word/2023/wordml/word16du" xmlns:w16sdtdh="http://schemas.microsoft.com/office/word/2020/wordml/sdtdatahash" xmlns:w16sdtfl="http://schemas.microsoft.com/office/word/2024/wordml/sdtformatlock" xmlns:w16se="http://schemas.microsoft.com/office/word/2015/wordml/symex" xmlns:wpg="http://schemas.microsoft.com/office/word/2010/wordprocessingGroup" xmlns:wpi="http://schemas.microsoft.com/office/word/2010/wordprocessingInk" xmlns:wne="http://schemas.microsoft.com/office/word/2006/wordml" xmlns:wps="http://schemas.microsoft.com/office/word/2010/wordprocessingShape" mc:Ignorable="w14 w15 w16se w16cid w16 w16cex w16sdtdh w16sdtfl w16du wp14">
+  <w:sdt>
+    <w:sdtPr>
+      <w:id w:val="-2113653104"/>
+      <w:docPartObj>
+        <w:docPartGallery w:val="Page Numbers (Bottom of Page)"/>
+        <w:docPartUnique/>
+      </w:docPartObj>
+    </w:sdtPr>
+    <w:sdtContent>
+      <w:p>
+        <w:pPr>
+          <w:pStyle w:val="llb"/>
+          <w:jc w:val="right"/>
+        </w:pPr>
+        <w:r>
+          <w:fldChar w:fldCharType="begin"/>
+        </w:r>
+        <w:r>
+          <w:instrText>PAGE   \* MERGEFORMAT</w:instrText>
+        </w:r>
+        <w:r>
+          <w:fldChar w:fldCharType="separate"/>
+        </w:r>
+        <w:r>
+          <w:t>2</w:t>
+        </w:r>
+        <w:r>
+          <w:fldChar w:fldCharType="end"/>
+        </w:r>
+      </w:p>
+    </w:sdtContent>
+  </w:sdt>
+  <w:p>
+    <w:pPr>
+      <w:pStyle w:val="llb"/>
+    </w:pPr>
+  </w:p>
+</w:ftr>
+</file>
+
+<file path=word/footnotes.xml><?xml version="1.0" encoding="utf-8"?>
+<w:footnotes xmlns:wpc="http://schemas.microsoft.com/office/word/2010/wordprocessingCanvas" xmlns:cx="http://schemas.microsoft.com/office/drawing/2014/chartex" xmlns:cx1="http://schemas.microsoft.com/office/drawing/2015/9/8/chartex" xmlns:cx2="http://schemas.microsoft.com/office/drawing/2015/10/21/chartex" xmlns:cx3="http://schemas.microsoft.com/office/drawing/2016/5/9/chartex" xmlns:cx4="http://schemas.microsoft.com/office/drawing/2016/5/10/chartex" xmlns:cx5="http://schemas.microsoft.com/office/drawing/2016/5/11/chartex" xmlns:cx6="http://schemas.microsoft.com/office/drawing/2016/5/12/chartex" xmlns:cx7="http://schemas.microsoft.com/office/drawing/2016/5/13/chartex" xmlns:cx8="http://schemas.microsoft.com/office/drawing/2016/5/14/chartex" xmlns:mc="http://schemas.openxmlformats.org/markup-compatibility/2006" xmlns:aink="http://schemas.microsoft.com/office/drawing/2016/ink" xmlns:am3d="http://schemas.microsoft.com/office/drawing/2017/model3d" xmlns:o="urn:schemas-microsoft-com:office:office" xmlns:oel="http://schemas.microsoft.com/office/2019/extlst" xmlns:r="http://schemas.openxmlformats.org/officeDocument/2006/relationships" xmlns:m="http://schemas.openxmlformats.org/officeDocument/2006/math" xmlns:v="urn:schemas-microsoft-com:vml" xmlns:wp14="http://schemas.microsoft.com/office/word/2010/wordprocessingDrawing" xmlns:wp="http://schemas.openxmlformats.org/drawingml/2006/wordprocessingDrawing" xmlns:w10="urn:schemas-microsoft-com:office:word" xmlns:w="http://schemas.openxmlformats.org/wordprocessingml/2006/main" xmlns:w14="http://schemas.microsoft.com/office/word/2010/wordml" xmlns:w15="http://schemas.microsoft.com/office/word/2012/wordml" xmlns:w16cex="http://schemas.microsoft.com/office/word/2018/wordml/cex" xmlns:w16cid="http://schemas.microsoft.com/office/word/2016/wordml/cid" xmlns:w16="http://schemas.microsoft.com/office/word/2018/wordml" xmlns:w16du="http://schemas.microsoft.com/office/word/2023/wordml/word16du" xmlns:w16sdtdh="http://schemas.microsoft.com/office/word/2020/wordml/sdtdatahash" xmlns:w16sdtfl="http://schemas.microsoft.com/office/word/2024/wordml/sdtformatlock" xmlns:w16se="http://schemas.microsoft.com/office/word/2015/wordml/symex" xmlns:wpg="http://schemas.microsoft.com/office/word/2010/wordprocessingGroup" xmlns:wpi="http://schemas.microsoft.com/office/word/2010/wordprocessingInk" xmlns:wne="http://schemas.microsoft.com/office/word/2006/wordml" xmlns:wps="http://schemas.microsoft.com/office/word/2010/wordprocessingShape" mc:Ignorable="w14 w15 w16se w16cid w16 w16cex w16sdtdh w16sdtfl w16du wp14">
+  <w:footnote w:type="separator" w:id="-1">
+    <w:p>
+      <w:pPr>
+        <w:spacing w:after="0" w:line="240" w:lineRule="auto"/>
+      </w:pPr>
+      <w:r>
+        <w:separator/>
+      </w:r>
+    </w:p>
+  </w:footnote>
+  <w:footnote w:type="continuationSeparator" w:id="0">
+    <w:p>
+      <w:pPr>
+        <w:spacing w:after="0" w:line="240" w:lineRule="auto"/>
+      </w:pPr>
+      <w:r>
+        <w:continuationSeparator/>
+      </w:r>
+    </w:p>
+  </w:footnote>
+</w:footnotes>
 </file>
 
 <file path=word/numbering.xml><?xml version="1.0" encoding="utf-8"?>
@@ -5712,6 +11334,7 @@
   <w:style w:type="character" w:default="1" w:styleId="Bekezdsalapbettpusa">
     <w:name w:val="Default Paragraph Font"/>
     <w:uiPriority w:val="1"/>
+    <w:semiHidden/>
     <w:unhideWhenUsed/>
   </w:style>
   <w:style w:type="table" w:default="1" w:styleId="Normltblzat">
@@ -6103,6 +11726,149 @@
       <w:sz w:val="16"/>
     </w:rPr>
   </w:style>
+  <w:style w:type="paragraph" w:styleId="Nincstrkz">
+    <w:name w:val="No Spacing"/>
+    <w:link w:val="NincstrkzChar"/>
+    <w:uiPriority w:val="1"/>
+    <w:qFormat/>
+    <w:rsid w:val="00376890"/>
+    <w:pPr>
+      <w:spacing w:after="0" w:line="240" w:lineRule="auto"/>
+    </w:pPr>
+    <w:rPr>
+      <w:rFonts w:eastAsiaTheme="minorEastAsia"/>
+      <w:kern w:val="0"/>
+      <w:sz w:val="22"/>
+      <w:szCs w:val="22"/>
+      <w:lang w:eastAsia="hu-HU"/>
+      <w14:ligatures w14:val="none"/>
+    </w:rPr>
+  </w:style>
+  <w:style w:type="character" w:customStyle="1" w:styleId="NincstrkzChar">
+    <w:name w:val="Nincs térköz Char"/>
+    <w:basedOn w:val="Bekezdsalapbettpusa"/>
+    <w:link w:val="Nincstrkz"/>
+    <w:uiPriority w:val="1"/>
+    <w:rsid w:val="00376890"/>
+    <w:rPr>
+      <w:rFonts w:eastAsiaTheme="minorEastAsia"/>
+      <w:kern w:val="0"/>
+      <w:sz w:val="22"/>
+      <w:szCs w:val="22"/>
+      <w:lang w:eastAsia="hu-HU"/>
+      <w14:ligatures w14:val="none"/>
+    </w:rPr>
+  </w:style>
+  <w:style w:type="paragraph" w:styleId="Tartalomjegyzkcmsora">
+    <w:name w:val="TOC Heading"/>
+    <w:basedOn w:val="Cmsor1"/>
+    <w:next w:val="Norml"/>
+    <w:uiPriority w:val="39"/>
+    <w:unhideWhenUsed/>
+    <w:qFormat/>
+    <w:rsid w:val="0021752F"/>
+    <w:pPr>
+      <w:spacing w:before="240" w:after="0" w:line="259" w:lineRule="auto"/>
+      <w:outlineLvl w:val="9"/>
+    </w:pPr>
+    <w:rPr>
+      <w:kern w:val="0"/>
+      <w:sz w:val="32"/>
+      <w:szCs w:val="32"/>
+      <w:lang w:eastAsia="hu-HU"/>
+      <w14:ligatures w14:val="none"/>
+    </w:rPr>
+  </w:style>
+  <w:style w:type="paragraph" w:styleId="TJ1">
+    <w:name w:val="toc 1"/>
+    <w:basedOn w:val="Norml"/>
+    <w:next w:val="Norml"/>
+    <w:autoRedefine/>
+    <w:uiPriority w:val="39"/>
+    <w:unhideWhenUsed/>
+    <w:rsid w:val="0021752F"/>
+    <w:pPr>
+      <w:spacing w:after="100"/>
+    </w:pPr>
+  </w:style>
+  <w:style w:type="paragraph" w:styleId="TJ2">
+    <w:name w:val="toc 2"/>
+    <w:basedOn w:val="Norml"/>
+    <w:next w:val="Norml"/>
+    <w:autoRedefine/>
+    <w:uiPriority w:val="39"/>
+    <w:unhideWhenUsed/>
+    <w:rsid w:val="0021752F"/>
+    <w:pPr>
+      <w:spacing w:after="100"/>
+      <w:ind w:left="240"/>
+    </w:pPr>
+  </w:style>
+  <w:style w:type="character" w:styleId="Hiperhivatkozs">
+    <w:name w:val="Hyperlink"/>
+    <w:basedOn w:val="Bekezdsalapbettpusa"/>
+    <w:uiPriority w:val="99"/>
+    <w:unhideWhenUsed/>
+    <w:rsid w:val="0021752F"/>
+    <w:rPr>
+      <w:color w:val="0563C1" w:themeColor="hyperlink"/>
+      <w:u w:val="single"/>
+    </w:rPr>
+  </w:style>
+  <w:style w:type="paragraph" w:styleId="lfej">
+    <w:name w:val="header"/>
+    <w:basedOn w:val="Norml"/>
+    <w:link w:val="lfejChar"/>
+    <w:uiPriority w:val="99"/>
+    <w:unhideWhenUsed/>
+    <w:rsid w:val="00756CB9"/>
+    <w:pPr>
+      <w:tabs>
+        <w:tab w:val="center" w:pos="4536"/>
+        <w:tab w:val="right" w:pos="9072"/>
+      </w:tabs>
+      <w:spacing w:after="0" w:line="240" w:lineRule="auto"/>
+    </w:pPr>
+  </w:style>
+  <w:style w:type="character" w:customStyle="1" w:styleId="lfejChar">
+    <w:name w:val="Élőfej Char"/>
+    <w:basedOn w:val="Bekezdsalapbettpusa"/>
+    <w:link w:val="lfej"/>
+    <w:uiPriority w:val="99"/>
+    <w:rsid w:val="00756CB9"/>
+  </w:style>
+  <w:style w:type="paragraph" w:styleId="llb">
+    <w:name w:val="footer"/>
+    <w:basedOn w:val="Norml"/>
+    <w:link w:val="llbChar"/>
+    <w:uiPriority w:val="99"/>
+    <w:unhideWhenUsed/>
+    <w:rsid w:val="00756CB9"/>
+    <w:pPr>
+      <w:tabs>
+        <w:tab w:val="center" w:pos="4536"/>
+        <w:tab w:val="right" w:pos="9072"/>
+      </w:tabs>
+      <w:spacing w:after="0" w:line="240" w:lineRule="auto"/>
+    </w:pPr>
+  </w:style>
+  <w:style w:type="character" w:customStyle="1" w:styleId="llbChar">
+    <w:name w:val="Élőláb Char"/>
+    <w:basedOn w:val="Bekezdsalapbettpusa"/>
+    <w:link w:val="llb"/>
+    <w:uiPriority w:val="99"/>
+    <w:rsid w:val="00756CB9"/>
+  </w:style>
+  <w:style w:type="character" w:styleId="Helyrzszveg">
+    <w:name w:val="Placeholder Text"/>
+    <w:basedOn w:val="Bekezdsalapbettpusa"/>
+    <w:uiPriority w:val="99"/>
+    <w:semiHidden/>
+    <w:rsid w:val="00170188"/>
+    <w:rPr>
+      <w:color w:val="666666"/>
+    </w:rPr>
+  </w:style>
 </w:styles>
 </file>
 
@@ -6399,4 +12165,16 @@
     </a:ext>
   </a:extLst>
 </a:theme>
+</file>
+
+<file path=customXml/item1.xml><?xml version="1.0" encoding="utf-8"?>
+<b:Sources xmlns:b="http://schemas.openxmlformats.org/officeDocument/2006/bibliography" xmlns="http://schemas.openxmlformats.org/officeDocument/2006/bibliography" SelectedStyle="\APASixthEditionOfficeOnline.xsl" StyleName="APA" Version="6"/>
+</file>
+
+<file path=customXml/itemProps1.xml><?xml version="1.0" encoding="utf-8"?>
+<ds:datastoreItem xmlns:ds="http://schemas.openxmlformats.org/officeDocument/2006/customXml" ds:itemID="{DBF996BB-868A-45A7-8F02-01E45365FFD9}">
+  <ds:schemaRefs>
+    <ds:schemaRef ds:uri="http://schemas.openxmlformats.org/officeDocument/2006/bibliography"/>
+  </ds:schemaRefs>
+</ds:datastoreItem>
 </file>
--- a/Documents/Vizsgaremek dokumentáció.docx
+++ b/Documents/Vizsgaremek dokumentáció.docx
@@ -22,6 +22,291 @@
               <w:szCs w:val="56"/>
             </w:rPr>
           </w:pPr>
+          <w:r>
+            <w:rPr>
+              <w:noProof/>
+            </w:rPr>
+            <mc:AlternateContent>
+              <mc:Choice Requires="wps">
+                <w:drawing>
+                  <wp:anchor distT="0" distB="0" distL="114300" distR="114300" simplePos="0" relativeHeight="251663360" behindDoc="0" locked="0" layoutInCell="1" allowOverlap="1" wp14:anchorId="279EF67E" wp14:editId="3550CF31">
+                    <wp:simplePos x="0" y="0"/>
+                    <wp:positionH relativeFrom="page">
+                      <wp:posOffset>1438275</wp:posOffset>
+                    </wp:positionH>
+                    <wp:positionV relativeFrom="page">
+                      <wp:posOffset>3914775</wp:posOffset>
+                    </wp:positionV>
+                    <wp:extent cx="5334000" cy="1219200"/>
+                    <wp:effectExtent l="0" t="0" r="0" b="0"/>
+                    <wp:wrapNone/>
+                    <wp:docPr id="208123163" name="Szövegdoboz 27"/>
+                    <wp:cNvGraphicFramePr/>
+                    <a:graphic xmlns:a="http://schemas.openxmlformats.org/drawingml/2006/main">
+                      <a:graphicData uri="http://schemas.microsoft.com/office/word/2010/wordprocessingShape">
+                        <wps:wsp>
+                          <wps:cNvSpPr txBox="1"/>
+                          <wps:spPr>
+                            <a:xfrm>
+                              <a:off x="0" y="0"/>
+                              <a:ext cx="5334000" cy="1219200"/>
+                            </a:xfrm>
+                            <a:prstGeom prst="rect">
+                              <a:avLst/>
+                            </a:prstGeom>
+                            <a:noFill/>
+                            <a:ln w="6350">
+                              <a:noFill/>
+                            </a:ln>
+                            <a:effectLst/>
+                          </wps:spPr>
+                          <wps:txbx>
+                            <w:txbxContent>
+                              <w:p>
+                                <w:pPr>
+                                  <w:pStyle w:val="Nincstrkz"/>
+                                  <w:spacing w:after="360"/>
+                                  <w:jc w:val="center"/>
+                                  <w:rPr>
+                                    <w:rFonts w:ascii="Times New Roman" w:hAnsi="Times New Roman" w:cs="Times New Roman"/>
+                                    <w:caps/>
+                                    <w:color w:val="595959" w:themeColor="text1" w:themeTint="A6"/>
+                                    <w:sz w:val="32"/>
+                                    <w:szCs w:val="32"/>
+                                  </w:rPr>
+                                </w:pPr>
+                                <w:sdt>
+                                  <w:sdtPr>
+                                    <w:rPr>
+                                      <w:rFonts w:ascii="Times New Roman" w:hAnsi="Times New Roman" w:cs="Times New Roman"/>
+                                      <w:caps/>
+                                      <w:color w:val="2F5496" w:themeColor="accent1" w:themeShade="BF"/>
+                                      <w:sz w:val="32"/>
+                                      <w:szCs w:val="32"/>
+                                    </w:rPr>
+                                    <w:alias w:val="Szerző"/>
+                                    <w:tag w:val=""/>
+                                    <w:id w:val="-694845205"/>
+                                    <w:dataBinding w:prefixMappings="xmlns:ns0='http://purl.org/dc/elements/1.1/' xmlns:ns1='http://schemas.openxmlformats.org/package/2006/metadata/core-properties' " w:xpath="/ns1:coreProperties[1]/ns0:creator[1]" w:storeItemID="{6C3C8BC8-F283-45AE-878A-BAB7291924A1}"/>
+                                    <w:text/>
+                                  </w:sdtPr>
+                                  <w:sdtContent>
+                                    <w:r>
+                                      <w:rPr>
+                                        <w:rFonts w:ascii="Times New Roman" w:hAnsi="Times New Roman" w:cs="Times New Roman"/>
+                                        <w:caps/>
+                                        <w:color w:val="2F5496" w:themeColor="accent1" w:themeShade="BF"/>
+                                        <w:sz w:val="32"/>
+                                        <w:szCs w:val="32"/>
+                                      </w:rPr>
+                                      <w:t>VAS-DUDÁS DOMINIKA, PROKAI GÁBOR</w:t>
+                                    </w:r>
+                                  </w:sdtContent>
+                                </w:sdt>
+                              </w:p>
+                              <w:p>
+                                <w:pPr>
+                                  <w:pStyle w:val="Nincstrkz"/>
+                                  <w:jc w:val="center"/>
+                                  <w:rPr>
+                                    <w:caps/>
+                                    <w:color w:val="595959" w:themeColor="text1" w:themeTint="A6"/>
+                                    <w:sz w:val="24"/>
+                                    <w:szCs w:val="24"/>
+                                  </w:rPr>
+                                </w:pPr>
+                                <w:r>
+                                  <w:rPr>
+                                    <w:caps/>
+                                    <w:color w:val="595959" w:themeColor="text1" w:themeTint="A6"/>
+                                    <w:sz w:val="24"/>
+                                    <w:szCs w:val="24"/>
+                                  </w:rPr>
+                                  <w:t>Szoftverfejlesztő és tesztelő</w:t>
+                                </w:r>
+                              </w:p>
+                              <w:p>
+                                <w:pPr>
+                                  <w:pStyle w:val="Nincstrkz"/>
+                                  <w:jc w:val="center"/>
+                                  <w:rPr>
+                                    <w:caps/>
+                                    <w:color w:val="595959" w:themeColor="text1" w:themeTint="A6"/>
+                                    <w:sz w:val="20"/>
+                                    <w:szCs w:val="20"/>
+                                  </w:rPr>
+                                </w:pPr>
+                                <w:r>
+                                  <w:rPr>
+                                    <w:caps/>
+                                    <w:color w:val="595959" w:themeColor="text1" w:themeTint="A6"/>
+                                    <w:sz w:val="20"/>
+                                    <w:szCs w:val="20"/>
+                                  </w:rPr>
+                                  <w:t>OkTÁV továbbképző központ</w:t>
+                                </w:r>
+                              </w:p>
+                              <w:p>
+                                <w:pPr>
+                                  <w:pStyle w:val="Nincstrkz"/>
+                                  <w:jc w:val="center"/>
+                                  <w:rPr>
+                                    <w:color w:val="595959" w:themeColor="text1" w:themeTint="A6"/>
+                                    <w:sz w:val="20"/>
+                                    <w:szCs w:val="20"/>
+                                  </w:rPr>
+                                </w:pPr>
+                                <w:r>
+                                  <w:rPr>
+                                    <w:caps/>
+                                    <w:color w:val="595959" w:themeColor="text1" w:themeTint="A6"/>
+                                    <w:sz w:val="20"/>
+                                    <w:szCs w:val="20"/>
+                                  </w:rPr>
+                                  <w:t>2025-2026</w:t>
+                                </w:r>
+                              </w:p>
+                            </w:txbxContent>
+                          </wps:txbx>
+                          <wps:bodyPr rot="0" spcFirstLastPara="0" vertOverflow="overflow" horzOverflow="overflow" vert="horz" wrap="square" lIns="0" tIns="0" rIns="0" bIns="0" numCol="1" spcCol="0" rtlCol="0" fromWordArt="0" anchor="b" anchorCtr="0" forceAA="0" compatLnSpc="1">
+                            <a:prstTxWarp prst="textNoShape">
+                              <a:avLst/>
+                            </a:prstTxWarp>
+                            <a:noAutofit/>
+                          </wps:bodyPr>
+                        </wps:wsp>
+                      </a:graphicData>
+                    </a:graphic>
+                    <wp14:sizeRelH relativeFrom="page">
+                      <wp14:pctWidth>0</wp14:pctWidth>
+                    </wp14:sizeRelH>
+                    <wp14:sizeRelV relativeFrom="margin">
+                      <wp14:pctHeight>0</wp14:pctHeight>
+                    </wp14:sizeRelV>
+                  </wp:anchor>
+                </w:drawing>
+              </mc:Choice>
+              <mc:Fallback>
+                <w:pict>
+                  <v:shapetype w14:anchorId="279EF67E" id="_x0000_t202" coordsize="21600,21600" o:spt="202" path="m,l,21600r21600,l21600,xe">
+                    <v:stroke joinstyle="miter"/>
+                    <v:path gradientshapeok="t" o:connecttype="rect"/>
+                  </v:shapetype>
+                  <v:shape id="Szövegdoboz 27" o:spid="_x0000_s1026" type="#_x0000_t202" style="position:absolute;margin-left:113.25pt;margin-top:308.25pt;width:420pt;height:96pt;z-index:251663360;visibility:visible;mso-wrap-style:square;mso-width-percent:0;mso-height-percent:0;mso-wrap-distance-left:9pt;mso-wrap-distance-top:0;mso-wrap-distance-right:9pt;mso-wrap-distance-bottom:0;mso-position-horizontal:absolute;mso-position-horizontal-relative:page;mso-position-vertical:absolute;mso-position-vertical-relative:page;mso-width-percent:0;mso-height-percent:0;mso-width-relative:page;mso-height-relative:margin;v-text-anchor:bottom" o:gfxdata="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" filled="f" stroked="f" strokeweight=".5pt">
+                    <v:textbox inset="0,0,0,0">
+                      <w:txbxContent>
+                        <w:p>
+                          <w:pPr>
+                            <w:pStyle w:val="Nincstrkz"/>
+                            <w:spacing w:after="360"/>
+                            <w:jc w:val="center"/>
+                            <w:rPr>
+                              <w:rFonts w:ascii="Times New Roman" w:hAnsi="Times New Roman" w:cs="Times New Roman"/>
+                              <w:caps/>
+                              <w:color w:val="595959" w:themeColor="text1" w:themeTint="A6"/>
+                              <w:sz w:val="32"/>
+                              <w:szCs w:val="32"/>
+                            </w:rPr>
+                          </w:pPr>
+                          <w:sdt>
+                            <w:sdtPr>
+                              <w:rPr>
+                                <w:rFonts w:ascii="Times New Roman" w:hAnsi="Times New Roman" w:cs="Times New Roman"/>
+                                <w:caps/>
+                                <w:color w:val="2F5496" w:themeColor="accent1" w:themeShade="BF"/>
+                                <w:sz w:val="32"/>
+                                <w:szCs w:val="32"/>
+                              </w:rPr>
+                              <w:alias w:val="Szerző"/>
+                              <w:tag w:val=""/>
+                              <w:id w:val="-694845205"/>
+                              <w:dataBinding w:prefixMappings="xmlns:ns0='http://purl.org/dc/elements/1.1/' xmlns:ns1='http://schemas.openxmlformats.org/package/2006/metadata/core-properties' " w:xpath="/ns1:coreProperties[1]/ns0:creator[1]" w:storeItemID="{6C3C8BC8-F283-45AE-878A-BAB7291924A1}"/>
+                              <w:text/>
+                            </w:sdtPr>
+                            <w:sdtContent>
+                              <w:r>
+                                <w:rPr>
+                                  <w:rFonts w:ascii="Times New Roman" w:hAnsi="Times New Roman" w:cs="Times New Roman"/>
+                                  <w:caps/>
+                                  <w:color w:val="2F5496" w:themeColor="accent1" w:themeShade="BF"/>
+                                  <w:sz w:val="32"/>
+                                  <w:szCs w:val="32"/>
+                                </w:rPr>
+                                <w:t>VAS-DUDÁS DOMINIKA, PROKAI GÁBOR</w:t>
+                              </w:r>
+                            </w:sdtContent>
+                          </w:sdt>
+                        </w:p>
+                        <w:p>
+                          <w:pPr>
+                            <w:pStyle w:val="Nincstrkz"/>
+                            <w:jc w:val="center"/>
+                            <w:rPr>
+                              <w:caps/>
+                              <w:color w:val="595959" w:themeColor="text1" w:themeTint="A6"/>
+                              <w:sz w:val="24"/>
+                              <w:szCs w:val="24"/>
+                            </w:rPr>
+                          </w:pPr>
+                          <w:r>
+                            <w:rPr>
+                              <w:caps/>
+                              <w:color w:val="595959" w:themeColor="text1" w:themeTint="A6"/>
+                              <w:sz w:val="24"/>
+                              <w:szCs w:val="24"/>
+                            </w:rPr>
+                            <w:t>Szoftverfejlesztő és tesztelő</w:t>
+                          </w:r>
+                        </w:p>
+                        <w:p>
+                          <w:pPr>
+                            <w:pStyle w:val="Nincstrkz"/>
+                            <w:jc w:val="center"/>
+                            <w:rPr>
+                              <w:caps/>
+                              <w:color w:val="595959" w:themeColor="text1" w:themeTint="A6"/>
+                              <w:sz w:val="20"/>
+                              <w:szCs w:val="20"/>
+                            </w:rPr>
+                          </w:pPr>
+                          <w:r>
+                            <w:rPr>
+                              <w:caps/>
+                              <w:color w:val="595959" w:themeColor="text1" w:themeTint="A6"/>
+                              <w:sz w:val="20"/>
+                              <w:szCs w:val="20"/>
+                            </w:rPr>
+                            <w:t>OkTÁV továbbképző központ</w:t>
+                          </w:r>
+                        </w:p>
+                        <w:p>
+                          <w:pPr>
+                            <w:pStyle w:val="Nincstrkz"/>
+                            <w:jc w:val="center"/>
+                            <w:rPr>
+                              <w:color w:val="595959" w:themeColor="text1" w:themeTint="A6"/>
+                              <w:sz w:val="20"/>
+                              <w:szCs w:val="20"/>
+                            </w:rPr>
+                          </w:pPr>
+                          <w:r>
+                            <w:rPr>
+                              <w:caps/>
+                              <w:color w:val="595959" w:themeColor="text1" w:themeTint="A6"/>
+                              <w:sz w:val="20"/>
+                              <w:szCs w:val="20"/>
+                            </w:rPr>
+                            <w:t>2025-2026</w:t>
+                          </w:r>
+                        </w:p>
+                      </w:txbxContent>
+                    </v:textbox>
+                    <w10:wrap anchorx="page" anchory="page"/>
+                  </v:shape>
+                </w:pict>
+              </mc:Fallback>
+            </mc:AlternateContent>
+          </w:r>
           <w:r>
             <w:rPr>
               <w:noProof/>
@@ -140,11 +425,7 @@
               </mc:Choice>
               <mc:Fallback>
                 <w:pict>
-                  <v:shapetype w14:anchorId="0C60A214" id="_x0000_t202" coordsize="21600,21600" o:spt="202" path="m,l,21600r21600,l21600,xe">
-                    <v:stroke joinstyle="miter"/>
-                    <v:path gradientshapeok="t" o:connecttype="rect"/>
-                  </v:shapetype>
-                  <v:shape id="Szövegdoboz 29" o:spid="_x0000_s1026" type="#_x0000_t202" style="position:absolute;margin-left:98.25pt;margin-top:147pt;width:453pt;height:120pt;z-index:251660288;visibility:visible;mso-wrap-style:square;mso-width-percent:0;mso-height-percent:0;mso-wrap-distance-left:9pt;mso-wrap-distance-top:0;mso-wrap-distance-right:9pt;mso-wrap-distance-bottom:0;mso-position-horizontal:absolute;mso-position-horizontal-relative:page;mso-position-vertical:absolute;mso-position-vertical-relative:page;mso-width-percent:0;mso-height-percent:0;mso-width-relative:page;mso-height-relative:margin;v-text-anchor:top" o:gfxdata="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" filled="f" stroked="f" strokeweight=".5pt">
+                  <v:shape w14:anchorId="0C60A214" id="Szövegdoboz 29" o:spid="_x0000_s1027" type="#_x0000_t202" style="position:absolute;margin-left:98.25pt;margin-top:147pt;width:453pt;height:120pt;z-index:251660288;visibility:visible;mso-wrap-style:square;mso-width-percent:0;mso-height-percent:0;mso-wrap-distance-left:9pt;mso-wrap-distance-top:0;mso-wrap-distance-right:9pt;mso-wrap-distance-bottom:0;mso-position-horizontal:absolute;mso-position-horizontal-relative:page;mso-position-vertical:absolute;mso-position-vertical-relative:page;mso-width-percent:0;mso-height-percent:0;mso-width-relative:page;mso-height-relative:margin;v-text-anchor:top" o:gfxdata="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" filled="f" stroked="f" strokeweight=".5pt">
                     <v:textbox inset="0,0,0,0">
                       <w:txbxContent>
                         <w:p>
@@ -204,7 +485,7 @@
             <mc:AlternateContent>
               <mc:Choice Requires="wpg">
                 <w:drawing>
-                  <wp:anchor distT="0" distB="0" distL="114300" distR="114300" simplePos="0" relativeHeight="251659264" behindDoc="1" locked="0" layoutInCell="1" allowOverlap="1" wp14:anchorId="547F447F" wp14:editId="4736062E">
+                  <wp:anchor distT="0" distB="0" distL="114300" distR="114300" simplePos="0" relativeHeight="251659264" behindDoc="1" locked="0" layoutInCell="1" allowOverlap="1" wp14:anchorId="547F447F" wp14:editId="59E95769">
                     <wp:simplePos x="0" y="0"/>
                     <wp:positionH relativeFrom="page">
                       <wp:posOffset>300250</wp:posOffset>
@@ -3517,7 +3798,7 @@
               </mc:Choice>
               <mc:Fallback>
                 <w:pict>
-                  <v:group w14:anchorId="15A7B9F2" id="Csoport 2" o:spid="_x0000_s1026" style="position:absolute;margin-left:23.65pt;margin-top:21.5pt;width:541.6pt;height:718.55pt;z-index:-251657216;mso-height-percent:950;mso-position-horizontal-relative:page;mso-position-vertical-relative:page;mso-height-percent:950" coordsize="21336,91257" o:gfxdata="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">
+                  <v:group w14:anchorId="3FFC8446" id="Csoport 2" o:spid="_x0000_s1026" style="position:absolute;margin-left:23.65pt;margin-top:21.5pt;width:541.6pt;height:718.55pt;z-index:-251657216;mso-height-percent:950;mso-position-horizontal-relative:page;mso-position-vertical-relative:page;mso-height-percent:950" coordsize="21336,91257" o:gfxdata="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">
                     <v:rect id="Téglalap 3" o:spid="_x0000_s1027" style="position:absolute;width:1945;height:91257;visibility:visible;mso-wrap-style:square;v-text-anchor:middle" o:gfxdata="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" fillcolor="#44546a [3215]" stroked="f" strokeweight="1pt"/>
                     <v:group id="Csoport 5" o:spid="_x0000_s1028" style="position:absolute;left:762;top:42100;width:20574;height:49103" coordorigin="806,42118" coordsize="13062,31210" o:gfxdata="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">
                       <v:group id="Csoport 6" o:spid="_x0000_s1029" style="position:absolute;left:1410;top:42118;width:10478;height:31210" coordorigin="1410,42118" coordsize="10477,31210" o:gfxdata="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">
@@ -3625,426 +3906,6 @@
             </mc:AlternateContent>
           </w:r>
           <w:r>
-            <w:rPr>
-              <w:noProof/>
-            </w:rPr>
-            <mc:AlternateContent>
-              <mc:Choice Requires="wps">
-                <w:drawing>
-                  <wp:anchor distT="0" distB="0" distL="114300" distR="114300" simplePos="0" relativeHeight="251663360" behindDoc="0" locked="0" layoutInCell="1" allowOverlap="1" wp14:anchorId="279EF67E" wp14:editId="275EF11E">
-                    <wp:simplePos x="0" y="0"/>
-                    <wp:positionH relativeFrom="page">
-                      <wp:posOffset>1863338</wp:posOffset>
-                    </wp:positionH>
-                    <wp:positionV relativeFrom="page">
-                      <wp:posOffset>4581525</wp:posOffset>
-                    </wp:positionV>
-                    <wp:extent cx="4366648" cy="365760"/>
-                    <wp:effectExtent l="0" t="0" r="15240" b="0"/>
-                    <wp:wrapNone/>
-                    <wp:docPr id="208123163" name="Szövegdoboz 27"/>
-                    <wp:cNvGraphicFramePr/>
-                    <a:graphic xmlns:a="http://schemas.openxmlformats.org/drawingml/2006/main">
-                      <a:graphicData uri="http://schemas.microsoft.com/office/word/2010/wordprocessingShape">
-                        <wps:wsp>
-                          <wps:cNvSpPr txBox="1"/>
-                          <wps:spPr>
-                            <a:xfrm>
-                              <a:off x="0" y="0"/>
-                              <a:ext cx="4366648" cy="365760"/>
-                            </a:xfrm>
-                            <a:prstGeom prst="rect">
-                              <a:avLst/>
-                            </a:prstGeom>
-                            <a:noFill/>
-                            <a:ln w="6350">
-                              <a:noFill/>
-                            </a:ln>
-                            <a:effectLst/>
-                          </wps:spPr>
-                          <wps:txbx>
-                            <w:txbxContent>
-                              <w:p>
-                                <w:pPr>
-                                  <w:pStyle w:val="Nincstrkz"/>
-                                  <w:jc w:val="center"/>
-                                  <w:rPr>
-                                    <w:color w:val="4472C4" w:themeColor="accent1"/>
-                                    <w:sz w:val="26"/>
-                                    <w:szCs w:val="26"/>
-                                  </w:rPr>
-                                </w:pPr>
-                                <w:sdt>
-                                  <w:sdtPr>
-                                    <w:rPr>
-                                      <w:color w:val="4472C4" w:themeColor="accent1"/>
-                                      <w:sz w:val="26"/>
-                                      <w:szCs w:val="26"/>
-                                    </w:rPr>
-                                    <w:alias w:val="Szerző"/>
-                                    <w:tag w:val=""/>
-                                    <w:id w:val="-694845205"/>
-                                    <w:dataBinding w:prefixMappings="xmlns:ns0='http://purl.org/dc/elements/1.1/' xmlns:ns1='http://schemas.openxmlformats.org/package/2006/metadata/core-properties' " w:xpath="/ns1:coreProperties[1]/ns0:creator[1]" w:storeItemID="{6C3C8BC8-F283-45AE-878A-BAB7291924A1}"/>
-                                    <w:text/>
-                                  </w:sdtPr>
-                                  <w:sdtContent>
-                                    <w:r>
-                                      <w:rPr>
-                                        <w:color w:val="4472C4" w:themeColor="accent1"/>
-                                        <w:sz w:val="26"/>
-                                        <w:szCs w:val="26"/>
-                                      </w:rPr>
-                                      <w:t>OKTÁV</w:t>
-                                    </w:r>
-                                    <w:r>
-                                      <w:rPr>
-                                        <w:color w:val="4472C4" w:themeColor="accent1"/>
-                                        <w:sz w:val="26"/>
-                                        <w:szCs w:val="26"/>
-                                      </w:rPr>
-                                      <w:t xml:space="preserve"> továbbképző központ</w:t>
-                                    </w:r>
-                                    <w:r>
-                                      <w:rPr>
-                                        <w:color w:val="4472C4" w:themeColor="accent1"/>
-                                        <w:sz w:val="26"/>
-                                        <w:szCs w:val="26"/>
-                                      </w:rPr>
-                                      <w:t>:</w:t>
-                                    </w:r>
-                                  </w:sdtContent>
-                                </w:sdt>
-                              </w:p>
-                              <w:p>
-                                <w:pPr>
-                                  <w:pStyle w:val="Nincstrkz"/>
-                                  <w:jc w:val="center"/>
-                                  <w:rPr>
-                                    <w:caps/>
-                                    <w:color w:val="595959" w:themeColor="text1" w:themeTint="A6"/>
-                                    <w:sz w:val="20"/>
-                                    <w:szCs w:val="20"/>
-                                  </w:rPr>
-                                </w:pPr>
-                                <w:r>
-                                  <w:rPr>
-                                    <w:caps/>
-                                    <w:color w:val="595959" w:themeColor="text1" w:themeTint="A6"/>
-                                    <w:sz w:val="20"/>
-                                    <w:szCs w:val="20"/>
-                                  </w:rPr>
-                                  <w:t>Szoftverfejlesztő és tesztelő</w:t>
-                                </w:r>
-                              </w:p>
-                              <w:p>
-                                <w:pPr>
-                                  <w:pStyle w:val="Nincstrkz"/>
-                                  <w:jc w:val="center"/>
-                                  <w:rPr>
-                                    <w:color w:val="595959" w:themeColor="text1" w:themeTint="A6"/>
-                                    <w:sz w:val="20"/>
-                                    <w:szCs w:val="20"/>
-                                  </w:rPr>
-                                </w:pPr>
-                                <w:r>
-                                  <w:rPr>
-                                    <w:caps/>
-                                    <w:color w:val="595959" w:themeColor="text1" w:themeTint="A6"/>
-                                    <w:sz w:val="20"/>
-                                    <w:szCs w:val="20"/>
-                                  </w:rPr>
-                                  <w:t>2025-2026</w:t>
-                                </w:r>
-                              </w:p>
-                            </w:txbxContent>
-                          </wps:txbx>
-                          <wps:bodyPr rot="0" spcFirstLastPara="0" vertOverflow="overflow" horzOverflow="overflow" vert="horz" wrap="square" lIns="0" tIns="0" rIns="0" bIns="0" numCol="1" spcCol="0" rtlCol="0" fromWordArt="0" anchor="b" anchorCtr="0" forceAA="0" compatLnSpc="1">
-                            <a:prstTxWarp prst="textNoShape">
-                              <a:avLst/>
-                            </a:prstTxWarp>
-                            <a:spAutoFit/>
-                          </wps:bodyPr>
-                        </wps:wsp>
-                      </a:graphicData>
-                    </a:graphic>
-                    <wp14:sizeRelH relativeFrom="page">
-                      <wp14:pctWidth>0</wp14:pctWidth>
-                    </wp14:sizeRelH>
-                    <wp14:sizeRelV relativeFrom="margin">
-                      <wp14:pctHeight>0</wp14:pctHeight>
-                    </wp14:sizeRelV>
-                  </wp:anchor>
-                </w:drawing>
-              </mc:Choice>
-              <mc:Fallback>
-                <w:pict>
-                  <v:shape w14:anchorId="279EF67E" id="Szövegdoboz 27" o:spid="_x0000_s1027" type="#_x0000_t202" style="position:absolute;margin-left:146.7pt;margin-top:360.75pt;width:343.85pt;height:28.8pt;z-index:251663360;visibility:visible;mso-wrap-style:square;mso-width-percent:0;mso-height-percent:0;mso-wrap-distance-left:9pt;mso-wrap-distance-top:0;mso-wrap-distance-right:9pt;mso-wrap-distance-bottom:0;mso-position-horizontal:absolute;mso-position-horizontal-relative:page;mso-position-vertical:absolute;mso-position-vertical-relative:page;mso-width-percent:0;mso-height-percent:0;mso-width-relative:page;mso-height-relative:margin;v-text-anchor:bottom" o:gfxdata="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" filled="f" stroked="f" strokeweight=".5pt">
-                    <v:textbox style="mso-fit-shape-to-text:t" inset="0,0,0,0">
-                      <w:txbxContent>
-                        <w:p>
-                          <w:pPr>
-                            <w:pStyle w:val="Nincstrkz"/>
-                            <w:jc w:val="center"/>
-                            <w:rPr>
-                              <w:color w:val="4472C4" w:themeColor="accent1"/>
-                              <w:sz w:val="26"/>
-                              <w:szCs w:val="26"/>
-                            </w:rPr>
-                          </w:pPr>
-                          <w:sdt>
-                            <w:sdtPr>
-                              <w:rPr>
-                                <w:color w:val="4472C4" w:themeColor="accent1"/>
-                                <w:sz w:val="26"/>
-                                <w:szCs w:val="26"/>
-                              </w:rPr>
-                              <w:alias w:val="Szerző"/>
-                              <w:tag w:val=""/>
-                              <w:id w:val="-694845205"/>
-                              <w:dataBinding w:prefixMappings="xmlns:ns0='http://purl.org/dc/elements/1.1/' xmlns:ns1='http://schemas.openxmlformats.org/package/2006/metadata/core-properties' " w:xpath="/ns1:coreProperties[1]/ns0:creator[1]" w:storeItemID="{6C3C8BC8-F283-45AE-878A-BAB7291924A1}"/>
-                              <w:text/>
-                            </w:sdtPr>
-                            <w:sdtContent>
-                              <w:r>
-                                <w:rPr>
-                                  <w:color w:val="4472C4" w:themeColor="accent1"/>
-                                  <w:sz w:val="26"/>
-                                  <w:szCs w:val="26"/>
-                                </w:rPr>
-                                <w:t>OKTÁV</w:t>
-                              </w:r>
-                              <w:r>
-                                <w:rPr>
-                                  <w:color w:val="4472C4" w:themeColor="accent1"/>
-                                  <w:sz w:val="26"/>
-                                  <w:szCs w:val="26"/>
-                                </w:rPr>
-                                <w:t xml:space="preserve"> továbbképző központ</w:t>
-                              </w:r>
-                              <w:r>
-                                <w:rPr>
-                                  <w:color w:val="4472C4" w:themeColor="accent1"/>
-                                  <w:sz w:val="26"/>
-                                  <w:szCs w:val="26"/>
-                                </w:rPr>
-                                <w:t>:</w:t>
-                              </w:r>
-                            </w:sdtContent>
-                          </w:sdt>
-                        </w:p>
-                        <w:p>
-                          <w:pPr>
-                            <w:pStyle w:val="Nincstrkz"/>
-                            <w:jc w:val="center"/>
-                            <w:rPr>
-                              <w:caps/>
-                              <w:color w:val="595959" w:themeColor="text1" w:themeTint="A6"/>
-                              <w:sz w:val="20"/>
-                              <w:szCs w:val="20"/>
-                            </w:rPr>
-                          </w:pPr>
-                          <w:r>
-                            <w:rPr>
-                              <w:caps/>
-                              <w:color w:val="595959" w:themeColor="text1" w:themeTint="A6"/>
-                              <w:sz w:val="20"/>
-                              <w:szCs w:val="20"/>
-                            </w:rPr>
-                            <w:t>Szoftverfejlesztő és tesztelő</w:t>
-                          </w:r>
-                        </w:p>
-                        <w:p>
-                          <w:pPr>
-                            <w:pStyle w:val="Nincstrkz"/>
-                            <w:jc w:val="center"/>
-                            <w:rPr>
-                              <w:color w:val="595959" w:themeColor="text1" w:themeTint="A6"/>
-                              <w:sz w:val="20"/>
-                              <w:szCs w:val="20"/>
-                            </w:rPr>
-                          </w:pPr>
-                          <w:r>
-                            <w:rPr>
-                              <w:caps/>
-                              <w:color w:val="595959" w:themeColor="text1" w:themeTint="A6"/>
-                              <w:sz w:val="20"/>
-                              <w:szCs w:val="20"/>
-                            </w:rPr>
-                            <w:t>2025-2026</w:t>
-                          </w:r>
-                        </w:p>
-                      </w:txbxContent>
-                    </v:textbox>
-                    <w10:wrap anchorx="page" anchory="page"/>
-                  </v:shape>
-                </w:pict>
-              </mc:Fallback>
-            </mc:AlternateContent>
-          </w:r>
-          <w:r>
-            <w:rPr>
-              <w:noProof/>
-            </w:rPr>
-            <mc:AlternateContent>
-              <mc:Choice Requires="wps">
-                <w:drawing>
-                  <wp:anchor distT="0" distB="0" distL="114300" distR="114300" simplePos="0" relativeHeight="251661312" behindDoc="0" locked="0" layoutInCell="1" allowOverlap="1" wp14:anchorId="3E527B32" wp14:editId="52B6CE6E">
-                    <wp:simplePos x="0" y="0"/>
-                    <wp:positionH relativeFrom="page">
-                      <wp:posOffset>1933575</wp:posOffset>
-                    </wp:positionH>
-                    <wp:positionV relativeFrom="page">
-                      <wp:posOffset>3771900</wp:posOffset>
-                    </wp:positionV>
-                    <wp:extent cx="4296645" cy="365760"/>
-                    <wp:effectExtent l="0" t="0" r="8890" b="12065"/>
-                    <wp:wrapNone/>
-                    <wp:docPr id="32" name="Szövegdoboz 27"/>
-                    <wp:cNvGraphicFramePr/>
-                    <a:graphic xmlns:a="http://schemas.openxmlformats.org/drawingml/2006/main">
-                      <a:graphicData uri="http://schemas.microsoft.com/office/word/2010/wordprocessingShape">
-                        <wps:wsp>
-                          <wps:cNvSpPr txBox="1"/>
-                          <wps:spPr>
-                            <a:xfrm>
-                              <a:off x="0" y="0"/>
-                              <a:ext cx="4296645" cy="365760"/>
-                            </a:xfrm>
-                            <a:prstGeom prst="rect">
-                              <a:avLst/>
-                            </a:prstGeom>
-                            <a:noFill/>
-                            <a:ln w="6350">
-                              <a:noFill/>
-                            </a:ln>
-                            <a:effectLst/>
-                          </wps:spPr>
-                          <wps:style>
-                            <a:lnRef idx="0">
-                              <a:schemeClr val="accent1"/>
-                            </a:lnRef>
-                            <a:fillRef idx="0">
-                              <a:schemeClr val="accent1"/>
-                            </a:fillRef>
-                            <a:effectRef idx="0">
-                              <a:schemeClr val="accent1"/>
-                            </a:effectRef>
-                            <a:fontRef idx="minor">
-                              <a:schemeClr val="dk1"/>
-                            </a:fontRef>
-                          </wps:style>
-                          <wps:txbx>
-                            <w:txbxContent>
-                              <w:p>
-                                <w:pPr>
-                                  <w:pStyle w:val="Nincstrkz"/>
-                                  <w:jc w:val="center"/>
-                                  <w:rPr>
-                                    <w:color w:val="595959" w:themeColor="text1" w:themeTint="A6"/>
-                                    <w:sz w:val="32"/>
-                                    <w:szCs w:val="32"/>
-                                  </w:rPr>
-                                </w:pPr>
-                                <w:r>
-                                  <w:rPr>
-                                    <w:caps/>
-                                    <w:color w:val="595959" w:themeColor="text1" w:themeTint="A6"/>
-                                    <w:sz w:val="32"/>
-                                    <w:szCs w:val="32"/>
-                                  </w:rPr>
-                                  <w:t>vas-dudás dominika</w:t>
-                                </w:r>
-                                <w:r>
-                                  <w:rPr>
-                                    <w:caps/>
-                                    <w:color w:val="595959" w:themeColor="text1" w:themeTint="A6"/>
-                                    <w:sz w:val="32"/>
-                                    <w:szCs w:val="32"/>
-                                  </w:rPr>
-                                  <w:t>,</w:t>
-                                </w:r>
-                                <w:r>
-                                  <w:rPr>
-                                    <w:caps/>
-                                    <w:color w:val="595959" w:themeColor="text1" w:themeTint="A6"/>
-                                    <w:sz w:val="32"/>
-                                    <w:szCs w:val="32"/>
-                                  </w:rPr>
-                                  <w:t xml:space="preserve"> Prokai gábor</w:t>
-                                </w:r>
-                              </w:p>
-                            </w:txbxContent>
-                          </wps:txbx>
-                          <wps:bodyPr rot="0" spcFirstLastPara="0" vertOverflow="overflow" horzOverflow="overflow" vert="horz" wrap="square" lIns="0" tIns="0" rIns="0" bIns="0" numCol="1" spcCol="0" rtlCol="0" fromWordArt="0" anchor="b" anchorCtr="0" forceAA="0" compatLnSpc="1">
-                            <a:prstTxWarp prst="textNoShape">
-                              <a:avLst/>
-                            </a:prstTxWarp>
-                            <a:spAutoFit/>
-                          </wps:bodyPr>
-                        </wps:wsp>
-                      </a:graphicData>
-                    </a:graphic>
-                    <wp14:sizeRelH relativeFrom="page">
-                      <wp14:pctWidth>0</wp14:pctWidth>
-                    </wp14:sizeRelH>
-                    <wp14:sizeRelV relativeFrom="margin">
-                      <wp14:pctHeight>0</wp14:pctHeight>
-                    </wp14:sizeRelV>
-                  </wp:anchor>
-                </w:drawing>
-              </mc:Choice>
-              <mc:Fallback>
-                <w:pict>
-                  <v:shape w14:anchorId="3E527B32" id="_x0000_s1028" type="#_x0000_t202" style="position:absolute;margin-left:152.25pt;margin-top:297pt;width:338.3pt;height:28.8pt;z-index:251661312;visibility:visible;mso-wrap-style:square;mso-width-percent:0;mso-height-percent:0;mso-wrap-distance-left:9pt;mso-wrap-distance-top:0;mso-wrap-distance-right:9pt;mso-wrap-distance-bottom:0;mso-position-horizontal:absolute;mso-position-horizontal-relative:page;mso-position-vertical:absolute;mso-position-vertical-relative:page;mso-width-percent:0;mso-height-percent:0;mso-width-relative:page;mso-height-relative:margin;v-text-anchor:bottom" o:gfxdata="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" filled="f" stroked="f" strokeweight=".5pt">
-                    <v:textbox style="mso-fit-shape-to-text:t" inset="0,0,0,0">
-                      <w:txbxContent>
-                        <w:p>
-                          <w:pPr>
-                            <w:pStyle w:val="Nincstrkz"/>
-                            <w:jc w:val="center"/>
-                            <w:rPr>
-                              <w:color w:val="595959" w:themeColor="text1" w:themeTint="A6"/>
-                              <w:sz w:val="32"/>
-                              <w:szCs w:val="32"/>
-                            </w:rPr>
-                          </w:pPr>
-                          <w:r>
-                            <w:rPr>
-                              <w:caps/>
-                              <w:color w:val="595959" w:themeColor="text1" w:themeTint="A6"/>
-                              <w:sz w:val="32"/>
-                              <w:szCs w:val="32"/>
-                            </w:rPr>
-                            <w:t>vas-dudás dominika</w:t>
-                          </w:r>
-                          <w:r>
-                            <w:rPr>
-                              <w:caps/>
-                              <w:color w:val="595959" w:themeColor="text1" w:themeTint="A6"/>
-                              <w:sz w:val="32"/>
-                              <w:szCs w:val="32"/>
-                            </w:rPr>
-                            <w:t>,</w:t>
-                          </w:r>
-                          <w:r>
-                            <w:rPr>
-                              <w:caps/>
-                              <w:color w:val="595959" w:themeColor="text1" w:themeTint="A6"/>
-                              <w:sz w:val="32"/>
-                              <w:szCs w:val="32"/>
-                            </w:rPr>
-                            <w:t xml:space="preserve"> Prokai gábor</w:t>
-                          </w:r>
-                        </w:p>
-                      </w:txbxContent>
-                    </v:textbox>
-                    <w10:wrap anchorx="page" anchory="page"/>
-                  </v:shape>
-                </w:pict>
-              </mc:Fallback>
-            </mc:AlternateContent>
-          </w:r>
-          <w:r>
             <w:br w:type="page"/>
           </w:r>
         </w:p>
@@ -4052,6 +3913,15 @@
     </w:sdt>
     <w:sdt>
       <w:sdtPr>
+        <w:rPr>
+          <w:rFonts w:asciiTheme="minorHAnsi" w:eastAsiaTheme="minorHAnsi" w:hAnsiTheme="minorHAnsi" w:cstheme="minorBidi"/>
+          <w:color w:val="auto"/>
+          <w:kern w:val="2"/>
+          <w:sz w:val="24"/>
+          <w:szCs w:val="24"/>
+          <w:lang w:eastAsia="en-US"/>
+          <w14:ligatures w14:val="standardContextual"/>
+        </w:rPr>
         <w:id w:val="1784073111"/>
         <w:docPartObj>
           <w:docPartGallery w:val="Table of Contents"/>
@@ -4060,15 +3930,8 @@
       </w:sdtPr>
       <w:sdtEndPr>
         <w:rPr>
-          <w:rFonts w:asciiTheme="minorHAnsi" w:eastAsiaTheme="minorHAnsi" w:hAnsiTheme="minorHAnsi" w:cstheme="minorBidi"/>
           <w:b/>
           <w:bCs/>
-          <w:color w:val="auto"/>
-          <w:kern w:val="2"/>
-          <w:sz w:val="24"/>
-          <w:szCs w:val="24"/>
-          <w:lang w:eastAsia="en-US"/>
-          <w14:ligatures w14:val="standardContextual"/>
         </w:rPr>
       </w:sdtEndPr>
       <w:sdtContent>
@@ -4102,13 +3965,13 @@
           <w:r>
             <w:fldChar w:fldCharType="separate"/>
           </w:r>
-          <w:hyperlink w:anchor="_Toc239882161" w:history="1">
+          <w:hyperlink w:anchor="_Toc239949185" w:history="1">
             <w:r>
               <w:rPr>
                 <w:rStyle w:val="Hiperhivatkozs"/>
                 <w:noProof/>
               </w:rPr>
-              <w:t>Az alkalmazás bemutatása:</w:t>
+              <w:t>Az alkalmazás célja és követelményei:</w:t>
             </w:r>
             <w:r>
               <w:rPr>
@@ -4129,7 +3992,7 @@
                 <w:noProof/>
                 <w:webHidden/>
               </w:rPr>
-              <w:instrText xml:space="preserve"> PAGEREF _Toc239882161 \h </w:instrText>
+              <w:instrText xml:space="preserve"> PAGEREF _Toc239949185 \h </w:instrText>
             </w:r>
             <w:r>
               <w:rPr>
@@ -4172,13 +4035,13 @@
               <w:lang w:eastAsia="hu-HU"/>
             </w:rPr>
           </w:pPr>
-          <w:hyperlink w:anchor="_Toc239882162" w:history="1">
+          <w:hyperlink w:anchor="_Toc239949186" w:history="1">
             <w:r>
               <w:rPr>
                 <w:rStyle w:val="Hiperhivatkozs"/>
                 <w:noProof/>
               </w:rPr>
-              <w:t>Az alkalmazás használata:</w:t>
+              <w:t>Az alkalmazás bemutatása:</w:t>
             </w:r>
             <w:r>
               <w:rPr>
@@ -4199,7 +4062,7 @@
                 <w:noProof/>
                 <w:webHidden/>
               </w:rPr>
-              <w:instrText xml:space="preserve"> PAGEREF _Toc239882162 \h </w:instrText>
+              <w:instrText xml:space="preserve"> PAGEREF _Toc239949186 \h </w:instrText>
             </w:r>
             <w:r>
               <w:rPr>
@@ -4242,7 +4105,7 @@
               <w:lang w:eastAsia="hu-HU"/>
             </w:rPr>
           </w:pPr>
-          <w:hyperlink w:anchor="_Toc239882163" w:history="1">
+          <w:hyperlink w:anchor="_Toc239949187" w:history="1">
             <w:r>
               <w:rPr>
                 <w:rStyle w:val="Hiperhivatkozs"/>
@@ -4269,7 +4132,7 @@
                 <w:noProof/>
                 <w:webHidden/>
               </w:rPr>
-              <w:instrText xml:space="preserve"> PAGEREF _Toc239882163 \h </w:instrText>
+              <w:instrText xml:space="preserve"> PAGEREF _Toc239949187 \h </w:instrText>
             </w:r>
             <w:r>
               <w:rPr>
@@ -4312,7 +4175,7 @@
               <w:lang w:eastAsia="hu-HU"/>
             </w:rPr>
           </w:pPr>
-          <w:hyperlink w:anchor="_Toc239882164" w:history="1">
+          <w:hyperlink w:anchor="_Toc239949188" w:history="1">
             <w:r>
               <w:rPr>
                 <w:rStyle w:val="Hiperhivatkozs"/>
@@ -4339,7 +4202,7 @@
                 <w:noProof/>
                 <w:webHidden/>
               </w:rPr>
-              <w:instrText xml:space="preserve"> PAGEREF _Toc239882164 \h </w:instrText>
+              <w:instrText xml:space="preserve"> PAGEREF _Toc239949188 \h </w:instrText>
             </w:r>
             <w:r>
               <w:rPr>
@@ -4382,7 +4245,7 @@
               <w:lang w:eastAsia="hu-HU"/>
             </w:rPr>
           </w:pPr>
-          <w:hyperlink w:anchor="_Toc239882165" w:history="1">
+          <w:hyperlink w:anchor="_Toc239949189" w:history="1">
             <w:r>
               <w:rPr>
                 <w:rStyle w:val="Hiperhivatkozs"/>
@@ -4409,7 +4272,7 @@
                 <w:noProof/>
                 <w:webHidden/>
               </w:rPr>
-              <w:instrText xml:space="preserve"> PAGEREF _Toc239882165 \h </w:instrText>
+              <w:instrText xml:space="preserve"> PAGEREF _Toc239949189 \h </w:instrText>
             </w:r>
             <w:r>
               <w:rPr>
@@ -4452,7 +4315,7 @@
               <w:lang w:eastAsia="hu-HU"/>
             </w:rPr>
           </w:pPr>
-          <w:hyperlink w:anchor="_Toc239882166" w:history="1">
+          <w:hyperlink w:anchor="_Toc239949190" w:history="1">
             <w:r>
               <w:rPr>
                 <w:rStyle w:val="Hiperhivatkozs"/>
@@ -4479,7 +4342,7 @@
                 <w:noProof/>
                 <w:webHidden/>
               </w:rPr>
-              <w:instrText xml:space="preserve"> PAGEREF _Toc239882166 \h </w:instrText>
+              <w:instrText xml:space="preserve"> PAGEREF _Toc239949190 \h </w:instrText>
             </w:r>
             <w:r>
               <w:rPr>
@@ -4522,7 +4385,7 @@
               <w:lang w:eastAsia="hu-HU"/>
             </w:rPr>
           </w:pPr>
-          <w:hyperlink w:anchor="_Toc239882167" w:history="1">
+          <w:hyperlink w:anchor="_Toc239949191" w:history="1">
             <w:r>
               <w:rPr>
                 <w:rStyle w:val="Hiperhivatkozs"/>
@@ -4549,7 +4412,7 @@
                 <w:noProof/>
                 <w:webHidden/>
               </w:rPr>
-              <w:instrText xml:space="preserve"> PAGEREF _Toc239882167 \h </w:instrText>
+              <w:instrText xml:space="preserve"> PAGEREF _Toc239949191 \h </w:instrText>
             </w:r>
             <w:r>
               <w:rPr>
@@ -4592,7 +4455,7 @@
               <w:lang w:eastAsia="hu-HU"/>
             </w:rPr>
           </w:pPr>
-          <w:hyperlink w:anchor="_Toc239882168" w:history="1">
+          <w:hyperlink w:anchor="_Toc239949192" w:history="1">
             <w:r>
               <w:rPr>
                 <w:rStyle w:val="Hiperhivatkozs"/>
@@ -4619,7 +4482,7 @@
                 <w:noProof/>
                 <w:webHidden/>
               </w:rPr>
-              <w:instrText xml:space="preserve"> PAGEREF _Toc239882168 \h </w:instrText>
+              <w:instrText xml:space="preserve"> PAGEREF _Toc239949192 \h </w:instrText>
             </w:r>
             <w:r>
               <w:rPr>
@@ -4662,7 +4525,7 @@
               <w:lang w:eastAsia="hu-HU"/>
             </w:rPr>
           </w:pPr>
-          <w:hyperlink w:anchor="_Toc239882169" w:history="1">
+          <w:hyperlink w:anchor="_Toc239949193" w:history="1">
             <w:r>
               <w:rPr>
                 <w:rStyle w:val="Hiperhivatkozs"/>
@@ -4689,7 +4552,7 @@
                 <w:noProof/>
                 <w:webHidden/>
               </w:rPr>
-              <w:instrText xml:space="preserve"> PAGEREF _Toc239882169 \h </w:instrText>
+              <w:instrText xml:space="preserve"> PAGEREF _Toc239949193 \h </w:instrText>
             </w:r>
             <w:r>
               <w:rPr>
@@ -4732,7 +4595,7 @@
               <w:lang w:eastAsia="hu-HU"/>
             </w:rPr>
           </w:pPr>
-          <w:hyperlink w:anchor="_Toc239882170" w:history="1">
+          <w:hyperlink w:anchor="_Toc239949194" w:history="1">
             <w:r>
               <w:rPr>
                 <w:rStyle w:val="Hiperhivatkozs"/>
@@ -4759,7 +4622,7 @@
                 <w:noProof/>
                 <w:webHidden/>
               </w:rPr>
-              <w:instrText xml:space="preserve"> PAGEREF _Toc239882170 \h </w:instrText>
+              <w:instrText xml:space="preserve"> PAGEREF _Toc239949194 \h </w:instrText>
             </w:r>
             <w:r>
               <w:rPr>
@@ -4802,7 +4665,7 @@
               <w:lang w:eastAsia="hu-HU"/>
             </w:rPr>
           </w:pPr>
-          <w:hyperlink w:anchor="_Toc239882171" w:history="1">
+          <w:hyperlink w:anchor="_Toc239949195" w:history="1">
             <w:r>
               <w:rPr>
                 <w:rStyle w:val="Hiperhivatkozs"/>
@@ -4829,7 +4692,7 @@
                 <w:noProof/>
                 <w:webHidden/>
               </w:rPr>
-              <w:instrText xml:space="preserve"> PAGEREF _Toc239882171 \h </w:instrText>
+              <w:instrText xml:space="preserve"> PAGEREF _Toc239949195 \h </w:instrText>
             </w:r>
             <w:r>
               <w:rPr>
@@ -4872,7 +4735,7 @@
               <w:lang w:eastAsia="hu-HU"/>
             </w:rPr>
           </w:pPr>
-          <w:hyperlink w:anchor="_Toc239882172" w:history="1">
+          <w:hyperlink w:anchor="_Toc239949196" w:history="1">
             <w:r>
               <w:rPr>
                 <w:rStyle w:val="Hiperhivatkozs"/>
@@ -4899,7 +4762,7 @@
                 <w:noProof/>
                 <w:webHidden/>
               </w:rPr>
-              <w:instrText xml:space="preserve"> PAGEREF _Toc239882172 \h </w:instrText>
+              <w:instrText xml:space="preserve"> PAGEREF _Toc239949196 \h </w:instrText>
             </w:r>
             <w:r>
               <w:rPr>
@@ -4942,7 +4805,7 @@
               <w:lang w:eastAsia="hu-HU"/>
             </w:rPr>
           </w:pPr>
-          <w:hyperlink w:anchor="_Toc239882173" w:history="1">
+          <w:hyperlink w:anchor="_Toc239949197" w:history="1">
             <w:r>
               <w:rPr>
                 <w:rStyle w:val="Hiperhivatkozs"/>
@@ -4969,7 +4832,7 @@
                 <w:noProof/>
                 <w:webHidden/>
               </w:rPr>
-              <w:instrText xml:space="preserve"> PAGEREF _Toc239882173 \h </w:instrText>
+              <w:instrText xml:space="preserve"> PAGEREF _Toc239949197 \h </w:instrText>
             </w:r>
             <w:r>
               <w:rPr>
@@ -5012,7 +4875,7 @@
               <w:lang w:eastAsia="hu-HU"/>
             </w:rPr>
           </w:pPr>
-          <w:hyperlink w:anchor="_Toc239882174" w:history="1">
+          <w:hyperlink w:anchor="_Toc239949198" w:history="1">
             <w:r>
               <w:rPr>
                 <w:rStyle w:val="Hiperhivatkozs"/>
@@ -5039,7 +4902,7 @@
                 <w:noProof/>
                 <w:webHidden/>
               </w:rPr>
-              <w:instrText xml:space="preserve"> PAGEREF _Toc239882174 \h </w:instrText>
+              <w:instrText xml:space="preserve"> PAGEREF _Toc239949198 \h </w:instrText>
             </w:r>
             <w:r>
               <w:rPr>
@@ -5082,7 +4945,7 @@
               <w:lang w:eastAsia="hu-HU"/>
             </w:rPr>
           </w:pPr>
-          <w:hyperlink w:anchor="_Toc239882175" w:history="1">
+          <w:hyperlink w:anchor="_Toc239949199" w:history="1">
             <w:r>
               <w:rPr>
                 <w:rStyle w:val="Hiperhivatkozs"/>
@@ -5109,7 +4972,7 @@
                 <w:noProof/>
                 <w:webHidden/>
               </w:rPr>
-              <w:instrText xml:space="preserve"> PAGEREF _Toc239882175 \h </w:instrText>
+              <w:instrText xml:space="preserve"> PAGEREF _Toc239949199 \h </w:instrText>
             </w:r>
             <w:r>
               <w:rPr>
@@ -5152,7 +5015,7 @@
               <w:lang w:eastAsia="hu-HU"/>
             </w:rPr>
           </w:pPr>
-          <w:hyperlink w:anchor="_Toc239882176" w:history="1">
+          <w:hyperlink w:anchor="_Toc239949200" w:history="1">
             <w:r>
               <w:rPr>
                 <w:rStyle w:val="Hiperhivatkozs"/>
@@ -5179,7 +5042,7 @@
                 <w:noProof/>
                 <w:webHidden/>
               </w:rPr>
-              <w:instrText xml:space="preserve"> PAGEREF _Toc239882176 \h </w:instrText>
+              <w:instrText xml:space="preserve"> PAGEREF _Toc239949200 \h </w:instrText>
             </w:r>
             <w:r>
               <w:rPr>
@@ -5222,7 +5085,7 @@
               <w:lang w:eastAsia="hu-HU"/>
             </w:rPr>
           </w:pPr>
-          <w:hyperlink w:anchor="_Toc239882177" w:history="1">
+          <w:hyperlink w:anchor="_Toc239949201" w:history="1">
             <w:r>
               <w:rPr>
                 <w:rStyle w:val="Hiperhivatkozs"/>
@@ -5249,7 +5112,7 @@
                 <w:noProof/>
                 <w:webHidden/>
               </w:rPr>
-              <w:instrText xml:space="preserve"> PAGEREF _Toc239882177 \h </w:instrText>
+              <w:instrText xml:space="preserve"> PAGEREF _Toc239949201 \h </w:instrText>
             </w:r>
             <w:r>
               <w:rPr>
@@ -5292,7 +5155,7 @@
               <w:lang w:eastAsia="hu-HU"/>
             </w:rPr>
           </w:pPr>
-          <w:hyperlink w:anchor="_Toc239882178" w:history="1">
+          <w:hyperlink w:anchor="_Toc239949202" w:history="1">
             <w:r>
               <w:rPr>
                 <w:rStyle w:val="Hiperhivatkozs"/>
@@ -5319,7 +5182,7 @@
                 <w:noProof/>
                 <w:webHidden/>
               </w:rPr>
-              <w:instrText xml:space="preserve"> PAGEREF _Toc239882178 \h </w:instrText>
+              <w:instrText xml:space="preserve"> PAGEREF _Toc239949202 \h </w:instrText>
             </w:r>
             <w:r>
               <w:rPr>
@@ -5362,7 +5225,7 @@
               <w:lang w:eastAsia="hu-HU"/>
             </w:rPr>
           </w:pPr>
-          <w:hyperlink w:anchor="_Toc239882179" w:history="1">
+          <w:hyperlink w:anchor="_Toc239949203" w:history="1">
             <w:r>
               <w:rPr>
                 <w:rStyle w:val="Hiperhivatkozs"/>
@@ -5389,7 +5252,7 @@
                 <w:noProof/>
                 <w:webHidden/>
               </w:rPr>
-              <w:instrText xml:space="preserve"> PAGEREF _Toc239882179 \h </w:instrText>
+              <w:instrText xml:space="preserve"> PAGEREF _Toc239949203 \h </w:instrText>
             </w:r>
             <w:r>
               <w:rPr>
@@ -5448,114 +5311,141 @@
       <w:pPr>
         <w:pStyle w:val="Cmsor1"/>
       </w:pPr>
-      <w:bookmarkStart w:id="0" w:name="_Toc239882161"/>
+      <w:bookmarkStart w:id="0" w:name="_Toc239949185"/>
+      <w:r>
+        <w:lastRenderedPageBreak/>
+        <w:t>Az alkalmazás célja és követelményei:</w:t>
+      </w:r>
+      <w:bookmarkEnd w:id="0"/>
+    </w:p>
+    <w:p>
+      <w:pPr>
+        <w:spacing w:line="360" w:lineRule="auto"/>
+        <w:ind w:firstLine="709"/>
+      </w:pPr>
+      <w:r>
+        <w:t>Ez az alkalmazás egy jelenleg is működő virágnagykereskedésnek nyújt gyakorlati segítséget a koszorúalapok, és koszorúbálák megrendeléséhez, kezeléséhez. Ebben lehet regisztrálni a vásárlók által megrendelt koszorúalapokat. Az alapokból kétféle, a fenyőből négy fajtát használnak fel a nagykereskedésben. Az alkalmazás abban segít, hogy a vásárlók rendeléseit tudják összegezni, a bálák mennyiségét követni, valamint, hogy melyik fajta fenyő fogy jobban. Mennyit kellett kiszállítani, mennyi lett eladva, lekötve koszorúalapnak, vagy esetleg eltéve egy vásárlónak. Mivel ezek a darabszámok követve vannak</w:t>
+      </w:r>
+      <w:r>
+        <w:t xml:space="preserve"> -</w:t>
+      </w:r>
+      <w:r>
+        <w:t xml:space="preserve"> az alkalmazás segítségével</w:t>
+      </w:r>
+      <w:r>
+        <w:t xml:space="preserve"> -</w:t>
+      </w:r>
+      <w:r>
+        <w:t xml:space="preserve"> így azt is ki lehet deríteni, hogy mennyi fenyőbála van még raktáron.</w:t>
+      </w:r>
+    </w:p>
+    <w:p>
+      <w:pPr>
+        <w:spacing w:line="360" w:lineRule="auto"/>
+        <w:ind w:firstLine="709"/>
+      </w:pPr>
+      <w:r>
+        <w:t>A bálákat, a koszorúalapokat, a vevőket tudja kezelni az alkalmazás jelenlegi verziója. Ezen adatok kezeléséhez az alkalmazás mögött egy adatbázisban mindenhez külön táblák készültek. Van olyan tábla, amiben nem változnak az adatok, ezeket „beégetve” kap</w:t>
+      </w:r>
+      <w:r>
+        <w:t>ja</w:t>
+      </w:r>
+      <w:r>
+        <w:t xml:space="preserve"> meg az adatbázis. Más táblákat viszont a program használatakor tölti fel az alkalmazás használója.</w:t>
+      </w:r>
+    </w:p>
+    <w:p>
+      <w:pPr>
+        <w:pStyle w:val="Szakdolozatbekezdsek"/>
+      </w:pPr>
+      <w:r>
+        <w:t>A webalkalmazást kizárólag a nagykereskedés dolgozói használhatják. Saját vevőik egyelőre nem, viszont a lehetőség megvan arra, hogy a vásárlóik online leadhassák majd a rendeléseiket. Ez lehet az az irány, amerre az alkalmazás fejleszthető, amennyiben igény van rá.</w:t>
+      </w:r>
+      <w:r>
+        <w:t xml:space="preserve"> A webes felület könnyen kezelhető még mobiltelefonon is, hiszen a reszponzív felület leköveti a megjelenítő felbontását, és a megfelelő méretre optimalizálja magát.</w:t>
+      </w:r>
+    </w:p>
+    <w:p>
+      <w:pPr>
+        <w:pStyle w:val="Szakdolozatbekezdsek"/>
+      </w:pPr>
+      <w:r>
+        <w:t>Jelen állapotban az alkalmazás tudja:</w:t>
+      </w:r>
+    </w:p>
+    <w:p>
+      <w:pPr>
+        <w:pStyle w:val="Szakdolozatbekezdsek"/>
+        <w:numPr>
+          <w:ilvl w:val="0"/>
+          <w:numId w:val="8"/>
+        </w:numPr>
+      </w:pPr>
+      <w:r>
+        <w:t>A felhasználót regisztrálni, beléptetni;</w:t>
+      </w:r>
+    </w:p>
+    <w:p>
+      <w:pPr>
+        <w:pStyle w:val="Szakdolozatbekezdsek"/>
+        <w:numPr>
+          <w:ilvl w:val="0"/>
+          <w:numId w:val="8"/>
+        </w:numPr>
+      </w:pPr>
+      <w:r>
+        <w:t xml:space="preserve">A koszorúbálák darabszámát követni, </w:t>
+      </w:r>
+      <w:r>
+        <w:t>jelezni a</w:t>
+      </w:r>
+      <w:r>
+        <w:t xml:space="preserve"> </w:t>
+      </w:r>
+      <w:r>
+        <w:t>maradékot;</w:t>
+      </w:r>
+    </w:p>
+    <w:p>
+      <w:pPr>
+        <w:pStyle w:val="Szakdolozatbekezdsek"/>
+        <w:numPr>
+          <w:ilvl w:val="0"/>
+          <w:numId w:val="8"/>
+        </w:numPr>
+      </w:pPr>
+      <w:r>
+        <w:t>Koszorúalapok regisztrációját, valamint, ha elkészült, azt is tárolja;</w:t>
+      </w:r>
+    </w:p>
+    <w:p>
+      <w:pPr>
+        <w:pStyle w:val="Szakdolozatbekezdsek"/>
+        <w:numPr>
+          <w:ilvl w:val="0"/>
+          <w:numId w:val="8"/>
+        </w:numPr>
+      </w:pPr>
+      <w:r>
+        <w:t>Új vásárlót lehet hozzáadni;</w:t>
+      </w:r>
+    </w:p>
+    <w:p>
+      <w:pPr>
+        <w:pStyle w:val="Szakdolozatbekezdsek"/>
+      </w:pPr>
+      <w:r>
+        <w:br w:type="page"/>
+      </w:r>
+    </w:p>
+    <w:p>
+      <w:pPr>
+        <w:pStyle w:val="Cmsor1"/>
+      </w:pPr>
+      <w:bookmarkStart w:id="1" w:name="_Toc239949186"/>
       <w:r>
         <w:lastRenderedPageBreak/>
         <w:t>Az alkalmazás bemutatása:</w:t>
-      </w:r>
-      <w:bookmarkEnd w:id="0"/>
-    </w:p>
-    <w:p>
-      <w:pPr>
-        <w:spacing w:line="360" w:lineRule="auto"/>
-        <w:ind w:firstLine="709"/>
-      </w:pPr>
-      <w:r>
-        <w:t>Ez az alkalmazás egy jelenleg is működő virágnagykereskedésnek nyújt gyakorlati segítséget a koszorúalapok, és koszorúbálák megrendeléséhez</w:t>
-      </w:r>
-      <w:r>
-        <w:t>, kezeléséhez</w:t>
-      </w:r>
-      <w:r>
-        <w:t>. Ebben lehet regisztrálni a vásárlók által megrendel</w:t>
-      </w:r>
-      <w:r>
-        <w:t>t</w:t>
-      </w:r>
-      <w:r>
-        <w:t xml:space="preserve"> koszorúalapokat. Az alapokból kétféle, a fenyőből négy fajtát használnak fel a nagykereskedésben. Az alkalmazás abban segít, hogy a vásárlók rendeléseit </w:t>
-      </w:r>
-      <w:r>
-        <w:t>tudják</w:t>
-      </w:r>
-      <w:r>
-        <w:t xml:space="preserve"> összegezni, a bálák mennyiségét követni</w:t>
-      </w:r>
-      <w:r>
-        <w:t>, valamint, hogy melyik fajta fenyő fogy jobban. Mennyit kellett kiszállítani, mennyi lett eladva, lekötve koszorúalapnak, vagy esetleg eltéve egy vásárlónak.</w:t>
-      </w:r>
-      <w:r>
-        <w:t xml:space="preserve"> Mivel ezek a darabszámok követve vannak az alkalmazás segítségével, így azt is ki lehet deríteni, hogy mennyi fenyőbála van még raktáron.</w:t>
-      </w:r>
-    </w:p>
-    <w:p>
-      <w:pPr>
-        <w:spacing w:line="360" w:lineRule="auto"/>
-        <w:ind w:firstLine="709"/>
-      </w:pPr>
-      <w:r>
-        <w:t>A bálákat, a koszorúalapokat, a vevőket tudja kezelni az alkalmazás jelenlegi verziója.</w:t>
-      </w:r>
-      <w:r>
-        <w:t xml:space="preserve"> Ezen adatok kezeléséhez az alkalmazás mögött egy adatbázisban mindenhez külön táblák készültek. Van olyan tábla, amiben nem változnak az adatok, </w:t>
-      </w:r>
-      <w:r>
-        <w:t>e</w:t>
-      </w:r>
-      <w:r>
-        <w:t>z</w:t>
-      </w:r>
-      <w:r>
-        <w:t>e</w:t>
-      </w:r>
-      <w:r>
-        <w:t>k</w:t>
-      </w:r>
-      <w:r>
-        <w:t>e</w:t>
-      </w:r>
-      <w:r>
-        <w:t>t „beégetve” kapat meg az adatbázis. Más táblákat viszont a program használatakor tölti fel a</w:t>
-      </w:r>
-      <w:r>
-        <w:t>z alkalmazás használója.</w:t>
-      </w:r>
-    </w:p>
-    <w:p>
-      <w:pPr>
-        <w:spacing w:line="360" w:lineRule="auto"/>
-        <w:ind w:firstLine="709"/>
-      </w:pPr>
-      <w:r>
-        <w:t>A webalkalmazást kizárólag a nagykereskedés dolgozói használ</w:t>
-      </w:r>
-      <w:r>
-        <w:t>hat</w:t>
-      </w:r>
-      <w:r>
-        <w:t xml:space="preserve">ják. Saját vevőik egyelőre nem, viszont a lehetőség megvan arra, hogy a vásárlóik online leadhassák </w:t>
-      </w:r>
-      <w:r>
-        <w:t xml:space="preserve">majd </w:t>
-      </w:r>
-      <w:r>
-        <w:t>a rendeléseiket.</w:t>
-      </w:r>
-      <w:r>
-        <w:t xml:space="preserve"> Ez lehet az az irány, amerre az alkalmazás fejleszthető, amennyiben igény van rá.</w:t>
-      </w:r>
-      <w:r>
-        <w:br w:type="page"/>
-      </w:r>
-    </w:p>
-    <w:p>
-      <w:pPr>
-        <w:pStyle w:val="Cmsor1"/>
-      </w:pPr>
-      <w:bookmarkStart w:id="1" w:name="_Toc239882162"/>
-      <w:r>
-        <w:lastRenderedPageBreak/>
-        <w:t>Az alkalmazás használata:</w:t>
       </w:r>
       <w:bookmarkEnd w:id="1"/>
     </w:p>
@@ -5592,7 +5482,7 @@
       <w:pPr>
         <w:pStyle w:val="Cmsor2"/>
       </w:pPr>
-      <w:bookmarkStart w:id="2" w:name="_Toc239882163"/>
+      <w:bookmarkStart w:id="2" w:name="_Toc239949187"/>
       <w:r>
         <w:t>Bejelentkezés:</w:t>
       </w:r>
@@ -5744,7 +5634,7 @@
       <w:pPr>
         <w:pStyle w:val="Cmsor2"/>
       </w:pPr>
-      <w:bookmarkStart w:id="3" w:name="_Toc239882164"/>
+      <w:bookmarkStart w:id="3" w:name="_Toc239949188"/>
       <w:r>
         <w:t>Fenyőbála:</w:t>
       </w:r>
@@ -6030,7 +5920,7 @@
           <w:docGrid w:linePitch="360"/>
         </w:sectPr>
       </w:pPr>
-      <w:bookmarkStart w:id="4" w:name="_Toc239882165"/>
+      <w:bookmarkStart w:id="4" w:name="_Toc239949189"/>
       <w:r>
         <w:lastRenderedPageBreak/>
         <w:t>Koszorúalap:</w:t>
@@ -6312,7 +6202,7 @@
       <w:pPr>
         <w:pStyle w:val="Cmsor2"/>
       </w:pPr>
-      <w:bookmarkStart w:id="5" w:name="_Toc239882166"/>
+      <w:bookmarkStart w:id="5" w:name="_Toc239949190"/>
       <w:r>
         <w:t>Vásárlók:</w:t>
       </w:r>
@@ -6482,7 +6372,7 @@
       <w:pPr>
         <w:pStyle w:val="Cmsor1"/>
       </w:pPr>
-      <w:bookmarkStart w:id="6" w:name="_Toc239882167"/>
+      <w:bookmarkStart w:id="6" w:name="_Toc239949191"/>
       <w:r>
         <w:lastRenderedPageBreak/>
         <w:t>Az adatbázis</w:t>
@@ -6577,7 +6467,7 @@
       <w:pPr>
         <w:pStyle w:val="Cmsor2"/>
       </w:pPr>
-      <w:bookmarkStart w:id="7" w:name="_Toc239882168"/>
+      <w:bookmarkStart w:id="7" w:name="_Toc239949192"/>
       <w:r>
         <w:lastRenderedPageBreak/>
         <w:t>Felhasználók</w:t>
@@ -6605,8 +6495,6 @@
           <w:ilvl w:val="0"/>
           <w:numId w:val="1"/>
         </w:numPr>
-        <w:spacing w:line="240" w:lineRule="auto"/>
-        <w:ind w:hanging="357"/>
       </w:pPr>
       <w:r>
         <w:rPr>
@@ -6626,8 +6514,6 @@
           <w:ilvl w:val="0"/>
           <w:numId w:val="1"/>
         </w:numPr>
-        <w:spacing w:line="240" w:lineRule="auto"/>
-        <w:ind w:hanging="357"/>
       </w:pPr>
       <w:r>
         <w:rPr>
@@ -6653,8 +6539,6 @@
           <w:ilvl w:val="0"/>
           <w:numId w:val="1"/>
         </w:numPr>
-        <w:spacing w:line="240" w:lineRule="auto"/>
-        <w:ind w:hanging="357"/>
       </w:pPr>
       <w:r>
         <w:rPr>
@@ -6792,7 +6676,7 @@
       <w:pPr>
         <w:pStyle w:val="Cmsor2"/>
       </w:pPr>
-      <w:bookmarkStart w:id="8" w:name="_Toc239882169"/>
+      <w:bookmarkStart w:id="8" w:name="_Toc239949193"/>
       <w:r>
         <w:lastRenderedPageBreak/>
         <w:t>Fenyőfajta tábla:</w:t>
@@ -6822,8 +6706,6 @@
           <w:ilvl w:val="0"/>
           <w:numId w:val="2"/>
         </w:numPr>
-        <w:spacing w:line="240" w:lineRule="auto"/>
-        <w:ind w:hanging="357"/>
       </w:pPr>
       <w:r>
         <w:rPr>
@@ -6843,8 +6725,6 @@
           <w:ilvl w:val="0"/>
           <w:numId w:val="2"/>
         </w:numPr>
-        <w:spacing w:line="240" w:lineRule="auto"/>
-        <w:ind w:hanging="357"/>
       </w:pPr>
       <w:r>
         <w:rPr>
@@ -7009,7 +6889,7 @@
       <w:pPr>
         <w:pStyle w:val="Cmsor2"/>
       </w:pPr>
-      <w:bookmarkStart w:id="9" w:name="_Toc239882170"/>
+      <w:bookmarkStart w:id="9" w:name="_Toc239949194"/>
       <w:r>
         <w:lastRenderedPageBreak/>
         <w:t>Fenyőalap típus tábla:</w:t>
@@ -7048,8 +6928,6 @@
           <w:ilvl w:val="0"/>
           <w:numId w:val="3"/>
         </w:numPr>
-        <w:spacing w:line="240" w:lineRule="auto"/>
-        <w:ind w:hanging="357"/>
       </w:pPr>
       <w:r>
         <w:rPr>
@@ -7069,8 +6947,6 @@
           <w:ilvl w:val="0"/>
           <w:numId w:val="3"/>
         </w:numPr>
-        <w:spacing w:line="240" w:lineRule="auto"/>
-        <w:ind w:hanging="357"/>
       </w:pPr>
       <w:r>
         <w:rPr>
@@ -7238,7 +7114,7 @@
       <w:pPr>
         <w:pStyle w:val="Cmsor2"/>
       </w:pPr>
-      <w:bookmarkStart w:id="10" w:name="_Toc239882171"/>
+      <w:bookmarkStart w:id="10" w:name="_Toc239949195"/>
       <w:r>
         <w:lastRenderedPageBreak/>
         <w:t>Fenyőbála állapot tábla:</w:t>
@@ -7327,8 +7203,6 @@
           <w:ilvl w:val="0"/>
           <w:numId w:val="4"/>
         </w:numPr>
-        <w:spacing w:line="240" w:lineRule="auto"/>
-        <w:ind w:hanging="357"/>
       </w:pPr>
       <w:r>
         <w:rPr>
@@ -7348,8 +7222,6 @@
           <w:ilvl w:val="0"/>
           <w:numId w:val="4"/>
         </w:numPr>
-        <w:spacing w:line="240" w:lineRule="auto"/>
-        <w:ind w:hanging="357"/>
       </w:pPr>
       <w:r>
         <w:rPr>
@@ -7511,7 +7383,7 @@
       <w:pPr>
         <w:pStyle w:val="Cmsor2"/>
       </w:pPr>
-      <w:bookmarkStart w:id="11" w:name="_Toc239882172"/>
+      <w:bookmarkStart w:id="11" w:name="_Toc239949196"/>
       <w:r>
         <w:lastRenderedPageBreak/>
         <w:t>Vásárlók tábla:</w:t>
@@ -7548,8 +7420,6 @@
           <w:ilvl w:val="0"/>
           <w:numId w:val="5"/>
         </w:numPr>
-        <w:spacing w:line="240" w:lineRule="auto"/>
-        <w:ind w:hanging="357"/>
       </w:pPr>
       <w:r>
         <w:rPr>
@@ -7569,8 +7439,6 @@
           <w:ilvl w:val="0"/>
           <w:numId w:val="5"/>
         </w:numPr>
-        <w:spacing w:line="240" w:lineRule="auto"/>
-        <w:ind w:hanging="357"/>
       </w:pPr>
       <w:r>
         <w:rPr>
@@ -7590,8 +7458,6 @@
           <w:ilvl w:val="0"/>
           <w:numId w:val="5"/>
         </w:numPr>
-        <w:spacing w:line="240" w:lineRule="auto"/>
-        <w:ind w:hanging="357"/>
       </w:pPr>
       <w:r>
         <w:rPr>
@@ -7611,8 +7477,6 @@
           <w:ilvl w:val="0"/>
           <w:numId w:val="5"/>
         </w:numPr>
-        <w:spacing w:line="240" w:lineRule="auto"/>
-        <w:ind w:hanging="357"/>
       </w:pPr>
       <w:r>
         <w:rPr>
@@ -7635,8 +7499,6 @@
           <w:ilvl w:val="0"/>
           <w:numId w:val="5"/>
         </w:numPr>
-        <w:spacing w:line="240" w:lineRule="auto"/>
-        <w:ind w:hanging="357"/>
       </w:pPr>
       <w:r>
         <w:rPr>
@@ -7659,8 +7521,6 @@
           <w:ilvl w:val="0"/>
           <w:numId w:val="5"/>
         </w:numPr>
-        <w:spacing w:line="240" w:lineRule="auto"/>
-        <w:ind w:hanging="357"/>
       </w:pPr>
       <w:r>
         <w:rPr>
@@ -7683,8 +7543,6 @@
           <w:ilvl w:val="0"/>
           <w:numId w:val="5"/>
         </w:numPr>
-        <w:spacing w:line="240" w:lineRule="auto"/>
-        <w:ind w:hanging="357"/>
       </w:pPr>
       <w:r>
         <w:rPr>
@@ -7807,7 +7665,7 @@
       <w:pPr>
         <w:pStyle w:val="Cmsor2"/>
       </w:pPr>
-      <w:bookmarkStart w:id="12" w:name="_Toc239882173"/>
+      <w:bookmarkStart w:id="12" w:name="_Toc239949197"/>
       <w:r>
         <w:lastRenderedPageBreak/>
         <w:t xml:space="preserve">Fenyőbála </w:t>
@@ -7844,8 +7702,6 @@
           <w:ilvl w:val="0"/>
           <w:numId w:val="6"/>
         </w:numPr>
-        <w:spacing w:line="240" w:lineRule="auto"/>
-        <w:ind w:hanging="357"/>
       </w:pPr>
       <w:r>
         <w:rPr>
@@ -7865,8 +7721,6 @@
           <w:ilvl w:val="0"/>
           <w:numId w:val="6"/>
         </w:numPr>
-        <w:spacing w:line="240" w:lineRule="auto"/>
-        <w:ind w:hanging="357"/>
       </w:pPr>
       <w:r>
         <w:rPr>
@@ -7886,8 +7740,6 @@
           <w:ilvl w:val="0"/>
           <w:numId w:val="6"/>
         </w:numPr>
-        <w:spacing w:line="240" w:lineRule="auto"/>
-        <w:ind w:hanging="357"/>
       </w:pPr>
       <w:r>
         <w:rPr>
@@ -7907,8 +7759,6 @@
           <w:ilvl w:val="0"/>
           <w:numId w:val="6"/>
         </w:numPr>
-        <w:spacing w:line="240" w:lineRule="auto"/>
-        <w:ind w:hanging="357"/>
       </w:pPr>
       <w:r>
         <w:rPr>
@@ -7928,8 +7778,6 @@
           <w:ilvl w:val="0"/>
           <w:numId w:val="6"/>
         </w:numPr>
-        <w:spacing w:line="240" w:lineRule="auto"/>
-        <w:ind w:hanging="357"/>
       </w:pPr>
       <w:r>
         <w:rPr>
@@ -7949,8 +7797,6 @@
           <w:ilvl w:val="0"/>
           <w:numId w:val="6"/>
         </w:numPr>
-        <w:spacing w:line="240" w:lineRule="auto"/>
-        <w:ind w:hanging="357"/>
       </w:pPr>
       <w:r>
         <w:rPr>
@@ -7969,7 +7815,6 @@
     <w:p>
       <w:pPr>
         <w:pStyle w:val="Szakdolozatbekezdsek"/>
-        <w:spacing w:line="240" w:lineRule="auto"/>
       </w:pPr>
       <w:r>
         <w:t>A tábla szerkesztő nézete, és a létrehozásához szükséges kód:</w:t>
@@ -8028,6 +7873,7 @@
         <w:rPr>
           <w:noProof/>
         </w:rPr>
+        <w:lastRenderedPageBreak/>
         <w:drawing>
           <wp:inline distT="0" distB="0" distL="0" distR="0" wp14:anchorId="1F17A6B3" wp14:editId="456C5229">
             <wp:extent cx="5324898" cy="1600200"/>
@@ -8074,7 +7920,7 @@
       <w:pPr>
         <w:pStyle w:val="Cmsor2"/>
       </w:pPr>
-      <w:bookmarkStart w:id="13" w:name="_Toc239882174"/>
+      <w:bookmarkStart w:id="13" w:name="_Toc239949198"/>
       <w:r>
         <w:lastRenderedPageBreak/>
         <w:t>Koszorúalap tábla:</w:t>
@@ -8105,8 +7951,6 @@
           <w:ilvl w:val="0"/>
           <w:numId w:val="7"/>
         </w:numPr>
-        <w:spacing w:line="240" w:lineRule="auto"/>
-        <w:ind w:hanging="357"/>
       </w:pPr>
       <w:r>
         <w:rPr>
@@ -8126,8 +7970,6 @@
           <w:ilvl w:val="0"/>
           <w:numId w:val="7"/>
         </w:numPr>
-        <w:spacing w:line="240" w:lineRule="auto"/>
-        <w:ind w:hanging="357"/>
       </w:pPr>
       <w:r>
         <w:rPr>
@@ -8150,8 +7992,6 @@
           <w:ilvl w:val="0"/>
           <w:numId w:val="7"/>
         </w:numPr>
-        <w:spacing w:line="240" w:lineRule="auto"/>
-        <w:ind w:hanging="357"/>
       </w:pPr>
       <w:r>
         <w:rPr>
@@ -8171,8 +8011,6 @@
           <w:ilvl w:val="0"/>
           <w:numId w:val="7"/>
         </w:numPr>
-        <w:spacing w:line="240" w:lineRule="auto"/>
-        <w:ind w:hanging="357"/>
       </w:pPr>
       <w:r>
         <w:rPr>
@@ -8192,8 +8030,6 @@
           <w:ilvl w:val="0"/>
           <w:numId w:val="7"/>
         </w:numPr>
-        <w:spacing w:line="240" w:lineRule="auto"/>
-        <w:ind w:hanging="357"/>
       </w:pPr>
       <w:r>
         <w:rPr>
@@ -8213,8 +8049,6 @@
           <w:ilvl w:val="0"/>
           <w:numId w:val="7"/>
         </w:numPr>
-        <w:spacing w:line="240" w:lineRule="auto"/>
-        <w:ind w:hanging="357"/>
       </w:pPr>
       <w:r>
         <w:rPr>
@@ -8243,8 +8077,6 @@
           <w:ilvl w:val="0"/>
           <w:numId w:val="7"/>
         </w:numPr>
-        <w:spacing w:line="240" w:lineRule="auto"/>
-        <w:ind w:hanging="357"/>
       </w:pPr>
       <w:r>
         <w:rPr>
@@ -8264,8 +8096,6 @@
           <w:ilvl w:val="0"/>
           <w:numId w:val="7"/>
         </w:numPr>
-        <w:spacing w:line="240" w:lineRule="auto"/>
-        <w:ind w:hanging="357"/>
       </w:pPr>
       <w:r>
         <w:rPr>
@@ -8331,6 +8161,7 @@
         <w:rPr>
           <w:noProof/>
         </w:rPr>
+        <w:lastRenderedPageBreak/>
         <w:drawing>
           <wp:inline distT="0" distB="0" distL="0" distR="0" wp14:anchorId="345C9C12" wp14:editId="61E84148">
             <wp:extent cx="4486275" cy="1704975"/>
@@ -8375,7 +8206,7 @@
       <w:r>
         <w:br w:type="page"/>
       </w:r>
-      <w:bookmarkStart w:id="14" w:name="_Toc239882175"/>
+      <w:bookmarkStart w:id="14" w:name="_Toc239949199"/>
       <w:r>
         <w:lastRenderedPageBreak/>
         <w:t>A Backend</w:t>
@@ -8555,7 +8386,7 @@
       <w:pPr>
         <w:pStyle w:val="Cmsor1"/>
       </w:pPr>
-      <w:bookmarkStart w:id="15" w:name="_Toc239882176"/>
+      <w:bookmarkStart w:id="15" w:name="_Toc239949200"/>
       <w:r>
         <w:lastRenderedPageBreak/>
         <w:t xml:space="preserve">A </w:t>
@@ -8572,7 +8403,7 @@
       <w:pPr>
         <w:pStyle w:val="Cmsor2"/>
       </w:pPr>
-      <w:bookmarkStart w:id="16" w:name="_Toc239882177"/>
+      <w:bookmarkStart w:id="16" w:name="_Toc239949201"/>
       <w:r>
         <w:t>Előkészületek:</w:t>
       </w:r>
@@ -8909,7 +8740,7 @@
       <w:pPr>
         <w:pStyle w:val="Cmsor2"/>
       </w:pPr>
-      <w:bookmarkStart w:id="17" w:name="_Toc239882178"/>
+      <w:bookmarkStart w:id="17" w:name="_Toc239949202"/>
       <w:r>
         <w:lastRenderedPageBreak/>
         <w:t>Az adatbázis migrálása:</w:t>
@@ -9199,7 +9030,7 @@
       <w:pPr>
         <w:pStyle w:val="Cmsor2"/>
       </w:pPr>
-      <w:bookmarkStart w:id="18" w:name="_Toc239882179"/>
+      <w:bookmarkStart w:id="18" w:name="_Toc239949203"/>
       <w:r>
         <w:t>Adatok átadása:</w:t>
       </w:r>
@@ -10596,6 +10427,119 @@
     </w:lvl>
   </w:abstractNum>
   <w:abstractNum w:abstractNumId="6" w15:restartNumberingAfterBreak="0">
+    <w:nsid w:val="57467333"/>
+    <w:multiLevelType w:val="hybridMultilevel"/>
+    <w:tmpl w:val="6F0E0028"/>
+    <w:lvl w:ilvl="0" w:tplc="040E0001">
+      <w:start w:val="1"/>
+      <w:numFmt w:val="bullet"/>
+      <w:lvlText w:val=""/>
+      <w:lvlJc w:val="left"/>
+      <w:pPr>
+        <w:ind w:left="1429" w:hanging="360"/>
+      </w:pPr>
+      <w:rPr>
+        <w:rFonts w:ascii="Symbol" w:hAnsi="Symbol" w:hint="default"/>
+      </w:rPr>
+    </w:lvl>
+    <w:lvl w:ilvl="1" w:tplc="040E0003" w:tentative="1">
+      <w:start w:val="1"/>
+      <w:numFmt w:val="bullet"/>
+      <w:lvlText w:val="o"/>
+      <w:lvlJc w:val="left"/>
+      <w:pPr>
+        <w:ind w:left="2149" w:hanging="360"/>
+      </w:pPr>
+      <w:rPr>
+        <w:rFonts w:ascii="Courier New" w:hAnsi="Courier New" w:cs="Courier New" w:hint="default"/>
+      </w:rPr>
+    </w:lvl>
+    <w:lvl w:ilvl="2" w:tplc="040E0005" w:tentative="1">
+      <w:start w:val="1"/>
+      <w:numFmt w:val="bullet"/>
+      <w:lvlText w:val=""/>
+      <w:lvlJc w:val="left"/>
+      <w:pPr>
+        <w:ind w:left="2869" w:hanging="360"/>
+      </w:pPr>
+      <w:rPr>
+        <w:rFonts w:ascii="Wingdings" w:hAnsi="Wingdings" w:hint="default"/>
+      </w:rPr>
+    </w:lvl>
+    <w:lvl w:ilvl="3" w:tplc="040E0001" w:tentative="1">
+      <w:start w:val="1"/>
+      <w:numFmt w:val="bullet"/>
+      <w:lvlText w:val=""/>
+      <w:lvlJc w:val="left"/>
+      <w:pPr>
+        <w:ind w:left="3589" w:hanging="360"/>
+      </w:pPr>
+      <w:rPr>
+        <w:rFonts w:ascii="Symbol" w:hAnsi="Symbol" w:hint="default"/>
+      </w:rPr>
+    </w:lvl>
+    <w:lvl w:ilvl="4" w:tplc="040E0003" w:tentative="1">
+      <w:start w:val="1"/>
+      <w:numFmt w:val="bullet"/>
+      <w:lvlText w:val="o"/>
+      <w:lvlJc w:val="left"/>
+      <w:pPr>
+        <w:ind w:left="4309" w:hanging="360"/>
+      </w:pPr>
+      <w:rPr>
+        <w:rFonts w:ascii="Courier New" w:hAnsi="Courier New" w:cs="Courier New" w:hint="default"/>
+      </w:rPr>
+    </w:lvl>
+    <w:lvl w:ilvl="5" w:tplc="040E0005" w:tentative="1">
+      <w:start w:val="1"/>
+      <w:numFmt w:val="bullet"/>
+      <w:lvlText w:val=""/>
+      <w:lvlJc w:val="left"/>
+      <w:pPr>
+        <w:ind w:left="5029" w:hanging="360"/>
+      </w:pPr>
+      <w:rPr>
+        <w:rFonts w:ascii="Wingdings" w:hAnsi="Wingdings" w:hint="default"/>
+      </w:rPr>
+    </w:lvl>
+    <w:lvl w:ilvl="6" w:tplc="040E0001" w:tentative="1">
+      <w:start w:val="1"/>
+      <w:numFmt w:val="bullet"/>
+      <w:lvlText w:val=""/>
+      <w:lvlJc w:val="left"/>
+      <w:pPr>
+        <w:ind w:left="5749" w:hanging="360"/>
+      </w:pPr>
+      <w:rPr>
+        <w:rFonts w:ascii="Symbol" w:hAnsi="Symbol" w:hint="default"/>
+      </w:rPr>
+    </w:lvl>
+    <w:lvl w:ilvl="7" w:tplc="040E0003" w:tentative="1">
+      <w:start w:val="1"/>
+      <w:numFmt w:val="bullet"/>
+      <w:lvlText w:val="o"/>
+      <w:lvlJc w:val="left"/>
+      <w:pPr>
+        <w:ind w:left="6469" w:hanging="360"/>
+      </w:pPr>
+      <w:rPr>
+        <w:rFonts w:ascii="Courier New" w:hAnsi="Courier New" w:cs="Courier New" w:hint="default"/>
+      </w:rPr>
+    </w:lvl>
+    <w:lvl w:ilvl="8" w:tplc="040E0005" w:tentative="1">
+      <w:start w:val="1"/>
+      <w:numFmt w:val="bullet"/>
+      <w:lvlText w:val=""/>
+      <w:lvlJc w:val="left"/>
+      <w:pPr>
+        <w:ind w:left="7189" w:hanging="360"/>
+      </w:pPr>
+      <w:rPr>
+        <w:rFonts w:ascii="Wingdings" w:hAnsi="Wingdings" w:hint="default"/>
+      </w:rPr>
+    </w:lvl>
+  </w:abstractNum>
+  <w:abstractNum w:abstractNumId="7" w15:restartNumberingAfterBreak="0">
     <w:nsid w:val="77025383"/>
     <w:multiLevelType w:val="hybridMultilevel"/>
     <w:tmpl w:val="30246070"/>
@@ -10715,7 +10659,7 @@
     <w:abstractNumId w:val="0"/>
   </w:num>
   <w:num w:numId="3" w16cid:durableId="1530876048">
-    <w:abstractNumId w:val="6"/>
+    <w:abstractNumId w:val="7"/>
   </w:num>
   <w:num w:numId="4" w16cid:durableId="1143423714">
     <w:abstractNumId w:val="1"/>
@@ -10728,6 +10672,9 @@
   </w:num>
   <w:num w:numId="7" w16cid:durableId="2082827038">
     <w:abstractNumId w:val="3"/>
+  </w:num>
+  <w:num w:numId="8" w16cid:durableId="994529510">
+    <w:abstractNumId w:val="6"/>
   </w:num>
 </w:numbering>
 </file>
@@ -11653,7 +11600,7 @@
     <w:link w:val="SzakdolozatbekezdsekChar"/>
     <w:autoRedefine/>
     <w:qFormat/>
-    <w:rsid w:val="003F27CA"/>
+    <w:rsid w:val="007F64FF"/>
     <w:pPr>
       <w:spacing w:line="360" w:lineRule="auto"/>
       <w:ind w:firstLine="709"/>
@@ -11663,7 +11610,7 @@
     <w:name w:val="Szakdolozat bekezdések Char"/>
     <w:basedOn w:val="Bekezdsalapbettpusa"/>
     <w:link w:val="Szakdolozatbekezdsek"/>
-    <w:rsid w:val="003F27CA"/>
+    <w:rsid w:val="007F64FF"/>
   </w:style>
   <w:style w:type="paragraph" w:styleId="HTML-kntformzott">
     <w:name w:val="HTML Preformatted"/>

--- a/Documents/Vizsgaremek dokumentáció.docx
+++ b/Documents/Vizsgaremek dokumentáció.docx
@@ -5394,16 +5394,7 @@
         </w:numPr>
       </w:pPr>
       <w:r>
-        <w:t xml:space="preserve">A koszorúbálák darabszámát követni, </w:t>
-      </w:r>
-      <w:r>
-        <w:t>jelezni a</w:t>
-      </w:r>
-      <w:r>
-        <w:t xml:space="preserve"> </w:t>
-      </w:r>
-      <w:r>
-        <w:t>maradékot;</w:t>
+        <w:t>A koszorúbálák darabszámát követni, jelezni a maradékot;</w:t>
       </w:r>
     </w:p>
     <w:p>
@@ -5415,7 +5406,13 @@
         </w:numPr>
       </w:pPr>
       <w:r>
-        <w:t>Koszorúalapok regisztrációját, valamint, ha elkészült, azt is tárolja;</w:t>
+        <w:t>Koszorúalapok regisztrációját, valamint, ha elkészült</w:t>
+      </w:r>
+      <w:r>
+        <w:t xml:space="preserve"> egy alap</w:t>
+      </w:r>
+      <w:r>
+        <w:t>, azt is tárolja;</w:t>
       </w:r>
     </w:p>
     <w:p>
@@ -7912,17 +7909,11 @@
       </w:r>
     </w:p>
     <w:p>
-      <w:r>
-        <w:br w:type="page"/>
-      </w:r>
-    </w:p>
-    <w:p>
       <w:pPr>
         <w:pStyle w:val="Cmsor2"/>
       </w:pPr>
       <w:bookmarkStart w:id="13" w:name="_Toc239949198"/>
       <w:r>
-        <w:lastRenderedPageBreak/>
         <w:t>Koszorúalap tábla:</w:t>
       </w:r>
       <w:bookmarkEnd w:id="13"/>
@@ -8116,6 +8107,7 @@
         <w:rPr>
           <w:noProof/>
         </w:rPr>
+        <w:lastRenderedPageBreak/>
         <w:drawing>
           <wp:inline distT="0" distB="0" distL="0" distR="0" wp14:anchorId="5F480EF3" wp14:editId="0F67B9B2">
             <wp:extent cx="3048000" cy="1714500"/>
@@ -8161,7 +8153,6 @@
         <w:rPr>
           <w:noProof/>
         </w:rPr>
-        <w:lastRenderedPageBreak/>
         <w:drawing>
           <wp:inline distT="0" distB="0" distL="0" distR="0" wp14:anchorId="345C9C12" wp14:editId="61E84148">
             <wp:extent cx="4486275" cy="1704975"/>
@@ -9632,7 +9623,901 @@
       <w:r>
         <w:t>Frontend és a Backend közötti kapcsolatot. A végpontok hívásait, valamint azok válaszait is.</w:t>
       </w:r>
-    </w:p>
+      <w:r>
+        <w:t xml:space="preserve"> A hívások szintaktikája megegyezik az előbb bemutatott eljárásban </w:t>
+      </w:r>
+      <w:r>
+        <w:t xml:space="preserve">is </w:t>
+      </w:r>
+      <w:r>
+        <w:t>alkalmazott</w:t>
+      </w:r>
+      <w:r>
+        <w:t xml:space="preserve"> kódokkal. A különbség csak a változónevekben, és az eljárások irányában van.</w:t>
+      </w:r>
+    </w:p>
+    <w:tbl>
+      <w:tblPr>
+        <w:tblStyle w:val="Tblzatrcsos45jellszn"/>
+        <w:tblW w:w="0" w:type="auto"/>
+        <w:jc w:val="center"/>
+        <w:tblLook w:val="04A0" w:firstRow="1" w:lastRow="0" w:firstColumn="1" w:lastColumn="0" w:noHBand="0" w:noVBand="1"/>
+      </w:tblPr>
+      <w:tblGrid>
+        <w:gridCol w:w="1123"/>
+        <w:gridCol w:w="1057"/>
+        <w:gridCol w:w="1075"/>
+        <w:gridCol w:w="1419"/>
+        <w:gridCol w:w="1377"/>
+      </w:tblGrid>
+      <w:tr>
+        <w:trPr>
+          <w:cnfStyle w:val="100000000000" w:firstRow="1" w:lastRow="0" w:firstColumn="0" w:lastColumn="0" w:oddVBand="0" w:evenVBand="0" w:oddHBand="0" w:evenHBand="0" w:firstRowFirstColumn="0" w:firstRowLastColumn="0" w:lastRowFirstColumn="0" w:lastRowLastColumn="0"/>
+          <w:jc w:val="center"/>
+        </w:trPr>
+        <w:tc>
+          <w:tcPr>
+            <w:cnfStyle w:val="001000000000" w:firstRow="0" w:lastRow="0" w:firstColumn="1" w:lastColumn="0" w:oddVBand="0" w:evenVBand="0" w:oddHBand="0" w:evenHBand="0" w:firstRowFirstColumn="0" w:firstRowLastColumn="0" w:lastRowFirstColumn="0" w:lastRowLastColumn="0"/>
+            <w:tcW w:w="0" w:type="auto"/>
+          </w:tcPr>
+          <w:p>
+            <w:pPr>
+              <w:pStyle w:val="Szakdolozatbekezdsek"/>
+              <w:ind w:firstLine="0"/>
+            </w:pPr>
+            <w:r>
+              <w:t>Frontend</w:t>
+            </w:r>
+          </w:p>
+        </w:tc>
+        <w:tc>
+          <w:tcPr>
+            <w:tcW w:w="0" w:type="auto"/>
+          </w:tcPr>
+          <w:p>
+            <w:pPr>
+              <w:pStyle w:val="Szakdolozatbekezdsek"/>
+              <w:ind w:firstLine="0"/>
+              <w:cnfStyle w:val="100000000000" w:firstRow="1" w:lastRow="0" w:firstColumn="0" w:lastColumn="0" w:oddVBand="0" w:evenVBand="0" w:oddHBand="0" w:evenHBand="0" w:firstRowFirstColumn="0" w:firstRowLastColumn="0" w:lastRowFirstColumn="0" w:lastRowLastColumn="0"/>
+            </w:pPr>
+            <w:r>
+              <w:t>Backend</w:t>
+            </w:r>
+          </w:p>
+        </w:tc>
+        <w:tc>
+          <w:tcPr>
+            <w:tcW w:w="0" w:type="auto"/>
+          </w:tcPr>
+          <w:p>
+            <w:pPr>
+              <w:pStyle w:val="Szakdolozatbekezdsek"/>
+              <w:ind w:firstLine="0"/>
+              <w:cnfStyle w:val="100000000000" w:firstRow="1" w:lastRow="0" w:firstColumn="0" w:lastColumn="0" w:oddVBand="0" w:evenVBand="0" w:oddHBand="0" w:evenHBand="0" w:firstRowFirstColumn="0" w:firstRowLastColumn="0" w:lastRowFirstColumn="0" w:lastRowLastColumn="0"/>
+            </w:pPr>
+            <w:r>
+              <w:t>Jó válasz</w:t>
+            </w:r>
+          </w:p>
+        </w:tc>
+        <w:tc>
+          <w:tcPr>
+            <w:tcW w:w="0" w:type="auto"/>
+          </w:tcPr>
+          <w:p>
+            <w:pPr>
+              <w:pStyle w:val="Szakdolozatbekezdsek"/>
+              <w:ind w:firstLine="0"/>
+              <w:cnfStyle w:val="100000000000" w:firstRow="1" w:lastRow="0" w:firstColumn="0" w:lastColumn="0" w:oddVBand="0" w:evenVBand="0" w:oddHBand="0" w:evenHBand="0" w:firstRowFirstColumn="0" w:firstRowLastColumn="0" w:lastRowFirstColumn="0" w:lastRowLastColumn="0"/>
+            </w:pPr>
+            <w:r>
+              <w:t>Hibás válasz</w:t>
+            </w:r>
+          </w:p>
+        </w:tc>
+        <w:tc>
+          <w:tcPr>
+            <w:tcW w:w="0" w:type="auto"/>
+          </w:tcPr>
+          <w:p>
+            <w:pPr>
+              <w:pStyle w:val="Szakdolozatbekezdsek"/>
+              <w:ind w:firstLine="0"/>
+              <w:cnfStyle w:val="100000000000" w:firstRow="1" w:lastRow="0" w:firstColumn="0" w:lastColumn="0" w:oddVBand="0" w:evenVBand="0" w:oddHBand="0" w:evenHBand="0" w:firstRowFirstColumn="0" w:firstRowLastColumn="0" w:lastRowFirstColumn="0" w:lastRowLastColumn="0"/>
+            </w:pPr>
+            <w:r>
+              <w:t>Magyarázat</w:t>
+            </w:r>
+          </w:p>
+        </w:tc>
+      </w:tr>
+      <w:tr>
+        <w:trPr>
+          <w:cnfStyle w:val="000000100000" w:firstRow="0" w:lastRow="0" w:firstColumn="0" w:lastColumn="0" w:oddVBand="0" w:evenVBand="0" w:oddHBand="1" w:evenHBand="0" w:firstRowFirstColumn="0" w:firstRowLastColumn="0" w:lastRowFirstColumn="0" w:lastRowLastColumn="0"/>
+          <w:jc w:val="center"/>
+        </w:trPr>
+        <w:tc>
+          <w:tcPr>
+            <w:cnfStyle w:val="001000000000" w:firstRow="0" w:lastRow="0" w:firstColumn="1" w:lastColumn="0" w:oddVBand="0" w:evenVBand="0" w:oddHBand="0" w:evenHBand="0" w:firstRowFirstColumn="0" w:firstRowLastColumn="0" w:lastRowFirstColumn="0" w:lastRowLastColumn="0"/>
+            <w:tcW w:w="0" w:type="auto"/>
+          </w:tcPr>
+          <w:p>
+            <w:pPr>
+              <w:pStyle w:val="Szakdolozatbekezdsek"/>
+              <w:ind w:firstLine="0"/>
+            </w:pPr>
+          </w:p>
+        </w:tc>
+        <w:tc>
+          <w:tcPr>
+            <w:tcW w:w="0" w:type="auto"/>
+          </w:tcPr>
+          <w:p>
+            <w:pPr>
+              <w:pStyle w:val="Szakdolozatbekezdsek"/>
+              <w:ind w:firstLine="0"/>
+              <w:cnfStyle w:val="000000100000" w:firstRow="0" w:lastRow="0" w:firstColumn="0" w:lastColumn="0" w:oddVBand="0" w:evenVBand="0" w:oddHBand="1" w:evenHBand="0" w:firstRowFirstColumn="0" w:firstRowLastColumn="0" w:lastRowFirstColumn="0" w:lastRowLastColumn="0"/>
+            </w:pPr>
+          </w:p>
+        </w:tc>
+        <w:tc>
+          <w:tcPr>
+            <w:tcW w:w="0" w:type="auto"/>
+          </w:tcPr>
+          <w:p>
+            <w:pPr>
+              <w:pStyle w:val="Szakdolozatbekezdsek"/>
+              <w:ind w:firstLine="0"/>
+              <w:cnfStyle w:val="000000100000" w:firstRow="0" w:lastRow="0" w:firstColumn="0" w:lastColumn="0" w:oddVBand="0" w:evenVBand="0" w:oddHBand="1" w:evenHBand="0" w:firstRowFirstColumn="0" w:firstRowLastColumn="0" w:lastRowFirstColumn="0" w:lastRowLastColumn="0"/>
+            </w:pPr>
+          </w:p>
+        </w:tc>
+        <w:tc>
+          <w:tcPr>
+            <w:tcW w:w="0" w:type="auto"/>
+          </w:tcPr>
+          <w:p>
+            <w:pPr>
+              <w:pStyle w:val="Szakdolozatbekezdsek"/>
+              <w:ind w:firstLine="0"/>
+              <w:cnfStyle w:val="000000100000" w:firstRow="0" w:lastRow="0" w:firstColumn="0" w:lastColumn="0" w:oddVBand="0" w:evenVBand="0" w:oddHBand="1" w:evenHBand="0" w:firstRowFirstColumn="0" w:firstRowLastColumn="0" w:lastRowFirstColumn="0" w:lastRowLastColumn="0"/>
+            </w:pPr>
+          </w:p>
+        </w:tc>
+        <w:tc>
+          <w:tcPr>
+            <w:tcW w:w="0" w:type="auto"/>
+          </w:tcPr>
+          <w:p>
+            <w:pPr>
+              <w:pStyle w:val="Szakdolozatbekezdsek"/>
+              <w:ind w:firstLine="0"/>
+              <w:cnfStyle w:val="000000100000" w:firstRow="0" w:lastRow="0" w:firstColumn="0" w:lastColumn="0" w:oddVBand="0" w:evenVBand="0" w:oddHBand="1" w:evenHBand="0" w:firstRowFirstColumn="0" w:firstRowLastColumn="0" w:lastRowFirstColumn="0" w:lastRowLastColumn="0"/>
+            </w:pPr>
+          </w:p>
+        </w:tc>
+      </w:tr>
+      <w:tr>
+        <w:trPr>
+          <w:jc w:val="center"/>
+        </w:trPr>
+        <w:tc>
+          <w:tcPr>
+            <w:cnfStyle w:val="001000000000" w:firstRow="0" w:lastRow="0" w:firstColumn="1" w:lastColumn="0" w:oddVBand="0" w:evenVBand="0" w:oddHBand="0" w:evenHBand="0" w:firstRowFirstColumn="0" w:firstRowLastColumn="0" w:lastRowFirstColumn="0" w:lastRowLastColumn="0"/>
+            <w:tcW w:w="0" w:type="auto"/>
+          </w:tcPr>
+          <w:p>
+            <w:pPr>
+              <w:pStyle w:val="Szakdolozatbekezdsek"/>
+              <w:ind w:firstLine="0"/>
+            </w:pPr>
+          </w:p>
+        </w:tc>
+        <w:tc>
+          <w:tcPr>
+            <w:tcW w:w="0" w:type="auto"/>
+          </w:tcPr>
+          <w:p>
+            <w:pPr>
+              <w:pStyle w:val="Szakdolozatbekezdsek"/>
+              <w:ind w:firstLine="0"/>
+              <w:cnfStyle w:val="000000000000" w:firstRow="0" w:lastRow="0" w:firstColumn="0" w:lastColumn="0" w:oddVBand="0" w:evenVBand="0" w:oddHBand="0" w:evenHBand="0" w:firstRowFirstColumn="0" w:firstRowLastColumn="0" w:lastRowFirstColumn="0" w:lastRowLastColumn="0"/>
+            </w:pPr>
+          </w:p>
+        </w:tc>
+        <w:tc>
+          <w:tcPr>
+            <w:tcW w:w="0" w:type="auto"/>
+          </w:tcPr>
+          <w:p>
+            <w:pPr>
+              <w:pStyle w:val="Szakdolozatbekezdsek"/>
+              <w:ind w:firstLine="0"/>
+              <w:cnfStyle w:val="000000000000" w:firstRow="0" w:lastRow="0" w:firstColumn="0" w:lastColumn="0" w:oddVBand="0" w:evenVBand="0" w:oddHBand="0" w:evenHBand="0" w:firstRowFirstColumn="0" w:firstRowLastColumn="0" w:lastRowFirstColumn="0" w:lastRowLastColumn="0"/>
+            </w:pPr>
+          </w:p>
+        </w:tc>
+        <w:tc>
+          <w:tcPr>
+            <w:tcW w:w="0" w:type="auto"/>
+          </w:tcPr>
+          <w:p>
+            <w:pPr>
+              <w:pStyle w:val="Szakdolozatbekezdsek"/>
+              <w:ind w:firstLine="0"/>
+              <w:cnfStyle w:val="000000000000" w:firstRow="0" w:lastRow="0" w:firstColumn="0" w:lastColumn="0" w:oddVBand="0" w:evenVBand="0" w:oddHBand="0" w:evenHBand="0" w:firstRowFirstColumn="0" w:firstRowLastColumn="0" w:lastRowFirstColumn="0" w:lastRowLastColumn="0"/>
+            </w:pPr>
+          </w:p>
+        </w:tc>
+        <w:tc>
+          <w:tcPr>
+            <w:tcW w:w="0" w:type="auto"/>
+          </w:tcPr>
+          <w:p>
+            <w:pPr>
+              <w:pStyle w:val="Szakdolozatbekezdsek"/>
+              <w:ind w:firstLine="0"/>
+              <w:cnfStyle w:val="000000000000" w:firstRow="0" w:lastRow="0" w:firstColumn="0" w:lastColumn="0" w:oddVBand="0" w:evenVBand="0" w:oddHBand="0" w:evenHBand="0" w:firstRowFirstColumn="0" w:firstRowLastColumn="0" w:lastRowFirstColumn="0" w:lastRowLastColumn="0"/>
+            </w:pPr>
+          </w:p>
+        </w:tc>
+      </w:tr>
+      <w:tr>
+        <w:trPr>
+          <w:cnfStyle w:val="000000100000" w:firstRow="0" w:lastRow="0" w:firstColumn="0" w:lastColumn="0" w:oddVBand="0" w:evenVBand="0" w:oddHBand="1" w:evenHBand="0" w:firstRowFirstColumn="0" w:firstRowLastColumn="0" w:lastRowFirstColumn="0" w:lastRowLastColumn="0"/>
+          <w:jc w:val="center"/>
+        </w:trPr>
+        <w:tc>
+          <w:tcPr>
+            <w:cnfStyle w:val="001000000000" w:firstRow="0" w:lastRow="0" w:firstColumn="1" w:lastColumn="0" w:oddVBand="0" w:evenVBand="0" w:oddHBand="0" w:evenHBand="0" w:firstRowFirstColumn="0" w:firstRowLastColumn="0" w:lastRowFirstColumn="0" w:lastRowLastColumn="0"/>
+            <w:tcW w:w="0" w:type="auto"/>
+          </w:tcPr>
+          <w:p>
+            <w:pPr>
+              <w:pStyle w:val="Szakdolozatbekezdsek"/>
+              <w:ind w:firstLine="0"/>
+            </w:pPr>
+          </w:p>
+        </w:tc>
+        <w:tc>
+          <w:tcPr>
+            <w:tcW w:w="0" w:type="auto"/>
+          </w:tcPr>
+          <w:p>
+            <w:pPr>
+              <w:pStyle w:val="Szakdolozatbekezdsek"/>
+              <w:ind w:firstLine="0"/>
+              <w:cnfStyle w:val="000000100000" w:firstRow="0" w:lastRow="0" w:firstColumn="0" w:lastColumn="0" w:oddVBand="0" w:evenVBand="0" w:oddHBand="1" w:evenHBand="0" w:firstRowFirstColumn="0" w:firstRowLastColumn="0" w:lastRowFirstColumn="0" w:lastRowLastColumn="0"/>
+            </w:pPr>
+          </w:p>
+        </w:tc>
+        <w:tc>
+          <w:tcPr>
+            <w:tcW w:w="0" w:type="auto"/>
+          </w:tcPr>
+          <w:p>
+            <w:pPr>
+              <w:pStyle w:val="Szakdolozatbekezdsek"/>
+              <w:ind w:firstLine="0"/>
+              <w:cnfStyle w:val="000000100000" w:firstRow="0" w:lastRow="0" w:firstColumn="0" w:lastColumn="0" w:oddVBand="0" w:evenVBand="0" w:oddHBand="1" w:evenHBand="0" w:firstRowFirstColumn="0" w:firstRowLastColumn="0" w:lastRowFirstColumn="0" w:lastRowLastColumn="0"/>
+            </w:pPr>
+          </w:p>
+        </w:tc>
+        <w:tc>
+          <w:tcPr>
+            <w:tcW w:w="0" w:type="auto"/>
+          </w:tcPr>
+          <w:p>
+            <w:pPr>
+              <w:pStyle w:val="Szakdolozatbekezdsek"/>
+              <w:ind w:firstLine="0"/>
+              <w:cnfStyle w:val="000000100000" w:firstRow="0" w:lastRow="0" w:firstColumn="0" w:lastColumn="0" w:oddVBand="0" w:evenVBand="0" w:oddHBand="1" w:evenHBand="0" w:firstRowFirstColumn="0" w:firstRowLastColumn="0" w:lastRowFirstColumn="0" w:lastRowLastColumn="0"/>
+            </w:pPr>
+          </w:p>
+        </w:tc>
+        <w:tc>
+          <w:tcPr>
+            <w:tcW w:w="0" w:type="auto"/>
+          </w:tcPr>
+          <w:p>
+            <w:pPr>
+              <w:pStyle w:val="Szakdolozatbekezdsek"/>
+              <w:ind w:firstLine="0"/>
+              <w:cnfStyle w:val="000000100000" w:firstRow="0" w:lastRow="0" w:firstColumn="0" w:lastColumn="0" w:oddVBand="0" w:evenVBand="0" w:oddHBand="1" w:evenHBand="0" w:firstRowFirstColumn="0" w:firstRowLastColumn="0" w:lastRowFirstColumn="0" w:lastRowLastColumn="0"/>
+            </w:pPr>
+          </w:p>
+        </w:tc>
+      </w:tr>
+      <w:tr>
+        <w:trPr>
+          <w:jc w:val="center"/>
+        </w:trPr>
+        <w:tc>
+          <w:tcPr>
+            <w:cnfStyle w:val="001000000000" w:firstRow="0" w:lastRow="0" w:firstColumn="1" w:lastColumn="0" w:oddVBand="0" w:evenVBand="0" w:oddHBand="0" w:evenHBand="0" w:firstRowFirstColumn="0" w:firstRowLastColumn="0" w:lastRowFirstColumn="0" w:lastRowLastColumn="0"/>
+            <w:tcW w:w="0" w:type="auto"/>
+          </w:tcPr>
+          <w:p>
+            <w:pPr>
+              <w:pStyle w:val="Szakdolozatbekezdsek"/>
+              <w:ind w:firstLine="0"/>
+            </w:pPr>
+          </w:p>
+        </w:tc>
+        <w:tc>
+          <w:tcPr>
+            <w:tcW w:w="0" w:type="auto"/>
+          </w:tcPr>
+          <w:p>
+            <w:pPr>
+              <w:pStyle w:val="Szakdolozatbekezdsek"/>
+              <w:ind w:firstLine="0"/>
+              <w:cnfStyle w:val="000000000000" w:firstRow="0" w:lastRow="0" w:firstColumn="0" w:lastColumn="0" w:oddVBand="0" w:evenVBand="0" w:oddHBand="0" w:evenHBand="0" w:firstRowFirstColumn="0" w:firstRowLastColumn="0" w:lastRowFirstColumn="0" w:lastRowLastColumn="0"/>
+            </w:pPr>
+          </w:p>
+        </w:tc>
+        <w:tc>
+          <w:tcPr>
+            <w:tcW w:w="0" w:type="auto"/>
+          </w:tcPr>
+          <w:p>
+            <w:pPr>
+              <w:pStyle w:val="Szakdolozatbekezdsek"/>
+              <w:ind w:firstLine="0"/>
+              <w:cnfStyle w:val="000000000000" w:firstRow="0" w:lastRow="0" w:firstColumn="0" w:lastColumn="0" w:oddVBand="0" w:evenVBand="0" w:oddHBand="0" w:evenHBand="0" w:firstRowFirstColumn="0" w:firstRowLastColumn="0" w:lastRowFirstColumn="0" w:lastRowLastColumn="0"/>
+            </w:pPr>
+          </w:p>
+        </w:tc>
+        <w:tc>
+          <w:tcPr>
+            <w:tcW w:w="0" w:type="auto"/>
+          </w:tcPr>
+          <w:p>
+            <w:pPr>
+              <w:pStyle w:val="Szakdolozatbekezdsek"/>
+              <w:ind w:firstLine="0"/>
+              <w:cnfStyle w:val="000000000000" w:firstRow="0" w:lastRow="0" w:firstColumn="0" w:lastColumn="0" w:oddVBand="0" w:evenVBand="0" w:oddHBand="0" w:evenHBand="0" w:firstRowFirstColumn="0" w:firstRowLastColumn="0" w:lastRowFirstColumn="0" w:lastRowLastColumn="0"/>
+            </w:pPr>
+          </w:p>
+        </w:tc>
+        <w:tc>
+          <w:tcPr>
+            <w:tcW w:w="0" w:type="auto"/>
+          </w:tcPr>
+          <w:p>
+            <w:pPr>
+              <w:pStyle w:val="Szakdolozatbekezdsek"/>
+              <w:ind w:firstLine="0"/>
+              <w:cnfStyle w:val="000000000000" w:firstRow="0" w:lastRow="0" w:firstColumn="0" w:lastColumn="0" w:oddVBand="0" w:evenVBand="0" w:oddHBand="0" w:evenHBand="0" w:firstRowFirstColumn="0" w:firstRowLastColumn="0" w:lastRowFirstColumn="0" w:lastRowLastColumn="0"/>
+            </w:pPr>
+          </w:p>
+        </w:tc>
+      </w:tr>
+      <w:tr>
+        <w:trPr>
+          <w:cnfStyle w:val="000000100000" w:firstRow="0" w:lastRow="0" w:firstColumn="0" w:lastColumn="0" w:oddVBand="0" w:evenVBand="0" w:oddHBand="1" w:evenHBand="0" w:firstRowFirstColumn="0" w:firstRowLastColumn="0" w:lastRowFirstColumn="0" w:lastRowLastColumn="0"/>
+          <w:jc w:val="center"/>
+        </w:trPr>
+        <w:tc>
+          <w:tcPr>
+            <w:cnfStyle w:val="001000000000" w:firstRow="0" w:lastRow="0" w:firstColumn="1" w:lastColumn="0" w:oddVBand="0" w:evenVBand="0" w:oddHBand="0" w:evenHBand="0" w:firstRowFirstColumn="0" w:firstRowLastColumn="0" w:lastRowFirstColumn="0" w:lastRowLastColumn="0"/>
+            <w:tcW w:w="0" w:type="auto"/>
+          </w:tcPr>
+          <w:p>
+            <w:pPr>
+              <w:pStyle w:val="Szakdolozatbekezdsek"/>
+              <w:ind w:firstLine="0"/>
+            </w:pPr>
+          </w:p>
+        </w:tc>
+        <w:tc>
+          <w:tcPr>
+            <w:tcW w:w="0" w:type="auto"/>
+          </w:tcPr>
+          <w:p>
+            <w:pPr>
+              <w:pStyle w:val="Szakdolozatbekezdsek"/>
+              <w:ind w:firstLine="0"/>
+              <w:cnfStyle w:val="000000100000" w:firstRow="0" w:lastRow="0" w:firstColumn="0" w:lastColumn="0" w:oddVBand="0" w:evenVBand="0" w:oddHBand="1" w:evenHBand="0" w:firstRowFirstColumn="0" w:firstRowLastColumn="0" w:lastRowFirstColumn="0" w:lastRowLastColumn="0"/>
+            </w:pPr>
+          </w:p>
+        </w:tc>
+        <w:tc>
+          <w:tcPr>
+            <w:tcW w:w="0" w:type="auto"/>
+          </w:tcPr>
+          <w:p>
+            <w:pPr>
+              <w:pStyle w:val="Szakdolozatbekezdsek"/>
+              <w:ind w:firstLine="0"/>
+              <w:cnfStyle w:val="000000100000" w:firstRow="0" w:lastRow="0" w:firstColumn="0" w:lastColumn="0" w:oddVBand="0" w:evenVBand="0" w:oddHBand="1" w:evenHBand="0" w:firstRowFirstColumn="0" w:firstRowLastColumn="0" w:lastRowFirstColumn="0" w:lastRowLastColumn="0"/>
+            </w:pPr>
+          </w:p>
+        </w:tc>
+        <w:tc>
+          <w:tcPr>
+            <w:tcW w:w="0" w:type="auto"/>
+          </w:tcPr>
+          <w:p>
+            <w:pPr>
+              <w:pStyle w:val="Szakdolozatbekezdsek"/>
+              <w:ind w:firstLine="0"/>
+              <w:cnfStyle w:val="000000100000" w:firstRow="0" w:lastRow="0" w:firstColumn="0" w:lastColumn="0" w:oddVBand="0" w:evenVBand="0" w:oddHBand="1" w:evenHBand="0" w:firstRowFirstColumn="0" w:firstRowLastColumn="0" w:lastRowFirstColumn="0" w:lastRowLastColumn="0"/>
+            </w:pPr>
+          </w:p>
+        </w:tc>
+        <w:tc>
+          <w:tcPr>
+            <w:tcW w:w="0" w:type="auto"/>
+          </w:tcPr>
+          <w:p>
+            <w:pPr>
+              <w:pStyle w:val="Szakdolozatbekezdsek"/>
+              <w:ind w:firstLine="0"/>
+              <w:cnfStyle w:val="000000100000" w:firstRow="0" w:lastRow="0" w:firstColumn="0" w:lastColumn="0" w:oddVBand="0" w:evenVBand="0" w:oddHBand="1" w:evenHBand="0" w:firstRowFirstColumn="0" w:firstRowLastColumn="0" w:lastRowFirstColumn="0" w:lastRowLastColumn="0"/>
+            </w:pPr>
+          </w:p>
+        </w:tc>
+      </w:tr>
+      <w:tr>
+        <w:trPr>
+          <w:jc w:val="center"/>
+        </w:trPr>
+        <w:tc>
+          <w:tcPr>
+            <w:cnfStyle w:val="001000000000" w:firstRow="0" w:lastRow="0" w:firstColumn="1" w:lastColumn="0" w:oddVBand="0" w:evenVBand="0" w:oddHBand="0" w:evenHBand="0" w:firstRowFirstColumn="0" w:firstRowLastColumn="0" w:lastRowFirstColumn="0" w:lastRowLastColumn="0"/>
+            <w:tcW w:w="0" w:type="auto"/>
+          </w:tcPr>
+          <w:p>
+            <w:pPr>
+              <w:pStyle w:val="Szakdolozatbekezdsek"/>
+              <w:ind w:firstLine="0"/>
+            </w:pPr>
+          </w:p>
+        </w:tc>
+        <w:tc>
+          <w:tcPr>
+            <w:tcW w:w="0" w:type="auto"/>
+          </w:tcPr>
+          <w:p>
+            <w:pPr>
+              <w:pStyle w:val="Szakdolozatbekezdsek"/>
+              <w:ind w:firstLine="0"/>
+              <w:cnfStyle w:val="000000000000" w:firstRow="0" w:lastRow="0" w:firstColumn="0" w:lastColumn="0" w:oddVBand="0" w:evenVBand="0" w:oddHBand="0" w:evenHBand="0" w:firstRowFirstColumn="0" w:firstRowLastColumn="0" w:lastRowFirstColumn="0" w:lastRowLastColumn="0"/>
+            </w:pPr>
+          </w:p>
+        </w:tc>
+        <w:tc>
+          <w:tcPr>
+            <w:tcW w:w="0" w:type="auto"/>
+          </w:tcPr>
+          <w:p>
+            <w:pPr>
+              <w:pStyle w:val="Szakdolozatbekezdsek"/>
+              <w:ind w:firstLine="0"/>
+              <w:cnfStyle w:val="000000000000" w:firstRow="0" w:lastRow="0" w:firstColumn="0" w:lastColumn="0" w:oddVBand="0" w:evenVBand="0" w:oddHBand="0" w:evenHBand="0" w:firstRowFirstColumn="0" w:firstRowLastColumn="0" w:lastRowFirstColumn="0" w:lastRowLastColumn="0"/>
+            </w:pPr>
+          </w:p>
+        </w:tc>
+        <w:tc>
+          <w:tcPr>
+            <w:tcW w:w="0" w:type="auto"/>
+          </w:tcPr>
+          <w:p>
+            <w:pPr>
+              <w:pStyle w:val="Szakdolozatbekezdsek"/>
+              <w:ind w:firstLine="0"/>
+              <w:cnfStyle w:val="000000000000" w:firstRow="0" w:lastRow="0" w:firstColumn="0" w:lastColumn="0" w:oddVBand="0" w:evenVBand="0" w:oddHBand="0" w:evenHBand="0" w:firstRowFirstColumn="0" w:firstRowLastColumn="0" w:lastRowFirstColumn="0" w:lastRowLastColumn="0"/>
+            </w:pPr>
+          </w:p>
+        </w:tc>
+        <w:tc>
+          <w:tcPr>
+            <w:tcW w:w="0" w:type="auto"/>
+          </w:tcPr>
+          <w:p>
+            <w:pPr>
+              <w:pStyle w:val="Szakdolozatbekezdsek"/>
+              <w:ind w:firstLine="0"/>
+              <w:cnfStyle w:val="000000000000" w:firstRow="0" w:lastRow="0" w:firstColumn="0" w:lastColumn="0" w:oddVBand="0" w:evenVBand="0" w:oddHBand="0" w:evenHBand="0" w:firstRowFirstColumn="0" w:firstRowLastColumn="0" w:lastRowFirstColumn="0" w:lastRowLastColumn="0"/>
+            </w:pPr>
+          </w:p>
+        </w:tc>
+      </w:tr>
+      <w:tr>
+        <w:trPr>
+          <w:cnfStyle w:val="000000100000" w:firstRow="0" w:lastRow="0" w:firstColumn="0" w:lastColumn="0" w:oddVBand="0" w:evenVBand="0" w:oddHBand="1" w:evenHBand="0" w:firstRowFirstColumn="0" w:firstRowLastColumn="0" w:lastRowFirstColumn="0" w:lastRowLastColumn="0"/>
+          <w:jc w:val="center"/>
+        </w:trPr>
+        <w:tc>
+          <w:tcPr>
+            <w:cnfStyle w:val="001000000000" w:firstRow="0" w:lastRow="0" w:firstColumn="1" w:lastColumn="0" w:oddVBand="0" w:evenVBand="0" w:oddHBand="0" w:evenHBand="0" w:firstRowFirstColumn="0" w:firstRowLastColumn="0" w:lastRowFirstColumn="0" w:lastRowLastColumn="0"/>
+            <w:tcW w:w="0" w:type="auto"/>
+          </w:tcPr>
+          <w:p>
+            <w:pPr>
+              <w:pStyle w:val="Szakdolozatbekezdsek"/>
+              <w:ind w:firstLine="0"/>
+            </w:pPr>
+          </w:p>
+        </w:tc>
+        <w:tc>
+          <w:tcPr>
+            <w:tcW w:w="0" w:type="auto"/>
+          </w:tcPr>
+          <w:p>
+            <w:pPr>
+              <w:pStyle w:val="Szakdolozatbekezdsek"/>
+              <w:ind w:firstLine="0"/>
+              <w:cnfStyle w:val="000000100000" w:firstRow="0" w:lastRow="0" w:firstColumn="0" w:lastColumn="0" w:oddVBand="0" w:evenVBand="0" w:oddHBand="1" w:evenHBand="0" w:firstRowFirstColumn="0" w:firstRowLastColumn="0" w:lastRowFirstColumn="0" w:lastRowLastColumn="0"/>
+            </w:pPr>
+          </w:p>
+        </w:tc>
+        <w:tc>
+          <w:tcPr>
+            <w:tcW w:w="0" w:type="auto"/>
+          </w:tcPr>
+          <w:p>
+            <w:pPr>
+              <w:pStyle w:val="Szakdolozatbekezdsek"/>
+              <w:ind w:firstLine="0"/>
+              <w:cnfStyle w:val="000000100000" w:firstRow="0" w:lastRow="0" w:firstColumn="0" w:lastColumn="0" w:oddVBand="0" w:evenVBand="0" w:oddHBand="1" w:evenHBand="0" w:firstRowFirstColumn="0" w:firstRowLastColumn="0" w:lastRowFirstColumn="0" w:lastRowLastColumn="0"/>
+            </w:pPr>
+          </w:p>
+        </w:tc>
+        <w:tc>
+          <w:tcPr>
+            <w:tcW w:w="0" w:type="auto"/>
+          </w:tcPr>
+          <w:p>
+            <w:pPr>
+              <w:pStyle w:val="Szakdolozatbekezdsek"/>
+              <w:ind w:firstLine="0"/>
+              <w:cnfStyle w:val="000000100000" w:firstRow="0" w:lastRow="0" w:firstColumn="0" w:lastColumn="0" w:oddVBand="0" w:evenVBand="0" w:oddHBand="1" w:evenHBand="0" w:firstRowFirstColumn="0" w:firstRowLastColumn="0" w:lastRowFirstColumn="0" w:lastRowLastColumn="0"/>
+            </w:pPr>
+          </w:p>
+        </w:tc>
+        <w:tc>
+          <w:tcPr>
+            <w:tcW w:w="0" w:type="auto"/>
+          </w:tcPr>
+          <w:p>
+            <w:pPr>
+              <w:pStyle w:val="Szakdolozatbekezdsek"/>
+              <w:ind w:firstLine="0"/>
+              <w:cnfStyle w:val="000000100000" w:firstRow="0" w:lastRow="0" w:firstColumn="0" w:lastColumn="0" w:oddVBand="0" w:evenVBand="0" w:oddHBand="1" w:evenHBand="0" w:firstRowFirstColumn="0" w:firstRowLastColumn="0" w:lastRowFirstColumn="0" w:lastRowLastColumn="0"/>
+            </w:pPr>
+          </w:p>
+        </w:tc>
+      </w:tr>
+      <w:tr>
+        <w:trPr>
+          <w:jc w:val="center"/>
+        </w:trPr>
+        <w:tc>
+          <w:tcPr>
+            <w:cnfStyle w:val="001000000000" w:firstRow="0" w:lastRow="0" w:firstColumn="1" w:lastColumn="0" w:oddVBand="0" w:evenVBand="0" w:oddHBand="0" w:evenHBand="0" w:firstRowFirstColumn="0" w:firstRowLastColumn="0" w:lastRowFirstColumn="0" w:lastRowLastColumn="0"/>
+            <w:tcW w:w="0" w:type="auto"/>
+          </w:tcPr>
+          <w:p>
+            <w:pPr>
+              <w:pStyle w:val="Szakdolozatbekezdsek"/>
+              <w:ind w:firstLine="0"/>
+            </w:pPr>
+          </w:p>
+        </w:tc>
+        <w:tc>
+          <w:tcPr>
+            <w:tcW w:w="0" w:type="auto"/>
+          </w:tcPr>
+          <w:p>
+            <w:pPr>
+              <w:pStyle w:val="Szakdolozatbekezdsek"/>
+              <w:ind w:firstLine="0"/>
+              <w:cnfStyle w:val="000000000000" w:firstRow="0" w:lastRow="0" w:firstColumn="0" w:lastColumn="0" w:oddVBand="0" w:evenVBand="0" w:oddHBand="0" w:evenHBand="0" w:firstRowFirstColumn="0" w:firstRowLastColumn="0" w:lastRowFirstColumn="0" w:lastRowLastColumn="0"/>
+            </w:pPr>
+          </w:p>
+        </w:tc>
+        <w:tc>
+          <w:tcPr>
+            <w:tcW w:w="0" w:type="auto"/>
+          </w:tcPr>
+          <w:p>
+            <w:pPr>
+              <w:pStyle w:val="Szakdolozatbekezdsek"/>
+              <w:ind w:firstLine="0"/>
+              <w:cnfStyle w:val="000000000000" w:firstRow="0" w:lastRow="0" w:firstColumn="0" w:lastColumn="0" w:oddVBand="0" w:evenVBand="0" w:oddHBand="0" w:evenHBand="0" w:firstRowFirstColumn="0" w:firstRowLastColumn="0" w:lastRowFirstColumn="0" w:lastRowLastColumn="0"/>
+            </w:pPr>
+          </w:p>
+        </w:tc>
+        <w:tc>
+          <w:tcPr>
+            <w:tcW w:w="0" w:type="auto"/>
+          </w:tcPr>
+          <w:p>
+            <w:pPr>
+              <w:pStyle w:val="Szakdolozatbekezdsek"/>
+              <w:ind w:firstLine="0"/>
+              <w:cnfStyle w:val="000000000000" w:firstRow="0" w:lastRow="0" w:firstColumn="0" w:lastColumn="0" w:oddVBand="0" w:evenVBand="0" w:oddHBand="0" w:evenHBand="0" w:firstRowFirstColumn="0" w:firstRowLastColumn="0" w:lastRowFirstColumn="0" w:lastRowLastColumn="0"/>
+            </w:pPr>
+          </w:p>
+        </w:tc>
+        <w:tc>
+          <w:tcPr>
+            <w:tcW w:w="0" w:type="auto"/>
+          </w:tcPr>
+          <w:p>
+            <w:pPr>
+              <w:pStyle w:val="Szakdolozatbekezdsek"/>
+              <w:ind w:firstLine="0"/>
+              <w:cnfStyle w:val="000000000000" w:firstRow="0" w:lastRow="0" w:firstColumn="0" w:lastColumn="0" w:oddVBand="0" w:evenVBand="0" w:oddHBand="0" w:evenHBand="0" w:firstRowFirstColumn="0" w:firstRowLastColumn="0" w:lastRowFirstColumn="0" w:lastRowLastColumn="0"/>
+            </w:pPr>
+          </w:p>
+        </w:tc>
+      </w:tr>
+      <w:tr>
+        <w:trPr>
+          <w:cnfStyle w:val="000000100000" w:firstRow="0" w:lastRow="0" w:firstColumn="0" w:lastColumn="0" w:oddVBand="0" w:evenVBand="0" w:oddHBand="1" w:evenHBand="0" w:firstRowFirstColumn="0" w:firstRowLastColumn="0" w:lastRowFirstColumn="0" w:lastRowLastColumn="0"/>
+          <w:jc w:val="center"/>
+        </w:trPr>
+        <w:tc>
+          <w:tcPr>
+            <w:cnfStyle w:val="001000000000" w:firstRow="0" w:lastRow="0" w:firstColumn="1" w:lastColumn="0" w:oddVBand="0" w:evenVBand="0" w:oddHBand="0" w:evenHBand="0" w:firstRowFirstColumn="0" w:firstRowLastColumn="0" w:lastRowFirstColumn="0" w:lastRowLastColumn="0"/>
+            <w:tcW w:w="0" w:type="auto"/>
+          </w:tcPr>
+          <w:p>
+            <w:pPr>
+              <w:pStyle w:val="Szakdolozatbekezdsek"/>
+              <w:ind w:firstLine="0"/>
+            </w:pPr>
+          </w:p>
+        </w:tc>
+        <w:tc>
+          <w:tcPr>
+            <w:tcW w:w="0" w:type="auto"/>
+          </w:tcPr>
+          <w:p>
+            <w:pPr>
+              <w:pStyle w:val="Szakdolozatbekezdsek"/>
+              <w:ind w:firstLine="0"/>
+              <w:cnfStyle w:val="000000100000" w:firstRow="0" w:lastRow="0" w:firstColumn="0" w:lastColumn="0" w:oddVBand="0" w:evenVBand="0" w:oddHBand="1" w:evenHBand="0" w:firstRowFirstColumn="0" w:firstRowLastColumn="0" w:lastRowFirstColumn="0" w:lastRowLastColumn="0"/>
+            </w:pPr>
+          </w:p>
+        </w:tc>
+        <w:tc>
+          <w:tcPr>
+            <w:tcW w:w="0" w:type="auto"/>
+          </w:tcPr>
+          <w:p>
+            <w:pPr>
+              <w:pStyle w:val="Szakdolozatbekezdsek"/>
+              <w:ind w:firstLine="0"/>
+              <w:cnfStyle w:val="000000100000" w:firstRow="0" w:lastRow="0" w:firstColumn="0" w:lastColumn="0" w:oddVBand="0" w:evenVBand="0" w:oddHBand="1" w:evenHBand="0" w:firstRowFirstColumn="0" w:firstRowLastColumn="0" w:lastRowFirstColumn="0" w:lastRowLastColumn="0"/>
+            </w:pPr>
+          </w:p>
+        </w:tc>
+        <w:tc>
+          <w:tcPr>
+            <w:tcW w:w="0" w:type="auto"/>
+          </w:tcPr>
+          <w:p>
+            <w:pPr>
+              <w:pStyle w:val="Szakdolozatbekezdsek"/>
+              <w:ind w:firstLine="0"/>
+              <w:cnfStyle w:val="000000100000" w:firstRow="0" w:lastRow="0" w:firstColumn="0" w:lastColumn="0" w:oddVBand="0" w:evenVBand="0" w:oddHBand="1" w:evenHBand="0" w:firstRowFirstColumn="0" w:firstRowLastColumn="0" w:lastRowFirstColumn="0" w:lastRowLastColumn="0"/>
+            </w:pPr>
+          </w:p>
+        </w:tc>
+        <w:tc>
+          <w:tcPr>
+            <w:tcW w:w="0" w:type="auto"/>
+          </w:tcPr>
+          <w:p>
+            <w:pPr>
+              <w:pStyle w:val="Szakdolozatbekezdsek"/>
+              <w:ind w:firstLine="0"/>
+              <w:cnfStyle w:val="000000100000" w:firstRow="0" w:lastRow="0" w:firstColumn="0" w:lastColumn="0" w:oddVBand="0" w:evenVBand="0" w:oddHBand="1" w:evenHBand="0" w:firstRowFirstColumn="0" w:firstRowLastColumn="0" w:lastRowFirstColumn="0" w:lastRowLastColumn="0"/>
+            </w:pPr>
+          </w:p>
+        </w:tc>
+      </w:tr>
+      <w:tr>
+        <w:trPr>
+          <w:jc w:val="center"/>
+        </w:trPr>
+        <w:tc>
+          <w:tcPr>
+            <w:cnfStyle w:val="001000000000" w:firstRow="0" w:lastRow="0" w:firstColumn="1" w:lastColumn="0" w:oddVBand="0" w:evenVBand="0" w:oddHBand="0" w:evenHBand="0" w:firstRowFirstColumn="0" w:firstRowLastColumn="0" w:lastRowFirstColumn="0" w:lastRowLastColumn="0"/>
+            <w:tcW w:w="0" w:type="auto"/>
+          </w:tcPr>
+          <w:p>
+            <w:pPr>
+              <w:pStyle w:val="Szakdolozatbekezdsek"/>
+              <w:ind w:firstLine="0"/>
+            </w:pPr>
+          </w:p>
+        </w:tc>
+        <w:tc>
+          <w:tcPr>
+            <w:tcW w:w="0" w:type="auto"/>
+          </w:tcPr>
+          <w:p>
+            <w:pPr>
+              <w:pStyle w:val="Szakdolozatbekezdsek"/>
+              <w:ind w:firstLine="0"/>
+              <w:cnfStyle w:val="000000000000" w:firstRow="0" w:lastRow="0" w:firstColumn="0" w:lastColumn="0" w:oddVBand="0" w:evenVBand="0" w:oddHBand="0" w:evenHBand="0" w:firstRowFirstColumn="0" w:firstRowLastColumn="0" w:lastRowFirstColumn="0" w:lastRowLastColumn="0"/>
+            </w:pPr>
+          </w:p>
+        </w:tc>
+        <w:tc>
+          <w:tcPr>
+            <w:tcW w:w="0" w:type="auto"/>
+          </w:tcPr>
+          <w:p>
+            <w:pPr>
+              <w:pStyle w:val="Szakdolozatbekezdsek"/>
+              <w:ind w:firstLine="0"/>
+              <w:cnfStyle w:val="000000000000" w:firstRow="0" w:lastRow="0" w:firstColumn="0" w:lastColumn="0" w:oddVBand="0" w:evenVBand="0" w:oddHBand="0" w:evenHBand="0" w:firstRowFirstColumn="0" w:firstRowLastColumn="0" w:lastRowFirstColumn="0" w:lastRowLastColumn="0"/>
+            </w:pPr>
+          </w:p>
+        </w:tc>
+        <w:tc>
+          <w:tcPr>
+            <w:tcW w:w="0" w:type="auto"/>
+          </w:tcPr>
+          <w:p>
+            <w:pPr>
+              <w:pStyle w:val="Szakdolozatbekezdsek"/>
+              <w:ind w:firstLine="0"/>
+              <w:cnfStyle w:val="000000000000" w:firstRow="0" w:lastRow="0" w:firstColumn="0" w:lastColumn="0" w:oddVBand="0" w:evenVBand="0" w:oddHBand="0" w:evenHBand="0" w:firstRowFirstColumn="0" w:firstRowLastColumn="0" w:lastRowFirstColumn="0" w:lastRowLastColumn="0"/>
+            </w:pPr>
+          </w:p>
+        </w:tc>
+        <w:tc>
+          <w:tcPr>
+            <w:tcW w:w="0" w:type="auto"/>
+          </w:tcPr>
+          <w:p>
+            <w:pPr>
+              <w:pStyle w:val="Szakdolozatbekezdsek"/>
+              <w:ind w:firstLine="0"/>
+              <w:cnfStyle w:val="000000000000" w:firstRow="0" w:lastRow="0" w:firstColumn="0" w:lastColumn="0" w:oddVBand="0" w:evenVBand="0" w:oddHBand="0" w:evenHBand="0" w:firstRowFirstColumn="0" w:firstRowLastColumn="0" w:lastRowFirstColumn="0" w:lastRowLastColumn="0"/>
+            </w:pPr>
+          </w:p>
+        </w:tc>
+      </w:tr>
+      <w:tr>
+        <w:trPr>
+          <w:cnfStyle w:val="000000100000" w:firstRow="0" w:lastRow="0" w:firstColumn="0" w:lastColumn="0" w:oddVBand="0" w:evenVBand="0" w:oddHBand="1" w:evenHBand="0" w:firstRowFirstColumn="0" w:firstRowLastColumn="0" w:lastRowFirstColumn="0" w:lastRowLastColumn="0"/>
+          <w:jc w:val="center"/>
+        </w:trPr>
+        <w:tc>
+          <w:tcPr>
+            <w:cnfStyle w:val="001000000000" w:firstRow="0" w:lastRow="0" w:firstColumn="1" w:lastColumn="0" w:oddVBand="0" w:evenVBand="0" w:oddHBand="0" w:evenHBand="0" w:firstRowFirstColumn="0" w:firstRowLastColumn="0" w:lastRowFirstColumn="0" w:lastRowLastColumn="0"/>
+            <w:tcW w:w="0" w:type="auto"/>
+          </w:tcPr>
+          <w:p>
+            <w:pPr>
+              <w:pStyle w:val="Szakdolozatbekezdsek"/>
+              <w:ind w:firstLine="0"/>
+            </w:pPr>
+          </w:p>
+        </w:tc>
+        <w:tc>
+          <w:tcPr>
+            <w:tcW w:w="0" w:type="auto"/>
+          </w:tcPr>
+          <w:p>
+            <w:pPr>
+              <w:pStyle w:val="Szakdolozatbekezdsek"/>
+              <w:ind w:firstLine="0"/>
+              <w:cnfStyle w:val="000000100000" w:firstRow="0" w:lastRow="0" w:firstColumn="0" w:lastColumn="0" w:oddVBand="0" w:evenVBand="0" w:oddHBand="1" w:evenHBand="0" w:firstRowFirstColumn="0" w:firstRowLastColumn="0" w:lastRowFirstColumn="0" w:lastRowLastColumn="0"/>
+            </w:pPr>
+          </w:p>
+        </w:tc>
+        <w:tc>
+          <w:tcPr>
+            <w:tcW w:w="0" w:type="auto"/>
+          </w:tcPr>
+          <w:p>
+            <w:pPr>
+              <w:pStyle w:val="Szakdolozatbekezdsek"/>
+              <w:ind w:firstLine="0"/>
+              <w:cnfStyle w:val="000000100000" w:firstRow="0" w:lastRow="0" w:firstColumn="0" w:lastColumn="0" w:oddVBand="0" w:evenVBand="0" w:oddHBand="1" w:evenHBand="0" w:firstRowFirstColumn="0" w:firstRowLastColumn="0" w:lastRowFirstColumn="0" w:lastRowLastColumn="0"/>
+            </w:pPr>
+          </w:p>
+        </w:tc>
+        <w:tc>
+          <w:tcPr>
+            <w:tcW w:w="0" w:type="auto"/>
+          </w:tcPr>
+          <w:p>
+            <w:pPr>
+              <w:pStyle w:val="Szakdolozatbekezdsek"/>
+              <w:ind w:firstLine="0"/>
+              <w:cnfStyle w:val="000000100000" w:firstRow="0" w:lastRow="0" w:firstColumn="0" w:lastColumn="0" w:oddVBand="0" w:evenVBand="0" w:oddHBand="1" w:evenHBand="0" w:firstRowFirstColumn="0" w:firstRowLastColumn="0" w:lastRowFirstColumn="0" w:lastRowLastColumn="0"/>
+            </w:pPr>
+          </w:p>
+        </w:tc>
+        <w:tc>
+          <w:tcPr>
+            <w:tcW w:w="0" w:type="auto"/>
+          </w:tcPr>
+          <w:p>
+            <w:pPr>
+              <w:pStyle w:val="Szakdolozatbekezdsek"/>
+              <w:ind w:firstLine="0"/>
+              <w:cnfStyle w:val="000000100000" w:firstRow="0" w:lastRow="0" w:firstColumn="0" w:lastColumn="0" w:oddVBand="0" w:evenVBand="0" w:oddHBand="1" w:evenHBand="0" w:firstRowFirstColumn="0" w:firstRowLastColumn="0" w:lastRowFirstColumn="0" w:lastRowLastColumn="0"/>
+            </w:pPr>
+          </w:p>
+        </w:tc>
+      </w:tr>
+      <w:tr>
+        <w:trPr>
+          <w:jc w:val="center"/>
+        </w:trPr>
+        <w:tc>
+          <w:tcPr>
+            <w:cnfStyle w:val="001000000000" w:firstRow="0" w:lastRow="0" w:firstColumn="1" w:lastColumn="0" w:oddVBand="0" w:evenVBand="0" w:oddHBand="0" w:evenHBand="0" w:firstRowFirstColumn="0" w:firstRowLastColumn="0" w:lastRowFirstColumn="0" w:lastRowLastColumn="0"/>
+            <w:tcW w:w="0" w:type="auto"/>
+          </w:tcPr>
+          <w:p>
+            <w:pPr>
+              <w:pStyle w:val="Szakdolozatbekezdsek"/>
+              <w:ind w:firstLine="0"/>
+            </w:pPr>
+          </w:p>
+        </w:tc>
+        <w:tc>
+          <w:tcPr>
+            <w:tcW w:w="0" w:type="auto"/>
+          </w:tcPr>
+          <w:p>
+            <w:pPr>
+              <w:pStyle w:val="Szakdolozatbekezdsek"/>
+              <w:ind w:firstLine="0"/>
+              <w:cnfStyle w:val="000000000000" w:firstRow="0" w:lastRow="0" w:firstColumn="0" w:lastColumn="0" w:oddVBand="0" w:evenVBand="0" w:oddHBand="0" w:evenHBand="0" w:firstRowFirstColumn="0" w:firstRowLastColumn="0" w:lastRowFirstColumn="0" w:lastRowLastColumn="0"/>
+            </w:pPr>
+          </w:p>
+        </w:tc>
+        <w:tc>
+          <w:tcPr>
+            <w:tcW w:w="0" w:type="auto"/>
+          </w:tcPr>
+          <w:p>
+            <w:pPr>
+              <w:pStyle w:val="Szakdolozatbekezdsek"/>
+              <w:ind w:firstLine="0"/>
+              <w:cnfStyle w:val="000000000000" w:firstRow="0" w:lastRow="0" w:firstColumn="0" w:lastColumn="0" w:oddVBand="0" w:evenVBand="0" w:oddHBand="0" w:evenHBand="0" w:firstRowFirstColumn="0" w:firstRowLastColumn="0" w:lastRowFirstColumn="0" w:lastRowLastColumn="0"/>
+            </w:pPr>
+          </w:p>
+        </w:tc>
+        <w:tc>
+          <w:tcPr>
+            <w:tcW w:w="0" w:type="auto"/>
+          </w:tcPr>
+          <w:p>
+            <w:pPr>
+              <w:pStyle w:val="Szakdolozatbekezdsek"/>
+              <w:ind w:firstLine="0"/>
+              <w:cnfStyle w:val="000000000000" w:firstRow="0" w:lastRow="0" w:firstColumn="0" w:lastColumn="0" w:oddVBand="0" w:evenVBand="0" w:oddHBand="0" w:evenHBand="0" w:firstRowFirstColumn="0" w:firstRowLastColumn="0" w:lastRowFirstColumn="0" w:lastRowLastColumn="0"/>
+            </w:pPr>
+          </w:p>
+        </w:tc>
+        <w:tc>
+          <w:tcPr>
+            <w:tcW w:w="0" w:type="auto"/>
+          </w:tcPr>
+          <w:p>
+            <w:pPr>
+              <w:pStyle w:val="Szakdolozatbekezdsek"/>
+              <w:ind w:firstLine="0"/>
+              <w:cnfStyle w:val="000000000000" w:firstRow="0" w:lastRow="0" w:firstColumn="0" w:lastColumn="0" w:oddVBand="0" w:evenVBand="0" w:oddHBand="0" w:evenHBand="0" w:firstRowFirstColumn="0" w:firstRowLastColumn="0" w:lastRowFirstColumn="0" w:lastRowLastColumn="0"/>
+            </w:pPr>
+          </w:p>
+        </w:tc>
+      </w:tr>
+    </w:tbl>
     <w:p>
       <w:pPr>
         <w:pStyle w:val="Szakdolozatbekezdsek"/>
@@ -11816,6 +12701,207 @@
       <w:color w:val="666666"/>
     </w:rPr>
   </w:style>
+  <w:style w:type="table" w:styleId="Rcsostblzat">
+    <w:name w:val="Table Grid"/>
+    <w:basedOn w:val="Normltblzat"/>
+    <w:uiPriority w:val="39"/>
+    <w:rsid w:val="008E7CBB"/>
+    <w:pPr>
+      <w:spacing w:after="0" w:line="240" w:lineRule="auto"/>
+    </w:pPr>
+    <w:tblPr>
+      <w:tblBorders>
+        <w:top w:val="single" w:sz="4" w:space="0" w:color="auto"/>
+        <w:left w:val="single" w:sz="4" w:space="0" w:color="auto"/>
+        <w:bottom w:val="single" w:sz="4" w:space="0" w:color="auto"/>
+        <w:right w:val="single" w:sz="4" w:space="0" w:color="auto"/>
+        <w:insideH w:val="single" w:sz="4" w:space="0" w:color="auto"/>
+        <w:insideV w:val="single" w:sz="4" w:space="0" w:color="auto"/>
+      </w:tblBorders>
+    </w:tblPr>
+  </w:style>
+  <w:style w:type="table" w:styleId="Tblzatrcsos5stt5jellszn">
+    <w:name w:val="Grid Table 5 Dark Accent 5"/>
+    <w:basedOn w:val="Normltblzat"/>
+    <w:uiPriority w:val="50"/>
+    <w:rsid w:val="008E7CBB"/>
+    <w:pPr>
+      <w:spacing w:after="0" w:line="240" w:lineRule="auto"/>
+    </w:pPr>
+    <w:tblPr>
+      <w:tblStyleRowBandSize w:val="1"/>
+      <w:tblStyleColBandSize w:val="1"/>
+      <w:tblBorders>
+        <w:top w:val="single" w:sz="4" w:space="0" w:color="FFFFFF" w:themeColor="background1"/>
+        <w:left w:val="single" w:sz="4" w:space="0" w:color="FFFFFF" w:themeColor="background1"/>
+        <w:bottom w:val="single" w:sz="4" w:space="0" w:color="FFFFFF" w:themeColor="background1"/>
+        <w:right w:val="single" w:sz="4" w:space="0" w:color="FFFFFF" w:themeColor="background1"/>
+        <w:insideH w:val="single" w:sz="4" w:space="0" w:color="FFFFFF" w:themeColor="background1"/>
+        <w:insideV w:val="single" w:sz="4" w:space="0" w:color="FFFFFF" w:themeColor="background1"/>
+      </w:tblBorders>
+    </w:tblPr>
+    <w:tcPr>
+      <w:shd w:val="clear" w:color="auto" w:fill="DEEAF6" w:themeFill="accent5" w:themeFillTint="33"/>
+    </w:tcPr>
+    <w:tblStylePr w:type="firstRow">
+      <w:rPr>
+        <w:b/>
+        <w:bCs/>
+        <w:color w:val="FFFFFF" w:themeColor="background1"/>
+      </w:rPr>
+      <w:tblPr/>
+      <w:tcPr>
+        <w:tcBorders>
+          <w:top w:val="single" w:sz="4" w:space="0" w:color="FFFFFF" w:themeColor="background1"/>
+          <w:left w:val="single" w:sz="4" w:space="0" w:color="FFFFFF" w:themeColor="background1"/>
+          <w:right w:val="single" w:sz="4" w:space="0" w:color="FFFFFF" w:themeColor="background1"/>
+          <w:insideH w:val="nil"/>
+          <w:insideV w:val="nil"/>
+        </w:tcBorders>
+        <w:shd w:val="clear" w:color="auto" w:fill="5B9BD5" w:themeFill="accent5"/>
+      </w:tcPr>
+    </w:tblStylePr>
+    <w:tblStylePr w:type="lastRow">
+      <w:rPr>
+        <w:b/>
+        <w:bCs/>
+        <w:color w:val="FFFFFF" w:themeColor="background1"/>
+      </w:rPr>
+      <w:tblPr/>
+      <w:tcPr>
+        <w:tcBorders>
+          <w:left w:val="single" w:sz="4" w:space="0" w:color="FFFFFF" w:themeColor="background1"/>
+          <w:bottom w:val="single" w:sz="4" w:space="0" w:color="FFFFFF" w:themeColor="background1"/>
+          <w:right w:val="single" w:sz="4" w:space="0" w:color="FFFFFF" w:themeColor="background1"/>
+          <w:insideH w:val="nil"/>
+          <w:insideV w:val="nil"/>
+        </w:tcBorders>
+        <w:shd w:val="clear" w:color="auto" w:fill="5B9BD5" w:themeFill="accent5"/>
+      </w:tcPr>
+    </w:tblStylePr>
+    <w:tblStylePr w:type="firstCol">
+      <w:rPr>
+        <w:b/>
+        <w:bCs/>
+        <w:color w:val="FFFFFF" w:themeColor="background1"/>
+      </w:rPr>
+      <w:tblPr/>
+      <w:tcPr>
+        <w:tcBorders>
+          <w:top w:val="single" w:sz="4" w:space="0" w:color="FFFFFF" w:themeColor="background1"/>
+          <w:left w:val="single" w:sz="4" w:space="0" w:color="FFFFFF" w:themeColor="background1"/>
+          <w:bottom w:val="single" w:sz="4" w:space="0" w:color="FFFFFF" w:themeColor="background1"/>
+          <w:insideV w:val="nil"/>
+        </w:tcBorders>
+        <w:shd w:val="clear" w:color="auto" w:fill="5B9BD5" w:themeFill="accent5"/>
+      </w:tcPr>
+    </w:tblStylePr>
+    <w:tblStylePr w:type="lastCol">
+      <w:rPr>
+        <w:b/>
+        <w:bCs/>
+        <w:color w:val="FFFFFF" w:themeColor="background1"/>
+      </w:rPr>
+      <w:tblPr/>
+      <w:tcPr>
+        <w:tcBorders>
+          <w:top w:val="single" w:sz="4" w:space="0" w:color="FFFFFF" w:themeColor="background1"/>
+          <w:bottom w:val="single" w:sz="4" w:space="0" w:color="FFFFFF" w:themeColor="background1"/>
+          <w:right w:val="single" w:sz="4" w:space="0" w:color="FFFFFF" w:themeColor="background1"/>
+          <w:insideV w:val="nil"/>
+        </w:tcBorders>
+        <w:shd w:val="clear" w:color="auto" w:fill="5B9BD5" w:themeFill="accent5"/>
+      </w:tcPr>
+    </w:tblStylePr>
+    <w:tblStylePr w:type="band1Vert">
+      <w:tblPr/>
+      <w:tcPr>
+        <w:shd w:val="clear" w:color="auto" w:fill="BDD6EE" w:themeFill="accent5" w:themeFillTint="66"/>
+      </w:tcPr>
+    </w:tblStylePr>
+    <w:tblStylePr w:type="band1Horz">
+      <w:tblPr/>
+      <w:tcPr>
+        <w:shd w:val="clear" w:color="auto" w:fill="BDD6EE" w:themeFill="accent5" w:themeFillTint="66"/>
+      </w:tcPr>
+    </w:tblStylePr>
+  </w:style>
+  <w:style w:type="table" w:styleId="Tblzatrcsos45jellszn">
+    <w:name w:val="Grid Table 4 Accent 5"/>
+    <w:basedOn w:val="Normltblzat"/>
+    <w:uiPriority w:val="49"/>
+    <w:rsid w:val="004C642E"/>
+    <w:pPr>
+      <w:spacing w:after="0" w:line="240" w:lineRule="auto"/>
+    </w:pPr>
+    <w:tblPr>
+      <w:tblStyleRowBandSize w:val="1"/>
+      <w:tblStyleColBandSize w:val="1"/>
+      <w:tblBorders>
+        <w:top w:val="single" w:sz="4" w:space="0" w:color="9CC2E5" w:themeColor="accent5" w:themeTint="99"/>
+        <w:left w:val="single" w:sz="4" w:space="0" w:color="9CC2E5" w:themeColor="accent5" w:themeTint="99"/>
+        <w:bottom w:val="single" w:sz="4" w:space="0" w:color="9CC2E5" w:themeColor="accent5" w:themeTint="99"/>
+        <w:right w:val="single" w:sz="4" w:space="0" w:color="9CC2E5" w:themeColor="accent5" w:themeTint="99"/>
+        <w:insideH w:val="single" w:sz="4" w:space="0" w:color="9CC2E5" w:themeColor="accent5" w:themeTint="99"/>
+        <w:insideV w:val="single" w:sz="4" w:space="0" w:color="9CC2E5" w:themeColor="accent5" w:themeTint="99"/>
+      </w:tblBorders>
+    </w:tblPr>
+    <w:tblStylePr w:type="firstRow">
+      <w:rPr>
+        <w:b/>
+        <w:bCs/>
+        <w:color w:val="FFFFFF" w:themeColor="background1"/>
+      </w:rPr>
+      <w:tblPr/>
+      <w:tcPr>
+        <w:tcBorders>
+          <w:top w:val="single" w:sz="4" w:space="0" w:color="5B9BD5" w:themeColor="accent5"/>
+          <w:left w:val="single" w:sz="4" w:space="0" w:color="5B9BD5" w:themeColor="accent5"/>
+          <w:bottom w:val="single" w:sz="4" w:space="0" w:color="5B9BD5" w:themeColor="accent5"/>
+          <w:right w:val="single" w:sz="4" w:space="0" w:color="5B9BD5" w:themeColor="accent5"/>
+          <w:insideH w:val="nil"/>
+          <w:insideV w:val="nil"/>
+        </w:tcBorders>
+        <w:shd w:val="clear" w:color="auto" w:fill="5B9BD5" w:themeFill="accent5"/>
+      </w:tcPr>
+    </w:tblStylePr>
+    <w:tblStylePr w:type="lastRow">
+      <w:rPr>
+        <w:b/>
+        <w:bCs/>
+      </w:rPr>
+      <w:tblPr/>
+      <w:tcPr>
+        <w:tcBorders>
+          <w:top w:val="double" w:sz="4" w:space="0" w:color="5B9BD5" w:themeColor="accent5"/>
+        </w:tcBorders>
+      </w:tcPr>
+    </w:tblStylePr>
+    <w:tblStylePr w:type="firstCol">
+      <w:rPr>
+        <w:b/>
+        <w:bCs/>
+      </w:rPr>
+    </w:tblStylePr>
+    <w:tblStylePr w:type="lastCol">
+      <w:rPr>
+        <w:b/>
+        <w:bCs/>
+      </w:rPr>
+    </w:tblStylePr>
+    <w:tblStylePr w:type="band1Vert">
+      <w:tblPr/>
+      <w:tcPr>
+        <w:shd w:val="clear" w:color="auto" w:fill="DEEAF6" w:themeFill="accent5" w:themeFillTint="33"/>
+      </w:tcPr>
+    </w:tblStylePr>
+    <w:tblStylePr w:type="band1Horz">
+      <w:tblPr/>
+      <w:tcPr>
+        <w:shd w:val="clear" w:color="auto" w:fill="DEEAF6" w:themeFill="accent5" w:themeFillTint="33"/>
+      </w:tcPr>
+    </w:tblStylePr>
+  </w:style>
 </w:styles>
 </file>
 

--- a/Documents/Vizsgaremek dokumentáció.docx
+++ b/Documents/Vizsgaremek dokumentáció.docx
@@ -9644,11 +9644,11 @@
         <w:tblLook w:val="04A0" w:firstRow="1" w:lastRow="0" w:firstColumn="1" w:lastColumn="0" w:noHBand="0" w:noVBand="1"/>
       </w:tblPr>
       <w:tblGrid>
-        <w:gridCol w:w="1123"/>
-        <w:gridCol w:w="1057"/>
-        <w:gridCol w:w="1075"/>
-        <w:gridCol w:w="1419"/>
-        <w:gridCol w:w="1377"/>
+        <w:gridCol w:w="3693"/>
+        <w:gridCol w:w="2667"/>
+        <w:gridCol w:w="736"/>
+        <w:gridCol w:w="736"/>
+        <w:gridCol w:w="1230"/>
       </w:tblGrid>
       <w:tr>
         <w:trPr>
@@ -9746,6 +9746,37 @@
               <w:pStyle w:val="Szakdolozatbekezdsek"/>
               <w:ind w:firstLine="0"/>
             </w:pPr>
+            <w:r>
+              <w:t>login(</w:t>
+            </w:r>
+            <w:proofErr w:type="spellStart"/>
+            <w:r>
+              <w:rPr>
+                <w:b w:val="0"/>
+                <w:bCs w:val="0"/>
+              </w:rPr>
+              <w:t>username</w:t>
+            </w:r>
+            <w:proofErr w:type="spellEnd"/>
+            <w:r>
+              <w:rPr>
+                <w:b w:val="0"/>
+                <w:bCs w:val="0"/>
+              </w:rPr>
+              <w:t xml:space="preserve">, </w:t>
+            </w:r>
+            <w:proofErr w:type="spellStart"/>
+            <w:r>
+              <w:rPr>
+                <w:b w:val="0"/>
+                <w:bCs w:val="0"/>
+              </w:rPr>
+              <w:t>password</w:t>
+            </w:r>
+            <w:proofErr w:type="spellEnd"/>
+            <w:r>
+              <w:t>)</w:t>
+            </w:r>
           </w:p>
         </w:tc>
         <w:tc>
@@ -9758,6 +9789,9 @@
               <w:ind w:firstLine="0"/>
               <w:cnfStyle w:val="000000100000" w:firstRow="0" w:lastRow="0" w:firstColumn="0" w:lastColumn="0" w:oddVBand="0" w:evenVBand="0" w:oddHBand="1" w:evenHBand="0" w:firstRowFirstColumn="0" w:firstRowLastColumn="0" w:lastRowFirstColumn="0" w:lastRowLastColumn="0"/>
             </w:pPr>
+            <w:r>
+              <w:t>Login()</w:t>
+            </w:r>
           </w:p>
         </w:tc>
         <w:tc>
@@ -9811,6 +9845,42 @@
               <w:pStyle w:val="Szakdolozatbekezdsek"/>
               <w:ind w:firstLine="0"/>
             </w:pPr>
+            <w:proofErr w:type="spellStart"/>
+            <w:r>
+              <w:t>registerNerUser</w:t>
+            </w:r>
+            <w:proofErr w:type="spellEnd"/>
+            <w:r>
+              <w:t>(</w:t>
+            </w:r>
+            <w:proofErr w:type="spellStart"/>
+            <w:r>
+              <w:rPr>
+                <w:b w:val="0"/>
+                <w:bCs w:val="0"/>
+              </w:rPr>
+              <w:t>username</w:t>
+            </w:r>
+            <w:proofErr w:type="spellEnd"/>
+            <w:r>
+              <w:rPr>
+                <w:b w:val="0"/>
+                <w:bCs w:val="0"/>
+              </w:rPr>
+              <w:t xml:space="preserve">, </w:t>
+            </w:r>
+            <w:proofErr w:type="spellStart"/>
+            <w:r>
+              <w:rPr>
+                <w:b w:val="0"/>
+                <w:bCs w:val="0"/>
+              </w:rPr>
+              <w:t>password</w:t>
+            </w:r>
+            <w:proofErr w:type="spellEnd"/>
+            <w:r>
+              <w:t>)</w:t>
+            </w:r>
           </w:p>
         </w:tc>
         <w:tc>
@@ -9823,6 +9893,14 @@
               <w:ind w:firstLine="0"/>
               <w:cnfStyle w:val="000000000000" w:firstRow="0" w:lastRow="0" w:firstColumn="0" w:lastColumn="0" w:oddVBand="0" w:evenVBand="0" w:oddHBand="0" w:evenHBand="0" w:firstRowFirstColumn="0" w:firstRowLastColumn="0" w:lastRowFirstColumn="0" w:lastRowLastColumn="0"/>
             </w:pPr>
+            <w:proofErr w:type="spellStart"/>
+            <w:r>
+              <w:t>CreateUser</w:t>
+            </w:r>
+            <w:proofErr w:type="spellEnd"/>
+            <w:r>
+              <w:t>()</w:t>
+            </w:r>
           </w:p>
         </w:tc>
         <w:tc>
@@ -9877,6 +9955,14 @@
               <w:pStyle w:val="Szakdolozatbekezdsek"/>
               <w:ind w:firstLine="0"/>
             </w:pPr>
+            <w:proofErr w:type="spellStart"/>
+            <w:r>
+              <w:t>getPineTypes</w:t>
+            </w:r>
+            <w:proofErr w:type="spellEnd"/>
+            <w:r>
+              <w:t>()</w:t>
+            </w:r>
           </w:p>
         </w:tc>
         <w:tc>
@@ -9889,6 +9975,14 @@
               <w:ind w:firstLine="0"/>
               <w:cnfStyle w:val="000000100000" w:firstRow="0" w:lastRow="0" w:firstColumn="0" w:lastColumn="0" w:oddVBand="0" w:evenVBand="0" w:oddHBand="1" w:evenHBand="0" w:firstRowFirstColumn="0" w:firstRowLastColumn="0" w:lastRowFirstColumn="0" w:lastRowLastColumn="0"/>
             </w:pPr>
+            <w:proofErr w:type="spellStart"/>
+            <w:r>
+              <w:t>GetPineTypes</w:t>
+            </w:r>
+            <w:proofErr w:type="spellEnd"/>
+            <w:r>
+              <w:t>()</w:t>
+            </w:r>
           </w:p>
         </w:tc>
         <w:tc>
@@ -9942,6 +10036,14 @@
               <w:pStyle w:val="Szakdolozatbekezdsek"/>
               <w:ind w:firstLine="0"/>
             </w:pPr>
+            <w:proofErr w:type="spellStart"/>
+            <w:r>
+              <w:t>GetPineBatchStates</w:t>
+            </w:r>
+            <w:proofErr w:type="spellEnd"/>
+            <w:r>
+              <w:t>()</w:t>
+            </w:r>
           </w:p>
         </w:tc>
         <w:tc>
@@ -9954,6 +10056,14 @@
               <w:ind w:firstLine="0"/>
               <w:cnfStyle w:val="000000000000" w:firstRow="0" w:lastRow="0" w:firstColumn="0" w:lastColumn="0" w:oddVBand="0" w:evenVBand="0" w:oddHBand="0" w:evenHBand="0" w:firstRowFirstColumn="0" w:firstRowLastColumn="0" w:lastRowFirstColumn="0" w:lastRowLastColumn="0"/>
             </w:pPr>
+            <w:proofErr w:type="spellStart"/>
+            <w:r>
+              <w:t>GetPineBatchState</w:t>
+            </w:r>
+            <w:proofErr w:type="spellEnd"/>
+            <w:r>
+              <w:t>()</w:t>
+            </w:r>
           </w:p>
         </w:tc>
         <w:tc>
@@ -10008,6 +10118,14 @@
               <w:pStyle w:val="Szakdolozatbekezdsek"/>
               <w:ind w:firstLine="0"/>
             </w:pPr>
+            <w:proofErr w:type="spellStart"/>
+            <w:r>
+              <w:t>GetPineBatchOrder</w:t>
+            </w:r>
+            <w:proofErr w:type="spellEnd"/>
+            <w:r>
+              <w:t>()</w:t>
+            </w:r>
           </w:p>
         </w:tc>
         <w:tc>
@@ -10020,6 +10138,14 @@
               <w:ind w:firstLine="0"/>
               <w:cnfStyle w:val="000000100000" w:firstRow="0" w:lastRow="0" w:firstColumn="0" w:lastColumn="0" w:oddVBand="0" w:evenVBand="0" w:oddHBand="1" w:evenHBand="0" w:firstRowFirstColumn="0" w:firstRowLastColumn="0" w:lastRowFirstColumn="0" w:lastRowLastColumn="0"/>
             </w:pPr>
+            <w:proofErr w:type="spellStart"/>
+            <w:r>
+              <w:t>GetAllPinebatchOrders</w:t>
+            </w:r>
+            <w:proofErr w:type="spellEnd"/>
+            <w:r>
+              <w:t>()</w:t>
+            </w:r>
           </w:p>
         </w:tc>
         <w:tc>
@@ -10073,6 +10199,58 @@
               <w:pStyle w:val="Szakdolozatbekezdsek"/>
               <w:ind w:firstLine="0"/>
             </w:pPr>
+            <w:proofErr w:type="spellStart"/>
+            <w:r>
+              <w:t>RegisterNewPineBatchOrder</w:t>
+            </w:r>
+            <w:proofErr w:type="spellEnd"/>
+            <w:r>
+              <w:t>(</w:t>
+            </w:r>
+            <w:proofErr w:type="spellStart"/>
+            <w:r>
+              <w:rPr>
+                <w:b w:val="0"/>
+                <w:bCs w:val="0"/>
+              </w:rPr>
+              <w:t>pine_type</w:t>
+            </w:r>
+            <w:proofErr w:type="spellEnd"/>
+            <w:r>
+              <w:rPr>
+                <w:b w:val="0"/>
+                <w:bCs w:val="0"/>
+              </w:rPr>
+              <w:t xml:space="preserve">, </w:t>
+            </w:r>
+            <w:proofErr w:type="spellStart"/>
+            <w:r>
+              <w:rPr>
+                <w:b w:val="0"/>
+                <w:bCs w:val="0"/>
+              </w:rPr>
+              <w:t>batch_state</w:t>
+            </w:r>
+            <w:proofErr w:type="spellEnd"/>
+            <w:r>
+              <w:rPr>
+                <w:b w:val="0"/>
+                <w:bCs w:val="0"/>
+              </w:rPr>
+              <w:t xml:space="preserve">, </w:t>
+            </w:r>
+            <w:proofErr w:type="spellStart"/>
+            <w:r>
+              <w:rPr>
+                <w:b w:val="0"/>
+                <w:bCs w:val="0"/>
+              </w:rPr>
+              <w:t>quanity</w:t>
+            </w:r>
+            <w:proofErr w:type="spellEnd"/>
+            <w:r>
+              <w:t>)</w:t>
+            </w:r>
           </w:p>
         </w:tc>
         <w:tc>
@@ -10085,6 +10263,14 @@
               <w:ind w:firstLine="0"/>
               <w:cnfStyle w:val="000000000000" w:firstRow="0" w:lastRow="0" w:firstColumn="0" w:lastColumn="0" w:oddVBand="0" w:evenVBand="0" w:oddHBand="0" w:evenHBand="0" w:firstRowFirstColumn="0" w:firstRowLastColumn="0" w:lastRowFirstColumn="0" w:lastRowLastColumn="0"/>
             </w:pPr>
+            <w:proofErr w:type="spellStart"/>
+            <w:r>
+              <w:t>CreatePinebatchOrder</w:t>
+            </w:r>
+            <w:proofErr w:type="spellEnd"/>
+            <w:r>
+              <w:t>()</w:t>
+            </w:r>
           </w:p>
         </w:tc>
         <w:tc>
@@ -10139,6 +10325,14 @@
               <w:pStyle w:val="Szakdolozatbekezdsek"/>
               <w:ind w:firstLine="0"/>
             </w:pPr>
+            <w:proofErr w:type="spellStart"/>
+            <w:r>
+              <w:t>GetPineBaseTypes</w:t>
+            </w:r>
+            <w:proofErr w:type="spellEnd"/>
+            <w:r>
+              <w:t>()</w:t>
+            </w:r>
           </w:p>
         </w:tc>
         <w:tc>
@@ -10151,6 +10345,14 @@
               <w:ind w:firstLine="0"/>
               <w:cnfStyle w:val="000000100000" w:firstRow="0" w:lastRow="0" w:firstColumn="0" w:lastColumn="0" w:oddVBand="0" w:evenVBand="0" w:oddHBand="1" w:evenHBand="0" w:firstRowFirstColumn="0" w:firstRowLastColumn="0" w:lastRowFirstColumn="0" w:lastRowLastColumn="0"/>
             </w:pPr>
+            <w:proofErr w:type="spellStart"/>
+            <w:r>
+              <w:t>GetPineBaseTypes</w:t>
+            </w:r>
+            <w:proofErr w:type="spellEnd"/>
+            <w:r>
+              <w:t>()</w:t>
+            </w:r>
           </w:p>
         </w:tc>
         <w:tc>
@@ -10204,6 +10406,106 @@
               <w:pStyle w:val="Szakdolozatbekezdsek"/>
               <w:ind w:firstLine="0"/>
             </w:pPr>
+            <w:proofErr w:type="spellStart"/>
+            <w:r>
+              <w:t>RegisterNewCostumer</w:t>
+            </w:r>
+            <w:proofErr w:type="spellEnd"/>
+            <w:r>
+              <w:t>(</w:t>
+            </w:r>
+            <w:proofErr w:type="spellStart"/>
+            <w:r>
+              <w:rPr>
+                <w:b w:val="0"/>
+                <w:bCs w:val="0"/>
+              </w:rPr>
+              <w:t>costumer_name</w:t>
+            </w:r>
+            <w:proofErr w:type="spellEnd"/>
+            <w:r>
+              <w:rPr>
+                <w:b w:val="0"/>
+                <w:bCs w:val="0"/>
+              </w:rPr>
+              <w:t xml:space="preserve">, </w:t>
+            </w:r>
+            <w:proofErr w:type="spellStart"/>
+            <w:r>
+              <w:rPr>
+                <w:b w:val="0"/>
+                <w:bCs w:val="0"/>
+              </w:rPr>
+              <w:t>costumer_postal_code</w:t>
+            </w:r>
+            <w:proofErr w:type="spellEnd"/>
+            <w:r>
+              <w:rPr>
+                <w:b w:val="0"/>
+                <w:bCs w:val="0"/>
+              </w:rPr>
+              <w:t xml:space="preserve">, </w:t>
+            </w:r>
+            <w:proofErr w:type="spellStart"/>
+            <w:r>
+              <w:rPr>
+                <w:b w:val="0"/>
+                <w:bCs w:val="0"/>
+              </w:rPr>
+              <w:t>costumer_city</w:t>
+            </w:r>
+            <w:proofErr w:type="spellEnd"/>
+            <w:r>
+              <w:rPr>
+                <w:b w:val="0"/>
+                <w:bCs w:val="0"/>
+              </w:rPr>
+              <w:t xml:space="preserve">, </w:t>
+            </w:r>
+            <w:proofErr w:type="spellStart"/>
+            <w:r>
+              <w:rPr>
+                <w:b w:val="0"/>
+                <w:bCs w:val="0"/>
+              </w:rPr>
+              <w:t>costumer_address</w:t>
+            </w:r>
+            <w:proofErr w:type="spellEnd"/>
+            <w:r>
+              <w:rPr>
+                <w:b w:val="0"/>
+                <w:bCs w:val="0"/>
+              </w:rPr>
+              <w:t xml:space="preserve">, </w:t>
+            </w:r>
+            <w:proofErr w:type="spellStart"/>
+            <w:r>
+              <w:rPr>
+                <w:b w:val="0"/>
+                <w:bCs w:val="0"/>
+              </w:rPr>
+              <w:t>costumer_phonenumber</w:t>
+            </w:r>
+            <w:proofErr w:type="spellEnd"/>
+            <w:r>
+              <w:rPr>
+                <w:b w:val="0"/>
+                <w:bCs w:val="0"/>
+              </w:rPr>
+              <w:t xml:space="preserve">, </w:t>
+            </w:r>
+            <w:proofErr w:type="spellStart"/>
+            <w:r>
+              <w:rPr>
+                <w:b w:val="0"/>
+                <w:bCs w:val="0"/>
+              </w:rPr>
+              <w:t>costumer_taxnumber</w:t>
+            </w:r>
+            <w:proofErr w:type="spellEnd"/>
+            <w:r>
+              <w:t>)</w:t>
+            </w:r>
           </w:p>
         </w:tc>
         <w:tc>
@@ -10216,6 +10518,14 @@
               <w:ind w:firstLine="0"/>
               <w:cnfStyle w:val="000000000000" w:firstRow="0" w:lastRow="0" w:firstColumn="0" w:lastColumn="0" w:oddVBand="0" w:evenVBand="0" w:oddHBand="0" w:evenHBand="0" w:firstRowFirstColumn="0" w:firstRowLastColumn="0" w:lastRowFirstColumn="0" w:lastRowLastColumn="0"/>
             </w:pPr>
+            <w:proofErr w:type="spellStart"/>
+            <w:r>
+              <w:t>CreateCostumer</w:t>
+            </w:r>
+            <w:proofErr w:type="spellEnd"/>
+            <w:r>
+              <w:t>()</w:t>
+            </w:r>
           </w:p>
         </w:tc>
         <w:tc>
@@ -10270,6 +10580,14 @@
               <w:pStyle w:val="Szakdolozatbekezdsek"/>
               <w:ind w:firstLine="0"/>
             </w:pPr>
+            <w:proofErr w:type="spellStart"/>
+            <w:r>
+              <w:t>GetAllCostumers</w:t>
+            </w:r>
+            <w:proofErr w:type="spellEnd"/>
+            <w:r>
+              <w:t>()</w:t>
+            </w:r>
           </w:p>
         </w:tc>
         <w:tc>
@@ -10282,6 +10600,14 @@
               <w:ind w:firstLine="0"/>
               <w:cnfStyle w:val="000000100000" w:firstRow="0" w:lastRow="0" w:firstColumn="0" w:lastColumn="0" w:oddVBand="0" w:evenVBand="0" w:oddHBand="1" w:evenHBand="0" w:firstRowFirstColumn="0" w:firstRowLastColumn="0" w:lastRowFirstColumn="0" w:lastRowLastColumn="0"/>
             </w:pPr>
+            <w:proofErr w:type="spellStart"/>
+            <w:r>
+              <w:t>GetAllCostumers</w:t>
+            </w:r>
+            <w:proofErr w:type="spellEnd"/>
+            <w:r>
+              <w:t>()</w:t>
+            </w:r>
           </w:p>
         </w:tc>
         <w:tc>
@@ -10335,6 +10661,14 @@
               <w:pStyle w:val="Szakdolozatbekezdsek"/>
               <w:ind w:firstLine="0"/>
             </w:pPr>
+            <w:proofErr w:type="spellStart"/>
+            <w:r>
+              <w:t>GetCostumersList</w:t>
+            </w:r>
+            <w:proofErr w:type="spellEnd"/>
+            <w:r>
+              <w:t>()</w:t>
+            </w:r>
           </w:p>
         </w:tc>
         <w:tc>
@@ -10347,6 +10681,14 @@
               <w:ind w:firstLine="0"/>
               <w:cnfStyle w:val="000000000000" w:firstRow="0" w:lastRow="0" w:firstColumn="0" w:lastColumn="0" w:oddVBand="0" w:evenVBand="0" w:oddHBand="0" w:evenHBand="0" w:firstRowFirstColumn="0" w:firstRowLastColumn="0" w:lastRowFirstColumn="0" w:lastRowLastColumn="0"/>
             </w:pPr>
+            <w:proofErr w:type="spellStart"/>
+            <w:r>
+              <w:t>GetCostumerList</w:t>
+            </w:r>
+            <w:proofErr w:type="spellEnd"/>
+            <w:r>
+              <w:t>()</w:t>
+            </w:r>
           </w:p>
         </w:tc>
         <w:tc>
@@ -10401,6 +10743,113 @@
               <w:pStyle w:val="Szakdolozatbekezdsek"/>
               <w:ind w:firstLine="0"/>
             </w:pPr>
+            <w:proofErr w:type="spellStart"/>
+            <w:r>
+              <w:lastRenderedPageBreak/>
+              <w:t>RegisterNewPinebaseOrder</w:t>
+            </w:r>
+            <w:proofErr w:type="spellEnd"/>
+            <w:r>
+              <w:t>(</w:t>
+            </w:r>
+            <w:proofErr w:type="spellStart"/>
+            <w:r>
+              <w:rPr>
+                <w:b w:val="0"/>
+                <w:bCs w:val="0"/>
+              </w:rPr>
+              <w:t>costumerId</w:t>
+            </w:r>
+            <w:proofErr w:type="spellEnd"/>
+            <w:r>
+              <w:rPr>
+                <w:b w:val="0"/>
+                <w:bCs w:val="0"/>
+              </w:rPr>
+              <w:t xml:space="preserve">, </w:t>
+            </w:r>
+            <w:proofErr w:type="spellStart"/>
+            <w:r>
+              <w:rPr>
+                <w:b w:val="0"/>
+                <w:bCs w:val="0"/>
+              </w:rPr>
+              <w:t>pineTypeId</w:t>
+            </w:r>
+            <w:proofErr w:type="spellEnd"/>
+            <w:r>
+              <w:rPr>
+                <w:b w:val="0"/>
+                <w:bCs w:val="0"/>
+              </w:rPr>
+              <w:t xml:space="preserve">, </w:t>
+            </w:r>
+            <w:proofErr w:type="spellStart"/>
+            <w:r>
+              <w:rPr>
+                <w:b w:val="0"/>
+                <w:bCs w:val="0"/>
+              </w:rPr>
+              <w:t>pinebasetype</w:t>
+            </w:r>
+            <w:proofErr w:type="spellEnd"/>
+            <w:r>
+              <w:rPr>
+                <w:b w:val="0"/>
+                <w:bCs w:val="0"/>
+              </w:rPr>
+              <w:t xml:space="preserve">, </w:t>
+            </w:r>
+            <w:proofErr w:type="spellStart"/>
+            <w:r>
+              <w:rPr>
+                <w:b w:val="0"/>
+                <w:bCs w:val="0"/>
+              </w:rPr>
+              <w:t>baseQuantity</w:t>
+            </w:r>
+            <w:proofErr w:type="spellEnd"/>
+            <w:r>
+              <w:rPr>
+                <w:b w:val="0"/>
+                <w:bCs w:val="0"/>
+              </w:rPr>
+              <w:t xml:space="preserve">, </w:t>
+            </w:r>
+            <w:proofErr w:type="spellStart"/>
+            <w:r>
+              <w:rPr>
+                <w:b w:val="0"/>
+                <w:bCs w:val="0"/>
+              </w:rPr>
+              <w:t>baseOrderedDate</w:t>
+            </w:r>
+            <w:proofErr w:type="spellEnd"/>
+            <w:r>
+              <w:rPr>
+                <w:b w:val="0"/>
+                <w:bCs w:val="0"/>
+              </w:rPr>
+              <w:t xml:space="preserve">, </w:t>
+            </w:r>
+            <w:proofErr w:type="spellStart"/>
+            <w:r>
+              <w:rPr>
+                <w:b w:val="0"/>
+                <w:bCs w:val="0"/>
+              </w:rPr>
+              <w:t>baseState</w:t>
+            </w:r>
+            <w:proofErr w:type="spellEnd"/>
+          </w:p>
+          <w:p>
+            <w:pPr>
+              <w:pStyle w:val="Szakdolozatbekezdsek"/>
+              <w:ind w:firstLine="0"/>
+            </w:pPr>
+            <w:r>
+              <w:t>)</w:t>
+            </w:r>
           </w:p>
         </w:tc>
         <w:tc>
@@ -10413,6 +10862,14 @@
               <w:ind w:firstLine="0"/>
               <w:cnfStyle w:val="000000100000" w:firstRow="0" w:lastRow="0" w:firstColumn="0" w:lastColumn="0" w:oddVBand="0" w:evenVBand="0" w:oddHBand="1" w:evenHBand="0" w:firstRowFirstColumn="0" w:firstRowLastColumn="0" w:lastRowFirstColumn="0" w:lastRowLastColumn="0"/>
             </w:pPr>
+            <w:proofErr w:type="spellStart"/>
+            <w:r>
+              <w:t>CreatePinebaseOrder</w:t>
+            </w:r>
+            <w:proofErr w:type="spellEnd"/>
+            <w:r>
+              <w:t>()</w:t>
+            </w:r>
           </w:p>
         </w:tc>
         <w:tc>
@@ -10466,6 +10923,34 @@
               <w:pStyle w:val="Szakdolozatbekezdsek"/>
               <w:ind w:firstLine="0"/>
             </w:pPr>
+            <w:proofErr w:type="spellStart"/>
+            <w:r>
+              <w:t>GetAllPinebaseOrders</w:t>
+            </w:r>
+            <w:proofErr w:type="spellEnd"/>
+            <w:r>
+              <w:t>()</w:t>
+            </w:r>
+          </w:p>
+        </w:tc>
+        <w:tc>
+          <w:tcPr>
+            <w:tcW w:w="0" w:type="auto"/>
+          </w:tcPr>
+          <w:p>
+            <w:pPr>
+              <w:pStyle w:val="Szakdolozatbekezdsek"/>
+              <w:ind w:firstLine="0"/>
+              <w:cnfStyle w:val="000000000000" w:firstRow="0" w:lastRow="0" w:firstColumn="0" w:lastColumn="0" w:oddVBand="0" w:evenVBand="0" w:oddHBand="0" w:evenHBand="0" w:firstRowFirstColumn="0" w:firstRowLastColumn="0" w:lastRowFirstColumn="0" w:lastRowLastColumn="0"/>
+            </w:pPr>
+            <w:proofErr w:type="spellStart"/>
+            <w:r>
+              <w:t>GetAllPinebaseOrder</w:t>
+            </w:r>
+            <w:proofErr w:type="spellEnd"/>
+            <w:r>
+              <w:t>()</w:t>
+            </w:r>
           </w:p>
         </w:tc>
         <w:tc>
@@ -10504,6 +10989,48 @@
             </w:pPr>
           </w:p>
         </w:tc>
+      </w:tr>
+      <w:tr>
+        <w:trPr>
+          <w:cnfStyle w:val="000000100000" w:firstRow="0" w:lastRow="0" w:firstColumn="0" w:lastColumn="0" w:oddVBand="0" w:evenVBand="0" w:oddHBand="1" w:evenHBand="0" w:firstRowFirstColumn="0" w:firstRowLastColumn="0" w:lastRowFirstColumn="0" w:lastRowLastColumn="0"/>
+          <w:jc w:val="center"/>
+        </w:trPr>
+        <w:tc>
+          <w:tcPr>
+            <w:cnfStyle w:val="001000000000" w:firstRow="0" w:lastRow="0" w:firstColumn="1" w:lastColumn="0" w:oddVBand="0" w:evenVBand="0" w:oddHBand="0" w:evenHBand="0" w:firstRowFirstColumn="0" w:firstRowLastColumn="0" w:lastRowFirstColumn="0" w:lastRowLastColumn="0"/>
+            <w:tcW w:w="0" w:type="auto"/>
+          </w:tcPr>
+          <w:p>
+            <w:pPr>
+              <w:pStyle w:val="Szakdolozatbekezdsek"/>
+              <w:ind w:firstLine="0"/>
+            </w:pPr>
+            <w:proofErr w:type="spellStart"/>
+            <w:r>
+              <w:t>UpdatePinebaseOrderState</w:t>
+            </w:r>
+            <w:proofErr w:type="spellEnd"/>
+            <w:r>
+              <w:t>(</w:t>
+            </w:r>
+            <w:proofErr w:type="spellStart"/>
+            <w:r>
+              <w:t>baseId</w:t>
+            </w:r>
+            <w:proofErr w:type="spellEnd"/>
+            <w:r>
+              <w:t xml:space="preserve">, </w:t>
+            </w:r>
+            <w:proofErr w:type="spellStart"/>
+            <w:r>
+              <w:t>baseState</w:t>
+            </w:r>
+            <w:proofErr w:type="spellEnd"/>
+            <w:r>
+              <w:t>)</w:t>
+            </w:r>
+          </w:p>
+        </w:tc>
         <w:tc>
           <w:tcPr>
             <w:tcW w:w="0" w:type="auto"/>
@@ -10512,7 +11039,51 @@
             <w:pPr>
               <w:pStyle w:val="Szakdolozatbekezdsek"/>
               <w:ind w:firstLine="0"/>
-              <w:cnfStyle w:val="000000000000" w:firstRow="0" w:lastRow="0" w:firstColumn="0" w:lastColumn="0" w:oddVBand="0" w:evenVBand="0" w:oddHBand="0" w:evenHBand="0" w:firstRowFirstColumn="0" w:firstRowLastColumn="0" w:lastRowFirstColumn="0" w:lastRowLastColumn="0"/>
+              <w:cnfStyle w:val="000000100000" w:firstRow="0" w:lastRow="0" w:firstColumn="0" w:lastColumn="0" w:oddVBand="0" w:evenVBand="0" w:oddHBand="1" w:evenHBand="0" w:firstRowFirstColumn="0" w:firstRowLastColumn="0" w:lastRowFirstColumn="0" w:lastRowLastColumn="0"/>
+            </w:pPr>
+            <w:proofErr w:type="spellStart"/>
+            <w:r>
+              <w:t>UpdatePinebaseOrderState</w:t>
+            </w:r>
+            <w:proofErr w:type="spellEnd"/>
+            <w:r>
+              <w:t>()</w:t>
+            </w:r>
+          </w:p>
+        </w:tc>
+        <w:tc>
+          <w:tcPr>
+            <w:tcW w:w="0" w:type="auto"/>
+          </w:tcPr>
+          <w:p>
+            <w:pPr>
+              <w:pStyle w:val="Szakdolozatbekezdsek"/>
+              <w:ind w:firstLine="0"/>
+              <w:cnfStyle w:val="000000100000" w:firstRow="0" w:lastRow="0" w:firstColumn="0" w:lastColumn="0" w:oddVBand="0" w:evenVBand="0" w:oddHBand="1" w:evenHBand="0" w:firstRowFirstColumn="0" w:firstRowLastColumn="0" w:lastRowFirstColumn="0" w:lastRowLastColumn="0"/>
+            </w:pPr>
+          </w:p>
+        </w:tc>
+        <w:tc>
+          <w:tcPr>
+            <w:tcW w:w="0" w:type="auto"/>
+          </w:tcPr>
+          <w:p>
+            <w:pPr>
+              <w:pStyle w:val="Szakdolozatbekezdsek"/>
+              <w:ind w:firstLine="0"/>
+              <w:cnfStyle w:val="000000100000" w:firstRow="0" w:lastRow="0" w:firstColumn="0" w:lastColumn="0" w:oddVBand="0" w:evenVBand="0" w:oddHBand="1" w:evenHBand="0" w:firstRowFirstColumn="0" w:firstRowLastColumn="0" w:lastRowFirstColumn="0" w:lastRowLastColumn="0"/>
+            </w:pPr>
+          </w:p>
+        </w:tc>
+        <w:tc>
+          <w:tcPr>
+            <w:tcW w:w="0" w:type="auto"/>
+          </w:tcPr>
+          <w:p>
+            <w:pPr>
+              <w:pStyle w:val="Szakdolozatbekezdsek"/>
+              <w:ind w:firstLine="0"/>
+              <w:cnfStyle w:val="000000100000" w:firstRow="0" w:lastRow="0" w:firstColumn="0" w:lastColumn="0" w:oddVBand="0" w:evenVBand="0" w:oddHBand="1" w:evenHBand="0" w:firstRowFirstColumn="0" w:firstRowLastColumn="0" w:lastRowFirstColumn="0" w:lastRowLastColumn="0"/>
             </w:pPr>
           </w:p>
         </w:tc>
@@ -12166,7 +12737,6 @@
   <w:style w:type="character" w:default="1" w:styleId="Bekezdsalapbettpusa">
     <w:name w:val="Default Paragraph Font"/>
     <w:uiPriority w:val="1"/>
-    <w:semiHidden/>
     <w:unhideWhenUsed/>
   </w:style>
   <w:style w:type="table" w:default="1" w:styleId="Normltblzat">

--- a/Documents/Vizsgaremek dokumentáció.docx
+++ b/Documents/Vizsgaremek dokumentáció.docx
@@ -3965,7 +3965,7 @@
           <w:r>
             <w:fldChar w:fldCharType="separate"/>
           </w:r>
-          <w:hyperlink w:anchor="_Toc239949185" w:history="1">
+          <w:hyperlink w:anchor="_Toc240134225" w:history="1">
             <w:r>
               <w:rPr>
                 <w:rStyle w:val="Hiperhivatkozs"/>
@@ -3992,7 +3992,7 @@
                 <w:noProof/>
                 <w:webHidden/>
               </w:rPr>
-              <w:instrText xml:space="preserve"> PAGEREF _Toc239949185 \h </w:instrText>
+              <w:instrText xml:space="preserve"> PAGEREF _Toc240134225 \h </w:instrText>
             </w:r>
             <w:r>
               <w:rPr>
@@ -4035,7 +4035,7 @@
               <w:lang w:eastAsia="hu-HU"/>
             </w:rPr>
           </w:pPr>
-          <w:hyperlink w:anchor="_Toc239949186" w:history="1">
+          <w:hyperlink w:anchor="_Toc240134226" w:history="1">
             <w:r>
               <w:rPr>
                 <w:rStyle w:val="Hiperhivatkozs"/>
@@ -4062,7 +4062,7 @@
                 <w:noProof/>
                 <w:webHidden/>
               </w:rPr>
-              <w:instrText xml:space="preserve"> PAGEREF _Toc239949186 \h </w:instrText>
+              <w:instrText xml:space="preserve"> PAGEREF _Toc240134226 \h </w:instrText>
             </w:r>
             <w:r>
               <w:rPr>
@@ -4105,7 +4105,7 @@
               <w:lang w:eastAsia="hu-HU"/>
             </w:rPr>
           </w:pPr>
-          <w:hyperlink w:anchor="_Toc239949187" w:history="1">
+          <w:hyperlink w:anchor="_Toc240134227" w:history="1">
             <w:r>
               <w:rPr>
                 <w:rStyle w:val="Hiperhivatkozs"/>
@@ -4132,7 +4132,7 @@
                 <w:noProof/>
                 <w:webHidden/>
               </w:rPr>
-              <w:instrText xml:space="preserve"> PAGEREF _Toc239949187 \h </w:instrText>
+              <w:instrText xml:space="preserve"> PAGEREF _Toc240134227 \h </w:instrText>
             </w:r>
             <w:r>
               <w:rPr>
@@ -4175,7 +4175,7 @@
               <w:lang w:eastAsia="hu-HU"/>
             </w:rPr>
           </w:pPr>
-          <w:hyperlink w:anchor="_Toc239949188" w:history="1">
+          <w:hyperlink w:anchor="_Toc240134228" w:history="1">
             <w:r>
               <w:rPr>
                 <w:rStyle w:val="Hiperhivatkozs"/>
@@ -4202,7 +4202,7 @@
                 <w:noProof/>
                 <w:webHidden/>
               </w:rPr>
-              <w:instrText xml:space="preserve"> PAGEREF _Toc239949188 \h </w:instrText>
+              <w:instrText xml:space="preserve"> PAGEREF _Toc240134228 \h </w:instrText>
             </w:r>
             <w:r>
               <w:rPr>
@@ -4245,7 +4245,7 @@
               <w:lang w:eastAsia="hu-HU"/>
             </w:rPr>
           </w:pPr>
-          <w:hyperlink w:anchor="_Toc239949189" w:history="1">
+          <w:hyperlink w:anchor="_Toc240134229" w:history="1">
             <w:r>
               <w:rPr>
                 <w:rStyle w:val="Hiperhivatkozs"/>
@@ -4272,7 +4272,7 @@
                 <w:noProof/>
                 <w:webHidden/>
               </w:rPr>
-              <w:instrText xml:space="preserve"> PAGEREF _Toc239949189 \h </w:instrText>
+              <w:instrText xml:space="preserve"> PAGEREF _Toc240134229 \h </w:instrText>
             </w:r>
             <w:r>
               <w:rPr>
@@ -4315,7 +4315,7 @@
               <w:lang w:eastAsia="hu-HU"/>
             </w:rPr>
           </w:pPr>
-          <w:hyperlink w:anchor="_Toc239949190" w:history="1">
+          <w:hyperlink w:anchor="_Toc240134230" w:history="1">
             <w:r>
               <w:rPr>
                 <w:rStyle w:val="Hiperhivatkozs"/>
@@ -4342,7 +4342,7 @@
                 <w:noProof/>
                 <w:webHidden/>
               </w:rPr>
-              <w:instrText xml:space="preserve"> PAGEREF _Toc239949190 \h </w:instrText>
+              <w:instrText xml:space="preserve"> PAGEREF _Toc240134230 \h </w:instrText>
             </w:r>
             <w:r>
               <w:rPr>
@@ -4385,7 +4385,7 @@
               <w:lang w:eastAsia="hu-HU"/>
             </w:rPr>
           </w:pPr>
-          <w:hyperlink w:anchor="_Toc239949191" w:history="1">
+          <w:hyperlink w:anchor="_Toc240134231" w:history="1">
             <w:r>
               <w:rPr>
                 <w:rStyle w:val="Hiperhivatkozs"/>
@@ -4412,7 +4412,7 @@
                 <w:noProof/>
                 <w:webHidden/>
               </w:rPr>
-              <w:instrText xml:space="preserve"> PAGEREF _Toc239949191 \h </w:instrText>
+              <w:instrText xml:space="preserve"> PAGEREF _Toc240134231 \h </w:instrText>
             </w:r>
             <w:r>
               <w:rPr>
@@ -4455,7 +4455,7 @@
               <w:lang w:eastAsia="hu-HU"/>
             </w:rPr>
           </w:pPr>
-          <w:hyperlink w:anchor="_Toc239949192" w:history="1">
+          <w:hyperlink w:anchor="_Toc240134232" w:history="1">
             <w:r>
               <w:rPr>
                 <w:rStyle w:val="Hiperhivatkozs"/>
@@ -4482,7 +4482,7 @@
                 <w:noProof/>
                 <w:webHidden/>
               </w:rPr>
-              <w:instrText xml:space="preserve"> PAGEREF _Toc239949192 \h </w:instrText>
+              <w:instrText xml:space="preserve"> PAGEREF _Toc240134232 \h </w:instrText>
             </w:r>
             <w:r>
               <w:rPr>
@@ -4525,7 +4525,7 @@
               <w:lang w:eastAsia="hu-HU"/>
             </w:rPr>
           </w:pPr>
-          <w:hyperlink w:anchor="_Toc239949193" w:history="1">
+          <w:hyperlink w:anchor="_Toc240134233" w:history="1">
             <w:r>
               <w:rPr>
                 <w:rStyle w:val="Hiperhivatkozs"/>
@@ -4552,7 +4552,7 @@
                 <w:noProof/>
                 <w:webHidden/>
               </w:rPr>
-              <w:instrText xml:space="preserve"> PAGEREF _Toc239949193 \h </w:instrText>
+              <w:instrText xml:space="preserve"> PAGEREF _Toc240134233 \h </w:instrText>
             </w:r>
             <w:r>
               <w:rPr>
@@ -4595,7 +4595,7 @@
               <w:lang w:eastAsia="hu-HU"/>
             </w:rPr>
           </w:pPr>
-          <w:hyperlink w:anchor="_Toc239949194" w:history="1">
+          <w:hyperlink w:anchor="_Toc240134234" w:history="1">
             <w:r>
               <w:rPr>
                 <w:rStyle w:val="Hiperhivatkozs"/>
@@ -4622,7 +4622,7 @@
                 <w:noProof/>
                 <w:webHidden/>
               </w:rPr>
-              <w:instrText xml:space="preserve"> PAGEREF _Toc239949194 \h </w:instrText>
+              <w:instrText xml:space="preserve"> PAGEREF _Toc240134234 \h </w:instrText>
             </w:r>
             <w:r>
               <w:rPr>
@@ -4665,7 +4665,7 @@
               <w:lang w:eastAsia="hu-HU"/>
             </w:rPr>
           </w:pPr>
-          <w:hyperlink w:anchor="_Toc239949195" w:history="1">
+          <w:hyperlink w:anchor="_Toc240134235" w:history="1">
             <w:r>
               <w:rPr>
                 <w:rStyle w:val="Hiperhivatkozs"/>
@@ -4692,7 +4692,7 @@
                 <w:noProof/>
                 <w:webHidden/>
               </w:rPr>
-              <w:instrText xml:space="preserve"> PAGEREF _Toc239949195 \h </w:instrText>
+              <w:instrText xml:space="preserve"> PAGEREF _Toc240134235 \h </w:instrText>
             </w:r>
             <w:r>
               <w:rPr>
@@ -4735,7 +4735,7 @@
               <w:lang w:eastAsia="hu-HU"/>
             </w:rPr>
           </w:pPr>
-          <w:hyperlink w:anchor="_Toc239949196" w:history="1">
+          <w:hyperlink w:anchor="_Toc240134236" w:history="1">
             <w:r>
               <w:rPr>
                 <w:rStyle w:val="Hiperhivatkozs"/>
@@ -4762,7 +4762,7 @@
                 <w:noProof/>
                 <w:webHidden/>
               </w:rPr>
-              <w:instrText xml:space="preserve"> PAGEREF _Toc239949196 \h </w:instrText>
+              <w:instrText xml:space="preserve"> PAGEREF _Toc240134236 \h </w:instrText>
             </w:r>
             <w:r>
               <w:rPr>
@@ -4805,7 +4805,7 @@
               <w:lang w:eastAsia="hu-HU"/>
             </w:rPr>
           </w:pPr>
-          <w:hyperlink w:anchor="_Toc239949197" w:history="1">
+          <w:hyperlink w:anchor="_Toc240134237" w:history="1">
             <w:r>
               <w:rPr>
                 <w:rStyle w:val="Hiperhivatkozs"/>
@@ -4832,7 +4832,7 @@
                 <w:noProof/>
                 <w:webHidden/>
               </w:rPr>
-              <w:instrText xml:space="preserve"> PAGEREF _Toc239949197 \h </w:instrText>
+              <w:instrText xml:space="preserve"> PAGEREF _Toc240134237 \h </w:instrText>
             </w:r>
             <w:r>
               <w:rPr>
@@ -4875,7 +4875,7 @@
               <w:lang w:eastAsia="hu-HU"/>
             </w:rPr>
           </w:pPr>
-          <w:hyperlink w:anchor="_Toc239949198" w:history="1">
+          <w:hyperlink w:anchor="_Toc240134238" w:history="1">
             <w:r>
               <w:rPr>
                 <w:rStyle w:val="Hiperhivatkozs"/>
@@ -4902,7 +4902,7 @@
                 <w:noProof/>
                 <w:webHidden/>
               </w:rPr>
-              <w:instrText xml:space="preserve"> PAGEREF _Toc239949198 \h </w:instrText>
+              <w:instrText xml:space="preserve"> PAGEREF _Toc240134238 \h </w:instrText>
             </w:r>
             <w:r>
               <w:rPr>
@@ -4945,7 +4945,7 @@
               <w:lang w:eastAsia="hu-HU"/>
             </w:rPr>
           </w:pPr>
-          <w:hyperlink w:anchor="_Toc239949199" w:history="1">
+          <w:hyperlink w:anchor="_Toc240134239" w:history="1">
             <w:r>
               <w:rPr>
                 <w:rStyle w:val="Hiperhivatkozs"/>
@@ -4972,7 +4972,7 @@
                 <w:noProof/>
                 <w:webHidden/>
               </w:rPr>
-              <w:instrText xml:space="preserve"> PAGEREF _Toc239949199 \h </w:instrText>
+              <w:instrText xml:space="preserve"> PAGEREF _Toc240134239 \h </w:instrText>
             </w:r>
             <w:r>
               <w:rPr>
@@ -4992,7 +4992,7 @@
                 <w:noProof/>
                 <w:webHidden/>
               </w:rPr>
-              <w:t>16</w:t>
+              <w:t>17</w:t>
             </w:r>
             <w:r>
               <w:rPr>
@@ -5015,7 +5015,7 @@
               <w:lang w:eastAsia="hu-HU"/>
             </w:rPr>
           </w:pPr>
-          <w:hyperlink w:anchor="_Toc239949200" w:history="1">
+          <w:hyperlink w:anchor="_Toc240134240" w:history="1">
             <w:r>
               <w:rPr>
                 <w:rStyle w:val="Hiperhivatkozs"/>
@@ -5042,7 +5042,7 @@
                 <w:noProof/>
                 <w:webHidden/>
               </w:rPr>
-              <w:instrText xml:space="preserve"> PAGEREF _Toc239949200 \h </w:instrText>
+              <w:instrText xml:space="preserve"> PAGEREF _Toc240134240 \h </w:instrText>
             </w:r>
             <w:r>
               <w:rPr>
@@ -5062,7 +5062,7 @@
                 <w:noProof/>
                 <w:webHidden/>
               </w:rPr>
-              <w:t>17</w:t>
+              <w:t>18</w:t>
             </w:r>
             <w:r>
               <w:rPr>
@@ -5085,7 +5085,7 @@
               <w:lang w:eastAsia="hu-HU"/>
             </w:rPr>
           </w:pPr>
-          <w:hyperlink w:anchor="_Toc239949201" w:history="1">
+          <w:hyperlink w:anchor="_Toc240134241" w:history="1">
             <w:r>
               <w:rPr>
                 <w:rStyle w:val="Hiperhivatkozs"/>
@@ -5112,7 +5112,7 @@
                 <w:noProof/>
                 <w:webHidden/>
               </w:rPr>
-              <w:instrText xml:space="preserve"> PAGEREF _Toc239949201 \h </w:instrText>
+              <w:instrText xml:space="preserve"> PAGEREF _Toc240134241 \h </w:instrText>
             </w:r>
             <w:r>
               <w:rPr>
@@ -5132,7 +5132,7 @@
                 <w:noProof/>
                 <w:webHidden/>
               </w:rPr>
-              <w:t>17</w:t>
+              <w:t>18</w:t>
             </w:r>
             <w:r>
               <w:rPr>
@@ -5155,7 +5155,7 @@
               <w:lang w:eastAsia="hu-HU"/>
             </w:rPr>
           </w:pPr>
-          <w:hyperlink w:anchor="_Toc239949202" w:history="1">
+          <w:hyperlink w:anchor="_Toc240134242" w:history="1">
             <w:r>
               <w:rPr>
                 <w:rStyle w:val="Hiperhivatkozs"/>
@@ -5182,7 +5182,7 @@
                 <w:noProof/>
                 <w:webHidden/>
               </w:rPr>
-              <w:instrText xml:space="preserve"> PAGEREF _Toc239949202 \h </w:instrText>
+              <w:instrText xml:space="preserve"> PAGEREF _Toc240134242 \h </w:instrText>
             </w:r>
             <w:r>
               <w:rPr>
@@ -5202,7 +5202,7 @@
                 <w:noProof/>
                 <w:webHidden/>
               </w:rPr>
-              <w:t>18</w:t>
+              <w:t>19</w:t>
             </w:r>
             <w:r>
               <w:rPr>
@@ -5225,7 +5225,7 @@
               <w:lang w:eastAsia="hu-HU"/>
             </w:rPr>
           </w:pPr>
-          <w:hyperlink w:anchor="_Toc239949203" w:history="1">
+          <w:hyperlink w:anchor="_Toc240134243" w:history="1">
             <w:r>
               <w:rPr>
                 <w:rStyle w:val="Hiperhivatkozs"/>
@@ -5252,7 +5252,7 @@
                 <w:noProof/>
                 <w:webHidden/>
               </w:rPr>
-              <w:instrText xml:space="preserve"> PAGEREF _Toc239949203 \h </w:instrText>
+              <w:instrText xml:space="preserve"> PAGEREF _Toc240134243 \h </w:instrText>
             </w:r>
             <w:r>
               <w:rPr>
@@ -5272,7 +5272,217 @@
                 <w:noProof/>
                 <w:webHidden/>
               </w:rPr>
-              <w:t>19</w:t>
+              <w:t>20</w:t>
+            </w:r>
+            <w:r>
+              <w:rPr>
+                <w:noProof/>
+                <w:webHidden/>
+              </w:rPr>
+              <w:fldChar w:fldCharType="end"/>
+            </w:r>
+          </w:hyperlink>
+        </w:p>
+        <w:p>
+          <w:pPr>
+            <w:pStyle w:val="TJ2"/>
+            <w:tabs>
+              <w:tab w:val="right" w:leader="dot" w:pos="9062"/>
+            </w:tabs>
+            <w:rPr>
+              <w:rFonts w:eastAsiaTheme="minorEastAsia"/>
+              <w:noProof/>
+              <w:lang w:eastAsia="hu-HU"/>
+            </w:rPr>
+          </w:pPr>
+          <w:hyperlink w:anchor="_Toc240134244" w:history="1">
+            <w:r>
+              <w:rPr>
+                <w:rStyle w:val="Hiperhivatkozs"/>
+                <w:noProof/>
+              </w:rPr>
+              <w:t>A Backend metódusai</w:t>
+            </w:r>
+            <w:r>
+              <w:rPr>
+                <w:noProof/>
+                <w:webHidden/>
+              </w:rPr>
+              <w:tab/>
+            </w:r>
+            <w:r>
+              <w:rPr>
+                <w:noProof/>
+                <w:webHidden/>
+              </w:rPr>
+              <w:fldChar w:fldCharType="begin"/>
+            </w:r>
+            <w:r>
+              <w:rPr>
+                <w:noProof/>
+                <w:webHidden/>
+              </w:rPr>
+              <w:instrText xml:space="preserve"> PAGEREF _Toc240134244 \h </w:instrText>
+            </w:r>
+            <w:r>
+              <w:rPr>
+                <w:noProof/>
+                <w:webHidden/>
+              </w:rPr>
+            </w:r>
+            <w:r>
+              <w:rPr>
+                <w:noProof/>
+                <w:webHidden/>
+              </w:rPr>
+              <w:fldChar w:fldCharType="separate"/>
+            </w:r>
+            <w:r>
+              <w:rPr>
+                <w:noProof/>
+                <w:webHidden/>
+              </w:rPr>
+              <w:t>22</w:t>
+            </w:r>
+            <w:r>
+              <w:rPr>
+                <w:noProof/>
+                <w:webHidden/>
+              </w:rPr>
+              <w:fldChar w:fldCharType="end"/>
+            </w:r>
+          </w:hyperlink>
+        </w:p>
+        <w:p>
+          <w:pPr>
+            <w:pStyle w:val="TJ1"/>
+            <w:tabs>
+              <w:tab w:val="right" w:leader="dot" w:pos="9062"/>
+            </w:tabs>
+            <w:rPr>
+              <w:rFonts w:eastAsiaTheme="minorEastAsia"/>
+              <w:noProof/>
+              <w:lang w:eastAsia="hu-HU"/>
+            </w:rPr>
+          </w:pPr>
+          <w:hyperlink w:anchor="_Toc240134245" w:history="1">
+            <w:r>
+              <w:rPr>
+                <w:rStyle w:val="Hiperhivatkozs"/>
+                <w:noProof/>
+              </w:rPr>
+              <w:t>A Frontend készítésének lépései</w:t>
+            </w:r>
+            <w:r>
+              <w:rPr>
+                <w:noProof/>
+                <w:webHidden/>
+              </w:rPr>
+              <w:tab/>
+            </w:r>
+            <w:r>
+              <w:rPr>
+                <w:noProof/>
+                <w:webHidden/>
+              </w:rPr>
+              <w:fldChar w:fldCharType="begin"/>
+            </w:r>
+            <w:r>
+              <w:rPr>
+                <w:noProof/>
+                <w:webHidden/>
+              </w:rPr>
+              <w:instrText xml:space="preserve"> PAGEREF _Toc240134245 \h </w:instrText>
+            </w:r>
+            <w:r>
+              <w:rPr>
+                <w:noProof/>
+                <w:webHidden/>
+              </w:rPr>
+            </w:r>
+            <w:r>
+              <w:rPr>
+                <w:noProof/>
+                <w:webHidden/>
+              </w:rPr>
+              <w:fldChar w:fldCharType="separate"/>
+            </w:r>
+            <w:r>
+              <w:rPr>
+                <w:noProof/>
+                <w:webHidden/>
+              </w:rPr>
+              <w:t>26</w:t>
+            </w:r>
+            <w:r>
+              <w:rPr>
+                <w:noProof/>
+                <w:webHidden/>
+              </w:rPr>
+              <w:fldChar w:fldCharType="end"/>
+            </w:r>
+          </w:hyperlink>
+        </w:p>
+        <w:p>
+          <w:pPr>
+            <w:pStyle w:val="TJ2"/>
+            <w:tabs>
+              <w:tab w:val="right" w:leader="dot" w:pos="9062"/>
+            </w:tabs>
+            <w:rPr>
+              <w:rFonts w:eastAsiaTheme="minorEastAsia"/>
+              <w:noProof/>
+              <w:lang w:eastAsia="hu-HU"/>
+            </w:rPr>
+          </w:pPr>
+          <w:hyperlink w:anchor="_Toc240134246" w:history="1">
+            <w:r>
+              <w:rPr>
+                <w:rStyle w:val="Hiperhivatkozs"/>
+                <w:noProof/>
+              </w:rPr>
+              <w:t>A Frontend metódusai</w:t>
+            </w:r>
+            <w:r>
+              <w:rPr>
+                <w:noProof/>
+                <w:webHidden/>
+              </w:rPr>
+              <w:tab/>
+            </w:r>
+            <w:r>
+              <w:rPr>
+                <w:noProof/>
+                <w:webHidden/>
+              </w:rPr>
+              <w:fldChar w:fldCharType="begin"/>
+            </w:r>
+            <w:r>
+              <w:rPr>
+                <w:noProof/>
+                <w:webHidden/>
+              </w:rPr>
+              <w:instrText xml:space="preserve"> PAGEREF _Toc240134246 \h </w:instrText>
+            </w:r>
+            <w:r>
+              <w:rPr>
+                <w:noProof/>
+                <w:webHidden/>
+              </w:rPr>
+            </w:r>
+            <w:r>
+              <w:rPr>
+                <w:noProof/>
+                <w:webHidden/>
+              </w:rPr>
+              <w:fldChar w:fldCharType="separate"/>
+            </w:r>
+            <w:r>
+              <w:rPr>
+                <w:noProof/>
+                <w:webHidden/>
+              </w:rPr>
+              <w:t>26</w:t>
             </w:r>
             <w:r>
               <w:rPr>
@@ -5311,7 +5521,7 @@
       <w:pPr>
         <w:pStyle w:val="Cmsor1"/>
       </w:pPr>
-      <w:bookmarkStart w:id="0" w:name="_Toc239949185"/>
+      <w:bookmarkStart w:id="0" w:name="_Toc240134225"/>
       <w:r>
         <w:lastRenderedPageBreak/>
         <w:t>Az alkalmazás célja és követelményei:</w:t>
@@ -5439,7 +5649,7 @@
       <w:pPr>
         <w:pStyle w:val="Cmsor1"/>
       </w:pPr>
-      <w:bookmarkStart w:id="1" w:name="_Toc239949186"/>
+      <w:bookmarkStart w:id="1" w:name="_Toc240134226"/>
       <w:r>
         <w:lastRenderedPageBreak/>
         <w:t>Az alkalmazás bemutatása:</w:t>
@@ -5479,7 +5689,7 @@
       <w:pPr>
         <w:pStyle w:val="Cmsor2"/>
       </w:pPr>
-      <w:bookmarkStart w:id="2" w:name="_Toc239949187"/>
+      <w:bookmarkStart w:id="2" w:name="_Toc240134227"/>
       <w:r>
         <w:t>Bejelentkezés:</w:t>
       </w:r>
@@ -5631,7 +5841,7 @@
       <w:pPr>
         <w:pStyle w:val="Cmsor2"/>
       </w:pPr>
-      <w:bookmarkStart w:id="3" w:name="_Toc239949188"/>
+      <w:bookmarkStart w:id="3" w:name="_Toc240134228"/>
       <w:r>
         <w:t>Fenyőbála:</w:t>
       </w:r>
@@ -5917,7 +6127,7 @@
           <w:docGrid w:linePitch="360"/>
         </w:sectPr>
       </w:pPr>
-      <w:bookmarkStart w:id="4" w:name="_Toc239949189"/>
+      <w:bookmarkStart w:id="4" w:name="_Toc240134229"/>
       <w:r>
         <w:lastRenderedPageBreak/>
         <w:t>Koszorúalap:</w:t>
@@ -6199,7 +6409,7 @@
       <w:pPr>
         <w:pStyle w:val="Cmsor2"/>
       </w:pPr>
-      <w:bookmarkStart w:id="5" w:name="_Toc239949190"/>
+      <w:bookmarkStart w:id="5" w:name="_Toc240134230"/>
       <w:r>
         <w:t>Vásárlók:</w:t>
       </w:r>
@@ -6369,7 +6579,7 @@
       <w:pPr>
         <w:pStyle w:val="Cmsor1"/>
       </w:pPr>
-      <w:bookmarkStart w:id="6" w:name="_Toc239949191"/>
+      <w:bookmarkStart w:id="6" w:name="_Toc240134231"/>
       <w:r>
         <w:lastRenderedPageBreak/>
         <w:t>Az adatbázis</w:t>
@@ -6464,7 +6674,7 @@
       <w:pPr>
         <w:pStyle w:val="Cmsor2"/>
       </w:pPr>
-      <w:bookmarkStart w:id="7" w:name="_Toc239949192"/>
+      <w:bookmarkStart w:id="7" w:name="_Toc240134232"/>
       <w:r>
         <w:lastRenderedPageBreak/>
         <w:t>Felhasználók</w:t>
@@ -6673,7 +6883,7 @@
       <w:pPr>
         <w:pStyle w:val="Cmsor2"/>
       </w:pPr>
-      <w:bookmarkStart w:id="8" w:name="_Toc239949193"/>
+      <w:bookmarkStart w:id="8" w:name="_Toc240134233"/>
       <w:r>
         <w:lastRenderedPageBreak/>
         <w:t>Fenyőfajta tábla:</w:t>
@@ -6886,7 +7096,7 @@
       <w:pPr>
         <w:pStyle w:val="Cmsor2"/>
       </w:pPr>
-      <w:bookmarkStart w:id="9" w:name="_Toc239949194"/>
+      <w:bookmarkStart w:id="9" w:name="_Toc240134234"/>
       <w:r>
         <w:lastRenderedPageBreak/>
         <w:t>Fenyőalap típus tábla:</w:t>
@@ -7111,7 +7321,7 @@
       <w:pPr>
         <w:pStyle w:val="Cmsor2"/>
       </w:pPr>
-      <w:bookmarkStart w:id="10" w:name="_Toc239949195"/>
+      <w:bookmarkStart w:id="10" w:name="_Toc240134235"/>
       <w:r>
         <w:lastRenderedPageBreak/>
         <w:t>Fenyőbála állapot tábla:</w:t>
@@ -7380,7 +7590,7 @@
       <w:pPr>
         <w:pStyle w:val="Cmsor2"/>
       </w:pPr>
-      <w:bookmarkStart w:id="11" w:name="_Toc239949196"/>
+      <w:bookmarkStart w:id="11" w:name="_Toc240134236"/>
       <w:r>
         <w:lastRenderedPageBreak/>
         <w:t>Vásárlók tábla:</w:t>
@@ -7662,7 +7872,7 @@
       <w:pPr>
         <w:pStyle w:val="Cmsor2"/>
       </w:pPr>
-      <w:bookmarkStart w:id="12" w:name="_Toc239949197"/>
+      <w:bookmarkStart w:id="12" w:name="_Toc240134237"/>
       <w:r>
         <w:lastRenderedPageBreak/>
         <w:t xml:space="preserve">Fenyőbála </w:t>
@@ -7912,7 +8122,7 @@
       <w:pPr>
         <w:pStyle w:val="Cmsor2"/>
       </w:pPr>
-      <w:bookmarkStart w:id="13" w:name="_Toc239949198"/>
+      <w:bookmarkStart w:id="13" w:name="_Toc240134238"/>
       <w:r>
         <w:t>Koszorúalap tábla:</w:t>
       </w:r>
@@ -8197,7 +8407,7 @@
       <w:r>
         <w:br w:type="page"/>
       </w:r>
-      <w:bookmarkStart w:id="14" w:name="_Toc239949199"/>
+      <w:bookmarkStart w:id="14" w:name="_Toc240134239"/>
       <w:r>
         <w:lastRenderedPageBreak/>
         <w:t>A Backend</w:t>
@@ -8377,7 +8587,7 @@
       <w:pPr>
         <w:pStyle w:val="Cmsor1"/>
       </w:pPr>
-      <w:bookmarkStart w:id="15" w:name="_Toc239949200"/>
+      <w:bookmarkStart w:id="15" w:name="_Toc240134240"/>
       <w:r>
         <w:lastRenderedPageBreak/>
         <w:t xml:space="preserve">A </w:t>
@@ -8394,7 +8604,7 @@
       <w:pPr>
         <w:pStyle w:val="Cmsor2"/>
       </w:pPr>
-      <w:bookmarkStart w:id="16" w:name="_Toc239949201"/>
+      <w:bookmarkStart w:id="16" w:name="_Toc240134241"/>
       <w:r>
         <w:t>Előkészületek:</w:t>
       </w:r>
@@ -8731,7 +8941,7 @@
       <w:pPr>
         <w:pStyle w:val="Cmsor2"/>
       </w:pPr>
-      <w:bookmarkStart w:id="17" w:name="_Toc239949202"/>
+      <w:bookmarkStart w:id="17" w:name="_Toc240134242"/>
       <w:r>
         <w:lastRenderedPageBreak/>
         <w:t>Az adatbázis migrálása:</w:t>
@@ -9021,7 +9231,7 @@
       <w:pPr>
         <w:pStyle w:val="Cmsor2"/>
       </w:pPr>
-      <w:bookmarkStart w:id="18" w:name="_Toc239949203"/>
+      <w:bookmarkStart w:id="18" w:name="_Toc240134243"/>
       <w:r>
         <w:t>Adatok átadása:</w:t>
       </w:r>
@@ -9588,1511 +9798,1527 @@
     </w:p>
     <w:p>
       <w:pPr>
+        <w:pStyle w:val="Cmsor2"/>
+      </w:pPr>
+      <w:bookmarkStart w:id="19" w:name="_Toc240134244"/>
+      <w:r>
+        <w:t xml:space="preserve">A </w:t>
+      </w:r>
+      <w:r>
+        <w:t>B</w:t>
+      </w:r>
+      <w:r>
+        <w:t>ackend metódusai</w:t>
+      </w:r>
+      <w:bookmarkEnd w:id="19"/>
+    </w:p>
+    <w:p>
+      <w:pPr>
         <w:pStyle w:val="Szakdolozatbekezdsek"/>
       </w:pPr>
       <w:r>
         <w:t>A</w:t>
       </w:r>
       <w:r>
-        <w:t xml:space="preserve"> Frontend és a Backend kapcsolatát egyszerűbb táblázatos formában bemutatni, mert ott a Frontend által hívott végpontot össze lehet párosítani a Backend HTML végpontjával. A</w:t>
-      </w:r>
-      <w:r>
-        <w:t>z alábbi</w:t>
-      </w:r>
-      <w:r>
-        <w:t xml:space="preserve"> táblázat</w:t>
-      </w:r>
-      <w:r>
-        <w:t>ban</w:t>
+        <w:t xml:space="preserve"> Frontend és a Backend kapcsolatát </w:t>
+      </w:r>
+      <w:r>
+        <w:t xml:space="preserve">forráskód szinten nem, viszont a metódusokat és azok paramétereit </w:t>
+      </w:r>
+      <w:r>
+        <w:t xml:space="preserve">itt </w:t>
+      </w:r>
+      <w:r>
+        <w:t>lehet megnézni.</w:t>
+      </w:r>
+    </w:p>
+    <w:p>
+      <w:pPr>
+        <w:pStyle w:val="Cmsor4"/>
+      </w:pPr>
+      <w:r>
+        <w:t>CreateUser([FromBody]</w:t>
       </w:r>
       <w:r>
         <w:t xml:space="preserve"> </w:t>
       </w:r>
       <w:r>
-        <w:t xml:space="preserve">meg </w:t>
-      </w:r>
-      <w:r>
-        <w:t xml:space="preserve">lehet </w:t>
-      </w:r>
-      <w:r>
-        <w:t xml:space="preserve">nézni </w:t>
-      </w:r>
-      <w:r>
-        <w:t xml:space="preserve">a </w:t>
-      </w:r>
-      <w:r>
-        <w:t>Frontend és a Backend közötti kapcsolatot. A végpontok hívásait, valamint azok válaszait is.</w:t>
-      </w:r>
-      <w:r>
-        <w:t xml:space="preserve"> A hívások szintaktikája megegyezik az előbb bemutatott eljárásban </w:t>
-      </w:r>
-      <w:r>
-        <w:t xml:space="preserve">is </w:t>
-      </w:r>
-      <w:r>
-        <w:t>alkalmazott</w:t>
-      </w:r>
-      <w:r>
-        <w:t xml:space="preserve"> kódokkal. A különbség csak a változónevekben, és az eljárások irányában van.</w:t>
-      </w:r>
-    </w:p>
-    <w:tbl>
-      <w:tblPr>
-        <w:tblStyle w:val="Tblzatrcsos45jellszn"/>
-        <w:tblW w:w="0" w:type="auto"/>
-        <w:jc w:val="center"/>
-        <w:tblLook w:val="04A0" w:firstRow="1" w:lastRow="0" w:firstColumn="1" w:lastColumn="0" w:noHBand="0" w:noVBand="1"/>
-      </w:tblPr>
-      <w:tblGrid>
-        <w:gridCol w:w="3693"/>
-        <w:gridCol w:w="2667"/>
-        <w:gridCol w:w="736"/>
-        <w:gridCol w:w="736"/>
-        <w:gridCol w:w="1230"/>
-      </w:tblGrid>
-      <w:tr>
-        <w:trPr>
-          <w:cnfStyle w:val="100000000000" w:firstRow="1" w:lastRow="0" w:firstColumn="0" w:lastColumn="0" w:oddVBand="0" w:evenVBand="0" w:oddHBand="0" w:evenHBand="0" w:firstRowFirstColumn="0" w:firstRowLastColumn="0" w:lastRowFirstColumn="0" w:lastRowLastColumn="0"/>
-          <w:jc w:val="center"/>
-        </w:trPr>
-        <w:tc>
-          <w:tcPr>
-            <w:cnfStyle w:val="001000000000" w:firstRow="0" w:lastRow="0" w:firstColumn="1" w:lastColumn="0" w:oddVBand="0" w:evenVBand="0" w:oddHBand="0" w:evenHBand="0" w:firstRowFirstColumn="0" w:firstRowLastColumn="0" w:lastRowFirstColumn="0" w:lastRowLastColumn="0"/>
-            <w:tcW w:w="0" w:type="auto"/>
-          </w:tcPr>
-          <w:p>
-            <w:pPr>
-              <w:pStyle w:val="Szakdolozatbekezdsek"/>
-              <w:ind w:firstLine="0"/>
-            </w:pPr>
-            <w:r>
-              <w:t>Frontend</w:t>
-            </w:r>
-          </w:p>
-        </w:tc>
-        <w:tc>
-          <w:tcPr>
-            <w:tcW w:w="0" w:type="auto"/>
-          </w:tcPr>
-          <w:p>
-            <w:pPr>
-              <w:pStyle w:val="Szakdolozatbekezdsek"/>
-              <w:ind w:firstLine="0"/>
-              <w:cnfStyle w:val="100000000000" w:firstRow="1" w:lastRow="0" w:firstColumn="0" w:lastColumn="0" w:oddVBand="0" w:evenVBand="0" w:oddHBand="0" w:evenHBand="0" w:firstRowFirstColumn="0" w:firstRowLastColumn="0" w:lastRowFirstColumn="0" w:lastRowLastColumn="0"/>
-            </w:pPr>
-            <w:r>
-              <w:t>Backend</w:t>
-            </w:r>
-          </w:p>
-        </w:tc>
-        <w:tc>
-          <w:tcPr>
-            <w:tcW w:w="0" w:type="auto"/>
-          </w:tcPr>
-          <w:p>
-            <w:pPr>
-              <w:pStyle w:val="Szakdolozatbekezdsek"/>
-              <w:ind w:firstLine="0"/>
-              <w:cnfStyle w:val="100000000000" w:firstRow="1" w:lastRow="0" w:firstColumn="0" w:lastColumn="0" w:oddVBand="0" w:evenVBand="0" w:oddHBand="0" w:evenHBand="0" w:firstRowFirstColumn="0" w:firstRowLastColumn="0" w:lastRowFirstColumn="0" w:lastRowLastColumn="0"/>
-            </w:pPr>
-            <w:r>
-              <w:t>Jó válasz</w:t>
-            </w:r>
-          </w:p>
-        </w:tc>
-        <w:tc>
-          <w:tcPr>
-            <w:tcW w:w="0" w:type="auto"/>
-          </w:tcPr>
-          <w:p>
-            <w:pPr>
-              <w:pStyle w:val="Szakdolozatbekezdsek"/>
-              <w:ind w:firstLine="0"/>
-              <w:cnfStyle w:val="100000000000" w:firstRow="1" w:lastRow="0" w:firstColumn="0" w:lastColumn="0" w:oddVBand="0" w:evenVBand="0" w:oddHBand="0" w:evenHBand="0" w:firstRowFirstColumn="0" w:firstRowLastColumn="0" w:lastRowFirstColumn="0" w:lastRowLastColumn="0"/>
-            </w:pPr>
-            <w:r>
-              <w:t>Hibás válasz</w:t>
-            </w:r>
-          </w:p>
-        </w:tc>
-        <w:tc>
-          <w:tcPr>
-            <w:tcW w:w="0" w:type="auto"/>
-          </w:tcPr>
-          <w:p>
-            <w:pPr>
-              <w:pStyle w:val="Szakdolozatbekezdsek"/>
-              <w:ind w:firstLine="0"/>
-              <w:cnfStyle w:val="100000000000" w:firstRow="1" w:lastRow="0" w:firstColumn="0" w:lastColumn="0" w:oddVBand="0" w:evenVBand="0" w:oddHBand="0" w:evenHBand="0" w:firstRowFirstColumn="0" w:firstRowLastColumn="0" w:lastRowFirstColumn="0" w:lastRowLastColumn="0"/>
-            </w:pPr>
-            <w:r>
-              <w:t>Magyarázat</w:t>
-            </w:r>
-          </w:p>
-        </w:tc>
-      </w:tr>
-      <w:tr>
-        <w:trPr>
-          <w:cnfStyle w:val="000000100000" w:firstRow="0" w:lastRow="0" w:firstColumn="0" w:lastColumn="0" w:oddVBand="0" w:evenVBand="0" w:oddHBand="1" w:evenHBand="0" w:firstRowFirstColumn="0" w:firstRowLastColumn="0" w:lastRowFirstColumn="0" w:lastRowLastColumn="0"/>
-          <w:jc w:val="center"/>
-        </w:trPr>
-        <w:tc>
-          <w:tcPr>
-            <w:cnfStyle w:val="001000000000" w:firstRow="0" w:lastRow="0" w:firstColumn="1" w:lastColumn="0" w:oddVBand="0" w:evenVBand="0" w:oddHBand="0" w:evenHBand="0" w:firstRowFirstColumn="0" w:firstRowLastColumn="0" w:lastRowFirstColumn="0" w:lastRowLastColumn="0"/>
-            <w:tcW w:w="0" w:type="auto"/>
-          </w:tcPr>
-          <w:p>
-            <w:pPr>
-              <w:pStyle w:val="Szakdolozatbekezdsek"/>
-              <w:ind w:firstLine="0"/>
-            </w:pPr>
-            <w:r>
-              <w:t>login(</w:t>
-            </w:r>
-            <w:proofErr w:type="spellStart"/>
-            <w:r>
-              <w:rPr>
-                <w:b w:val="0"/>
-                <w:bCs w:val="0"/>
-              </w:rPr>
-              <w:t>username</w:t>
-            </w:r>
-            <w:proofErr w:type="spellEnd"/>
-            <w:r>
-              <w:rPr>
-                <w:b w:val="0"/>
-                <w:bCs w:val="0"/>
-              </w:rPr>
-              <w:t xml:space="preserve">, </w:t>
-            </w:r>
-            <w:proofErr w:type="spellStart"/>
-            <w:r>
-              <w:rPr>
-                <w:b w:val="0"/>
-                <w:bCs w:val="0"/>
-              </w:rPr>
-              <w:t>password</w:t>
-            </w:r>
-            <w:proofErr w:type="spellEnd"/>
-            <w:r>
-              <w:t>)</w:t>
-            </w:r>
-          </w:p>
-        </w:tc>
-        <w:tc>
-          <w:tcPr>
-            <w:tcW w:w="0" w:type="auto"/>
-          </w:tcPr>
-          <w:p>
-            <w:pPr>
-              <w:pStyle w:val="Szakdolozatbekezdsek"/>
-              <w:ind w:firstLine="0"/>
-              <w:cnfStyle w:val="000000100000" w:firstRow="0" w:lastRow="0" w:firstColumn="0" w:lastColumn="0" w:oddVBand="0" w:evenVBand="0" w:oddHBand="1" w:evenHBand="0" w:firstRowFirstColumn="0" w:firstRowLastColumn="0" w:lastRowFirstColumn="0" w:lastRowLastColumn="0"/>
-            </w:pPr>
-            <w:r>
-              <w:t>Login()</w:t>
-            </w:r>
-          </w:p>
-        </w:tc>
-        <w:tc>
-          <w:tcPr>
-            <w:tcW w:w="0" w:type="auto"/>
-          </w:tcPr>
-          <w:p>
-            <w:pPr>
-              <w:pStyle w:val="Szakdolozatbekezdsek"/>
-              <w:ind w:firstLine="0"/>
-              <w:cnfStyle w:val="000000100000" w:firstRow="0" w:lastRow="0" w:firstColumn="0" w:lastColumn="0" w:oddVBand="0" w:evenVBand="0" w:oddHBand="1" w:evenHBand="0" w:firstRowFirstColumn="0" w:firstRowLastColumn="0" w:lastRowFirstColumn="0" w:lastRowLastColumn="0"/>
-            </w:pPr>
-          </w:p>
-        </w:tc>
-        <w:tc>
-          <w:tcPr>
-            <w:tcW w:w="0" w:type="auto"/>
-          </w:tcPr>
-          <w:p>
-            <w:pPr>
-              <w:pStyle w:val="Szakdolozatbekezdsek"/>
-              <w:ind w:firstLine="0"/>
-              <w:cnfStyle w:val="000000100000" w:firstRow="0" w:lastRow="0" w:firstColumn="0" w:lastColumn="0" w:oddVBand="0" w:evenVBand="0" w:oddHBand="1" w:evenHBand="0" w:firstRowFirstColumn="0" w:firstRowLastColumn="0" w:lastRowFirstColumn="0" w:lastRowLastColumn="0"/>
-            </w:pPr>
-          </w:p>
-        </w:tc>
-        <w:tc>
-          <w:tcPr>
-            <w:tcW w:w="0" w:type="auto"/>
-          </w:tcPr>
-          <w:p>
-            <w:pPr>
-              <w:pStyle w:val="Szakdolozatbekezdsek"/>
-              <w:ind w:firstLine="0"/>
-              <w:cnfStyle w:val="000000100000" w:firstRow="0" w:lastRow="0" w:firstColumn="0" w:lastColumn="0" w:oddVBand="0" w:evenVBand="0" w:oddHBand="1" w:evenHBand="0" w:firstRowFirstColumn="0" w:firstRowLastColumn="0" w:lastRowFirstColumn="0" w:lastRowLastColumn="0"/>
-            </w:pPr>
-          </w:p>
-        </w:tc>
-      </w:tr>
-      <w:tr>
-        <w:trPr>
-          <w:jc w:val="center"/>
-        </w:trPr>
-        <w:tc>
-          <w:tcPr>
-            <w:cnfStyle w:val="001000000000" w:firstRow="0" w:lastRow="0" w:firstColumn="1" w:lastColumn="0" w:oddVBand="0" w:evenVBand="0" w:oddHBand="0" w:evenHBand="0" w:firstRowFirstColumn="0" w:firstRowLastColumn="0" w:lastRowFirstColumn="0" w:lastRowLastColumn="0"/>
-            <w:tcW w:w="0" w:type="auto"/>
-          </w:tcPr>
-          <w:p>
-            <w:pPr>
-              <w:pStyle w:val="Szakdolozatbekezdsek"/>
-              <w:ind w:firstLine="0"/>
-            </w:pPr>
-            <w:proofErr w:type="spellStart"/>
-            <w:r>
-              <w:t>registerNerUser</w:t>
-            </w:r>
-            <w:proofErr w:type="spellEnd"/>
-            <w:r>
-              <w:t>(</w:t>
-            </w:r>
-            <w:proofErr w:type="spellStart"/>
-            <w:r>
-              <w:rPr>
-                <w:b w:val="0"/>
-                <w:bCs w:val="0"/>
-              </w:rPr>
-              <w:t>username</w:t>
-            </w:r>
-            <w:proofErr w:type="spellEnd"/>
-            <w:r>
-              <w:rPr>
-                <w:b w:val="0"/>
-                <w:bCs w:val="0"/>
-              </w:rPr>
-              <w:t xml:space="preserve">, </w:t>
-            </w:r>
-            <w:proofErr w:type="spellStart"/>
-            <w:r>
-              <w:rPr>
-                <w:b w:val="0"/>
-                <w:bCs w:val="0"/>
-              </w:rPr>
-              <w:t>password</w:t>
-            </w:r>
-            <w:proofErr w:type="spellEnd"/>
-            <w:r>
-              <w:t>)</w:t>
-            </w:r>
-          </w:p>
-        </w:tc>
-        <w:tc>
-          <w:tcPr>
-            <w:tcW w:w="0" w:type="auto"/>
-          </w:tcPr>
-          <w:p>
-            <w:pPr>
-              <w:pStyle w:val="Szakdolozatbekezdsek"/>
-              <w:ind w:firstLine="0"/>
-              <w:cnfStyle w:val="000000000000" w:firstRow="0" w:lastRow="0" w:firstColumn="0" w:lastColumn="0" w:oddVBand="0" w:evenVBand="0" w:oddHBand="0" w:evenHBand="0" w:firstRowFirstColumn="0" w:firstRowLastColumn="0" w:lastRowFirstColumn="0" w:lastRowLastColumn="0"/>
-            </w:pPr>
-            <w:proofErr w:type="spellStart"/>
-            <w:r>
-              <w:t>CreateUser</w:t>
-            </w:r>
-            <w:proofErr w:type="spellEnd"/>
-            <w:r>
-              <w:t>()</w:t>
-            </w:r>
-          </w:p>
-        </w:tc>
-        <w:tc>
-          <w:tcPr>
-            <w:tcW w:w="0" w:type="auto"/>
-          </w:tcPr>
-          <w:p>
-            <w:pPr>
-              <w:pStyle w:val="Szakdolozatbekezdsek"/>
-              <w:ind w:firstLine="0"/>
-              <w:cnfStyle w:val="000000000000" w:firstRow="0" w:lastRow="0" w:firstColumn="0" w:lastColumn="0" w:oddVBand="0" w:evenVBand="0" w:oddHBand="0" w:evenHBand="0" w:firstRowFirstColumn="0" w:firstRowLastColumn="0" w:lastRowFirstColumn="0" w:lastRowLastColumn="0"/>
-            </w:pPr>
-          </w:p>
-        </w:tc>
-        <w:tc>
-          <w:tcPr>
-            <w:tcW w:w="0" w:type="auto"/>
-          </w:tcPr>
-          <w:p>
-            <w:pPr>
-              <w:pStyle w:val="Szakdolozatbekezdsek"/>
-              <w:ind w:firstLine="0"/>
-              <w:cnfStyle w:val="000000000000" w:firstRow="0" w:lastRow="0" w:firstColumn="0" w:lastColumn="0" w:oddVBand="0" w:evenVBand="0" w:oddHBand="0" w:evenHBand="0" w:firstRowFirstColumn="0" w:firstRowLastColumn="0" w:lastRowFirstColumn="0" w:lastRowLastColumn="0"/>
-            </w:pPr>
-          </w:p>
-        </w:tc>
-        <w:tc>
-          <w:tcPr>
-            <w:tcW w:w="0" w:type="auto"/>
-          </w:tcPr>
-          <w:p>
-            <w:pPr>
-              <w:pStyle w:val="Szakdolozatbekezdsek"/>
-              <w:ind w:firstLine="0"/>
-              <w:cnfStyle w:val="000000000000" w:firstRow="0" w:lastRow="0" w:firstColumn="0" w:lastColumn="0" w:oddVBand="0" w:evenVBand="0" w:oddHBand="0" w:evenHBand="0" w:firstRowFirstColumn="0" w:firstRowLastColumn="0" w:lastRowFirstColumn="0" w:lastRowLastColumn="0"/>
-            </w:pPr>
-          </w:p>
-        </w:tc>
-      </w:tr>
-      <w:tr>
-        <w:trPr>
-          <w:cnfStyle w:val="000000100000" w:firstRow="0" w:lastRow="0" w:firstColumn="0" w:lastColumn="0" w:oddVBand="0" w:evenVBand="0" w:oddHBand="1" w:evenHBand="0" w:firstRowFirstColumn="0" w:firstRowLastColumn="0" w:lastRowFirstColumn="0" w:lastRowLastColumn="0"/>
-          <w:jc w:val="center"/>
-        </w:trPr>
-        <w:tc>
-          <w:tcPr>
-            <w:cnfStyle w:val="001000000000" w:firstRow="0" w:lastRow="0" w:firstColumn="1" w:lastColumn="0" w:oddVBand="0" w:evenVBand="0" w:oddHBand="0" w:evenHBand="0" w:firstRowFirstColumn="0" w:firstRowLastColumn="0" w:lastRowFirstColumn="0" w:lastRowLastColumn="0"/>
-            <w:tcW w:w="0" w:type="auto"/>
-          </w:tcPr>
-          <w:p>
-            <w:pPr>
-              <w:pStyle w:val="Szakdolozatbekezdsek"/>
-              <w:ind w:firstLine="0"/>
-            </w:pPr>
-            <w:proofErr w:type="spellStart"/>
-            <w:r>
-              <w:t>getPineTypes</w:t>
-            </w:r>
-            <w:proofErr w:type="spellEnd"/>
-            <w:r>
-              <w:t>()</w:t>
-            </w:r>
-          </w:p>
-        </w:tc>
-        <w:tc>
-          <w:tcPr>
-            <w:tcW w:w="0" w:type="auto"/>
-          </w:tcPr>
-          <w:p>
-            <w:pPr>
-              <w:pStyle w:val="Szakdolozatbekezdsek"/>
-              <w:ind w:firstLine="0"/>
-              <w:cnfStyle w:val="000000100000" w:firstRow="0" w:lastRow="0" w:firstColumn="0" w:lastColumn="0" w:oddVBand="0" w:evenVBand="0" w:oddHBand="1" w:evenHBand="0" w:firstRowFirstColumn="0" w:firstRowLastColumn="0" w:lastRowFirstColumn="0" w:lastRowLastColumn="0"/>
-            </w:pPr>
-            <w:proofErr w:type="spellStart"/>
-            <w:r>
-              <w:t>GetPineTypes</w:t>
-            </w:r>
-            <w:proofErr w:type="spellEnd"/>
-            <w:r>
-              <w:t>()</w:t>
-            </w:r>
-          </w:p>
-        </w:tc>
-        <w:tc>
-          <w:tcPr>
-            <w:tcW w:w="0" w:type="auto"/>
-          </w:tcPr>
-          <w:p>
-            <w:pPr>
-              <w:pStyle w:val="Szakdolozatbekezdsek"/>
-              <w:ind w:firstLine="0"/>
-              <w:cnfStyle w:val="000000100000" w:firstRow="0" w:lastRow="0" w:firstColumn="0" w:lastColumn="0" w:oddVBand="0" w:evenVBand="0" w:oddHBand="1" w:evenHBand="0" w:firstRowFirstColumn="0" w:firstRowLastColumn="0" w:lastRowFirstColumn="0" w:lastRowLastColumn="0"/>
-            </w:pPr>
-          </w:p>
-        </w:tc>
-        <w:tc>
-          <w:tcPr>
-            <w:tcW w:w="0" w:type="auto"/>
-          </w:tcPr>
-          <w:p>
-            <w:pPr>
-              <w:pStyle w:val="Szakdolozatbekezdsek"/>
-              <w:ind w:firstLine="0"/>
-              <w:cnfStyle w:val="000000100000" w:firstRow="0" w:lastRow="0" w:firstColumn="0" w:lastColumn="0" w:oddVBand="0" w:evenVBand="0" w:oddHBand="1" w:evenHBand="0" w:firstRowFirstColumn="0" w:firstRowLastColumn="0" w:lastRowFirstColumn="0" w:lastRowLastColumn="0"/>
-            </w:pPr>
-          </w:p>
-        </w:tc>
-        <w:tc>
-          <w:tcPr>
-            <w:tcW w:w="0" w:type="auto"/>
-          </w:tcPr>
-          <w:p>
-            <w:pPr>
-              <w:pStyle w:val="Szakdolozatbekezdsek"/>
-              <w:ind w:firstLine="0"/>
-              <w:cnfStyle w:val="000000100000" w:firstRow="0" w:lastRow="0" w:firstColumn="0" w:lastColumn="0" w:oddVBand="0" w:evenVBand="0" w:oddHBand="1" w:evenHBand="0" w:firstRowFirstColumn="0" w:firstRowLastColumn="0" w:lastRowFirstColumn="0" w:lastRowLastColumn="0"/>
-            </w:pPr>
-          </w:p>
-        </w:tc>
-      </w:tr>
-      <w:tr>
-        <w:trPr>
-          <w:jc w:val="center"/>
-        </w:trPr>
-        <w:tc>
-          <w:tcPr>
-            <w:cnfStyle w:val="001000000000" w:firstRow="0" w:lastRow="0" w:firstColumn="1" w:lastColumn="0" w:oddVBand="0" w:evenVBand="0" w:oddHBand="0" w:evenHBand="0" w:firstRowFirstColumn="0" w:firstRowLastColumn="0" w:lastRowFirstColumn="0" w:lastRowLastColumn="0"/>
-            <w:tcW w:w="0" w:type="auto"/>
-          </w:tcPr>
-          <w:p>
-            <w:pPr>
-              <w:pStyle w:val="Szakdolozatbekezdsek"/>
-              <w:ind w:firstLine="0"/>
-            </w:pPr>
-            <w:proofErr w:type="spellStart"/>
-            <w:r>
-              <w:t>GetPineBatchStates</w:t>
-            </w:r>
-            <w:proofErr w:type="spellEnd"/>
-            <w:r>
-              <w:t>()</w:t>
-            </w:r>
-          </w:p>
-        </w:tc>
-        <w:tc>
-          <w:tcPr>
-            <w:tcW w:w="0" w:type="auto"/>
-          </w:tcPr>
-          <w:p>
-            <w:pPr>
-              <w:pStyle w:val="Szakdolozatbekezdsek"/>
-              <w:ind w:firstLine="0"/>
-              <w:cnfStyle w:val="000000000000" w:firstRow="0" w:lastRow="0" w:firstColumn="0" w:lastColumn="0" w:oddVBand="0" w:evenVBand="0" w:oddHBand="0" w:evenHBand="0" w:firstRowFirstColumn="0" w:firstRowLastColumn="0" w:lastRowFirstColumn="0" w:lastRowLastColumn="0"/>
-            </w:pPr>
-            <w:proofErr w:type="spellStart"/>
-            <w:r>
-              <w:t>GetPineBatchState</w:t>
-            </w:r>
-            <w:proofErr w:type="spellEnd"/>
-            <w:r>
-              <w:t>()</w:t>
-            </w:r>
-          </w:p>
-        </w:tc>
-        <w:tc>
-          <w:tcPr>
-            <w:tcW w:w="0" w:type="auto"/>
-          </w:tcPr>
-          <w:p>
-            <w:pPr>
-              <w:pStyle w:val="Szakdolozatbekezdsek"/>
-              <w:ind w:firstLine="0"/>
-              <w:cnfStyle w:val="000000000000" w:firstRow="0" w:lastRow="0" w:firstColumn="0" w:lastColumn="0" w:oddVBand="0" w:evenVBand="0" w:oddHBand="0" w:evenHBand="0" w:firstRowFirstColumn="0" w:firstRowLastColumn="0" w:lastRowFirstColumn="0" w:lastRowLastColumn="0"/>
-            </w:pPr>
-          </w:p>
-        </w:tc>
-        <w:tc>
-          <w:tcPr>
-            <w:tcW w:w="0" w:type="auto"/>
-          </w:tcPr>
-          <w:p>
-            <w:pPr>
-              <w:pStyle w:val="Szakdolozatbekezdsek"/>
-              <w:ind w:firstLine="0"/>
-              <w:cnfStyle w:val="000000000000" w:firstRow="0" w:lastRow="0" w:firstColumn="0" w:lastColumn="0" w:oddVBand="0" w:evenVBand="0" w:oddHBand="0" w:evenHBand="0" w:firstRowFirstColumn="0" w:firstRowLastColumn="0" w:lastRowFirstColumn="0" w:lastRowLastColumn="0"/>
-            </w:pPr>
-          </w:p>
-        </w:tc>
-        <w:tc>
-          <w:tcPr>
-            <w:tcW w:w="0" w:type="auto"/>
-          </w:tcPr>
-          <w:p>
-            <w:pPr>
-              <w:pStyle w:val="Szakdolozatbekezdsek"/>
-              <w:ind w:firstLine="0"/>
-              <w:cnfStyle w:val="000000000000" w:firstRow="0" w:lastRow="0" w:firstColumn="0" w:lastColumn="0" w:oddVBand="0" w:evenVBand="0" w:oddHBand="0" w:evenHBand="0" w:firstRowFirstColumn="0" w:firstRowLastColumn="0" w:lastRowFirstColumn="0" w:lastRowLastColumn="0"/>
-            </w:pPr>
-          </w:p>
-        </w:tc>
-      </w:tr>
-      <w:tr>
-        <w:trPr>
-          <w:cnfStyle w:val="000000100000" w:firstRow="0" w:lastRow="0" w:firstColumn="0" w:lastColumn="0" w:oddVBand="0" w:evenVBand="0" w:oddHBand="1" w:evenHBand="0" w:firstRowFirstColumn="0" w:firstRowLastColumn="0" w:lastRowFirstColumn="0" w:lastRowLastColumn="0"/>
-          <w:jc w:val="center"/>
-        </w:trPr>
-        <w:tc>
-          <w:tcPr>
-            <w:cnfStyle w:val="001000000000" w:firstRow="0" w:lastRow="0" w:firstColumn="1" w:lastColumn="0" w:oddVBand="0" w:evenVBand="0" w:oddHBand="0" w:evenHBand="0" w:firstRowFirstColumn="0" w:firstRowLastColumn="0" w:lastRowFirstColumn="0" w:lastRowLastColumn="0"/>
-            <w:tcW w:w="0" w:type="auto"/>
-          </w:tcPr>
-          <w:p>
-            <w:pPr>
-              <w:pStyle w:val="Szakdolozatbekezdsek"/>
-              <w:ind w:firstLine="0"/>
-            </w:pPr>
-            <w:proofErr w:type="spellStart"/>
-            <w:r>
-              <w:t>GetPineBatchOrder</w:t>
-            </w:r>
-            <w:proofErr w:type="spellEnd"/>
-            <w:r>
-              <w:t>()</w:t>
-            </w:r>
-          </w:p>
-        </w:tc>
-        <w:tc>
-          <w:tcPr>
-            <w:tcW w:w="0" w:type="auto"/>
-          </w:tcPr>
-          <w:p>
-            <w:pPr>
-              <w:pStyle w:val="Szakdolozatbekezdsek"/>
-              <w:ind w:firstLine="0"/>
-              <w:cnfStyle w:val="000000100000" w:firstRow="0" w:lastRow="0" w:firstColumn="0" w:lastColumn="0" w:oddVBand="0" w:evenVBand="0" w:oddHBand="1" w:evenHBand="0" w:firstRowFirstColumn="0" w:firstRowLastColumn="0" w:lastRowFirstColumn="0" w:lastRowLastColumn="0"/>
-            </w:pPr>
-            <w:proofErr w:type="spellStart"/>
-            <w:r>
-              <w:t>GetAllPinebatchOrders</w:t>
-            </w:r>
-            <w:proofErr w:type="spellEnd"/>
-            <w:r>
-              <w:t>()</w:t>
-            </w:r>
-          </w:p>
-        </w:tc>
-        <w:tc>
-          <w:tcPr>
-            <w:tcW w:w="0" w:type="auto"/>
-          </w:tcPr>
-          <w:p>
-            <w:pPr>
-              <w:pStyle w:val="Szakdolozatbekezdsek"/>
-              <w:ind w:firstLine="0"/>
-              <w:cnfStyle w:val="000000100000" w:firstRow="0" w:lastRow="0" w:firstColumn="0" w:lastColumn="0" w:oddVBand="0" w:evenVBand="0" w:oddHBand="1" w:evenHBand="0" w:firstRowFirstColumn="0" w:firstRowLastColumn="0" w:lastRowFirstColumn="0" w:lastRowLastColumn="0"/>
-            </w:pPr>
-          </w:p>
-        </w:tc>
-        <w:tc>
-          <w:tcPr>
-            <w:tcW w:w="0" w:type="auto"/>
-          </w:tcPr>
-          <w:p>
-            <w:pPr>
-              <w:pStyle w:val="Szakdolozatbekezdsek"/>
-              <w:ind w:firstLine="0"/>
-              <w:cnfStyle w:val="000000100000" w:firstRow="0" w:lastRow="0" w:firstColumn="0" w:lastColumn="0" w:oddVBand="0" w:evenVBand="0" w:oddHBand="1" w:evenHBand="0" w:firstRowFirstColumn="0" w:firstRowLastColumn="0" w:lastRowFirstColumn="0" w:lastRowLastColumn="0"/>
-            </w:pPr>
-          </w:p>
-        </w:tc>
-        <w:tc>
-          <w:tcPr>
-            <w:tcW w:w="0" w:type="auto"/>
-          </w:tcPr>
-          <w:p>
-            <w:pPr>
-              <w:pStyle w:val="Szakdolozatbekezdsek"/>
-              <w:ind w:firstLine="0"/>
-              <w:cnfStyle w:val="000000100000" w:firstRow="0" w:lastRow="0" w:firstColumn="0" w:lastColumn="0" w:oddVBand="0" w:evenVBand="0" w:oddHBand="1" w:evenHBand="0" w:firstRowFirstColumn="0" w:firstRowLastColumn="0" w:lastRowFirstColumn="0" w:lastRowLastColumn="0"/>
-            </w:pPr>
-          </w:p>
-        </w:tc>
-      </w:tr>
-      <w:tr>
-        <w:trPr>
-          <w:jc w:val="center"/>
-        </w:trPr>
-        <w:tc>
-          <w:tcPr>
-            <w:cnfStyle w:val="001000000000" w:firstRow="0" w:lastRow="0" w:firstColumn="1" w:lastColumn="0" w:oddVBand="0" w:evenVBand="0" w:oddHBand="0" w:evenHBand="0" w:firstRowFirstColumn="0" w:firstRowLastColumn="0" w:lastRowFirstColumn="0" w:lastRowLastColumn="0"/>
-            <w:tcW w:w="0" w:type="auto"/>
-          </w:tcPr>
-          <w:p>
-            <w:pPr>
-              <w:pStyle w:val="Szakdolozatbekezdsek"/>
-              <w:ind w:firstLine="0"/>
-            </w:pPr>
-            <w:proofErr w:type="spellStart"/>
-            <w:r>
-              <w:t>RegisterNewPineBatchOrder</w:t>
-            </w:r>
-            <w:proofErr w:type="spellEnd"/>
-            <w:r>
-              <w:t>(</w:t>
-            </w:r>
-            <w:proofErr w:type="spellStart"/>
-            <w:r>
-              <w:rPr>
-                <w:b w:val="0"/>
-                <w:bCs w:val="0"/>
-              </w:rPr>
-              <w:t>pine_type</w:t>
-            </w:r>
-            <w:proofErr w:type="spellEnd"/>
-            <w:r>
-              <w:rPr>
-                <w:b w:val="0"/>
-                <w:bCs w:val="0"/>
-              </w:rPr>
-              <w:t xml:space="preserve">, </w:t>
-            </w:r>
-            <w:proofErr w:type="spellStart"/>
-            <w:r>
-              <w:rPr>
-                <w:b w:val="0"/>
-                <w:bCs w:val="0"/>
-              </w:rPr>
-              <w:t>batch_state</w:t>
-            </w:r>
-            <w:proofErr w:type="spellEnd"/>
-            <w:r>
-              <w:rPr>
-                <w:b w:val="0"/>
-                <w:bCs w:val="0"/>
-              </w:rPr>
-              <w:t xml:space="preserve">, </w:t>
-            </w:r>
-            <w:proofErr w:type="spellStart"/>
-            <w:r>
-              <w:rPr>
-                <w:b w:val="0"/>
-                <w:bCs w:val="0"/>
-              </w:rPr>
-              <w:t>quanity</w:t>
-            </w:r>
-            <w:proofErr w:type="spellEnd"/>
-            <w:r>
-              <w:t>)</w:t>
-            </w:r>
-          </w:p>
-        </w:tc>
-        <w:tc>
-          <w:tcPr>
-            <w:tcW w:w="0" w:type="auto"/>
-          </w:tcPr>
-          <w:p>
-            <w:pPr>
-              <w:pStyle w:val="Szakdolozatbekezdsek"/>
-              <w:ind w:firstLine="0"/>
-              <w:cnfStyle w:val="000000000000" w:firstRow="0" w:lastRow="0" w:firstColumn="0" w:lastColumn="0" w:oddVBand="0" w:evenVBand="0" w:oddHBand="0" w:evenHBand="0" w:firstRowFirstColumn="0" w:firstRowLastColumn="0" w:lastRowFirstColumn="0" w:lastRowLastColumn="0"/>
-            </w:pPr>
-            <w:proofErr w:type="spellStart"/>
-            <w:r>
-              <w:t>CreatePinebatchOrder</w:t>
-            </w:r>
-            <w:proofErr w:type="spellEnd"/>
-            <w:r>
-              <w:t>()</w:t>
-            </w:r>
-          </w:p>
-        </w:tc>
-        <w:tc>
-          <w:tcPr>
-            <w:tcW w:w="0" w:type="auto"/>
-          </w:tcPr>
-          <w:p>
-            <w:pPr>
-              <w:pStyle w:val="Szakdolozatbekezdsek"/>
-              <w:ind w:firstLine="0"/>
-              <w:cnfStyle w:val="000000000000" w:firstRow="0" w:lastRow="0" w:firstColumn="0" w:lastColumn="0" w:oddVBand="0" w:evenVBand="0" w:oddHBand="0" w:evenHBand="0" w:firstRowFirstColumn="0" w:firstRowLastColumn="0" w:lastRowFirstColumn="0" w:lastRowLastColumn="0"/>
-            </w:pPr>
-          </w:p>
-        </w:tc>
-        <w:tc>
-          <w:tcPr>
-            <w:tcW w:w="0" w:type="auto"/>
-          </w:tcPr>
-          <w:p>
-            <w:pPr>
-              <w:pStyle w:val="Szakdolozatbekezdsek"/>
-              <w:ind w:firstLine="0"/>
-              <w:cnfStyle w:val="000000000000" w:firstRow="0" w:lastRow="0" w:firstColumn="0" w:lastColumn="0" w:oddVBand="0" w:evenVBand="0" w:oddHBand="0" w:evenHBand="0" w:firstRowFirstColumn="0" w:firstRowLastColumn="0" w:lastRowFirstColumn="0" w:lastRowLastColumn="0"/>
-            </w:pPr>
-          </w:p>
-        </w:tc>
-        <w:tc>
-          <w:tcPr>
-            <w:tcW w:w="0" w:type="auto"/>
-          </w:tcPr>
-          <w:p>
-            <w:pPr>
-              <w:pStyle w:val="Szakdolozatbekezdsek"/>
-              <w:ind w:firstLine="0"/>
-              <w:cnfStyle w:val="000000000000" w:firstRow="0" w:lastRow="0" w:firstColumn="0" w:lastColumn="0" w:oddVBand="0" w:evenVBand="0" w:oddHBand="0" w:evenHBand="0" w:firstRowFirstColumn="0" w:firstRowLastColumn="0" w:lastRowFirstColumn="0" w:lastRowLastColumn="0"/>
-            </w:pPr>
-          </w:p>
-        </w:tc>
-      </w:tr>
-      <w:tr>
-        <w:trPr>
-          <w:cnfStyle w:val="000000100000" w:firstRow="0" w:lastRow="0" w:firstColumn="0" w:lastColumn="0" w:oddVBand="0" w:evenVBand="0" w:oddHBand="1" w:evenHBand="0" w:firstRowFirstColumn="0" w:firstRowLastColumn="0" w:lastRowFirstColumn="0" w:lastRowLastColumn="0"/>
-          <w:jc w:val="center"/>
-        </w:trPr>
-        <w:tc>
-          <w:tcPr>
-            <w:cnfStyle w:val="001000000000" w:firstRow="0" w:lastRow="0" w:firstColumn="1" w:lastColumn="0" w:oddVBand="0" w:evenVBand="0" w:oddHBand="0" w:evenHBand="0" w:firstRowFirstColumn="0" w:firstRowLastColumn="0" w:lastRowFirstColumn="0" w:lastRowLastColumn="0"/>
-            <w:tcW w:w="0" w:type="auto"/>
-          </w:tcPr>
-          <w:p>
-            <w:pPr>
-              <w:pStyle w:val="Szakdolozatbekezdsek"/>
-              <w:ind w:firstLine="0"/>
-            </w:pPr>
-            <w:proofErr w:type="spellStart"/>
-            <w:r>
-              <w:t>GetPineBaseTypes</w:t>
-            </w:r>
-            <w:proofErr w:type="spellEnd"/>
-            <w:r>
-              <w:t>()</w:t>
-            </w:r>
-          </w:p>
-        </w:tc>
-        <w:tc>
-          <w:tcPr>
-            <w:tcW w:w="0" w:type="auto"/>
-          </w:tcPr>
-          <w:p>
-            <w:pPr>
-              <w:pStyle w:val="Szakdolozatbekezdsek"/>
-              <w:ind w:firstLine="0"/>
-              <w:cnfStyle w:val="000000100000" w:firstRow="0" w:lastRow="0" w:firstColumn="0" w:lastColumn="0" w:oddVBand="0" w:evenVBand="0" w:oddHBand="1" w:evenHBand="0" w:firstRowFirstColumn="0" w:firstRowLastColumn="0" w:lastRowFirstColumn="0" w:lastRowLastColumn="0"/>
-            </w:pPr>
-            <w:proofErr w:type="spellStart"/>
-            <w:r>
-              <w:t>GetPineBaseTypes</w:t>
-            </w:r>
-            <w:proofErr w:type="spellEnd"/>
-            <w:r>
-              <w:t>()</w:t>
-            </w:r>
-          </w:p>
-        </w:tc>
-        <w:tc>
-          <w:tcPr>
-            <w:tcW w:w="0" w:type="auto"/>
-          </w:tcPr>
-          <w:p>
-            <w:pPr>
-              <w:pStyle w:val="Szakdolozatbekezdsek"/>
-              <w:ind w:firstLine="0"/>
-              <w:cnfStyle w:val="000000100000" w:firstRow="0" w:lastRow="0" w:firstColumn="0" w:lastColumn="0" w:oddVBand="0" w:evenVBand="0" w:oddHBand="1" w:evenHBand="0" w:firstRowFirstColumn="0" w:firstRowLastColumn="0" w:lastRowFirstColumn="0" w:lastRowLastColumn="0"/>
-            </w:pPr>
-          </w:p>
-        </w:tc>
-        <w:tc>
-          <w:tcPr>
-            <w:tcW w:w="0" w:type="auto"/>
-          </w:tcPr>
-          <w:p>
-            <w:pPr>
-              <w:pStyle w:val="Szakdolozatbekezdsek"/>
-              <w:ind w:firstLine="0"/>
-              <w:cnfStyle w:val="000000100000" w:firstRow="0" w:lastRow="0" w:firstColumn="0" w:lastColumn="0" w:oddVBand="0" w:evenVBand="0" w:oddHBand="1" w:evenHBand="0" w:firstRowFirstColumn="0" w:firstRowLastColumn="0" w:lastRowFirstColumn="0" w:lastRowLastColumn="0"/>
-            </w:pPr>
-          </w:p>
-        </w:tc>
-        <w:tc>
-          <w:tcPr>
-            <w:tcW w:w="0" w:type="auto"/>
-          </w:tcPr>
-          <w:p>
-            <w:pPr>
-              <w:pStyle w:val="Szakdolozatbekezdsek"/>
-              <w:ind w:firstLine="0"/>
-              <w:cnfStyle w:val="000000100000" w:firstRow="0" w:lastRow="0" w:firstColumn="0" w:lastColumn="0" w:oddVBand="0" w:evenVBand="0" w:oddHBand="1" w:evenHBand="0" w:firstRowFirstColumn="0" w:firstRowLastColumn="0" w:lastRowFirstColumn="0" w:lastRowLastColumn="0"/>
-            </w:pPr>
-          </w:p>
-        </w:tc>
-      </w:tr>
-      <w:tr>
-        <w:trPr>
-          <w:jc w:val="center"/>
-        </w:trPr>
-        <w:tc>
-          <w:tcPr>
-            <w:cnfStyle w:val="001000000000" w:firstRow="0" w:lastRow="0" w:firstColumn="1" w:lastColumn="0" w:oddVBand="0" w:evenVBand="0" w:oddHBand="0" w:evenHBand="0" w:firstRowFirstColumn="0" w:firstRowLastColumn="0" w:lastRowFirstColumn="0" w:lastRowLastColumn="0"/>
-            <w:tcW w:w="0" w:type="auto"/>
-          </w:tcPr>
-          <w:p>
-            <w:pPr>
-              <w:pStyle w:val="Szakdolozatbekezdsek"/>
-              <w:ind w:firstLine="0"/>
-            </w:pPr>
-            <w:proofErr w:type="spellStart"/>
-            <w:r>
-              <w:t>RegisterNewCostumer</w:t>
-            </w:r>
-            <w:proofErr w:type="spellEnd"/>
-            <w:r>
-              <w:t>(</w:t>
-            </w:r>
-            <w:proofErr w:type="spellStart"/>
-            <w:r>
-              <w:rPr>
-                <w:b w:val="0"/>
-                <w:bCs w:val="0"/>
-              </w:rPr>
-              <w:t>costumer_name</w:t>
-            </w:r>
-            <w:proofErr w:type="spellEnd"/>
-            <w:r>
-              <w:rPr>
-                <w:b w:val="0"/>
-                <w:bCs w:val="0"/>
-              </w:rPr>
-              <w:t xml:space="preserve">, </w:t>
-            </w:r>
-            <w:proofErr w:type="spellStart"/>
-            <w:r>
-              <w:rPr>
-                <w:b w:val="0"/>
-                <w:bCs w:val="0"/>
-              </w:rPr>
-              <w:t>costumer_postal_code</w:t>
-            </w:r>
-            <w:proofErr w:type="spellEnd"/>
-            <w:r>
-              <w:rPr>
-                <w:b w:val="0"/>
-                <w:bCs w:val="0"/>
-              </w:rPr>
-              <w:t xml:space="preserve">, </w:t>
-            </w:r>
-            <w:proofErr w:type="spellStart"/>
-            <w:r>
-              <w:rPr>
-                <w:b w:val="0"/>
-                <w:bCs w:val="0"/>
-              </w:rPr>
-              <w:t>costumer_city</w:t>
-            </w:r>
-            <w:proofErr w:type="spellEnd"/>
-            <w:r>
-              <w:rPr>
-                <w:b w:val="0"/>
-                <w:bCs w:val="0"/>
-              </w:rPr>
-              <w:t xml:space="preserve">, </w:t>
-            </w:r>
-            <w:proofErr w:type="spellStart"/>
-            <w:r>
-              <w:rPr>
-                <w:b w:val="0"/>
-                <w:bCs w:val="0"/>
-              </w:rPr>
-              <w:t>costumer_address</w:t>
-            </w:r>
-            <w:proofErr w:type="spellEnd"/>
-            <w:r>
-              <w:rPr>
-                <w:b w:val="0"/>
-                <w:bCs w:val="0"/>
-              </w:rPr>
-              <w:t xml:space="preserve">, </w:t>
-            </w:r>
-            <w:proofErr w:type="spellStart"/>
-            <w:r>
-              <w:rPr>
-                <w:b w:val="0"/>
-                <w:bCs w:val="0"/>
-              </w:rPr>
-              <w:t>costumer_phonenumber</w:t>
-            </w:r>
-            <w:proofErr w:type="spellEnd"/>
-            <w:r>
-              <w:rPr>
-                <w:b w:val="0"/>
-                <w:bCs w:val="0"/>
-              </w:rPr>
-              <w:t xml:space="preserve">, </w:t>
-            </w:r>
-            <w:proofErr w:type="spellStart"/>
-            <w:r>
-              <w:rPr>
-                <w:b w:val="0"/>
-                <w:bCs w:val="0"/>
-              </w:rPr>
-              <w:t>costumer_taxnumber</w:t>
-            </w:r>
-            <w:proofErr w:type="spellEnd"/>
-            <w:r>
-              <w:t>)</w:t>
-            </w:r>
-          </w:p>
-        </w:tc>
-        <w:tc>
-          <w:tcPr>
-            <w:tcW w:w="0" w:type="auto"/>
-          </w:tcPr>
-          <w:p>
-            <w:pPr>
-              <w:pStyle w:val="Szakdolozatbekezdsek"/>
-              <w:ind w:firstLine="0"/>
-              <w:cnfStyle w:val="000000000000" w:firstRow="0" w:lastRow="0" w:firstColumn="0" w:lastColumn="0" w:oddVBand="0" w:evenVBand="0" w:oddHBand="0" w:evenHBand="0" w:firstRowFirstColumn="0" w:firstRowLastColumn="0" w:lastRowFirstColumn="0" w:lastRowLastColumn="0"/>
-            </w:pPr>
-            <w:proofErr w:type="spellStart"/>
-            <w:r>
-              <w:t>CreateCostumer</w:t>
-            </w:r>
-            <w:proofErr w:type="spellEnd"/>
-            <w:r>
-              <w:t>()</w:t>
-            </w:r>
-          </w:p>
-        </w:tc>
-        <w:tc>
-          <w:tcPr>
-            <w:tcW w:w="0" w:type="auto"/>
-          </w:tcPr>
-          <w:p>
-            <w:pPr>
-              <w:pStyle w:val="Szakdolozatbekezdsek"/>
-              <w:ind w:firstLine="0"/>
-              <w:cnfStyle w:val="000000000000" w:firstRow="0" w:lastRow="0" w:firstColumn="0" w:lastColumn="0" w:oddVBand="0" w:evenVBand="0" w:oddHBand="0" w:evenHBand="0" w:firstRowFirstColumn="0" w:firstRowLastColumn="0" w:lastRowFirstColumn="0" w:lastRowLastColumn="0"/>
-            </w:pPr>
-          </w:p>
-        </w:tc>
-        <w:tc>
-          <w:tcPr>
-            <w:tcW w:w="0" w:type="auto"/>
-          </w:tcPr>
-          <w:p>
-            <w:pPr>
-              <w:pStyle w:val="Szakdolozatbekezdsek"/>
-              <w:ind w:firstLine="0"/>
-              <w:cnfStyle w:val="000000000000" w:firstRow="0" w:lastRow="0" w:firstColumn="0" w:lastColumn="0" w:oddVBand="0" w:evenVBand="0" w:oddHBand="0" w:evenHBand="0" w:firstRowFirstColumn="0" w:firstRowLastColumn="0" w:lastRowFirstColumn="0" w:lastRowLastColumn="0"/>
-            </w:pPr>
-          </w:p>
-        </w:tc>
-        <w:tc>
-          <w:tcPr>
-            <w:tcW w:w="0" w:type="auto"/>
-          </w:tcPr>
-          <w:p>
-            <w:pPr>
-              <w:pStyle w:val="Szakdolozatbekezdsek"/>
-              <w:ind w:firstLine="0"/>
-              <w:cnfStyle w:val="000000000000" w:firstRow="0" w:lastRow="0" w:firstColumn="0" w:lastColumn="0" w:oddVBand="0" w:evenVBand="0" w:oddHBand="0" w:evenHBand="0" w:firstRowFirstColumn="0" w:firstRowLastColumn="0" w:lastRowFirstColumn="0" w:lastRowLastColumn="0"/>
-            </w:pPr>
-          </w:p>
-        </w:tc>
-      </w:tr>
-      <w:tr>
-        <w:trPr>
-          <w:cnfStyle w:val="000000100000" w:firstRow="0" w:lastRow="0" w:firstColumn="0" w:lastColumn="0" w:oddVBand="0" w:evenVBand="0" w:oddHBand="1" w:evenHBand="0" w:firstRowFirstColumn="0" w:firstRowLastColumn="0" w:lastRowFirstColumn="0" w:lastRowLastColumn="0"/>
-          <w:jc w:val="center"/>
-        </w:trPr>
-        <w:tc>
-          <w:tcPr>
-            <w:cnfStyle w:val="001000000000" w:firstRow="0" w:lastRow="0" w:firstColumn="1" w:lastColumn="0" w:oddVBand="0" w:evenVBand="0" w:oddHBand="0" w:evenHBand="0" w:firstRowFirstColumn="0" w:firstRowLastColumn="0" w:lastRowFirstColumn="0" w:lastRowLastColumn="0"/>
-            <w:tcW w:w="0" w:type="auto"/>
-          </w:tcPr>
-          <w:p>
-            <w:pPr>
-              <w:pStyle w:val="Szakdolozatbekezdsek"/>
-              <w:ind w:firstLine="0"/>
-            </w:pPr>
-            <w:proofErr w:type="spellStart"/>
-            <w:r>
-              <w:t>GetAllCostumers</w:t>
-            </w:r>
-            <w:proofErr w:type="spellEnd"/>
-            <w:r>
-              <w:t>()</w:t>
-            </w:r>
-          </w:p>
-        </w:tc>
-        <w:tc>
-          <w:tcPr>
-            <w:tcW w:w="0" w:type="auto"/>
-          </w:tcPr>
-          <w:p>
-            <w:pPr>
-              <w:pStyle w:val="Szakdolozatbekezdsek"/>
-              <w:ind w:firstLine="0"/>
-              <w:cnfStyle w:val="000000100000" w:firstRow="0" w:lastRow="0" w:firstColumn="0" w:lastColumn="0" w:oddVBand="0" w:evenVBand="0" w:oddHBand="1" w:evenHBand="0" w:firstRowFirstColumn="0" w:firstRowLastColumn="0" w:lastRowFirstColumn="0" w:lastRowLastColumn="0"/>
-            </w:pPr>
-            <w:proofErr w:type="spellStart"/>
-            <w:r>
-              <w:t>GetAllCostumers</w:t>
-            </w:r>
-            <w:proofErr w:type="spellEnd"/>
-            <w:r>
-              <w:t>()</w:t>
-            </w:r>
-          </w:p>
-        </w:tc>
-        <w:tc>
-          <w:tcPr>
-            <w:tcW w:w="0" w:type="auto"/>
-          </w:tcPr>
-          <w:p>
-            <w:pPr>
-              <w:pStyle w:val="Szakdolozatbekezdsek"/>
-              <w:ind w:firstLine="0"/>
-              <w:cnfStyle w:val="000000100000" w:firstRow="0" w:lastRow="0" w:firstColumn="0" w:lastColumn="0" w:oddVBand="0" w:evenVBand="0" w:oddHBand="1" w:evenHBand="0" w:firstRowFirstColumn="0" w:firstRowLastColumn="0" w:lastRowFirstColumn="0" w:lastRowLastColumn="0"/>
-            </w:pPr>
-          </w:p>
-        </w:tc>
-        <w:tc>
-          <w:tcPr>
-            <w:tcW w:w="0" w:type="auto"/>
-          </w:tcPr>
-          <w:p>
-            <w:pPr>
-              <w:pStyle w:val="Szakdolozatbekezdsek"/>
-              <w:ind w:firstLine="0"/>
-              <w:cnfStyle w:val="000000100000" w:firstRow="0" w:lastRow="0" w:firstColumn="0" w:lastColumn="0" w:oddVBand="0" w:evenVBand="0" w:oddHBand="1" w:evenHBand="0" w:firstRowFirstColumn="0" w:firstRowLastColumn="0" w:lastRowFirstColumn="0" w:lastRowLastColumn="0"/>
-            </w:pPr>
-          </w:p>
-        </w:tc>
-        <w:tc>
-          <w:tcPr>
-            <w:tcW w:w="0" w:type="auto"/>
-          </w:tcPr>
-          <w:p>
-            <w:pPr>
-              <w:pStyle w:val="Szakdolozatbekezdsek"/>
-              <w:ind w:firstLine="0"/>
-              <w:cnfStyle w:val="000000100000" w:firstRow="0" w:lastRow="0" w:firstColumn="0" w:lastColumn="0" w:oddVBand="0" w:evenVBand="0" w:oddHBand="1" w:evenHBand="0" w:firstRowFirstColumn="0" w:firstRowLastColumn="0" w:lastRowFirstColumn="0" w:lastRowLastColumn="0"/>
-            </w:pPr>
-          </w:p>
-        </w:tc>
-      </w:tr>
-      <w:tr>
-        <w:trPr>
-          <w:jc w:val="center"/>
-        </w:trPr>
-        <w:tc>
-          <w:tcPr>
-            <w:cnfStyle w:val="001000000000" w:firstRow="0" w:lastRow="0" w:firstColumn="1" w:lastColumn="0" w:oddVBand="0" w:evenVBand="0" w:oddHBand="0" w:evenHBand="0" w:firstRowFirstColumn="0" w:firstRowLastColumn="0" w:lastRowFirstColumn="0" w:lastRowLastColumn="0"/>
-            <w:tcW w:w="0" w:type="auto"/>
-          </w:tcPr>
-          <w:p>
-            <w:pPr>
-              <w:pStyle w:val="Szakdolozatbekezdsek"/>
-              <w:ind w:firstLine="0"/>
-            </w:pPr>
-            <w:proofErr w:type="spellStart"/>
-            <w:r>
-              <w:t>GetCostumersList</w:t>
-            </w:r>
-            <w:proofErr w:type="spellEnd"/>
-            <w:r>
-              <w:t>()</w:t>
-            </w:r>
-          </w:p>
-        </w:tc>
-        <w:tc>
-          <w:tcPr>
-            <w:tcW w:w="0" w:type="auto"/>
-          </w:tcPr>
-          <w:p>
-            <w:pPr>
-              <w:pStyle w:val="Szakdolozatbekezdsek"/>
-              <w:ind w:firstLine="0"/>
-              <w:cnfStyle w:val="000000000000" w:firstRow="0" w:lastRow="0" w:firstColumn="0" w:lastColumn="0" w:oddVBand="0" w:evenVBand="0" w:oddHBand="0" w:evenHBand="0" w:firstRowFirstColumn="0" w:firstRowLastColumn="0" w:lastRowFirstColumn="0" w:lastRowLastColumn="0"/>
-            </w:pPr>
-            <w:proofErr w:type="spellStart"/>
-            <w:r>
-              <w:t>GetCostumerList</w:t>
-            </w:r>
-            <w:proofErr w:type="spellEnd"/>
-            <w:r>
-              <w:t>()</w:t>
-            </w:r>
-          </w:p>
-        </w:tc>
-        <w:tc>
-          <w:tcPr>
-            <w:tcW w:w="0" w:type="auto"/>
-          </w:tcPr>
-          <w:p>
-            <w:pPr>
-              <w:pStyle w:val="Szakdolozatbekezdsek"/>
-              <w:ind w:firstLine="0"/>
-              <w:cnfStyle w:val="000000000000" w:firstRow="0" w:lastRow="0" w:firstColumn="0" w:lastColumn="0" w:oddVBand="0" w:evenVBand="0" w:oddHBand="0" w:evenHBand="0" w:firstRowFirstColumn="0" w:firstRowLastColumn="0" w:lastRowFirstColumn="0" w:lastRowLastColumn="0"/>
-            </w:pPr>
-          </w:p>
-        </w:tc>
-        <w:tc>
-          <w:tcPr>
-            <w:tcW w:w="0" w:type="auto"/>
-          </w:tcPr>
-          <w:p>
-            <w:pPr>
-              <w:pStyle w:val="Szakdolozatbekezdsek"/>
-              <w:ind w:firstLine="0"/>
-              <w:cnfStyle w:val="000000000000" w:firstRow="0" w:lastRow="0" w:firstColumn="0" w:lastColumn="0" w:oddVBand="0" w:evenVBand="0" w:oddHBand="0" w:evenHBand="0" w:firstRowFirstColumn="0" w:firstRowLastColumn="0" w:lastRowFirstColumn="0" w:lastRowLastColumn="0"/>
-            </w:pPr>
-          </w:p>
-        </w:tc>
-        <w:tc>
-          <w:tcPr>
-            <w:tcW w:w="0" w:type="auto"/>
-          </w:tcPr>
-          <w:p>
-            <w:pPr>
-              <w:pStyle w:val="Szakdolozatbekezdsek"/>
-              <w:ind w:firstLine="0"/>
-              <w:cnfStyle w:val="000000000000" w:firstRow="0" w:lastRow="0" w:firstColumn="0" w:lastColumn="0" w:oddVBand="0" w:evenVBand="0" w:oddHBand="0" w:evenHBand="0" w:firstRowFirstColumn="0" w:firstRowLastColumn="0" w:lastRowFirstColumn="0" w:lastRowLastColumn="0"/>
-            </w:pPr>
-          </w:p>
-        </w:tc>
-      </w:tr>
-      <w:tr>
-        <w:trPr>
-          <w:cnfStyle w:val="000000100000" w:firstRow="0" w:lastRow="0" w:firstColumn="0" w:lastColumn="0" w:oddVBand="0" w:evenVBand="0" w:oddHBand="1" w:evenHBand="0" w:firstRowFirstColumn="0" w:firstRowLastColumn="0" w:lastRowFirstColumn="0" w:lastRowLastColumn="0"/>
-          <w:jc w:val="center"/>
-        </w:trPr>
-        <w:tc>
-          <w:tcPr>
-            <w:cnfStyle w:val="001000000000" w:firstRow="0" w:lastRow="0" w:firstColumn="1" w:lastColumn="0" w:oddVBand="0" w:evenVBand="0" w:oddHBand="0" w:evenHBand="0" w:firstRowFirstColumn="0" w:firstRowLastColumn="0" w:lastRowFirstColumn="0" w:lastRowLastColumn="0"/>
-            <w:tcW w:w="0" w:type="auto"/>
-          </w:tcPr>
-          <w:p>
-            <w:pPr>
-              <w:pStyle w:val="Szakdolozatbekezdsek"/>
-              <w:ind w:firstLine="0"/>
-            </w:pPr>
-            <w:proofErr w:type="spellStart"/>
-            <w:r>
-              <w:lastRenderedPageBreak/>
-              <w:t>RegisterNewPinebaseOrder</w:t>
-            </w:r>
-            <w:proofErr w:type="spellEnd"/>
-            <w:r>
-              <w:t>(</w:t>
-            </w:r>
-            <w:proofErr w:type="spellStart"/>
-            <w:r>
-              <w:rPr>
-                <w:b w:val="0"/>
-                <w:bCs w:val="0"/>
-              </w:rPr>
-              <w:t>costumerId</w:t>
-            </w:r>
-            <w:proofErr w:type="spellEnd"/>
-            <w:r>
-              <w:rPr>
-                <w:b w:val="0"/>
-                <w:bCs w:val="0"/>
-              </w:rPr>
-              <w:t xml:space="preserve">, </w:t>
-            </w:r>
-            <w:proofErr w:type="spellStart"/>
-            <w:r>
-              <w:rPr>
-                <w:b w:val="0"/>
-                <w:bCs w:val="0"/>
-              </w:rPr>
-              <w:t>pineTypeId</w:t>
-            </w:r>
-            <w:proofErr w:type="spellEnd"/>
-            <w:r>
-              <w:rPr>
-                <w:b w:val="0"/>
-                <w:bCs w:val="0"/>
-              </w:rPr>
-              <w:t xml:space="preserve">, </w:t>
-            </w:r>
-            <w:proofErr w:type="spellStart"/>
-            <w:r>
-              <w:rPr>
-                <w:b w:val="0"/>
-                <w:bCs w:val="0"/>
-              </w:rPr>
-              <w:t>pinebasetype</w:t>
-            </w:r>
-            <w:proofErr w:type="spellEnd"/>
-            <w:r>
-              <w:rPr>
-                <w:b w:val="0"/>
-                <w:bCs w:val="0"/>
-              </w:rPr>
-              <w:t xml:space="preserve">, </w:t>
-            </w:r>
-            <w:proofErr w:type="spellStart"/>
-            <w:r>
-              <w:rPr>
-                <w:b w:val="0"/>
-                <w:bCs w:val="0"/>
-              </w:rPr>
-              <w:t>baseQuantity</w:t>
-            </w:r>
-            <w:proofErr w:type="spellEnd"/>
-            <w:r>
-              <w:rPr>
-                <w:b w:val="0"/>
-                <w:bCs w:val="0"/>
-              </w:rPr>
-              <w:t xml:space="preserve">, </w:t>
-            </w:r>
-            <w:proofErr w:type="spellStart"/>
-            <w:r>
-              <w:rPr>
-                <w:b w:val="0"/>
-                <w:bCs w:val="0"/>
-              </w:rPr>
-              <w:t>baseOrderedDate</w:t>
-            </w:r>
-            <w:proofErr w:type="spellEnd"/>
-            <w:r>
-              <w:rPr>
-                <w:b w:val="0"/>
-                <w:bCs w:val="0"/>
-              </w:rPr>
-              <w:t xml:space="preserve">, </w:t>
-            </w:r>
-            <w:proofErr w:type="spellStart"/>
-            <w:r>
-              <w:rPr>
-                <w:b w:val="0"/>
-                <w:bCs w:val="0"/>
-              </w:rPr>
-              <w:t>baseState</w:t>
-            </w:r>
-            <w:proofErr w:type="spellEnd"/>
-          </w:p>
-          <w:p>
-            <w:pPr>
-              <w:pStyle w:val="Szakdolozatbekezdsek"/>
-              <w:ind w:firstLine="0"/>
-            </w:pPr>
-            <w:r>
-              <w:t>)</w:t>
-            </w:r>
-          </w:p>
-        </w:tc>
-        <w:tc>
-          <w:tcPr>
-            <w:tcW w:w="0" w:type="auto"/>
-          </w:tcPr>
-          <w:p>
-            <w:pPr>
-              <w:pStyle w:val="Szakdolozatbekezdsek"/>
-              <w:ind w:firstLine="0"/>
-              <w:cnfStyle w:val="000000100000" w:firstRow="0" w:lastRow="0" w:firstColumn="0" w:lastColumn="0" w:oddVBand="0" w:evenVBand="0" w:oddHBand="1" w:evenHBand="0" w:firstRowFirstColumn="0" w:firstRowLastColumn="0" w:lastRowFirstColumn="0" w:lastRowLastColumn="0"/>
-            </w:pPr>
-            <w:proofErr w:type="spellStart"/>
-            <w:r>
-              <w:t>CreatePinebaseOrder</w:t>
-            </w:r>
-            <w:proofErr w:type="spellEnd"/>
-            <w:r>
-              <w:t>()</w:t>
-            </w:r>
-          </w:p>
-        </w:tc>
-        <w:tc>
-          <w:tcPr>
-            <w:tcW w:w="0" w:type="auto"/>
-          </w:tcPr>
-          <w:p>
-            <w:pPr>
-              <w:pStyle w:val="Szakdolozatbekezdsek"/>
-              <w:ind w:firstLine="0"/>
-              <w:cnfStyle w:val="000000100000" w:firstRow="0" w:lastRow="0" w:firstColumn="0" w:lastColumn="0" w:oddVBand="0" w:evenVBand="0" w:oddHBand="1" w:evenHBand="0" w:firstRowFirstColumn="0" w:firstRowLastColumn="0" w:lastRowFirstColumn="0" w:lastRowLastColumn="0"/>
-            </w:pPr>
-          </w:p>
-        </w:tc>
-        <w:tc>
-          <w:tcPr>
-            <w:tcW w:w="0" w:type="auto"/>
-          </w:tcPr>
-          <w:p>
-            <w:pPr>
-              <w:pStyle w:val="Szakdolozatbekezdsek"/>
-              <w:ind w:firstLine="0"/>
-              <w:cnfStyle w:val="000000100000" w:firstRow="0" w:lastRow="0" w:firstColumn="0" w:lastColumn="0" w:oddVBand="0" w:evenVBand="0" w:oddHBand="1" w:evenHBand="0" w:firstRowFirstColumn="0" w:firstRowLastColumn="0" w:lastRowFirstColumn="0" w:lastRowLastColumn="0"/>
-            </w:pPr>
-          </w:p>
-        </w:tc>
-        <w:tc>
-          <w:tcPr>
-            <w:tcW w:w="0" w:type="auto"/>
-          </w:tcPr>
-          <w:p>
-            <w:pPr>
-              <w:pStyle w:val="Szakdolozatbekezdsek"/>
-              <w:ind w:firstLine="0"/>
-              <w:cnfStyle w:val="000000100000" w:firstRow="0" w:lastRow="0" w:firstColumn="0" w:lastColumn="0" w:oddVBand="0" w:evenVBand="0" w:oddHBand="1" w:evenHBand="0" w:firstRowFirstColumn="0" w:firstRowLastColumn="0" w:lastRowFirstColumn="0" w:lastRowLastColumn="0"/>
-            </w:pPr>
-          </w:p>
-        </w:tc>
-      </w:tr>
-      <w:tr>
-        <w:trPr>
-          <w:jc w:val="center"/>
-        </w:trPr>
-        <w:tc>
-          <w:tcPr>
-            <w:cnfStyle w:val="001000000000" w:firstRow="0" w:lastRow="0" w:firstColumn="1" w:lastColumn="0" w:oddVBand="0" w:evenVBand="0" w:oddHBand="0" w:evenHBand="0" w:firstRowFirstColumn="0" w:firstRowLastColumn="0" w:lastRowFirstColumn="0" w:lastRowLastColumn="0"/>
-            <w:tcW w:w="0" w:type="auto"/>
-          </w:tcPr>
-          <w:p>
-            <w:pPr>
-              <w:pStyle w:val="Szakdolozatbekezdsek"/>
-              <w:ind w:firstLine="0"/>
-            </w:pPr>
-            <w:proofErr w:type="spellStart"/>
-            <w:r>
-              <w:t>GetAllPinebaseOrders</w:t>
-            </w:r>
-            <w:proofErr w:type="spellEnd"/>
-            <w:r>
-              <w:t>()</w:t>
-            </w:r>
-          </w:p>
-        </w:tc>
-        <w:tc>
-          <w:tcPr>
-            <w:tcW w:w="0" w:type="auto"/>
-          </w:tcPr>
-          <w:p>
-            <w:pPr>
-              <w:pStyle w:val="Szakdolozatbekezdsek"/>
-              <w:ind w:firstLine="0"/>
-              <w:cnfStyle w:val="000000000000" w:firstRow="0" w:lastRow="0" w:firstColumn="0" w:lastColumn="0" w:oddVBand="0" w:evenVBand="0" w:oddHBand="0" w:evenHBand="0" w:firstRowFirstColumn="0" w:firstRowLastColumn="0" w:lastRowFirstColumn="0" w:lastRowLastColumn="0"/>
-            </w:pPr>
-            <w:proofErr w:type="spellStart"/>
-            <w:r>
-              <w:t>GetAllPinebaseOrder</w:t>
-            </w:r>
-            <w:proofErr w:type="spellEnd"/>
-            <w:r>
-              <w:t>()</w:t>
-            </w:r>
-          </w:p>
-        </w:tc>
-        <w:tc>
-          <w:tcPr>
-            <w:tcW w:w="0" w:type="auto"/>
-          </w:tcPr>
-          <w:p>
-            <w:pPr>
-              <w:pStyle w:val="Szakdolozatbekezdsek"/>
-              <w:ind w:firstLine="0"/>
-              <w:cnfStyle w:val="000000000000" w:firstRow="0" w:lastRow="0" w:firstColumn="0" w:lastColumn="0" w:oddVBand="0" w:evenVBand="0" w:oddHBand="0" w:evenHBand="0" w:firstRowFirstColumn="0" w:firstRowLastColumn="0" w:lastRowFirstColumn="0" w:lastRowLastColumn="0"/>
-            </w:pPr>
-          </w:p>
-        </w:tc>
-        <w:tc>
-          <w:tcPr>
-            <w:tcW w:w="0" w:type="auto"/>
-          </w:tcPr>
-          <w:p>
-            <w:pPr>
-              <w:pStyle w:val="Szakdolozatbekezdsek"/>
-              <w:ind w:firstLine="0"/>
-              <w:cnfStyle w:val="000000000000" w:firstRow="0" w:lastRow="0" w:firstColumn="0" w:lastColumn="0" w:oddVBand="0" w:evenVBand="0" w:oddHBand="0" w:evenHBand="0" w:firstRowFirstColumn="0" w:firstRowLastColumn="0" w:lastRowFirstColumn="0" w:lastRowLastColumn="0"/>
-            </w:pPr>
-          </w:p>
-        </w:tc>
-        <w:tc>
-          <w:tcPr>
-            <w:tcW w:w="0" w:type="auto"/>
-          </w:tcPr>
-          <w:p>
-            <w:pPr>
-              <w:pStyle w:val="Szakdolozatbekezdsek"/>
-              <w:ind w:firstLine="0"/>
-              <w:cnfStyle w:val="000000000000" w:firstRow="0" w:lastRow="0" w:firstColumn="0" w:lastColumn="0" w:oddVBand="0" w:evenVBand="0" w:oddHBand="0" w:evenHBand="0" w:firstRowFirstColumn="0" w:firstRowLastColumn="0" w:lastRowFirstColumn="0" w:lastRowLastColumn="0"/>
-            </w:pPr>
-          </w:p>
-        </w:tc>
-      </w:tr>
-      <w:tr>
-        <w:trPr>
-          <w:cnfStyle w:val="000000100000" w:firstRow="0" w:lastRow="0" w:firstColumn="0" w:lastColumn="0" w:oddVBand="0" w:evenVBand="0" w:oddHBand="1" w:evenHBand="0" w:firstRowFirstColumn="0" w:firstRowLastColumn="0" w:lastRowFirstColumn="0" w:lastRowLastColumn="0"/>
-          <w:jc w:val="center"/>
-        </w:trPr>
-        <w:tc>
-          <w:tcPr>
-            <w:cnfStyle w:val="001000000000" w:firstRow="0" w:lastRow="0" w:firstColumn="1" w:lastColumn="0" w:oddVBand="0" w:evenVBand="0" w:oddHBand="0" w:evenHBand="0" w:firstRowFirstColumn="0" w:firstRowLastColumn="0" w:lastRowFirstColumn="0" w:lastRowLastColumn="0"/>
-            <w:tcW w:w="0" w:type="auto"/>
-          </w:tcPr>
-          <w:p>
-            <w:pPr>
-              <w:pStyle w:val="Szakdolozatbekezdsek"/>
-              <w:ind w:firstLine="0"/>
-            </w:pPr>
-            <w:proofErr w:type="spellStart"/>
-            <w:r>
-              <w:t>UpdatePinebaseOrderState</w:t>
-            </w:r>
-            <w:proofErr w:type="spellEnd"/>
-            <w:r>
-              <w:t>(</w:t>
-            </w:r>
-            <w:proofErr w:type="spellStart"/>
-            <w:r>
-              <w:t>baseId</w:t>
-            </w:r>
-            <w:proofErr w:type="spellEnd"/>
-            <w:r>
-              <w:t xml:space="preserve">, </w:t>
-            </w:r>
-            <w:proofErr w:type="spellStart"/>
-            <w:r>
-              <w:t>baseState</w:t>
-            </w:r>
-            <w:proofErr w:type="spellEnd"/>
-            <w:r>
-              <w:t>)</w:t>
-            </w:r>
-          </w:p>
-        </w:tc>
-        <w:tc>
-          <w:tcPr>
-            <w:tcW w:w="0" w:type="auto"/>
-          </w:tcPr>
-          <w:p>
-            <w:pPr>
-              <w:pStyle w:val="Szakdolozatbekezdsek"/>
-              <w:ind w:firstLine="0"/>
-              <w:cnfStyle w:val="000000100000" w:firstRow="0" w:lastRow="0" w:firstColumn="0" w:lastColumn="0" w:oddVBand="0" w:evenVBand="0" w:oddHBand="1" w:evenHBand="0" w:firstRowFirstColumn="0" w:firstRowLastColumn="0" w:lastRowFirstColumn="0" w:lastRowLastColumn="0"/>
-            </w:pPr>
-            <w:proofErr w:type="spellStart"/>
-            <w:r>
-              <w:t>UpdatePinebaseOrderState</w:t>
-            </w:r>
-            <w:proofErr w:type="spellEnd"/>
-            <w:r>
-              <w:t>()</w:t>
-            </w:r>
-          </w:p>
-        </w:tc>
-        <w:tc>
-          <w:tcPr>
-            <w:tcW w:w="0" w:type="auto"/>
-          </w:tcPr>
-          <w:p>
-            <w:pPr>
-              <w:pStyle w:val="Szakdolozatbekezdsek"/>
-              <w:ind w:firstLine="0"/>
-              <w:cnfStyle w:val="000000100000" w:firstRow="0" w:lastRow="0" w:firstColumn="0" w:lastColumn="0" w:oddVBand="0" w:evenVBand="0" w:oddHBand="1" w:evenHBand="0" w:firstRowFirstColumn="0" w:firstRowLastColumn="0" w:lastRowFirstColumn="0" w:lastRowLastColumn="0"/>
-            </w:pPr>
-          </w:p>
-        </w:tc>
-        <w:tc>
-          <w:tcPr>
-            <w:tcW w:w="0" w:type="auto"/>
-          </w:tcPr>
-          <w:p>
-            <w:pPr>
-              <w:pStyle w:val="Szakdolozatbekezdsek"/>
-              <w:ind w:firstLine="0"/>
-              <w:cnfStyle w:val="000000100000" w:firstRow="0" w:lastRow="0" w:firstColumn="0" w:lastColumn="0" w:oddVBand="0" w:evenVBand="0" w:oddHBand="1" w:evenHBand="0" w:firstRowFirstColumn="0" w:firstRowLastColumn="0" w:lastRowFirstColumn="0" w:lastRowLastColumn="0"/>
-            </w:pPr>
-          </w:p>
-        </w:tc>
-        <w:tc>
-          <w:tcPr>
-            <w:tcW w:w="0" w:type="auto"/>
-          </w:tcPr>
-          <w:p>
-            <w:pPr>
-              <w:pStyle w:val="Szakdolozatbekezdsek"/>
-              <w:ind w:firstLine="0"/>
-              <w:cnfStyle w:val="000000100000" w:firstRow="0" w:lastRow="0" w:firstColumn="0" w:lastColumn="0" w:oddVBand="0" w:evenVBand="0" w:oddHBand="1" w:evenHBand="0" w:firstRowFirstColumn="0" w:firstRowLastColumn="0" w:lastRowFirstColumn="0" w:lastRowLastColumn="0"/>
-            </w:pPr>
-          </w:p>
-        </w:tc>
-      </w:tr>
-    </w:tbl>
-    <w:p>
-      <w:pPr>
-        <w:pStyle w:val="Szakdolozatbekezdsek"/>
-      </w:pPr>
+        <w:t>UserDTO createUserDTO)</w:t>
+      </w:r>
+      <w:r>
+        <w:t>{}</w:t>
+      </w:r>
+    </w:p>
+    <w:p>
+      <w:pPr>
+        <w:pStyle w:val="Szakdolozatbekezdsek"/>
+        <w:numPr>
+          <w:ilvl w:val="0"/>
+          <w:numId w:val="9"/>
+        </w:numPr>
+      </w:pPr>
+      <w:r>
+        <w:rPr>
+          <w:b/>
+          <w:bCs/>
+        </w:rPr>
+        <w:t>Funkció</w:t>
+      </w:r>
+      <w:r>
+        <w:t>: Ú</w:t>
+      </w:r>
+      <w:r>
+        <w:t>j felhasználó regisztrál</w:t>
+      </w:r>
+      <w:r>
+        <w:t>ása esetén</w:t>
+      </w:r>
+      <w:r>
+        <w:t>, POST hívás</w:t>
+      </w:r>
+      <w:r>
+        <w:t>;</w:t>
+      </w:r>
+    </w:p>
+    <w:p>
+      <w:pPr>
+        <w:pStyle w:val="Szakdolozatbekezdsek"/>
+        <w:numPr>
+          <w:ilvl w:val="0"/>
+          <w:numId w:val="9"/>
+        </w:numPr>
+      </w:pPr>
+      <w:r>
+        <w:rPr>
+          <w:b/>
+          <w:bCs/>
+        </w:rPr>
+        <w:t>Bemenet</w:t>
+      </w:r>
+      <w:r>
+        <w:t>: UserDTO típusú adatcsomag</w:t>
+      </w:r>
+      <w:r>
+        <w:t>(UserName, Password)</w:t>
+      </w:r>
+      <w:r>
+        <w:t>;</w:t>
+      </w:r>
+    </w:p>
+    <w:p>
+      <w:pPr>
+        <w:pStyle w:val="Szakdolozatbekezdsek"/>
+        <w:numPr>
+          <w:ilvl w:val="0"/>
+          <w:numId w:val="9"/>
+        </w:numPr>
+      </w:pPr>
+      <w:r>
+        <w:rPr>
+          <w:b/>
+          <w:bCs/>
+        </w:rPr>
+        <w:t>Kimenet</w:t>
+      </w:r>
+      <w:r>
+        <w:t>: Sikeres, vagy sikertelen regisztráció;</w:t>
+      </w:r>
+    </w:p>
+    <w:p>
+      <w:pPr>
+        <w:pStyle w:val="Cmsor4"/>
+      </w:pPr>
+      <w:r>
+        <w:t>Login([FromBody] UserDTO loginDTO){}</w:t>
+      </w:r>
+    </w:p>
+    <w:p>
+      <w:pPr>
+        <w:pStyle w:val="Szakdolozatbekezdsek"/>
+        <w:numPr>
+          <w:ilvl w:val="0"/>
+          <w:numId w:val="10"/>
+        </w:numPr>
+      </w:pPr>
+      <w:r>
+        <w:rPr>
+          <w:b/>
+          <w:bCs/>
+        </w:rPr>
+        <w:t>Funkció</w:t>
+      </w:r>
+      <w:r>
+        <w:t>: A programba való belépéskor, POST hívás;</w:t>
+      </w:r>
+    </w:p>
+    <w:p>
+      <w:pPr>
+        <w:pStyle w:val="Szakdolozatbekezdsek"/>
+        <w:numPr>
+          <w:ilvl w:val="0"/>
+          <w:numId w:val="10"/>
+        </w:numPr>
+      </w:pPr>
+      <w:r>
+        <w:rPr>
+          <w:b/>
+          <w:bCs/>
+        </w:rPr>
+        <w:t>Bemenet</w:t>
+      </w:r>
+      <w:r>
+        <w:t>: UserDTO típusú adatcsomag(UserName, Password);</w:t>
+      </w:r>
+    </w:p>
+    <w:p>
+      <w:pPr>
+        <w:pStyle w:val="Szakdolozatbekezdsek"/>
+        <w:numPr>
+          <w:ilvl w:val="0"/>
+          <w:numId w:val="10"/>
+        </w:numPr>
+      </w:pPr>
+      <w:r>
+        <w:rPr>
+          <w:b/>
+          <w:bCs/>
+        </w:rPr>
+        <w:t>Kimenet</w:t>
+      </w:r>
+      <w:r>
+        <w:t>: Sikeres vagy sikertelen belépés;</w:t>
+      </w:r>
+    </w:p>
+    <w:p>
+      <w:pPr>
+        <w:pStyle w:val="Cmsor4"/>
+      </w:pPr>
+      <w:r>
+        <w:t>GetPinetypes(){}</w:t>
+      </w:r>
+    </w:p>
+    <w:p>
+      <w:pPr>
+        <w:pStyle w:val="Szakdolozatbekezdsek"/>
+        <w:numPr>
+          <w:ilvl w:val="0"/>
+          <w:numId w:val="11"/>
+        </w:numPr>
+      </w:pPr>
+      <w:r>
+        <w:rPr>
+          <w:b/>
+          <w:bCs/>
+        </w:rPr>
+        <w:t>Funkció</w:t>
+      </w:r>
+      <w:r>
+        <w:t xml:space="preserve">: </w:t>
+      </w:r>
+      <w:r>
+        <w:t>Lekérdezi az adatbázisban tárolt fenyőtípusokat, GET hívás;</w:t>
+      </w:r>
+    </w:p>
+    <w:p>
+      <w:pPr>
+        <w:pStyle w:val="Szakdolozatbekezdsek"/>
+        <w:numPr>
+          <w:ilvl w:val="0"/>
+          <w:numId w:val="11"/>
+        </w:numPr>
+      </w:pPr>
+      <w:r>
+        <w:rPr>
+          <w:b/>
+          <w:bCs/>
+        </w:rPr>
+        <w:t>Bemenet</w:t>
+      </w:r>
+      <w:r>
+        <w:t>: Nincs szükség adatra;</w:t>
+      </w:r>
+    </w:p>
+    <w:p>
+      <w:pPr>
+        <w:pStyle w:val="Szakdolozatbekezdsek"/>
+        <w:numPr>
+          <w:ilvl w:val="0"/>
+          <w:numId w:val="11"/>
+        </w:numPr>
+      </w:pPr>
+      <w:r>
+        <w:rPr>
+          <w:b/>
+          <w:bCs/>
+        </w:rPr>
+        <w:t>Kimenet</w:t>
+      </w:r>
+      <w:r>
+        <w:t>: Visszatérés a fenyőtípusokkal, vagy adatbázishibával;</w:t>
+      </w:r>
+    </w:p>
+    <w:p>
+      <w:pPr>
+        <w:pStyle w:val="Cmsor4"/>
+      </w:pPr>
+      <w:r>
+        <w:t>GetPineBatchStates(){}</w:t>
+      </w:r>
+    </w:p>
+    <w:p>
+      <w:pPr>
+        <w:pStyle w:val="Szakdolozatbekezdsek"/>
+        <w:numPr>
+          <w:ilvl w:val="0"/>
+          <w:numId w:val="12"/>
+        </w:numPr>
+      </w:pPr>
+      <w:r>
+        <w:rPr>
+          <w:b/>
+          <w:bCs/>
+        </w:rPr>
+        <w:t>Funkció</w:t>
+      </w:r>
+      <w:r>
+        <w:t>: Lekérdezi az adatbázisban tárolt fenyőbála állapotokat, GET hívás;</w:t>
+      </w:r>
+    </w:p>
+    <w:p>
+      <w:pPr>
+        <w:pStyle w:val="Szakdolozatbekezdsek"/>
+        <w:numPr>
+          <w:ilvl w:val="0"/>
+          <w:numId w:val="12"/>
+        </w:numPr>
+      </w:pPr>
+      <w:r>
+        <w:rPr>
+          <w:b/>
+          <w:bCs/>
+        </w:rPr>
+        <w:t>Bemenet</w:t>
+      </w:r>
+      <w:r>
+        <w:t>: Nincs szükség adatra;</w:t>
+      </w:r>
+    </w:p>
+    <w:p>
+      <w:pPr>
+        <w:pStyle w:val="Szakdolozatbekezdsek"/>
+        <w:numPr>
+          <w:ilvl w:val="0"/>
+          <w:numId w:val="12"/>
+        </w:numPr>
+      </w:pPr>
+      <w:r>
+        <w:rPr>
+          <w:b/>
+          <w:bCs/>
+        </w:rPr>
+        <w:t>Kimenet</w:t>
+      </w:r>
+      <w:r>
+        <w:t>: Visszatérés a fenyőbála állapotokkal, vagy adatbázishibával;</w:t>
+      </w:r>
+    </w:p>
+    <w:p>
+      <w:r>
+        <w:br w:type="page"/>
+      </w:r>
+    </w:p>
+    <w:p>
+      <w:pPr>
+        <w:pStyle w:val="Cmsor4"/>
+      </w:pPr>
+      <w:r>
+        <w:lastRenderedPageBreak/>
+        <w:t>GetPineBaseTypes</w:t>
+      </w:r>
+      <w:r>
+        <w:t>(){}</w:t>
+      </w:r>
+    </w:p>
+    <w:p>
+      <w:pPr>
+        <w:pStyle w:val="Szakdolozatbekezdsek"/>
+        <w:numPr>
+          <w:ilvl w:val="0"/>
+          <w:numId w:val="13"/>
+        </w:numPr>
+      </w:pPr>
+      <w:r>
+        <w:rPr>
+          <w:b/>
+          <w:bCs/>
+        </w:rPr>
+        <w:t>Funkció</w:t>
+      </w:r>
+      <w:r>
+        <w:t>: Lekérdezi az adatbázisból a koszorúalap típusokat, GET hívás;</w:t>
+      </w:r>
+    </w:p>
+    <w:p>
+      <w:pPr>
+        <w:pStyle w:val="Szakdolozatbekezdsek"/>
+        <w:numPr>
+          <w:ilvl w:val="0"/>
+          <w:numId w:val="13"/>
+        </w:numPr>
+      </w:pPr>
+      <w:r>
+        <w:rPr>
+          <w:b/>
+          <w:bCs/>
+        </w:rPr>
+        <w:t>Bemenet</w:t>
+      </w:r>
+      <w:r>
+        <w:t>: Nincs szükség adatra;</w:t>
+      </w:r>
+    </w:p>
+    <w:p>
+      <w:pPr>
+        <w:pStyle w:val="Szakdolozatbekezdsek"/>
+        <w:numPr>
+          <w:ilvl w:val="0"/>
+          <w:numId w:val="13"/>
+        </w:numPr>
+      </w:pPr>
+      <w:r>
+        <w:rPr>
+          <w:b/>
+          <w:bCs/>
+        </w:rPr>
+        <w:t>Kimenet</w:t>
+      </w:r>
+      <w:r>
+        <w:t>: Visszatérés a koszorúalap típusokkal, vagy adatbázis hibával;</w:t>
+      </w:r>
+    </w:p>
+    <w:p>
+      <w:pPr>
+        <w:pStyle w:val="Cmsor4"/>
+      </w:pPr>
+      <w:r>
+        <w:t>CreateCostumer([FromBody] CostumersDTO createCostumersDTO)</w:t>
+      </w:r>
+      <w:r>
+        <w:t>{}</w:t>
+      </w:r>
+    </w:p>
+    <w:p>
+      <w:pPr>
+        <w:pStyle w:val="Szakdolozatbekezdsek"/>
+        <w:numPr>
+          <w:ilvl w:val="0"/>
+          <w:numId w:val="14"/>
+        </w:numPr>
+      </w:pPr>
+      <w:r>
+        <w:rPr>
+          <w:b/>
+          <w:bCs/>
+        </w:rPr>
+        <w:t>Funkció</w:t>
+      </w:r>
+      <w:r>
+        <w:t>: Új vásárló regisztrálása az adatbázisba</w:t>
+      </w:r>
+      <w:r>
+        <w:t>, POST hívás;</w:t>
+      </w:r>
+    </w:p>
+    <w:p>
+      <w:pPr>
+        <w:pStyle w:val="Szakdolozatbekezdsek"/>
+        <w:numPr>
+          <w:ilvl w:val="0"/>
+          <w:numId w:val="14"/>
+        </w:numPr>
+      </w:pPr>
+      <w:r>
+        <w:rPr>
+          <w:b/>
+          <w:bCs/>
+        </w:rPr>
+        <w:t>Bemenet</w:t>
+      </w:r>
+      <w:r>
+        <w:t>: CostumerDTO típusú adatcsomag, mely tartalmazza a vásárló:</w:t>
+      </w:r>
+    </w:p>
+    <w:p>
+      <w:pPr>
+        <w:pStyle w:val="Szakdolozatbekezdsek"/>
+        <w:numPr>
+          <w:ilvl w:val="1"/>
+          <w:numId w:val="14"/>
+        </w:numPr>
+        <w:spacing w:line="240" w:lineRule="auto"/>
+        <w:ind w:hanging="357"/>
+      </w:pPr>
+      <w:r>
+        <w:t>Nevét;</w:t>
+      </w:r>
+    </w:p>
+    <w:p>
+      <w:pPr>
+        <w:pStyle w:val="Szakdolozatbekezdsek"/>
+        <w:numPr>
+          <w:ilvl w:val="1"/>
+          <w:numId w:val="14"/>
+        </w:numPr>
+        <w:spacing w:line="240" w:lineRule="auto"/>
+        <w:ind w:hanging="357"/>
+      </w:pPr>
+      <w:r>
+        <w:t>Adószámát;</w:t>
+      </w:r>
+    </w:p>
+    <w:p>
+      <w:pPr>
+        <w:pStyle w:val="Szakdolozatbekezdsek"/>
+        <w:numPr>
+          <w:ilvl w:val="1"/>
+          <w:numId w:val="14"/>
+        </w:numPr>
+        <w:spacing w:line="240" w:lineRule="auto"/>
+        <w:ind w:hanging="357"/>
+      </w:pPr>
+      <w:r>
+        <w:t>Telefonszámát;</w:t>
+      </w:r>
+    </w:p>
+    <w:p>
+      <w:pPr>
+        <w:pStyle w:val="Szakdolozatbekezdsek"/>
+        <w:numPr>
+          <w:ilvl w:val="1"/>
+          <w:numId w:val="14"/>
+        </w:numPr>
+        <w:spacing w:line="240" w:lineRule="auto"/>
+        <w:ind w:hanging="357"/>
+      </w:pPr>
+      <w:r>
+        <w:t>Irányítószámát;</w:t>
+      </w:r>
+    </w:p>
+    <w:p>
+      <w:pPr>
+        <w:pStyle w:val="Szakdolozatbekezdsek"/>
+        <w:numPr>
+          <w:ilvl w:val="1"/>
+          <w:numId w:val="14"/>
+        </w:numPr>
+        <w:spacing w:line="240" w:lineRule="auto"/>
+        <w:ind w:hanging="357"/>
+      </w:pPr>
+      <w:r>
+        <w:t>A várost;</w:t>
+      </w:r>
+    </w:p>
+    <w:p>
+      <w:pPr>
+        <w:pStyle w:val="Szakdolozatbekezdsek"/>
+        <w:numPr>
+          <w:ilvl w:val="1"/>
+          <w:numId w:val="14"/>
+        </w:numPr>
+        <w:spacing w:line="240" w:lineRule="auto"/>
+        <w:ind w:hanging="357"/>
+      </w:pPr>
+      <w:r>
+        <w:t>A lakcímét;</w:t>
+      </w:r>
+    </w:p>
+    <w:p>
+      <w:pPr>
+        <w:pStyle w:val="Szakdolozatbekezdsek"/>
+        <w:numPr>
+          <w:ilvl w:val="0"/>
+          <w:numId w:val="14"/>
+        </w:numPr>
+      </w:pPr>
+      <w:r>
+        <w:rPr>
+          <w:b/>
+          <w:bCs/>
+        </w:rPr>
+        <w:t>Kimenet</w:t>
+      </w:r>
+      <w:r>
+        <w:t>: Sikeres regisztráció, vagy adatbázishiba;</w:t>
+      </w:r>
+    </w:p>
+    <w:p>
+      <w:pPr>
+        <w:pStyle w:val="Cmsor4"/>
+      </w:pPr>
+      <w:r>
+        <w:t>GetAllCostumers</w:t>
+      </w:r>
+      <w:r>
+        <w:t>(){}</w:t>
+      </w:r>
+    </w:p>
+    <w:p>
+      <w:pPr>
+        <w:pStyle w:val="Szakdolozatbekezdsek"/>
+        <w:numPr>
+          <w:ilvl w:val="0"/>
+          <w:numId w:val="18"/>
+        </w:numPr>
+      </w:pPr>
+      <w:r>
+        <w:t>Funkció: Lekérdezi az adatbázisból a regisztrált vevők adatait, GET hívás;</w:t>
+      </w:r>
+    </w:p>
+    <w:p>
+      <w:pPr>
+        <w:pStyle w:val="Szakdolozatbekezdsek"/>
+        <w:numPr>
+          <w:ilvl w:val="0"/>
+          <w:numId w:val="18"/>
+        </w:numPr>
+      </w:pPr>
+      <w:r>
+        <w:t>Bemenet: Nincs szükség adatra;</w:t>
+      </w:r>
+    </w:p>
+    <w:p>
+      <w:pPr>
+        <w:pStyle w:val="Szakdolozatbekezdsek"/>
+        <w:numPr>
+          <w:ilvl w:val="0"/>
+          <w:numId w:val="18"/>
+        </w:numPr>
+      </w:pPr>
+      <w:r>
+        <w:t>Kimenet: Hiba esetén adatbázishibával, sikeres lekérdezés esetén egy csomagot ad vissza, mely tartalmazza a vevő:</w:t>
+      </w:r>
+    </w:p>
+    <w:p>
+      <w:pPr>
+        <w:pStyle w:val="Szakdolozatbekezdsek"/>
+        <w:numPr>
+          <w:ilvl w:val="1"/>
+          <w:numId w:val="18"/>
+        </w:numPr>
+        <w:spacing w:line="240" w:lineRule="auto"/>
+        <w:ind w:hanging="357"/>
+      </w:pPr>
+      <w:r>
+        <w:t>Nevét;</w:t>
+      </w:r>
+    </w:p>
+    <w:p>
+      <w:pPr>
+        <w:pStyle w:val="Szakdolozatbekezdsek"/>
+        <w:numPr>
+          <w:ilvl w:val="1"/>
+          <w:numId w:val="18"/>
+        </w:numPr>
+        <w:spacing w:line="240" w:lineRule="auto"/>
+        <w:ind w:hanging="357"/>
+      </w:pPr>
+      <w:r>
+        <w:t>Adószámát;</w:t>
+      </w:r>
+    </w:p>
+    <w:p>
+      <w:pPr>
+        <w:pStyle w:val="Szakdolozatbekezdsek"/>
+        <w:numPr>
+          <w:ilvl w:val="1"/>
+          <w:numId w:val="18"/>
+        </w:numPr>
+        <w:spacing w:line="240" w:lineRule="auto"/>
+        <w:ind w:hanging="357"/>
+      </w:pPr>
+      <w:r>
+        <w:t>Telefonszámát;</w:t>
+      </w:r>
+    </w:p>
+    <w:p>
+      <w:pPr>
+        <w:pStyle w:val="Szakdolozatbekezdsek"/>
+        <w:numPr>
+          <w:ilvl w:val="1"/>
+          <w:numId w:val="18"/>
+        </w:numPr>
+        <w:spacing w:line="240" w:lineRule="auto"/>
+        <w:ind w:hanging="357"/>
+      </w:pPr>
+      <w:r>
+        <w:t>Irányítószámát;</w:t>
+      </w:r>
+    </w:p>
+    <w:p>
+      <w:pPr>
+        <w:pStyle w:val="Szakdolozatbekezdsek"/>
+        <w:numPr>
+          <w:ilvl w:val="1"/>
+          <w:numId w:val="18"/>
+        </w:numPr>
+        <w:spacing w:line="240" w:lineRule="auto"/>
+        <w:ind w:hanging="357"/>
+      </w:pPr>
+      <w:r>
+        <w:t>A várost;</w:t>
+      </w:r>
+    </w:p>
+    <w:p>
+      <w:pPr>
+        <w:pStyle w:val="Szakdolozatbekezdsek"/>
+        <w:numPr>
+          <w:ilvl w:val="1"/>
+          <w:numId w:val="18"/>
+        </w:numPr>
+        <w:spacing w:line="240" w:lineRule="auto"/>
+        <w:ind w:hanging="357"/>
+      </w:pPr>
+      <w:r>
+        <w:t>A lakcímét;</w:t>
+      </w:r>
+    </w:p>
+    <w:p>
+      <w:r>
+        <w:br w:type="page"/>
+      </w:r>
+    </w:p>
+    <w:p>
+      <w:pPr>
+        <w:pStyle w:val="Cmsor4"/>
+      </w:pPr>
+      <w:r>
+        <w:lastRenderedPageBreak/>
+        <w:t>GetCostumerList</w:t>
+      </w:r>
+      <w:r>
+        <w:t>(){}</w:t>
+      </w:r>
+    </w:p>
+    <w:p>
+      <w:pPr>
+        <w:pStyle w:val="Szakdolozatbekezdsek"/>
+        <w:numPr>
+          <w:ilvl w:val="0"/>
+          <w:numId w:val="16"/>
+        </w:numPr>
+      </w:pPr>
+      <w:r>
+        <w:rPr>
+          <w:b/>
+          <w:bCs/>
+        </w:rPr>
+        <w:t>Funkció</w:t>
+      </w:r>
+      <w:r>
+        <w:t>: Lekérdezi az adatbázisból a vevő nevét és ID-ját, GET hívás;</w:t>
+      </w:r>
+    </w:p>
+    <w:p>
+      <w:pPr>
+        <w:pStyle w:val="Szakdolozatbekezdsek"/>
+        <w:numPr>
+          <w:ilvl w:val="0"/>
+          <w:numId w:val="16"/>
+        </w:numPr>
+      </w:pPr>
+      <w:r>
+        <w:rPr>
+          <w:b/>
+          <w:bCs/>
+        </w:rPr>
+        <w:t>Bemenet</w:t>
+      </w:r>
+      <w:r>
+        <w:t>: Nincs szükség adatra;</w:t>
+      </w:r>
+    </w:p>
+    <w:p>
+      <w:pPr>
+        <w:pStyle w:val="Szakdolozatbekezdsek"/>
+        <w:numPr>
+          <w:ilvl w:val="0"/>
+          <w:numId w:val="16"/>
+        </w:numPr>
+      </w:pPr>
+      <w:r>
+        <w:rPr>
+          <w:b/>
+          <w:bCs/>
+        </w:rPr>
+        <w:t>Kimenet</w:t>
+      </w:r>
+      <w:r>
+        <w:t>: Visszaadja a kért adatokat, vagy adatbázishiba lép fel;</w:t>
+      </w:r>
+    </w:p>
+    <w:p>
+      <w:pPr>
+        <w:pStyle w:val="Cmsor4"/>
+      </w:pPr>
+      <w:r>
+        <w:t>CreatePinebatchOrder([FromBody] PinebatchOrderDTO pinebatchOrderDTO)</w:t>
+      </w:r>
+    </w:p>
+    <w:p>
+      <w:pPr>
+        <w:pStyle w:val="Szakdolozatbekezdsek"/>
+        <w:numPr>
+          <w:ilvl w:val="0"/>
+          <w:numId w:val="17"/>
+        </w:numPr>
+      </w:pPr>
+      <w:r>
+        <w:t>Funkció: Új koszorúalap rendelés mentése az adatbázisba, POST hívás;</w:t>
+      </w:r>
+    </w:p>
+    <w:p>
+      <w:pPr>
+        <w:pStyle w:val="Szakdolozatbekezdsek"/>
+        <w:numPr>
+          <w:ilvl w:val="0"/>
+          <w:numId w:val="17"/>
+        </w:numPr>
+      </w:pPr>
+      <w:r>
+        <w:t xml:space="preserve">Bemenet: </w:t>
+      </w:r>
+      <w:r>
+        <w:t>PinebatchOrderDTO</w:t>
+      </w:r>
+      <w:r>
+        <w:t xml:space="preserve"> típusú adatcsomag, mely tartalmazza:</w:t>
+      </w:r>
+    </w:p>
+    <w:p>
+      <w:pPr>
+        <w:pStyle w:val="Szakdolozatbekezdsek"/>
+        <w:numPr>
+          <w:ilvl w:val="1"/>
+          <w:numId w:val="17"/>
+        </w:numPr>
+        <w:spacing w:line="240" w:lineRule="auto"/>
+        <w:ind w:hanging="357"/>
+      </w:pPr>
+      <w:r>
+        <w:t>A fenyő típusának azonosítóját;</w:t>
+      </w:r>
+    </w:p>
+    <w:p>
+      <w:pPr>
+        <w:pStyle w:val="Szakdolozatbekezdsek"/>
+        <w:numPr>
+          <w:ilvl w:val="1"/>
+          <w:numId w:val="17"/>
+        </w:numPr>
+        <w:spacing w:line="240" w:lineRule="auto"/>
+        <w:ind w:hanging="357"/>
+      </w:pPr>
+      <w:r>
+        <w:t>A fenyőbála állapotának azonosítóját;</w:t>
+      </w:r>
+    </w:p>
+    <w:p>
+      <w:pPr>
+        <w:pStyle w:val="Szakdolozatbekezdsek"/>
+        <w:numPr>
+          <w:ilvl w:val="1"/>
+          <w:numId w:val="17"/>
+        </w:numPr>
+        <w:spacing w:line="240" w:lineRule="auto"/>
+        <w:ind w:hanging="357"/>
+      </w:pPr>
+      <w:r>
+        <w:t xml:space="preserve">A fenyőbála mennyiségét; </w:t>
+      </w:r>
+    </w:p>
+    <w:p>
+      <w:pPr>
+        <w:pStyle w:val="Szakdolozatbekezdsek"/>
+        <w:numPr>
+          <w:ilvl w:val="0"/>
+          <w:numId w:val="17"/>
+        </w:numPr>
+      </w:pPr>
+      <w:r>
+        <w:t>Kimenet: Sikeres rendelés, vagy adatbázishiba;</w:t>
+      </w:r>
+    </w:p>
+    <w:p>
+      <w:pPr>
+        <w:pStyle w:val="Cmsor4"/>
+      </w:pPr>
+      <w:r>
+        <w:t>GetAllPinebatchOrders</w:t>
+      </w:r>
+      <w:r>
+        <w:t>(){}</w:t>
+      </w:r>
+    </w:p>
+    <w:p>
+      <w:pPr>
+        <w:pStyle w:val="Szakdolozatbekezdsek"/>
+        <w:numPr>
+          <w:ilvl w:val="0"/>
+          <w:numId w:val="19"/>
+        </w:numPr>
+      </w:pPr>
+      <w:r>
+        <w:rPr>
+          <w:b/>
+          <w:bCs/>
+        </w:rPr>
+        <w:t>Funkció</w:t>
+      </w:r>
+      <w:r>
+        <w:t xml:space="preserve">: </w:t>
+      </w:r>
+      <w:r>
+        <w:t>Lekérdezi az adatbázisból az eddig regisztrált rendeléseket, GET hívás;</w:t>
+      </w:r>
+    </w:p>
+    <w:p>
+      <w:pPr>
+        <w:pStyle w:val="Szakdolozatbekezdsek"/>
+        <w:numPr>
+          <w:ilvl w:val="0"/>
+          <w:numId w:val="19"/>
+        </w:numPr>
+      </w:pPr>
+      <w:r>
+        <w:rPr>
+          <w:b/>
+          <w:bCs/>
+        </w:rPr>
+        <w:t>Bemenet</w:t>
+      </w:r>
+      <w:r>
+        <w:t>: Nincs szükség adatra;</w:t>
+      </w:r>
+    </w:p>
+    <w:p>
+      <w:pPr>
+        <w:pStyle w:val="Szakdolozatbekezdsek"/>
+        <w:numPr>
+          <w:ilvl w:val="0"/>
+          <w:numId w:val="19"/>
+        </w:numPr>
+      </w:pPr>
+      <w:r>
+        <w:rPr>
+          <w:b/>
+          <w:bCs/>
+        </w:rPr>
+        <w:t>Kimenet</w:t>
+      </w:r>
+      <w:r>
+        <w:t xml:space="preserve">: </w:t>
+      </w:r>
+      <w:r>
+        <w:t>Hiba esetén adatbázishiba, amennyiben a lekérdezés sikeres volt, akkor a következő adatokat kapjuk meg</w:t>
+      </w:r>
+      <w:r>
+        <w:t xml:space="preserve"> egy csomagban</w:t>
+      </w:r>
+      <w:r>
+        <w:t>:</w:t>
+      </w:r>
+    </w:p>
+    <w:p>
+      <w:pPr>
+        <w:pStyle w:val="Szakdolozatbekezdsek"/>
+        <w:numPr>
+          <w:ilvl w:val="1"/>
+          <w:numId w:val="19"/>
+        </w:numPr>
+        <w:spacing w:line="240" w:lineRule="auto"/>
+        <w:ind w:hanging="357"/>
+      </w:pPr>
+      <w:r>
+        <w:t>Fenyőtípus ID-ja;</w:t>
+      </w:r>
+    </w:p>
+    <w:p>
+      <w:pPr>
+        <w:pStyle w:val="Szakdolozatbekezdsek"/>
+        <w:numPr>
+          <w:ilvl w:val="1"/>
+          <w:numId w:val="19"/>
+        </w:numPr>
+        <w:spacing w:line="240" w:lineRule="auto"/>
+        <w:ind w:hanging="357"/>
+      </w:pPr>
+      <w:r>
+        <w:t>Fenyőbála állapot ID-ja;</w:t>
+      </w:r>
+    </w:p>
+    <w:p>
+      <w:pPr>
+        <w:pStyle w:val="Szakdolozatbekezdsek"/>
+        <w:numPr>
+          <w:ilvl w:val="1"/>
+          <w:numId w:val="19"/>
+        </w:numPr>
+        <w:spacing w:line="240" w:lineRule="auto"/>
+        <w:ind w:hanging="357"/>
+      </w:pPr>
+      <w:r>
+        <w:t>Fenyőbála állapot állapota;</w:t>
+      </w:r>
+    </w:p>
+    <w:p>
+      <w:pPr>
+        <w:pStyle w:val="Szakdolozatbekezdsek"/>
+        <w:numPr>
+          <w:ilvl w:val="1"/>
+          <w:numId w:val="19"/>
+        </w:numPr>
+        <w:spacing w:line="240" w:lineRule="auto"/>
+        <w:ind w:hanging="357"/>
+      </w:pPr>
+      <w:r>
+        <w:t>Fenyőbála mennyisége;</w:t>
+      </w:r>
+    </w:p>
+    <w:p>
+      <w:r>
+        <w:br w:type="page"/>
+      </w:r>
+    </w:p>
+    <w:p>
+      <w:pPr>
+        <w:pStyle w:val="Cmsor4"/>
+      </w:pPr>
+      <w:r>
+        <w:lastRenderedPageBreak/>
+        <w:t>CreatePinebaseOrder([FromBody] PinebaseOrderDTO pinebaseOrderDTO)</w:t>
+      </w:r>
+    </w:p>
+    <w:p>
+      <w:pPr>
+        <w:pStyle w:val="Szakdolozatbekezdsek"/>
+        <w:numPr>
+          <w:ilvl w:val="0"/>
+          <w:numId w:val="20"/>
+        </w:numPr>
+      </w:pPr>
+      <w:r>
+        <w:rPr>
+          <w:b/>
+          <w:bCs/>
+        </w:rPr>
+        <w:t>Funkció</w:t>
+      </w:r>
+      <w:r>
+        <w:t>: Létrehoz az adatbázisban egy új koszorúalap rendelést, POST hívás;</w:t>
+      </w:r>
+    </w:p>
+    <w:p>
+      <w:pPr>
+        <w:pStyle w:val="Szakdolozatbekezdsek"/>
+        <w:numPr>
+          <w:ilvl w:val="0"/>
+          <w:numId w:val="20"/>
+        </w:numPr>
+      </w:pPr>
+      <w:r>
+        <w:rPr>
+          <w:b/>
+          <w:bCs/>
+        </w:rPr>
+        <w:t>Bemenet</w:t>
+      </w:r>
+      <w:r>
+        <w:t xml:space="preserve">: </w:t>
+      </w:r>
+      <w:r>
+        <w:t>PinebaseOrderDTO</w:t>
+      </w:r>
+      <w:r>
+        <w:t xml:space="preserve"> típusú adatcsomag, mely a következőket tartalmazza:</w:t>
+      </w:r>
+    </w:p>
+    <w:p>
+      <w:pPr>
+        <w:pStyle w:val="Szakdolozatbekezdsek"/>
+        <w:numPr>
+          <w:ilvl w:val="1"/>
+          <w:numId w:val="20"/>
+        </w:numPr>
+        <w:spacing w:line="240" w:lineRule="auto"/>
+        <w:ind w:hanging="357"/>
+      </w:pPr>
+      <w:r>
+        <w:t>Vásárló ID;</w:t>
+      </w:r>
+    </w:p>
+    <w:p>
+      <w:pPr>
+        <w:pStyle w:val="Szakdolozatbekezdsek"/>
+        <w:numPr>
+          <w:ilvl w:val="1"/>
+          <w:numId w:val="20"/>
+        </w:numPr>
+        <w:spacing w:line="240" w:lineRule="auto"/>
+        <w:ind w:hanging="357"/>
+      </w:pPr>
+      <w:r>
+        <w:t>Fenyőtípus ID;</w:t>
+      </w:r>
+    </w:p>
+    <w:p>
+      <w:pPr>
+        <w:pStyle w:val="Szakdolozatbekezdsek"/>
+        <w:numPr>
+          <w:ilvl w:val="1"/>
+          <w:numId w:val="20"/>
+        </w:numPr>
+        <w:spacing w:line="240" w:lineRule="auto"/>
+        <w:ind w:hanging="357"/>
+      </w:pPr>
+      <w:r>
+        <w:t>Fenyőalap típus;</w:t>
+      </w:r>
+    </w:p>
+    <w:p>
+      <w:pPr>
+        <w:pStyle w:val="Szakdolozatbekezdsek"/>
+        <w:numPr>
+          <w:ilvl w:val="1"/>
+          <w:numId w:val="20"/>
+        </w:numPr>
+        <w:spacing w:line="240" w:lineRule="auto"/>
+        <w:ind w:hanging="357"/>
+      </w:pPr>
+      <w:r>
+        <w:t>Fenyőalap mennyisége;</w:t>
+      </w:r>
+    </w:p>
+    <w:p>
+      <w:pPr>
+        <w:pStyle w:val="Szakdolozatbekezdsek"/>
+        <w:numPr>
+          <w:ilvl w:val="1"/>
+          <w:numId w:val="20"/>
+        </w:numPr>
+        <w:spacing w:line="240" w:lineRule="auto"/>
+        <w:ind w:hanging="357"/>
+      </w:pPr>
+      <w:r>
+        <w:t>Mikorra kell dátum;</w:t>
+      </w:r>
+    </w:p>
+    <w:p>
+      <w:pPr>
+        <w:pStyle w:val="Szakdolozatbekezdsek"/>
+        <w:numPr>
+          <w:ilvl w:val="1"/>
+          <w:numId w:val="20"/>
+        </w:numPr>
+        <w:spacing w:line="240" w:lineRule="auto"/>
+        <w:ind w:hanging="357"/>
+      </w:pPr>
+      <w:r>
+        <w:t>A megrendelés állapota;</w:t>
+      </w:r>
+    </w:p>
+    <w:p>
+      <w:pPr>
+        <w:pStyle w:val="Szakdolozatbekezdsek"/>
+        <w:numPr>
+          <w:ilvl w:val="0"/>
+          <w:numId w:val="20"/>
+        </w:numPr>
+      </w:pPr>
+      <w:r>
+        <w:rPr>
+          <w:b/>
+          <w:bCs/>
+        </w:rPr>
+        <w:t>Kimenet</w:t>
+      </w:r>
+      <w:r>
+        <w:t>: Sikeres rögzítés, vagy adatbázishiba;</w:t>
+      </w:r>
+    </w:p>
+    <w:p>
+      <w:pPr>
+        <w:pStyle w:val="Cmsor4"/>
+      </w:pPr>
+      <w:r>
+        <w:t>GetAllPinebaseOrder()</w:t>
+      </w:r>
+    </w:p>
+    <w:p>
+      <w:pPr>
+        <w:pStyle w:val="Szakdolozatbekezdsek"/>
+        <w:numPr>
+          <w:ilvl w:val="0"/>
+          <w:numId w:val="22"/>
+        </w:numPr>
+      </w:pPr>
+      <w:r>
+        <w:rPr>
+          <w:b/>
+          <w:bCs/>
+        </w:rPr>
+        <w:t>Funkció</w:t>
+      </w:r>
+      <w:r>
+        <w:t>:</w:t>
+      </w:r>
+      <w:r>
+        <w:t xml:space="preserve"> Lekérdezi az adatbázisból a koszorúalapok éppen aktuális állapotát</w:t>
+      </w:r>
+    </w:p>
+    <w:p>
+      <w:pPr>
+        <w:pStyle w:val="Szakdolozatbekezdsek"/>
+        <w:numPr>
+          <w:ilvl w:val="0"/>
+          <w:numId w:val="22"/>
+        </w:numPr>
+      </w:pPr>
+      <w:r>
+        <w:rPr>
+          <w:b/>
+          <w:bCs/>
+        </w:rPr>
+        <w:t>Bemenet</w:t>
+      </w:r>
+      <w:r>
+        <w:t>: Nincs szükség adatra;</w:t>
+      </w:r>
+    </w:p>
+    <w:p>
+      <w:pPr>
+        <w:pStyle w:val="Szakdolozatbekezdsek"/>
+        <w:numPr>
+          <w:ilvl w:val="0"/>
+          <w:numId w:val="22"/>
+        </w:numPr>
+      </w:pPr>
+      <w:r>
+        <w:rPr>
+          <w:b/>
+          <w:bCs/>
+        </w:rPr>
+        <w:t>Kimenet</w:t>
+      </w:r>
+      <w:r>
+        <w:t>:</w:t>
+      </w:r>
+      <w:r>
+        <w:t xml:space="preserve"> Hiba esetén adatbázishibát dob, amennyiben a lekérdezés jó Egy adatcsomagot kapunk, amiben:</w:t>
+      </w:r>
+    </w:p>
+    <w:p>
+      <w:pPr>
+        <w:pStyle w:val="Szakdolozatbekezdsek"/>
+        <w:numPr>
+          <w:ilvl w:val="1"/>
+          <w:numId w:val="22"/>
+        </w:numPr>
+        <w:spacing w:line="240" w:lineRule="auto"/>
+        <w:ind w:hanging="357"/>
+      </w:pPr>
+      <w:r>
+        <w:t>A vevő neve;</w:t>
+      </w:r>
+    </w:p>
+    <w:p>
+      <w:pPr>
+        <w:pStyle w:val="Szakdolozatbekezdsek"/>
+        <w:numPr>
+          <w:ilvl w:val="1"/>
+          <w:numId w:val="22"/>
+        </w:numPr>
+        <w:spacing w:line="240" w:lineRule="auto"/>
+        <w:ind w:hanging="357"/>
+      </w:pPr>
+      <w:r>
+        <w:t>A koszorúalap határideje;</w:t>
+      </w:r>
+    </w:p>
+    <w:p>
+      <w:pPr>
+        <w:pStyle w:val="Szakdolozatbekezdsek"/>
+        <w:numPr>
+          <w:ilvl w:val="1"/>
+          <w:numId w:val="22"/>
+        </w:numPr>
+        <w:spacing w:line="240" w:lineRule="auto"/>
+        <w:ind w:hanging="357"/>
+      </w:pPr>
+      <w:r>
+        <w:t>A fenyő típusa;</w:t>
+      </w:r>
+    </w:p>
+    <w:p>
+      <w:pPr>
+        <w:pStyle w:val="Szakdolozatbekezdsek"/>
+        <w:numPr>
+          <w:ilvl w:val="1"/>
+          <w:numId w:val="22"/>
+        </w:numPr>
+        <w:spacing w:line="240" w:lineRule="auto"/>
+        <w:ind w:hanging="357"/>
+      </w:pPr>
+      <w:r>
+        <w:t>Az alap típusa;</w:t>
+      </w:r>
+    </w:p>
+    <w:p>
+      <w:pPr>
+        <w:pStyle w:val="Szakdolozatbekezdsek"/>
+        <w:numPr>
+          <w:ilvl w:val="1"/>
+          <w:numId w:val="22"/>
+        </w:numPr>
+        <w:spacing w:line="240" w:lineRule="auto"/>
+        <w:ind w:hanging="357"/>
+      </w:pPr>
+      <w:r>
+        <w:t>Az alap mennyisége;</w:t>
+      </w:r>
+    </w:p>
+    <w:p>
+      <w:pPr>
+        <w:pStyle w:val="Szakdolozatbekezdsek"/>
+        <w:numPr>
+          <w:ilvl w:val="1"/>
+          <w:numId w:val="22"/>
+        </w:numPr>
+        <w:spacing w:line="240" w:lineRule="auto"/>
+        <w:ind w:hanging="357"/>
+      </w:pPr>
+      <w:r>
+        <w:t>Az alap állapota;</w:t>
+      </w:r>
+    </w:p>
+    <w:p>
+      <w:pPr>
+        <w:pStyle w:val="Cmsor4"/>
+      </w:pPr>
+      <w:r>
+        <w:t>UpdatePinebaseOrderState(int baseId, [FromBody] bool state)</w:t>
+      </w:r>
+    </w:p>
+    <w:p>
+      <w:pPr>
+        <w:pStyle w:val="Szakdolozatbekezdsek"/>
+        <w:numPr>
+          <w:ilvl w:val="0"/>
+          <w:numId w:val="21"/>
+        </w:numPr>
+      </w:pPr>
+      <w:r>
+        <w:rPr>
+          <w:b/>
+          <w:bCs/>
+        </w:rPr>
+        <w:t>Funkció</w:t>
+      </w:r>
+      <w:r>
+        <w:t xml:space="preserve">: Amikor a koszorúalap elkészül és a checkbox true állapotot vesz fel, ekkor az adatbázisban a kijelölt elem frissíti az állapotát. </w:t>
+      </w:r>
+      <w:r>
+        <w:t>PUT hívás;</w:t>
+      </w:r>
+    </w:p>
+    <w:p>
+      <w:pPr>
+        <w:pStyle w:val="Szakdolozatbekezdsek"/>
+        <w:numPr>
+          <w:ilvl w:val="0"/>
+          <w:numId w:val="21"/>
+        </w:numPr>
+      </w:pPr>
+      <w:r>
+        <w:rPr>
+          <w:b/>
+          <w:bCs/>
+        </w:rPr>
+        <w:t>Bemenet</w:t>
+      </w:r>
+      <w:r>
+        <w:t>: baseId és a state checkbox állapota;</w:t>
+      </w:r>
+    </w:p>
+    <w:p>
+      <w:pPr>
+        <w:pStyle w:val="Szakdolozatbekezdsek"/>
+        <w:numPr>
+          <w:ilvl w:val="0"/>
+          <w:numId w:val="21"/>
+        </w:numPr>
+      </w:pPr>
+      <w:r>
+        <w:rPr>
+          <w:b/>
+          <w:bCs/>
+        </w:rPr>
+        <w:t>Kimenet</w:t>
+      </w:r>
+      <w:r>
+        <w:t xml:space="preserve">: </w:t>
+      </w:r>
+      <w:r>
+        <w:t>A koszorúalap kész állapotának módosítása, vagy hiba esetén adatbázishiba;</w:t>
+      </w:r>
+    </w:p>
+    <w:p>
+      <w:pPr>
+        <w:pStyle w:val="Cmsor1"/>
+      </w:pPr>
+      <w:r>
+        <w:br w:type="page"/>
+      </w:r>
+      <w:bookmarkStart w:id="20" w:name="_Toc240134245"/>
+      <w:r>
+        <w:lastRenderedPageBreak/>
+        <w:t>A Fronten</w:t>
+      </w:r>
+      <w:r>
+        <w:t>d készítésének lépései</w:t>
+      </w:r>
+      <w:bookmarkEnd w:id="20"/>
+    </w:p>
+    <w:p>
+      <w:pPr>
+        <w:pStyle w:val="Cmsor2"/>
+      </w:pPr>
+      <w:r>
+        <w:t>Kapcsolat a Frontend és a Backend között</w:t>
+      </w:r>
+    </w:p>
+    <w:p>
+      <w:pPr>
+        <w:pStyle w:val="Szakdolozatbekezdsek"/>
+      </w:pPr>
+      <w:r>
+        <w:t xml:space="preserve">A Frontend kezdőoldala az </w:t>
+      </w:r>
+      <w:r>
+        <w:rPr>
+          <w:i/>
+          <w:iCs/>
+        </w:rPr>
+        <w:t>index.html</w:t>
+      </w:r>
+      <w:r>
+        <w:t xml:space="preserve"> fájl.</w:t>
+      </w:r>
+      <w:r>
+        <w:t xml:space="preserve"> Az oldalon</w:t>
+      </w:r>
+      <w:r>
+        <w:t xml:space="preserve"> div-ek, label-ek, inputok vannak elhelyezve. Itt jelentkezik be a felhasználó, vagy regisztrálhat.</w:t>
+      </w:r>
+      <w:r>
+        <w:t xml:space="preserve"> Az </w:t>
+      </w:r>
+      <w:r>
+        <w:rPr>
+          <w:i/>
+          <w:iCs/>
+        </w:rPr>
+        <w:t>index.js</w:t>
+      </w:r>
+      <w:r>
+        <w:t xml:space="preserve"> állományban találhatóak a parancsgombok eseménykezelője, valamint a táblázatok kirajzolásához szükséges metódusok. A következő oldalon különböző lehetőségek közül lehet választani. </w:t>
+      </w:r>
+      <w:r>
+        <w:t>A fenyőbála rendelés, vagy a koszorúalap készre jelölése, esetleg új vásárló regisztrálása a cél, minden eseménykezelő függvény az előzőleg említett fájlban található.</w:t>
+      </w:r>
+    </w:p>
+    <w:p>
+      <w:pPr>
+        <w:pStyle w:val="Szakdolozatbekezdsek"/>
+      </w:pPr>
+      <w:r>
+        <w:t>A többi *.html fájlban is vannak label-ek, inputok, „Click” események</w:t>
+      </w:r>
+      <w:r>
+        <w:t>,</w:t>
+      </w:r>
+      <w:r>
+        <w:t xml:space="preserve"> </w:t>
+      </w:r>
+      <w:r>
+        <w:t>v</w:t>
+      </w:r>
+      <w:r>
+        <w:t xml:space="preserve">alamint a már az adatbázisba mentett adatok. </w:t>
+      </w:r>
+      <w:r>
+        <w:t>A vevők, a koszorúalap rendelések, és a fenyőbála rendelések adatait - a lehetőségekre kattintva - a következő oldalon táblázatos rendszerben megjeleníti a weboldal.</w:t>
+      </w:r>
+    </w:p>
+    <w:p>
+      <w:pPr>
+        <w:pStyle w:val="Szakdolozatbekezdsek"/>
+      </w:pPr>
+      <w:r>
+        <w:t xml:space="preserve">Minden „Click” eseménynél az </w:t>
+      </w:r>
+      <w:r>
+        <w:rPr>
+          <w:i/>
+          <w:iCs/>
+        </w:rPr>
+        <w:t>index.js</w:t>
+      </w:r>
+      <w:r>
+        <w:t xml:space="preserve"> állományban összegyűjtjük a Backend által kért adatokat. A megfelelő esemény meghívása a megfelelő adatokkal az már az </w:t>
+      </w:r>
+      <w:r>
+        <w:rPr>
+          <w:i/>
+          <w:iCs/>
+        </w:rPr>
+        <w:t>api.js</w:t>
+      </w:r>
+      <w:r>
+        <w:t xml:space="preserve"> állományra mutat, ahol a Backend hívás történik. Ebben a fájlban találhatóak a különböző Backend hívások. Ezek közvetlenül kapcsolódnak a Backend programhoz. Azokat az adatokat, melyeket a Backend metódusai</w:t>
+      </w:r>
+      <w:r>
+        <w:t xml:space="preserve"> igényelnek, ezek a </w:t>
+      </w:r>
+      <w:r>
+        <w:t xml:space="preserve">Frontend </w:t>
+      </w:r>
+      <w:r>
+        <w:t>függvények biztosítják.</w:t>
+      </w:r>
+    </w:p>
+    <w:p>
+      <w:pPr>
+        <w:rPr>
+          <w:rFonts w:asciiTheme="majorHAnsi" w:eastAsiaTheme="majorEastAsia" w:hAnsiTheme="majorHAnsi" w:cstheme="majorBidi"/>
+          <w:color w:val="2F5496" w:themeColor="accent1" w:themeShade="BF"/>
+          <w:sz w:val="32"/>
+          <w:szCs w:val="32"/>
+        </w:rPr>
+      </w:pPr>
+      <w:bookmarkStart w:id="21" w:name="_Toc240134246"/>
+      <w:r>
+        <w:br w:type="page"/>
+      </w:r>
+    </w:p>
+    <w:p>
+      <w:pPr>
+        <w:pStyle w:val="Cmsor2"/>
+      </w:pPr>
+      <w:r>
+        <w:lastRenderedPageBreak/>
+        <w:t>A Frontend metódusai</w:t>
+      </w:r>
+      <w:bookmarkEnd w:id="21"/>
     </w:p>
     <w:p>
       <w:pPr>
@@ -11318,6 +11544,345 @@
     </w:lvl>
   </w:abstractNum>
   <w:abstractNum w:abstractNumId="1" w15:restartNumberingAfterBreak="0">
+    <w:nsid w:val="088E5FFF"/>
+    <w:multiLevelType w:val="hybridMultilevel"/>
+    <w:tmpl w:val="E7146BBA"/>
+    <w:lvl w:ilvl="0" w:tplc="040E0001">
+      <w:start w:val="1"/>
+      <w:numFmt w:val="bullet"/>
+      <w:lvlText w:val=""/>
+      <w:lvlJc w:val="left"/>
+      <w:pPr>
+        <w:ind w:left="1429" w:hanging="360"/>
+      </w:pPr>
+      <w:rPr>
+        <w:rFonts w:ascii="Symbol" w:hAnsi="Symbol" w:hint="default"/>
+      </w:rPr>
+    </w:lvl>
+    <w:lvl w:ilvl="1" w:tplc="040E0003" w:tentative="1">
+      <w:start w:val="1"/>
+      <w:numFmt w:val="bullet"/>
+      <w:lvlText w:val="o"/>
+      <w:lvlJc w:val="left"/>
+      <w:pPr>
+        <w:ind w:left="2149" w:hanging="360"/>
+      </w:pPr>
+      <w:rPr>
+        <w:rFonts w:ascii="Courier New" w:hAnsi="Courier New" w:cs="Courier New" w:hint="default"/>
+      </w:rPr>
+    </w:lvl>
+    <w:lvl w:ilvl="2" w:tplc="040E0005" w:tentative="1">
+      <w:start w:val="1"/>
+      <w:numFmt w:val="bullet"/>
+      <w:lvlText w:val=""/>
+      <w:lvlJc w:val="left"/>
+      <w:pPr>
+        <w:ind w:left="2869" w:hanging="360"/>
+      </w:pPr>
+      <w:rPr>
+        <w:rFonts w:ascii="Wingdings" w:hAnsi="Wingdings" w:hint="default"/>
+      </w:rPr>
+    </w:lvl>
+    <w:lvl w:ilvl="3" w:tplc="040E0001" w:tentative="1">
+      <w:start w:val="1"/>
+      <w:numFmt w:val="bullet"/>
+      <w:lvlText w:val=""/>
+      <w:lvlJc w:val="left"/>
+      <w:pPr>
+        <w:ind w:left="3589" w:hanging="360"/>
+      </w:pPr>
+      <w:rPr>
+        <w:rFonts w:ascii="Symbol" w:hAnsi="Symbol" w:hint="default"/>
+      </w:rPr>
+    </w:lvl>
+    <w:lvl w:ilvl="4" w:tplc="040E0003" w:tentative="1">
+      <w:start w:val="1"/>
+      <w:numFmt w:val="bullet"/>
+      <w:lvlText w:val="o"/>
+      <w:lvlJc w:val="left"/>
+      <w:pPr>
+        <w:ind w:left="4309" w:hanging="360"/>
+      </w:pPr>
+      <w:rPr>
+        <w:rFonts w:ascii="Courier New" w:hAnsi="Courier New" w:cs="Courier New" w:hint="default"/>
+      </w:rPr>
+    </w:lvl>
+    <w:lvl w:ilvl="5" w:tplc="040E0005" w:tentative="1">
+      <w:start w:val="1"/>
+      <w:numFmt w:val="bullet"/>
+      <w:lvlText w:val=""/>
+      <w:lvlJc w:val="left"/>
+      <w:pPr>
+        <w:ind w:left="5029" w:hanging="360"/>
+      </w:pPr>
+      <w:rPr>
+        <w:rFonts w:ascii="Wingdings" w:hAnsi="Wingdings" w:hint="default"/>
+      </w:rPr>
+    </w:lvl>
+    <w:lvl w:ilvl="6" w:tplc="040E0001" w:tentative="1">
+      <w:start w:val="1"/>
+      <w:numFmt w:val="bullet"/>
+      <w:lvlText w:val=""/>
+      <w:lvlJc w:val="left"/>
+      <w:pPr>
+        <w:ind w:left="5749" w:hanging="360"/>
+      </w:pPr>
+      <w:rPr>
+        <w:rFonts w:ascii="Symbol" w:hAnsi="Symbol" w:hint="default"/>
+      </w:rPr>
+    </w:lvl>
+    <w:lvl w:ilvl="7" w:tplc="040E0003" w:tentative="1">
+      <w:start w:val="1"/>
+      <w:numFmt w:val="bullet"/>
+      <w:lvlText w:val="o"/>
+      <w:lvlJc w:val="left"/>
+      <w:pPr>
+        <w:ind w:left="6469" w:hanging="360"/>
+      </w:pPr>
+      <w:rPr>
+        <w:rFonts w:ascii="Courier New" w:hAnsi="Courier New" w:cs="Courier New" w:hint="default"/>
+      </w:rPr>
+    </w:lvl>
+    <w:lvl w:ilvl="8" w:tplc="040E0005" w:tentative="1">
+      <w:start w:val="1"/>
+      <w:numFmt w:val="bullet"/>
+      <w:lvlText w:val=""/>
+      <w:lvlJc w:val="left"/>
+      <w:pPr>
+        <w:ind w:left="7189" w:hanging="360"/>
+      </w:pPr>
+      <w:rPr>
+        <w:rFonts w:ascii="Wingdings" w:hAnsi="Wingdings" w:hint="default"/>
+      </w:rPr>
+    </w:lvl>
+  </w:abstractNum>
+  <w:abstractNum w:abstractNumId="2" w15:restartNumberingAfterBreak="0">
+    <w:nsid w:val="0A3D67CB"/>
+    <w:multiLevelType w:val="hybridMultilevel"/>
+    <w:tmpl w:val="26167B6E"/>
+    <w:lvl w:ilvl="0" w:tplc="040E0001">
+      <w:start w:val="1"/>
+      <w:numFmt w:val="bullet"/>
+      <w:lvlText w:val=""/>
+      <w:lvlJc w:val="left"/>
+      <w:pPr>
+        <w:ind w:left="1429" w:hanging="360"/>
+      </w:pPr>
+      <w:rPr>
+        <w:rFonts w:ascii="Symbol" w:hAnsi="Symbol" w:hint="default"/>
+      </w:rPr>
+    </w:lvl>
+    <w:lvl w:ilvl="1" w:tplc="040E0003">
+      <w:start w:val="1"/>
+      <w:numFmt w:val="bullet"/>
+      <w:lvlText w:val="o"/>
+      <w:lvlJc w:val="left"/>
+      <w:pPr>
+        <w:ind w:left="2149" w:hanging="360"/>
+      </w:pPr>
+      <w:rPr>
+        <w:rFonts w:ascii="Courier New" w:hAnsi="Courier New" w:cs="Courier New" w:hint="default"/>
+      </w:rPr>
+    </w:lvl>
+    <w:lvl w:ilvl="2" w:tplc="040E0005" w:tentative="1">
+      <w:start w:val="1"/>
+      <w:numFmt w:val="bullet"/>
+      <w:lvlText w:val=""/>
+      <w:lvlJc w:val="left"/>
+      <w:pPr>
+        <w:ind w:left="2869" w:hanging="360"/>
+      </w:pPr>
+      <w:rPr>
+        <w:rFonts w:ascii="Wingdings" w:hAnsi="Wingdings" w:hint="default"/>
+      </w:rPr>
+    </w:lvl>
+    <w:lvl w:ilvl="3" w:tplc="040E0001" w:tentative="1">
+      <w:start w:val="1"/>
+      <w:numFmt w:val="bullet"/>
+      <w:lvlText w:val=""/>
+      <w:lvlJc w:val="left"/>
+      <w:pPr>
+        <w:ind w:left="3589" w:hanging="360"/>
+      </w:pPr>
+      <w:rPr>
+        <w:rFonts w:ascii="Symbol" w:hAnsi="Symbol" w:hint="default"/>
+      </w:rPr>
+    </w:lvl>
+    <w:lvl w:ilvl="4" w:tplc="040E0003" w:tentative="1">
+      <w:start w:val="1"/>
+      <w:numFmt w:val="bullet"/>
+      <w:lvlText w:val="o"/>
+      <w:lvlJc w:val="left"/>
+      <w:pPr>
+        <w:ind w:left="4309" w:hanging="360"/>
+      </w:pPr>
+      <w:rPr>
+        <w:rFonts w:ascii="Courier New" w:hAnsi="Courier New" w:cs="Courier New" w:hint="default"/>
+      </w:rPr>
+    </w:lvl>
+    <w:lvl w:ilvl="5" w:tplc="040E0005" w:tentative="1">
+      <w:start w:val="1"/>
+      <w:numFmt w:val="bullet"/>
+      <w:lvlText w:val=""/>
+      <w:lvlJc w:val="left"/>
+      <w:pPr>
+        <w:ind w:left="5029" w:hanging="360"/>
+      </w:pPr>
+      <w:rPr>
+        <w:rFonts w:ascii="Wingdings" w:hAnsi="Wingdings" w:hint="default"/>
+      </w:rPr>
+    </w:lvl>
+    <w:lvl w:ilvl="6" w:tplc="040E0001" w:tentative="1">
+      <w:start w:val="1"/>
+      <w:numFmt w:val="bullet"/>
+      <w:lvlText w:val=""/>
+      <w:lvlJc w:val="left"/>
+      <w:pPr>
+        <w:ind w:left="5749" w:hanging="360"/>
+      </w:pPr>
+      <w:rPr>
+        <w:rFonts w:ascii="Symbol" w:hAnsi="Symbol" w:hint="default"/>
+      </w:rPr>
+    </w:lvl>
+    <w:lvl w:ilvl="7" w:tplc="040E0003" w:tentative="1">
+      <w:start w:val="1"/>
+      <w:numFmt w:val="bullet"/>
+      <w:lvlText w:val="o"/>
+      <w:lvlJc w:val="left"/>
+      <w:pPr>
+        <w:ind w:left="6469" w:hanging="360"/>
+      </w:pPr>
+      <w:rPr>
+        <w:rFonts w:ascii="Courier New" w:hAnsi="Courier New" w:cs="Courier New" w:hint="default"/>
+      </w:rPr>
+    </w:lvl>
+    <w:lvl w:ilvl="8" w:tplc="040E0005" w:tentative="1">
+      <w:start w:val="1"/>
+      <w:numFmt w:val="bullet"/>
+      <w:lvlText w:val=""/>
+      <w:lvlJc w:val="left"/>
+      <w:pPr>
+        <w:ind w:left="7189" w:hanging="360"/>
+      </w:pPr>
+      <w:rPr>
+        <w:rFonts w:ascii="Wingdings" w:hAnsi="Wingdings" w:hint="default"/>
+      </w:rPr>
+    </w:lvl>
+  </w:abstractNum>
+  <w:abstractNum w:abstractNumId="3" w15:restartNumberingAfterBreak="0">
+    <w:nsid w:val="1A0F61F9"/>
+    <w:multiLevelType w:val="hybridMultilevel"/>
+    <w:tmpl w:val="9A0C61AE"/>
+    <w:lvl w:ilvl="0" w:tplc="040E0001">
+      <w:start w:val="1"/>
+      <w:numFmt w:val="bullet"/>
+      <w:lvlText w:val=""/>
+      <w:lvlJc w:val="left"/>
+      <w:pPr>
+        <w:ind w:left="1429" w:hanging="360"/>
+      </w:pPr>
+      <w:rPr>
+        <w:rFonts w:ascii="Symbol" w:hAnsi="Symbol" w:hint="default"/>
+      </w:rPr>
+    </w:lvl>
+    <w:lvl w:ilvl="1" w:tplc="040E0003" w:tentative="1">
+      <w:start w:val="1"/>
+      <w:numFmt w:val="bullet"/>
+      <w:lvlText w:val="o"/>
+      <w:lvlJc w:val="left"/>
+      <w:pPr>
+        <w:ind w:left="2149" w:hanging="360"/>
+      </w:pPr>
+      <w:rPr>
+        <w:rFonts w:ascii="Courier New" w:hAnsi="Courier New" w:cs="Courier New" w:hint="default"/>
+      </w:rPr>
+    </w:lvl>
+    <w:lvl w:ilvl="2" w:tplc="040E0005" w:tentative="1">
+      <w:start w:val="1"/>
+      <w:numFmt w:val="bullet"/>
+      <w:lvlText w:val=""/>
+      <w:lvlJc w:val="left"/>
+      <w:pPr>
+        <w:ind w:left="2869" w:hanging="360"/>
+      </w:pPr>
+      <w:rPr>
+        <w:rFonts w:ascii="Wingdings" w:hAnsi="Wingdings" w:hint="default"/>
+      </w:rPr>
+    </w:lvl>
+    <w:lvl w:ilvl="3" w:tplc="040E0001" w:tentative="1">
+      <w:start w:val="1"/>
+      <w:numFmt w:val="bullet"/>
+      <w:lvlText w:val=""/>
+      <w:lvlJc w:val="left"/>
+      <w:pPr>
+        <w:ind w:left="3589" w:hanging="360"/>
+      </w:pPr>
+      <w:rPr>
+        <w:rFonts w:ascii="Symbol" w:hAnsi="Symbol" w:hint="default"/>
+      </w:rPr>
+    </w:lvl>
+    <w:lvl w:ilvl="4" w:tplc="040E0003" w:tentative="1">
+      <w:start w:val="1"/>
+      <w:numFmt w:val="bullet"/>
+      <w:lvlText w:val="o"/>
+      <w:lvlJc w:val="left"/>
+      <w:pPr>
+        <w:ind w:left="4309" w:hanging="360"/>
+      </w:pPr>
+      <w:rPr>
+        <w:rFonts w:ascii="Courier New" w:hAnsi="Courier New" w:cs="Courier New" w:hint="default"/>
+      </w:rPr>
+    </w:lvl>
+    <w:lvl w:ilvl="5" w:tplc="040E0005" w:tentative="1">
+      <w:start w:val="1"/>
+      <w:numFmt w:val="bullet"/>
+      <w:lvlText w:val=""/>
+      <w:lvlJc w:val="left"/>
+      <w:pPr>
+        <w:ind w:left="5029" w:hanging="360"/>
+      </w:pPr>
+      <w:rPr>
+        <w:rFonts w:ascii="Wingdings" w:hAnsi="Wingdings" w:hint="default"/>
+      </w:rPr>
+    </w:lvl>
+    <w:lvl w:ilvl="6" w:tplc="040E0001" w:tentative="1">
+      <w:start w:val="1"/>
+      <w:numFmt w:val="bullet"/>
+      <w:lvlText w:val=""/>
+      <w:lvlJc w:val="left"/>
+      <w:pPr>
+        <w:ind w:left="5749" w:hanging="360"/>
+      </w:pPr>
+      <w:rPr>
+        <w:rFonts w:ascii="Symbol" w:hAnsi="Symbol" w:hint="default"/>
+      </w:rPr>
+    </w:lvl>
+    <w:lvl w:ilvl="7" w:tplc="040E0003" w:tentative="1">
+      <w:start w:val="1"/>
+      <w:numFmt w:val="bullet"/>
+      <w:lvlText w:val="o"/>
+      <w:lvlJc w:val="left"/>
+      <w:pPr>
+        <w:ind w:left="6469" w:hanging="360"/>
+      </w:pPr>
+      <w:rPr>
+        <w:rFonts w:ascii="Courier New" w:hAnsi="Courier New" w:cs="Courier New" w:hint="default"/>
+      </w:rPr>
+    </w:lvl>
+    <w:lvl w:ilvl="8" w:tplc="040E0005" w:tentative="1">
+      <w:start w:val="1"/>
+      <w:numFmt w:val="bullet"/>
+      <w:lvlText w:val=""/>
+      <w:lvlJc w:val="left"/>
+      <w:pPr>
+        <w:ind w:left="7189" w:hanging="360"/>
+      </w:pPr>
+      <w:rPr>
+        <w:rFonts w:ascii="Wingdings" w:hAnsi="Wingdings" w:hint="default"/>
+      </w:rPr>
+    </w:lvl>
+  </w:abstractNum>
+  <w:abstractNum w:abstractNumId="4" w15:restartNumberingAfterBreak="0">
     <w:nsid w:val="1D1430D8"/>
     <w:multiLevelType w:val="hybridMultilevel"/>
     <w:tmpl w:val="2AFEA61A"/>
@@ -11430,7 +11995,233 @@
       </w:rPr>
     </w:lvl>
   </w:abstractNum>
-  <w:abstractNum w:abstractNumId="2" w15:restartNumberingAfterBreak="0">
+  <w:abstractNum w:abstractNumId="5" w15:restartNumberingAfterBreak="0">
+    <w:nsid w:val="1D673BBA"/>
+    <w:multiLevelType w:val="hybridMultilevel"/>
+    <w:tmpl w:val="073245E4"/>
+    <w:lvl w:ilvl="0" w:tplc="040E0001">
+      <w:start w:val="1"/>
+      <w:numFmt w:val="bullet"/>
+      <w:lvlText w:val=""/>
+      <w:lvlJc w:val="left"/>
+      <w:pPr>
+        <w:ind w:left="1429" w:hanging="360"/>
+      </w:pPr>
+      <w:rPr>
+        <w:rFonts w:ascii="Symbol" w:hAnsi="Symbol" w:hint="default"/>
+      </w:rPr>
+    </w:lvl>
+    <w:lvl w:ilvl="1" w:tplc="040E0003">
+      <w:start w:val="1"/>
+      <w:numFmt w:val="bullet"/>
+      <w:lvlText w:val="o"/>
+      <w:lvlJc w:val="left"/>
+      <w:pPr>
+        <w:ind w:left="2149" w:hanging="360"/>
+      </w:pPr>
+      <w:rPr>
+        <w:rFonts w:ascii="Courier New" w:hAnsi="Courier New" w:cs="Courier New" w:hint="default"/>
+      </w:rPr>
+    </w:lvl>
+    <w:lvl w:ilvl="2" w:tplc="040E0005" w:tentative="1">
+      <w:start w:val="1"/>
+      <w:numFmt w:val="bullet"/>
+      <w:lvlText w:val=""/>
+      <w:lvlJc w:val="left"/>
+      <w:pPr>
+        <w:ind w:left="2869" w:hanging="360"/>
+      </w:pPr>
+      <w:rPr>
+        <w:rFonts w:ascii="Wingdings" w:hAnsi="Wingdings" w:hint="default"/>
+      </w:rPr>
+    </w:lvl>
+    <w:lvl w:ilvl="3" w:tplc="040E0001" w:tentative="1">
+      <w:start w:val="1"/>
+      <w:numFmt w:val="bullet"/>
+      <w:lvlText w:val=""/>
+      <w:lvlJc w:val="left"/>
+      <w:pPr>
+        <w:ind w:left="3589" w:hanging="360"/>
+      </w:pPr>
+      <w:rPr>
+        <w:rFonts w:ascii="Symbol" w:hAnsi="Symbol" w:hint="default"/>
+      </w:rPr>
+    </w:lvl>
+    <w:lvl w:ilvl="4" w:tplc="040E0003" w:tentative="1">
+      <w:start w:val="1"/>
+      <w:numFmt w:val="bullet"/>
+      <w:lvlText w:val="o"/>
+      <w:lvlJc w:val="left"/>
+      <w:pPr>
+        <w:ind w:left="4309" w:hanging="360"/>
+      </w:pPr>
+      <w:rPr>
+        <w:rFonts w:ascii="Courier New" w:hAnsi="Courier New" w:cs="Courier New" w:hint="default"/>
+      </w:rPr>
+    </w:lvl>
+    <w:lvl w:ilvl="5" w:tplc="040E0005" w:tentative="1">
+      <w:start w:val="1"/>
+      <w:numFmt w:val="bullet"/>
+      <w:lvlText w:val=""/>
+      <w:lvlJc w:val="left"/>
+      <w:pPr>
+        <w:ind w:left="5029" w:hanging="360"/>
+      </w:pPr>
+      <w:rPr>
+        <w:rFonts w:ascii="Wingdings" w:hAnsi="Wingdings" w:hint="default"/>
+      </w:rPr>
+    </w:lvl>
+    <w:lvl w:ilvl="6" w:tplc="040E0001" w:tentative="1">
+      <w:start w:val="1"/>
+      <w:numFmt w:val="bullet"/>
+      <w:lvlText w:val=""/>
+      <w:lvlJc w:val="left"/>
+      <w:pPr>
+        <w:ind w:left="5749" w:hanging="360"/>
+      </w:pPr>
+      <w:rPr>
+        <w:rFonts w:ascii="Symbol" w:hAnsi="Symbol" w:hint="default"/>
+      </w:rPr>
+    </w:lvl>
+    <w:lvl w:ilvl="7" w:tplc="040E0003" w:tentative="1">
+      <w:start w:val="1"/>
+      <w:numFmt w:val="bullet"/>
+      <w:lvlText w:val="o"/>
+      <w:lvlJc w:val="left"/>
+      <w:pPr>
+        <w:ind w:left="6469" w:hanging="360"/>
+      </w:pPr>
+      <w:rPr>
+        <w:rFonts w:ascii="Courier New" w:hAnsi="Courier New" w:cs="Courier New" w:hint="default"/>
+      </w:rPr>
+    </w:lvl>
+    <w:lvl w:ilvl="8" w:tplc="040E0005" w:tentative="1">
+      <w:start w:val="1"/>
+      <w:numFmt w:val="bullet"/>
+      <w:lvlText w:val=""/>
+      <w:lvlJc w:val="left"/>
+      <w:pPr>
+        <w:ind w:left="7189" w:hanging="360"/>
+      </w:pPr>
+      <w:rPr>
+        <w:rFonts w:ascii="Wingdings" w:hAnsi="Wingdings" w:hint="default"/>
+      </w:rPr>
+    </w:lvl>
+  </w:abstractNum>
+  <w:abstractNum w:abstractNumId="6" w15:restartNumberingAfterBreak="0">
+    <w:nsid w:val="24A91DD0"/>
+    <w:multiLevelType w:val="hybridMultilevel"/>
+    <w:tmpl w:val="F1167498"/>
+    <w:lvl w:ilvl="0" w:tplc="040E0001">
+      <w:start w:val="1"/>
+      <w:numFmt w:val="bullet"/>
+      <w:lvlText w:val=""/>
+      <w:lvlJc w:val="left"/>
+      <w:pPr>
+        <w:ind w:left="1429" w:hanging="360"/>
+      </w:pPr>
+      <w:rPr>
+        <w:rFonts w:ascii="Symbol" w:hAnsi="Symbol" w:hint="default"/>
+      </w:rPr>
+    </w:lvl>
+    <w:lvl w:ilvl="1" w:tplc="040E0003" w:tentative="1">
+      <w:start w:val="1"/>
+      <w:numFmt w:val="bullet"/>
+      <w:lvlText w:val="o"/>
+      <w:lvlJc w:val="left"/>
+      <w:pPr>
+        <w:ind w:left="2149" w:hanging="360"/>
+      </w:pPr>
+      <w:rPr>
+        <w:rFonts w:ascii="Courier New" w:hAnsi="Courier New" w:cs="Courier New" w:hint="default"/>
+      </w:rPr>
+    </w:lvl>
+    <w:lvl w:ilvl="2" w:tplc="040E0005" w:tentative="1">
+      <w:start w:val="1"/>
+      <w:numFmt w:val="bullet"/>
+      <w:lvlText w:val=""/>
+      <w:lvlJc w:val="left"/>
+      <w:pPr>
+        <w:ind w:left="2869" w:hanging="360"/>
+      </w:pPr>
+      <w:rPr>
+        <w:rFonts w:ascii="Wingdings" w:hAnsi="Wingdings" w:hint="default"/>
+      </w:rPr>
+    </w:lvl>
+    <w:lvl w:ilvl="3" w:tplc="040E0001" w:tentative="1">
+      <w:start w:val="1"/>
+      <w:numFmt w:val="bullet"/>
+      <w:lvlText w:val=""/>
+      <w:lvlJc w:val="left"/>
+      <w:pPr>
+        <w:ind w:left="3589" w:hanging="360"/>
+      </w:pPr>
+      <w:rPr>
+        <w:rFonts w:ascii="Symbol" w:hAnsi="Symbol" w:hint="default"/>
+      </w:rPr>
+    </w:lvl>
+    <w:lvl w:ilvl="4" w:tplc="040E0003" w:tentative="1">
+      <w:start w:val="1"/>
+      <w:numFmt w:val="bullet"/>
+      <w:lvlText w:val="o"/>
+      <w:lvlJc w:val="left"/>
+      <w:pPr>
+        <w:ind w:left="4309" w:hanging="360"/>
+      </w:pPr>
+      <w:rPr>
+        <w:rFonts w:ascii="Courier New" w:hAnsi="Courier New" w:cs="Courier New" w:hint="default"/>
+      </w:rPr>
+    </w:lvl>
+    <w:lvl w:ilvl="5" w:tplc="040E0005" w:tentative="1">
+      <w:start w:val="1"/>
+      <w:numFmt w:val="bullet"/>
+      <w:lvlText w:val=""/>
+      <w:lvlJc w:val="left"/>
+      <w:pPr>
+        <w:ind w:left="5029" w:hanging="360"/>
+      </w:pPr>
+      <w:rPr>
+        <w:rFonts w:ascii="Wingdings" w:hAnsi="Wingdings" w:hint="default"/>
+      </w:rPr>
+    </w:lvl>
+    <w:lvl w:ilvl="6" w:tplc="040E0001" w:tentative="1">
+      <w:start w:val="1"/>
+      <w:numFmt w:val="bullet"/>
+      <w:lvlText w:val=""/>
+      <w:lvlJc w:val="left"/>
+      <w:pPr>
+        <w:ind w:left="5749" w:hanging="360"/>
+      </w:pPr>
+      <w:rPr>
+        <w:rFonts w:ascii="Symbol" w:hAnsi="Symbol" w:hint="default"/>
+      </w:rPr>
+    </w:lvl>
+    <w:lvl w:ilvl="7" w:tplc="040E0003" w:tentative="1">
+      <w:start w:val="1"/>
+      <w:numFmt w:val="bullet"/>
+      <w:lvlText w:val="o"/>
+      <w:lvlJc w:val="left"/>
+      <w:pPr>
+        <w:ind w:left="6469" w:hanging="360"/>
+      </w:pPr>
+      <w:rPr>
+        <w:rFonts w:ascii="Courier New" w:hAnsi="Courier New" w:cs="Courier New" w:hint="default"/>
+      </w:rPr>
+    </w:lvl>
+    <w:lvl w:ilvl="8" w:tplc="040E0005" w:tentative="1">
+      <w:start w:val="1"/>
+      <w:numFmt w:val="bullet"/>
+      <w:lvlText w:val=""/>
+      <w:lvlJc w:val="left"/>
+      <w:pPr>
+        <w:ind w:left="7189" w:hanging="360"/>
+      </w:pPr>
+      <w:rPr>
+        <w:rFonts w:ascii="Wingdings" w:hAnsi="Wingdings" w:hint="default"/>
+      </w:rPr>
+    </w:lvl>
+  </w:abstractNum>
+  <w:abstractNum w:abstractNumId="7" w15:restartNumberingAfterBreak="0">
     <w:nsid w:val="2D34586A"/>
     <w:multiLevelType w:val="hybridMultilevel"/>
     <w:tmpl w:val="57D288D6"/>
@@ -11543,7 +12334,120 @@
       </w:rPr>
     </w:lvl>
   </w:abstractNum>
-  <w:abstractNum w:abstractNumId="3" w15:restartNumberingAfterBreak="0">
+  <w:abstractNum w:abstractNumId="8" w15:restartNumberingAfterBreak="0">
+    <w:nsid w:val="332E381B"/>
+    <w:multiLevelType w:val="hybridMultilevel"/>
+    <w:tmpl w:val="59E650A0"/>
+    <w:lvl w:ilvl="0" w:tplc="040E0001">
+      <w:start w:val="1"/>
+      <w:numFmt w:val="bullet"/>
+      <w:lvlText w:val=""/>
+      <w:lvlJc w:val="left"/>
+      <w:pPr>
+        <w:ind w:left="1429" w:hanging="360"/>
+      </w:pPr>
+      <w:rPr>
+        <w:rFonts w:ascii="Symbol" w:hAnsi="Symbol" w:hint="default"/>
+      </w:rPr>
+    </w:lvl>
+    <w:lvl w:ilvl="1" w:tplc="040E0003">
+      <w:start w:val="1"/>
+      <w:numFmt w:val="bullet"/>
+      <w:lvlText w:val="o"/>
+      <w:lvlJc w:val="left"/>
+      <w:pPr>
+        <w:ind w:left="2149" w:hanging="360"/>
+      </w:pPr>
+      <w:rPr>
+        <w:rFonts w:ascii="Courier New" w:hAnsi="Courier New" w:cs="Courier New" w:hint="default"/>
+      </w:rPr>
+    </w:lvl>
+    <w:lvl w:ilvl="2" w:tplc="040E0005" w:tentative="1">
+      <w:start w:val="1"/>
+      <w:numFmt w:val="bullet"/>
+      <w:lvlText w:val=""/>
+      <w:lvlJc w:val="left"/>
+      <w:pPr>
+        <w:ind w:left="2869" w:hanging="360"/>
+      </w:pPr>
+      <w:rPr>
+        <w:rFonts w:ascii="Wingdings" w:hAnsi="Wingdings" w:hint="default"/>
+      </w:rPr>
+    </w:lvl>
+    <w:lvl w:ilvl="3" w:tplc="040E0001" w:tentative="1">
+      <w:start w:val="1"/>
+      <w:numFmt w:val="bullet"/>
+      <w:lvlText w:val=""/>
+      <w:lvlJc w:val="left"/>
+      <w:pPr>
+        <w:ind w:left="3589" w:hanging="360"/>
+      </w:pPr>
+      <w:rPr>
+        <w:rFonts w:ascii="Symbol" w:hAnsi="Symbol" w:hint="default"/>
+      </w:rPr>
+    </w:lvl>
+    <w:lvl w:ilvl="4" w:tplc="040E0003" w:tentative="1">
+      <w:start w:val="1"/>
+      <w:numFmt w:val="bullet"/>
+      <w:lvlText w:val="o"/>
+      <w:lvlJc w:val="left"/>
+      <w:pPr>
+        <w:ind w:left="4309" w:hanging="360"/>
+      </w:pPr>
+      <w:rPr>
+        <w:rFonts w:ascii="Courier New" w:hAnsi="Courier New" w:cs="Courier New" w:hint="default"/>
+      </w:rPr>
+    </w:lvl>
+    <w:lvl w:ilvl="5" w:tplc="040E0005" w:tentative="1">
+      <w:start w:val="1"/>
+      <w:numFmt w:val="bullet"/>
+      <w:lvlText w:val=""/>
+      <w:lvlJc w:val="left"/>
+      <w:pPr>
+        <w:ind w:left="5029" w:hanging="360"/>
+      </w:pPr>
+      <w:rPr>
+        <w:rFonts w:ascii="Wingdings" w:hAnsi="Wingdings" w:hint="default"/>
+      </w:rPr>
+    </w:lvl>
+    <w:lvl w:ilvl="6" w:tplc="040E0001" w:tentative="1">
+      <w:start w:val="1"/>
+      <w:numFmt w:val="bullet"/>
+      <w:lvlText w:val=""/>
+      <w:lvlJc w:val="left"/>
+      <w:pPr>
+        <w:ind w:left="5749" w:hanging="360"/>
+      </w:pPr>
+      <w:rPr>
+        <w:rFonts w:ascii="Symbol" w:hAnsi="Symbol" w:hint="default"/>
+      </w:rPr>
+    </w:lvl>
+    <w:lvl w:ilvl="7" w:tplc="040E0003" w:tentative="1">
+      <w:start w:val="1"/>
+      <w:numFmt w:val="bullet"/>
+      <w:lvlText w:val="o"/>
+      <w:lvlJc w:val="left"/>
+      <w:pPr>
+        <w:ind w:left="6469" w:hanging="360"/>
+      </w:pPr>
+      <w:rPr>
+        <w:rFonts w:ascii="Courier New" w:hAnsi="Courier New" w:cs="Courier New" w:hint="default"/>
+      </w:rPr>
+    </w:lvl>
+    <w:lvl w:ilvl="8" w:tplc="040E0005" w:tentative="1">
+      <w:start w:val="1"/>
+      <w:numFmt w:val="bullet"/>
+      <w:lvlText w:val=""/>
+      <w:lvlJc w:val="left"/>
+      <w:pPr>
+        <w:ind w:left="7189" w:hanging="360"/>
+      </w:pPr>
+      <w:rPr>
+        <w:rFonts w:ascii="Wingdings" w:hAnsi="Wingdings" w:hint="default"/>
+      </w:rPr>
+    </w:lvl>
+  </w:abstractNum>
+  <w:abstractNum w:abstractNumId="9" w15:restartNumberingAfterBreak="0">
     <w:nsid w:val="361E6B14"/>
     <w:multiLevelType w:val="hybridMultilevel"/>
     <w:tmpl w:val="3BACB1F0"/>
@@ -11656,7 +12560,120 @@
       </w:rPr>
     </w:lvl>
   </w:abstractNum>
-  <w:abstractNum w:abstractNumId="4" w15:restartNumberingAfterBreak="0">
+  <w:abstractNum w:abstractNumId="10" w15:restartNumberingAfterBreak="0">
+    <w:nsid w:val="373B0F5A"/>
+    <w:multiLevelType w:val="hybridMultilevel"/>
+    <w:tmpl w:val="69C893FC"/>
+    <w:lvl w:ilvl="0" w:tplc="040E0001">
+      <w:start w:val="1"/>
+      <w:numFmt w:val="bullet"/>
+      <w:lvlText w:val=""/>
+      <w:lvlJc w:val="left"/>
+      <w:pPr>
+        <w:ind w:left="1429" w:hanging="360"/>
+      </w:pPr>
+      <w:rPr>
+        <w:rFonts w:ascii="Symbol" w:hAnsi="Symbol" w:hint="default"/>
+      </w:rPr>
+    </w:lvl>
+    <w:lvl w:ilvl="1" w:tplc="040E0003" w:tentative="1">
+      <w:start w:val="1"/>
+      <w:numFmt w:val="bullet"/>
+      <w:lvlText w:val="o"/>
+      <w:lvlJc w:val="left"/>
+      <w:pPr>
+        <w:ind w:left="2149" w:hanging="360"/>
+      </w:pPr>
+      <w:rPr>
+        <w:rFonts w:ascii="Courier New" w:hAnsi="Courier New" w:cs="Courier New" w:hint="default"/>
+      </w:rPr>
+    </w:lvl>
+    <w:lvl w:ilvl="2" w:tplc="040E0005" w:tentative="1">
+      <w:start w:val="1"/>
+      <w:numFmt w:val="bullet"/>
+      <w:lvlText w:val=""/>
+      <w:lvlJc w:val="left"/>
+      <w:pPr>
+        <w:ind w:left="2869" w:hanging="360"/>
+      </w:pPr>
+      <w:rPr>
+        <w:rFonts w:ascii="Wingdings" w:hAnsi="Wingdings" w:hint="default"/>
+      </w:rPr>
+    </w:lvl>
+    <w:lvl w:ilvl="3" w:tplc="040E0001" w:tentative="1">
+      <w:start w:val="1"/>
+      <w:numFmt w:val="bullet"/>
+      <w:lvlText w:val=""/>
+      <w:lvlJc w:val="left"/>
+      <w:pPr>
+        <w:ind w:left="3589" w:hanging="360"/>
+      </w:pPr>
+      <w:rPr>
+        <w:rFonts w:ascii="Symbol" w:hAnsi="Symbol" w:hint="default"/>
+      </w:rPr>
+    </w:lvl>
+    <w:lvl w:ilvl="4" w:tplc="040E0003" w:tentative="1">
+      <w:start w:val="1"/>
+      <w:numFmt w:val="bullet"/>
+      <w:lvlText w:val="o"/>
+      <w:lvlJc w:val="left"/>
+      <w:pPr>
+        <w:ind w:left="4309" w:hanging="360"/>
+      </w:pPr>
+      <w:rPr>
+        <w:rFonts w:ascii="Courier New" w:hAnsi="Courier New" w:cs="Courier New" w:hint="default"/>
+      </w:rPr>
+    </w:lvl>
+    <w:lvl w:ilvl="5" w:tplc="040E0005" w:tentative="1">
+      <w:start w:val="1"/>
+      <w:numFmt w:val="bullet"/>
+      <w:lvlText w:val=""/>
+      <w:lvlJc w:val="left"/>
+      <w:pPr>
+        <w:ind w:left="5029" w:hanging="360"/>
+      </w:pPr>
+      <w:rPr>
+        <w:rFonts w:ascii="Wingdings" w:hAnsi="Wingdings" w:hint="default"/>
+      </w:rPr>
+    </w:lvl>
+    <w:lvl w:ilvl="6" w:tplc="040E0001" w:tentative="1">
+      <w:start w:val="1"/>
+      <w:numFmt w:val="bullet"/>
+      <w:lvlText w:val=""/>
+      <w:lvlJc w:val="left"/>
+      <w:pPr>
+        <w:ind w:left="5749" w:hanging="360"/>
+      </w:pPr>
+      <w:rPr>
+        <w:rFonts w:ascii="Symbol" w:hAnsi="Symbol" w:hint="default"/>
+      </w:rPr>
+    </w:lvl>
+    <w:lvl w:ilvl="7" w:tplc="040E0003" w:tentative="1">
+      <w:start w:val="1"/>
+      <w:numFmt w:val="bullet"/>
+      <w:lvlText w:val="o"/>
+      <w:lvlJc w:val="left"/>
+      <w:pPr>
+        <w:ind w:left="6469" w:hanging="360"/>
+      </w:pPr>
+      <w:rPr>
+        <w:rFonts w:ascii="Courier New" w:hAnsi="Courier New" w:cs="Courier New" w:hint="default"/>
+      </w:rPr>
+    </w:lvl>
+    <w:lvl w:ilvl="8" w:tplc="040E0005" w:tentative="1">
+      <w:start w:val="1"/>
+      <w:numFmt w:val="bullet"/>
+      <w:lvlText w:val=""/>
+      <w:lvlJc w:val="left"/>
+      <w:pPr>
+        <w:ind w:left="7189" w:hanging="360"/>
+      </w:pPr>
+      <w:rPr>
+        <w:rFonts w:ascii="Wingdings" w:hAnsi="Wingdings" w:hint="default"/>
+      </w:rPr>
+    </w:lvl>
+  </w:abstractNum>
+  <w:abstractNum w:abstractNumId="11" w15:restartNumberingAfterBreak="0">
     <w:nsid w:val="37405040"/>
     <w:multiLevelType w:val="hybridMultilevel"/>
     <w:tmpl w:val="DF764BFA"/>
@@ -11769,7 +12786,120 @@
       </w:rPr>
     </w:lvl>
   </w:abstractNum>
-  <w:abstractNum w:abstractNumId="5" w15:restartNumberingAfterBreak="0">
+  <w:abstractNum w:abstractNumId="12" w15:restartNumberingAfterBreak="0">
+    <w:nsid w:val="3C4B36A6"/>
+    <w:multiLevelType w:val="hybridMultilevel"/>
+    <w:tmpl w:val="8C8AEF7E"/>
+    <w:lvl w:ilvl="0" w:tplc="040E0001">
+      <w:start w:val="1"/>
+      <w:numFmt w:val="bullet"/>
+      <w:lvlText w:val=""/>
+      <w:lvlJc w:val="left"/>
+      <w:pPr>
+        <w:ind w:left="1429" w:hanging="360"/>
+      </w:pPr>
+      <w:rPr>
+        <w:rFonts w:ascii="Symbol" w:hAnsi="Symbol" w:hint="default"/>
+      </w:rPr>
+    </w:lvl>
+    <w:lvl w:ilvl="1" w:tplc="040E0003" w:tentative="1">
+      <w:start w:val="1"/>
+      <w:numFmt w:val="bullet"/>
+      <w:lvlText w:val="o"/>
+      <w:lvlJc w:val="left"/>
+      <w:pPr>
+        <w:ind w:left="2149" w:hanging="360"/>
+      </w:pPr>
+      <w:rPr>
+        <w:rFonts w:ascii="Courier New" w:hAnsi="Courier New" w:cs="Courier New" w:hint="default"/>
+      </w:rPr>
+    </w:lvl>
+    <w:lvl w:ilvl="2" w:tplc="040E0005" w:tentative="1">
+      <w:start w:val="1"/>
+      <w:numFmt w:val="bullet"/>
+      <w:lvlText w:val=""/>
+      <w:lvlJc w:val="left"/>
+      <w:pPr>
+        <w:ind w:left="2869" w:hanging="360"/>
+      </w:pPr>
+      <w:rPr>
+        <w:rFonts w:ascii="Wingdings" w:hAnsi="Wingdings" w:hint="default"/>
+      </w:rPr>
+    </w:lvl>
+    <w:lvl w:ilvl="3" w:tplc="040E0001" w:tentative="1">
+      <w:start w:val="1"/>
+      <w:numFmt w:val="bullet"/>
+      <w:lvlText w:val=""/>
+      <w:lvlJc w:val="left"/>
+      <w:pPr>
+        <w:ind w:left="3589" w:hanging="360"/>
+      </w:pPr>
+      <w:rPr>
+        <w:rFonts w:ascii="Symbol" w:hAnsi="Symbol" w:hint="default"/>
+      </w:rPr>
+    </w:lvl>
+    <w:lvl w:ilvl="4" w:tplc="040E0003" w:tentative="1">
+      <w:start w:val="1"/>
+      <w:numFmt w:val="bullet"/>
+      <w:lvlText w:val="o"/>
+      <w:lvlJc w:val="left"/>
+      <w:pPr>
+        <w:ind w:left="4309" w:hanging="360"/>
+      </w:pPr>
+      <w:rPr>
+        <w:rFonts w:ascii="Courier New" w:hAnsi="Courier New" w:cs="Courier New" w:hint="default"/>
+      </w:rPr>
+    </w:lvl>
+    <w:lvl w:ilvl="5" w:tplc="040E0005" w:tentative="1">
+      <w:start w:val="1"/>
+      <w:numFmt w:val="bullet"/>
+      <w:lvlText w:val=""/>
+      <w:lvlJc w:val="left"/>
+      <w:pPr>
+        <w:ind w:left="5029" w:hanging="360"/>
+      </w:pPr>
+      <w:rPr>
+        <w:rFonts w:ascii="Wingdings" w:hAnsi="Wingdings" w:hint="default"/>
+      </w:rPr>
+    </w:lvl>
+    <w:lvl w:ilvl="6" w:tplc="040E0001" w:tentative="1">
+      <w:start w:val="1"/>
+      <w:numFmt w:val="bullet"/>
+      <w:lvlText w:val=""/>
+      <w:lvlJc w:val="left"/>
+      <w:pPr>
+        <w:ind w:left="5749" w:hanging="360"/>
+      </w:pPr>
+      <w:rPr>
+        <w:rFonts w:ascii="Symbol" w:hAnsi="Symbol" w:hint="default"/>
+      </w:rPr>
+    </w:lvl>
+    <w:lvl w:ilvl="7" w:tplc="040E0003" w:tentative="1">
+      <w:start w:val="1"/>
+      <w:numFmt w:val="bullet"/>
+      <w:lvlText w:val="o"/>
+      <w:lvlJc w:val="left"/>
+      <w:pPr>
+        <w:ind w:left="6469" w:hanging="360"/>
+      </w:pPr>
+      <w:rPr>
+        <w:rFonts w:ascii="Courier New" w:hAnsi="Courier New" w:cs="Courier New" w:hint="default"/>
+      </w:rPr>
+    </w:lvl>
+    <w:lvl w:ilvl="8" w:tplc="040E0005" w:tentative="1">
+      <w:start w:val="1"/>
+      <w:numFmt w:val="bullet"/>
+      <w:lvlText w:val=""/>
+      <w:lvlJc w:val="left"/>
+      <w:pPr>
+        <w:ind w:left="7189" w:hanging="360"/>
+      </w:pPr>
+      <w:rPr>
+        <w:rFonts w:ascii="Wingdings" w:hAnsi="Wingdings" w:hint="default"/>
+      </w:rPr>
+    </w:lvl>
+  </w:abstractNum>
+  <w:abstractNum w:abstractNumId="13" w15:restartNumberingAfterBreak="0">
     <w:nsid w:val="4BC22624"/>
     <w:multiLevelType w:val="hybridMultilevel"/>
     <w:tmpl w:val="B378B62E"/>
@@ -11882,7 +13012,120 @@
       </w:rPr>
     </w:lvl>
   </w:abstractNum>
-  <w:abstractNum w:abstractNumId="6" w15:restartNumberingAfterBreak="0">
+  <w:abstractNum w:abstractNumId="14" w15:restartNumberingAfterBreak="0">
+    <w:nsid w:val="51381A88"/>
+    <w:multiLevelType w:val="hybridMultilevel"/>
+    <w:tmpl w:val="FAAE8B82"/>
+    <w:lvl w:ilvl="0" w:tplc="040E0001">
+      <w:start w:val="1"/>
+      <w:numFmt w:val="bullet"/>
+      <w:lvlText w:val=""/>
+      <w:lvlJc w:val="left"/>
+      <w:pPr>
+        <w:ind w:left="1429" w:hanging="360"/>
+      </w:pPr>
+      <w:rPr>
+        <w:rFonts w:ascii="Symbol" w:hAnsi="Symbol" w:hint="default"/>
+      </w:rPr>
+    </w:lvl>
+    <w:lvl w:ilvl="1" w:tplc="040E0003">
+      <w:start w:val="1"/>
+      <w:numFmt w:val="bullet"/>
+      <w:lvlText w:val="o"/>
+      <w:lvlJc w:val="left"/>
+      <w:pPr>
+        <w:ind w:left="2149" w:hanging="360"/>
+      </w:pPr>
+      <w:rPr>
+        <w:rFonts w:ascii="Courier New" w:hAnsi="Courier New" w:cs="Courier New" w:hint="default"/>
+      </w:rPr>
+    </w:lvl>
+    <w:lvl w:ilvl="2" w:tplc="040E0005" w:tentative="1">
+      <w:start w:val="1"/>
+      <w:numFmt w:val="bullet"/>
+      <w:lvlText w:val=""/>
+      <w:lvlJc w:val="left"/>
+      <w:pPr>
+        <w:ind w:left="2869" w:hanging="360"/>
+      </w:pPr>
+      <w:rPr>
+        <w:rFonts w:ascii="Wingdings" w:hAnsi="Wingdings" w:hint="default"/>
+      </w:rPr>
+    </w:lvl>
+    <w:lvl w:ilvl="3" w:tplc="040E0001" w:tentative="1">
+      <w:start w:val="1"/>
+      <w:numFmt w:val="bullet"/>
+      <w:lvlText w:val=""/>
+      <w:lvlJc w:val="left"/>
+      <w:pPr>
+        <w:ind w:left="3589" w:hanging="360"/>
+      </w:pPr>
+      <w:rPr>
+        <w:rFonts w:ascii="Symbol" w:hAnsi="Symbol" w:hint="default"/>
+      </w:rPr>
+    </w:lvl>
+    <w:lvl w:ilvl="4" w:tplc="040E0003" w:tentative="1">
+      <w:start w:val="1"/>
+      <w:numFmt w:val="bullet"/>
+      <w:lvlText w:val="o"/>
+      <w:lvlJc w:val="left"/>
+      <w:pPr>
+        <w:ind w:left="4309" w:hanging="360"/>
+      </w:pPr>
+      <w:rPr>
+        <w:rFonts w:ascii="Courier New" w:hAnsi="Courier New" w:cs="Courier New" w:hint="default"/>
+      </w:rPr>
+    </w:lvl>
+    <w:lvl w:ilvl="5" w:tplc="040E0005" w:tentative="1">
+      <w:start w:val="1"/>
+      <w:numFmt w:val="bullet"/>
+      <w:lvlText w:val=""/>
+      <w:lvlJc w:val="left"/>
+      <w:pPr>
+        <w:ind w:left="5029" w:hanging="360"/>
+      </w:pPr>
+      <w:rPr>
+        <w:rFonts w:ascii="Wingdings" w:hAnsi="Wingdings" w:hint="default"/>
+      </w:rPr>
+    </w:lvl>
+    <w:lvl w:ilvl="6" w:tplc="040E0001" w:tentative="1">
+      <w:start w:val="1"/>
+      <w:numFmt w:val="bullet"/>
+      <w:lvlText w:val=""/>
+      <w:lvlJc w:val="left"/>
+      <w:pPr>
+        <w:ind w:left="5749" w:hanging="360"/>
+      </w:pPr>
+      <w:rPr>
+        <w:rFonts w:ascii="Symbol" w:hAnsi="Symbol" w:hint="default"/>
+      </w:rPr>
+    </w:lvl>
+    <w:lvl w:ilvl="7" w:tplc="040E0003" w:tentative="1">
+      <w:start w:val="1"/>
+      <w:numFmt w:val="bullet"/>
+      <w:lvlText w:val="o"/>
+      <w:lvlJc w:val="left"/>
+      <w:pPr>
+        <w:ind w:left="6469" w:hanging="360"/>
+      </w:pPr>
+      <w:rPr>
+        <w:rFonts w:ascii="Courier New" w:hAnsi="Courier New" w:cs="Courier New" w:hint="default"/>
+      </w:rPr>
+    </w:lvl>
+    <w:lvl w:ilvl="8" w:tplc="040E0005" w:tentative="1">
+      <w:start w:val="1"/>
+      <w:numFmt w:val="bullet"/>
+      <w:lvlText w:val=""/>
+      <w:lvlJc w:val="left"/>
+      <w:pPr>
+        <w:ind w:left="7189" w:hanging="360"/>
+      </w:pPr>
+      <w:rPr>
+        <w:rFonts w:ascii="Wingdings" w:hAnsi="Wingdings" w:hint="default"/>
+      </w:rPr>
+    </w:lvl>
+  </w:abstractNum>
+  <w:abstractNum w:abstractNumId="15" w15:restartNumberingAfterBreak="0">
     <w:nsid w:val="57467333"/>
     <w:multiLevelType w:val="hybridMultilevel"/>
     <w:tmpl w:val="6F0E0028"/>
@@ -11995,7 +13238,572 @@
       </w:rPr>
     </w:lvl>
   </w:abstractNum>
-  <w:abstractNum w:abstractNumId="7" w15:restartNumberingAfterBreak="0">
+  <w:abstractNum w:abstractNumId="16" w15:restartNumberingAfterBreak="0">
+    <w:nsid w:val="5AF53A4F"/>
+    <w:multiLevelType w:val="hybridMultilevel"/>
+    <w:tmpl w:val="3A704032"/>
+    <w:lvl w:ilvl="0" w:tplc="040E0001">
+      <w:start w:val="1"/>
+      <w:numFmt w:val="bullet"/>
+      <w:lvlText w:val=""/>
+      <w:lvlJc w:val="left"/>
+      <w:pPr>
+        <w:ind w:left="1429" w:hanging="360"/>
+      </w:pPr>
+      <w:rPr>
+        <w:rFonts w:ascii="Symbol" w:hAnsi="Symbol" w:hint="default"/>
+      </w:rPr>
+    </w:lvl>
+    <w:lvl w:ilvl="1" w:tplc="040E0003" w:tentative="1">
+      <w:start w:val="1"/>
+      <w:numFmt w:val="bullet"/>
+      <w:lvlText w:val="o"/>
+      <w:lvlJc w:val="left"/>
+      <w:pPr>
+        <w:ind w:left="2149" w:hanging="360"/>
+      </w:pPr>
+      <w:rPr>
+        <w:rFonts w:ascii="Courier New" w:hAnsi="Courier New" w:cs="Courier New" w:hint="default"/>
+      </w:rPr>
+    </w:lvl>
+    <w:lvl w:ilvl="2" w:tplc="040E0005" w:tentative="1">
+      <w:start w:val="1"/>
+      <w:numFmt w:val="bullet"/>
+      <w:lvlText w:val=""/>
+      <w:lvlJc w:val="left"/>
+      <w:pPr>
+        <w:ind w:left="2869" w:hanging="360"/>
+      </w:pPr>
+      <w:rPr>
+        <w:rFonts w:ascii="Wingdings" w:hAnsi="Wingdings" w:hint="default"/>
+      </w:rPr>
+    </w:lvl>
+    <w:lvl w:ilvl="3" w:tplc="040E0001" w:tentative="1">
+      <w:start w:val="1"/>
+      <w:numFmt w:val="bullet"/>
+      <w:lvlText w:val=""/>
+      <w:lvlJc w:val="left"/>
+      <w:pPr>
+        <w:ind w:left="3589" w:hanging="360"/>
+      </w:pPr>
+      <w:rPr>
+        <w:rFonts w:ascii="Symbol" w:hAnsi="Symbol" w:hint="default"/>
+      </w:rPr>
+    </w:lvl>
+    <w:lvl w:ilvl="4" w:tplc="040E0003" w:tentative="1">
+      <w:start w:val="1"/>
+      <w:numFmt w:val="bullet"/>
+      <w:lvlText w:val="o"/>
+      <w:lvlJc w:val="left"/>
+      <w:pPr>
+        <w:ind w:left="4309" w:hanging="360"/>
+      </w:pPr>
+      <w:rPr>
+        <w:rFonts w:ascii="Courier New" w:hAnsi="Courier New" w:cs="Courier New" w:hint="default"/>
+      </w:rPr>
+    </w:lvl>
+    <w:lvl w:ilvl="5" w:tplc="040E0005" w:tentative="1">
+      <w:start w:val="1"/>
+      <w:numFmt w:val="bullet"/>
+      <w:lvlText w:val=""/>
+      <w:lvlJc w:val="left"/>
+      <w:pPr>
+        <w:ind w:left="5029" w:hanging="360"/>
+      </w:pPr>
+      <w:rPr>
+        <w:rFonts w:ascii="Wingdings" w:hAnsi="Wingdings" w:hint="default"/>
+      </w:rPr>
+    </w:lvl>
+    <w:lvl w:ilvl="6" w:tplc="040E0001" w:tentative="1">
+      <w:start w:val="1"/>
+      <w:numFmt w:val="bullet"/>
+      <w:lvlText w:val=""/>
+      <w:lvlJc w:val="left"/>
+      <w:pPr>
+        <w:ind w:left="5749" w:hanging="360"/>
+      </w:pPr>
+      <w:rPr>
+        <w:rFonts w:ascii="Symbol" w:hAnsi="Symbol" w:hint="default"/>
+      </w:rPr>
+    </w:lvl>
+    <w:lvl w:ilvl="7" w:tplc="040E0003" w:tentative="1">
+      <w:start w:val="1"/>
+      <w:numFmt w:val="bullet"/>
+      <w:lvlText w:val="o"/>
+      <w:lvlJc w:val="left"/>
+      <w:pPr>
+        <w:ind w:left="6469" w:hanging="360"/>
+      </w:pPr>
+      <w:rPr>
+        <w:rFonts w:ascii="Courier New" w:hAnsi="Courier New" w:cs="Courier New" w:hint="default"/>
+      </w:rPr>
+    </w:lvl>
+    <w:lvl w:ilvl="8" w:tplc="040E0005" w:tentative="1">
+      <w:start w:val="1"/>
+      <w:numFmt w:val="bullet"/>
+      <w:lvlText w:val=""/>
+      <w:lvlJc w:val="left"/>
+      <w:pPr>
+        <w:ind w:left="7189" w:hanging="360"/>
+      </w:pPr>
+      <w:rPr>
+        <w:rFonts w:ascii="Wingdings" w:hAnsi="Wingdings" w:hint="default"/>
+      </w:rPr>
+    </w:lvl>
+  </w:abstractNum>
+  <w:abstractNum w:abstractNumId="17" w15:restartNumberingAfterBreak="0">
+    <w:nsid w:val="5F3D624A"/>
+    <w:multiLevelType w:val="hybridMultilevel"/>
+    <w:tmpl w:val="F2D2071C"/>
+    <w:lvl w:ilvl="0" w:tplc="040E0001">
+      <w:start w:val="1"/>
+      <w:numFmt w:val="bullet"/>
+      <w:lvlText w:val=""/>
+      <w:lvlJc w:val="left"/>
+      <w:pPr>
+        <w:ind w:left="1429" w:hanging="360"/>
+      </w:pPr>
+      <w:rPr>
+        <w:rFonts w:ascii="Symbol" w:hAnsi="Symbol" w:hint="default"/>
+      </w:rPr>
+    </w:lvl>
+    <w:lvl w:ilvl="1" w:tplc="040E0003" w:tentative="1">
+      <w:start w:val="1"/>
+      <w:numFmt w:val="bullet"/>
+      <w:lvlText w:val="o"/>
+      <w:lvlJc w:val="left"/>
+      <w:pPr>
+        <w:ind w:left="2149" w:hanging="360"/>
+      </w:pPr>
+      <w:rPr>
+        <w:rFonts w:ascii="Courier New" w:hAnsi="Courier New" w:cs="Courier New" w:hint="default"/>
+      </w:rPr>
+    </w:lvl>
+    <w:lvl w:ilvl="2" w:tplc="040E0005" w:tentative="1">
+      <w:start w:val="1"/>
+      <w:numFmt w:val="bullet"/>
+      <w:lvlText w:val=""/>
+      <w:lvlJc w:val="left"/>
+      <w:pPr>
+        <w:ind w:left="2869" w:hanging="360"/>
+      </w:pPr>
+      <w:rPr>
+        <w:rFonts w:ascii="Wingdings" w:hAnsi="Wingdings" w:hint="default"/>
+      </w:rPr>
+    </w:lvl>
+    <w:lvl w:ilvl="3" w:tplc="040E0001" w:tentative="1">
+      <w:start w:val="1"/>
+      <w:numFmt w:val="bullet"/>
+      <w:lvlText w:val=""/>
+      <w:lvlJc w:val="left"/>
+      <w:pPr>
+        <w:ind w:left="3589" w:hanging="360"/>
+      </w:pPr>
+      <w:rPr>
+        <w:rFonts w:ascii="Symbol" w:hAnsi="Symbol" w:hint="default"/>
+      </w:rPr>
+    </w:lvl>
+    <w:lvl w:ilvl="4" w:tplc="040E0003" w:tentative="1">
+      <w:start w:val="1"/>
+      <w:numFmt w:val="bullet"/>
+      <w:lvlText w:val="o"/>
+      <w:lvlJc w:val="left"/>
+      <w:pPr>
+        <w:ind w:left="4309" w:hanging="360"/>
+      </w:pPr>
+      <w:rPr>
+        <w:rFonts w:ascii="Courier New" w:hAnsi="Courier New" w:cs="Courier New" w:hint="default"/>
+      </w:rPr>
+    </w:lvl>
+    <w:lvl w:ilvl="5" w:tplc="040E0005" w:tentative="1">
+      <w:start w:val="1"/>
+      <w:numFmt w:val="bullet"/>
+      <w:lvlText w:val=""/>
+      <w:lvlJc w:val="left"/>
+      <w:pPr>
+        <w:ind w:left="5029" w:hanging="360"/>
+      </w:pPr>
+      <w:rPr>
+        <w:rFonts w:ascii="Wingdings" w:hAnsi="Wingdings" w:hint="default"/>
+      </w:rPr>
+    </w:lvl>
+    <w:lvl w:ilvl="6" w:tplc="040E0001" w:tentative="1">
+      <w:start w:val="1"/>
+      <w:numFmt w:val="bullet"/>
+      <w:lvlText w:val=""/>
+      <w:lvlJc w:val="left"/>
+      <w:pPr>
+        <w:ind w:left="5749" w:hanging="360"/>
+      </w:pPr>
+      <w:rPr>
+        <w:rFonts w:ascii="Symbol" w:hAnsi="Symbol" w:hint="default"/>
+      </w:rPr>
+    </w:lvl>
+    <w:lvl w:ilvl="7" w:tplc="040E0003" w:tentative="1">
+      <w:start w:val="1"/>
+      <w:numFmt w:val="bullet"/>
+      <w:lvlText w:val="o"/>
+      <w:lvlJc w:val="left"/>
+      <w:pPr>
+        <w:ind w:left="6469" w:hanging="360"/>
+      </w:pPr>
+      <w:rPr>
+        <w:rFonts w:ascii="Courier New" w:hAnsi="Courier New" w:cs="Courier New" w:hint="default"/>
+      </w:rPr>
+    </w:lvl>
+    <w:lvl w:ilvl="8" w:tplc="040E0005" w:tentative="1">
+      <w:start w:val="1"/>
+      <w:numFmt w:val="bullet"/>
+      <w:lvlText w:val=""/>
+      <w:lvlJc w:val="left"/>
+      <w:pPr>
+        <w:ind w:left="7189" w:hanging="360"/>
+      </w:pPr>
+      <w:rPr>
+        <w:rFonts w:ascii="Wingdings" w:hAnsi="Wingdings" w:hint="default"/>
+      </w:rPr>
+    </w:lvl>
+  </w:abstractNum>
+  <w:abstractNum w:abstractNumId="18" w15:restartNumberingAfterBreak="0">
+    <w:nsid w:val="6F0E3834"/>
+    <w:multiLevelType w:val="hybridMultilevel"/>
+    <w:tmpl w:val="A672F3EA"/>
+    <w:lvl w:ilvl="0" w:tplc="040E0001">
+      <w:start w:val="1"/>
+      <w:numFmt w:val="bullet"/>
+      <w:lvlText w:val=""/>
+      <w:lvlJc w:val="left"/>
+      <w:pPr>
+        <w:ind w:left="1429" w:hanging="360"/>
+      </w:pPr>
+      <w:rPr>
+        <w:rFonts w:ascii="Symbol" w:hAnsi="Symbol" w:hint="default"/>
+      </w:rPr>
+    </w:lvl>
+    <w:lvl w:ilvl="1" w:tplc="040E0003">
+      <w:start w:val="1"/>
+      <w:numFmt w:val="bullet"/>
+      <w:lvlText w:val="o"/>
+      <w:lvlJc w:val="left"/>
+      <w:pPr>
+        <w:ind w:left="2149" w:hanging="360"/>
+      </w:pPr>
+      <w:rPr>
+        <w:rFonts w:ascii="Courier New" w:hAnsi="Courier New" w:cs="Courier New" w:hint="default"/>
+      </w:rPr>
+    </w:lvl>
+    <w:lvl w:ilvl="2" w:tplc="040E0005" w:tentative="1">
+      <w:start w:val="1"/>
+      <w:numFmt w:val="bullet"/>
+      <w:lvlText w:val=""/>
+      <w:lvlJc w:val="left"/>
+      <w:pPr>
+        <w:ind w:left="2869" w:hanging="360"/>
+      </w:pPr>
+      <w:rPr>
+        <w:rFonts w:ascii="Wingdings" w:hAnsi="Wingdings" w:hint="default"/>
+      </w:rPr>
+    </w:lvl>
+    <w:lvl w:ilvl="3" w:tplc="040E0001" w:tentative="1">
+      <w:start w:val="1"/>
+      <w:numFmt w:val="bullet"/>
+      <w:lvlText w:val=""/>
+      <w:lvlJc w:val="left"/>
+      <w:pPr>
+        <w:ind w:left="3589" w:hanging="360"/>
+      </w:pPr>
+      <w:rPr>
+        <w:rFonts w:ascii="Symbol" w:hAnsi="Symbol" w:hint="default"/>
+      </w:rPr>
+    </w:lvl>
+    <w:lvl w:ilvl="4" w:tplc="040E0003" w:tentative="1">
+      <w:start w:val="1"/>
+      <w:numFmt w:val="bullet"/>
+      <w:lvlText w:val="o"/>
+      <w:lvlJc w:val="left"/>
+      <w:pPr>
+        <w:ind w:left="4309" w:hanging="360"/>
+      </w:pPr>
+      <w:rPr>
+        <w:rFonts w:ascii="Courier New" w:hAnsi="Courier New" w:cs="Courier New" w:hint="default"/>
+      </w:rPr>
+    </w:lvl>
+    <w:lvl w:ilvl="5" w:tplc="040E0005" w:tentative="1">
+      <w:start w:val="1"/>
+      <w:numFmt w:val="bullet"/>
+      <w:lvlText w:val=""/>
+      <w:lvlJc w:val="left"/>
+      <w:pPr>
+        <w:ind w:left="5029" w:hanging="360"/>
+      </w:pPr>
+      <w:rPr>
+        <w:rFonts w:ascii="Wingdings" w:hAnsi="Wingdings" w:hint="default"/>
+      </w:rPr>
+    </w:lvl>
+    <w:lvl w:ilvl="6" w:tplc="040E0001" w:tentative="1">
+      <w:start w:val="1"/>
+      <w:numFmt w:val="bullet"/>
+      <w:lvlText w:val=""/>
+      <w:lvlJc w:val="left"/>
+      <w:pPr>
+        <w:ind w:left="5749" w:hanging="360"/>
+      </w:pPr>
+      <w:rPr>
+        <w:rFonts w:ascii="Symbol" w:hAnsi="Symbol" w:hint="default"/>
+      </w:rPr>
+    </w:lvl>
+    <w:lvl w:ilvl="7" w:tplc="040E0003" w:tentative="1">
+      <w:start w:val="1"/>
+      <w:numFmt w:val="bullet"/>
+      <w:lvlText w:val="o"/>
+      <w:lvlJc w:val="left"/>
+      <w:pPr>
+        <w:ind w:left="6469" w:hanging="360"/>
+      </w:pPr>
+      <w:rPr>
+        <w:rFonts w:ascii="Courier New" w:hAnsi="Courier New" w:cs="Courier New" w:hint="default"/>
+      </w:rPr>
+    </w:lvl>
+    <w:lvl w:ilvl="8" w:tplc="040E0005" w:tentative="1">
+      <w:start w:val="1"/>
+      <w:numFmt w:val="bullet"/>
+      <w:lvlText w:val=""/>
+      <w:lvlJc w:val="left"/>
+      <w:pPr>
+        <w:ind w:left="7189" w:hanging="360"/>
+      </w:pPr>
+      <w:rPr>
+        <w:rFonts w:ascii="Wingdings" w:hAnsi="Wingdings" w:hint="default"/>
+      </w:rPr>
+    </w:lvl>
+  </w:abstractNum>
+  <w:abstractNum w:abstractNumId="19" w15:restartNumberingAfterBreak="0">
+    <w:nsid w:val="7038612E"/>
+    <w:multiLevelType w:val="hybridMultilevel"/>
+    <w:tmpl w:val="EDDE01E2"/>
+    <w:lvl w:ilvl="0" w:tplc="040E0001">
+      <w:start w:val="1"/>
+      <w:numFmt w:val="bullet"/>
+      <w:lvlText w:val=""/>
+      <w:lvlJc w:val="left"/>
+      <w:pPr>
+        <w:ind w:left="720" w:hanging="360"/>
+      </w:pPr>
+      <w:rPr>
+        <w:rFonts w:ascii="Symbol" w:hAnsi="Symbol" w:hint="default"/>
+      </w:rPr>
+    </w:lvl>
+    <w:lvl w:ilvl="1" w:tplc="040E0003">
+      <w:start w:val="1"/>
+      <w:numFmt w:val="bullet"/>
+      <w:lvlText w:val="o"/>
+      <w:lvlJc w:val="left"/>
+      <w:pPr>
+        <w:ind w:left="1440" w:hanging="360"/>
+      </w:pPr>
+      <w:rPr>
+        <w:rFonts w:ascii="Courier New" w:hAnsi="Courier New" w:cs="Courier New" w:hint="default"/>
+      </w:rPr>
+    </w:lvl>
+    <w:lvl w:ilvl="2" w:tplc="040E0005" w:tentative="1">
+      <w:start w:val="1"/>
+      <w:numFmt w:val="bullet"/>
+      <w:lvlText w:val=""/>
+      <w:lvlJc w:val="left"/>
+      <w:pPr>
+        <w:ind w:left="2160" w:hanging="360"/>
+      </w:pPr>
+      <w:rPr>
+        <w:rFonts w:ascii="Wingdings" w:hAnsi="Wingdings" w:hint="default"/>
+      </w:rPr>
+    </w:lvl>
+    <w:lvl w:ilvl="3" w:tplc="040E0001" w:tentative="1">
+      <w:start w:val="1"/>
+      <w:numFmt w:val="bullet"/>
+      <w:lvlText w:val=""/>
+      <w:lvlJc w:val="left"/>
+      <w:pPr>
+        <w:ind w:left="2880" w:hanging="360"/>
+      </w:pPr>
+      <w:rPr>
+        <w:rFonts w:ascii="Symbol" w:hAnsi="Symbol" w:hint="default"/>
+      </w:rPr>
+    </w:lvl>
+    <w:lvl w:ilvl="4" w:tplc="040E0003" w:tentative="1">
+      <w:start w:val="1"/>
+      <w:numFmt w:val="bullet"/>
+      <w:lvlText w:val="o"/>
+      <w:lvlJc w:val="left"/>
+      <w:pPr>
+        <w:ind w:left="3600" w:hanging="360"/>
+      </w:pPr>
+      <w:rPr>
+        <w:rFonts w:ascii="Courier New" w:hAnsi="Courier New" w:cs="Courier New" w:hint="default"/>
+      </w:rPr>
+    </w:lvl>
+    <w:lvl w:ilvl="5" w:tplc="040E0005" w:tentative="1">
+      <w:start w:val="1"/>
+      <w:numFmt w:val="bullet"/>
+      <w:lvlText w:val=""/>
+      <w:lvlJc w:val="left"/>
+      <w:pPr>
+        <w:ind w:left="4320" w:hanging="360"/>
+      </w:pPr>
+      <w:rPr>
+        <w:rFonts w:ascii="Wingdings" w:hAnsi="Wingdings" w:hint="default"/>
+      </w:rPr>
+    </w:lvl>
+    <w:lvl w:ilvl="6" w:tplc="040E0001" w:tentative="1">
+      <w:start w:val="1"/>
+      <w:numFmt w:val="bullet"/>
+      <w:lvlText w:val=""/>
+      <w:lvlJc w:val="left"/>
+      <w:pPr>
+        <w:ind w:left="5040" w:hanging="360"/>
+      </w:pPr>
+      <w:rPr>
+        <w:rFonts w:ascii="Symbol" w:hAnsi="Symbol" w:hint="default"/>
+      </w:rPr>
+    </w:lvl>
+    <w:lvl w:ilvl="7" w:tplc="040E0003" w:tentative="1">
+      <w:start w:val="1"/>
+      <w:numFmt w:val="bullet"/>
+      <w:lvlText w:val="o"/>
+      <w:lvlJc w:val="left"/>
+      <w:pPr>
+        <w:ind w:left="5760" w:hanging="360"/>
+      </w:pPr>
+      <w:rPr>
+        <w:rFonts w:ascii="Courier New" w:hAnsi="Courier New" w:cs="Courier New" w:hint="default"/>
+      </w:rPr>
+    </w:lvl>
+    <w:lvl w:ilvl="8" w:tplc="040E0005" w:tentative="1">
+      <w:start w:val="1"/>
+      <w:numFmt w:val="bullet"/>
+      <w:lvlText w:val=""/>
+      <w:lvlJc w:val="left"/>
+      <w:pPr>
+        <w:ind w:left="6480" w:hanging="360"/>
+      </w:pPr>
+      <w:rPr>
+        <w:rFonts w:ascii="Wingdings" w:hAnsi="Wingdings" w:hint="default"/>
+      </w:rPr>
+    </w:lvl>
+  </w:abstractNum>
+  <w:abstractNum w:abstractNumId="20" w15:restartNumberingAfterBreak="0">
+    <w:nsid w:val="73292ABA"/>
+    <w:multiLevelType w:val="hybridMultilevel"/>
+    <w:tmpl w:val="ADDC6BB2"/>
+    <w:lvl w:ilvl="0" w:tplc="040E0001">
+      <w:start w:val="1"/>
+      <w:numFmt w:val="bullet"/>
+      <w:lvlText w:val=""/>
+      <w:lvlJc w:val="left"/>
+      <w:pPr>
+        <w:ind w:left="1429" w:hanging="360"/>
+      </w:pPr>
+      <w:rPr>
+        <w:rFonts w:ascii="Symbol" w:hAnsi="Symbol" w:hint="default"/>
+      </w:rPr>
+    </w:lvl>
+    <w:lvl w:ilvl="1" w:tplc="040E0003">
+      <w:start w:val="1"/>
+      <w:numFmt w:val="bullet"/>
+      <w:lvlText w:val="o"/>
+      <w:lvlJc w:val="left"/>
+      <w:pPr>
+        <w:ind w:left="2149" w:hanging="360"/>
+      </w:pPr>
+      <w:rPr>
+        <w:rFonts w:ascii="Courier New" w:hAnsi="Courier New" w:cs="Courier New" w:hint="default"/>
+      </w:rPr>
+    </w:lvl>
+    <w:lvl w:ilvl="2" w:tplc="040E0005" w:tentative="1">
+      <w:start w:val="1"/>
+      <w:numFmt w:val="bullet"/>
+      <w:lvlText w:val=""/>
+      <w:lvlJc w:val="left"/>
+      <w:pPr>
+        <w:ind w:left="2869" w:hanging="360"/>
+      </w:pPr>
+      <w:rPr>
+        <w:rFonts w:ascii="Wingdings" w:hAnsi="Wingdings" w:hint="default"/>
+      </w:rPr>
+    </w:lvl>
+    <w:lvl w:ilvl="3" w:tplc="040E0001" w:tentative="1">
+      <w:start w:val="1"/>
+      <w:numFmt w:val="bullet"/>
+      <w:lvlText w:val=""/>
+      <w:lvlJc w:val="left"/>
+      <w:pPr>
+        <w:ind w:left="3589" w:hanging="360"/>
+      </w:pPr>
+      <w:rPr>
+        <w:rFonts w:ascii="Symbol" w:hAnsi="Symbol" w:hint="default"/>
+      </w:rPr>
+    </w:lvl>
+    <w:lvl w:ilvl="4" w:tplc="040E0003" w:tentative="1">
+      <w:start w:val="1"/>
+      <w:numFmt w:val="bullet"/>
+      <w:lvlText w:val="o"/>
+      <w:lvlJc w:val="left"/>
+      <w:pPr>
+        <w:ind w:left="4309" w:hanging="360"/>
+      </w:pPr>
+      <w:rPr>
+        <w:rFonts w:ascii="Courier New" w:hAnsi="Courier New" w:cs="Courier New" w:hint="default"/>
+      </w:rPr>
+    </w:lvl>
+    <w:lvl w:ilvl="5" w:tplc="040E0005" w:tentative="1">
+      <w:start w:val="1"/>
+      <w:numFmt w:val="bullet"/>
+      <w:lvlText w:val=""/>
+      <w:lvlJc w:val="left"/>
+      <w:pPr>
+        <w:ind w:left="5029" w:hanging="360"/>
+      </w:pPr>
+      <w:rPr>
+        <w:rFonts w:ascii="Wingdings" w:hAnsi="Wingdings" w:hint="default"/>
+      </w:rPr>
+    </w:lvl>
+    <w:lvl w:ilvl="6" w:tplc="040E0001" w:tentative="1">
+      <w:start w:val="1"/>
+      <w:numFmt w:val="bullet"/>
+      <w:lvlText w:val=""/>
+      <w:lvlJc w:val="left"/>
+      <w:pPr>
+        <w:ind w:left="5749" w:hanging="360"/>
+      </w:pPr>
+      <w:rPr>
+        <w:rFonts w:ascii="Symbol" w:hAnsi="Symbol" w:hint="default"/>
+      </w:rPr>
+    </w:lvl>
+    <w:lvl w:ilvl="7" w:tplc="040E0003" w:tentative="1">
+      <w:start w:val="1"/>
+      <w:numFmt w:val="bullet"/>
+      <w:lvlText w:val="o"/>
+      <w:lvlJc w:val="left"/>
+      <w:pPr>
+        <w:ind w:left="6469" w:hanging="360"/>
+      </w:pPr>
+      <w:rPr>
+        <w:rFonts w:ascii="Courier New" w:hAnsi="Courier New" w:cs="Courier New" w:hint="default"/>
+      </w:rPr>
+    </w:lvl>
+    <w:lvl w:ilvl="8" w:tplc="040E0005" w:tentative="1">
+      <w:start w:val="1"/>
+      <w:numFmt w:val="bullet"/>
+      <w:lvlText w:val=""/>
+      <w:lvlJc w:val="left"/>
+      <w:pPr>
+        <w:ind w:left="7189" w:hanging="360"/>
+      </w:pPr>
+      <w:rPr>
+        <w:rFonts w:ascii="Wingdings" w:hAnsi="Wingdings" w:hint="default"/>
+      </w:rPr>
+    </w:lvl>
+  </w:abstractNum>
+  <w:abstractNum w:abstractNumId="21" w15:restartNumberingAfterBreak="0">
     <w:nsid w:val="77025383"/>
     <w:multiLevelType w:val="hybridMultilevel"/>
     <w:tmpl w:val="30246070"/>
@@ -12109,28 +13917,70 @@
     </w:lvl>
   </w:abstractNum>
   <w:num w:numId="1" w16cid:durableId="385834148">
-    <w:abstractNumId w:val="5"/>
+    <w:abstractNumId w:val="13"/>
   </w:num>
   <w:num w:numId="2" w16cid:durableId="1458258664">
     <w:abstractNumId w:val="0"/>
   </w:num>
   <w:num w:numId="3" w16cid:durableId="1530876048">
+    <w:abstractNumId w:val="21"/>
+  </w:num>
+  <w:num w:numId="4" w16cid:durableId="1143423714">
+    <w:abstractNumId w:val="4"/>
+  </w:num>
+  <w:num w:numId="5" w16cid:durableId="176043529">
     <w:abstractNumId w:val="7"/>
   </w:num>
-  <w:num w:numId="4" w16cid:durableId="1143423714">
+  <w:num w:numId="6" w16cid:durableId="2122383911">
+    <w:abstractNumId w:val="11"/>
+  </w:num>
+  <w:num w:numId="7" w16cid:durableId="2082827038">
+    <w:abstractNumId w:val="9"/>
+  </w:num>
+  <w:num w:numId="8" w16cid:durableId="994529510">
+    <w:abstractNumId w:val="15"/>
+  </w:num>
+  <w:num w:numId="9" w16cid:durableId="682518659">
+    <w:abstractNumId w:val="10"/>
+  </w:num>
+  <w:num w:numId="10" w16cid:durableId="367684126">
+    <w:abstractNumId w:val="12"/>
+  </w:num>
+  <w:num w:numId="11" w16cid:durableId="831868213">
+    <w:abstractNumId w:val="6"/>
+  </w:num>
+  <w:num w:numId="12" w16cid:durableId="355277367">
+    <w:abstractNumId w:val="16"/>
+  </w:num>
+  <w:num w:numId="13" w16cid:durableId="1657224416">
+    <w:abstractNumId w:val="3"/>
+  </w:num>
+  <w:num w:numId="14" w16cid:durableId="781414857">
+    <w:abstractNumId w:val="18"/>
+  </w:num>
+  <w:num w:numId="15" w16cid:durableId="677468912">
+    <w:abstractNumId w:val="19"/>
+  </w:num>
+  <w:num w:numId="16" w16cid:durableId="1757897046">
+    <w:abstractNumId w:val="17"/>
+  </w:num>
+  <w:num w:numId="17" w16cid:durableId="933587595">
+    <w:abstractNumId w:val="5"/>
+  </w:num>
+  <w:num w:numId="18" w16cid:durableId="1041512992">
+    <w:abstractNumId w:val="2"/>
+  </w:num>
+  <w:num w:numId="19" w16cid:durableId="1987276328">
+    <w:abstractNumId w:val="14"/>
+  </w:num>
+  <w:num w:numId="20" w16cid:durableId="1671788309">
+    <w:abstractNumId w:val="8"/>
+  </w:num>
+  <w:num w:numId="21" w16cid:durableId="565148369">
     <w:abstractNumId w:val="1"/>
   </w:num>
-  <w:num w:numId="5" w16cid:durableId="176043529">
-    <w:abstractNumId w:val="2"/>
-  </w:num>
-  <w:num w:numId="6" w16cid:durableId="2122383911">
-    <w:abstractNumId w:val="4"/>
-  </w:num>
-  <w:num w:numId="7" w16cid:durableId="2082827038">
-    <w:abstractNumId w:val="3"/>
-  </w:num>
-  <w:num w:numId="8" w16cid:durableId="994529510">
-    <w:abstractNumId w:val="6"/>
+  <w:num w:numId="22" w16cid:durableId="948663299">
+    <w:abstractNumId w:val="20"/>
   </w:num>
 </w:numbering>
 </file>
@@ -12585,7 +14435,6 @@
     <w:next w:val="Norml"/>
     <w:link w:val="Cmsor3Char"/>
     <w:uiPriority w:val="9"/>
-    <w:semiHidden/>
     <w:unhideWhenUsed/>
     <w:qFormat/>
     <w:rsid w:val="0066247F"/>
@@ -12608,7 +14457,6 @@
     <w:next w:val="Norml"/>
     <w:link w:val="Cmsor4Char"/>
     <w:uiPriority w:val="9"/>
-    <w:semiHidden/>
     <w:unhideWhenUsed/>
     <w:qFormat/>
     <w:rsid w:val="0066247F"/>
@@ -12791,7 +14639,6 @@
     <w:basedOn w:val="Bekezdsalapbettpusa"/>
     <w:link w:val="Cmsor3"/>
     <w:uiPriority w:val="9"/>
-    <w:semiHidden/>
     <w:rsid w:val="0066247F"/>
     <w:rPr>
       <w:rFonts w:eastAsiaTheme="majorEastAsia" w:cstheme="majorBidi"/>
@@ -12805,7 +14652,6 @@
     <w:basedOn w:val="Bekezdsalapbettpusa"/>
     <w:link w:val="Cmsor4"/>
     <w:uiPriority w:val="9"/>
-    <w:semiHidden/>
     <w:rsid w:val="0066247F"/>
     <w:rPr>
       <w:rFonts w:eastAsiaTheme="majorEastAsia" w:cstheme="majorBidi"/>
@@ -13055,7 +14901,7 @@
     <w:link w:val="SzakdolozatbekezdsekChar"/>
     <w:autoRedefine/>
     <w:qFormat/>
-    <w:rsid w:val="007F64FF"/>
+    <w:rsid w:val="00677EA1"/>
     <w:pPr>
       <w:spacing w:line="360" w:lineRule="auto"/>
       <w:ind w:firstLine="709"/>
@@ -13065,7 +14911,7 @@
     <w:name w:val="Szakdolozat bekezdések Char"/>
     <w:basedOn w:val="Bekezdsalapbettpusa"/>
     <w:link w:val="Szakdolozatbekezdsek"/>
-    <w:rsid w:val="007F64FF"/>
+    <w:rsid w:val="00677EA1"/>
   </w:style>
   <w:style w:type="paragraph" w:styleId="HTML-kntformzott">
     <w:name w:val="HTML Preformatted"/>

--- a/Documents/Vizsgaremek dokumentáció.docx
+++ b/Documents/Vizsgaremek dokumentáció.docx
@@ -3965,7 +3965,7 @@
           <w:r>
             <w:fldChar w:fldCharType="separate"/>
           </w:r>
-          <w:hyperlink w:anchor="_Toc240134225" w:history="1">
+          <w:hyperlink w:anchor="_Toc240193036" w:history="1">
             <w:r>
               <w:rPr>
                 <w:rStyle w:val="Hiperhivatkozs"/>
@@ -3992,7 +3992,7 @@
                 <w:noProof/>
                 <w:webHidden/>
               </w:rPr>
-              <w:instrText xml:space="preserve"> PAGEREF _Toc240134225 \h </w:instrText>
+              <w:instrText xml:space="preserve"> PAGEREF _Toc240193036 \h </w:instrText>
             </w:r>
             <w:r>
               <w:rPr>
@@ -4035,7 +4035,7 @@
               <w:lang w:eastAsia="hu-HU"/>
             </w:rPr>
           </w:pPr>
-          <w:hyperlink w:anchor="_Toc240134226" w:history="1">
+          <w:hyperlink w:anchor="_Toc240193037" w:history="1">
             <w:r>
               <w:rPr>
                 <w:rStyle w:val="Hiperhivatkozs"/>
@@ -4062,7 +4062,7 @@
                 <w:noProof/>
                 <w:webHidden/>
               </w:rPr>
-              <w:instrText xml:space="preserve"> PAGEREF _Toc240134226 \h </w:instrText>
+              <w:instrText xml:space="preserve"> PAGEREF _Toc240193037 \h </w:instrText>
             </w:r>
             <w:r>
               <w:rPr>
@@ -4105,7 +4105,7 @@
               <w:lang w:eastAsia="hu-HU"/>
             </w:rPr>
           </w:pPr>
-          <w:hyperlink w:anchor="_Toc240134227" w:history="1">
+          <w:hyperlink w:anchor="_Toc240193038" w:history="1">
             <w:r>
               <w:rPr>
                 <w:rStyle w:val="Hiperhivatkozs"/>
@@ -4132,7 +4132,7 @@
                 <w:noProof/>
                 <w:webHidden/>
               </w:rPr>
-              <w:instrText xml:space="preserve"> PAGEREF _Toc240134227 \h </w:instrText>
+              <w:instrText xml:space="preserve"> PAGEREF _Toc240193038 \h </w:instrText>
             </w:r>
             <w:r>
               <w:rPr>
@@ -4175,7 +4175,7 @@
               <w:lang w:eastAsia="hu-HU"/>
             </w:rPr>
           </w:pPr>
-          <w:hyperlink w:anchor="_Toc240134228" w:history="1">
+          <w:hyperlink w:anchor="_Toc240193039" w:history="1">
             <w:r>
               <w:rPr>
                 <w:rStyle w:val="Hiperhivatkozs"/>
@@ -4202,7 +4202,7 @@
                 <w:noProof/>
                 <w:webHidden/>
               </w:rPr>
-              <w:instrText xml:space="preserve"> PAGEREF _Toc240134228 \h </w:instrText>
+              <w:instrText xml:space="preserve"> PAGEREF _Toc240193039 \h </w:instrText>
             </w:r>
             <w:r>
               <w:rPr>
@@ -4245,7 +4245,7 @@
               <w:lang w:eastAsia="hu-HU"/>
             </w:rPr>
           </w:pPr>
-          <w:hyperlink w:anchor="_Toc240134229" w:history="1">
+          <w:hyperlink w:anchor="_Toc240193040" w:history="1">
             <w:r>
               <w:rPr>
                 <w:rStyle w:val="Hiperhivatkozs"/>
@@ -4272,7 +4272,7 @@
                 <w:noProof/>
                 <w:webHidden/>
               </w:rPr>
-              <w:instrText xml:space="preserve"> PAGEREF _Toc240134229 \h </w:instrText>
+              <w:instrText xml:space="preserve"> PAGEREF _Toc240193040 \h </w:instrText>
             </w:r>
             <w:r>
               <w:rPr>
@@ -4315,7 +4315,7 @@
               <w:lang w:eastAsia="hu-HU"/>
             </w:rPr>
           </w:pPr>
-          <w:hyperlink w:anchor="_Toc240134230" w:history="1">
+          <w:hyperlink w:anchor="_Toc240193041" w:history="1">
             <w:r>
               <w:rPr>
                 <w:rStyle w:val="Hiperhivatkozs"/>
@@ -4342,7 +4342,7 @@
                 <w:noProof/>
                 <w:webHidden/>
               </w:rPr>
-              <w:instrText xml:space="preserve"> PAGEREF _Toc240134230 \h </w:instrText>
+              <w:instrText xml:space="preserve"> PAGEREF _Toc240193041 \h </w:instrText>
             </w:r>
             <w:r>
               <w:rPr>
@@ -4385,7 +4385,7 @@
               <w:lang w:eastAsia="hu-HU"/>
             </w:rPr>
           </w:pPr>
-          <w:hyperlink w:anchor="_Toc240134231" w:history="1">
+          <w:hyperlink w:anchor="_Toc240193042" w:history="1">
             <w:r>
               <w:rPr>
                 <w:rStyle w:val="Hiperhivatkozs"/>
@@ -4412,7 +4412,7 @@
                 <w:noProof/>
                 <w:webHidden/>
               </w:rPr>
-              <w:instrText xml:space="preserve"> PAGEREF _Toc240134231 \h </w:instrText>
+              <w:instrText xml:space="preserve"> PAGEREF _Toc240193042 \h </w:instrText>
             </w:r>
             <w:r>
               <w:rPr>
@@ -4455,7 +4455,7 @@
               <w:lang w:eastAsia="hu-HU"/>
             </w:rPr>
           </w:pPr>
-          <w:hyperlink w:anchor="_Toc240134232" w:history="1">
+          <w:hyperlink w:anchor="_Toc240193043" w:history="1">
             <w:r>
               <w:rPr>
                 <w:rStyle w:val="Hiperhivatkozs"/>
@@ -4482,7 +4482,7 @@
                 <w:noProof/>
                 <w:webHidden/>
               </w:rPr>
-              <w:instrText xml:space="preserve"> PAGEREF _Toc240134232 \h </w:instrText>
+              <w:instrText xml:space="preserve"> PAGEREF _Toc240193043 \h </w:instrText>
             </w:r>
             <w:r>
               <w:rPr>
@@ -4525,7 +4525,7 @@
               <w:lang w:eastAsia="hu-HU"/>
             </w:rPr>
           </w:pPr>
-          <w:hyperlink w:anchor="_Toc240134233" w:history="1">
+          <w:hyperlink w:anchor="_Toc240193044" w:history="1">
             <w:r>
               <w:rPr>
                 <w:rStyle w:val="Hiperhivatkozs"/>
@@ -4552,7 +4552,7 @@
                 <w:noProof/>
                 <w:webHidden/>
               </w:rPr>
-              <w:instrText xml:space="preserve"> PAGEREF _Toc240134233 \h </w:instrText>
+              <w:instrText xml:space="preserve"> PAGEREF _Toc240193044 \h </w:instrText>
             </w:r>
             <w:r>
               <w:rPr>
@@ -4595,7 +4595,7 @@
               <w:lang w:eastAsia="hu-HU"/>
             </w:rPr>
           </w:pPr>
-          <w:hyperlink w:anchor="_Toc240134234" w:history="1">
+          <w:hyperlink w:anchor="_Toc240193045" w:history="1">
             <w:r>
               <w:rPr>
                 <w:rStyle w:val="Hiperhivatkozs"/>
@@ -4622,7 +4622,7 @@
                 <w:noProof/>
                 <w:webHidden/>
               </w:rPr>
-              <w:instrText xml:space="preserve"> PAGEREF _Toc240134234 \h </w:instrText>
+              <w:instrText xml:space="preserve"> PAGEREF _Toc240193045 \h </w:instrText>
             </w:r>
             <w:r>
               <w:rPr>
@@ -4665,7 +4665,7 @@
               <w:lang w:eastAsia="hu-HU"/>
             </w:rPr>
           </w:pPr>
-          <w:hyperlink w:anchor="_Toc240134235" w:history="1">
+          <w:hyperlink w:anchor="_Toc240193046" w:history="1">
             <w:r>
               <w:rPr>
                 <w:rStyle w:val="Hiperhivatkozs"/>
@@ -4692,7 +4692,7 @@
                 <w:noProof/>
                 <w:webHidden/>
               </w:rPr>
-              <w:instrText xml:space="preserve"> PAGEREF _Toc240134235 \h </w:instrText>
+              <w:instrText xml:space="preserve"> PAGEREF _Toc240193046 \h </w:instrText>
             </w:r>
             <w:r>
               <w:rPr>
@@ -4735,7 +4735,7 @@
               <w:lang w:eastAsia="hu-HU"/>
             </w:rPr>
           </w:pPr>
-          <w:hyperlink w:anchor="_Toc240134236" w:history="1">
+          <w:hyperlink w:anchor="_Toc240193047" w:history="1">
             <w:r>
               <w:rPr>
                 <w:rStyle w:val="Hiperhivatkozs"/>
@@ -4762,7 +4762,7 @@
                 <w:noProof/>
                 <w:webHidden/>
               </w:rPr>
-              <w:instrText xml:space="preserve"> PAGEREF _Toc240134236 \h </w:instrText>
+              <w:instrText xml:space="preserve"> PAGEREF _Toc240193047 \h </w:instrText>
             </w:r>
             <w:r>
               <w:rPr>
@@ -4805,7 +4805,7 @@
               <w:lang w:eastAsia="hu-HU"/>
             </w:rPr>
           </w:pPr>
-          <w:hyperlink w:anchor="_Toc240134237" w:history="1">
+          <w:hyperlink w:anchor="_Toc240193048" w:history="1">
             <w:r>
               <w:rPr>
                 <w:rStyle w:val="Hiperhivatkozs"/>
@@ -4832,7 +4832,7 @@
                 <w:noProof/>
                 <w:webHidden/>
               </w:rPr>
-              <w:instrText xml:space="preserve"> PAGEREF _Toc240134237 \h </w:instrText>
+              <w:instrText xml:space="preserve"> PAGEREF _Toc240193048 \h </w:instrText>
             </w:r>
             <w:r>
               <w:rPr>
@@ -4875,7 +4875,7 @@
               <w:lang w:eastAsia="hu-HU"/>
             </w:rPr>
           </w:pPr>
-          <w:hyperlink w:anchor="_Toc240134238" w:history="1">
+          <w:hyperlink w:anchor="_Toc240193049" w:history="1">
             <w:r>
               <w:rPr>
                 <w:rStyle w:val="Hiperhivatkozs"/>
@@ -4902,7 +4902,7 @@
                 <w:noProof/>
                 <w:webHidden/>
               </w:rPr>
-              <w:instrText xml:space="preserve"> PAGEREF _Toc240134238 \h </w:instrText>
+              <w:instrText xml:space="preserve"> PAGEREF _Toc240193049 \h </w:instrText>
             </w:r>
             <w:r>
               <w:rPr>
@@ -4945,7 +4945,7 @@
               <w:lang w:eastAsia="hu-HU"/>
             </w:rPr>
           </w:pPr>
-          <w:hyperlink w:anchor="_Toc240134239" w:history="1">
+          <w:hyperlink w:anchor="_Toc240193050" w:history="1">
             <w:r>
               <w:rPr>
                 <w:rStyle w:val="Hiperhivatkozs"/>
@@ -4972,7 +4972,7 @@
                 <w:noProof/>
                 <w:webHidden/>
               </w:rPr>
-              <w:instrText xml:space="preserve"> PAGEREF _Toc240134239 \h </w:instrText>
+              <w:instrText xml:space="preserve"> PAGEREF _Toc240193050 \h </w:instrText>
             </w:r>
             <w:r>
               <w:rPr>
@@ -5015,7 +5015,7 @@
               <w:lang w:eastAsia="hu-HU"/>
             </w:rPr>
           </w:pPr>
-          <w:hyperlink w:anchor="_Toc240134240" w:history="1">
+          <w:hyperlink w:anchor="_Toc240193051" w:history="1">
             <w:r>
               <w:rPr>
                 <w:rStyle w:val="Hiperhivatkozs"/>
@@ -5042,7 +5042,7 @@
                 <w:noProof/>
                 <w:webHidden/>
               </w:rPr>
-              <w:instrText xml:space="preserve"> PAGEREF _Toc240134240 \h </w:instrText>
+              <w:instrText xml:space="preserve"> PAGEREF _Toc240193051 \h </w:instrText>
             </w:r>
             <w:r>
               <w:rPr>
@@ -5085,7 +5085,7 @@
               <w:lang w:eastAsia="hu-HU"/>
             </w:rPr>
           </w:pPr>
-          <w:hyperlink w:anchor="_Toc240134241" w:history="1">
+          <w:hyperlink w:anchor="_Toc240193052" w:history="1">
             <w:r>
               <w:rPr>
                 <w:rStyle w:val="Hiperhivatkozs"/>
@@ -5112,7 +5112,7 @@
                 <w:noProof/>
                 <w:webHidden/>
               </w:rPr>
-              <w:instrText xml:space="preserve"> PAGEREF _Toc240134241 \h </w:instrText>
+              <w:instrText xml:space="preserve"> PAGEREF _Toc240193052 \h </w:instrText>
             </w:r>
             <w:r>
               <w:rPr>
@@ -5155,7 +5155,7 @@
               <w:lang w:eastAsia="hu-HU"/>
             </w:rPr>
           </w:pPr>
-          <w:hyperlink w:anchor="_Toc240134242" w:history="1">
+          <w:hyperlink w:anchor="_Toc240193053" w:history="1">
             <w:r>
               <w:rPr>
                 <w:rStyle w:val="Hiperhivatkozs"/>
@@ -5182,7 +5182,7 @@
                 <w:noProof/>
                 <w:webHidden/>
               </w:rPr>
-              <w:instrText xml:space="preserve"> PAGEREF _Toc240134242 \h </w:instrText>
+              <w:instrText xml:space="preserve"> PAGEREF _Toc240193053 \h </w:instrText>
             </w:r>
             <w:r>
               <w:rPr>
@@ -5225,7 +5225,7 @@
               <w:lang w:eastAsia="hu-HU"/>
             </w:rPr>
           </w:pPr>
-          <w:hyperlink w:anchor="_Toc240134243" w:history="1">
+          <w:hyperlink w:anchor="_Toc240193054" w:history="1">
             <w:r>
               <w:rPr>
                 <w:rStyle w:val="Hiperhivatkozs"/>
@@ -5252,7 +5252,7 @@
                 <w:noProof/>
                 <w:webHidden/>
               </w:rPr>
-              <w:instrText xml:space="preserve"> PAGEREF _Toc240134243 \h </w:instrText>
+              <w:instrText xml:space="preserve"> PAGEREF _Toc240193054 \h </w:instrText>
             </w:r>
             <w:r>
               <w:rPr>
@@ -5295,7 +5295,7 @@
               <w:lang w:eastAsia="hu-HU"/>
             </w:rPr>
           </w:pPr>
-          <w:hyperlink w:anchor="_Toc240134244" w:history="1">
+          <w:hyperlink w:anchor="_Toc240193055" w:history="1">
             <w:r>
               <w:rPr>
                 <w:rStyle w:val="Hiperhivatkozs"/>
@@ -5322,7 +5322,7 @@
                 <w:noProof/>
                 <w:webHidden/>
               </w:rPr>
-              <w:instrText xml:space="preserve"> PAGEREF _Toc240134244 \h </w:instrText>
+              <w:instrText xml:space="preserve"> PAGEREF _Toc240193055 \h </w:instrText>
             </w:r>
             <w:r>
               <w:rPr>
@@ -5365,7 +5365,7 @@
               <w:lang w:eastAsia="hu-HU"/>
             </w:rPr>
           </w:pPr>
-          <w:hyperlink w:anchor="_Toc240134245" w:history="1">
+          <w:hyperlink w:anchor="_Toc240193056" w:history="1">
             <w:r>
               <w:rPr>
                 <w:rStyle w:val="Hiperhivatkozs"/>
@@ -5392,7 +5392,7 @@
                 <w:noProof/>
                 <w:webHidden/>
               </w:rPr>
-              <w:instrText xml:space="preserve"> PAGEREF _Toc240134245 \h </w:instrText>
+              <w:instrText xml:space="preserve"> PAGEREF _Toc240193056 \h </w:instrText>
             </w:r>
             <w:r>
               <w:rPr>
@@ -5435,12 +5435,82 @@
               <w:lang w:eastAsia="hu-HU"/>
             </w:rPr>
           </w:pPr>
-          <w:hyperlink w:anchor="_Toc240134246" w:history="1">
+          <w:hyperlink w:anchor="_Toc240193057" w:history="1">
             <w:r>
               <w:rPr>
                 <w:rStyle w:val="Hiperhivatkozs"/>
                 <w:noProof/>
               </w:rPr>
+              <w:t>Kapcsolat a Frontend és a Backend között</w:t>
+            </w:r>
+            <w:r>
+              <w:rPr>
+                <w:noProof/>
+                <w:webHidden/>
+              </w:rPr>
+              <w:tab/>
+            </w:r>
+            <w:r>
+              <w:rPr>
+                <w:noProof/>
+                <w:webHidden/>
+              </w:rPr>
+              <w:fldChar w:fldCharType="begin"/>
+            </w:r>
+            <w:r>
+              <w:rPr>
+                <w:noProof/>
+                <w:webHidden/>
+              </w:rPr>
+              <w:instrText xml:space="preserve"> PAGEREF _Toc240193057 \h </w:instrText>
+            </w:r>
+            <w:r>
+              <w:rPr>
+                <w:noProof/>
+                <w:webHidden/>
+              </w:rPr>
+            </w:r>
+            <w:r>
+              <w:rPr>
+                <w:noProof/>
+                <w:webHidden/>
+              </w:rPr>
+              <w:fldChar w:fldCharType="separate"/>
+            </w:r>
+            <w:r>
+              <w:rPr>
+                <w:noProof/>
+                <w:webHidden/>
+              </w:rPr>
+              <w:t>26</w:t>
+            </w:r>
+            <w:r>
+              <w:rPr>
+                <w:noProof/>
+                <w:webHidden/>
+              </w:rPr>
+              <w:fldChar w:fldCharType="end"/>
+            </w:r>
+          </w:hyperlink>
+        </w:p>
+        <w:p>
+          <w:pPr>
+            <w:pStyle w:val="TJ2"/>
+            <w:tabs>
+              <w:tab w:val="right" w:leader="dot" w:pos="9062"/>
+            </w:tabs>
+            <w:rPr>
+              <w:rFonts w:eastAsiaTheme="minorEastAsia"/>
+              <w:noProof/>
+              <w:lang w:eastAsia="hu-HU"/>
+            </w:rPr>
+          </w:pPr>
+          <w:hyperlink w:anchor="_Toc240193058" w:history="1">
+            <w:r>
+              <w:rPr>
+                <w:rStyle w:val="Hiperhivatkozs"/>
+                <w:noProof/>
+              </w:rPr>
               <w:t>A Frontend metódusai</w:t>
             </w:r>
             <w:r>
@@ -5462,7 +5532,7 @@
                 <w:noProof/>
                 <w:webHidden/>
               </w:rPr>
-              <w:instrText xml:space="preserve"> PAGEREF _Toc240134246 \h </w:instrText>
+              <w:instrText xml:space="preserve"> PAGEREF _Toc240193058 \h </w:instrText>
             </w:r>
             <w:r>
               <w:rPr>
@@ -5482,7 +5552,77 @@
                 <w:noProof/>
                 <w:webHidden/>
               </w:rPr>
-              <w:t>26</w:t>
+              <w:t>27</w:t>
+            </w:r>
+            <w:r>
+              <w:rPr>
+                <w:noProof/>
+                <w:webHidden/>
+              </w:rPr>
+              <w:fldChar w:fldCharType="end"/>
+            </w:r>
+          </w:hyperlink>
+        </w:p>
+        <w:p>
+          <w:pPr>
+            <w:pStyle w:val="TJ1"/>
+            <w:tabs>
+              <w:tab w:val="right" w:leader="dot" w:pos="9062"/>
+            </w:tabs>
+            <w:rPr>
+              <w:rFonts w:eastAsiaTheme="minorEastAsia"/>
+              <w:noProof/>
+              <w:lang w:eastAsia="hu-HU"/>
+            </w:rPr>
+          </w:pPr>
+          <w:hyperlink w:anchor="_Toc240193059" w:history="1">
+            <w:r>
+              <w:rPr>
+                <w:rStyle w:val="Hiperhivatkozs"/>
+                <w:noProof/>
+              </w:rPr>
+              <w:t>Az alkalmazás indításához szükséges szoftverek</w:t>
+            </w:r>
+            <w:r>
+              <w:rPr>
+                <w:noProof/>
+                <w:webHidden/>
+              </w:rPr>
+              <w:tab/>
+            </w:r>
+            <w:r>
+              <w:rPr>
+                <w:noProof/>
+                <w:webHidden/>
+              </w:rPr>
+              <w:fldChar w:fldCharType="begin"/>
+            </w:r>
+            <w:r>
+              <w:rPr>
+                <w:noProof/>
+                <w:webHidden/>
+              </w:rPr>
+              <w:instrText xml:space="preserve"> PAGEREF _Toc240193059 \h </w:instrText>
+            </w:r>
+            <w:r>
+              <w:rPr>
+                <w:noProof/>
+                <w:webHidden/>
+              </w:rPr>
+            </w:r>
+            <w:r>
+              <w:rPr>
+                <w:noProof/>
+                <w:webHidden/>
+              </w:rPr>
+              <w:fldChar w:fldCharType="separate"/>
+            </w:r>
+            <w:r>
+              <w:rPr>
+                <w:noProof/>
+                <w:webHidden/>
+              </w:rPr>
+              <w:t>30</w:t>
             </w:r>
             <w:r>
               <w:rPr>
@@ -5521,7 +5661,7 @@
       <w:pPr>
         <w:pStyle w:val="Cmsor1"/>
       </w:pPr>
-      <w:bookmarkStart w:id="0" w:name="_Toc240134225"/>
+      <w:bookmarkStart w:id="0" w:name="_Toc240193036"/>
       <w:r>
         <w:lastRenderedPageBreak/>
         <w:t>Az alkalmazás célja és követelményei:</w:t>
@@ -5649,7 +5789,7 @@
       <w:pPr>
         <w:pStyle w:val="Cmsor1"/>
       </w:pPr>
-      <w:bookmarkStart w:id="1" w:name="_Toc240134226"/>
+      <w:bookmarkStart w:id="1" w:name="_Toc240193037"/>
       <w:r>
         <w:lastRenderedPageBreak/>
         <w:t>Az alkalmazás bemutatása:</w:t>
@@ -5689,7 +5829,7 @@
       <w:pPr>
         <w:pStyle w:val="Cmsor2"/>
       </w:pPr>
-      <w:bookmarkStart w:id="2" w:name="_Toc240134227"/>
+      <w:bookmarkStart w:id="2" w:name="_Toc240193038"/>
       <w:r>
         <w:t>Bejelentkezés:</w:t>
       </w:r>
@@ -5841,7 +5981,7 @@
       <w:pPr>
         <w:pStyle w:val="Cmsor2"/>
       </w:pPr>
-      <w:bookmarkStart w:id="3" w:name="_Toc240134228"/>
+      <w:bookmarkStart w:id="3" w:name="_Toc240193039"/>
       <w:r>
         <w:t>Fenyőbála:</w:t>
       </w:r>
@@ -6127,7 +6267,7 @@
           <w:docGrid w:linePitch="360"/>
         </w:sectPr>
       </w:pPr>
-      <w:bookmarkStart w:id="4" w:name="_Toc240134229"/>
+      <w:bookmarkStart w:id="4" w:name="_Toc240193040"/>
       <w:r>
         <w:lastRenderedPageBreak/>
         <w:t>Koszorúalap:</w:t>
@@ -6409,7 +6549,7 @@
       <w:pPr>
         <w:pStyle w:val="Cmsor2"/>
       </w:pPr>
-      <w:bookmarkStart w:id="5" w:name="_Toc240134230"/>
+      <w:bookmarkStart w:id="5" w:name="_Toc240193041"/>
       <w:r>
         <w:t>Vásárlók:</w:t>
       </w:r>
@@ -6579,7 +6719,7 @@
       <w:pPr>
         <w:pStyle w:val="Cmsor1"/>
       </w:pPr>
-      <w:bookmarkStart w:id="6" w:name="_Toc240134231"/>
+      <w:bookmarkStart w:id="6" w:name="_Toc240193042"/>
       <w:r>
         <w:lastRenderedPageBreak/>
         <w:t>Az adatbázis</w:t>
@@ -6674,7 +6814,7 @@
       <w:pPr>
         <w:pStyle w:val="Cmsor2"/>
       </w:pPr>
-      <w:bookmarkStart w:id="7" w:name="_Toc240134232"/>
+      <w:bookmarkStart w:id="7" w:name="_Toc240193043"/>
       <w:r>
         <w:lastRenderedPageBreak/>
         <w:t>Felhasználók</w:t>
@@ -6883,7 +7023,7 @@
       <w:pPr>
         <w:pStyle w:val="Cmsor2"/>
       </w:pPr>
-      <w:bookmarkStart w:id="8" w:name="_Toc240134233"/>
+      <w:bookmarkStart w:id="8" w:name="_Toc240193044"/>
       <w:r>
         <w:lastRenderedPageBreak/>
         <w:t>Fenyőfajta tábla:</w:t>
@@ -7096,7 +7236,7 @@
       <w:pPr>
         <w:pStyle w:val="Cmsor2"/>
       </w:pPr>
-      <w:bookmarkStart w:id="9" w:name="_Toc240134234"/>
+      <w:bookmarkStart w:id="9" w:name="_Toc240193045"/>
       <w:r>
         <w:lastRenderedPageBreak/>
         <w:t>Fenyőalap típus tábla:</w:t>
@@ -7321,7 +7461,7 @@
       <w:pPr>
         <w:pStyle w:val="Cmsor2"/>
       </w:pPr>
-      <w:bookmarkStart w:id="10" w:name="_Toc240134235"/>
+      <w:bookmarkStart w:id="10" w:name="_Toc240193046"/>
       <w:r>
         <w:lastRenderedPageBreak/>
         <w:t>Fenyőbála állapot tábla:</w:t>
@@ -7590,7 +7730,7 @@
       <w:pPr>
         <w:pStyle w:val="Cmsor2"/>
       </w:pPr>
-      <w:bookmarkStart w:id="11" w:name="_Toc240134236"/>
+      <w:bookmarkStart w:id="11" w:name="_Toc240193047"/>
       <w:r>
         <w:lastRenderedPageBreak/>
         <w:t>Vásárlók tábla:</w:t>
@@ -7872,7 +8012,7 @@
       <w:pPr>
         <w:pStyle w:val="Cmsor2"/>
       </w:pPr>
-      <w:bookmarkStart w:id="12" w:name="_Toc240134237"/>
+      <w:bookmarkStart w:id="12" w:name="_Toc240193048"/>
       <w:r>
         <w:lastRenderedPageBreak/>
         <w:t xml:space="preserve">Fenyőbála </w:t>
@@ -8122,7 +8262,7 @@
       <w:pPr>
         <w:pStyle w:val="Cmsor2"/>
       </w:pPr>
-      <w:bookmarkStart w:id="13" w:name="_Toc240134238"/>
+      <w:bookmarkStart w:id="13" w:name="_Toc240193049"/>
       <w:r>
         <w:t>Koszorúalap tábla:</w:t>
       </w:r>
@@ -8407,7 +8547,7 @@
       <w:r>
         <w:br w:type="page"/>
       </w:r>
-      <w:bookmarkStart w:id="14" w:name="_Toc240134239"/>
+      <w:bookmarkStart w:id="14" w:name="_Toc240193050"/>
       <w:r>
         <w:lastRenderedPageBreak/>
         <w:t>A Backend</w:t>
@@ -8587,7 +8727,7 @@
       <w:pPr>
         <w:pStyle w:val="Cmsor1"/>
       </w:pPr>
-      <w:bookmarkStart w:id="15" w:name="_Toc240134240"/>
+      <w:bookmarkStart w:id="15" w:name="_Toc240193051"/>
       <w:r>
         <w:lastRenderedPageBreak/>
         <w:t xml:space="preserve">A </w:t>
@@ -8604,7 +8744,7 @@
       <w:pPr>
         <w:pStyle w:val="Cmsor2"/>
       </w:pPr>
-      <w:bookmarkStart w:id="16" w:name="_Toc240134241"/>
+      <w:bookmarkStart w:id="16" w:name="_Toc240193052"/>
       <w:r>
         <w:t>Előkészületek:</w:t>
       </w:r>
@@ -8941,7 +9081,7 @@
       <w:pPr>
         <w:pStyle w:val="Cmsor2"/>
       </w:pPr>
-      <w:bookmarkStart w:id="17" w:name="_Toc240134242"/>
+      <w:bookmarkStart w:id="17" w:name="_Toc240193053"/>
       <w:r>
         <w:lastRenderedPageBreak/>
         <w:t>Az adatbázis migrálása:</w:t>
@@ -9231,7 +9371,7 @@
       <w:pPr>
         <w:pStyle w:val="Cmsor2"/>
       </w:pPr>
-      <w:bookmarkStart w:id="18" w:name="_Toc240134243"/>
+      <w:bookmarkStart w:id="18" w:name="_Toc240193054"/>
       <w:r>
         <w:t>Adatok átadása:</w:t>
       </w:r>
@@ -9800,7 +9940,7 @@
       <w:pPr>
         <w:pStyle w:val="Cmsor2"/>
       </w:pPr>
-      <w:bookmarkStart w:id="19" w:name="_Toc240134244"/>
+      <w:bookmarkStart w:id="19" w:name="_Toc240193055"/>
       <w:r>
         <w:t xml:space="preserve">A </w:t>
       </w:r>
@@ -11178,7 +11318,7 @@
       <w:r>
         <w:br w:type="page"/>
       </w:r>
-      <w:bookmarkStart w:id="20" w:name="_Toc240134245"/>
+      <w:bookmarkStart w:id="20" w:name="_Toc240193056"/>
       <w:r>
         <w:lastRenderedPageBreak/>
         <w:t>A Fronten</w:t>
@@ -11192,9 +11332,11 @@
       <w:pPr>
         <w:pStyle w:val="Cmsor2"/>
       </w:pPr>
+      <w:bookmarkStart w:id="21" w:name="_Toc240193057"/>
       <w:r>
         <w:t>Kapcsolat a Frontend és a Backend között</w:t>
       </w:r>
+      <w:bookmarkEnd w:id="21"/>
     </w:p>
     <w:p>
       <w:pPr>
@@ -11305,7 +11447,6 @@
           <w:szCs w:val="32"/>
         </w:rPr>
       </w:pPr>
-      <w:bookmarkStart w:id="21" w:name="_Toc240134246"/>
       <w:r>
         <w:br w:type="page"/>
       </w:r>
@@ -11314,16 +11455,1430 @@
       <w:pPr>
         <w:pStyle w:val="Cmsor2"/>
       </w:pPr>
+      <w:bookmarkStart w:id="22" w:name="_Toc240193058"/>
       <w:r>
         <w:lastRenderedPageBreak/>
         <w:t>A Frontend metódusai</w:t>
       </w:r>
-      <w:bookmarkEnd w:id="21"/>
-    </w:p>
-    <w:p>
-      <w:pPr>
-        <w:pStyle w:val="Szakdolozatbekezdsek"/>
-      </w:pPr>
+      <w:bookmarkEnd w:id="22"/>
+    </w:p>
+    <w:p>
+      <w:pPr>
+        <w:pStyle w:val="Cmsor4"/>
+      </w:pPr>
+      <w:r>
+        <w:t>Login(username, password)</w:t>
+      </w:r>
+    </w:p>
+    <w:p>
+      <w:pPr>
+        <w:pStyle w:val="Szakdolozatbekezdsek"/>
+        <w:numPr>
+          <w:ilvl w:val="0"/>
+          <w:numId w:val="23"/>
+        </w:numPr>
+      </w:pPr>
+      <w:r>
+        <w:rPr>
+          <w:b/>
+          <w:bCs/>
+        </w:rPr>
+        <w:t>Funkció</w:t>
+      </w:r>
+      <w:r>
+        <w:t>: A paraméterben megadott adatokat továbbítja a Backend számára;</w:t>
+      </w:r>
+    </w:p>
+    <w:p>
+      <w:pPr>
+        <w:pStyle w:val="Szakdolozatbekezdsek"/>
+        <w:numPr>
+          <w:ilvl w:val="0"/>
+          <w:numId w:val="23"/>
+        </w:numPr>
+      </w:pPr>
+      <w:r>
+        <w:rPr>
+          <w:b/>
+          <w:bCs/>
+        </w:rPr>
+        <w:t>Bemenet</w:t>
+      </w:r>
+      <w:r>
+        <w:t>:</w:t>
+      </w:r>
+      <w:r>
+        <w:t xml:space="preserve"> </w:t>
+      </w:r>
+      <w:r>
+        <w:t>username, password;</w:t>
+      </w:r>
+    </w:p>
+    <w:p>
+      <w:pPr>
+        <w:pStyle w:val="Szakdolozatbekezdsek"/>
+        <w:numPr>
+          <w:ilvl w:val="0"/>
+          <w:numId w:val="23"/>
+        </w:numPr>
+      </w:pPr>
+      <w:r>
+        <w:rPr>
+          <w:b/>
+          <w:bCs/>
+        </w:rPr>
+        <w:t>Kimenet</w:t>
+      </w:r>
+      <w:r>
+        <w:t>:</w:t>
+      </w:r>
+      <w:r>
+        <w:t xml:space="preserve"> Lehet adatbázishiba, vagy felhasználó-jelszó páros hiba. Máskülönben belépés;</w:t>
+      </w:r>
+    </w:p>
+    <w:p>
+      <w:pPr>
+        <w:pStyle w:val="Cmsor4"/>
+      </w:pPr>
+      <w:r>
+        <w:t>RegisterNewUser(username, password)</w:t>
+      </w:r>
+    </w:p>
+    <w:p>
+      <w:pPr>
+        <w:pStyle w:val="Szakdolozatbekezdsek"/>
+        <w:numPr>
+          <w:ilvl w:val="0"/>
+          <w:numId w:val="24"/>
+        </w:numPr>
+      </w:pPr>
+      <w:r>
+        <w:rPr>
+          <w:b/>
+          <w:bCs/>
+        </w:rPr>
+        <w:t>Funkció</w:t>
+      </w:r>
+      <w:r>
+        <w:t>: A paraméterben megadott adatokat továbbítja a Backend felé;</w:t>
+      </w:r>
+    </w:p>
+    <w:p>
+      <w:pPr>
+        <w:pStyle w:val="Szakdolozatbekezdsek"/>
+        <w:numPr>
+          <w:ilvl w:val="0"/>
+          <w:numId w:val="24"/>
+        </w:numPr>
+      </w:pPr>
+      <w:r>
+        <w:rPr>
+          <w:b/>
+          <w:bCs/>
+        </w:rPr>
+        <w:t>Bemenet</w:t>
+      </w:r>
+      <w:r>
+        <w:t>: username, password;</w:t>
+      </w:r>
+    </w:p>
+    <w:p>
+      <w:pPr>
+        <w:pStyle w:val="Szakdolozatbekezdsek"/>
+        <w:numPr>
+          <w:ilvl w:val="0"/>
+          <w:numId w:val="24"/>
+        </w:numPr>
+      </w:pPr>
+      <w:r>
+        <w:rPr>
+          <w:b/>
+          <w:bCs/>
+        </w:rPr>
+        <w:t>Kimenet</w:t>
+      </w:r>
+      <w:r>
+        <w:t xml:space="preserve">: </w:t>
+      </w:r>
+      <w:r>
+        <w:t>Adatbázis hiba, vagy sikeres regisztráció;</w:t>
+      </w:r>
+    </w:p>
+    <w:p>
+      <w:pPr>
+        <w:pStyle w:val="Cmsor4"/>
+      </w:pPr>
+      <w:r>
+        <w:t>GetPineTypes()</w:t>
+      </w:r>
+    </w:p>
+    <w:p>
+      <w:pPr>
+        <w:pStyle w:val="Szakdolozatbekezdsek"/>
+        <w:numPr>
+          <w:ilvl w:val="0"/>
+          <w:numId w:val="25"/>
+        </w:numPr>
+      </w:pPr>
+      <w:r>
+        <w:rPr>
+          <w:b/>
+          <w:bCs/>
+        </w:rPr>
+        <w:t>Funkció</w:t>
+      </w:r>
+      <w:r>
+        <w:t>: Lekéri az adatbázisból a fenyőtípusokat;</w:t>
+      </w:r>
+    </w:p>
+    <w:p>
+      <w:pPr>
+        <w:pStyle w:val="Szakdolozatbekezdsek"/>
+        <w:numPr>
+          <w:ilvl w:val="0"/>
+          <w:numId w:val="25"/>
+        </w:numPr>
+      </w:pPr>
+      <w:r>
+        <w:rPr>
+          <w:b/>
+          <w:bCs/>
+        </w:rPr>
+        <w:t>Bemenet</w:t>
+      </w:r>
+      <w:r>
+        <w:t>: Nincs szükség adatra;</w:t>
+      </w:r>
+    </w:p>
+    <w:p>
+      <w:pPr>
+        <w:pStyle w:val="Szakdolozatbekezdsek"/>
+        <w:numPr>
+          <w:ilvl w:val="0"/>
+          <w:numId w:val="25"/>
+        </w:numPr>
+      </w:pPr>
+      <w:r>
+        <w:rPr>
+          <w:b/>
+          <w:bCs/>
+        </w:rPr>
+        <w:t>Kimenet</w:t>
+      </w:r>
+      <w:r>
+        <w:t>: Adatbázishiba, vagy a fenyőtípusok adatai;</w:t>
+      </w:r>
+    </w:p>
+    <w:p>
+      <w:pPr>
+        <w:pStyle w:val="Cmsor4"/>
+      </w:pPr>
+      <w:r>
+        <w:t>GetPineBatchStates()</w:t>
+      </w:r>
+    </w:p>
+    <w:p>
+      <w:pPr>
+        <w:pStyle w:val="Szakdolozatbekezdsek"/>
+        <w:numPr>
+          <w:ilvl w:val="0"/>
+          <w:numId w:val="26"/>
+        </w:numPr>
+      </w:pPr>
+      <w:r>
+        <w:rPr>
+          <w:b/>
+          <w:bCs/>
+        </w:rPr>
+        <w:t>Funkció</w:t>
+      </w:r>
+      <w:r>
+        <w:t>: Lekéri az adatbázisból a fenyőbálák állapotait;</w:t>
+      </w:r>
+    </w:p>
+    <w:p>
+      <w:pPr>
+        <w:pStyle w:val="Szakdolozatbekezdsek"/>
+        <w:numPr>
+          <w:ilvl w:val="0"/>
+          <w:numId w:val="26"/>
+        </w:numPr>
+      </w:pPr>
+      <w:r>
+        <w:rPr>
+          <w:b/>
+          <w:bCs/>
+        </w:rPr>
+        <w:t>Bemenet</w:t>
+      </w:r>
+      <w:r>
+        <w:t>: Nincs szükség beneti adatokra;</w:t>
+      </w:r>
+    </w:p>
+    <w:p>
+      <w:pPr>
+        <w:pStyle w:val="Szakdolozatbekezdsek"/>
+        <w:numPr>
+          <w:ilvl w:val="0"/>
+          <w:numId w:val="26"/>
+        </w:numPr>
+      </w:pPr>
+      <w:r>
+        <w:rPr>
+          <w:b/>
+          <w:bCs/>
+        </w:rPr>
+        <w:t>Kimenet</w:t>
+      </w:r>
+      <w:r>
+        <w:t>: Adatbázishiba, vagy a fenyőbálák állapotai;</w:t>
+      </w:r>
+    </w:p>
+    <w:p>
+      <w:pPr>
+        <w:pStyle w:val="Cmsor4"/>
+      </w:pPr>
+      <w:r>
+        <w:t>GetPineBatchOrder()</w:t>
+      </w:r>
+    </w:p>
+    <w:p>
+      <w:pPr>
+        <w:pStyle w:val="Szakdolozatbekezdsek"/>
+        <w:numPr>
+          <w:ilvl w:val="0"/>
+          <w:numId w:val="27"/>
+        </w:numPr>
+      </w:pPr>
+      <w:r>
+        <w:rPr>
+          <w:b/>
+          <w:bCs/>
+        </w:rPr>
+        <w:t>Funkció</w:t>
+      </w:r>
+      <w:r>
+        <w:t>: Lekérdezi az adatbázisból a fenyőbála rendeléseket;</w:t>
+      </w:r>
+    </w:p>
+    <w:p>
+      <w:pPr>
+        <w:pStyle w:val="Szakdolozatbekezdsek"/>
+        <w:numPr>
+          <w:ilvl w:val="0"/>
+          <w:numId w:val="27"/>
+        </w:numPr>
+      </w:pPr>
+      <w:r>
+        <w:rPr>
+          <w:b/>
+          <w:bCs/>
+        </w:rPr>
+        <w:t>Bemenet</w:t>
+      </w:r>
+      <w:r>
+        <w:t>: Nincs szükség bemeneti adatokra;</w:t>
+      </w:r>
+    </w:p>
+    <w:p>
+      <w:pPr>
+        <w:pStyle w:val="Szakdolozatbekezdsek"/>
+        <w:numPr>
+          <w:ilvl w:val="0"/>
+          <w:numId w:val="27"/>
+        </w:numPr>
+      </w:pPr>
+      <w:r>
+        <w:rPr>
+          <w:b/>
+          <w:bCs/>
+        </w:rPr>
+        <w:t>Kimenet</w:t>
+      </w:r>
+      <w:r>
+        <w:t>: Adatbázishiba, vagy a fenyőbála rendelések adatai;</w:t>
+      </w:r>
+    </w:p>
+    <w:p>
+      <w:r>
+        <w:br w:type="page"/>
+      </w:r>
+    </w:p>
+    <w:p>
+      <w:pPr>
+        <w:pStyle w:val="Cmsor4"/>
+      </w:pPr>
+      <w:r>
+        <w:lastRenderedPageBreak/>
+        <w:t>RegisterNewPineBatchOrder(pine_type, batch_state, quantity)</w:t>
+      </w:r>
+    </w:p>
+    <w:p>
+      <w:pPr>
+        <w:pStyle w:val="Szakdolozatbekezdsek"/>
+        <w:numPr>
+          <w:ilvl w:val="0"/>
+          <w:numId w:val="28"/>
+        </w:numPr>
+      </w:pPr>
+      <w:r>
+        <w:rPr>
+          <w:b/>
+          <w:bCs/>
+        </w:rPr>
+        <w:t>Funkció</w:t>
+      </w:r>
+      <w:r>
+        <w:t>:</w:t>
+      </w:r>
+      <w:r>
+        <w:t xml:space="preserve"> Új fenyőbála rendelés</w:t>
+      </w:r>
+      <w:r>
+        <w:t xml:space="preserve"> paraméter</w:t>
+      </w:r>
+      <w:r>
+        <w:t xml:space="preserve">eit átadja a </w:t>
+      </w:r>
+      <w:r>
+        <w:t>Backend-nek;</w:t>
+      </w:r>
+    </w:p>
+    <w:p>
+      <w:pPr>
+        <w:pStyle w:val="Szakdolozatbekezdsek"/>
+        <w:numPr>
+          <w:ilvl w:val="0"/>
+          <w:numId w:val="28"/>
+        </w:numPr>
+      </w:pPr>
+      <w:r>
+        <w:rPr>
+          <w:b/>
+          <w:bCs/>
+        </w:rPr>
+        <w:t>Bemenet</w:t>
+      </w:r>
+      <w:r>
+        <w:t xml:space="preserve">: </w:t>
+      </w:r>
+      <w:r>
+        <w:t>A fenyőtípus, a fenyőbála állapotjelzője és a mennyisége;</w:t>
+      </w:r>
+    </w:p>
+    <w:p>
+      <w:pPr>
+        <w:pStyle w:val="Szakdolozatbekezdsek"/>
+        <w:numPr>
+          <w:ilvl w:val="0"/>
+          <w:numId w:val="28"/>
+        </w:numPr>
+      </w:pPr>
+      <w:r>
+        <w:rPr>
+          <w:b/>
+          <w:bCs/>
+        </w:rPr>
+        <w:t>Kimenet</w:t>
+      </w:r>
+      <w:r>
+        <w:t>: Adatbázishiba, vagy az adatok mentése az adatbázisba;</w:t>
+      </w:r>
+    </w:p>
+    <w:p>
+      <w:pPr>
+        <w:pStyle w:val="Cmsor4"/>
+      </w:pPr>
+      <w:r>
+        <w:t>GetPineBaseTypes()</w:t>
+      </w:r>
+    </w:p>
+    <w:p>
+      <w:pPr>
+        <w:pStyle w:val="Szakdolozatbekezdsek"/>
+        <w:numPr>
+          <w:ilvl w:val="0"/>
+          <w:numId w:val="29"/>
+        </w:numPr>
+      </w:pPr>
+      <w:r>
+        <w:rPr>
+          <w:b/>
+          <w:bCs/>
+        </w:rPr>
+        <w:t>Funkció</w:t>
+      </w:r>
+      <w:r>
+        <w:t>: Lekérdezi a koszorúalapok típusát;</w:t>
+      </w:r>
+    </w:p>
+    <w:p>
+      <w:pPr>
+        <w:pStyle w:val="Szakdolozatbekezdsek"/>
+        <w:numPr>
+          <w:ilvl w:val="0"/>
+          <w:numId w:val="29"/>
+        </w:numPr>
+      </w:pPr>
+      <w:r>
+        <w:rPr>
+          <w:b/>
+          <w:bCs/>
+        </w:rPr>
+        <w:t>Bemenet</w:t>
+      </w:r>
+      <w:r>
+        <w:t>: Nincs szükség bemeneti adatokra;</w:t>
+      </w:r>
+    </w:p>
+    <w:p>
+      <w:pPr>
+        <w:pStyle w:val="Szakdolozatbekezdsek"/>
+        <w:numPr>
+          <w:ilvl w:val="0"/>
+          <w:numId w:val="29"/>
+        </w:numPr>
+      </w:pPr>
+      <w:r>
+        <w:rPr>
+          <w:b/>
+          <w:bCs/>
+        </w:rPr>
+        <w:t>Kimenet</w:t>
+      </w:r>
+      <w:r>
+        <w:t>: Adatbázishiba, vagy a koszorúalapok típusainak listája;</w:t>
+      </w:r>
+    </w:p>
+    <w:p>
+      <w:pPr>
+        <w:pStyle w:val="Cmsor4"/>
+      </w:pPr>
+      <w:r>
+        <w:t>RegisterNewCostumer(costumer_name, costumer_postal_code, costumer_city, costumer_address, costumer_phonenumber, costumer_taxnumber)</w:t>
+      </w:r>
+    </w:p>
+    <w:p>
+      <w:pPr>
+        <w:pStyle w:val="Szakdolozatbekezdsek"/>
+        <w:numPr>
+          <w:ilvl w:val="0"/>
+          <w:numId w:val="30"/>
+        </w:numPr>
+      </w:pPr>
+      <w:r>
+        <w:rPr>
+          <w:b/>
+          <w:bCs/>
+        </w:rPr>
+        <w:t>Funkció</w:t>
+      </w:r>
+      <w:r>
+        <w:t>: Egy új vásárló regisztrálása az adatbázisban;</w:t>
+      </w:r>
+    </w:p>
+    <w:p>
+      <w:pPr>
+        <w:pStyle w:val="Szakdolozatbekezdsek"/>
+        <w:numPr>
+          <w:ilvl w:val="0"/>
+          <w:numId w:val="30"/>
+        </w:numPr>
+      </w:pPr>
+      <w:r>
+        <w:rPr>
+          <w:b/>
+          <w:bCs/>
+        </w:rPr>
+        <w:t>Bemenet</w:t>
+      </w:r>
+      <w:r>
+        <w:t>: Az új vásárló fontos adatait kell megadni</w:t>
+      </w:r>
+    </w:p>
+    <w:p>
+      <w:pPr>
+        <w:pStyle w:val="Szakdolozatbekezdsek"/>
+        <w:numPr>
+          <w:ilvl w:val="1"/>
+          <w:numId w:val="30"/>
+        </w:numPr>
+        <w:spacing w:line="240" w:lineRule="auto"/>
+        <w:ind w:hanging="357"/>
+      </w:pPr>
+      <w:r>
+        <w:t>Név;</w:t>
+      </w:r>
+    </w:p>
+    <w:p>
+      <w:pPr>
+        <w:pStyle w:val="Szakdolozatbekezdsek"/>
+        <w:numPr>
+          <w:ilvl w:val="1"/>
+          <w:numId w:val="30"/>
+        </w:numPr>
+        <w:spacing w:line="240" w:lineRule="auto"/>
+        <w:ind w:hanging="357"/>
+      </w:pPr>
+      <w:r>
+        <w:t>Irányítószám;</w:t>
+      </w:r>
+    </w:p>
+    <w:p>
+      <w:pPr>
+        <w:pStyle w:val="Szakdolozatbekezdsek"/>
+        <w:numPr>
+          <w:ilvl w:val="1"/>
+          <w:numId w:val="30"/>
+        </w:numPr>
+        <w:spacing w:line="240" w:lineRule="auto"/>
+        <w:ind w:hanging="357"/>
+      </w:pPr>
+      <w:r>
+        <w:t>Város;</w:t>
+      </w:r>
+    </w:p>
+    <w:p>
+      <w:pPr>
+        <w:pStyle w:val="Szakdolozatbekezdsek"/>
+        <w:numPr>
+          <w:ilvl w:val="1"/>
+          <w:numId w:val="30"/>
+        </w:numPr>
+        <w:spacing w:line="240" w:lineRule="auto"/>
+        <w:ind w:hanging="357"/>
+      </w:pPr>
+      <w:r>
+        <w:t>Cím;</w:t>
+      </w:r>
+    </w:p>
+    <w:p>
+      <w:pPr>
+        <w:pStyle w:val="Szakdolozatbekezdsek"/>
+        <w:numPr>
+          <w:ilvl w:val="1"/>
+          <w:numId w:val="30"/>
+        </w:numPr>
+        <w:spacing w:line="240" w:lineRule="auto"/>
+        <w:ind w:hanging="357"/>
+      </w:pPr>
+      <w:r>
+        <w:t>Telefonszám;</w:t>
+      </w:r>
+    </w:p>
+    <w:p>
+      <w:pPr>
+        <w:pStyle w:val="Szakdolozatbekezdsek"/>
+        <w:numPr>
+          <w:ilvl w:val="1"/>
+          <w:numId w:val="30"/>
+        </w:numPr>
+        <w:spacing w:line="240" w:lineRule="auto"/>
+        <w:ind w:hanging="357"/>
+      </w:pPr>
+      <w:r>
+        <w:t>Adószám;</w:t>
+      </w:r>
+    </w:p>
+    <w:p>
+      <w:pPr>
+        <w:pStyle w:val="Szakdolozatbekezdsek"/>
+        <w:numPr>
+          <w:ilvl w:val="0"/>
+          <w:numId w:val="30"/>
+        </w:numPr>
+      </w:pPr>
+      <w:r>
+        <w:rPr>
+          <w:b/>
+          <w:bCs/>
+        </w:rPr>
+        <w:t>Kimenet</w:t>
+      </w:r>
+      <w:r>
+        <w:t xml:space="preserve">: Adatbázishiba, </w:t>
+      </w:r>
+      <w:r>
+        <w:t>vagy az új vásárló sikeres regisztrációja;</w:t>
+      </w:r>
+    </w:p>
+    <w:p>
+      <w:pPr>
+        <w:pStyle w:val="Cmsor4"/>
+      </w:pPr>
+      <w:r>
+        <w:t>GetAllCostumers()</w:t>
+      </w:r>
+    </w:p>
+    <w:p>
+      <w:pPr>
+        <w:pStyle w:val="Szakdolozatbekezdsek"/>
+        <w:numPr>
+          <w:ilvl w:val="0"/>
+          <w:numId w:val="31"/>
+        </w:numPr>
+      </w:pPr>
+      <w:r>
+        <w:rPr>
+          <w:b/>
+          <w:bCs/>
+        </w:rPr>
+        <w:t>Funkció</w:t>
+      </w:r>
+      <w:r>
+        <w:t>: Az összes vásárló adatait lekérdezni az adatbázisból;</w:t>
+      </w:r>
+    </w:p>
+    <w:p>
+      <w:pPr>
+        <w:pStyle w:val="Szakdolozatbekezdsek"/>
+        <w:numPr>
+          <w:ilvl w:val="0"/>
+          <w:numId w:val="31"/>
+        </w:numPr>
+      </w:pPr>
+      <w:r>
+        <w:rPr>
+          <w:b/>
+          <w:bCs/>
+        </w:rPr>
+        <w:t>Bemenet</w:t>
+      </w:r>
+      <w:r>
+        <w:t>: Nincs szükség bemeneti adatokra;</w:t>
+      </w:r>
+    </w:p>
+    <w:p>
+      <w:pPr>
+        <w:pStyle w:val="Szakdolozatbekezdsek"/>
+        <w:numPr>
+          <w:ilvl w:val="0"/>
+          <w:numId w:val="31"/>
+        </w:numPr>
+      </w:pPr>
+      <w:r>
+        <w:rPr>
+          <w:b/>
+          <w:bCs/>
+        </w:rPr>
+        <w:t>Kimenet</w:t>
+      </w:r>
+      <w:r>
+        <w:t>: Egy listában megkapjuk az összes vásárló adatait, vagy adatbázishiba;</w:t>
+      </w:r>
+    </w:p>
+    <w:p>
+      <w:r>
+        <w:br w:type="page"/>
+      </w:r>
+    </w:p>
+    <w:p>
+      <w:pPr>
+        <w:pStyle w:val="Cmsor4"/>
+      </w:pPr>
+      <w:r>
+        <w:lastRenderedPageBreak/>
+        <w:t>GetCostumersList()</w:t>
+      </w:r>
+    </w:p>
+    <w:p>
+      <w:pPr>
+        <w:pStyle w:val="Szakdolozatbekezdsek"/>
+        <w:numPr>
+          <w:ilvl w:val="0"/>
+          <w:numId w:val="32"/>
+        </w:numPr>
+      </w:pPr>
+      <w:r>
+        <w:rPr>
+          <w:b/>
+          <w:bCs/>
+        </w:rPr>
+        <w:t>Funkció</w:t>
+      </w:r>
+      <w:r>
+        <w:t>: Lekérdezi az adatbázisból a vásárlók neveit;</w:t>
+      </w:r>
+    </w:p>
+    <w:p>
+      <w:pPr>
+        <w:pStyle w:val="Szakdolozatbekezdsek"/>
+        <w:numPr>
+          <w:ilvl w:val="0"/>
+          <w:numId w:val="32"/>
+        </w:numPr>
+      </w:pPr>
+      <w:r>
+        <w:rPr>
+          <w:b/>
+          <w:bCs/>
+        </w:rPr>
+        <w:t>Bemenet</w:t>
+      </w:r>
+      <w:r>
+        <w:t>: Nincsenek bemeneti adatok;</w:t>
+      </w:r>
+    </w:p>
+    <w:p>
+      <w:pPr>
+        <w:pStyle w:val="Szakdolozatbekezdsek"/>
+        <w:numPr>
+          <w:ilvl w:val="0"/>
+          <w:numId w:val="32"/>
+        </w:numPr>
+      </w:pPr>
+      <w:r>
+        <w:rPr>
+          <w:b/>
+          <w:bCs/>
+        </w:rPr>
+        <w:t>Kimenet</w:t>
+      </w:r>
+      <w:r>
+        <w:t>: Az adatbázisból kapott vevői lista, vagy adatbázishiba;</w:t>
+      </w:r>
+    </w:p>
+    <w:p>
+      <w:pPr>
+        <w:pStyle w:val="Cmsor4"/>
+      </w:pPr>
+      <w:r>
+        <w:t>RegisterNewPinebaseOrder(costumerId, pineTypeId, pinebasetype, baseQuantity, baseOrderedDate, baseState)</w:t>
+      </w:r>
+    </w:p>
+    <w:p>
+      <w:pPr>
+        <w:pStyle w:val="Szakdolozatbekezdsek"/>
+        <w:numPr>
+          <w:ilvl w:val="0"/>
+          <w:numId w:val="33"/>
+        </w:numPr>
+      </w:pPr>
+      <w:r>
+        <w:rPr>
+          <w:b/>
+          <w:bCs/>
+        </w:rPr>
+        <w:t>Funkció</w:t>
+      </w:r>
+      <w:r>
+        <w:t>: Új koszorúalap megrendelés regisztrálása az adatbázisba;</w:t>
+      </w:r>
+    </w:p>
+    <w:p>
+      <w:pPr>
+        <w:pStyle w:val="Szakdolozatbekezdsek"/>
+        <w:numPr>
+          <w:ilvl w:val="0"/>
+          <w:numId w:val="33"/>
+        </w:numPr>
+      </w:pPr>
+      <w:r>
+        <w:rPr>
+          <w:b/>
+          <w:bCs/>
+        </w:rPr>
+        <w:t>Bemenet</w:t>
+      </w:r>
+      <w:r>
+        <w:t>: A koszorúalap megrendeléséhez szükséges adatok</w:t>
+      </w:r>
+    </w:p>
+    <w:p>
+      <w:pPr>
+        <w:pStyle w:val="Szakdolozatbekezdsek"/>
+        <w:numPr>
+          <w:ilvl w:val="1"/>
+          <w:numId w:val="33"/>
+        </w:numPr>
+        <w:spacing w:line="240" w:lineRule="auto"/>
+        <w:ind w:hanging="357"/>
+      </w:pPr>
+      <w:r>
+        <w:t>Vevő;</w:t>
+      </w:r>
+    </w:p>
+    <w:p>
+      <w:pPr>
+        <w:pStyle w:val="Szakdolozatbekezdsek"/>
+        <w:numPr>
+          <w:ilvl w:val="1"/>
+          <w:numId w:val="33"/>
+        </w:numPr>
+        <w:spacing w:line="240" w:lineRule="auto"/>
+        <w:ind w:hanging="357"/>
+      </w:pPr>
+      <w:r>
+        <w:t>Fenyőtípus;</w:t>
+      </w:r>
+    </w:p>
+    <w:p>
+      <w:pPr>
+        <w:pStyle w:val="Szakdolozatbekezdsek"/>
+        <w:numPr>
+          <w:ilvl w:val="1"/>
+          <w:numId w:val="33"/>
+        </w:numPr>
+        <w:spacing w:line="240" w:lineRule="auto"/>
+        <w:ind w:hanging="357"/>
+      </w:pPr>
+      <w:r>
+        <w:t>Koszorúalap típus;</w:t>
+      </w:r>
+    </w:p>
+    <w:p>
+      <w:pPr>
+        <w:pStyle w:val="Szakdolozatbekezdsek"/>
+        <w:numPr>
+          <w:ilvl w:val="1"/>
+          <w:numId w:val="33"/>
+        </w:numPr>
+        <w:spacing w:line="240" w:lineRule="auto"/>
+        <w:ind w:hanging="357"/>
+      </w:pPr>
+      <w:r>
+        <w:t>Koszorúalap mennyisége;</w:t>
+      </w:r>
+    </w:p>
+    <w:p>
+      <w:pPr>
+        <w:pStyle w:val="Szakdolozatbekezdsek"/>
+        <w:numPr>
+          <w:ilvl w:val="1"/>
+          <w:numId w:val="33"/>
+        </w:numPr>
+        <w:spacing w:line="240" w:lineRule="auto"/>
+        <w:ind w:hanging="357"/>
+      </w:pPr>
+      <w:r>
+        <w:t>Elkészülési határidő;</w:t>
+      </w:r>
+    </w:p>
+    <w:p>
+      <w:pPr>
+        <w:pStyle w:val="Szakdolozatbekezdsek"/>
+        <w:numPr>
+          <w:ilvl w:val="1"/>
+          <w:numId w:val="33"/>
+        </w:numPr>
+        <w:spacing w:line="240" w:lineRule="auto"/>
+        <w:ind w:hanging="357"/>
+      </w:pPr>
+      <w:r>
+        <w:t xml:space="preserve">Koszorúalap </w:t>
+      </w:r>
+      <w:r>
+        <w:t>állapota;</w:t>
+      </w:r>
+    </w:p>
+    <w:p>
+      <w:pPr>
+        <w:pStyle w:val="Szakdolozatbekezdsek"/>
+        <w:numPr>
+          <w:ilvl w:val="0"/>
+          <w:numId w:val="33"/>
+        </w:numPr>
+      </w:pPr>
+      <w:r>
+        <w:rPr>
+          <w:b/>
+          <w:bCs/>
+        </w:rPr>
+        <w:t>Kimenet</w:t>
+      </w:r>
+      <w:r>
+        <w:t>: Adatbázishiba, vagy a koszorúalap rendelés adatbázisba mentése;</w:t>
+      </w:r>
+    </w:p>
+    <w:p>
+      <w:pPr>
+        <w:pStyle w:val="Cmsor4"/>
+      </w:pPr>
+      <w:r>
+        <w:t>GetAllPinebaseOrders()</w:t>
+      </w:r>
+    </w:p>
+    <w:p>
+      <w:pPr>
+        <w:pStyle w:val="Szakdolozatbekezdsek"/>
+        <w:numPr>
+          <w:ilvl w:val="0"/>
+          <w:numId w:val="35"/>
+        </w:numPr>
+      </w:pPr>
+      <w:r>
+        <w:t>Funkció: Lekérdezi az adatbázisban tárolt koszorúalapok adatait;</w:t>
+      </w:r>
+    </w:p>
+    <w:p>
+      <w:pPr>
+        <w:pStyle w:val="Szakdolozatbekezdsek"/>
+        <w:numPr>
+          <w:ilvl w:val="0"/>
+          <w:numId w:val="35"/>
+        </w:numPr>
+      </w:pPr>
+      <w:r>
+        <w:t>Bemenet: Nincs szükség adatokra;</w:t>
+      </w:r>
+    </w:p>
+    <w:p>
+      <w:pPr>
+        <w:pStyle w:val="Szakdolozatbekezdsek"/>
+        <w:numPr>
+          <w:ilvl w:val="0"/>
+          <w:numId w:val="35"/>
+        </w:numPr>
+      </w:pPr>
+      <w:r>
+        <w:t>Kimenet: Adatbázishiba, vagy a koszorúalapok adatainak listája</w:t>
+      </w:r>
+    </w:p>
+    <w:p>
+      <w:pPr>
+        <w:pStyle w:val="Szakdolozatbekezdsek"/>
+        <w:numPr>
+          <w:ilvl w:val="1"/>
+          <w:numId w:val="35"/>
+        </w:numPr>
+        <w:spacing w:line="240" w:lineRule="auto"/>
+      </w:pPr>
+      <w:r>
+        <w:t>Vevő;</w:t>
+      </w:r>
+    </w:p>
+    <w:p>
+      <w:pPr>
+        <w:pStyle w:val="Szakdolozatbekezdsek"/>
+        <w:numPr>
+          <w:ilvl w:val="1"/>
+          <w:numId w:val="35"/>
+        </w:numPr>
+        <w:spacing w:line="240" w:lineRule="auto"/>
+      </w:pPr>
+      <w:r>
+        <w:t>Fenyőtípus;</w:t>
+      </w:r>
+    </w:p>
+    <w:p>
+      <w:pPr>
+        <w:pStyle w:val="Szakdolozatbekezdsek"/>
+        <w:numPr>
+          <w:ilvl w:val="1"/>
+          <w:numId w:val="35"/>
+        </w:numPr>
+        <w:spacing w:line="240" w:lineRule="auto"/>
+      </w:pPr>
+      <w:r>
+        <w:t>Koszorúalap típus;</w:t>
+      </w:r>
+    </w:p>
+    <w:p>
+      <w:pPr>
+        <w:pStyle w:val="Szakdolozatbekezdsek"/>
+        <w:numPr>
+          <w:ilvl w:val="1"/>
+          <w:numId w:val="35"/>
+        </w:numPr>
+        <w:spacing w:line="240" w:lineRule="auto"/>
+      </w:pPr>
+      <w:r>
+        <w:t>Koszorúalap mennyisége;</w:t>
+      </w:r>
+    </w:p>
+    <w:p>
+      <w:pPr>
+        <w:pStyle w:val="Szakdolozatbekezdsek"/>
+        <w:numPr>
+          <w:ilvl w:val="1"/>
+          <w:numId w:val="35"/>
+        </w:numPr>
+        <w:spacing w:line="240" w:lineRule="auto"/>
+      </w:pPr>
+      <w:r>
+        <w:t>Elkészülési határidő;</w:t>
+      </w:r>
+    </w:p>
+    <w:p>
+      <w:pPr>
+        <w:pStyle w:val="Szakdolozatbekezdsek"/>
+        <w:numPr>
+          <w:ilvl w:val="1"/>
+          <w:numId w:val="35"/>
+        </w:numPr>
+        <w:spacing w:line="240" w:lineRule="auto"/>
+      </w:pPr>
+      <w:r>
+        <w:t>Koszorúalap állapota;</w:t>
+      </w:r>
+    </w:p>
+    <w:p>
+      <w:r>
+        <w:br w:type="page"/>
+      </w:r>
+    </w:p>
+    <w:p>
+      <w:pPr>
+        <w:pStyle w:val="Cmsor4"/>
+      </w:pPr>
+      <w:r>
+        <w:lastRenderedPageBreak/>
+        <w:t>UpdatePinebaseOrderState(baseId, baseState)</w:t>
+      </w:r>
+    </w:p>
+    <w:p>
+      <w:pPr>
+        <w:pStyle w:val="Szakdolozatbekezdsek"/>
+        <w:numPr>
+          <w:ilvl w:val="0"/>
+          <w:numId w:val="36"/>
+        </w:numPr>
+      </w:pPr>
+      <w:r>
+        <w:rPr>
+          <w:b/>
+          <w:bCs/>
+        </w:rPr>
+        <w:t>Funkció</w:t>
+      </w:r>
+      <w:r>
+        <w:t>: Frissíti az adatbázisban a koszorúalapok állapotát;</w:t>
+      </w:r>
+    </w:p>
+    <w:p>
+      <w:pPr>
+        <w:pStyle w:val="Szakdolozatbekezdsek"/>
+        <w:numPr>
+          <w:ilvl w:val="0"/>
+          <w:numId w:val="36"/>
+        </w:numPr>
+      </w:pPr>
+      <w:r>
+        <w:rPr>
+          <w:b/>
+          <w:bCs/>
+        </w:rPr>
+        <w:t>Bemenet</w:t>
+      </w:r>
+      <w:r>
+        <w:t>: A kiválasztott koszorúalap azonosító</w:t>
+      </w:r>
+      <w:r>
+        <w:t>ja</w:t>
+      </w:r>
+      <w:r>
+        <w:t>, és az állapot</w:t>
+      </w:r>
+      <w:r>
+        <w:t>a</w:t>
+      </w:r>
+      <w:r>
+        <w:t>;</w:t>
+      </w:r>
+    </w:p>
+    <w:p>
+      <w:pPr>
+        <w:pStyle w:val="Szakdolozatbekezdsek"/>
+        <w:numPr>
+          <w:ilvl w:val="0"/>
+          <w:numId w:val="36"/>
+        </w:numPr>
+      </w:pPr>
+      <w:r>
+        <w:rPr>
+          <w:b/>
+          <w:bCs/>
+        </w:rPr>
+        <w:t>Kimenet</w:t>
+      </w:r>
+      <w:r>
+        <w:t>: Az adatbázisba</w:t>
+      </w:r>
+      <w:r>
+        <w:t xml:space="preserve">n </w:t>
+      </w:r>
+      <w:r>
+        <w:t>frissíti a kiválasztott koszorúalap állapotát;</w:t>
+      </w:r>
+    </w:p>
+    <w:p>
+      <w:pPr>
+        <w:pStyle w:val="Cmsor1"/>
+      </w:pPr>
+      <w:bookmarkStart w:id="23" w:name="_Toc240193059"/>
+      <w:r>
+        <w:t>Az alkalmazás indításához szükséges szoftverek</w:t>
+      </w:r>
+      <w:bookmarkEnd w:id="23"/>
+    </w:p>
+    <w:p>
+      <w:pPr>
+        <w:pStyle w:val="Cmsor4"/>
+      </w:pPr>
+      <w:r>
+        <w:t>A Frontend eszközei:</w:t>
+      </w:r>
+    </w:p>
+    <w:p>
+      <w:pPr>
+        <w:pStyle w:val="Szakdolozatbekezdsek"/>
+      </w:pPr>
+      <w:r>
+        <w:t>A Frontendet A Visual Studio Code névre keresztelt fejlesztői környezetben készítettük el</w:t>
+      </w:r>
+      <w:r>
+        <w:t xml:space="preserve"> </w:t>
+      </w:r>
+      <w:r>
+        <w:t>JavaScript</w:t>
+      </w:r>
+      <w:r>
+        <w:t xml:space="preserve"> és html nyelven</w:t>
+      </w:r>
+      <w:r>
+        <w:t>. Ez az eszköz segíti a fejlesztőt olyan bővítményekkel, mint a Live Server, am</w:t>
+      </w:r>
+      <w:r>
+        <w:t>ivel a fejlesztés folyamán, akár már egy billentyűleütésnyi változást is láthatóvá tesz. A program sokféle fájlkiterjesztésekkel tud dolgozni, amennyiben olyat szeretnénk használni, ami nincs a listában, akkor egy másik bővítmény telepítésével meg is oldható. Ennél a projektnél csak a Live Serverre volt szükség, ugyanis a fejlesztőkörnyezet alapból ismeri a .</w:t>
+      </w:r>
+      <w:r>
+        <w:t>html-t</w:t>
+      </w:r>
+      <w:r>
+        <w:t>,</w:t>
+      </w:r>
+      <w:r>
+        <w:t xml:space="preserve"> és a .js-t fájlkiterjesztéseket.</w:t>
+      </w:r>
+    </w:p>
+    <w:p>
+      <w:pPr>
+        <w:pStyle w:val="Cmsor4"/>
+      </w:pPr>
+      <w:r>
+        <w:t>A Backend eszközei:</w:t>
+      </w:r>
+    </w:p>
+    <w:p>
+      <w:pPr>
+        <w:pStyle w:val="Szakdolozatbekezdsek"/>
+      </w:pPr>
+      <w:r>
+        <w:t>A Backendet a Microsoft Visual Studio néven futó fejlesztőkörnyeze</w:t>
+      </w:r>
+      <w:r>
+        <w:t>t segítségével</w:t>
+      </w:r>
+      <w:r>
+        <w:t xml:space="preserve"> </w:t>
+      </w:r>
+      <w:r>
+        <w:t>alkottuk meg</w:t>
+      </w:r>
+      <w:r>
+        <w:t xml:space="preserve">. </w:t>
+      </w:r>
+      <w:r>
+        <w:t xml:space="preserve">Ezt a programot C# nyelven hoztuk létre. Az adatbázis és a Backend szoftver közötti kapcsolat létrehozásához ide is kell telepíteni néhány kiegészítőt. Ebben nagyon sokat tud segíteni a NuGet Package Manager. </w:t>
+      </w:r>
+      <w:r>
+        <w:t>Viszont ezt már korábban említettem. Az adatbázis kapcsolat létrehozását is az egyik ilyen bővítmény segíti egy úgynevezett kapcsolati karakterlánc segítségével, ami a következőképpen néz ki:</w:t>
+      </w:r>
+    </w:p>
+    <w:p>
+      <w:pPr>
+        <w:pStyle w:val="Programkd"/>
+      </w:pPr>
+      <w:r>
+        <w:tab/>
+        <w:t>Scaffold-DbContext</w:t>
+      </w:r>
+    </w:p>
+    <w:p>
+      <w:pPr>
+        <w:pStyle w:val="Programkd"/>
+      </w:pPr>
+      <w:r>
+        <w:tab/>
+      </w:r>
+      <w:r>
+        <w:t>("server=localhost;database=szines_negy_evszak;user=root;password=")</w:t>
+      </w:r>
+    </w:p>
+    <w:p>
+      <w:pPr>
+        <w:pStyle w:val="Programkd"/>
+      </w:pPr>
+      <w:r>
+        <w:tab/>
+        <w:t>MySql.EntityFrameworkCore -Outputdir Models -f</w:t>
+      </w:r>
+    </w:p>
+    <w:p>
+      <w:pPr>
+        <w:pStyle w:val="Cmsor4"/>
+      </w:pPr>
+      <w:r>
+        <w:t>A WAMP szerver:</w:t>
+      </w:r>
+    </w:p>
+    <w:p>
+      <w:pPr>
+        <w:pStyle w:val="Szakdolozatbekezdsek"/>
+      </w:pPr>
+      <w:r>
+        <w:t>Ebben a szerverprogramban lehet létrehozni azt az adatbázist, amihez a Backend programunk csatlakozik. A WAMP letöltése teljesen ingyenes, valamint telepítés után azonnal használható. A program tartalmazza az Apache servert, MySQL-, és a MariaDB adatbáziskezelőket, valamint a PHP</w:t>
+      </w:r>
+      <w:r>
+        <w:t xml:space="preserve"> programozási nyelvet.</w:t>
+      </w:r>
+    </w:p>
+    <w:p>
+      <w:r>
+        <w:br w:type="page"/>
+      </w:r>
+    </w:p>
+    <w:p>
+      <w:pPr>
+        <w:pStyle w:val="Cmsor4"/>
+      </w:pPr>
+      <w:r>
+        <w:lastRenderedPageBreak/>
+        <w:t>Az adatbázis:</w:t>
+      </w:r>
+    </w:p>
+    <w:p>
+      <w:pPr>
+        <w:pStyle w:val="Szakdolozatbekezdsek"/>
+      </w:pPr>
+      <w:r>
+        <w:t>Az előbb említett WAMP szerver segítségével lehet létrehozni az adatbázist. Az adatbázis tábláinak létrehozásához egy fájlban már megvannak a parancsok.</w:t>
+      </w:r>
+      <w:r>
+        <w:t xml:space="preserve"> Ahhoz, hogy ezeket importálhassuk egy kattintással, először létre kell hozni magát az adatbázist. A következő SQL utasítás pont ezt hajtja végre.</w:t>
+      </w:r>
+    </w:p>
+    <w:p>
+      <w:pPr>
+        <w:pStyle w:val="Programkd"/>
+      </w:pPr>
+      <w:r>
+        <w:tab/>
+        <w:t>CREATE DATABASE szines_negy_evszak;</w:t>
+      </w:r>
+    </w:p>
+    <w:p>
+      <w:pPr>
+        <w:pStyle w:val="Szakdolozatbekezdsek"/>
+      </w:pPr>
+      <w:r>
+        <w:t>Miután lefuttattuk a fenti kódot létrejön az adatbázis a WAMP szerveren. Az adatbázis kiválasztása után az importálás fülre kattintva be kell másolni a már kész utasításokat.</w:t>
+      </w:r>
+    </w:p>
+    <w:p>
+      <w:pPr>
+        <w:jc w:val="center"/>
+      </w:pPr>
+      <w:r>
+        <w:drawing>
+          <wp:inline distT="0" distB="0" distL="0" distR="0" wp14:anchorId="2D3D5CE3" wp14:editId="3B1E513E">
+            <wp:extent cx="5760720" cy="688975"/>
+            <wp:effectExtent l="0" t="0" r="0" b="0"/>
+            <wp:docPr id="1290703515" name="Kép 1"/>
+            <wp:cNvGraphicFramePr>
+              <a:graphicFrameLocks xmlns:a="http://schemas.openxmlformats.org/drawingml/2006/main" noChangeAspect="1"/>
+            </wp:cNvGraphicFramePr>
+            <a:graphic xmlns:a="http://schemas.openxmlformats.org/drawingml/2006/main">
+              <a:graphicData uri="http://schemas.openxmlformats.org/drawingml/2006/picture">
+                <pic:pic xmlns:pic="http://schemas.openxmlformats.org/drawingml/2006/picture">
+                  <pic:nvPicPr>
+                    <pic:cNvPr id="1290703515" name=""/>
+                    <pic:cNvPicPr/>
+                  </pic:nvPicPr>
+                  <pic:blipFill>
+                    <a:blip r:embed="rId37"/>
+                    <a:stretch>
+                      <a:fillRect/>
+                    </a:stretch>
+                  </pic:blipFill>
+                  <pic:spPr>
+                    <a:xfrm>
+                      <a:off x="0" y="0"/>
+                      <a:ext cx="5760720" cy="688975"/>
+                    </a:xfrm>
+                    <a:prstGeom prst="rect">
+                      <a:avLst/>
+                    </a:prstGeom>
+                  </pic:spPr>
+                </pic:pic>
+              </a:graphicData>
+            </a:graphic>
+          </wp:inline>
+        </w:drawing>
+      </w:r>
+    </w:p>
+    <w:p>
+      <w:pPr>
+        <w:pStyle w:val="Szakdolozatbekezdsek"/>
+      </w:pPr>
+      <w:r>
+        <w:t xml:space="preserve">A fenti képen lehet látni a kiválasztott adatbázist, és az importáláshoz szükséges parancsgombot. Az előzőekben leírt folyamatot </w:t>
+      </w:r>
+      <w:r>
+        <w:t>végig járva</w:t>
+      </w:r>
+      <w:r>
+        <w:t xml:space="preserve"> az adatbázisban megjelennek a táblák.</w:t>
+      </w:r>
+    </w:p>
+    <w:p>
+      <w:pPr>
+        <w:pStyle w:val="Cmsor4"/>
+      </w:pPr>
+      <w:r>
+        <w:t>A webalkalmazás elindítása:</w:t>
+      </w:r>
+    </w:p>
+    <w:p>
+      <w:pPr>
+        <w:pStyle w:val="Szakdolozatbekezdsek"/>
+      </w:pPr>
+      <w:r>
+        <w:t xml:space="preserve">A WAMP szerver elindítása után – mivel az adatbázist – már tartalmazza más dolgunk ebben a programban nincs. Ezután a Backend programot kell megnyitni a Visual Studio-ban, és elindítani a programot. </w:t>
+      </w:r>
+      <w:r>
+        <w:t xml:space="preserve">Abban az esetben, amikor már a háttérprogramok futnak el lehet indítani a Frontend fejlesztőkörnyezetét a Visual Studio Code-ot. </w:t>
+      </w:r>
+      <w:r>
+        <w:t xml:space="preserve">Itt ki kell választani az </w:t>
+      </w:r>
+      <w:r>
+        <w:rPr>
+          <w:i/>
+          <w:iCs/>
+        </w:rPr>
+        <w:t>index.html</w:t>
+      </w:r>
+      <w:r>
+        <w:t xml:space="preserve"> állományt és indítani a </w:t>
+      </w:r>
+      <w:r>
+        <w:t>már említett Live Server-t</w:t>
+      </w:r>
+      <w:r>
+        <w:t>.</w:t>
+      </w:r>
+    </w:p>
+    <w:p>
+      <w:pPr>
+        <w:pStyle w:val="Szakdolozatbekezdsek"/>
+      </w:pPr>
+      <w:r>
+        <w:t xml:space="preserve">Ekkor az alapértelmezett böngészőnk elindul, és megjelenik az alkalmazásunk első oldala. Ahogyan a programot megírtuk, úgy is kell viselkednie. </w:t>
+      </w:r>
+      <w:r>
+        <w:t>A fejlesztés során előkerült hibákat mostanra kijavítottuk, így már csak a jól működő program előnyeit kell élvezni.</w:t>
+      </w:r>
     </w:p>
     <w:sectPr>
       <w:type w:val="continuous"/>
@@ -11431,6 +12986,119 @@
 <file path=word/numbering.xml><?xml version="1.0" encoding="utf-8"?>
 <w:numbering xmlns:wpc="http://schemas.microsoft.com/office/word/2010/wordprocessingCanvas" xmlns:cx="http://schemas.microsoft.com/office/drawing/2014/chartex" xmlns:cx1="http://schemas.microsoft.com/office/drawing/2015/9/8/chartex" xmlns:cx2="http://schemas.microsoft.com/office/drawing/2015/10/21/chartex" xmlns:cx3="http://schemas.microsoft.com/office/drawing/2016/5/9/chartex" xmlns:cx4="http://schemas.microsoft.com/office/drawing/2016/5/10/chartex" xmlns:cx5="http://schemas.microsoft.com/office/drawing/2016/5/11/chartex" xmlns:cx6="http://schemas.microsoft.com/office/drawing/2016/5/12/chartex" xmlns:cx7="http://schemas.microsoft.com/office/drawing/2016/5/13/chartex" xmlns:cx8="http://schemas.microsoft.com/office/drawing/2016/5/14/chartex" xmlns:mc="http://schemas.openxmlformats.org/markup-compatibility/2006" xmlns:aink="http://schemas.microsoft.com/office/drawing/2016/ink" xmlns:am3d="http://schemas.microsoft.com/office/drawing/2017/model3d" xmlns:o="urn:schemas-microsoft-com:office:office" xmlns:oel="http://schemas.microsoft.com/office/2019/extlst" xmlns:r="http://schemas.openxmlformats.org/officeDocument/2006/relationships" xmlns:m="http://schemas.openxmlformats.org/officeDocument/2006/math" xmlns:v="urn:schemas-microsoft-com:vml" xmlns:wp14="http://schemas.microsoft.com/office/word/2010/wordprocessingDrawing" xmlns:wp="http://schemas.openxmlformats.org/drawingml/2006/wordprocessingDrawing" xmlns:w10="urn:schemas-microsoft-com:office:word" xmlns:w="http://schemas.openxmlformats.org/wordprocessingml/2006/main" xmlns:w14="http://schemas.microsoft.com/office/word/2010/wordml" xmlns:w15="http://schemas.microsoft.com/office/word/2012/wordml" xmlns:w16cex="http://schemas.microsoft.com/office/word/2018/wordml/cex" xmlns:w16cid="http://schemas.microsoft.com/office/word/2016/wordml/cid" xmlns:w16="http://schemas.microsoft.com/office/word/2018/wordml" xmlns:w16du="http://schemas.microsoft.com/office/word/2023/wordml/word16du" xmlns:w16sdtdh="http://schemas.microsoft.com/office/word/2020/wordml/sdtdatahash" xmlns:w16sdtfl="http://schemas.microsoft.com/office/word/2024/wordml/sdtformatlock" xmlns:w16se="http://schemas.microsoft.com/office/word/2015/wordml/symex" xmlns:wpg="http://schemas.microsoft.com/office/word/2010/wordprocessingGroup" xmlns:wpi="http://schemas.microsoft.com/office/word/2010/wordprocessingInk" xmlns:wne="http://schemas.microsoft.com/office/word/2006/wordml" xmlns:wps="http://schemas.microsoft.com/office/word/2010/wordprocessingShape" mc:Ignorable="w14 w15 w16se w16cid w16 w16cex w16sdtdh w16sdtfl w16du wp14">
   <w:abstractNum w:abstractNumId="0" w15:restartNumberingAfterBreak="0">
+    <w:nsid w:val="06441412"/>
+    <w:multiLevelType w:val="hybridMultilevel"/>
+    <w:tmpl w:val="73867396"/>
+    <w:lvl w:ilvl="0" w:tplc="040E0001">
+      <w:start w:val="1"/>
+      <w:numFmt w:val="bullet"/>
+      <w:lvlText w:val=""/>
+      <w:lvlJc w:val="left"/>
+      <w:pPr>
+        <w:ind w:left="1429" w:hanging="360"/>
+      </w:pPr>
+      <w:rPr>
+        <w:rFonts w:ascii="Symbol" w:hAnsi="Symbol" w:hint="default"/>
+      </w:rPr>
+    </w:lvl>
+    <w:lvl w:ilvl="1" w:tplc="040E0003" w:tentative="1">
+      <w:start w:val="1"/>
+      <w:numFmt w:val="bullet"/>
+      <w:lvlText w:val="o"/>
+      <w:lvlJc w:val="left"/>
+      <w:pPr>
+        <w:ind w:left="2149" w:hanging="360"/>
+      </w:pPr>
+      <w:rPr>
+        <w:rFonts w:ascii="Courier New" w:hAnsi="Courier New" w:cs="Courier New" w:hint="default"/>
+      </w:rPr>
+    </w:lvl>
+    <w:lvl w:ilvl="2" w:tplc="040E0005" w:tentative="1">
+      <w:start w:val="1"/>
+      <w:numFmt w:val="bullet"/>
+      <w:lvlText w:val=""/>
+      <w:lvlJc w:val="left"/>
+      <w:pPr>
+        <w:ind w:left="2869" w:hanging="360"/>
+      </w:pPr>
+      <w:rPr>
+        <w:rFonts w:ascii="Wingdings" w:hAnsi="Wingdings" w:hint="default"/>
+      </w:rPr>
+    </w:lvl>
+    <w:lvl w:ilvl="3" w:tplc="040E0001" w:tentative="1">
+      <w:start w:val="1"/>
+      <w:numFmt w:val="bullet"/>
+      <w:lvlText w:val=""/>
+      <w:lvlJc w:val="left"/>
+      <w:pPr>
+        <w:ind w:left="3589" w:hanging="360"/>
+      </w:pPr>
+      <w:rPr>
+        <w:rFonts w:ascii="Symbol" w:hAnsi="Symbol" w:hint="default"/>
+      </w:rPr>
+    </w:lvl>
+    <w:lvl w:ilvl="4" w:tplc="040E0003" w:tentative="1">
+      <w:start w:val="1"/>
+      <w:numFmt w:val="bullet"/>
+      <w:lvlText w:val="o"/>
+      <w:lvlJc w:val="left"/>
+      <w:pPr>
+        <w:ind w:left="4309" w:hanging="360"/>
+      </w:pPr>
+      <w:rPr>
+        <w:rFonts w:ascii="Courier New" w:hAnsi="Courier New" w:cs="Courier New" w:hint="default"/>
+      </w:rPr>
+    </w:lvl>
+    <w:lvl w:ilvl="5" w:tplc="040E0005" w:tentative="1">
+      <w:start w:val="1"/>
+      <w:numFmt w:val="bullet"/>
+      <w:lvlText w:val=""/>
+      <w:lvlJc w:val="left"/>
+      <w:pPr>
+        <w:ind w:left="5029" w:hanging="360"/>
+      </w:pPr>
+      <w:rPr>
+        <w:rFonts w:ascii="Wingdings" w:hAnsi="Wingdings" w:hint="default"/>
+      </w:rPr>
+    </w:lvl>
+    <w:lvl w:ilvl="6" w:tplc="040E0001" w:tentative="1">
+      <w:start w:val="1"/>
+      <w:numFmt w:val="bullet"/>
+      <w:lvlText w:val=""/>
+      <w:lvlJc w:val="left"/>
+      <w:pPr>
+        <w:ind w:left="5749" w:hanging="360"/>
+      </w:pPr>
+      <w:rPr>
+        <w:rFonts w:ascii="Symbol" w:hAnsi="Symbol" w:hint="default"/>
+      </w:rPr>
+    </w:lvl>
+    <w:lvl w:ilvl="7" w:tplc="040E0003" w:tentative="1">
+      <w:start w:val="1"/>
+      <w:numFmt w:val="bullet"/>
+      <w:lvlText w:val="o"/>
+      <w:lvlJc w:val="left"/>
+      <w:pPr>
+        <w:ind w:left="6469" w:hanging="360"/>
+      </w:pPr>
+      <w:rPr>
+        <w:rFonts w:ascii="Courier New" w:hAnsi="Courier New" w:cs="Courier New" w:hint="default"/>
+      </w:rPr>
+    </w:lvl>
+    <w:lvl w:ilvl="8" w:tplc="040E0005" w:tentative="1">
+      <w:start w:val="1"/>
+      <w:numFmt w:val="bullet"/>
+      <w:lvlText w:val=""/>
+      <w:lvlJc w:val="left"/>
+      <w:pPr>
+        <w:ind w:left="7189" w:hanging="360"/>
+      </w:pPr>
+      <w:rPr>
+        <w:rFonts w:ascii="Wingdings" w:hAnsi="Wingdings" w:hint="default"/>
+      </w:rPr>
+    </w:lvl>
+  </w:abstractNum>
+  <w:abstractNum w:abstractNumId="1" w15:restartNumberingAfterBreak="0">
     <w:nsid w:val="06F631CA"/>
     <w:multiLevelType w:val="hybridMultilevel"/>
     <w:tmpl w:val="9DFC4DE0"/>
@@ -11543,7 +13211,7 @@
       </w:rPr>
     </w:lvl>
   </w:abstractNum>
-  <w:abstractNum w:abstractNumId="1" w15:restartNumberingAfterBreak="0">
+  <w:abstractNum w:abstractNumId="2" w15:restartNumberingAfterBreak="0">
     <w:nsid w:val="088E5FFF"/>
     <w:multiLevelType w:val="hybridMultilevel"/>
     <w:tmpl w:val="E7146BBA"/>
@@ -11656,7 +13324,7 @@
       </w:rPr>
     </w:lvl>
   </w:abstractNum>
-  <w:abstractNum w:abstractNumId="2" w15:restartNumberingAfterBreak="0">
+  <w:abstractNum w:abstractNumId="3" w15:restartNumberingAfterBreak="0">
     <w:nsid w:val="0A3D67CB"/>
     <w:multiLevelType w:val="hybridMultilevel"/>
     <w:tmpl w:val="26167B6E"/>
@@ -11769,7 +13437,233 @@
       </w:rPr>
     </w:lvl>
   </w:abstractNum>
-  <w:abstractNum w:abstractNumId="3" w15:restartNumberingAfterBreak="0">
+  <w:abstractNum w:abstractNumId="4" w15:restartNumberingAfterBreak="0">
+    <w:nsid w:val="0DD852AE"/>
+    <w:multiLevelType w:val="hybridMultilevel"/>
+    <w:tmpl w:val="4C4C868E"/>
+    <w:lvl w:ilvl="0" w:tplc="040E0001">
+      <w:start w:val="1"/>
+      <w:numFmt w:val="bullet"/>
+      <w:lvlText w:val=""/>
+      <w:lvlJc w:val="left"/>
+      <w:pPr>
+        <w:ind w:left="720" w:hanging="360"/>
+      </w:pPr>
+      <w:rPr>
+        <w:rFonts w:ascii="Symbol" w:hAnsi="Symbol" w:hint="default"/>
+      </w:rPr>
+    </w:lvl>
+    <w:lvl w:ilvl="1" w:tplc="040E0003">
+      <w:start w:val="1"/>
+      <w:numFmt w:val="bullet"/>
+      <w:lvlText w:val="o"/>
+      <w:lvlJc w:val="left"/>
+      <w:pPr>
+        <w:ind w:left="1440" w:hanging="360"/>
+      </w:pPr>
+      <w:rPr>
+        <w:rFonts w:ascii="Courier New" w:hAnsi="Courier New" w:cs="Courier New" w:hint="default"/>
+      </w:rPr>
+    </w:lvl>
+    <w:lvl w:ilvl="2" w:tplc="040E0005" w:tentative="1">
+      <w:start w:val="1"/>
+      <w:numFmt w:val="bullet"/>
+      <w:lvlText w:val=""/>
+      <w:lvlJc w:val="left"/>
+      <w:pPr>
+        <w:ind w:left="2160" w:hanging="360"/>
+      </w:pPr>
+      <w:rPr>
+        <w:rFonts w:ascii="Wingdings" w:hAnsi="Wingdings" w:hint="default"/>
+      </w:rPr>
+    </w:lvl>
+    <w:lvl w:ilvl="3" w:tplc="040E0001" w:tentative="1">
+      <w:start w:val="1"/>
+      <w:numFmt w:val="bullet"/>
+      <w:lvlText w:val=""/>
+      <w:lvlJc w:val="left"/>
+      <w:pPr>
+        <w:ind w:left="2880" w:hanging="360"/>
+      </w:pPr>
+      <w:rPr>
+        <w:rFonts w:ascii="Symbol" w:hAnsi="Symbol" w:hint="default"/>
+      </w:rPr>
+    </w:lvl>
+    <w:lvl w:ilvl="4" w:tplc="040E0003" w:tentative="1">
+      <w:start w:val="1"/>
+      <w:numFmt w:val="bullet"/>
+      <w:lvlText w:val="o"/>
+      <w:lvlJc w:val="left"/>
+      <w:pPr>
+        <w:ind w:left="3600" w:hanging="360"/>
+      </w:pPr>
+      <w:rPr>
+        <w:rFonts w:ascii="Courier New" w:hAnsi="Courier New" w:cs="Courier New" w:hint="default"/>
+      </w:rPr>
+    </w:lvl>
+    <w:lvl w:ilvl="5" w:tplc="040E0005" w:tentative="1">
+      <w:start w:val="1"/>
+      <w:numFmt w:val="bullet"/>
+      <w:lvlText w:val=""/>
+      <w:lvlJc w:val="left"/>
+      <w:pPr>
+        <w:ind w:left="4320" w:hanging="360"/>
+      </w:pPr>
+      <w:rPr>
+        <w:rFonts w:ascii="Wingdings" w:hAnsi="Wingdings" w:hint="default"/>
+      </w:rPr>
+    </w:lvl>
+    <w:lvl w:ilvl="6" w:tplc="040E0001" w:tentative="1">
+      <w:start w:val="1"/>
+      <w:numFmt w:val="bullet"/>
+      <w:lvlText w:val=""/>
+      <w:lvlJc w:val="left"/>
+      <w:pPr>
+        <w:ind w:left="5040" w:hanging="360"/>
+      </w:pPr>
+      <w:rPr>
+        <w:rFonts w:ascii="Symbol" w:hAnsi="Symbol" w:hint="default"/>
+      </w:rPr>
+    </w:lvl>
+    <w:lvl w:ilvl="7" w:tplc="040E0003" w:tentative="1">
+      <w:start w:val="1"/>
+      <w:numFmt w:val="bullet"/>
+      <w:lvlText w:val="o"/>
+      <w:lvlJc w:val="left"/>
+      <w:pPr>
+        <w:ind w:left="5760" w:hanging="360"/>
+      </w:pPr>
+      <w:rPr>
+        <w:rFonts w:ascii="Courier New" w:hAnsi="Courier New" w:cs="Courier New" w:hint="default"/>
+      </w:rPr>
+    </w:lvl>
+    <w:lvl w:ilvl="8" w:tplc="040E0005" w:tentative="1">
+      <w:start w:val="1"/>
+      <w:numFmt w:val="bullet"/>
+      <w:lvlText w:val=""/>
+      <w:lvlJc w:val="left"/>
+      <w:pPr>
+        <w:ind w:left="6480" w:hanging="360"/>
+      </w:pPr>
+      <w:rPr>
+        <w:rFonts w:ascii="Wingdings" w:hAnsi="Wingdings" w:hint="default"/>
+      </w:rPr>
+    </w:lvl>
+  </w:abstractNum>
+  <w:abstractNum w:abstractNumId="5" w15:restartNumberingAfterBreak="0">
+    <w:nsid w:val="1043127A"/>
+    <w:multiLevelType w:val="hybridMultilevel"/>
+    <w:tmpl w:val="21B6B326"/>
+    <w:lvl w:ilvl="0" w:tplc="040E0001">
+      <w:start w:val="1"/>
+      <w:numFmt w:val="bullet"/>
+      <w:lvlText w:val=""/>
+      <w:lvlJc w:val="left"/>
+      <w:pPr>
+        <w:ind w:left="1429" w:hanging="360"/>
+      </w:pPr>
+      <w:rPr>
+        <w:rFonts w:ascii="Symbol" w:hAnsi="Symbol" w:hint="default"/>
+      </w:rPr>
+    </w:lvl>
+    <w:lvl w:ilvl="1" w:tplc="040E0003" w:tentative="1">
+      <w:start w:val="1"/>
+      <w:numFmt w:val="bullet"/>
+      <w:lvlText w:val="o"/>
+      <w:lvlJc w:val="left"/>
+      <w:pPr>
+        <w:ind w:left="2149" w:hanging="360"/>
+      </w:pPr>
+      <w:rPr>
+        <w:rFonts w:ascii="Courier New" w:hAnsi="Courier New" w:cs="Courier New" w:hint="default"/>
+      </w:rPr>
+    </w:lvl>
+    <w:lvl w:ilvl="2" w:tplc="040E0005" w:tentative="1">
+      <w:start w:val="1"/>
+      <w:numFmt w:val="bullet"/>
+      <w:lvlText w:val=""/>
+      <w:lvlJc w:val="left"/>
+      <w:pPr>
+        <w:ind w:left="2869" w:hanging="360"/>
+      </w:pPr>
+      <w:rPr>
+        <w:rFonts w:ascii="Wingdings" w:hAnsi="Wingdings" w:hint="default"/>
+      </w:rPr>
+    </w:lvl>
+    <w:lvl w:ilvl="3" w:tplc="040E0001" w:tentative="1">
+      <w:start w:val="1"/>
+      <w:numFmt w:val="bullet"/>
+      <w:lvlText w:val=""/>
+      <w:lvlJc w:val="left"/>
+      <w:pPr>
+        <w:ind w:left="3589" w:hanging="360"/>
+      </w:pPr>
+      <w:rPr>
+        <w:rFonts w:ascii="Symbol" w:hAnsi="Symbol" w:hint="default"/>
+      </w:rPr>
+    </w:lvl>
+    <w:lvl w:ilvl="4" w:tplc="040E0003" w:tentative="1">
+      <w:start w:val="1"/>
+      <w:numFmt w:val="bullet"/>
+      <w:lvlText w:val="o"/>
+      <w:lvlJc w:val="left"/>
+      <w:pPr>
+        <w:ind w:left="4309" w:hanging="360"/>
+      </w:pPr>
+      <w:rPr>
+        <w:rFonts w:ascii="Courier New" w:hAnsi="Courier New" w:cs="Courier New" w:hint="default"/>
+      </w:rPr>
+    </w:lvl>
+    <w:lvl w:ilvl="5" w:tplc="040E0005" w:tentative="1">
+      <w:start w:val="1"/>
+      <w:numFmt w:val="bullet"/>
+      <w:lvlText w:val=""/>
+      <w:lvlJc w:val="left"/>
+      <w:pPr>
+        <w:ind w:left="5029" w:hanging="360"/>
+      </w:pPr>
+      <w:rPr>
+        <w:rFonts w:ascii="Wingdings" w:hAnsi="Wingdings" w:hint="default"/>
+      </w:rPr>
+    </w:lvl>
+    <w:lvl w:ilvl="6" w:tplc="040E0001" w:tentative="1">
+      <w:start w:val="1"/>
+      <w:numFmt w:val="bullet"/>
+      <w:lvlText w:val=""/>
+      <w:lvlJc w:val="left"/>
+      <w:pPr>
+        <w:ind w:left="5749" w:hanging="360"/>
+      </w:pPr>
+      <w:rPr>
+        <w:rFonts w:ascii="Symbol" w:hAnsi="Symbol" w:hint="default"/>
+      </w:rPr>
+    </w:lvl>
+    <w:lvl w:ilvl="7" w:tplc="040E0003" w:tentative="1">
+      <w:start w:val="1"/>
+      <w:numFmt w:val="bullet"/>
+      <w:lvlText w:val="o"/>
+      <w:lvlJc w:val="left"/>
+      <w:pPr>
+        <w:ind w:left="6469" w:hanging="360"/>
+      </w:pPr>
+      <w:rPr>
+        <w:rFonts w:ascii="Courier New" w:hAnsi="Courier New" w:cs="Courier New" w:hint="default"/>
+      </w:rPr>
+    </w:lvl>
+    <w:lvl w:ilvl="8" w:tplc="040E0005" w:tentative="1">
+      <w:start w:val="1"/>
+      <w:numFmt w:val="bullet"/>
+      <w:lvlText w:val=""/>
+      <w:lvlJc w:val="left"/>
+      <w:pPr>
+        <w:ind w:left="7189" w:hanging="360"/>
+      </w:pPr>
+      <w:rPr>
+        <w:rFonts w:ascii="Wingdings" w:hAnsi="Wingdings" w:hint="default"/>
+      </w:rPr>
+    </w:lvl>
+  </w:abstractNum>
+  <w:abstractNum w:abstractNumId="6" w15:restartNumberingAfterBreak="0">
     <w:nsid w:val="1A0F61F9"/>
     <w:multiLevelType w:val="hybridMultilevel"/>
     <w:tmpl w:val="9A0C61AE"/>
@@ -11882,7 +13776,7 @@
       </w:rPr>
     </w:lvl>
   </w:abstractNum>
-  <w:abstractNum w:abstractNumId="4" w15:restartNumberingAfterBreak="0">
+  <w:abstractNum w:abstractNumId="7" w15:restartNumberingAfterBreak="0">
     <w:nsid w:val="1D1430D8"/>
     <w:multiLevelType w:val="hybridMultilevel"/>
     <w:tmpl w:val="2AFEA61A"/>
@@ -11995,7 +13889,120 @@
       </w:rPr>
     </w:lvl>
   </w:abstractNum>
-  <w:abstractNum w:abstractNumId="5" w15:restartNumberingAfterBreak="0">
+  <w:abstractNum w:abstractNumId="8" w15:restartNumberingAfterBreak="0">
+    <w:nsid w:val="1D44691A"/>
+    <w:multiLevelType w:val="hybridMultilevel"/>
+    <w:tmpl w:val="BDCAA692"/>
+    <w:lvl w:ilvl="0" w:tplc="040E0001">
+      <w:start w:val="1"/>
+      <w:numFmt w:val="bullet"/>
+      <w:lvlText w:val=""/>
+      <w:lvlJc w:val="left"/>
+      <w:pPr>
+        <w:ind w:left="1429" w:hanging="360"/>
+      </w:pPr>
+      <w:rPr>
+        <w:rFonts w:ascii="Symbol" w:hAnsi="Symbol" w:hint="default"/>
+      </w:rPr>
+    </w:lvl>
+    <w:lvl w:ilvl="1" w:tplc="040E0003">
+      <w:start w:val="1"/>
+      <w:numFmt w:val="bullet"/>
+      <w:lvlText w:val="o"/>
+      <w:lvlJc w:val="left"/>
+      <w:pPr>
+        <w:ind w:left="2149" w:hanging="360"/>
+      </w:pPr>
+      <w:rPr>
+        <w:rFonts w:ascii="Courier New" w:hAnsi="Courier New" w:cs="Courier New" w:hint="default"/>
+      </w:rPr>
+    </w:lvl>
+    <w:lvl w:ilvl="2" w:tplc="040E0005" w:tentative="1">
+      <w:start w:val="1"/>
+      <w:numFmt w:val="bullet"/>
+      <w:lvlText w:val=""/>
+      <w:lvlJc w:val="left"/>
+      <w:pPr>
+        <w:ind w:left="2869" w:hanging="360"/>
+      </w:pPr>
+      <w:rPr>
+        <w:rFonts w:ascii="Wingdings" w:hAnsi="Wingdings" w:hint="default"/>
+      </w:rPr>
+    </w:lvl>
+    <w:lvl w:ilvl="3" w:tplc="040E0001" w:tentative="1">
+      <w:start w:val="1"/>
+      <w:numFmt w:val="bullet"/>
+      <w:lvlText w:val=""/>
+      <w:lvlJc w:val="left"/>
+      <w:pPr>
+        <w:ind w:left="3589" w:hanging="360"/>
+      </w:pPr>
+      <w:rPr>
+        <w:rFonts w:ascii="Symbol" w:hAnsi="Symbol" w:hint="default"/>
+      </w:rPr>
+    </w:lvl>
+    <w:lvl w:ilvl="4" w:tplc="040E0003" w:tentative="1">
+      <w:start w:val="1"/>
+      <w:numFmt w:val="bullet"/>
+      <w:lvlText w:val="o"/>
+      <w:lvlJc w:val="left"/>
+      <w:pPr>
+        <w:ind w:left="4309" w:hanging="360"/>
+      </w:pPr>
+      <w:rPr>
+        <w:rFonts w:ascii="Courier New" w:hAnsi="Courier New" w:cs="Courier New" w:hint="default"/>
+      </w:rPr>
+    </w:lvl>
+    <w:lvl w:ilvl="5" w:tplc="040E0005" w:tentative="1">
+      <w:start w:val="1"/>
+      <w:numFmt w:val="bullet"/>
+      <w:lvlText w:val=""/>
+      <w:lvlJc w:val="left"/>
+      <w:pPr>
+        <w:ind w:left="5029" w:hanging="360"/>
+      </w:pPr>
+      <w:rPr>
+        <w:rFonts w:ascii="Wingdings" w:hAnsi="Wingdings" w:hint="default"/>
+      </w:rPr>
+    </w:lvl>
+    <w:lvl w:ilvl="6" w:tplc="040E0001" w:tentative="1">
+      <w:start w:val="1"/>
+      <w:numFmt w:val="bullet"/>
+      <w:lvlText w:val=""/>
+      <w:lvlJc w:val="left"/>
+      <w:pPr>
+        <w:ind w:left="5749" w:hanging="360"/>
+      </w:pPr>
+      <w:rPr>
+        <w:rFonts w:ascii="Symbol" w:hAnsi="Symbol" w:hint="default"/>
+      </w:rPr>
+    </w:lvl>
+    <w:lvl w:ilvl="7" w:tplc="040E0003" w:tentative="1">
+      <w:start w:val="1"/>
+      <w:numFmt w:val="bullet"/>
+      <w:lvlText w:val="o"/>
+      <w:lvlJc w:val="left"/>
+      <w:pPr>
+        <w:ind w:left="6469" w:hanging="360"/>
+      </w:pPr>
+      <w:rPr>
+        <w:rFonts w:ascii="Courier New" w:hAnsi="Courier New" w:cs="Courier New" w:hint="default"/>
+      </w:rPr>
+    </w:lvl>
+    <w:lvl w:ilvl="8" w:tplc="040E0005" w:tentative="1">
+      <w:start w:val="1"/>
+      <w:numFmt w:val="bullet"/>
+      <w:lvlText w:val=""/>
+      <w:lvlJc w:val="left"/>
+      <w:pPr>
+        <w:ind w:left="7189" w:hanging="360"/>
+      </w:pPr>
+      <w:rPr>
+        <w:rFonts w:ascii="Wingdings" w:hAnsi="Wingdings" w:hint="default"/>
+      </w:rPr>
+    </w:lvl>
+  </w:abstractNum>
+  <w:abstractNum w:abstractNumId="9" w15:restartNumberingAfterBreak="0">
     <w:nsid w:val="1D673BBA"/>
     <w:multiLevelType w:val="hybridMultilevel"/>
     <w:tmpl w:val="073245E4"/>
@@ -12108,7 +14115,7 @@
       </w:rPr>
     </w:lvl>
   </w:abstractNum>
-  <w:abstractNum w:abstractNumId="6" w15:restartNumberingAfterBreak="0">
+  <w:abstractNum w:abstractNumId="10" w15:restartNumberingAfterBreak="0">
     <w:nsid w:val="24A91DD0"/>
     <w:multiLevelType w:val="hybridMultilevel"/>
     <w:tmpl w:val="F1167498"/>
@@ -12221,7 +14228,346 @@
       </w:rPr>
     </w:lvl>
   </w:abstractNum>
-  <w:abstractNum w:abstractNumId="7" w15:restartNumberingAfterBreak="0">
+  <w:abstractNum w:abstractNumId="11" w15:restartNumberingAfterBreak="0">
+    <w:nsid w:val="251673D2"/>
+    <w:multiLevelType w:val="hybridMultilevel"/>
+    <w:tmpl w:val="3F8AFBE2"/>
+    <w:lvl w:ilvl="0" w:tplc="040E0001">
+      <w:start w:val="1"/>
+      <w:numFmt w:val="bullet"/>
+      <w:lvlText w:val=""/>
+      <w:lvlJc w:val="left"/>
+      <w:pPr>
+        <w:ind w:left="1429" w:hanging="360"/>
+      </w:pPr>
+      <w:rPr>
+        <w:rFonts w:ascii="Symbol" w:hAnsi="Symbol" w:hint="default"/>
+      </w:rPr>
+    </w:lvl>
+    <w:lvl w:ilvl="1" w:tplc="040E0003" w:tentative="1">
+      <w:start w:val="1"/>
+      <w:numFmt w:val="bullet"/>
+      <w:lvlText w:val="o"/>
+      <w:lvlJc w:val="left"/>
+      <w:pPr>
+        <w:ind w:left="2149" w:hanging="360"/>
+      </w:pPr>
+      <w:rPr>
+        <w:rFonts w:ascii="Courier New" w:hAnsi="Courier New" w:cs="Courier New" w:hint="default"/>
+      </w:rPr>
+    </w:lvl>
+    <w:lvl w:ilvl="2" w:tplc="040E0005" w:tentative="1">
+      <w:start w:val="1"/>
+      <w:numFmt w:val="bullet"/>
+      <w:lvlText w:val=""/>
+      <w:lvlJc w:val="left"/>
+      <w:pPr>
+        <w:ind w:left="2869" w:hanging="360"/>
+      </w:pPr>
+      <w:rPr>
+        <w:rFonts w:ascii="Wingdings" w:hAnsi="Wingdings" w:hint="default"/>
+      </w:rPr>
+    </w:lvl>
+    <w:lvl w:ilvl="3" w:tplc="040E0001" w:tentative="1">
+      <w:start w:val="1"/>
+      <w:numFmt w:val="bullet"/>
+      <w:lvlText w:val=""/>
+      <w:lvlJc w:val="left"/>
+      <w:pPr>
+        <w:ind w:left="3589" w:hanging="360"/>
+      </w:pPr>
+      <w:rPr>
+        <w:rFonts w:ascii="Symbol" w:hAnsi="Symbol" w:hint="default"/>
+      </w:rPr>
+    </w:lvl>
+    <w:lvl w:ilvl="4" w:tplc="040E0003" w:tentative="1">
+      <w:start w:val="1"/>
+      <w:numFmt w:val="bullet"/>
+      <w:lvlText w:val="o"/>
+      <w:lvlJc w:val="left"/>
+      <w:pPr>
+        <w:ind w:left="4309" w:hanging="360"/>
+      </w:pPr>
+      <w:rPr>
+        <w:rFonts w:ascii="Courier New" w:hAnsi="Courier New" w:cs="Courier New" w:hint="default"/>
+      </w:rPr>
+    </w:lvl>
+    <w:lvl w:ilvl="5" w:tplc="040E0005" w:tentative="1">
+      <w:start w:val="1"/>
+      <w:numFmt w:val="bullet"/>
+      <w:lvlText w:val=""/>
+      <w:lvlJc w:val="left"/>
+      <w:pPr>
+        <w:ind w:left="5029" w:hanging="360"/>
+      </w:pPr>
+      <w:rPr>
+        <w:rFonts w:ascii="Wingdings" w:hAnsi="Wingdings" w:hint="default"/>
+      </w:rPr>
+    </w:lvl>
+    <w:lvl w:ilvl="6" w:tplc="040E0001" w:tentative="1">
+      <w:start w:val="1"/>
+      <w:numFmt w:val="bullet"/>
+      <w:lvlText w:val=""/>
+      <w:lvlJc w:val="left"/>
+      <w:pPr>
+        <w:ind w:left="5749" w:hanging="360"/>
+      </w:pPr>
+      <w:rPr>
+        <w:rFonts w:ascii="Symbol" w:hAnsi="Symbol" w:hint="default"/>
+      </w:rPr>
+    </w:lvl>
+    <w:lvl w:ilvl="7" w:tplc="040E0003" w:tentative="1">
+      <w:start w:val="1"/>
+      <w:numFmt w:val="bullet"/>
+      <w:lvlText w:val="o"/>
+      <w:lvlJc w:val="left"/>
+      <w:pPr>
+        <w:ind w:left="6469" w:hanging="360"/>
+      </w:pPr>
+      <w:rPr>
+        <w:rFonts w:ascii="Courier New" w:hAnsi="Courier New" w:cs="Courier New" w:hint="default"/>
+      </w:rPr>
+    </w:lvl>
+    <w:lvl w:ilvl="8" w:tplc="040E0005" w:tentative="1">
+      <w:start w:val="1"/>
+      <w:numFmt w:val="bullet"/>
+      <w:lvlText w:val=""/>
+      <w:lvlJc w:val="left"/>
+      <w:pPr>
+        <w:ind w:left="7189" w:hanging="360"/>
+      </w:pPr>
+      <w:rPr>
+        <w:rFonts w:ascii="Wingdings" w:hAnsi="Wingdings" w:hint="default"/>
+      </w:rPr>
+    </w:lvl>
+  </w:abstractNum>
+  <w:abstractNum w:abstractNumId="12" w15:restartNumberingAfterBreak="0">
+    <w:nsid w:val="26CA53D7"/>
+    <w:multiLevelType w:val="hybridMultilevel"/>
+    <w:tmpl w:val="2F24CD80"/>
+    <w:lvl w:ilvl="0" w:tplc="040E0001">
+      <w:start w:val="1"/>
+      <w:numFmt w:val="bullet"/>
+      <w:lvlText w:val=""/>
+      <w:lvlJc w:val="left"/>
+      <w:pPr>
+        <w:ind w:left="1429" w:hanging="360"/>
+      </w:pPr>
+      <w:rPr>
+        <w:rFonts w:ascii="Symbol" w:hAnsi="Symbol" w:hint="default"/>
+      </w:rPr>
+    </w:lvl>
+    <w:lvl w:ilvl="1" w:tplc="040E0003" w:tentative="1">
+      <w:start w:val="1"/>
+      <w:numFmt w:val="bullet"/>
+      <w:lvlText w:val="o"/>
+      <w:lvlJc w:val="left"/>
+      <w:pPr>
+        <w:ind w:left="2149" w:hanging="360"/>
+      </w:pPr>
+      <w:rPr>
+        <w:rFonts w:ascii="Courier New" w:hAnsi="Courier New" w:cs="Courier New" w:hint="default"/>
+      </w:rPr>
+    </w:lvl>
+    <w:lvl w:ilvl="2" w:tplc="040E0005" w:tentative="1">
+      <w:start w:val="1"/>
+      <w:numFmt w:val="bullet"/>
+      <w:lvlText w:val=""/>
+      <w:lvlJc w:val="left"/>
+      <w:pPr>
+        <w:ind w:left="2869" w:hanging="360"/>
+      </w:pPr>
+      <w:rPr>
+        <w:rFonts w:ascii="Wingdings" w:hAnsi="Wingdings" w:hint="default"/>
+      </w:rPr>
+    </w:lvl>
+    <w:lvl w:ilvl="3" w:tplc="040E0001" w:tentative="1">
+      <w:start w:val="1"/>
+      <w:numFmt w:val="bullet"/>
+      <w:lvlText w:val=""/>
+      <w:lvlJc w:val="left"/>
+      <w:pPr>
+        <w:ind w:left="3589" w:hanging="360"/>
+      </w:pPr>
+      <w:rPr>
+        <w:rFonts w:ascii="Symbol" w:hAnsi="Symbol" w:hint="default"/>
+      </w:rPr>
+    </w:lvl>
+    <w:lvl w:ilvl="4" w:tplc="040E0003" w:tentative="1">
+      <w:start w:val="1"/>
+      <w:numFmt w:val="bullet"/>
+      <w:lvlText w:val="o"/>
+      <w:lvlJc w:val="left"/>
+      <w:pPr>
+        <w:ind w:left="4309" w:hanging="360"/>
+      </w:pPr>
+      <w:rPr>
+        <w:rFonts w:ascii="Courier New" w:hAnsi="Courier New" w:cs="Courier New" w:hint="default"/>
+      </w:rPr>
+    </w:lvl>
+    <w:lvl w:ilvl="5" w:tplc="040E0005" w:tentative="1">
+      <w:start w:val="1"/>
+      <w:numFmt w:val="bullet"/>
+      <w:lvlText w:val=""/>
+      <w:lvlJc w:val="left"/>
+      <w:pPr>
+        <w:ind w:left="5029" w:hanging="360"/>
+      </w:pPr>
+      <w:rPr>
+        <w:rFonts w:ascii="Wingdings" w:hAnsi="Wingdings" w:hint="default"/>
+      </w:rPr>
+    </w:lvl>
+    <w:lvl w:ilvl="6" w:tplc="040E0001" w:tentative="1">
+      <w:start w:val="1"/>
+      <w:numFmt w:val="bullet"/>
+      <w:lvlText w:val=""/>
+      <w:lvlJc w:val="left"/>
+      <w:pPr>
+        <w:ind w:left="5749" w:hanging="360"/>
+      </w:pPr>
+      <w:rPr>
+        <w:rFonts w:ascii="Symbol" w:hAnsi="Symbol" w:hint="default"/>
+      </w:rPr>
+    </w:lvl>
+    <w:lvl w:ilvl="7" w:tplc="040E0003" w:tentative="1">
+      <w:start w:val="1"/>
+      <w:numFmt w:val="bullet"/>
+      <w:lvlText w:val="o"/>
+      <w:lvlJc w:val="left"/>
+      <w:pPr>
+        <w:ind w:left="6469" w:hanging="360"/>
+      </w:pPr>
+      <w:rPr>
+        <w:rFonts w:ascii="Courier New" w:hAnsi="Courier New" w:cs="Courier New" w:hint="default"/>
+      </w:rPr>
+    </w:lvl>
+    <w:lvl w:ilvl="8" w:tplc="040E0005" w:tentative="1">
+      <w:start w:val="1"/>
+      <w:numFmt w:val="bullet"/>
+      <w:lvlText w:val=""/>
+      <w:lvlJc w:val="left"/>
+      <w:pPr>
+        <w:ind w:left="7189" w:hanging="360"/>
+      </w:pPr>
+      <w:rPr>
+        <w:rFonts w:ascii="Wingdings" w:hAnsi="Wingdings" w:hint="default"/>
+      </w:rPr>
+    </w:lvl>
+  </w:abstractNum>
+  <w:abstractNum w:abstractNumId="13" w15:restartNumberingAfterBreak="0">
+    <w:nsid w:val="29A97D34"/>
+    <w:multiLevelType w:val="hybridMultilevel"/>
+    <w:tmpl w:val="104C8854"/>
+    <w:lvl w:ilvl="0" w:tplc="040E0001">
+      <w:start w:val="1"/>
+      <w:numFmt w:val="bullet"/>
+      <w:lvlText w:val=""/>
+      <w:lvlJc w:val="left"/>
+      <w:pPr>
+        <w:ind w:left="1429" w:hanging="360"/>
+      </w:pPr>
+      <w:rPr>
+        <w:rFonts w:ascii="Symbol" w:hAnsi="Symbol" w:hint="default"/>
+      </w:rPr>
+    </w:lvl>
+    <w:lvl w:ilvl="1" w:tplc="040E0003" w:tentative="1">
+      <w:start w:val="1"/>
+      <w:numFmt w:val="bullet"/>
+      <w:lvlText w:val="o"/>
+      <w:lvlJc w:val="left"/>
+      <w:pPr>
+        <w:ind w:left="2149" w:hanging="360"/>
+      </w:pPr>
+      <w:rPr>
+        <w:rFonts w:ascii="Courier New" w:hAnsi="Courier New" w:cs="Courier New" w:hint="default"/>
+      </w:rPr>
+    </w:lvl>
+    <w:lvl w:ilvl="2" w:tplc="040E0005" w:tentative="1">
+      <w:start w:val="1"/>
+      <w:numFmt w:val="bullet"/>
+      <w:lvlText w:val=""/>
+      <w:lvlJc w:val="left"/>
+      <w:pPr>
+        <w:ind w:left="2869" w:hanging="360"/>
+      </w:pPr>
+      <w:rPr>
+        <w:rFonts w:ascii="Wingdings" w:hAnsi="Wingdings" w:hint="default"/>
+      </w:rPr>
+    </w:lvl>
+    <w:lvl w:ilvl="3" w:tplc="040E0001" w:tentative="1">
+      <w:start w:val="1"/>
+      <w:numFmt w:val="bullet"/>
+      <w:lvlText w:val=""/>
+      <w:lvlJc w:val="left"/>
+      <w:pPr>
+        <w:ind w:left="3589" w:hanging="360"/>
+      </w:pPr>
+      <w:rPr>
+        <w:rFonts w:ascii="Symbol" w:hAnsi="Symbol" w:hint="default"/>
+      </w:rPr>
+    </w:lvl>
+    <w:lvl w:ilvl="4" w:tplc="040E0003" w:tentative="1">
+      <w:start w:val="1"/>
+      <w:numFmt w:val="bullet"/>
+      <w:lvlText w:val="o"/>
+      <w:lvlJc w:val="left"/>
+      <w:pPr>
+        <w:ind w:left="4309" w:hanging="360"/>
+      </w:pPr>
+      <w:rPr>
+        <w:rFonts w:ascii="Courier New" w:hAnsi="Courier New" w:cs="Courier New" w:hint="default"/>
+      </w:rPr>
+    </w:lvl>
+    <w:lvl w:ilvl="5" w:tplc="040E0005" w:tentative="1">
+      <w:start w:val="1"/>
+      <w:numFmt w:val="bullet"/>
+      <w:lvlText w:val=""/>
+      <w:lvlJc w:val="left"/>
+      <w:pPr>
+        <w:ind w:left="5029" w:hanging="360"/>
+      </w:pPr>
+      <w:rPr>
+        <w:rFonts w:ascii="Wingdings" w:hAnsi="Wingdings" w:hint="default"/>
+      </w:rPr>
+    </w:lvl>
+    <w:lvl w:ilvl="6" w:tplc="040E0001" w:tentative="1">
+      <w:start w:val="1"/>
+      <w:numFmt w:val="bullet"/>
+      <w:lvlText w:val=""/>
+      <w:lvlJc w:val="left"/>
+      <w:pPr>
+        <w:ind w:left="5749" w:hanging="360"/>
+      </w:pPr>
+      <w:rPr>
+        <w:rFonts w:ascii="Symbol" w:hAnsi="Symbol" w:hint="default"/>
+      </w:rPr>
+    </w:lvl>
+    <w:lvl w:ilvl="7" w:tplc="040E0003" w:tentative="1">
+      <w:start w:val="1"/>
+      <w:numFmt w:val="bullet"/>
+      <w:lvlText w:val="o"/>
+      <w:lvlJc w:val="left"/>
+      <w:pPr>
+        <w:ind w:left="6469" w:hanging="360"/>
+      </w:pPr>
+      <w:rPr>
+        <w:rFonts w:ascii="Courier New" w:hAnsi="Courier New" w:cs="Courier New" w:hint="default"/>
+      </w:rPr>
+    </w:lvl>
+    <w:lvl w:ilvl="8" w:tplc="040E0005" w:tentative="1">
+      <w:start w:val="1"/>
+      <w:numFmt w:val="bullet"/>
+      <w:lvlText w:val=""/>
+      <w:lvlJc w:val="left"/>
+      <w:pPr>
+        <w:ind w:left="7189" w:hanging="360"/>
+      </w:pPr>
+      <w:rPr>
+        <w:rFonts w:ascii="Wingdings" w:hAnsi="Wingdings" w:hint="default"/>
+      </w:rPr>
+    </w:lvl>
+  </w:abstractNum>
+  <w:abstractNum w:abstractNumId="14" w15:restartNumberingAfterBreak="0">
     <w:nsid w:val="2D34586A"/>
     <w:multiLevelType w:val="hybridMultilevel"/>
     <w:tmpl w:val="57D288D6"/>
@@ -12334,7 +14680,7 @@
       </w:rPr>
     </w:lvl>
   </w:abstractNum>
-  <w:abstractNum w:abstractNumId="8" w15:restartNumberingAfterBreak="0">
+  <w:abstractNum w:abstractNumId="15" w15:restartNumberingAfterBreak="0">
     <w:nsid w:val="332E381B"/>
     <w:multiLevelType w:val="hybridMultilevel"/>
     <w:tmpl w:val="59E650A0"/>
@@ -12447,7 +14793,7 @@
       </w:rPr>
     </w:lvl>
   </w:abstractNum>
-  <w:abstractNum w:abstractNumId="9" w15:restartNumberingAfterBreak="0">
+  <w:abstractNum w:abstractNumId="16" w15:restartNumberingAfterBreak="0">
     <w:nsid w:val="361E6B14"/>
     <w:multiLevelType w:val="hybridMultilevel"/>
     <w:tmpl w:val="3BACB1F0"/>
@@ -12560,7 +14906,7 @@
       </w:rPr>
     </w:lvl>
   </w:abstractNum>
-  <w:abstractNum w:abstractNumId="10" w15:restartNumberingAfterBreak="0">
+  <w:abstractNum w:abstractNumId="17" w15:restartNumberingAfterBreak="0">
     <w:nsid w:val="373B0F5A"/>
     <w:multiLevelType w:val="hybridMultilevel"/>
     <w:tmpl w:val="69C893FC"/>
@@ -12673,7 +15019,7 @@
       </w:rPr>
     </w:lvl>
   </w:abstractNum>
-  <w:abstractNum w:abstractNumId="11" w15:restartNumberingAfterBreak="0">
+  <w:abstractNum w:abstractNumId="18" w15:restartNumberingAfterBreak="0">
     <w:nsid w:val="37405040"/>
     <w:multiLevelType w:val="hybridMultilevel"/>
     <w:tmpl w:val="DF764BFA"/>
@@ -12786,7 +15132,120 @@
       </w:rPr>
     </w:lvl>
   </w:abstractNum>
-  <w:abstractNum w:abstractNumId="12" w15:restartNumberingAfterBreak="0">
+  <w:abstractNum w:abstractNumId="19" w15:restartNumberingAfterBreak="0">
+    <w:nsid w:val="37630C60"/>
+    <w:multiLevelType w:val="hybridMultilevel"/>
+    <w:tmpl w:val="F9665FCC"/>
+    <w:lvl w:ilvl="0" w:tplc="040E0001">
+      <w:start w:val="1"/>
+      <w:numFmt w:val="bullet"/>
+      <w:lvlText w:val=""/>
+      <w:lvlJc w:val="left"/>
+      <w:pPr>
+        <w:ind w:left="1429" w:hanging="360"/>
+      </w:pPr>
+      <w:rPr>
+        <w:rFonts w:ascii="Symbol" w:hAnsi="Symbol" w:hint="default"/>
+      </w:rPr>
+    </w:lvl>
+    <w:lvl w:ilvl="1" w:tplc="040E0003" w:tentative="1">
+      <w:start w:val="1"/>
+      <w:numFmt w:val="bullet"/>
+      <w:lvlText w:val="o"/>
+      <w:lvlJc w:val="left"/>
+      <w:pPr>
+        <w:ind w:left="2149" w:hanging="360"/>
+      </w:pPr>
+      <w:rPr>
+        <w:rFonts w:ascii="Courier New" w:hAnsi="Courier New" w:cs="Courier New" w:hint="default"/>
+      </w:rPr>
+    </w:lvl>
+    <w:lvl w:ilvl="2" w:tplc="040E0005" w:tentative="1">
+      <w:start w:val="1"/>
+      <w:numFmt w:val="bullet"/>
+      <w:lvlText w:val=""/>
+      <w:lvlJc w:val="left"/>
+      <w:pPr>
+        <w:ind w:left="2869" w:hanging="360"/>
+      </w:pPr>
+      <w:rPr>
+        <w:rFonts w:ascii="Wingdings" w:hAnsi="Wingdings" w:hint="default"/>
+      </w:rPr>
+    </w:lvl>
+    <w:lvl w:ilvl="3" w:tplc="040E0001" w:tentative="1">
+      <w:start w:val="1"/>
+      <w:numFmt w:val="bullet"/>
+      <w:lvlText w:val=""/>
+      <w:lvlJc w:val="left"/>
+      <w:pPr>
+        <w:ind w:left="3589" w:hanging="360"/>
+      </w:pPr>
+      <w:rPr>
+        <w:rFonts w:ascii="Symbol" w:hAnsi="Symbol" w:hint="default"/>
+      </w:rPr>
+    </w:lvl>
+    <w:lvl w:ilvl="4" w:tplc="040E0003" w:tentative="1">
+      <w:start w:val="1"/>
+      <w:numFmt w:val="bullet"/>
+      <w:lvlText w:val="o"/>
+      <w:lvlJc w:val="left"/>
+      <w:pPr>
+        <w:ind w:left="4309" w:hanging="360"/>
+      </w:pPr>
+      <w:rPr>
+        <w:rFonts w:ascii="Courier New" w:hAnsi="Courier New" w:cs="Courier New" w:hint="default"/>
+      </w:rPr>
+    </w:lvl>
+    <w:lvl w:ilvl="5" w:tplc="040E0005" w:tentative="1">
+      <w:start w:val="1"/>
+      <w:numFmt w:val="bullet"/>
+      <w:lvlText w:val=""/>
+      <w:lvlJc w:val="left"/>
+      <w:pPr>
+        <w:ind w:left="5029" w:hanging="360"/>
+      </w:pPr>
+      <w:rPr>
+        <w:rFonts w:ascii="Wingdings" w:hAnsi="Wingdings" w:hint="default"/>
+      </w:rPr>
+    </w:lvl>
+    <w:lvl w:ilvl="6" w:tplc="040E0001" w:tentative="1">
+      <w:start w:val="1"/>
+      <w:numFmt w:val="bullet"/>
+      <w:lvlText w:val=""/>
+      <w:lvlJc w:val="left"/>
+      <w:pPr>
+        <w:ind w:left="5749" w:hanging="360"/>
+      </w:pPr>
+      <w:rPr>
+        <w:rFonts w:ascii="Symbol" w:hAnsi="Symbol" w:hint="default"/>
+      </w:rPr>
+    </w:lvl>
+    <w:lvl w:ilvl="7" w:tplc="040E0003" w:tentative="1">
+      <w:start w:val="1"/>
+      <w:numFmt w:val="bullet"/>
+      <w:lvlText w:val="o"/>
+      <w:lvlJc w:val="left"/>
+      <w:pPr>
+        <w:ind w:left="6469" w:hanging="360"/>
+      </w:pPr>
+      <w:rPr>
+        <w:rFonts w:ascii="Courier New" w:hAnsi="Courier New" w:cs="Courier New" w:hint="default"/>
+      </w:rPr>
+    </w:lvl>
+    <w:lvl w:ilvl="8" w:tplc="040E0005" w:tentative="1">
+      <w:start w:val="1"/>
+      <w:numFmt w:val="bullet"/>
+      <w:lvlText w:val=""/>
+      <w:lvlJc w:val="left"/>
+      <w:pPr>
+        <w:ind w:left="7189" w:hanging="360"/>
+      </w:pPr>
+      <w:rPr>
+        <w:rFonts w:ascii="Wingdings" w:hAnsi="Wingdings" w:hint="default"/>
+      </w:rPr>
+    </w:lvl>
+  </w:abstractNum>
+  <w:abstractNum w:abstractNumId="20" w15:restartNumberingAfterBreak="0">
     <w:nsid w:val="3C4B36A6"/>
     <w:multiLevelType w:val="hybridMultilevel"/>
     <w:tmpl w:val="8C8AEF7E"/>
@@ -12899,7 +15358,7 @@
       </w:rPr>
     </w:lvl>
   </w:abstractNum>
-  <w:abstractNum w:abstractNumId="13" w15:restartNumberingAfterBreak="0">
+  <w:abstractNum w:abstractNumId="21" w15:restartNumberingAfterBreak="0">
     <w:nsid w:val="4BC22624"/>
     <w:multiLevelType w:val="hybridMultilevel"/>
     <w:tmpl w:val="B378B62E"/>
@@ -13012,7 +15471,7 @@
       </w:rPr>
     </w:lvl>
   </w:abstractNum>
-  <w:abstractNum w:abstractNumId="14" w15:restartNumberingAfterBreak="0">
+  <w:abstractNum w:abstractNumId="22" w15:restartNumberingAfterBreak="0">
     <w:nsid w:val="51381A88"/>
     <w:multiLevelType w:val="hybridMultilevel"/>
     <w:tmpl w:val="FAAE8B82"/>
@@ -13125,7 +15584,120 @@
       </w:rPr>
     </w:lvl>
   </w:abstractNum>
-  <w:abstractNum w:abstractNumId="15" w15:restartNumberingAfterBreak="0">
+  <w:abstractNum w:abstractNumId="23" w15:restartNumberingAfterBreak="0">
+    <w:nsid w:val="54D36166"/>
+    <w:multiLevelType w:val="hybridMultilevel"/>
+    <w:tmpl w:val="863E6CEE"/>
+    <w:lvl w:ilvl="0" w:tplc="040E0001">
+      <w:start w:val="1"/>
+      <w:numFmt w:val="bullet"/>
+      <w:lvlText w:val=""/>
+      <w:lvlJc w:val="left"/>
+      <w:pPr>
+        <w:ind w:left="1429" w:hanging="360"/>
+      </w:pPr>
+      <w:rPr>
+        <w:rFonts w:ascii="Symbol" w:hAnsi="Symbol" w:hint="default"/>
+      </w:rPr>
+    </w:lvl>
+    <w:lvl w:ilvl="1" w:tplc="040E0003" w:tentative="1">
+      <w:start w:val="1"/>
+      <w:numFmt w:val="bullet"/>
+      <w:lvlText w:val="o"/>
+      <w:lvlJc w:val="left"/>
+      <w:pPr>
+        <w:ind w:left="2149" w:hanging="360"/>
+      </w:pPr>
+      <w:rPr>
+        <w:rFonts w:ascii="Courier New" w:hAnsi="Courier New" w:cs="Courier New" w:hint="default"/>
+      </w:rPr>
+    </w:lvl>
+    <w:lvl w:ilvl="2" w:tplc="040E0005" w:tentative="1">
+      <w:start w:val="1"/>
+      <w:numFmt w:val="bullet"/>
+      <w:lvlText w:val=""/>
+      <w:lvlJc w:val="left"/>
+      <w:pPr>
+        <w:ind w:left="2869" w:hanging="360"/>
+      </w:pPr>
+      <w:rPr>
+        <w:rFonts w:ascii="Wingdings" w:hAnsi="Wingdings" w:hint="default"/>
+      </w:rPr>
+    </w:lvl>
+    <w:lvl w:ilvl="3" w:tplc="040E0001" w:tentative="1">
+      <w:start w:val="1"/>
+      <w:numFmt w:val="bullet"/>
+      <w:lvlText w:val=""/>
+      <w:lvlJc w:val="left"/>
+      <w:pPr>
+        <w:ind w:left="3589" w:hanging="360"/>
+      </w:pPr>
+      <w:rPr>
+        <w:rFonts w:ascii="Symbol" w:hAnsi="Symbol" w:hint="default"/>
+      </w:rPr>
+    </w:lvl>
+    <w:lvl w:ilvl="4" w:tplc="040E0003" w:tentative="1">
+      <w:start w:val="1"/>
+      <w:numFmt w:val="bullet"/>
+      <w:lvlText w:val="o"/>
+      <w:lvlJc w:val="left"/>
+      <w:pPr>
+        <w:ind w:left="4309" w:hanging="360"/>
+      </w:pPr>
+      <w:rPr>
+        <w:rFonts w:ascii="Courier New" w:hAnsi="Courier New" w:cs="Courier New" w:hint="default"/>
+      </w:rPr>
+    </w:lvl>
+    <w:lvl w:ilvl="5" w:tplc="040E0005" w:tentative="1">
+      <w:start w:val="1"/>
+      <w:numFmt w:val="bullet"/>
+      <w:lvlText w:val=""/>
+      <w:lvlJc w:val="left"/>
+      <w:pPr>
+        <w:ind w:left="5029" w:hanging="360"/>
+      </w:pPr>
+      <w:rPr>
+        <w:rFonts w:ascii="Wingdings" w:hAnsi="Wingdings" w:hint="default"/>
+      </w:rPr>
+    </w:lvl>
+    <w:lvl w:ilvl="6" w:tplc="040E0001" w:tentative="1">
+      <w:start w:val="1"/>
+      <w:numFmt w:val="bullet"/>
+      <w:lvlText w:val=""/>
+      <w:lvlJc w:val="left"/>
+      <w:pPr>
+        <w:ind w:left="5749" w:hanging="360"/>
+      </w:pPr>
+      <w:rPr>
+        <w:rFonts w:ascii="Symbol" w:hAnsi="Symbol" w:hint="default"/>
+      </w:rPr>
+    </w:lvl>
+    <w:lvl w:ilvl="7" w:tplc="040E0003" w:tentative="1">
+      <w:start w:val="1"/>
+      <w:numFmt w:val="bullet"/>
+      <w:lvlText w:val="o"/>
+      <w:lvlJc w:val="left"/>
+      <w:pPr>
+        <w:ind w:left="6469" w:hanging="360"/>
+      </w:pPr>
+      <w:rPr>
+        <w:rFonts w:ascii="Courier New" w:hAnsi="Courier New" w:cs="Courier New" w:hint="default"/>
+      </w:rPr>
+    </w:lvl>
+    <w:lvl w:ilvl="8" w:tplc="040E0005" w:tentative="1">
+      <w:start w:val="1"/>
+      <w:numFmt w:val="bullet"/>
+      <w:lvlText w:val=""/>
+      <w:lvlJc w:val="left"/>
+      <w:pPr>
+        <w:ind w:left="7189" w:hanging="360"/>
+      </w:pPr>
+      <w:rPr>
+        <w:rFonts w:ascii="Wingdings" w:hAnsi="Wingdings" w:hint="default"/>
+      </w:rPr>
+    </w:lvl>
+  </w:abstractNum>
+  <w:abstractNum w:abstractNumId="24" w15:restartNumberingAfterBreak="0">
     <w:nsid w:val="57467333"/>
     <w:multiLevelType w:val="hybridMultilevel"/>
     <w:tmpl w:val="6F0E0028"/>
@@ -13238,7 +15810,120 @@
       </w:rPr>
     </w:lvl>
   </w:abstractNum>
-  <w:abstractNum w:abstractNumId="16" w15:restartNumberingAfterBreak="0">
+  <w:abstractNum w:abstractNumId="25" w15:restartNumberingAfterBreak="0">
+    <w:nsid w:val="576A50DE"/>
+    <w:multiLevelType w:val="hybridMultilevel"/>
+    <w:tmpl w:val="3E607592"/>
+    <w:lvl w:ilvl="0" w:tplc="040E0001">
+      <w:start w:val="1"/>
+      <w:numFmt w:val="bullet"/>
+      <w:lvlText w:val=""/>
+      <w:lvlJc w:val="left"/>
+      <w:pPr>
+        <w:ind w:left="1429" w:hanging="360"/>
+      </w:pPr>
+      <w:rPr>
+        <w:rFonts w:ascii="Symbol" w:hAnsi="Symbol" w:hint="default"/>
+      </w:rPr>
+    </w:lvl>
+    <w:lvl w:ilvl="1" w:tplc="040E0003" w:tentative="1">
+      <w:start w:val="1"/>
+      <w:numFmt w:val="bullet"/>
+      <w:lvlText w:val="o"/>
+      <w:lvlJc w:val="left"/>
+      <w:pPr>
+        <w:ind w:left="2149" w:hanging="360"/>
+      </w:pPr>
+      <w:rPr>
+        <w:rFonts w:ascii="Courier New" w:hAnsi="Courier New" w:cs="Courier New" w:hint="default"/>
+      </w:rPr>
+    </w:lvl>
+    <w:lvl w:ilvl="2" w:tplc="040E0005" w:tentative="1">
+      <w:start w:val="1"/>
+      <w:numFmt w:val="bullet"/>
+      <w:lvlText w:val=""/>
+      <w:lvlJc w:val="left"/>
+      <w:pPr>
+        <w:ind w:left="2869" w:hanging="360"/>
+      </w:pPr>
+      <w:rPr>
+        <w:rFonts w:ascii="Wingdings" w:hAnsi="Wingdings" w:hint="default"/>
+      </w:rPr>
+    </w:lvl>
+    <w:lvl w:ilvl="3" w:tplc="040E0001" w:tentative="1">
+      <w:start w:val="1"/>
+      <w:numFmt w:val="bullet"/>
+      <w:lvlText w:val=""/>
+      <w:lvlJc w:val="left"/>
+      <w:pPr>
+        <w:ind w:left="3589" w:hanging="360"/>
+      </w:pPr>
+      <w:rPr>
+        <w:rFonts w:ascii="Symbol" w:hAnsi="Symbol" w:hint="default"/>
+      </w:rPr>
+    </w:lvl>
+    <w:lvl w:ilvl="4" w:tplc="040E0003" w:tentative="1">
+      <w:start w:val="1"/>
+      <w:numFmt w:val="bullet"/>
+      <w:lvlText w:val="o"/>
+      <w:lvlJc w:val="left"/>
+      <w:pPr>
+        <w:ind w:left="4309" w:hanging="360"/>
+      </w:pPr>
+      <w:rPr>
+        <w:rFonts w:ascii="Courier New" w:hAnsi="Courier New" w:cs="Courier New" w:hint="default"/>
+      </w:rPr>
+    </w:lvl>
+    <w:lvl w:ilvl="5" w:tplc="040E0005" w:tentative="1">
+      <w:start w:val="1"/>
+      <w:numFmt w:val="bullet"/>
+      <w:lvlText w:val=""/>
+      <w:lvlJc w:val="left"/>
+      <w:pPr>
+        <w:ind w:left="5029" w:hanging="360"/>
+      </w:pPr>
+      <w:rPr>
+        <w:rFonts w:ascii="Wingdings" w:hAnsi="Wingdings" w:hint="default"/>
+      </w:rPr>
+    </w:lvl>
+    <w:lvl w:ilvl="6" w:tplc="040E0001" w:tentative="1">
+      <w:start w:val="1"/>
+      <w:numFmt w:val="bullet"/>
+      <w:lvlText w:val=""/>
+      <w:lvlJc w:val="left"/>
+      <w:pPr>
+        <w:ind w:left="5749" w:hanging="360"/>
+      </w:pPr>
+      <w:rPr>
+        <w:rFonts w:ascii="Symbol" w:hAnsi="Symbol" w:hint="default"/>
+      </w:rPr>
+    </w:lvl>
+    <w:lvl w:ilvl="7" w:tplc="040E0003" w:tentative="1">
+      <w:start w:val="1"/>
+      <w:numFmt w:val="bullet"/>
+      <w:lvlText w:val="o"/>
+      <w:lvlJc w:val="left"/>
+      <w:pPr>
+        <w:ind w:left="6469" w:hanging="360"/>
+      </w:pPr>
+      <w:rPr>
+        <w:rFonts w:ascii="Courier New" w:hAnsi="Courier New" w:cs="Courier New" w:hint="default"/>
+      </w:rPr>
+    </w:lvl>
+    <w:lvl w:ilvl="8" w:tplc="040E0005" w:tentative="1">
+      <w:start w:val="1"/>
+      <w:numFmt w:val="bullet"/>
+      <w:lvlText w:val=""/>
+      <w:lvlJc w:val="left"/>
+      <w:pPr>
+        <w:ind w:left="7189" w:hanging="360"/>
+      </w:pPr>
+      <w:rPr>
+        <w:rFonts w:ascii="Wingdings" w:hAnsi="Wingdings" w:hint="default"/>
+      </w:rPr>
+    </w:lvl>
+  </w:abstractNum>
+  <w:abstractNum w:abstractNumId="26" w15:restartNumberingAfterBreak="0">
     <w:nsid w:val="5AF53A4F"/>
     <w:multiLevelType w:val="hybridMultilevel"/>
     <w:tmpl w:val="3A704032"/>
@@ -13351,7 +16036,120 @@
       </w:rPr>
     </w:lvl>
   </w:abstractNum>
-  <w:abstractNum w:abstractNumId="17" w15:restartNumberingAfterBreak="0">
+  <w:abstractNum w:abstractNumId="27" w15:restartNumberingAfterBreak="0">
+    <w:nsid w:val="5D2A4C71"/>
+    <w:multiLevelType w:val="hybridMultilevel"/>
+    <w:tmpl w:val="7AFA6588"/>
+    <w:lvl w:ilvl="0" w:tplc="040E0001">
+      <w:start w:val="1"/>
+      <w:numFmt w:val="bullet"/>
+      <w:lvlText w:val=""/>
+      <w:lvlJc w:val="left"/>
+      <w:pPr>
+        <w:ind w:left="1429" w:hanging="360"/>
+      </w:pPr>
+      <w:rPr>
+        <w:rFonts w:ascii="Symbol" w:hAnsi="Symbol" w:hint="default"/>
+      </w:rPr>
+    </w:lvl>
+    <w:lvl w:ilvl="1" w:tplc="040E0003">
+      <w:start w:val="1"/>
+      <w:numFmt w:val="bullet"/>
+      <w:lvlText w:val="o"/>
+      <w:lvlJc w:val="left"/>
+      <w:pPr>
+        <w:ind w:left="2149" w:hanging="360"/>
+      </w:pPr>
+      <w:rPr>
+        <w:rFonts w:ascii="Courier New" w:hAnsi="Courier New" w:cs="Courier New" w:hint="default"/>
+      </w:rPr>
+    </w:lvl>
+    <w:lvl w:ilvl="2" w:tplc="040E0005" w:tentative="1">
+      <w:start w:val="1"/>
+      <w:numFmt w:val="bullet"/>
+      <w:lvlText w:val=""/>
+      <w:lvlJc w:val="left"/>
+      <w:pPr>
+        <w:ind w:left="2869" w:hanging="360"/>
+      </w:pPr>
+      <w:rPr>
+        <w:rFonts w:ascii="Wingdings" w:hAnsi="Wingdings" w:hint="default"/>
+      </w:rPr>
+    </w:lvl>
+    <w:lvl w:ilvl="3" w:tplc="040E0001" w:tentative="1">
+      <w:start w:val="1"/>
+      <w:numFmt w:val="bullet"/>
+      <w:lvlText w:val=""/>
+      <w:lvlJc w:val="left"/>
+      <w:pPr>
+        <w:ind w:left="3589" w:hanging="360"/>
+      </w:pPr>
+      <w:rPr>
+        <w:rFonts w:ascii="Symbol" w:hAnsi="Symbol" w:hint="default"/>
+      </w:rPr>
+    </w:lvl>
+    <w:lvl w:ilvl="4" w:tplc="040E0003" w:tentative="1">
+      <w:start w:val="1"/>
+      <w:numFmt w:val="bullet"/>
+      <w:lvlText w:val="o"/>
+      <w:lvlJc w:val="left"/>
+      <w:pPr>
+        <w:ind w:left="4309" w:hanging="360"/>
+      </w:pPr>
+      <w:rPr>
+        <w:rFonts w:ascii="Courier New" w:hAnsi="Courier New" w:cs="Courier New" w:hint="default"/>
+      </w:rPr>
+    </w:lvl>
+    <w:lvl w:ilvl="5" w:tplc="040E0005" w:tentative="1">
+      <w:start w:val="1"/>
+      <w:numFmt w:val="bullet"/>
+      <w:lvlText w:val=""/>
+      <w:lvlJc w:val="left"/>
+      <w:pPr>
+        <w:ind w:left="5029" w:hanging="360"/>
+      </w:pPr>
+      <w:rPr>
+        <w:rFonts w:ascii="Wingdings" w:hAnsi="Wingdings" w:hint="default"/>
+      </w:rPr>
+    </w:lvl>
+    <w:lvl w:ilvl="6" w:tplc="040E0001" w:tentative="1">
+      <w:start w:val="1"/>
+      <w:numFmt w:val="bullet"/>
+      <w:lvlText w:val=""/>
+      <w:lvlJc w:val="left"/>
+      <w:pPr>
+        <w:ind w:left="5749" w:hanging="360"/>
+      </w:pPr>
+      <w:rPr>
+        <w:rFonts w:ascii="Symbol" w:hAnsi="Symbol" w:hint="default"/>
+      </w:rPr>
+    </w:lvl>
+    <w:lvl w:ilvl="7" w:tplc="040E0003" w:tentative="1">
+      <w:start w:val="1"/>
+      <w:numFmt w:val="bullet"/>
+      <w:lvlText w:val="o"/>
+      <w:lvlJc w:val="left"/>
+      <w:pPr>
+        <w:ind w:left="6469" w:hanging="360"/>
+      </w:pPr>
+      <w:rPr>
+        <w:rFonts w:ascii="Courier New" w:hAnsi="Courier New" w:cs="Courier New" w:hint="default"/>
+      </w:rPr>
+    </w:lvl>
+    <w:lvl w:ilvl="8" w:tplc="040E0005" w:tentative="1">
+      <w:start w:val="1"/>
+      <w:numFmt w:val="bullet"/>
+      <w:lvlText w:val=""/>
+      <w:lvlJc w:val="left"/>
+      <w:pPr>
+        <w:ind w:left="7189" w:hanging="360"/>
+      </w:pPr>
+      <w:rPr>
+        <w:rFonts w:ascii="Wingdings" w:hAnsi="Wingdings" w:hint="default"/>
+      </w:rPr>
+    </w:lvl>
+  </w:abstractNum>
+  <w:abstractNum w:abstractNumId="28" w15:restartNumberingAfterBreak="0">
     <w:nsid w:val="5F3D624A"/>
     <w:multiLevelType w:val="hybridMultilevel"/>
     <w:tmpl w:val="F2D2071C"/>
@@ -13464,7 +16262,233 @@
       </w:rPr>
     </w:lvl>
   </w:abstractNum>
-  <w:abstractNum w:abstractNumId="18" w15:restartNumberingAfterBreak="0">
+  <w:abstractNum w:abstractNumId="29" w15:restartNumberingAfterBreak="0">
+    <w:nsid w:val="610C5820"/>
+    <w:multiLevelType w:val="hybridMultilevel"/>
+    <w:tmpl w:val="2ED05986"/>
+    <w:lvl w:ilvl="0" w:tplc="040E0001">
+      <w:start w:val="1"/>
+      <w:numFmt w:val="bullet"/>
+      <w:lvlText w:val=""/>
+      <w:lvlJc w:val="left"/>
+      <w:pPr>
+        <w:ind w:left="1429" w:hanging="360"/>
+      </w:pPr>
+      <w:rPr>
+        <w:rFonts w:ascii="Symbol" w:hAnsi="Symbol" w:hint="default"/>
+      </w:rPr>
+    </w:lvl>
+    <w:lvl w:ilvl="1" w:tplc="040E0003" w:tentative="1">
+      <w:start w:val="1"/>
+      <w:numFmt w:val="bullet"/>
+      <w:lvlText w:val="o"/>
+      <w:lvlJc w:val="left"/>
+      <w:pPr>
+        <w:ind w:left="2149" w:hanging="360"/>
+      </w:pPr>
+      <w:rPr>
+        <w:rFonts w:ascii="Courier New" w:hAnsi="Courier New" w:cs="Courier New" w:hint="default"/>
+      </w:rPr>
+    </w:lvl>
+    <w:lvl w:ilvl="2" w:tplc="040E0005" w:tentative="1">
+      <w:start w:val="1"/>
+      <w:numFmt w:val="bullet"/>
+      <w:lvlText w:val=""/>
+      <w:lvlJc w:val="left"/>
+      <w:pPr>
+        <w:ind w:left="2869" w:hanging="360"/>
+      </w:pPr>
+      <w:rPr>
+        <w:rFonts w:ascii="Wingdings" w:hAnsi="Wingdings" w:hint="default"/>
+      </w:rPr>
+    </w:lvl>
+    <w:lvl w:ilvl="3" w:tplc="040E0001" w:tentative="1">
+      <w:start w:val="1"/>
+      <w:numFmt w:val="bullet"/>
+      <w:lvlText w:val=""/>
+      <w:lvlJc w:val="left"/>
+      <w:pPr>
+        <w:ind w:left="3589" w:hanging="360"/>
+      </w:pPr>
+      <w:rPr>
+        <w:rFonts w:ascii="Symbol" w:hAnsi="Symbol" w:hint="default"/>
+      </w:rPr>
+    </w:lvl>
+    <w:lvl w:ilvl="4" w:tplc="040E0003" w:tentative="1">
+      <w:start w:val="1"/>
+      <w:numFmt w:val="bullet"/>
+      <w:lvlText w:val="o"/>
+      <w:lvlJc w:val="left"/>
+      <w:pPr>
+        <w:ind w:left="4309" w:hanging="360"/>
+      </w:pPr>
+      <w:rPr>
+        <w:rFonts w:ascii="Courier New" w:hAnsi="Courier New" w:cs="Courier New" w:hint="default"/>
+      </w:rPr>
+    </w:lvl>
+    <w:lvl w:ilvl="5" w:tplc="040E0005" w:tentative="1">
+      <w:start w:val="1"/>
+      <w:numFmt w:val="bullet"/>
+      <w:lvlText w:val=""/>
+      <w:lvlJc w:val="left"/>
+      <w:pPr>
+        <w:ind w:left="5029" w:hanging="360"/>
+      </w:pPr>
+      <w:rPr>
+        <w:rFonts w:ascii="Wingdings" w:hAnsi="Wingdings" w:hint="default"/>
+      </w:rPr>
+    </w:lvl>
+    <w:lvl w:ilvl="6" w:tplc="040E0001" w:tentative="1">
+      <w:start w:val="1"/>
+      <w:numFmt w:val="bullet"/>
+      <w:lvlText w:val=""/>
+      <w:lvlJc w:val="left"/>
+      <w:pPr>
+        <w:ind w:left="5749" w:hanging="360"/>
+      </w:pPr>
+      <w:rPr>
+        <w:rFonts w:ascii="Symbol" w:hAnsi="Symbol" w:hint="default"/>
+      </w:rPr>
+    </w:lvl>
+    <w:lvl w:ilvl="7" w:tplc="040E0003" w:tentative="1">
+      <w:start w:val="1"/>
+      <w:numFmt w:val="bullet"/>
+      <w:lvlText w:val="o"/>
+      <w:lvlJc w:val="left"/>
+      <w:pPr>
+        <w:ind w:left="6469" w:hanging="360"/>
+      </w:pPr>
+      <w:rPr>
+        <w:rFonts w:ascii="Courier New" w:hAnsi="Courier New" w:cs="Courier New" w:hint="default"/>
+      </w:rPr>
+    </w:lvl>
+    <w:lvl w:ilvl="8" w:tplc="040E0005" w:tentative="1">
+      <w:start w:val="1"/>
+      <w:numFmt w:val="bullet"/>
+      <w:lvlText w:val=""/>
+      <w:lvlJc w:val="left"/>
+      <w:pPr>
+        <w:ind w:left="7189" w:hanging="360"/>
+      </w:pPr>
+      <w:rPr>
+        <w:rFonts w:ascii="Wingdings" w:hAnsi="Wingdings" w:hint="default"/>
+      </w:rPr>
+    </w:lvl>
+  </w:abstractNum>
+  <w:abstractNum w:abstractNumId="30" w15:restartNumberingAfterBreak="0">
+    <w:nsid w:val="6DFA550A"/>
+    <w:multiLevelType w:val="hybridMultilevel"/>
+    <w:tmpl w:val="2F6A50A6"/>
+    <w:lvl w:ilvl="0" w:tplc="040E0001">
+      <w:start w:val="1"/>
+      <w:numFmt w:val="bullet"/>
+      <w:lvlText w:val=""/>
+      <w:lvlJc w:val="left"/>
+      <w:pPr>
+        <w:ind w:left="1429" w:hanging="360"/>
+      </w:pPr>
+      <w:rPr>
+        <w:rFonts w:ascii="Symbol" w:hAnsi="Symbol" w:hint="default"/>
+      </w:rPr>
+    </w:lvl>
+    <w:lvl w:ilvl="1" w:tplc="040E0003" w:tentative="1">
+      <w:start w:val="1"/>
+      <w:numFmt w:val="bullet"/>
+      <w:lvlText w:val="o"/>
+      <w:lvlJc w:val="left"/>
+      <w:pPr>
+        <w:ind w:left="2149" w:hanging="360"/>
+      </w:pPr>
+      <w:rPr>
+        <w:rFonts w:ascii="Courier New" w:hAnsi="Courier New" w:cs="Courier New" w:hint="default"/>
+      </w:rPr>
+    </w:lvl>
+    <w:lvl w:ilvl="2" w:tplc="040E0005" w:tentative="1">
+      <w:start w:val="1"/>
+      <w:numFmt w:val="bullet"/>
+      <w:lvlText w:val=""/>
+      <w:lvlJc w:val="left"/>
+      <w:pPr>
+        <w:ind w:left="2869" w:hanging="360"/>
+      </w:pPr>
+      <w:rPr>
+        <w:rFonts w:ascii="Wingdings" w:hAnsi="Wingdings" w:hint="default"/>
+      </w:rPr>
+    </w:lvl>
+    <w:lvl w:ilvl="3" w:tplc="040E0001" w:tentative="1">
+      <w:start w:val="1"/>
+      <w:numFmt w:val="bullet"/>
+      <w:lvlText w:val=""/>
+      <w:lvlJc w:val="left"/>
+      <w:pPr>
+        <w:ind w:left="3589" w:hanging="360"/>
+      </w:pPr>
+      <w:rPr>
+        <w:rFonts w:ascii="Symbol" w:hAnsi="Symbol" w:hint="default"/>
+      </w:rPr>
+    </w:lvl>
+    <w:lvl w:ilvl="4" w:tplc="040E0003" w:tentative="1">
+      <w:start w:val="1"/>
+      <w:numFmt w:val="bullet"/>
+      <w:lvlText w:val="o"/>
+      <w:lvlJc w:val="left"/>
+      <w:pPr>
+        <w:ind w:left="4309" w:hanging="360"/>
+      </w:pPr>
+      <w:rPr>
+        <w:rFonts w:ascii="Courier New" w:hAnsi="Courier New" w:cs="Courier New" w:hint="default"/>
+      </w:rPr>
+    </w:lvl>
+    <w:lvl w:ilvl="5" w:tplc="040E0005" w:tentative="1">
+      <w:start w:val="1"/>
+      <w:numFmt w:val="bullet"/>
+      <w:lvlText w:val=""/>
+      <w:lvlJc w:val="left"/>
+      <w:pPr>
+        <w:ind w:left="5029" w:hanging="360"/>
+      </w:pPr>
+      <w:rPr>
+        <w:rFonts w:ascii="Wingdings" w:hAnsi="Wingdings" w:hint="default"/>
+      </w:rPr>
+    </w:lvl>
+    <w:lvl w:ilvl="6" w:tplc="040E0001" w:tentative="1">
+      <w:start w:val="1"/>
+      <w:numFmt w:val="bullet"/>
+      <w:lvlText w:val=""/>
+      <w:lvlJc w:val="left"/>
+      <w:pPr>
+        <w:ind w:left="5749" w:hanging="360"/>
+      </w:pPr>
+      <w:rPr>
+        <w:rFonts w:ascii="Symbol" w:hAnsi="Symbol" w:hint="default"/>
+      </w:rPr>
+    </w:lvl>
+    <w:lvl w:ilvl="7" w:tplc="040E0003" w:tentative="1">
+      <w:start w:val="1"/>
+      <w:numFmt w:val="bullet"/>
+      <w:lvlText w:val="o"/>
+      <w:lvlJc w:val="left"/>
+      <w:pPr>
+        <w:ind w:left="6469" w:hanging="360"/>
+      </w:pPr>
+      <w:rPr>
+        <w:rFonts w:ascii="Courier New" w:hAnsi="Courier New" w:cs="Courier New" w:hint="default"/>
+      </w:rPr>
+    </w:lvl>
+    <w:lvl w:ilvl="8" w:tplc="040E0005" w:tentative="1">
+      <w:start w:val="1"/>
+      <w:numFmt w:val="bullet"/>
+      <w:lvlText w:val=""/>
+      <w:lvlJc w:val="left"/>
+      <w:pPr>
+        <w:ind w:left="7189" w:hanging="360"/>
+      </w:pPr>
+      <w:rPr>
+        <w:rFonts w:ascii="Wingdings" w:hAnsi="Wingdings" w:hint="default"/>
+      </w:rPr>
+    </w:lvl>
+  </w:abstractNum>
+  <w:abstractNum w:abstractNumId="31" w15:restartNumberingAfterBreak="0">
     <w:nsid w:val="6F0E3834"/>
     <w:multiLevelType w:val="hybridMultilevel"/>
     <w:tmpl w:val="A672F3EA"/>
@@ -13577,7 +16601,7 @@
       </w:rPr>
     </w:lvl>
   </w:abstractNum>
-  <w:abstractNum w:abstractNumId="19" w15:restartNumberingAfterBreak="0">
+  <w:abstractNum w:abstractNumId="32" w15:restartNumberingAfterBreak="0">
     <w:nsid w:val="7038612E"/>
     <w:multiLevelType w:val="hybridMultilevel"/>
     <w:tmpl w:val="EDDE01E2"/>
@@ -13690,7 +16714,7 @@
       </w:rPr>
     </w:lvl>
   </w:abstractNum>
-  <w:abstractNum w:abstractNumId="20" w15:restartNumberingAfterBreak="0">
+  <w:abstractNum w:abstractNumId="33" w15:restartNumberingAfterBreak="0">
     <w:nsid w:val="73292ABA"/>
     <w:multiLevelType w:val="hybridMultilevel"/>
     <w:tmpl w:val="ADDC6BB2"/>
@@ -13803,7 +16827,7 @@
       </w:rPr>
     </w:lvl>
   </w:abstractNum>
-  <w:abstractNum w:abstractNumId="21" w15:restartNumberingAfterBreak="0">
+  <w:abstractNum w:abstractNumId="34" w15:restartNumberingAfterBreak="0">
     <w:nsid w:val="77025383"/>
     <w:multiLevelType w:val="hybridMultilevel"/>
     <w:tmpl w:val="30246070"/>
@@ -13916,71 +16940,226 @@
       </w:rPr>
     </w:lvl>
   </w:abstractNum>
+  <w:abstractNum w:abstractNumId="35" w15:restartNumberingAfterBreak="0">
+    <w:nsid w:val="7FEC653D"/>
+    <w:multiLevelType w:val="hybridMultilevel"/>
+    <w:tmpl w:val="5BECED2A"/>
+    <w:lvl w:ilvl="0" w:tplc="040E0001">
+      <w:start w:val="1"/>
+      <w:numFmt w:val="bullet"/>
+      <w:lvlText w:val=""/>
+      <w:lvlJc w:val="left"/>
+      <w:pPr>
+        <w:ind w:left="1429" w:hanging="360"/>
+      </w:pPr>
+      <w:rPr>
+        <w:rFonts w:ascii="Symbol" w:hAnsi="Symbol" w:hint="default"/>
+      </w:rPr>
+    </w:lvl>
+    <w:lvl w:ilvl="1" w:tplc="040E0003">
+      <w:start w:val="1"/>
+      <w:numFmt w:val="bullet"/>
+      <w:lvlText w:val="o"/>
+      <w:lvlJc w:val="left"/>
+      <w:pPr>
+        <w:ind w:left="2149" w:hanging="360"/>
+      </w:pPr>
+      <w:rPr>
+        <w:rFonts w:ascii="Courier New" w:hAnsi="Courier New" w:cs="Courier New" w:hint="default"/>
+      </w:rPr>
+    </w:lvl>
+    <w:lvl w:ilvl="2" w:tplc="040E0005" w:tentative="1">
+      <w:start w:val="1"/>
+      <w:numFmt w:val="bullet"/>
+      <w:lvlText w:val=""/>
+      <w:lvlJc w:val="left"/>
+      <w:pPr>
+        <w:ind w:left="2869" w:hanging="360"/>
+      </w:pPr>
+      <w:rPr>
+        <w:rFonts w:ascii="Wingdings" w:hAnsi="Wingdings" w:hint="default"/>
+      </w:rPr>
+    </w:lvl>
+    <w:lvl w:ilvl="3" w:tplc="040E0001" w:tentative="1">
+      <w:start w:val="1"/>
+      <w:numFmt w:val="bullet"/>
+      <w:lvlText w:val=""/>
+      <w:lvlJc w:val="left"/>
+      <w:pPr>
+        <w:ind w:left="3589" w:hanging="360"/>
+      </w:pPr>
+      <w:rPr>
+        <w:rFonts w:ascii="Symbol" w:hAnsi="Symbol" w:hint="default"/>
+      </w:rPr>
+    </w:lvl>
+    <w:lvl w:ilvl="4" w:tplc="040E0003" w:tentative="1">
+      <w:start w:val="1"/>
+      <w:numFmt w:val="bullet"/>
+      <w:lvlText w:val="o"/>
+      <w:lvlJc w:val="left"/>
+      <w:pPr>
+        <w:ind w:left="4309" w:hanging="360"/>
+      </w:pPr>
+      <w:rPr>
+        <w:rFonts w:ascii="Courier New" w:hAnsi="Courier New" w:cs="Courier New" w:hint="default"/>
+      </w:rPr>
+    </w:lvl>
+    <w:lvl w:ilvl="5" w:tplc="040E0005" w:tentative="1">
+      <w:start w:val="1"/>
+      <w:numFmt w:val="bullet"/>
+      <w:lvlText w:val=""/>
+      <w:lvlJc w:val="left"/>
+      <w:pPr>
+        <w:ind w:left="5029" w:hanging="360"/>
+      </w:pPr>
+      <w:rPr>
+        <w:rFonts w:ascii="Wingdings" w:hAnsi="Wingdings" w:hint="default"/>
+      </w:rPr>
+    </w:lvl>
+    <w:lvl w:ilvl="6" w:tplc="040E0001" w:tentative="1">
+      <w:start w:val="1"/>
+      <w:numFmt w:val="bullet"/>
+      <w:lvlText w:val=""/>
+      <w:lvlJc w:val="left"/>
+      <w:pPr>
+        <w:ind w:left="5749" w:hanging="360"/>
+      </w:pPr>
+      <w:rPr>
+        <w:rFonts w:ascii="Symbol" w:hAnsi="Symbol" w:hint="default"/>
+      </w:rPr>
+    </w:lvl>
+    <w:lvl w:ilvl="7" w:tplc="040E0003" w:tentative="1">
+      <w:start w:val="1"/>
+      <w:numFmt w:val="bullet"/>
+      <w:lvlText w:val="o"/>
+      <w:lvlJc w:val="left"/>
+      <w:pPr>
+        <w:ind w:left="6469" w:hanging="360"/>
+      </w:pPr>
+      <w:rPr>
+        <w:rFonts w:ascii="Courier New" w:hAnsi="Courier New" w:cs="Courier New" w:hint="default"/>
+      </w:rPr>
+    </w:lvl>
+    <w:lvl w:ilvl="8" w:tplc="040E0005" w:tentative="1">
+      <w:start w:val="1"/>
+      <w:numFmt w:val="bullet"/>
+      <w:lvlText w:val=""/>
+      <w:lvlJc w:val="left"/>
+      <w:pPr>
+        <w:ind w:left="7189" w:hanging="360"/>
+      </w:pPr>
+      <w:rPr>
+        <w:rFonts w:ascii="Wingdings" w:hAnsi="Wingdings" w:hint="default"/>
+      </w:rPr>
+    </w:lvl>
+  </w:abstractNum>
   <w:num w:numId="1" w16cid:durableId="385834148">
+    <w:abstractNumId w:val="21"/>
+  </w:num>
+  <w:num w:numId="2" w16cid:durableId="1458258664">
+    <w:abstractNumId w:val="1"/>
+  </w:num>
+  <w:num w:numId="3" w16cid:durableId="1530876048">
+    <w:abstractNumId w:val="34"/>
+  </w:num>
+  <w:num w:numId="4" w16cid:durableId="1143423714">
+    <w:abstractNumId w:val="7"/>
+  </w:num>
+  <w:num w:numId="5" w16cid:durableId="176043529">
+    <w:abstractNumId w:val="14"/>
+  </w:num>
+  <w:num w:numId="6" w16cid:durableId="2122383911">
+    <w:abstractNumId w:val="18"/>
+  </w:num>
+  <w:num w:numId="7" w16cid:durableId="2082827038">
+    <w:abstractNumId w:val="16"/>
+  </w:num>
+  <w:num w:numId="8" w16cid:durableId="994529510">
+    <w:abstractNumId w:val="24"/>
+  </w:num>
+  <w:num w:numId="9" w16cid:durableId="682518659">
+    <w:abstractNumId w:val="17"/>
+  </w:num>
+  <w:num w:numId="10" w16cid:durableId="367684126">
+    <w:abstractNumId w:val="20"/>
+  </w:num>
+  <w:num w:numId="11" w16cid:durableId="831868213">
+    <w:abstractNumId w:val="10"/>
+  </w:num>
+  <w:num w:numId="12" w16cid:durableId="355277367">
+    <w:abstractNumId w:val="26"/>
+  </w:num>
+  <w:num w:numId="13" w16cid:durableId="1657224416">
+    <w:abstractNumId w:val="6"/>
+  </w:num>
+  <w:num w:numId="14" w16cid:durableId="781414857">
+    <w:abstractNumId w:val="31"/>
+  </w:num>
+  <w:num w:numId="15" w16cid:durableId="677468912">
+    <w:abstractNumId w:val="32"/>
+  </w:num>
+  <w:num w:numId="16" w16cid:durableId="1757897046">
+    <w:abstractNumId w:val="28"/>
+  </w:num>
+  <w:num w:numId="17" w16cid:durableId="933587595">
+    <w:abstractNumId w:val="9"/>
+  </w:num>
+  <w:num w:numId="18" w16cid:durableId="1041512992">
+    <w:abstractNumId w:val="3"/>
+  </w:num>
+  <w:num w:numId="19" w16cid:durableId="1987276328">
+    <w:abstractNumId w:val="22"/>
+  </w:num>
+  <w:num w:numId="20" w16cid:durableId="1671788309">
+    <w:abstractNumId w:val="15"/>
+  </w:num>
+  <w:num w:numId="21" w16cid:durableId="565148369">
+    <w:abstractNumId w:val="2"/>
+  </w:num>
+  <w:num w:numId="22" w16cid:durableId="948663299">
+    <w:abstractNumId w:val="33"/>
+  </w:num>
+  <w:num w:numId="23" w16cid:durableId="1647053204">
+    <w:abstractNumId w:val="12"/>
+  </w:num>
+  <w:num w:numId="24" w16cid:durableId="1192453921">
+    <w:abstractNumId w:val="11"/>
+  </w:num>
+  <w:num w:numId="25" w16cid:durableId="1771393947">
     <w:abstractNumId w:val="13"/>
   </w:num>
-  <w:num w:numId="2" w16cid:durableId="1458258664">
-    <w:abstractNumId w:val="0"/>
+  <w:num w:numId="26" w16cid:durableId="1613635104">
+    <w:abstractNumId w:val="30"/>
   </w:num>
-  <w:num w:numId="3" w16cid:durableId="1530876048">
-    <w:abstractNumId w:val="21"/>
+  <w:num w:numId="27" w16cid:durableId="1441026439">
+    <w:abstractNumId w:val="29"/>
   </w:num>
-  <w:num w:numId="4" w16cid:durableId="1143423714">
+  <w:num w:numId="28" w16cid:durableId="696976727">
+    <w:abstractNumId w:val="5"/>
+  </w:num>
+  <w:num w:numId="29" w16cid:durableId="1429957950">
+    <w:abstractNumId w:val="19"/>
+  </w:num>
+  <w:num w:numId="30" w16cid:durableId="1266428912">
+    <w:abstractNumId w:val="27"/>
+  </w:num>
+  <w:num w:numId="31" w16cid:durableId="652366918">
+    <w:abstractNumId w:val="25"/>
+  </w:num>
+  <w:num w:numId="32" w16cid:durableId="246765215">
+    <w:abstractNumId w:val="23"/>
+  </w:num>
+  <w:num w:numId="33" w16cid:durableId="105393448">
+    <w:abstractNumId w:val="8"/>
+  </w:num>
+  <w:num w:numId="34" w16cid:durableId="932779622">
     <w:abstractNumId w:val="4"/>
   </w:num>
-  <w:num w:numId="5" w16cid:durableId="176043529">
-    <w:abstractNumId w:val="7"/>
+  <w:num w:numId="35" w16cid:durableId="1268537049">
+    <w:abstractNumId w:val="35"/>
   </w:num>
-  <w:num w:numId="6" w16cid:durableId="2122383911">
-    <w:abstractNumId w:val="11"/>
-  </w:num>
-  <w:num w:numId="7" w16cid:durableId="2082827038">
-    <w:abstractNumId w:val="9"/>
-  </w:num>
-  <w:num w:numId="8" w16cid:durableId="994529510">
-    <w:abstractNumId w:val="15"/>
-  </w:num>
-  <w:num w:numId="9" w16cid:durableId="682518659">
-    <w:abstractNumId w:val="10"/>
-  </w:num>
-  <w:num w:numId="10" w16cid:durableId="367684126">
-    <w:abstractNumId w:val="12"/>
-  </w:num>
-  <w:num w:numId="11" w16cid:durableId="831868213">
-    <w:abstractNumId w:val="6"/>
-  </w:num>
-  <w:num w:numId="12" w16cid:durableId="355277367">
-    <w:abstractNumId w:val="16"/>
-  </w:num>
-  <w:num w:numId="13" w16cid:durableId="1657224416">
-    <w:abstractNumId w:val="3"/>
-  </w:num>
-  <w:num w:numId="14" w16cid:durableId="781414857">
-    <w:abstractNumId w:val="18"/>
-  </w:num>
-  <w:num w:numId="15" w16cid:durableId="677468912">
-    <w:abstractNumId w:val="19"/>
-  </w:num>
-  <w:num w:numId="16" w16cid:durableId="1757897046">
-    <w:abstractNumId w:val="17"/>
-  </w:num>
-  <w:num w:numId="17" w16cid:durableId="933587595">
-    <w:abstractNumId w:val="5"/>
-  </w:num>
-  <w:num w:numId="18" w16cid:durableId="1041512992">
-    <w:abstractNumId w:val="2"/>
-  </w:num>
-  <w:num w:numId="19" w16cid:durableId="1987276328">
-    <w:abstractNumId w:val="14"/>
-  </w:num>
-  <w:num w:numId="20" w16cid:durableId="1671788309">
-    <w:abstractNumId w:val="8"/>
-  </w:num>
-  <w:num w:numId="21" w16cid:durableId="565148369">
-    <w:abstractNumId w:val="1"/>
-  </w:num>
-  <w:num w:numId="22" w16cid:durableId="948663299">
-    <w:abstractNumId w:val="20"/>
+  <w:num w:numId="36" w16cid:durableId="1239750296">
+    <w:abstractNumId w:val="0"/>
   </w:num>
 </w:numbering>
 </file>
@@ -14901,7 +18080,7 @@
     <w:link w:val="SzakdolozatbekezdsekChar"/>
     <w:autoRedefine/>
     <w:qFormat/>
-    <w:rsid w:val="00677EA1"/>
+    <w:rsid w:val="00967607"/>
     <w:pPr>
       <w:spacing w:line="360" w:lineRule="auto"/>
       <w:ind w:firstLine="709"/>
@@ -14911,7 +18090,7 @@
     <w:name w:val="Szakdolozat bekezdések Char"/>
     <w:basedOn w:val="Bekezdsalapbettpusa"/>
     <w:link w:val="Szakdolozatbekezdsek"/>
-    <w:rsid w:val="00677EA1"/>
+    <w:rsid w:val="00967607"/>
   </w:style>
   <w:style w:type="paragraph" w:styleId="HTML-kntformzott">
     <w:name w:val="HTML Preformatted"/>

--- a/Documents/Vizsgaremek dokumentáció.docx
+++ b/Documents/Vizsgaremek dokumentáció.docx
@@ -99,7 +99,27 @@
                                         <w:sz w:val="32"/>
                                         <w:szCs w:val="32"/>
                                       </w:rPr>
-                                      <w:t>VAS-DUDÁS DOMINIKA, PROKAI GÁBOR</w:t>
+                                      <w:t>PROKAI GÁBOR</w:t>
+                                    </w:r>
+                                    <w:r>
+                                      <w:rPr>
+                                        <w:rFonts w:ascii="Times New Roman" w:hAnsi="Times New Roman" w:cs="Times New Roman"/>
+                                        <w:caps/>
+                                        <w:color w:val="2F5496" w:themeColor="accent1" w:themeShade="BF"/>
+                                        <w:sz w:val="32"/>
+                                        <w:szCs w:val="32"/>
+                                      </w:rPr>
+                                      <w:t xml:space="preserve">, </w:t>
+                                    </w:r>
+                                    <w:r>
+                                      <w:rPr>
+                                        <w:rFonts w:ascii="Times New Roman" w:hAnsi="Times New Roman" w:cs="Times New Roman"/>
+                                        <w:caps/>
+                                        <w:color w:val="2F5496" w:themeColor="accent1" w:themeShade="BF"/>
+                                        <w:sz w:val="32"/>
+                                        <w:szCs w:val="32"/>
+                                      </w:rPr>
+                                      <w:t>VAS-DUDÁS DOMINIKA</w:t>
                                     </w:r>
                                   </w:sdtContent>
                                 </w:sdt>
@@ -232,7 +252,27 @@
                                   <w:sz w:val="32"/>
                                   <w:szCs w:val="32"/>
                                 </w:rPr>
-                                <w:t>VAS-DUDÁS DOMINIKA, PROKAI GÁBOR</w:t>
+                                <w:t>PROKAI GÁBOR</w:t>
+                              </w:r>
+                              <w:r>
+                                <w:rPr>
+                                  <w:rFonts w:ascii="Times New Roman" w:hAnsi="Times New Roman" w:cs="Times New Roman"/>
+                                  <w:caps/>
+                                  <w:color w:val="2F5496" w:themeColor="accent1" w:themeShade="BF"/>
+                                  <w:sz w:val="32"/>
+                                  <w:szCs w:val="32"/>
+                                </w:rPr>
+                                <w:t xml:space="preserve">, </w:t>
+                              </w:r>
+                              <w:r>
+                                <w:rPr>
+                                  <w:rFonts w:ascii="Times New Roman" w:hAnsi="Times New Roman" w:cs="Times New Roman"/>
+                                  <w:caps/>
+                                  <w:color w:val="2F5496" w:themeColor="accent1" w:themeShade="BF"/>
+                                  <w:sz w:val="32"/>
+                                  <w:szCs w:val="32"/>
+                                </w:rPr>
+                                <w:t>VAS-DUDÁS DOMINIKA</w:t>
                               </w:r>
                             </w:sdtContent>
                           </w:sdt>
@@ -5674,7 +5714,13 @@
         <w:ind w:firstLine="709"/>
       </w:pPr>
       <w:r>
-        <w:t>Ez az alkalmazás egy jelenleg is működő virágnagykereskedésnek nyújt gyakorlati segítséget a koszorúalapok, és koszorúbálák megrendeléséhez, kezeléséhez. Ebben lehet regisztrálni a vásárlók által megrendelt koszorúalapokat. Az alapokból kétféle, a fenyőből négy fajtát használnak fel a nagykereskedésben. Az alkalmazás abban segít, hogy a vásárlók rendeléseit tudják összegezni, a bálák mennyiségét követni, valamint, hogy melyik fajta fenyő fogy jobban. Mennyit kellett kiszállítani, mennyi lett eladva, lekötve koszorúalapnak, vagy esetleg eltéve egy vásárlónak. Mivel ezek a darabszámok követve vannak</w:t>
+        <w:t xml:space="preserve">Ez az alkalmazás egy jelenleg is működő virágnagykereskedésnek nyújt gyakorlati segítséget a koszorúalapok, és </w:t>
+      </w:r>
+      <w:r>
+        <w:t>fenyő</w:t>
+      </w:r>
+      <w:r>
+        <w:t>bálák megrendeléséhez, kezeléséhez. Ebben lehet regisztrálni a vásárlók által megrendelt koszorúalapokat. Az alapokból kétféle, a fenyőből négy fajtát használnak fel a nagykereskedésben. Az alkalmazás abban segít, hogy a vásárlók rendeléseit tudják összegezni, a bálák mennyiségét követni, valamint, hogy melyik fajta fenyő fogy jobban. Mennyit kellett kiszállítani, mennyi lett eladva, lekötve koszorúalapnak, vagy esetleg eltéve egy vásárlónak. Mivel ezek a darabszámok követve vannak</w:t>
       </w:r>
       <w:r>
         <w:t xml:space="preserve"> -</w:t>
@@ -5744,7 +5790,13 @@
         </w:numPr>
       </w:pPr>
       <w:r>
-        <w:t>A koszorúbálák darabszámát követni, jelezni a maradékot;</w:t>
+        <w:t xml:space="preserve">A </w:t>
+      </w:r>
+      <w:r>
+        <w:t>fenyő</w:t>
+      </w:r>
+      <w:r>
+        <w:t>bálák darabszámát követni, jelezni a maradékot;</w:t>
       </w:r>
     </w:p>
     <w:p>
@@ -6122,9 +6174,9 @@
           <w:noProof/>
         </w:rPr>
         <w:drawing>
-          <wp:inline distT="0" distB="0" distL="0" distR="0" wp14:anchorId="1227864C" wp14:editId="6749B608">
-            <wp:extent cx="5812843" cy="4451954"/>
-            <wp:effectExtent l="0" t="0" r="0" b="6350"/>
+          <wp:inline distT="0" distB="0" distL="0" distR="0" wp14:anchorId="1227864C" wp14:editId="0DDD5906">
+            <wp:extent cx="5812843" cy="4441890"/>
+            <wp:effectExtent l="0" t="0" r="0" b="0"/>
             <wp:docPr id="637573680" name="Kép 2"/>
             <wp:cNvGraphicFramePr>
               <a:graphicFrameLocks xmlns:a="http://schemas.openxmlformats.org/drawingml/2006/main" noChangeAspect="1"/>
@@ -6153,7 +6205,7 @@
                   <pic:spPr bwMode="auto">
                     <a:xfrm>
                       <a:off x="0" y="0"/>
-                      <a:ext cx="5812843" cy="4451954"/>
+                      <a:ext cx="5812843" cy="4441890"/>
                     </a:xfrm>
                     <a:prstGeom prst="rect">
                       <a:avLst/>
@@ -6496,7 +6548,13 @@
         <w:t>fajta</w:t>
       </w:r>
       <w:r>
-        <w:t xml:space="preserve"> az négy fajta lehet, az </w:t>
+        <w:t xml:space="preserve"> az</w:t>
+      </w:r>
+      <w:r>
+        <w:t>t jelöli milyen fenyőtípusból legyen az alap</w:t>
+      </w:r>
+      <w:r>
+        <w:t xml:space="preserve">, az </w:t>
       </w:r>
       <w:r>
         <w:rPr>
@@ -6832,7 +6890,13 @@
         <w:pStyle w:val="Szakdolozatbekezdsek"/>
       </w:pPr>
       <w:r>
-        <w:t>Ebben, ahogyan a tábla neve is mondja, a felhasználók adatait tároljuk le. Ehhez a következő mezőket kellett létrehozni:</w:t>
+        <w:t xml:space="preserve">Ebben, ahogyan a tábla neve is </w:t>
+      </w:r>
+      <w:r>
+        <w:t>mutatja</w:t>
+      </w:r>
+      <w:r>
+        <w:t>, a felhasználók adatait tároljuk le. Ehhez a következő mezőket kellett létrehozni:</w:t>
       </w:r>
     </w:p>
     <w:p>
@@ -7035,7 +7099,19 @@
         <w:pStyle w:val="Szakdolozatbekezdsek"/>
       </w:pPr>
       <w:r>
-        <w:t>A nagykereskedés négy fajta fenyőt használ fel, illetve ad el. Ezek tárolásához is létre lett hozva egy tábla. A táblázat adatai előre meg vannak adva, viszont a későbbi típusok hozzáadása is lehetséges lesz majd később.</w:t>
+        <w:t>A nagykereskedés négy fajta fenyőt ad el</w:t>
+      </w:r>
+      <w:r>
+        <w:t>, de csak három használható alapkötésre</w:t>
+      </w:r>
+      <w:r>
+        <w:t xml:space="preserve">. Ezek tárolásához is létre lett hozva egy tábla. A táblázat adatai előre meg vannak adva, viszont a </w:t>
+      </w:r>
+      <w:r>
+        <w:t>további</w:t>
+      </w:r>
+      <w:r>
+        <w:t xml:space="preserve"> típusok hozzáadása is lehetséges lesz majd később.</w:t>
       </w:r>
     </w:p>
     <w:p>
@@ -7254,10 +7330,49 @@
         <w:t>ve lett</w:t>
       </w:r>
       <w:r>
-        <w:t xml:space="preserve">, hogy négyfajta fenyőt használnak fel. Mind a négy típusból </w:t>
-      </w:r>
-      <w:r>
-        <w:t>érkeznek bálák. Ezekből kötnek koszorúalapot, valamint el is adnak belőle. Viszont ez a tábla csak a koszorúalaphoz kötődik oly módon, hogy a koszorúalapból a nagykereskedés csak kettő félét köt. Ezen adatok vannak a táblában az előzőhöz hasonlóan beégetve. Egyébként a könnyebb adatbevitel érdekében lett ez létrehozva.</w:t>
+        <w:t xml:space="preserve">, hogy </w:t>
+      </w:r>
+      <w:r>
+        <w:t>többféle</w:t>
+      </w:r>
+      <w:r>
+        <w:t xml:space="preserve"> fenyőt használnak fel</w:t>
+      </w:r>
+      <w:r>
+        <w:t>.</w:t>
+      </w:r>
+      <w:r>
+        <w:t xml:space="preserve"> </w:t>
+      </w:r>
+      <w:r>
+        <w:t>E</w:t>
+      </w:r>
+      <w:r>
+        <w:t>zekből kötnek koszorúalapot, valamint el is adnak belől</w:t>
+      </w:r>
+      <w:r>
+        <w:t>ük</w:t>
+      </w:r>
+      <w:r>
+        <w:t xml:space="preserve">. </w:t>
+      </w:r>
+      <w:r>
+        <w:t>E</w:t>
+      </w:r>
+      <w:r>
+        <w:t xml:space="preserve">z a tábla csak a koszorúalaphoz kötődik oly módon, hogy a koszorúalapból a nagykereskedés csak kettő </w:t>
+      </w:r>
+      <w:r>
+        <w:t>méretet</w:t>
+      </w:r>
+      <w:r>
+        <w:t xml:space="preserve"> köt. </w:t>
+      </w:r>
+      <w:r>
+        <w:t xml:space="preserve">Azonban a felhasznált fenyőfajtája háromféle. </w:t>
+      </w:r>
+      <w:r>
+        <w:t>Ezen adatok vannak a táblában az előzőhöz hasonlóan beégetve. Egyébként a könnyebb adatbevitel érdekében lett ez létrehozva.</w:t>
       </w:r>
     </w:p>
     <w:p>
@@ -7745,13 +7860,13 @@
         <w:t>A vásárlók</w:t>
       </w:r>
       <w:r>
-        <w:t>nak is van egy külön tábla, melyben az adataikat tároljuk. Itt már jóval több adatra van szükség, főleg</w:t>
-      </w:r>
-      <w:r>
-        <w:t>,</w:t>
-      </w:r>
-      <w:r>
-        <w:t xml:space="preserve"> ha a későbbiek folyamán majd hivatalossá is lehetne tenni az alkalmazást. </w:t>
+        <w:t>nak is van egy külön tábla, melyben az adataikat tároljuk. Itt már jóval több adatra van szükség</w:t>
+      </w:r>
+      <w:r>
+        <w:t>.</w:t>
+      </w:r>
+      <w:r>
+        <w:t xml:space="preserve"> </w:t>
       </w:r>
       <w:r>
         <w:t>Jelen esetben a vásárlók nem tudnak regisztrálni az alkalmazásba, viszont a nagykereskedés dolgozói fel tudják venni az adataikat.</w:t>
@@ -8030,10 +8145,19 @@
         <w:pStyle w:val="Szakdolozatbekezdsek"/>
       </w:pPr>
       <w:r>
-        <w:t xml:space="preserve">A nagykereskedésnél a fenyőbála nagyon fontos alapanyag. Ebből kötnek koszorúalapot, valamint még eladnak, kiszállítják, és sokféleképpen kezelik az érkezett bálákat. </w:t>
-      </w:r>
-      <w:r>
-        <w:t>A bálák négyfajta fenyőből hetente érkezik. Az érkezett bálák számát felvezetik az adatbázisban, majd a hét folyamán – amikor kiszállítás van, vagy lekötnek koszorúalapokat, vagy egy-két vevőnek eltesznek – azokat ez a tábla tartalmazza</w:t>
+        <w:t xml:space="preserve">A bálák többféle fenyőből, általában hetente érkeznek, </w:t>
+      </w:r>
+      <w:r>
+        <w:t xml:space="preserve">és sokféleképpen kezelik az érkezett </w:t>
+      </w:r>
+      <w:r>
+        <w:t>alapanyagot</w:t>
+      </w:r>
+      <w:r>
+        <w:t>.</w:t>
+      </w:r>
+      <w:r>
+        <w:t xml:space="preserve"> A bálák számát felvezetik az adatbázisban, majd a hét folyamán – amikor kiszállítás van, vagy lekötnek koszorúalapokat, vagy egy-két vevőnek eltesznek – azokat ez a tábla tartalmazza</w:t>
       </w:r>
       <w:r>
         <w:t>. Itt már számolni kell a megmaradt bálákat.</w:t>
@@ -8273,16 +8397,37 @@
         <w:pStyle w:val="Szakdolozatbekezdsek"/>
       </w:pPr>
       <w:r>
-        <w:t xml:space="preserve">A fenyőbála egyik felhasználási állapotát tárolja ez a tábla. A nagykereskedésben a bálák egyik felhasználási módja a koszorúalap kötés. A koszorúalapból kétfélét készítenek, </w:t>
-      </w:r>
-      <w:r>
-        <w:t>és a fenyőkből is négy fajta van, amit felhasználnak.</w:t>
-      </w:r>
-      <w:r>
-        <w:t xml:space="preserve"> Valamint a koszorúalapot egy regisztrált vásárlónak kell megrendelnie.</w:t>
-      </w:r>
-      <w:r>
-        <w:t xml:space="preserve"> Ezért az adatokat tartalmazó táblát a következőképpen kellett kialakítani:</w:t>
+        <w:t xml:space="preserve">A fenyőbála egyik felhasználási állapotát tárolja ez a tábla. A </w:t>
+      </w:r>
+      <w:r>
+        <w:t>bálák egyik része helyben felhasználásra kerül.</w:t>
+      </w:r>
+      <w:r>
+        <w:t xml:space="preserve"> </w:t>
+      </w:r>
+      <w:r>
+        <w:t xml:space="preserve">A </w:t>
+      </w:r>
+      <w:r>
+        <w:t xml:space="preserve">koszorúalapot </w:t>
+      </w:r>
+      <w:r>
+        <w:t xml:space="preserve">csak </w:t>
+      </w:r>
+      <w:r>
+        <w:t>regisztrált vásárló rendel</w:t>
+      </w:r>
+      <w:r>
+        <w:t>heti meg,</w:t>
+      </w:r>
+      <w:r>
+        <w:t xml:space="preserve"> </w:t>
+      </w:r>
+      <w:r>
+        <w:t>e</w:t>
+      </w:r>
+      <w:r>
+        <w:t>zért az adatokat tartalmazó táblát a következőképpen kellett kialakítani:</w:t>
       </w:r>
     </w:p>
     <w:p>
@@ -11416,7 +11561,13 @@
         <w:t>index.js</w:t>
       </w:r>
       <w:r>
-        <w:t xml:space="preserve"> állományban összegyűjtjük a Backend által kért adatokat. A megfelelő esemény meghívása a megfelelő adatokkal az már az </w:t>
+        <w:t xml:space="preserve"> állományban összegyűjtjük a </w:t>
+      </w:r>
+      <w:r>
+        <w:t>háttérrendszer</w:t>
+      </w:r>
+      <w:r>
+        <w:t xml:space="preserve"> által kért adatokat. A megfelelő esemény meghívása a megfelelő adatokkal az már az </w:t>
       </w:r>
       <w:r>
         <w:rPr>
@@ -11426,7 +11577,25 @@
         <w:t>api.js</w:t>
       </w:r>
       <w:r>
-        <w:t xml:space="preserve"> állományra mutat, ahol a Backend hívás történik. Ebben a fájlban találhatóak a különböző Backend hívások. Ezek közvetlenül kapcsolódnak a Backend programhoz. Azokat az adatokat, melyeket a Backend metódusai</w:t>
+        <w:t xml:space="preserve"> állományra mutat, ahol a Backend hívás történik. Ebben a fájlban találhatóak a különböző </w:t>
+      </w:r>
+      <w:r>
+        <w:t>szerveroldali</w:t>
+      </w:r>
+      <w:r>
+        <w:t xml:space="preserve"> hívások. Ezek közvetlenül kapcsolódnak a</w:t>
+      </w:r>
+      <w:r>
+        <w:t xml:space="preserve">z adatkezelő réteghez </w:t>
+      </w:r>
+      <w:r>
+        <w:t>program</w:t>
+      </w:r>
+      <w:r>
+        <w:t>ban</w:t>
+      </w:r>
+      <w:r>
+        <w:t>. Azokat az adatokat, melyeket a Backend metódusai</w:t>
       </w:r>
       <w:r>
         <w:t xml:space="preserve"> igényelnek, ezek a </w:t>
@@ -12624,7 +12793,13 @@
         <w:pStyle w:val="Szakdolozatbekezdsek"/>
       </w:pPr>
       <w:r>
-        <w:t>A Frontendet A Visual Studio Code névre keresztelt fejlesztői környezetben készítettük el</w:t>
+        <w:t>A Frontendet A Visual Studio Code névre keresztelt fejlesztői környezetben kész</w:t>
+      </w:r>
+      <w:r>
+        <w:t>ült</w:t>
+      </w:r>
+      <w:r>
+        <w:t xml:space="preserve"> el</w:t>
       </w:r>
       <w:r>
         <w:t xml:space="preserve"> </w:t>
@@ -12673,13 +12848,19 @@
         <w:t xml:space="preserve"> </w:t>
       </w:r>
       <w:r>
-        <w:t>alkottuk meg</w:t>
+        <w:t>készült el</w:t>
       </w:r>
       <w:r>
         <w:t xml:space="preserve">. </w:t>
       </w:r>
       <w:r>
-        <w:t xml:space="preserve">Ezt a programot C# nyelven hoztuk létre. Az adatbázis és a Backend szoftver közötti kapcsolat létrehozásához ide is kell telepíteni néhány kiegészítőt. Ebben nagyon sokat tud segíteni a NuGet Package Manager. </w:t>
+        <w:t xml:space="preserve">Ez a program C# nyelven </w:t>
+      </w:r>
+      <w:r>
+        <w:t>jött</w:t>
+      </w:r>
+      <w:r>
+        <w:t xml:space="preserve"> létre. Az adatbázis és a Backend szoftver közötti kapcsolat létrehozásához ide is kell telepíteni néhány kiegészítőt. Ebben nagyon sokat tud segíteni a NuGet Package Manager. </w:t>
       </w:r>
       <w:r>
         <w:t>Viszont ezt már korábban említettem. Az adatbázis kapcsolat létrehozását is az egyik ilyen bővítmény segíti egy úgynevezett kapcsolati karakterlánc segítségével, ami a következőképpen néz ki:</w:t>
@@ -12780,6 +12961,9 @@
         <w:jc w:val="center"/>
       </w:pPr>
       <w:r>
+        <w:rPr>
+          <w:noProof/>
+        </w:rPr>
         <w:drawing>
           <wp:inline distT="0" distB="0" distL="0" distR="0" wp14:anchorId="2D3D5CE3" wp14:editId="3B1E513E">
             <wp:extent cx="5760720" cy="688975"/>
@@ -12874,10 +13058,22 @@
         <w:pStyle w:val="Szakdolozatbekezdsek"/>
       </w:pPr>
       <w:r>
-        <w:t xml:space="preserve">Ekkor az alapértelmezett böngészőnk elindul, és megjelenik az alkalmazásunk első oldala. Ahogyan a programot megírtuk, úgy is kell viselkednie. </w:t>
-      </w:r>
-      <w:r>
-        <w:t>A fejlesztés során előkerült hibákat mostanra kijavítottuk, így már csak a jól működő program előnyeit kell élvezni.</w:t>
+        <w:t xml:space="preserve">Ekkor az alapértelmezett böngészőnk elindul, és megjelenik az alkalmazásunk első oldala. </w:t>
+      </w:r>
+      <w:r>
+        <w:t>A fejlesztés során előkerült hibák</w:t>
+      </w:r>
+      <w:r>
+        <w:t xml:space="preserve"> kijavításra kerültek</w:t>
+      </w:r>
+      <w:r>
+        <w:t>, így már csak a jól működő program előnyeit kell élvezni.</w:t>
+      </w:r>
+      <w:r>
+        <w:t xml:space="preserve"> </w:t>
+      </w:r>
+      <w:r>
+        <w:t>További fejleszthető lehetőségei a programnak, hogy szélesíteni lehet a felhasználását. Kiterjeszthető a nagykereskedés további forgalmazott termékeire is. Mint cserepes növények, élő vágott virágok és kiegészítők, valamint egyéb dekorációs kellékek, és virágkötészeti segéd árúk.</w:t>
       </w:r>
     </w:p>
     <w:sectPr>
@@ -17764,6 +17960,7 @@
   <w:style w:type="character" w:default="1" w:styleId="Bekezdsalapbettpusa">
     <w:name w:val="Default Paragraph Font"/>
     <w:uiPriority w:val="1"/>
+    <w:semiHidden/>
     <w:unhideWhenUsed/>
   </w:style>
   <w:style w:type="table" w:default="1" w:styleId="Normltblzat">
